--- a/docs/rapport/Rapport_technique_ATT.docx
+++ b/docs/rapport/Rapport_technique_ATT.docx
@@ -417,26 +417,6 @@
           <w:szCs w:val="32"/>
         </w:rPr>
         <w:t xml:space="preserve">2. Problématique</w:t>
-      </w:r>
-    </w:p>
-    <w:p>
-      <w:pPr>
-        <w:pBdr>
-          <w:left w:val="single" w:color="B7C3D1" w:sz="12" w:space="8"/>
-        </w:pBdr>
-        <w:spacing w:after="120"/>
-        <w:ind w:left="200"/>
-      </w:pPr>
-      <w:r>
-        <w:rPr>
-          <w:rFonts w:ascii="Calibri" w:cs="Calibri" w:eastAsia="Calibri" w:hAnsi="Calibri"/>
-          <w:i/>
-          <w:iCs/>
-          <w:color w:val="5E6B7C"/>
-          <w:sz w:val="19"/>
-          <w:szCs w:val="19"/>
-        </w:rPr>
-        <w:t xml:space="preserve">Décrire ce qui a été observé sur le terrain et dans la presse ; chaque point de cette liste trouve sa réponse au chapitre 4.</w:t>
       </w:r>
     </w:p>
     <w:p>
@@ -3026,53 +3006,51 @@
         <w:spacing w:after="160"/>
       </w:pPr>
     </w:p>
-    <w:tbl>
-      <w:tblPr>
-        <w:tblW w:type="dxa" w:w="4000"/>
-        <w:tblBorders>
-          <w:top w:val="single" w:color="auto" w:sz="4"/>
-          <w:left w:val="single" w:color="auto" w:sz="4"/>
-          <w:bottom w:val="single" w:color="auto" w:sz="4"/>
-          <w:right w:val="single" w:color="auto" w:sz="4"/>
-          <w:insideH w:val="single" w:color="auto" w:sz="4"/>
-          <w:insideV w:val="single" w:color="auto" w:sz="4"/>
-        </w:tblBorders>
-      </w:tblPr>
-      <w:tblGrid>
-        <w:gridCol w:w="4000"/>
-      </w:tblGrid>
-      <w:tr>
-        <w:tc>
-          <w:tcPr>
-            <w:tcW w:type="dxa" w:w="4000"/>
-            <w:shd w:fill="FFF1D6" w:color="auto" w:val="clear"/>
-            <w:tcMar>
-              <w:top w:type="dxa" w:w="1200"/>
-              <w:left w:type="dxa" w:w="200"/>
-              <w:bottom w:type="dxa" w:w="1200"/>
-              <w:right w:type="dxa" w:w="200"/>
-            </w:tcMar>
-            <w:vAlign w:val="center"/>
-          </w:tcPr>
-          <w:p>
-            <w:pPr>
-              <w:jc w:val="center"/>
-            </w:pPr>
-            <w:r>
-              <w:rPr>
-                <w:rFonts w:ascii="Calibri" w:cs="Calibri" w:eastAsia="Calibri" w:hAnsi="Calibri"/>
-                <w:i/>
-                <w:iCs/>
-                <w:color w:val="7A4B00"/>
-                <w:sz w:val="22"/>
-                <w:szCs w:val="22"/>
-              </w:rPr>
-              <w:t xml:space="preserve">Capture à insérer : 05_accueil_admin.png</w:t>
-            </w:r>
-          </w:p>
-        </w:tc>
-      </w:tr>
-    </w:tbl>
+    <w:p>
+      <w:pPr>
+        <w:jc w:val="center"/>
+      </w:pPr>
+      <w:r>
+        <w:drawing>
+          <wp:inline distT="0" distB="0" distL="0" distR="0">
+            <wp:extent cx="2524125" cy="4486275"/>
+            <wp:effectExtent t="0" r="0" b="0" l="0"/>
+            <wp:docPr id="1" name="" descr="" title=""/>
+            <wp:cNvGraphicFramePr>
+              <a:graphicFrameLocks xmlns:a="http://schemas.openxmlformats.org/drawingml/2006/main" noChangeAspect="1"/>
+            </wp:cNvGraphicFramePr>
+            <a:graphic xmlns:a="http://schemas.openxmlformats.org/drawingml/2006/main">
+              <a:graphicData uri="http://schemas.openxmlformats.org/drawingml/2006/picture">
+                <pic:pic xmlns:pic="http://schemas.openxmlformats.org/drawingml/2006/picture">
+                  <pic:nvPicPr>
+                    <pic:cNvPr id="0" name="" descr=""/>
+                    <pic:cNvPicPr>
+                      <a:picLocks noChangeAspect="1" noChangeArrowheads="1"/>
+                    </pic:cNvPicPr>
+                  </pic:nvPicPr>
+                  <pic:blipFill>
+                    <a:blip r:embed="rId11" cstate="none"/>
+                    <a:srcRect/>
+                    <a:stretch>
+                      <a:fillRect/>
+                    </a:stretch>
+                  </pic:blipFill>
+                  <pic:spPr bwMode="auto">
+                    <a:xfrm>
+                      <a:off x="0" y="0"/>
+                      <a:ext cx="2524125" cy="4486275"/>
+                    </a:xfrm>
+                    <a:prstGeom prst="rect">
+                      <a:avLst/>
+                    </a:prstGeom>
+                  </pic:spPr>
+                </pic:pic>
+              </a:graphicData>
+            </a:graphic>
+          </wp:inline>
+        </w:drawing>
+      </w:r>
+    </w:p>
     <w:p>
       <w:pPr>
         <w:spacing w:after="240" w:before="80"/>
@@ -3118,7 +3096,7 @@
           <w:sz w:val="22"/>
           <w:szCs w:val="22"/>
         </w:rPr>
-        <w:t xml:space="preserve">Ce chapitre suit un candidat de son inscription en auto-école jusqu'à son résultat, dans l'ordre réel des opérations. Chaque étape est illustrée par une capture d'écran de l'application ; les comptes utilisés sont ceux du tableau en annexe E.</w:t>
+        <w:t xml:space="preserve">Ce chapitre suit un candidat de son inscription en auto-école jusqu'à son résultat, dans l'ordre réel des opérations. Chaque étape est illustrée par une capture prise sur un petit téléphone (720 × 1280) ; les comptes utilisés sont ceux de l'annexe E.</w:t>
       </w:r>
     </w:p>
     <w:p>
@@ -3140,11 +3118,66 @@
     </w:p>
     <w:p>
       <w:pPr>
-        <w:pBdr>
-          <w:left w:val="single" w:color="B7C3D1" w:sz="12" w:space="8"/>
-        </w:pBdr>
-        <w:spacing w:after="120"/>
-        <w:ind w:left="200"/>
+        <w:spacing w:after="120" w:line="300"/>
+      </w:pPr>
+      <w:r>
+        <w:rPr>
+          <w:rFonts w:ascii="Calibri" w:cs="Calibri" w:eastAsia="Calibri" w:hAnsi="Calibri"/>
+          <w:sz w:val="22"/>
+          <w:szCs w:val="22"/>
+        </w:rPr>
+        <w:t xml:space="preserve">L'application s'ouvre sur un écran de connexion. Le mot de passe n'est jamais stocké en clair : une empreinte avec sel est comparée à celle saisie. Une fois connecté, chaque rôle arrive sur son propre accueil, un menu en tuiles qui ne montre que ce qu'il a le droit de faire (figure 1 du chapitre 5 pour l'administrateur ATT). La session vit en mémoire : fermer l'application demande une nouvelle connexion.</w:t>
+      </w:r>
+    </w:p>
+    <w:p>
+      <w:pPr>
+        <w:jc w:val="center"/>
+      </w:pPr>
+      <w:r>
+        <w:drawing>
+          <wp:inline distT="0" distB="0" distL="0" distR="0">
+            <wp:extent cx="2524125" cy="4486275"/>
+            <wp:effectExtent t="0" r="0" b="0" l="0"/>
+            <wp:docPr id="1" name="" descr="" title=""/>
+            <wp:cNvGraphicFramePr>
+              <a:graphicFrameLocks xmlns:a="http://schemas.openxmlformats.org/drawingml/2006/main" noChangeAspect="1"/>
+            </wp:cNvGraphicFramePr>
+            <a:graphic xmlns:a="http://schemas.openxmlformats.org/drawingml/2006/main">
+              <a:graphicData uri="http://schemas.openxmlformats.org/drawingml/2006/picture">
+                <pic:pic xmlns:pic="http://schemas.openxmlformats.org/drawingml/2006/picture">
+                  <pic:nvPicPr>
+                    <pic:cNvPr id="0" name="" descr=""/>
+                    <pic:cNvPicPr>
+                      <a:picLocks noChangeAspect="1" noChangeArrowheads="1"/>
+                    </pic:cNvPicPr>
+                  </pic:nvPicPr>
+                  <pic:blipFill>
+                    <a:blip r:embed="rId12" cstate="none"/>
+                    <a:srcRect/>
+                    <a:stretch>
+                      <a:fillRect/>
+                    </a:stretch>
+                  </pic:blipFill>
+                  <pic:spPr bwMode="auto">
+                    <a:xfrm>
+                      <a:off x="0" y="0"/>
+                      <a:ext cx="2524125" cy="4486275"/>
+                    </a:xfrm>
+                    <a:prstGeom prst="rect">
+                      <a:avLst/>
+                    </a:prstGeom>
+                  </pic:spPr>
+                </pic:pic>
+              </a:graphicData>
+            </a:graphic>
+          </wp:inline>
+        </w:drawing>
+      </w:r>
+    </w:p>
+    <w:p>
+      <w:pPr>
+        <w:spacing w:after="240" w:before="80"/>
+        <w:jc w:val="center"/>
       </w:pPr>
       <w:r>
         <w:rPr>
@@ -3155,74 +3188,84 @@
           <w:sz w:val="19"/>
           <w:szCs w:val="19"/>
         </w:rPr>
-        <w:t xml:space="preserve">Connexion, session en mémoire, menu selon le rôle.</w:t>
-      </w:r>
-    </w:p>
-    <w:p>
-      <w:pPr>
-        <w:spacing w:after="120"/>
-      </w:pPr>
-      <w:r>
-        <w:rPr>
-          <w:rFonts w:ascii="Calibri" w:cs="Calibri" w:eastAsia="Calibri" w:hAnsi="Calibri"/>
-          <w:i/>
-          <w:iCs/>
-          <w:color w:val="7A4B00"/>
-          <w:sz w:val="20"/>
-          <w:szCs w:val="20"/>
-          <w:highlight w:val="yellow"/>
-          <w:highlightCs w:val="yellow"/>
-        </w:rPr>
-        <w:t xml:space="preserve">À compléter — décrire l'écran, ce que fait l'utilisateur et ce que l'application contrôle (connexion et accueil par rôle).</w:t>
-      </w:r>
-    </w:p>
-    <w:tbl>
-      <w:tblPr>
-        <w:tblW w:type="dxa" w:w="4000"/>
-        <w:tblBorders>
-          <w:top w:val="single" w:color="auto" w:sz="4"/>
-          <w:left w:val="single" w:color="auto" w:sz="4"/>
-          <w:bottom w:val="single" w:color="auto" w:sz="4"/>
-          <w:right w:val="single" w:color="auto" w:sz="4"/>
-          <w:insideH w:val="single" w:color="auto" w:sz="4"/>
-          <w:insideV w:val="single" w:color="auto" w:sz="4"/>
-        </w:tblBorders>
-      </w:tblPr>
-      <w:tblGrid>
-        <w:gridCol w:w="4000"/>
-      </w:tblGrid>
-      <w:tr>
-        <w:tc>
-          <w:tcPr>
-            <w:tcW w:type="dxa" w:w="4000"/>
-            <w:shd w:fill="FFF1D6" w:color="auto" w:val="clear"/>
-            <w:tcMar>
-              <w:top w:type="dxa" w:w="1200"/>
-              <w:left w:type="dxa" w:w="200"/>
-              <w:bottom w:type="dxa" w:w="1200"/>
-              <w:right w:type="dxa" w:w="200"/>
-            </w:tcMar>
-            <w:vAlign w:val="center"/>
-          </w:tcPr>
-          <w:p>
-            <w:pPr>
-              <w:jc w:val="center"/>
-            </w:pPr>
-            <w:r>
-              <w:rPr>
-                <w:rFonts w:ascii="Calibri" w:cs="Calibri" w:eastAsia="Calibri" w:hAnsi="Calibri"/>
-                <w:i/>
-                <w:iCs/>
-                <w:color w:val="7A4B00"/>
-                <w:sz w:val="22"/>
-                <w:szCs w:val="22"/>
-              </w:rPr>
-              <w:t xml:space="preserve">Capture à insérer : 06_01_connexion.png</w:t>
-            </w:r>
-          </w:p>
-        </w:tc>
-      </w:tr>
-    </w:tbl>
+        <w:t xml:space="preserve">Figure 2 — Écran de connexion</w:t>
+      </w:r>
+    </w:p>
+    <w:p>
+      <w:pPr>
+        <w:pStyle w:val="Heading2"/>
+        <w:spacing w:after="140" w:before="280"/>
+      </w:pPr>
+      <w:r>
+        <w:rPr>
+          <w:rFonts w:ascii="Calibri" w:cs="Calibri" w:eastAsia="Calibri" w:hAnsi="Calibri"/>
+          <w:b/>
+          <w:bCs/>
+          <w:color w:val="0B2E4F"/>
+          <w:sz w:val="26"/>
+          <w:szCs w:val="26"/>
+        </w:rPr>
+        <w:t xml:space="preserve">6.2 Configuration par le Super Admin</w:t>
+      </w:r>
+    </w:p>
+    <w:p>
+      <w:pPr>
+        <w:spacing w:after="120" w:line="300"/>
+      </w:pPr>
+      <w:r>
+        <w:rPr>
+          <w:rFonts w:ascii="Calibri" w:cs="Calibri" w:eastAsia="Calibri" w:hAnsi="Calibri"/>
+          <w:sz w:val="22"/>
+          <w:szCs w:val="22"/>
+        </w:rPr>
+        <w:t xml:space="preserve">Avant tout examen, le Super Admin décrit ce que l'ATT attend : les catégories de permis (A', A, B, C, D, E) avec leur âge minimum, les épreuves de chaque catégorie, le barème de chaque épreuve (note maximale, seuil), les questions orales avec leurs points et une réponse attendue facultative, les critères de conduite, et les règles générales (délais, capacités, tolérance de retard). Un barème est versionné : créer une nouvelle version ferme l'ancienne à la date du jour, et un résultat déjà calculé garde la version qui a servi. Sur la figure, le barème de l'épreuve théorique B a été porté à 20 points avec un seuil de 12 ; l'ancienne version reste lisible. Chaque valeur qui n'a pas été validée par l'ATT porte un drapeau « à confirmer », que le Super Admin lève d'un bouton.</w:t>
+      </w:r>
+    </w:p>
+    <w:p>
+      <w:pPr>
+        <w:jc w:val="center"/>
+      </w:pPr>
+      <w:r>
+        <w:drawing>
+          <wp:inline distT="0" distB="0" distL="0" distR="0">
+            <wp:extent cx="2524125" cy="4486275"/>
+            <wp:effectExtent t="0" r="0" b="0" l="0"/>
+            <wp:docPr id="1" name="" descr="" title=""/>
+            <wp:cNvGraphicFramePr>
+              <a:graphicFrameLocks xmlns:a="http://schemas.openxmlformats.org/drawingml/2006/main" noChangeAspect="1"/>
+            </wp:cNvGraphicFramePr>
+            <a:graphic xmlns:a="http://schemas.openxmlformats.org/drawingml/2006/main">
+              <a:graphicData uri="http://schemas.openxmlformats.org/drawingml/2006/picture">
+                <pic:pic xmlns:pic="http://schemas.openxmlformats.org/drawingml/2006/picture">
+                  <pic:nvPicPr>
+                    <pic:cNvPr id="0" name="" descr=""/>
+                    <pic:cNvPicPr>
+                      <a:picLocks noChangeAspect="1" noChangeArrowheads="1"/>
+                    </pic:cNvPicPr>
+                  </pic:nvPicPr>
+                  <pic:blipFill>
+                    <a:blip r:embed="rId13" cstate="none"/>
+                    <a:srcRect/>
+                    <a:stretch>
+                      <a:fillRect/>
+                    </a:stretch>
+                  </pic:blipFill>
+                  <pic:spPr bwMode="auto">
+                    <a:xfrm>
+                      <a:off x="0" y="0"/>
+                      <a:ext cx="2524125" cy="4486275"/>
+                    </a:xfrm>
+                    <a:prstGeom prst="rect">
+                      <a:avLst/>
+                    </a:prstGeom>
+                  </pic:spPr>
+                </pic:pic>
+              </a:graphicData>
+            </a:graphic>
+          </wp:inline>
+        </w:drawing>
+      </w:r>
+    </w:p>
     <w:p>
       <w:pPr>
         <w:spacing w:after="240" w:before="80"/>
@@ -3237,7 +3280,7 @@
           <w:sz w:val="19"/>
           <w:szCs w:val="19"/>
         </w:rPr>
-        <w:t xml:space="preserve">Figure 2 — Écran de connexion</w:t>
+        <w:t xml:space="preserve">Figure 3 — Épreuve théorique de la catégorie B : barème versionné et questions</w:t>
       </w:r>
     </w:p>
     <w:p>
@@ -3254,16 +3297,71 @@
           <w:sz w:val="26"/>
           <w:szCs w:val="26"/>
         </w:rPr>
-        <w:t xml:space="preserve">6.2 Configuration par le Super Admin</w:t>
-      </w:r>
-    </w:p>
-    <w:p>
-      <w:pPr>
-        <w:pBdr>
-          <w:left w:val="single" w:color="B7C3D1" w:sz="12" w:space="8"/>
-        </w:pBdr>
-        <w:spacing w:after="120"/>
-        <w:ind w:left="200"/>
+        <w:t xml:space="preserve">6.3 Centres d'examen</w:t>
+      </w:r>
+    </w:p>
+    <w:p>
+      <w:pPr>
+        <w:spacing w:after="120" w:line="300"/>
+      </w:pPr>
+      <w:r>
+        <w:rPr>
+          <w:rFonts w:ascii="Calibri" w:cs="Calibri" w:eastAsia="Calibri" w:hAnsi="Calibri"/>
+          <w:sz w:val="22"/>
+          <w:szCs w:val="22"/>
+        </w:rPr>
+        <w:t xml:space="preserve">Un centre d'examen appartient toujours à une région : les vingt-quatre régions de Madagascar sont préchargées. Le centre porte une capacité par défaut, reprise à la création des sessions. Un administrateur régional ne voit que les centres de sa région.</w:t>
+      </w:r>
+    </w:p>
+    <w:p>
+      <w:pPr>
+        <w:jc w:val="center"/>
+      </w:pPr>
+      <w:r>
+        <w:drawing>
+          <wp:inline distT="0" distB="0" distL="0" distR="0">
+            <wp:extent cx="2524125" cy="4486275"/>
+            <wp:effectExtent t="0" r="0" b="0" l="0"/>
+            <wp:docPr id="1" name="" descr="" title=""/>
+            <wp:cNvGraphicFramePr>
+              <a:graphicFrameLocks xmlns:a="http://schemas.openxmlformats.org/drawingml/2006/main" noChangeAspect="1"/>
+            </wp:cNvGraphicFramePr>
+            <a:graphic xmlns:a="http://schemas.openxmlformats.org/drawingml/2006/main">
+              <a:graphicData uri="http://schemas.openxmlformats.org/drawingml/2006/picture">
+                <pic:pic xmlns:pic="http://schemas.openxmlformats.org/drawingml/2006/picture">
+                  <pic:nvPicPr>
+                    <pic:cNvPr id="0" name="" descr=""/>
+                    <pic:cNvPicPr>
+                      <a:picLocks noChangeAspect="1" noChangeArrowheads="1"/>
+                    </pic:cNvPicPr>
+                  </pic:nvPicPr>
+                  <pic:blipFill>
+                    <a:blip r:embed="rId14" cstate="none"/>
+                    <a:srcRect/>
+                    <a:stretch>
+                      <a:fillRect/>
+                    </a:stretch>
+                  </pic:blipFill>
+                  <pic:spPr bwMode="auto">
+                    <a:xfrm>
+                      <a:off x="0" y="0"/>
+                      <a:ext cx="2524125" cy="4486275"/>
+                    </a:xfrm>
+                    <a:prstGeom prst="rect">
+                      <a:avLst/>
+                    </a:prstGeom>
+                  </pic:spPr>
+                </pic:pic>
+              </a:graphicData>
+            </a:graphic>
+          </wp:inline>
+        </w:drawing>
+      </w:r>
+    </w:p>
+    <w:p>
+      <w:pPr>
+        <w:spacing w:after="240" w:before="80"/>
+        <w:jc w:val="center"/>
       </w:pPr>
       <w:r>
         <w:rPr>
@@ -3274,74 +3372,84 @@
           <w:sz w:val="19"/>
           <w:szCs w:val="19"/>
         </w:rPr>
-        <w:t xml:space="preserve">Catégories de permis, épreuves théorique et conduite, barème versionné, questions orales, critères de conduite, règles ; tout marqué « à confirmer » tant que l'ATT n'a pas validé.</w:t>
-      </w:r>
-    </w:p>
-    <w:p>
-      <w:pPr>
-        <w:spacing w:after="120"/>
-      </w:pPr>
-      <w:r>
-        <w:rPr>
-          <w:rFonts w:ascii="Calibri" w:cs="Calibri" w:eastAsia="Calibri" w:hAnsi="Calibri"/>
-          <w:i/>
-          <w:iCs/>
-          <w:color w:val="7A4B00"/>
-          <w:sz w:val="20"/>
-          <w:szCs w:val="20"/>
-          <w:highlight w:val="yellow"/>
-          <w:highlightCs w:val="yellow"/>
-        </w:rPr>
-        <w:t xml:space="preserve">À compléter — décrire l'écran, ce que fait l'utilisateur et ce que l'application contrôle (configuration par le super admin).</w:t>
-      </w:r>
-    </w:p>
-    <w:tbl>
-      <w:tblPr>
-        <w:tblW w:type="dxa" w:w="4000"/>
-        <w:tblBorders>
-          <w:top w:val="single" w:color="auto" w:sz="4"/>
-          <w:left w:val="single" w:color="auto" w:sz="4"/>
-          <w:bottom w:val="single" w:color="auto" w:sz="4"/>
-          <w:right w:val="single" w:color="auto" w:sz="4"/>
-          <w:insideH w:val="single" w:color="auto" w:sz="4"/>
-          <w:insideV w:val="single" w:color="auto" w:sz="4"/>
-        </w:tblBorders>
-      </w:tblPr>
-      <w:tblGrid>
-        <w:gridCol w:w="4000"/>
-      </w:tblGrid>
-      <w:tr>
-        <w:tc>
-          <w:tcPr>
-            <w:tcW w:type="dxa" w:w="4000"/>
-            <w:shd w:fill="FFF1D6" w:color="auto" w:val="clear"/>
-            <w:tcMar>
-              <w:top w:type="dxa" w:w="1200"/>
-              <w:left w:type="dxa" w:w="200"/>
-              <w:bottom w:type="dxa" w:w="1200"/>
-              <w:right w:type="dxa" w:w="200"/>
-            </w:tcMar>
-            <w:vAlign w:val="center"/>
-          </w:tcPr>
-          <w:p>
-            <w:pPr>
-              <w:jc w:val="center"/>
-            </w:pPr>
-            <w:r>
-              <w:rPr>
-                <w:rFonts w:ascii="Calibri" w:cs="Calibri" w:eastAsia="Calibri" w:hAnsi="Calibri"/>
-                <w:i/>
-                <w:iCs/>
-                <w:color w:val="7A4B00"/>
-                <w:sz w:val="22"/>
-                <w:szCs w:val="22"/>
-              </w:rPr>
-              <w:t xml:space="preserve">Capture à insérer : 06_02_configuration.png</w:t>
-            </w:r>
-          </w:p>
-        </w:tc>
-      </w:tr>
-    </w:tbl>
+        <w:t xml:space="preserve">Figure 4 — Liste des centres, rattachés à leur région</w:t>
+      </w:r>
+    </w:p>
+    <w:p>
+      <w:pPr>
+        <w:pStyle w:val="Heading2"/>
+        <w:spacing w:after="140" w:before="280"/>
+      </w:pPr>
+      <w:r>
+        <w:rPr>
+          <w:rFonts w:ascii="Calibri" w:cs="Calibri" w:eastAsia="Calibri" w:hAnsi="Calibri"/>
+          <w:b/>
+          <w:bCs/>
+          <w:color w:val="0B2E4F"/>
+          <w:sz w:val="26"/>
+          <w:szCs w:val="26"/>
+        </w:rPr>
+        <w:t xml:space="preserve">6.4 Auto-écoles et comptes</w:t>
+      </w:r>
+    </w:p>
+    <w:p>
+      <w:pPr>
+        <w:spacing w:after="120" w:line="300"/>
+      </w:pPr>
+      <w:r>
+        <w:rPr>
+          <w:rFonts w:ascii="Calibri" w:cs="Calibri" w:eastAsia="Calibri" w:hAnsi="Calibri"/>
+          <w:sz w:val="22"/>
+          <w:szCs w:val="22"/>
+        </w:rPr>
+        <w:t xml:space="preserve">L'ATT crée les auto-écoles agréées et leur compte de connexion : une auto-école ne s'inscrit pas elle-même, parce que l'agrément est une décision de l'ATT et que l'application n'a pas de serveur pour recevoir des demandes. La fiche montre la région, l'adresse, l'agrément, les comptes rattachés et l'historique des modifications. Une auto-école ne se supprime jamais : elle se désactive, et son compte suit.</w:t>
+      </w:r>
+    </w:p>
+    <w:p>
+      <w:pPr>
+        <w:jc w:val="center"/>
+      </w:pPr>
+      <w:r>
+        <w:drawing>
+          <wp:inline distT="0" distB="0" distL="0" distR="0">
+            <wp:extent cx="2524125" cy="4486275"/>
+            <wp:effectExtent t="0" r="0" b="0" l="0"/>
+            <wp:docPr id="1" name="" descr="" title=""/>
+            <wp:cNvGraphicFramePr>
+              <a:graphicFrameLocks xmlns:a="http://schemas.openxmlformats.org/drawingml/2006/main" noChangeAspect="1"/>
+            </wp:cNvGraphicFramePr>
+            <a:graphic xmlns:a="http://schemas.openxmlformats.org/drawingml/2006/main">
+              <a:graphicData uri="http://schemas.openxmlformats.org/drawingml/2006/picture">
+                <pic:pic xmlns:pic="http://schemas.openxmlformats.org/drawingml/2006/picture">
+                  <pic:nvPicPr>
+                    <pic:cNvPr id="0" name="" descr=""/>
+                    <pic:cNvPicPr>
+                      <a:picLocks noChangeAspect="1" noChangeArrowheads="1"/>
+                    </pic:cNvPicPr>
+                  </pic:nvPicPr>
+                  <pic:blipFill>
+                    <a:blip r:embed="rId15" cstate="none"/>
+                    <a:srcRect/>
+                    <a:stretch>
+                      <a:fillRect/>
+                    </a:stretch>
+                  </pic:blipFill>
+                  <pic:spPr bwMode="auto">
+                    <a:xfrm>
+                      <a:off x="0" y="0"/>
+                      <a:ext cx="2524125" cy="4486275"/>
+                    </a:xfrm>
+                    <a:prstGeom prst="rect">
+                      <a:avLst/>
+                    </a:prstGeom>
+                  </pic:spPr>
+                </pic:pic>
+              </a:graphicData>
+            </a:graphic>
+          </wp:inline>
+        </w:drawing>
+      </w:r>
+    </w:p>
     <w:p>
       <w:pPr>
         <w:spacing w:after="240" w:before="80"/>
@@ -3356,7 +3464,7 @@
           <w:sz w:val="19"/>
           <w:szCs w:val="19"/>
         </w:rPr>
-        <w:t xml:space="preserve">Figure 3 — Catégories, épreuves et barèmes</w:t>
+        <w:t xml:space="preserve">Figure 5 — Fiche d'une auto-école et ses comptes</w:t>
       </w:r>
     </w:p>
     <w:p>
@@ -3373,16 +3481,71 @@
           <w:sz w:val="26"/>
           <w:szCs w:val="26"/>
         </w:rPr>
-        <w:t xml:space="preserve">6.3 Centres d'examen</w:t>
-      </w:r>
-    </w:p>
-    <w:p>
-      <w:pPr>
-        <w:pBdr>
-          <w:left w:val="single" w:color="B7C3D1" w:sz="12" w:space="8"/>
-        </w:pBdr>
-        <w:spacing w:after="120"/>
-        <w:ind w:left="200"/>
+        <w:t xml:space="preserve">6.5 Examinateurs</w:t>
+      </w:r>
+    </w:p>
+    <w:p>
+      <w:pPr>
+        <w:spacing w:after="120" w:line="300"/>
+      </w:pPr>
+      <w:r>
+        <w:rPr>
+          <w:rFonts w:ascii="Calibri" w:cs="Calibri" w:eastAsia="Calibri" w:hAnsi="Calibri"/>
+          <w:sz w:val="22"/>
+          <w:szCs w:val="22"/>
+        </w:rPr>
+        <w:t xml:space="preserve">L'administrateur ATT crée l'examinateur et son compte en une seule opération : il n'existe pas d'examinateur sans compte ni de compte orphelin. L'identifiant et le mot de passe initial sont communiqués à l'examinateur, qui le change depuis « Mon mot de passe ». Aucun examinateur n'est affecté à l'avance à un candidat : c'est une exigence du cadrage, cohérente avec l'anonymat.</w:t>
+      </w:r>
+    </w:p>
+    <w:p>
+      <w:pPr>
+        <w:jc w:val="center"/>
+      </w:pPr>
+      <w:r>
+        <w:drawing>
+          <wp:inline distT="0" distB="0" distL="0" distR="0">
+            <wp:extent cx="2524125" cy="4486275"/>
+            <wp:effectExtent t="0" r="0" b="0" l="0"/>
+            <wp:docPr id="1" name="" descr="" title=""/>
+            <wp:cNvGraphicFramePr>
+              <a:graphicFrameLocks xmlns:a="http://schemas.openxmlformats.org/drawingml/2006/main" noChangeAspect="1"/>
+            </wp:cNvGraphicFramePr>
+            <a:graphic xmlns:a="http://schemas.openxmlformats.org/drawingml/2006/main">
+              <a:graphicData uri="http://schemas.openxmlformats.org/drawingml/2006/picture">
+                <pic:pic xmlns:pic="http://schemas.openxmlformats.org/drawingml/2006/picture">
+                  <pic:nvPicPr>
+                    <pic:cNvPr id="0" name="" descr=""/>
+                    <pic:cNvPicPr>
+                      <a:picLocks noChangeAspect="1" noChangeArrowheads="1"/>
+                    </pic:cNvPicPr>
+                  </pic:nvPicPr>
+                  <pic:blipFill>
+                    <a:blip r:embed="rId16" cstate="none"/>
+                    <a:srcRect/>
+                    <a:stretch>
+                      <a:fillRect/>
+                    </a:stretch>
+                  </pic:blipFill>
+                  <pic:spPr bwMode="auto">
+                    <a:xfrm>
+                      <a:off x="0" y="0"/>
+                      <a:ext cx="2524125" cy="4486275"/>
+                    </a:xfrm>
+                    <a:prstGeom prst="rect">
+                      <a:avLst/>
+                    </a:prstGeom>
+                  </pic:spPr>
+                </pic:pic>
+              </a:graphicData>
+            </a:graphic>
+          </wp:inline>
+        </w:drawing>
+      </w:r>
+    </w:p>
+    <w:p>
+      <w:pPr>
+        <w:spacing w:after="240" w:before="80"/>
+        <w:jc w:val="center"/>
       </w:pPr>
       <w:r>
         <w:rPr>
@@ -3393,74 +3556,84 @@
           <w:sz w:val="19"/>
           <w:szCs w:val="19"/>
         </w:rPr>
-        <w:t xml:space="preserve">Vingt-quatre régions préchargées ; un centre appartient à une région.</w:t>
-      </w:r>
-    </w:p>
-    <w:p>
-      <w:pPr>
-        <w:spacing w:after="120"/>
-      </w:pPr>
-      <w:r>
-        <w:rPr>
-          <w:rFonts w:ascii="Calibri" w:cs="Calibri" w:eastAsia="Calibri" w:hAnsi="Calibri"/>
-          <w:i/>
-          <w:iCs/>
-          <w:color w:val="7A4B00"/>
-          <w:sz w:val="20"/>
-          <w:szCs w:val="20"/>
-          <w:highlight w:val="yellow"/>
-          <w:highlightCs w:val="yellow"/>
-        </w:rPr>
-        <w:t xml:space="preserve">À compléter — décrire l'écran, ce que fait l'utilisateur et ce que l'application contrôle (centres d'examen).</w:t>
-      </w:r>
-    </w:p>
-    <w:tbl>
-      <w:tblPr>
-        <w:tblW w:type="dxa" w:w="4000"/>
-        <w:tblBorders>
-          <w:top w:val="single" w:color="auto" w:sz="4"/>
-          <w:left w:val="single" w:color="auto" w:sz="4"/>
-          <w:bottom w:val="single" w:color="auto" w:sz="4"/>
-          <w:right w:val="single" w:color="auto" w:sz="4"/>
-          <w:insideH w:val="single" w:color="auto" w:sz="4"/>
-          <w:insideV w:val="single" w:color="auto" w:sz="4"/>
-        </w:tblBorders>
-      </w:tblPr>
-      <w:tblGrid>
-        <w:gridCol w:w="4000"/>
-      </w:tblGrid>
-      <w:tr>
-        <w:tc>
-          <w:tcPr>
-            <w:tcW w:type="dxa" w:w="4000"/>
-            <w:shd w:fill="FFF1D6" w:color="auto" w:val="clear"/>
-            <w:tcMar>
-              <w:top w:type="dxa" w:w="1200"/>
-              <w:left w:type="dxa" w:w="200"/>
-              <w:bottom w:type="dxa" w:w="1200"/>
-              <w:right w:type="dxa" w:w="200"/>
-            </w:tcMar>
-            <w:vAlign w:val="center"/>
-          </w:tcPr>
-          <w:p>
-            <w:pPr>
-              <w:jc w:val="center"/>
-            </w:pPr>
-            <w:r>
-              <w:rPr>
-                <w:rFonts w:ascii="Calibri" w:cs="Calibri" w:eastAsia="Calibri" w:hAnsi="Calibri"/>
-                <w:i/>
-                <w:iCs/>
-                <w:color w:val="7A4B00"/>
-                <w:sz w:val="22"/>
-                <w:szCs w:val="22"/>
-              </w:rPr>
-              <w:t xml:space="preserve">Capture à insérer : 06_03_centre.png</w:t>
-            </w:r>
-          </w:p>
-        </w:tc>
-      </w:tr>
-    </w:tbl>
+        <w:t xml:space="preserve">Figure 6 — Création d'un examinateur avec son compte</w:t>
+      </w:r>
+    </w:p>
+    <w:p>
+      <w:pPr>
+        <w:pStyle w:val="Heading2"/>
+        <w:spacing w:after="140" w:before="280"/>
+      </w:pPr>
+      <w:r>
+        <w:rPr>
+          <w:rFonts w:ascii="Calibri" w:cs="Calibri" w:eastAsia="Calibri" w:hAnsi="Calibri"/>
+          <w:b/>
+          <w:bCs/>
+          <w:color w:val="0B2E4F"/>
+          <w:sz w:val="26"/>
+          <w:szCs w:val="26"/>
+        </w:rPr>
+        <w:t xml:space="preserve">6.6 Candidat et dossier</w:t>
+      </w:r>
+    </w:p>
+    <w:p>
+      <w:pPr>
+        <w:spacing w:after="120" w:line="300"/>
+      </w:pPr>
+      <w:r>
+        <w:rPr>
+          <w:rFonts w:ascii="Calibri" w:cs="Calibri" w:eastAsia="Calibri" w:hAnsi="Calibri"/>
+          <w:sz w:val="22"/>
+          <w:szCs w:val="22"/>
+        </w:rPr>
+        <w:t xml:space="preserve">L'auto-école crée ses candidats et, pour chacun, ouvre un dossier dans une catégorie. Les pièces attendues viennent de la configuration (la liste officielle du portail Torolalana, différente pour les catégories qui exigent déjà le permis B). L'auto-école coche ce qu'elle fournit puis soumet le dossier à l'ATT ; l'âge minimum de la catégorie est contrôlé à la soumission. Un dossier ne se supprime pas : il passe par les statuts brouillon, soumis, validé, incomplet ou refusé, tous tracés.</w:t>
+      </w:r>
+    </w:p>
+    <w:p>
+      <w:pPr>
+        <w:jc w:val="center"/>
+      </w:pPr>
+      <w:r>
+        <w:drawing>
+          <wp:inline distT="0" distB="0" distL="0" distR="0">
+            <wp:extent cx="2524125" cy="4486275"/>
+            <wp:effectExtent t="0" r="0" b="0" l="0"/>
+            <wp:docPr id="1" name="" descr="" title=""/>
+            <wp:cNvGraphicFramePr>
+              <a:graphicFrameLocks xmlns:a="http://schemas.openxmlformats.org/drawingml/2006/main" noChangeAspect="1"/>
+            </wp:cNvGraphicFramePr>
+            <a:graphic xmlns:a="http://schemas.openxmlformats.org/drawingml/2006/main">
+              <a:graphicData uri="http://schemas.openxmlformats.org/drawingml/2006/picture">
+                <pic:pic xmlns:pic="http://schemas.openxmlformats.org/drawingml/2006/picture">
+                  <pic:nvPicPr>
+                    <pic:cNvPr id="0" name="" descr=""/>
+                    <pic:cNvPicPr>
+                      <a:picLocks noChangeAspect="1" noChangeArrowheads="1"/>
+                    </pic:cNvPicPr>
+                  </pic:nvPicPr>
+                  <pic:blipFill>
+                    <a:blip r:embed="rId17" cstate="none"/>
+                    <a:srcRect/>
+                    <a:stretch>
+                      <a:fillRect/>
+                    </a:stretch>
+                  </pic:blipFill>
+                  <pic:spPr bwMode="auto">
+                    <a:xfrm>
+                      <a:off x="0" y="0"/>
+                      <a:ext cx="2524125" cy="4486275"/>
+                    </a:xfrm>
+                    <a:prstGeom prst="rect">
+                      <a:avLst/>
+                    </a:prstGeom>
+                  </pic:spPr>
+                </pic:pic>
+              </a:graphicData>
+            </a:graphic>
+          </wp:inline>
+        </w:drawing>
+      </w:r>
+    </w:p>
     <w:p>
       <w:pPr>
         <w:spacing w:after="240" w:before="80"/>
@@ -3475,7 +3648,7 @@
           <w:sz w:val="19"/>
           <w:szCs w:val="19"/>
         </w:rPr>
-        <w:t xml:space="preserve">Figure 4 — Centre rattaché à une région</w:t>
+        <w:t xml:space="preserve">Figure 7 — Dossier constitué par l'auto-école, prêt à être soumis</w:t>
       </w:r>
     </w:p>
     <w:p>
@@ -3492,16 +3665,71 @@
           <w:sz w:val="26"/>
           <w:szCs w:val="26"/>
         </w:rPr>
-        <w:t xml:space="preserve">6.4 Auto-écoles et comptes</w:t>
-      </w:r>
-    </w:p>
-    <w:p>
-      <w:pPr>
-        <w:pBdr>
-          <w:left w:val="single" w:color="B7C3D1" w:sz="12" w:space="8"/>
-        </w:pBdr>
-        <w:spacing w:after="120"/>
-        <w:ind w:left="200"/>
+        <w:t xml:space="preserve">6.7 Décision de l'ATT sur le dossier</w:t>
+      </w:r>
+    </w:p>
+    <w:p>
+      <w:pPr>
+        <w:spacing w:after="120" w:line="300"/>
+      </w:pPr>
+      <w:r>
+        <w:rPr>
+          <w:rFonts w:ascii="Calibri" w:cs="Calibri" w:eastAsia="Calibri" w:hAnsi="Calibri"/>
+          <w:sz w:val="22"/>
+          <w:szCs w:val="22"/>
+        </w:rPr>
+        <w:t xml:space="preserve">L'administrateur ATT retrouve les dossiers soumis dans « Dossiers à traiter ». Il valide, ou marque le dossier incomplet ou refusé avec un motif obligatoire, que l'auto-école lit sur sa propre fiche. C'est ce contrôle en amont qui évite le cas vécu d'un candidat renvoyé le jour de l'examen : seul un dossier validé permet une inscription.</w:t>
+      </w:r>
+    </w:p>
+    <w:p>
+      <w:pPr>
+        <w:jc w:val="center"/>
+      </w:pPr>
+      <w:r>
+        <w:drawing>
+          <wp:inline distT="0" distB="0" distL="0" distR="0">
+            <wp:extent cx="2524125" cy="4486275"/>
+            <wp:effectExtent t="0" r="0" b="0" l="0"/>
+            <wp:docPr id="1" name="" descr="" title=""/>
+            <wp:cNvGraphicFramePr>
+              <a:graphicFrameLocks xmlns:a="http://schemas.openxmlformats.org/drawingml/2006/main" noChangeAspect="1"/>
+            </wp:cNvGraphicFramePr>
+            <a:graphic xmlns:a="http://schemas.openxmlformats.org/drawingml/2006/main">
+              <a:graphicData uri="http://schemas.openxmlformats.org/drawingml/2006/picture">
+                <pic:pic xmlns:pic="http://schemas.openxmlformats.org/drawingml/2006/picture">
+                  <pic:nvPicPr>
+                    <pic:cNvPr id="0" name="" descr=""/>
+                    <pic:cNvPicPr>
+                      <a:picLocks noChangeAspect="1" noChangeArrowheads="1"/>
+                    </pic:cNvPicPr>
+                  </pic:nvPicPr>
+                  <pic:blipFill>
+                    <a:blip r:embed="rId18" cstate="none"/>
+                    <a:srcRect/>
+                    <a:stretch>
+                      <a:fillRect/>
+                    </a:stretch>
+                  </pic:blipFill>
+                  <pic:spPr bwMode="auto">
+                    <a:xfrm>
+                      <a:off x="0" y="0"/>
+                      <a:ext cx="2524125" cy="4486275"/>
+                    </a:xfrm>
+                    <a:prstGeom prst="rect">
+                      <a:avLst/>
+                    </a:prstGeom>
+                  </pic:spPr>
+                </pic:pic>
+              </a:graphicData>
+            </a:graphic>
+          </wp:inline>
+        </w:drawing>
+      </w:r>
+    </w:p>
+    <w:p>
+      <w:pPr>
+        <w:spacing w:after="240" w:before="80"/>
+        <w:jc w:val="center"/>
       </w:pPr>
       <w:r>
         <w:rPr>
@@ -3512,74 +3740,84 @@
           <w:sz w:val="19"/>
           <w:szCs w:val="19"/>
         </w:rPr>
-        <w:t xml:space="preserve">Créée par l'ATT avec son compte ; pourquoi une auto-école ne s'inscrit pas elle-même.</w:t>
-      </w:r>
-    </w:p>
-    <w:p>
-      <w:pPr>
-        <w:spacing w:after="120"/>
-      </w:pPr>
-      <w:r>
-        <w:rPr>
-          <w:rFonts w:ascii="Calibri" w:cs="Calibri" w:eastAsia="Calibri" w:hAnsi="Calibri"/>
-          <w:i/>
-          <w:iCs/>
-          <w:color w:val="7A4B00"/>
-          <w:sz w:val="20"/>
-          <w:szCs w:val="20"/>
-          <w:highlight w:val="yellow"/>
-          <w:highlightCs w:val="yellow"/>
-        </w:rPr>
-        <w:t xml:space="preserve">À compléter — décrire l'écran, ce que fait l'utilisateur et ce que l'application contrôle (auto-écoles et comptes).</w:t>
-      </w:r>
-    </w:p>
-    <w:tbl>
-      <w:tblPr>
-        <w:tblW w:type="dxa" w:w="4000"/>
-        <w:tblBorders>
-          <w:top w:val="single" w:color="auto" w:sz="4"/>
-          <w:left w:val="single" w:color="auto" w:sz="4"/>
-          <w:bottom w:val="single" w:color="auto" w:sz="4"/>
-          <w:right w:val="single" w:color="auto" w:sz="4"/>
-          <w:insideH w:val="single" w:color="auto" w:sz="4"/>
-          <w:insideV w:val="single" w:color="auto" w:sz="4"/>
-        </w:tblBorders>
-      </w:tblPr>
-      <w:tblGrid>
-        <w:gridCol w:w="4000"/>
-      </w:tblGrid>
-      <w:tr>
-        <w:tc>
-          <w:tcPr>
-            <w:tcW w:type="dxa" w:w="4000"/>
-            <w:shd w:fill="FFF1D6" w:color="auto" w:val="clear"/>
-            <w:tcMar>
-              <w:top w:type="dxa" w:w="1200"/>
-              <w:left w:type="dxa" w:w="200"/>
-              <w:bottom w:type="dxa" w:w="1200"/>
-              <w:right w:type="dxa" w:w="200"/>
-            </w:tcMar>
-            <w:vAlign w:val="center"/>
-          </w:tcPr>
-          <w:p>
-            <w:pPr>
-              <w:jc w:val="center"/>
-            </w:pPr>
-            <w:r>
-              <w:rPr>
-                <w:rFonts w:ascii="Calibri" w:cs="Calibri" w:eastAsia="Calibri" w:hAnsi="Calibri"/>
-                <w:i/>
-                <w:iCs/>
-                <w:color w:val="7A4B00"/>
-                <w:sz w:val="22"/>
-                <w:szCs w:val="22"/>
-              </w:rPr>
-              <w:t xml:space="preserve">Capture à insérer : 06_04_auto_ecole.png</w:t>
-            </w:r>
-          </w:p>
-        </w:tc>
-      </w:tr>
-    </w:tbl>
+        <w:t xml:space="preserve">Figure 8 — Décision de l'ATT : valider, incomplet ou refuser avec motif</w:t>
+      </w:r>
+    </w:p>
+    <w:p>
+      <w:pPr>
+        <w:pStyle w:val="Heading2"/>
+        <w:spacing w:after="140" w:before="280"/>
+      </w:pPr>
+      <w:r>
+        <w:rPr>
+          <w:rFonts w:ascii="Calibri" w:cs="Calibri" w:eastAsia="Calibri" w:hAnsi="Calibri"/>
+          <w:b/>
+          <w:bCs/>
+          <w:color w:val="0B2E4F"/>
+          <w:sz w:val="26"/>
+          <w:szCs w:val="26"/>
+        </w:rPr>
+        <w:t xml:space="preserve">6.8 Session et créneaux</w:t>
+      </w:r>
+    </w:p>
+    <w:p>
+      <w:pPr>
+        <w:spacing w:after="120" w:line="300"/>
+      </w:pPr>
+      <w:r>
+        <w:rPr>
+          <w:rFonts w:ascii="Calibri" w:cs="Calibri" w:eastAsia="Calibri" w:hAnsi="Calibri"/>
+          <w:sz w:val="22"/>
+          <w:szCs w:val="22"/>
+        </w:rPr>
+        <w:t xml:space="preserve">Une session est une épreuve d'une catégorie, dans un centre, à une date, avec une heure de convocation et une capacité. L'administrateur indique combien de candidats passent par créneau, la durée d'un créneau et la marge entre deux ; l'application calcule les créneaux et les affiche avant même la création. Une seconde session le même jour dans le même centre déclenche un avertissement. La session passe ensuite par les statuts planifiée, ouverte aux inscriptions, complète, en cours, terminée ou annulée avec motif.</w:t>
+      </w:r>
+    </w:p>
+    <w:p>
+      <w:pPr>
+        <w:jc w:val="center"/>
+      </w:pPr>
+      <w:r>
+        <w:drawing>
+          <wp:inline distT="0" distB="0" distL="0" distR="0">
+            <wp:extent cx="2524125" cy="4486275"/>
+            <wp:effectExtent t="0" r="0" b="0" l="0"/>
+            <wp:docPr id="1" name="" descr="" title=""/>
+            <wp:cNvGraphicFramePr>
+              <a:graphicFrameLocks xmlns:a="http://schemas.openxmlformats.org/drawingml/2006/main" noChangeAspect="1"/>
+            </wp:cNvGraphicFramePr>
+            <a:graphic xmlns:a="http://schemas.openxmlformats.org/drawingml/2006/main">
+              <a:graphicData uri="http://schemas.openxmlformats.org/drawingml/2006/picture">
+                <pic:pic xmlns:pic="http://schemas.openxmlformats.org/drawingml/2006/picture">
+                  <pic:nvPicPr>
+                    <pic:cNvPr id="0" name="" descr=""/>
+                    <pic:cNvPicPr>
+                      <a:picLocks noChangeAspect="1" noChangeArrowheads="1"/>
+                    </pic:cNvPicPr>
+                  </pic:nvPicPr>
+                  <pic:blipFill>
+                    <a:blip r:embed="rId19" cstate="none"/>
+                    <a:srcRect/>
+                    <a:stretch>
+                      <a:fillRect/>
+                    </a:stretch>
+                  </pic:blipFill>
+                  <pic:spPr bwMode="auto">
+                    <a:xfrm>
+                      <a:off x="0" y="0"/>
+                      <a:ext cx="2524125" cy="4486275"/>
+                    </a:xfrm>
+                    <a:prstGeom prst="rect">
+                      <a:avLst/>
+                    </a:prstGeom>
+                  </pic:spPr>
+                </pic:pic>
+              </a:graphicData>
+            </a:graphic>
+          </wp:inline>
+        </w:drawing>
+      </w:r>
+    </w:p>
     <w:p>
       <w:pPr>
         <w:spacing w:after="240" w:before="80"/>
@@ -3594,7 +3832,7 @@
           <w:sz w:val="19"/>
           <w:szCs w:val="19"/>
         </w:rPr>
-        <w:t xml:space="preserve">Figure 5 — Fiche d'une auto-école et son compte</w:t>
+        <w:t xml:space="preserve">Figure 9 — Création d'une session : les créneaux se calculent à la saisie</w:t>
       </w:r>
     </w:p>
     <w:p>
@@ -3611,16 +3849,71 @@
           <w:sz w:val="26"/>
           <w:szCs w:val="26"/>
         </w:rPr>
-        <w:t xml:space="preserve">6.5 Examinateurs</w:t>
-      </w:r>
-    </w:p>
-    <w:p>
-      <w:pPr>
-        <w:pBdr>
-          <w:left w:val="single" w:color="B7C3D1" w:sz="12" w:space="8"/>
-        </w:pBdr>
-        <w:spacing w:after="120"/>
-        <w:ind w:left="200"/>
+        <w:t xml:space="preserve">6.9 Inscription et convocation</w:t>
+      </w:r>
+    </w:p>
+    <w:p>
+      <w:pPr>
+        <w:spacing w:after="120" w:line="300"/>
+      </w:pPr>
+      <w:r>
+        <w:rPr>
+          <w:rFonts w:ascii="Calibri" w:cs="Calibri" w:eastAsia="Calibri" w:hAnsi="Calibri"/>
+          <w:sz w:val="22"/>
+          <w:szCs w:val="22"/>
+        </w:rPr>
+        <w:t xml:space="preserve">L'administrateur inscrit un candidat éligible : dossier validé pour la catégorie, capacité de la session et du créneau non dépassées, pas de double inscription, pas d'autre session le même jour, délai de repassage écoulé, théorie réussie si l'épreuve est la conduite. Le candidat reçoit un numéro d'appel (001, 002…) et un créneau, donc une heure de passage estimée. La convocation s'imprime depuis cette liste ; une inscription se reporte ou s'annule avec motif, et la place est libérée.</w:t>
+      </w:r>
+    </w:p>
+    <w:p>
+      <w:pPr>
+        <w:jc w:val="center"/>
+      </w:pPr>
+      <w:r>
+        <w:drawing>
+          <wp:inline distT="0" distB="0" distL="0" distR="0">
+            <wp:extent cx="2524125" cy="4486275"/>
+            <wp:effectExtent t="0" r="0" b="0" l="0"/>
+            <wp:docPr id="1" name="" descr="" title=""/>
+            <wp:cNvGraphicFramePr>
+              <a:graphicFrameLocks xmlns:a="http://schemas.openxmlformats.org/drawingml/2006/main" noChangeAspect="1"/>
+            </wp:cNvGraphicFramePr>
+            <a:graphic xmlns:a="http://schemas.openxmlformats.org/drawingml/2006/main">
+              <a:graphicData uri="http://schemas.openxmlformats.org/drawingml/2006/picture">
+                <pic:pic xmlns:pic="http://schemas.openxmlformats.org/drawingml/2006/picture">
+                  <pic:nvPicPr>
+                    <pic:cNvPr id="0" name="" descr=""/>
+                    <pic:cNvPicPr>
+                      <a:picLocks noChangeAspect="1" noChangeArrowheads="1"/>
+                    </pic:cNvPicPr>
+                  </pic:nvPicPr>
+                  <pic:blipFill>
+                    <a:blip r:embed="rId20" cstate="none"/>
+                    <a:srcRect/>
+                    <a:stretch>
+                      <a:fillRect/>
+                    </a:stretch>
+                  </pic:blipFill>
+                  <pic:spPr bwMode="auto">
+                    <a:xfrm>
+                      <a:off x="0" y="0"/>
+                      <a:ext cx="2524125" cy="4486275"/>
+                    </a:xfrm>
+                    <a:prstGeom prst="rect">
+                      <a:avLst/>
+                    </a:prstGeom>
+                  </pic:spPr>
+                </pic:pic>
+              </a:graphicData>
+            </a:graphic>
+          </wp:inline>
+        </w:drawing>
+      </w:r>
+    </w:p>
+    <w:p>
+      <w:pPr>
+        <w:spacing w:after="240" w:before="80"/>
+        <w:jc w:val="center"/>
       </w:pPr>
       <w:r>
         <w:rPr>
@@ -3631,74 +3924,84 @@
           <w:sz w:val="19"/>
           <w:szCs w:val="19"/>
         </w:rPr>
-        <w:t xml:space="preserve">Examinateur et compte créés ensemble ; mot de passe initial à changer.</w:t>
-      </w:r>
-    </w:p>
-    <w:p>
-      <w:pPr>
-        <w:spacing w:after="120"/>
-      </w:pPr>
-      <w:r>
-        <w:rPr>
-          <w:rFonts w:ascii="Calibri" w:cs="Calibri" w:eastAsia="Calibri" w:hAnsi="Calibri"/>
-          <w:i/>
-          <w:iCs/>
-          <w:color w:val="7A4B00"/>
-          <w:sz w:val="20"/>
-          <w:szCs w:val="20"/>
-          <w:highlight w:val="yellow"/>
-          <w:highlightCs w:val="yellow"/>
-        </w:rPr>
-        <w:t xml:space="preserve">À compléter — décrire l'écran, ce que fait l'utilisateur et ce que l'application contrôle (examinateurs).</w:t>
-      </w:r>
-    </w:p>
-    <w:tbl>
-      <w:tblPr>
-        <w:tblW w:type="dxa" w:w="4000"/>
-        <w:tblBorders>
-          <w:top w:val="single" w:color="auto" w:sz="4"/>
-          <w:left w:val="single" w:color="auto" w:sz="4"/>
-          <w:bottom w:val="single" w:color="auto" w:sz="4"/>
-          <w:right w:val="single" w:color="auto" w:sz="4"/>
-          <w:insideH w:val="single" w:color="auto" w:sz="4"/>
-          <w:insideV w:val="single" w:color="auto" w:sz="4"/>
-        </w:tblBorders>
-      </w:tblPr>
-      <w:tblGrid>
-        <w:gridCol w:w="4000"/>
-      </w:tblGrid>
-      <w:tr>
-        <w:tc>
-          <w:tcPr>
-            <w:tcW w:type="dxa" w:w="4000"/>
-            <w:shd w:fill="FFF1D6" w:color="auto" w:val="clear"/>
-            <w:tcMar>
-              <w:top w:type="dxa" w:w="1200"/>
-              <w:left w:type="dxa" w:w="200"/>
-              <w:bottom w:type="dxa" w:w="1200"/>
-              <w:right w:type="dxa" w:w="200"/>
-            </w:tcMar>
-            <w:vAlign w:val="center"/>
-          </w:tcPr>
-          <w:p>
-            <w:pPr>
-              <w:jc w:val="center"/>
-            </w:pPr>
-            <w:r>
-              <w:rPr>
-                <w:rFonts w:ascii="Calibri" w:cs="Calibri" w:eastAsia="Calibri" w:hAnsi="Calibri"/>
-                <w:i/>
-                <w:iCs/>
-                <w:color w:val="7A4B00"/>
-                <w:sz w:val="22"/>
-                <w:szCs w:val="22"/>
-              </w:rPr>
-              <w:t xml:space="preserve">Capture à insérer : 06_05_examinateur.png</w:t>
-            </w:r>
-          </w:p>
-        </w:tc>
-      </w:tr>
-    </w:tbl>
+        <w:t xml:space="preserve">Figure 10 — Inscriptions d'une session : numéro d'appel, créneau, actions</w:t>
+      </w:r>
+    </w:p>
+    <w:p>
+      <w:pPr>
+        <w:pStyle w:val="Heading2"/>
+        <w:spacing w:after="140" w:before="280"/>
+      </w:pPr>
+      <w:r>
+        <w:rPr>
+          <w:rFonts w:ascii="Calibri" w:cs="Calibri" w:eastAsia="Calibri" w:hAnsi="Calibri"/>
+          <w:b/>
+          <w:bCs/>
+          <w:color w:val="0B2E4F"/>
+          <w:sz w:val="26"/>
+          <w:szCs w:val="26"/>
+        </w:rPr>
+        <w:t xml:space="preserve">6.10 Appel et présence</w:t>
+      </w:r>
+    </w:p>
+    <w:p>
+      <w:pPr>
+        <w:spacing w:after="120" w:line="300"/>
+      </w:pPr>
+      <w:r>
+        <w:rPr>
+          <w:rFonts w:ascii="Calibri" w:cs="Calibri" w:eastAsia="Calibri" w:hAnsi="Calibri"/>
+          <w:sz w:val="22"/>
+          <w:szCs w:val="22"/>
+        </w:rPr>
+        <w:t xml:space="preserve">Le jour de l'examen, l'agent fait l'appel par créneau, avec peu de candidats à la fois. Chaque candidat est marqué présent ou absent ; au-delà de la tolérance de retard configurée, l'application propose d'accepter ou de refuser le retard. Un statut se corrige, ce qui répond au cas observé du « présent » non entendu dans la foule. La liste d'appel s'imprime en secours ; l'examinateur en reçoit une version sans les noms.</w:t>
+      </w:r>
+    </w:p>
+    <w:p>
+      <w:pPr>
+        <w:jc w:val="center"/>
+      </w:pPr>
+      <w:r>
+        <w:drawing>
+          <wp:inline distT="0" distB="0" distL="0" distR="0">
+            <wp:extent cx="2524125" cy="4486275"/>
+            <wp:effectExtent t="0" r="0" b="0" l="0"/>
+            <wp:docPr id="1" name="" descr="" title=""/>
+            <wp:cNvGraphicFramePr>
+              <a:graphicFrameLocks xmlns:a="http://schemas.openxmlformats.org/drawingml/2006/main" noChangeAspect="1"/>
+            </wp:cNvGraphicFramePr>
+            <a:graphic xmlns:a="http://schemas.openxmlformats.org/drawingml/2006/main">
+              <a:graphicData uri="http://schemas.openxmlformats.org/drawingml/2006/picture">
+                <pic:pic xmlns:pic="http://schemas.openxmlformats.org/drawingml/2006/picture">
+                  <pic:nvPicPr>
+                    <pic:cNvPr id="0" name="" descr=""/>
+                    <pic:cNvPicPr>
+                      <a:picLocks noChangeAspect="1" noChangeArrowheads="1"/>
+                    </pic:cNvPicPr>
+                  </pic:nvPicPr>
+                  <pic:blipFill>
+                    <a:blip r:embed="rId21" cstate="none"/>
+                    <a:srcRect/>
+                    <a:stretch>
+                      <a:fillRect/>
+                    </a:stretch>
+                  </pic:blipFill>
+                  <pic:spPr bwMode="auto">
+                    <a:xfrm>
+                      <a:off x="0" y="0"/>
+                      <a:ext cx="2524125" cy="4486275"/>
+                    </a:xfrm>
+                    <a:prstGeom prst="rect">
+                      <a:avLst/>
+                    </a:prstGeom>
+                  </pic:spPr>
+                </pic:pic>
+              </a:graphicData>
+            </a:graphic>
+          </wp:inline>
+        </w:drawing>
+      </w:r>
+    </w:p>
     <w:p>
       <w:pPr>
         <w:spacing w:after="240" w:before="80"/>
@@ -3713,7 +4016,7 @@
           <w:sz w:val="19"/>
           <w:szCs w:val="19"/>
         </w:rPr>
-        <w:t xml:space="preserve">Figure 6 — Création d'un examinateur avec son compte</w:t>
+        <w:t xml:space="preserve">Figure 11 — Appel d'une session : présents, retards, absents</w:t>
       </w:r>
     </w:p>
     <w:p>
@@ -3730,16 +4033,71 @@
           <w:sz w:val="26"/>
           <w:szCs w:val="26"/>
         </w:rPr>
-        <w:t xml:space="preserve">6.6 Candidat et dossier</w:t>
-      </w:r>
-    </w:p>
-    <w:p>
-      <w:pPr>
-        <w:pBdr>
-          <w:left w:val="single" w:color="B7C3D1" w:sz="12" w:space="8"/>
-        </w:pBdr>
-        <w:spacing w:after="120"/>
-        <w:ind w:left="200"/>
+        <w:t xml:space="preserve">6.11 Passages et vue de l'examinateur</w:t>
+      </w:r>
+    </w:p>
+    <w:p>
+      <w:pPr>
+        <w:spacing w:after="120" w:line="300"/>
+      </w:pPr>
+      <w:r>
+        <w:rPr>
+          <w:rFonts w:ascii="Calibri" w:cs="Calibri" w:eastAsia="Calibri" w:hAnsi="Calibri"/>
+          <w:sz w:val="22"/>
+          <w:szCs w:val="22"/>
+        </w:rPr>
+        <w:t xml:space="preserve">L'examinateur connecté voit les sessions du jour et, pour chacune, les candidats présents identifiés par leur seul numéro d'appel. Il ouvre un passage : le n-ième pour ce candidat et cette épreuve, jamais réutilisé, jamais effacé, tracé dans l'historique. Un passage déjà terminé se consulte en lecture seule.</w:t>
+      </w:r>
+    </w:p>
+    <w:p>
+      <w:pPr>
+        <w:jc w:val="center"/>
+      </w:pPr>
+      <w:r>
+        <w:drawing>
+          <wp:inline distT="0" distB="0" distL="0" distR="0">
+            <wp:extent cx="2524125" cy="4486275"/>
+            <wp:effectExtent t="0" r="0" b="0" l="0"/>
+            <wp:docPr id="1" name="" descr="" title=""/>
+            <wp:cNvGraphicFramePr>
+              <a:graphicFrameLocks xmlns:a="http://schemas.openxmlformats.org/drawingml/2006/main" noChangeAspect="1"/>
+            </wp:cNvGraphicFramePr>
+            <a:graphic xmlns:a="http://schemas.openxmlformats.org/drawingml/2006/main">
+              <a:graphicData uri="http://schemas.openxmlformats.org/drawingml/2006/picture">
+                <pic:pic xmlns:pic="http://schemas.openxmlformats.org/drawingml/2006/picture">
+                  <pic:nvPicPr>
+                    <pic:cNvPr id="0" name="" descr=""/>
+                    <pic:cNvPicPr>
+                      <a:picLocks noChangeAspect="1" noChangeArrowheads="1"/>
+                    </pic:cNvPicPr>
+                  </pic:nvPicPr>
+                  <pic:blipFill>
+                    <a:blip r:embed="rId22" cstate="none"/>
+                    <a:srcRect/>
+                    <a:stretch>
+                      <a:fillRect/>
+                    </a:stretch>
+                  </pic:blipFill>
+                  <pic:spPr bwMode="auto">
+                    <a:xfrm>
+                      <a:off x="0" y="0"/>
+                      <a:ext cx="2524125" cy="4486275"/>
+                    </a:xfrm>
+                    <a:prstGeom prst="rect">
+                      <a:avLst/>
+                    </a:prstGeom>
+                  </pic:spPr>
+                </pic:pic>
+              </a:graphicData>
+            </a:graphic>
+          </wp:inline>
+        </w:drawing>
+      </w:r>
+    </w:p>
+    <w:p>
+      <w:pPr>
+        <w:spacing w:after="240" w:before="80"/>
+        <w:jc w:val="center"/>
       </w:pPr>
       <w:r>
         <w:rPr>
@@ -3750,74 +4108,84 @@
           <w:sz w:val="19"/>
           <w:szCs w:val="19"/>
         </w:rPr>
-        <w:t xml:space="preserve">Fiche candidat, pièces attendues selon la catégorie, soumission ; âge minimum contrôlé.</w:t>
-      </w:r>
-    </w:p>
-    <w:p>
-      <w:pPr>
-        <w:spacing w:after="120"/>
-      </w:pPr>
-      <w:r>
-        <w:rPr>
-          <w:rFonts w:ascii="Calibri" w:cs="Calibri" w:eastAsia="Calibri" w:hAnsi="Calibri"/>
-          <w:i/>
-          <w:iCs/>
-          <w:color w:val="7A4B00"/>
-          <w:sz w:val="20"/>
-          <w:szCs w:val="20"/>
-          <w:highlight w:val="yellow"/>
-          <w:highlightCs w:val="yellow"/>
-        </w:rPr>
-        <w:t xml:space="preserve">À compléter — décrire l'écran, ce que fait l'utilisateur et ce que l'application contrôle (candidat et dossier).</w:t>
-      </w:r>
-    </w:p>
-    <w:tbl>
-      <w:tblPr>
-        <w:tblW w:type="dxa" w:w="4000"/>
-        <w:tblBorders>
-          <w:top w:val="single" w:color="auto" w:sz="4"/>
-          <w:left w:val="single" w:color="auto" w:sz="4"/>
-          <w:bottom w:val="single" w:color="auto" w:sz="4"/>
-          <w:right w:val="single" w:color="auto" w:sz="4"/>
-          <w:insideH w:val="single" w:color="auto" w:sz="4"/>
-          <w:insideV w:val="single" w:color="auto" w:sz="4"/>
-        </w:tblBorders>
-      </w:tblPr>
-      <w:tblGrid>
-        <w:gridCol w:w="4000"/>
-      </w:tblGrid>
-      <w:tr>
-        <w:tc>
-          <w:tcPr>
-            <w:tcW w:type="dxa" w:w="4000"/>
-            <w:shd w:fill="FFF1D6" w:color="auto" w:val="clear"/>
-            <w:tcMar>
-              <w:top w:type="dxa" w:w="1200"/>
-              <w:left w:type="dxa" w:w="200"/>
-              <w:bottom w:type="dxa" w:w="1200"/>
-              <w:right w:type="dxa" w:w="200"/>
-            </w:tcMar>
-            <w:vAlign w:val="center"/>
-          </w:tcPr>
-          <w:p>
-            <w:pPr>
-              <w:jc w:val="center"/>
-            </w:pPr>
-            <w:r>
-              <w:rPr>
-                <w:rFonts w:ascii="Calibri" w:cs="Calibri" w:eastAsia="Calibri" w:hAnsi="Calibri"/>
-                <w:i/>
-                <w:iCs/>
-                <w:color w:val="7A4B00"/>
-                <w:sz w:val="22"/>
-                <w:szCs w:val="22"/>
-              </w:rPr>
-              <w:t xml:space="preserve">Capture à insérer : 06_06_dossier.png</w:t>
-            </w:r>
-          </w:p>
-        </w:tc>
-      </w:tr>
-    </w:tbl>
+        <w:t xml:space="preserve">Figure 12 — Vue de l'examinateur : numéros d'appel, sans les noms</w:t>
+      </w:r>
+    </w:p>
+    <w:p>
+      <w:pPr>
+        <w:pStyle w:val="Heading2"/>
+        <w:spacing w:after="140" w:before="280"/>
+      </w:pPr>
+      <w:r>
+        <w:rPr>
+          <w:rFonts w:ascii="Calibri" w:cs="Calibri" w:eastAsia="Calibri" w:hAnsi="Calibri"/>
+          <w:b/>
+          <w:bCs/>
+          <w:color w:val="0B2E4F"/>
+          <w:sz w:val="26"/>
+          <w:szCs w:val="26"/>
+        </w:rPr>
+        <w:t xml:space="preserve">6.12 Épreuve théorique orale</w:t>
+      </w:r>
+    </w:p>
+    <w:p>
+      <w:pPr>
+        <w:spacing w:after="120" w:line="300"/>
+      </w:pPr>
+      <w:r>
+        <w:rPr>
+          <w:rFonts w:ascii="Calibri" w:cs="Calibri" w:eastAsia="Calibri" w:hAnsi="Calibri"/>
+          <w:sz w:val="22"/>
+          <w:szCs w:val="22"/>
+        </w:rPr>
+        <w:t xml:space="preserve">L'épreuve théorique est orale, comme nous l'avons vécue. L'écran reproduit la feuille de l'examinateur : le sujet est tiré au sort par l'application jusqu'à la note maximale du barème, ou choisi question par question par l'examinateur selon la règle configurée. Pour chaque question, il écrit la réponse donnée par le candidat et les points attribués, de zéro au maximum de la question ; la réponse attendue s'affiche en aide-mémoire. Le total se calcule au fil de la saisie. « Terminer l'épreuve » fige la feuille, clôt le passage et calcule aussitôt le résultat.</w:t>
+      </w:r>
+    </w:p>
+    <w:p>
+      <w:pPr>
+        <w:jc w:val="center"/>
+      </w:pPr>
+      <w:r>
+        <w:drawing>
+          <wp:inline distT="0" distB="0" distL="0" distR="0">
+            <wp:extent cx="2524125" cy="4486275"/>
+            <wp:effectExtent t="0" r="0" b="0" l="0"/>
+            <wp:docPr id="1" name="" descr="" title=""/>
+            <wp:cNvGraphicFramePr>
+              <a:graphicFrameLocks xmlns:a="http://schemas.openxmlformats.org/drawingml/2006/main" noChangeAspect="1"/>
+            </wp:cNvGraphicFramePr>
+            <a:graphic xmlns:a="http://schemas.openxmlformats.org/drawingml/2006/main">
+              <a:graphicData uri="http://schemas.openxmlformats.org/drawingml/2006/picture">
+                <pic:pic xmlns:pic="http://schemas.openxmlformats.org/drawingml/2006/picture">
+                  <pic:nvPicPr>
+                    <pic:cNvPr id="0" name="" descr=""/>
+                    <pic:cNvPicPr>
+                      <a:picLocks noChangeAspect="1" noChangeArrowheads="1"/>
+                    </pic:cNvPicPr>
+                  </pic:nvPicPr>
+                  <pic:blipFill>
+                    <a:blip r:embed="rId23" cstate="none"/>
+                    <a:srcRect/>
+                    <a:stretch>
+                      <a:fillRect/>
+                    </a:stretch>
+                  </pic:blipFill>
+                  <pic:spPr bwMode="auto">
+                    <a:xfrm>
+                      <a:off x="0" y="0"/>
+                      <a:ext cx="2524125" cy="4486275"/>
+                    </a:xfrm>
+                    <a:prstGeom prst="rect">
+                      <a:avLst/>
+                    </a:prstGeom>
+                  </pic:spPr>
+                </pic:pic>
+              </a:graphicData>
+            </a:graphic>
+          </wp:inline>
+        </w:drawing>
+      </w:r>
+    </w:p>
     <w:p>
       <w:pPr>
         <w:spacing w:after="240" w:before="80"/>
@@ -3832,7 +4200,7 @@
           <w:sz w:val="19"/>
           <w:szCs w:val="19"/>
         </w:rPr>
-        <w:t xml:space="preserve">Figure 7 — Dossier soumis par l'auto-école</w:t>
+        <w:t xml:space="preserve">Figure 13 — Feuille d'examen théorique : questions posées, réponses, points</w:t>
       </w:r>
     </w:p>
     <w:p>
@@ -3849,16 +4217,71 @@
           <w:sz w:val="26"/>
           <w:szCs w:val="26"/>
         </w:rPr>
-        <w:t xml:space="preserve">6.7 Décision de l'ATT sur le dossier</w:t>
-      </w:r>
-    </w:p>
-    <w:p>
-      <w:pPr>
-        <w:pBdr>
-          <w:left w:val="single" w:color="B7C3D1" w:sz="12" w:space="8"/>
-        </w:pBdr>
-        <w:spacing w:after="120"/>
-        <w:ind w:left="200"/>
+        <w:t xml:space="preserve">6.13 Épreuve de conduite</w:t>
+      </w:r>
+    </w:p>
+    <w:p>
+      <w:pPr>
+        <w:spacing w:after="120" w:line="300"/>
+      </w:pPr>
+      <w:r>
+        <w:rPr>
+          <w:rFonts w:ascii="Calibri" w:cs="Calibri" w:eastAsia="Calibri" w:hAnsi="Calibri"/>
+          <w:sz w:val="22"/>
+          <w:szCs w:val="22"/>
+        </w:rPr>
+        <w:t xml:space="preserve">Pour la conduite, l'application propose une grille : un critère par ligne avec ses points, une case « faute éliminatoire » quand le critère l'admet, une observation. La grille elle-même n'est pas imposée : elle vient de la configuration et reste à confirmer par l'ATT. Une faute éliminatoire vaut zéro sur le critère et fait perdre l'épreuve quel que soit le total, ce que l'écran annonce en rouge.</w:t>
+      </w:r>
+    </w:p>
+    <w:p>
+      <w:pPr>
+        <w:jc w:val="center"/>
+      </w:pPr>
+      <w:r>
+        <w:drawing>
+          <wp:inline distT="0" distB="0" distL="0" distR="0">
+            <wp:extent cx="2524125" cy="4486275"/>
+            <wp:effectExtent t="0" r="0" b="0" l="0"/>
+            <wp:docPr id="1" name="" descr="" title=""/>
+            <wp:cNvGraphicFramePr>
+              <a:graphicFrameLocks xmlns:a="http://schemas.openxmlformats.org/drawingml/2006/main" noChangeAspect="1"/>
+            </wp:cNvGraphicFramePr>
+            <a:graphic xmlns:a="http://schemas.openxmlformats.org/drawingml/2006/main">
+              <a:graphicData uri="http://schemas.openxmlformats.org/drawingml/2006/picture">
+                <pic:pic xmlns:pic="http://schemas.openxmlformats.org/drawingml/2006/picture">
+                  <pic:nvPicPr>
+                    <pic:cNvPr id="0" name="" descr=""/>
+                    <pic:cNvPicPr>
+                      <a:picLocks noChangeAspect="1" noChangeArrowheads="1"/>
+                    </pic:cNvPicPr>
+                  </pic:nvPicPr>
+                  <pic:blipFill>
+                    <a:blip r:embed="rId24" cstate="none"/>
+                    <a:srcRect/>
+                    <a:stretch>
+                      <a:fillRect/>
+                    </a:stretch>
+                  </pic:blipFill>
+                  <pic:spPr bwMode="auto">
+                    <a:xfrm>
+                      <a:off x="0" y="0"/>
+                      <a:ext cx="2524125" cy="4486275"/>
+                    </a:xfrm>
+                    <a:prstGeom prst="rect">
+                      <a:avLst/>
+                    </a:prstGeom>
+                  </pic:spPr>
+                </pic:pic>
+              </a:graphicData>
+            </a:graphic>
+          </wp:inline>
+        </w:drawing>
+      </w:r>
+    </w:p>
+    <w:p>
+      <w:pPr>
+        <w:spacing w:after="240" w:before="80"/>
+        <w:jc w:val="center"/>
       </w:pPr>
       <w:r>
         <w:rPr>
@@ -3869,74 +4292,84 @@
           <w:sz w:val="19"/>
           <w:szCs w:val="19"/>
         </w:rPr>
-        <w:t xml:space="preserve">Dossiers à traiter ; motif obligatoire pour incomplet et refusé ; historique.</w:t>
-      </w:r>
-    </w:p>
-    <w:p>
-      <w:pPr>
-        <w:spacing w:after="120"/>
-      </w:pPr>
-      <w:r>
-        <w:rPr>
-          <w:rFonts w:ascii="Calibri" w:cs="Calibri" w:eastAsia="Calibri" w:hAnsi="Calibri"/>
-          <w:i/>
-          <w:iCs/>
-          <w:color w:val="7A4B00"/>
-          <w:sz w:val="20"/>
-          <w:szCs w:val="20"/>
-          <w:highlight w:val="yellow"/>
-          <w:highlightCs w:val="yellow"/>
-        </w:rPr>
-        <w:t xml:space="preserve">À compléter — décrire l'écran, ce que fait l'utilisateur et ce que l'application contrôle (décision de l'att sur le dossier).</w:t>
-      </w:r>
-    </w:p>
-    <w:tbl>
-      <w:tblPr>
-        <w:tblW w:type="dxa" w:w="4000"/>
-        <w:tblBorders>
-          <w:top w:val="single" w:color="auto" w:sz="4"/>
-          <w:left w:val="single" w:color="auto" w:sz="4"/>
-          <w:bottom w:val="single" w:color="auto" w:sz="4"/>
-          <w:right w:val="single" w:color="auto" w:sz="4"/>
-          <w:insideH w:val="single" w:color="auto" w:sz="4"/>
-          <w:insideV w:val="single" w:color="auto" w:sz="4"/>
-        </w:tblBorders>
-      </w:tblPr>
-      <w:tblGrid>
-        <w:gridCol w:w="4000"/>
-      </w:tblGrid>
-      <w:tr>
-        <w:tc>
-          <w:tcPr>
-            <w:tcW w:type="dxa" w:w="4000"/>
-            <w:shd w:fill="FFF1D6" w:color="auto" w:val="clear"/>
-            <w:tcMar>
-              <w:top w:type="dxa" w:w="1200"/>
-              <w:left w:type="dxa" w:w="200"/>
-              <w:bottom w:type="dxa" w:w="1200"/>
-              <w:right w:type="dxa" w:w="200"/>
-            </w:tcMar>
-            <w:vAlign w:val="center"/>
-          </w:tcPr>
-          <w:p>
-            <w:pPr>
-              <w:jc w:val="center"/>
-            </w:pPr>
-            <w:r>
-              <w:rPr>
-                <w:rFonts w:ascii="Calibri" w:cs="Calibri" w:eastAsia="Calibri" w:hAnsi="Calibri"/>
-                <w:i/>
-                <w:iCs/>
-                <w:color w:val="7A4B00"/>
-                <w:sz w:val="22"/>
-                <w:szCs w:val="22"/>
-              </w:rPr>
-              <w:t xml:space="preserve">Capture à insérer : 06_07_decision.png</w:t>
-            </w:r>
-          </w:p>
-        </w:tc>
-      </w:tr>
-    </w:tbl>
+        <w:t xml:space="preserve">Figure 14 — Grille de conduite : points par critère, faute éliminatoire, observations</w:t>
+      </w:r>
+    </w:p>
+    <w:p>
+      <w:pPr>
+        <w:pStyle w:val="Heading2"/>
+        <w:spacing w:after="140" w:before="280"/>
+      </w:pPr>
+      <w:r>
+        <w:rPr>
+          <w:rFonts w:ascii="Calibri" w:cs="Calibri" w:eastAsia="Calibri" w:hAnsi="Calibri"/>
+          <w:b/>
+          <w:bCs/>
+          <w:color w:val="0B2E4F"/>
+          <w:sz w:val="26"/>
+          <w:szCs w:val="26"/>
+        </w:rPr>
+        <w:t xml:space="preserve">6.14 Résultat, validation et correction</w:t>
+      </w:r>
+    </w:p>
+    <w:p>
+      <w:pPr>
+        <w:spacing w:after="120" w:line="300"/>
+      </w:pPr>
+      <w:r>
+        <w:rPr>
+          <w:rFonts w:ascii="Calibri" w:cs="Calibri" w:eastAsia="Calibri" w:hAnsi="Calibri"/>
+          <w:sz w:val="22"/>
+          <w:szCs w:val="22"/>
+        </w:rPr>
+        <w:t xml:space="preserve">Le résultat est calculé automatiquement à la clôture de l'épreuve, avec la version du barème en vigueur, copiée dans le résultat pour rester lisible même si le barème change. Il attend la validation de l'administrateur ATT ; jusque-là, ni l'auto-école ni le candidat ne le voient. Une erreur de notation se corrige en rouvrant la feuille de l'examinateur puis en recalculant : l'application crée un nouveau résultat avec un motif, l'ancien reste en base et lisible, marqué « remplacé ».</w:t>
+      </w:r>
+    </w:p>
+    <w:p>
+      <w:pPr>
+        <w:jc w:val="center"/>
+      </w:pPr>
+      <w:r>
+        <w:drawing>
+          <wp:inline distT="0" distB="0" distL="0" distR="0">
+            <wp:extent cx="2524125" cy="4486275"/>
+            <wp:effectExtent t="0" r="0" b="0" l="0"/>
+            <wp:docPr id="1" name="" descr="" title=""/>
+            <wp:cNvGraphicFramePr>
+              <a:graphicFrameLocks xmlns:a="http://schemas.openxmlformats.org/drawingml/2006/main" noChangeAspect="1"/>
+            </wp:cNvGraphicFramePr>
+            <a:graphic xmlns:a="http://schemas.openxmlformats.org/drawingml/2006/main">
+              <a:graphicData uri="http://schemas.openxmlformats.org/drawingml/2006/picture">
+                <pic:pic xmlns:pic="http://schemas.openxmlformats.org/drawingml/2006/picture">
+                  <pic:nvPicPr>
+                    <pic:cNvPr id="0" name="" descr=""/>
+                    <pic:cNvPicPr>
+                      <a:picLocks noChangeAspect="1" noChangeArrowheads="1"/>
+                    </pic:cNvPicPr>
+                  </pic:nvPicPr>
+                  <pic:blipFill>
+                    <a:blip r:embed="rId25" cstate="none"/>
+                    <a:srcRect/>
+                    <a:stretch>
+                      <a:fillRect/>
+                    </a:stretch>
+                  </pic:blipFill>
+                  <pic:spPr bwMode="auto">
+                    <a:xfrm>
+                      <a:off x="0" y="0"/>
+                      <a:ext cx="2524125" cy="4486275"/>
+                    </a:xfrm>
+                    <a:prstGeom prst="rect">
+                      <a:avLst/>
+                    </a:prstGeom>
+                  </pic:spPr>
+                </pic:pic>
+              </a:graphicData>
+            </a:graphic>
+          </wp:inline>
+        </w:drawing>
+      </w:r>
+    </w:p>
     <w:p>
       <w:pPr>
         <w:spacing w:after="240" w:before="80"/>
@@ -3951,7 +4384,7 @@
           <w:sz w:val="19"/>
           <w:szCs w:val="19"/>
         </w:rPr>
-        <w:t xml:space="preserve">Figure 8 — Validation, incomplet ou refus avec motif</w:t>
+        <w:t xml:space="preserve">Figure 15 — Détail d'un résultat avant validation par l'ATT</w:t>
       </w:r>
     </w:p>
     <w:p>
@@ -3968,16 +4401,71 @@
           <w:sz w:val="26"/>
           <w:szCs w:val="26"/>
         </w:rPr>
-        <w:t xml:space="preserve">6.8 Session et créneaux</w:t>
-      </w:r>
-    </w:p>
-    <w:p>
-      <w:pPr>
-        <w:pBdr>
-          <w:left w:val="single" w:color="B7C3D1" w:sz="12" w:space="8"/>
-        </w:pBdr>
-        <w:spacing w:after="120"/>
-        <w:ind w:left="200"/>
+        <w:t xml:space="preserve">6.15 Échec et nouvelle tentative</w:t>
+      </w:r>
+    </w:p>
+    <w:p>
+      <w:pPr>
+        <w:spacing w:after="120" w:line="300"/>
+      </w:pPr>
+      <w:r>
+        <w:rPr>
+          <w:rFonts w:ascii="Calibri" w:cs="Calibri" w:eastAsia="Calibri" w:hAnsi="Calibri"/>
+          <w:sz w:val="22"/>
+          <w:szCs w:val="22"/>
+        </w:rPr>
+        <w:t xml:space="preserve">En cas d'échec, l'écran indique les épreuves à repasser et la date à partir de laquelle le candidat peut être réinscrit, d'après le délai de repassage configuré ; une épreuve réussie reste acquise pendant la durée configurée. Le prochain passage portera le numéro suivant : rien n'est écrasé, le parcours complet reste visible.</w:t>
+      </w:r>
+    </w:p>
+    <w:p>
+      <w:pPr>
+        <w:jc w:val="center"/>
+      </w:pPr>
+      <w:r>
+        <w:drawing>
+          <wp:inline distT="0" distB="0" distL="0" distR="0">
+            <wp:extent cx="2524125" cy="4486275"/>
+            <wp:effectExtent t="0" r="0" b="0" l="0"/>
+            <wp:docPr id="1" name="" descr="" title=""/>
+            <wp:cNvGraphicFramePr>
+              <a:graphicFrameLocks xmlns:a="http://schemas.openxmlformats.org/drawingml/2006/main" noChangeAspect="1"/>
+            </wp:cNvGraphicFramePr>
+            <a:graphic xmlns:a="http://schemas.openxmlformats.org/drawingml/2006/main">
+              <a:graphicData uri="http://schemas.openxmlformats.org/drawingml/2006/picture">
+                <pic:pic xmlns:pic="http://schemas.openxmlformats.org/drawingml/2006/picture">
+                  <pic:nvPicPr>
+                    <pic:cNvPr id="0" name="" descr=""/>
+                    <pic:cNvPicPr>
+                      <a:picLocks noChangeAspect="1" noChangeArrowheads="1"/>
+                    </pic:cNvPicPr>
+                  </pic:nvPicPr>
+                  <pic:blipFill>
+                    <a:blip r:embed="rId26" cstate="none"/>
+                    <a:srcRect/>
+                    <a:stretch>
+                      <a:fillRect/>
+                    </a:stretch>
+                  </pic:blipFill>
+                  <pic:spPr bwMode="auto">
+                    <a:xfrm>
+                      <a:off x="0" y="0"/>
+                      <a:ext cx="2524125" cy="4486275"/>
+                    </a:xfrm>
+                    <a:prstGeom prst="rect">
+                      <a:avLst/>
+                    </a:prstGeom>
+                  </pic:spPr>
+                </pic:pic>
+              </a:graphicData>
+            </a:graphic>
+          </wp:inline>
+        </w:drawing>
+      </w:r>
+    </w:p>
+    <w:p>
+      <w:pPr>
+        <w:spacing w:after="240" w:before="80"/>
+        <w:jc w:val="center"/>
       </w:pPr>
       <w:r>
         <w:rPr>
@@ -3988,74 +4476,84 @@
           <w:sz w:val="19"/>
           <w:szCs w:val="19"/>
         </w:rPr>
-        <w:t xml:space="preserve">Catégorie, épreuve, centre, date, capacité, durée et marge : les créneaux se calculent ; avertissement en cas de conflit de centre.</w:t>
-      </w:r>
-    </w:p>
-    <w:p>
-      <w:pPr>
-        <w:spacing w:after="120"/>
-      </w:pPr>
-      <w:r>
-        <w:rPr>
-          <w:rFonts w:ascii="Calibri" w:cs="Calibri" w:eastAsia="Calibri" w:hAnsi="Calibri"/>
-          <w:i/>
-          <w:iCs/>
-          <w:color w:val="7A4B00"/>
-          <w:sz w:val="20"/>
-          <w:szCs w:val="20"/>
-          <w:highlight w:val="yellow"/>
-          <w:highlightCs w:val="yellow"/>
-        </w:rPr>
-        <w:t xml:space="preserve">À compléter — décrire l'écran, ce que fait l'utilisateur et ce que l'application contrôle (session et créneaux).</w:t>
-      </w:r>
-    </w:p>
-    <w:tbl>
-      <w:tblPr>
-        <w:tblW w:type="dxa" w:w="4000"/>
-        <w:tblBorders>
-          <w:top w:val="single" w:color="auto" w:sz="4"/>
-          <w:left w:val="single" w:color="auto" w:sz="4"/>
-          <w:bottom w:val="single" w:color="auto" w:sz="4"/>
-          <w:right w:val="single" w:color="auto" w:sz="4"/>
-          <w:insideH w:val="single" w:color="auto" w:sz="4"/>
-          <w:insideV w:val="single" w:color="auto" w:sz="4"/>
-        </w:tblBorders>
-      </w:tblPr>
-      <w:tblGrid>
-        <w:gridCol w:w="4000"/>
-      </w:tblGrid>
-      <w:tr>
-        <w:tc>
-          <w:tcPr>
-            <w:tcW w:type="dxa" w:w="4000"/>
-            <w:shd w:fill="FFF1D6" w:color="auto" w:val="clear"/>
-            <w:tcMar>
-              <w:top w:type="dxa" w:w="1200"/>
-              <w:left w:type="dxa" w:w="200"/>
-              <w:bottom w:type="dxa" w:w="1200"/>
-              <w:right w:type="dxa" w:w="200"/>
-            </w:tcMar>
-            <w:vAlign w:val="center"/>
-          </w:tcPr>
-          <w:p>
-            <w:pPr>
-              <w:jc w:val="center"/>
-            </w:pPr>
-            <w:r>
-              <w:rPr>
-                <w:rFonts w:ascii="Calibri" w:cs="Calibri" w:eastAsia="Calibri" w:hAnsi="Calibri"/>
-                <w:i/>
-                <w:iCs/>
-                <w:color w:val="7A4B00"/>
-                <w:sz w:val="22"/>
-                <w:szCs w:val="22"/>
-              </w:rPr>
-              <w:t xml:space="preserve">Capture à insérer : 06_08_session.png</w:t>
-            </w:r>
-          </w:p>
-        </w:tc>
-      </w:tr>
-    </w:tbl>
+        <w:t xml:space="preserve">Figure 16 — Résultat en échec : épreuves à repasser et date de réinscription</w:t>
+      </w:r>
+    </w:p>
+    <w:p>
+      <w:pPr>
+        <w:pStyle w:val="Heading2"/>
+        <w:spacing w:after="140" w:before="280"/>
+      </w:pPr>
+      <w:r>
+        <w:rPr>
+          <w:rFonts w:ascii="Calibri" w:cs="Calibri" w:eastAsia="Calibri" w:hAnsi="Calibri"/>
+          <w:b/>
+          <w:bCs/>
+          <w:color w:val="0B2E4F"/>
+          <w:sz w:val="26"/>
+          <w:szCs w:val="26"/>
+        </w:rPr>
+        <w:t xml:space="preserve">6.16 Consultation par rôle</w:t>
+      </w:r>
+    </w:p>
+    <w:p>
+      <w:pPr>
+        <w:spacing w:after="120" w:line="300"/>
+      </w:pPr>
+      <w:r>
+        <w:rPr>
+          <w:rFonts w:ascii="Calibri" w:cs="Calibri" w:eastAsia="Calibri" w:hAnsi="Calibri"/>
+          <w:sz w:val="22"/>
+          <w:szCs w:val="22"/>
+        </w:rPr>
+        <w:t xml:space="preserve">Chacun voit ce qui le concerne. L'auto-école suit ses candidats, leurs inscriptions et leurs résultats validés ; le candidat qui dispose d'un compte lit son parcours, dossier, convocations, passages et résultats ; l'ATT voit tout et filtre par région. Un candidat sans smartphone n'est pas pénalisé : son auto-école et l'ATT ont la même information, et les documents s'impriment.</w:t>
+      </w:r>
+    </w:p>
+    <w:p>
+      <w:pPr>
+        <w:jc w:val="center"/>
+      </w:pPr>
+      <w:r>
+        <w:drawing>
+          <wp:inline distT="0" distB="0" distL="0" distR="0">
+            <wp:extent cx="2524125" cy="4486275"/>
+            <wp:effectExtent t="0" r="0" b="0" l="0"/>
+            <wp:docPr id="1" name="" descr="" title=""/>
+            <wp:cNvGraphicFramePr>
+              <a:graphicFrameLocks xmlns:a="http://schemas.openxmlformats.org/drawingml/2006/main" noChangeAspect="1"/>
+            </wp:cNvGraphicFramePr>
+            <a:graphic xmlns:a="http://schemas.openxmlformats.org/drawingml/2006/main">
+              <a:graphicData uri="http://schemas.openxmlformats.org/drawingml/2006/picture">
+                <pic:pic xmlns:pic="http://schemas.openxmlformats.org/drawingml/2006/picture">
+                  <pic:nvPicPr>
+                    <pic:cNvPr id="0" name="" descr=""/>
+                    <pic:cNvPicPr>
+                      <a:picLocks noChangeAspect="1" noChangeArrowheads="1"/>
+                    </pic:cNvPicPr>
+                  </pic:nvPicPr>
+                  <pic:blipFill>
+                    <a:blip r:embed="rId27" cstate="none"/>
+                    <a:srcRect/>
+                    <a:stretch>
+                      <a:fillRect/>
+                    </a:stretch>
+                  </pic:blipFill>
+                  <pic:spPr bwMode="auto">
+                    <a:xfrm>
+                      <a:off x="0" y="0"/>
+                      <a:ext cx="2524125" cy="4486275"/>
+                    </a:xfrm>
+                    <a:prstGeom prst="rect">
+                      <a:avLst/>
+                    </a:prstGeom>
+                  </pic:spPr>
+                </pic:pic>
+              </a:graphicData>
+            </a:graphic>
+          </wp:inline>
+        </w:drawing>
+      </w:r>
+    </w:p>
     <w:p>
       <w:pPr>
         <w:spacing w:after="240" w:before="80"/>
@@ -4070,7 +4568,7 @@
           <w:sz w:val="19"/>
           <w:szCs w:val="19"/>
         </w:rPr>
-        <w:t xml:space="preserve">Figure 9 — Création d'une session et aperçu des créneaux</w:t>
+        <w:t xml:space="preserve">Figure 17 — Parcours du candidat, vu avec son compte</w:t>
       </w:r>
     </w:p>
     <w:p>
@@ -4087,16 +4585,71 @@
           <w:sz w:val="26"/>
           <w:szCs w:val="26"/>
         </w:rPr>
-        <w:t xml:space="preserve">6.9 Inscription et convocation</w:t>
-      </w:r>
-    </w:p>
-    <w:p>
-      <w:pPr>
-        <w:pBdr>
-          <w:left w:val="single" w:color="B7C3D1" w:sz="12" w:space="8"/>
-        </w:pBdr>
-        <w:spacing w:after="120"/>
-        <w:ind w:left="200"/>
+        <w:t xml:space="preserve">6.17 Impression</w:t>
+      </w:r>
+    </w:p>
+    <w:p>
+      <w:pPr>
+        <w:spacing w:after="120" w:line="300"/>
+      </w:pPr>
+      <w:r>
+        <w:rPr>
+          <w:rFonts w:ascii="Calibri" w:cs="Calibri" w:eastAsia="Calibri" w:hAnsi="Calibri"/>
+          <w:sz w:val="22"/>
+          <w:szCs w:val="22"/>
+        </w:rPr>
+        <w:t xml:space="preserve">Quatre documents s'impriment depuis l'application, sans réseau : la convocation individuelle avec l'heure de passage estimée et les pièces à apporter, la liste d'appel d'une session (avec ou sans noms selon le rôle), la liste des admis et le relevé de résultat. La page est produite en HTML, montrée en aperçu, puis confiée au service d'impression d'Android, qui permet aussi d'enregistrer un PDF.</w:t>
+      </w:r>
+    </w:p>
+    <w:p>
+      <w:pPr>
+        <w:jc w:val="center"/>
+      </w:pPr>
+      <w:r>
+        <w:drawing>
+          <wp:inline distT="0" distB="0" distL="0" distR="0">
+            <wp:extent cx="2524125" cy="4486275"/>
+            <wp:effectExtent t="0" r="0" b="0" l="0"/>
+            <wp:docPr id="1" name="" descr="" title=""/>
+            <wp:cNvGraphicFramePr>
+              <a:graphicFrameLocks xmlns:a="http://schemas.openxmlformats.org/drawingml/2006/main" noChangeAspect="1"/>
+            </wp:cNvGraphicFramePr>
+            <a:graphic xmlns:a="http://schemas.openxmlformats.org/drawingml/2006/main">
+              <a:graphicData uri="http://schemas.openxmlformats.org/drawingml/2006/picture">
+                <pic:pic xmlns:pic="http://schemas.openxmlformats.org/drawingml/2006/picture">
+                  <pic:nvPicPr>
+                    <pic:cNvPr id="0" name="" descr=""/>
+                    <pic:cNvPicPr>
+                      <a:picLocks noChangeAspect="1" noChangeArrowheads="1"/>
+                    </pic:cNvPicPr>
+                  </pic:nvPicPr>
+                  <pic:blipFill>
+                    <a:blip r:embed="rId28" cstate="none"/>
+                    <a:srcRect/>
+                    <a:stretch>
+                      <a:fillRect/>
+                    </a:stretch>
+                  </pic:blipFill>
+                  <pic:spPr bwMode="auto">
+                    <a:xfrm>
+                      <a:off x="0" y="0"/>
+                      <a:ext cx="2524125" cy="4486275"/>
+                    </a:xfrm>
+                    <a:prstGeom prst="rect">
+                      <a:avLst/>
+                    </a:prstGeom>
+                  </pic:spPr>
+                </pic:pic>
+              </a:graphicData>
+            </a:graphic>
+          </wp:inline>
+        </w:drawing>
+      </w:r>
+    </w:p>
+    <w:p>
+      <w:pPr>
+        <w:spacing w:after="240" w:before="80"/>
+        <w:jc w:val="center"/>
       </w:pPr>
       <w:r>
         <w:rPr>
@@ -4107,74 +4660,84 @@
           <w:sz w:val="19"/>
           <w:szCs w:val="19"/>
         </w:rPr>
-        <w:t xml:space="preserve">Contrôles : dossier validé, capacité, doublon, même jour, délai de repassage, théorie réussie avant conduite ; numéro d'appel et créneau ; convocation imprimable.</w:t>
-      </w:r>
-    </w:p>
-    <w:p>
-      <w:pPr>
-        <w:spacing w:after="120"/>
-      </w:pPr>
-      <w:r>
-        <w:rPr>
-          <w:rFonts w:ascii="Calibri" w:cs="Calibri" w:eastAsia="Calibri" w:hAnsi="Calibri"/>
-          <w:i/>
-          <w:iCs/>
-          <w:color w:val="7A4B00"/>
-          <w:sz w:val="20"/>
-          <w:szCs w:val="20"/>
-          <w:highlight w:val="yellow"/>
-          <w:highlightCs w:val="yellow"/>
-        </w:rPr>
-        <w:t xml:space="preserve">À compléter — décrire l'écran, ce que fait l'utilisateur et ce que l'application contrôle (inscription et convocation).</w:t>
-      </w:r>
-    </w:p>
-    <w:tbl>
-      <w:tblPr>
-        <w:tblW w:type="dxa" w:w="4000"/>
-        <w:tblBorders>
-          <w:top w:val="single" w:color="auto" w:sz="4"/>
-          <w:left w:val="single" w:color="auto" w:sz="4"/>
-          <w:bottom w:val="single" w:color="auto" w:sz="4"/>
-          <w:right w:val="single" w:color="auto" w:sz="4"/>
-          <w:insideH w:val="single" w:color="auto" w:sz="4"/>
-          <w:insideV w:val="single" w:color="auto" w:sz="4"/>
-        </w:tblBorders>
-      </w:tblPr>
-      <w:tblGrid>
-        <w:gridCol w:w="4000"/>
-      </w:tblGrid>
-      <w:tr>
-        <w:tc>
-          <w:tcPr>
-            <w:tcW w:type="dxa" w:w="4000"/>
-            <w:shd w:fill="FFF1D6" w:color="auto" w:val="clear"/>
-            <w:tcMar>
-              <w:top w:type="dxa" w:w="1200"/>
-              <w:left w:type="dxa" w:w="200"/>
-              <w:bottom w:type="dxa" w:w="1200"/>
-              <w:right w:type="dxa" w:w="200"/>
-            </w:tcMar>
-            <w:vAlign w:val="center"/>
-          </w:tcPr>
-          <w:p>
-            <w:pPr>
-              <w:jc w:val="center"/>
-            </w:pPr>
-            <w:r>
-              <w:rPr>
-                <w:rFonts w:ascii="Calibri" w:cs="Calibri" w:eastAsia="Calibri" w:hAnsi="Calibri"/>
-                <w:i/>
-                <w:iCs/>
-                <w:color w:val="7A4B00"/>
-                <w:sz w:val="22"/>
-                <w:szCs w:val="22"/>
-              </w:rPr>
-              <w:t xml:space="preserve">Capture à insérer : 06_09_inscription.png</w:t>
-            </w:r>
-          </w:p>
-        </w:tc>
-      </w:tr>
-    </w:tbl>
+        <w:t xml:space="preserve">Figure 18 — Relevé de résultat, prêt à imprimer</w:t>
+      </w:r>
+    </w:p>
+    <w:p>
+      <w:pPr>
+        <w:pStyle w:val="Heading2"/>
+        <w:spacing w:after="140" w:before="280"/>
+      </w:pPr>
+      <w:r>
+        <w:rPr>
+          <w:rFonts w:ascii="Calibri" w:cs="Calibri" w:eastAsia="Calibri" w:hAnsi="Calibri"/>
+          <w:b/>
+          <w:bCs/>
+          <w:color w:val="0B2E4F"/>
+          <w:sz w:val="26"/>
+          <w:szCs w:val="26"/>
+        </w:rPr>
+        <w:t xml:space="preserve">6.18 Historique</w:t>
+      </w:r>
+    </w:p>
+    <w:p>
+      <w:pPr>
+        <w:spacing w:after="120" w:line="300"/>
+      </w:pPr>
+      <w:r>
+        <w:rPr>
+          <w:rFonts w:ascii="Calibri" w:cs="Calibri" w:eastAsia="Calibri" w:hAnsi="Calibri"/>
+          <w:sz w:val="22"/>
+          <w:szCs w:val="22"/>
+        </w:rPr>
+        <w:t xml:space="preserve">Toute modification sensible est enregistrée avec son auteur, sa date, l'action, l'ancienne et la nouvelle valeur et le motif, dans la même transaction que la modification elle-même. L'historique se lit depuis chaque fiche et depuis un écran global, filtrable par période, par objet et par utilisateur.</w:t>
+      </w:r>
+    </w:p>
+    <w:p>
+      <w:pPr>
+        <w:jc w:val="center"/>
+      </w:pPr>
+      <w:r>
+        <w:drawing>
+          <wp:inline distT="0" distB="0" distL="0" distR="0">
+            <wp:extent cx="2524125" cy="4486275"/>
+            <wp:effectExtent t="0" r="0" b="0" l="0"/>
+            <wp:docPr id="1" name="" descr="" title=""/>
+            <wp:cNvGraphicFramePr>
+              <a:graphicFrameLocks xmlns:a="http://schemas.openxmlformats.org/drawingml/2006/main" noChangeAspect="1"/>
+            </wp:cNvGraphicFramePr>
+            <a:graphic xmlns:a="http://schemas.openxmlformats.org/drawingml/2006/main">
+              <a:graphicData uri="http://schemas.openxmlformats.org/drawingml/2006/picture">
+                <pic:pic xmlns:pic="http://schemas.openxmlformats.org/drawingml/2006/picture">
+                  <pic:nvPicPr>
+                    <pic:cNvPr id="0" name="" descr=""/>
+                    <pic:cNvPicPr>
+                      <a:picLocks noChangeAspect="1" noChangeArrowheads="1"/>
+                    </pic:cNvPicPr>
+                  </pic:nvPicPr>
+                  <pic:blipFill>
+                    <a:blip r:embed="rId29" cstate="none"/>
+                    <a:srcRect/>
+                    <a:stretch>
+                      <a:fillRect/>
+                    </a:stretch>
+                  </pic:blipFill>
+                  <pic:spPr bwMode="auto">
+                    <a:xfrm>
+                      <a:off x="0" y="0"/>
+                      <a:ext cx="2524125" cy="4486275"/>
+                    </a:xfrm>
+                    <a:prstGeom prst="rect">
+                      <a:avLst/>
+                    </a:prstGeom>
+                  </pic:spPr>
+                </pic:pic>
+              </a:graphicData>
+            </a:graphic>
+          </wp:inline>
+        </w:drawing>
+      </w:r>
+    </w:p>
     <w:p>
       <w:pPr>
         <w:spacing w:after="240" w:before="80"/>
@@ -4189,7 +4752,7 @@
           <w:sz w:val="19"/>
           <w:szCs w:val="19"/>
         </w:rPr>
-        <w:t xml:space="preserve">Figure 10 — Inscription d'un candidat éligible</w:t>
+        <w:t xml:space="preserve">Figure 19 — Journal des modifications, filtrable</w:t>
       </w:r>
     </w:p>
     <w:p>
@@ -4206,16 +4769,71 @@
           <w:sz w:val="26"/>
           <w:szCs w:val="26"/>
         </w:rPr>
-        <w:t xml:space="preserve">6.10 Appel et présence</w:t>
-      </w:r>
-    </w:p>
-    <w:p>
-      <w:pPr>
-        <w:pBdr>
-          <w:left w:val="single" w:color="B7C3D1" w:sz="12" w:space="8"/>
-        </w:pBdr>
-        <w:spacing w:after="120"/>
-        <w:ind w:left="200"/>
+        <w:t xml:space="preserve">6.19 Synchronisation avec le serveur central</w:t>
+      </w:r>
+    </w:p>
+    <w:p>
+      <w:pPr>
+        <w:spacing w:after="120" w:line="300"/>
+      </w:pPr>
+      <w:r>
+        <w:rPr>
+          <w:rFonts w:ascii="Calibri" w:cs="Calibri" w:eastAsia="Calibri" w:hAnsi="Calibri"/>
+          <w:sz w:val="22"/>
+          <w:szCs w:val="22"/>
+        </w:rPr>
+        <w:t xml:space="preserve">L'application fonctionne entièrement hors ligne : la base locale est la source de vérité. Les résultats validés sont remontés à un serveur central de l'ATT quand le réseau le permet ; sinon ils restent en file d'attente, sans rien bloquer, et « Synchroniser maintenant » les renvoie plus tard. Sur la figure, le réseau est coupé par l'interrupteur de démonstration : un résultat attend, l'autre a déjà été envoyé.</w:t>
+      </w:r>
+    </w:p>
+    <w:p>
+      <w:pPr>
+        <w:jc w:val="center"/>
+      </w:pPr>
+      <w:r>
+        <w:drawing>
+          <wp:inline distT="0" distB="0" distL="0" distR="0">
+            <wp:extent cx="2524125" cy="4486275"/>
+            <wp:effectExtent t="0" r="0" b="0" l="0"/>
+            <wp:docPr id="1" name="" descr="" title=""/>
+            <wp:cNvGraphicFramePr>
+              <a:graphicFrameLocks xmlns:a="http://schemas.openxmlformats.org/drawingml/2006/main" noChangeAspect="1"/>
+            </wp:cNvGraphicFramePr>
+            <a:graphic xmlns:a="http://schemas.openxmlformats.org/drawingml/2006/main">
+              <a:graphicData uri="http://schemas.openxmlformats.org/drawingml/2006/picture">
+                <pic:pic xmlns:pic="http://schemas.openxmlformats.org/drawingml/2006/picture">
+                  <pic:nvPicPr>
+                    <pic:cNvPr id="0" name="" descr=""/>
+                    <pic:cNvPicPr>
+                      <a:picLocks noChangeAspect="1" noChangeArrowheads="1"/>
+                    </pic:cNvPicPr>
+                  </pic:nvPicPr>
+                  <pic:blipFill>
+                    <a:blip r:embed="rId30" cstate="none"/>
+                    <a:srcRect/>
+                    <a:stretch>
+                      <a:fillRect/>
+                    </a:stretch>
+                  </pic:blipFill>
+                  <pic:spPr bwMode="auto">
+                    <a:xfrm>
+                      <a:off x="0" y="0"/>
+                      <a:ext cx="2524125" cy="4486275"/>
+                    </a:xfrm>
+                    <a:prstGeom prst="rect">
+                      <a:avLst/>
+                    </a:prstGeom>
+                  </pic:spPr>
+                </pic:pic>
+              </a:graphicData>
+            </a:graphic>
+          </wp:inline>
+        </w:drawing>
+      </w:r>
+    </w:p>
+    <w:p>
+      <w:pPr>
+        <w:spacing w:after="240" w:before="80"/>
+        <w:jc w:val="center"/>
       </w:pPr>
       <w:r>
         <w:rPr>
@@ -4226,1160 +4844,7 @@
           <w:sz w:val="19"/>
           <w:szCs w:val="19"/>
         </w:rPr>
-        <w:t xml:space="preserve">Présent, absent, retard accepté ou refusé selon la tolérance configurée ; liste d'appel imprimable.</w:t>
-      </w:r>
-    </w:p>
-    <w:p>
-      <w:pPr>
-        <w:spacing w:after="120"/>
-      </w:pPr>
-      <w:r>
-        <w:rPr>
-          <w:rFonts w:ascii="Calibri" w:cs="Calibri" w:eastAsia="Calibri" w:hAnsi="Calibri"/>
-          <w:i/>
-          <w:iCs/>
-          <w:color w:val="7A4B00"/>
-          <w:sz w:val="20"/>
-          <w:szCs w:val="20"/>
-          <w:highlight w:val="yellow"/>
-          <w:highlightCs w:val="yellow"/>
-        </w:rPr>
-        <w:t xml:space="preserve">À compléter — décrire l'écran, ce que fait l'utilisateur et ce que l'application contrôle (appel et présence).</w:t>
-      </w:r>
-    </w:p>
-    <w:tbl>
-      <w:tblPr>
-        <w:tblW w:type="dxa" w:w="4000"/>
-        <w:tblBorders>
-          <w:top w:val="single" w:color="auto" w:sz="4"/>
-          <w:left w:val="single" w:color="auto" w:sz="4"/>
-          <w:bottom w:val="single" w:color="auto" w:sz="4"/>
-          <w:right w:val="single" w:color="auto" w:sz="4"/>
-          <w:insideH w:val="single" w:color="auto" w:sz="4"/>
-          <w:insideV w:val="single" w:color="auto" w:sz="4"/>
-        </w:tblBorders>
-      </w:tblPr>
-      <w:tblGrid>
-        <w:gridCol w:w="4000"/>
-      </w:tblGrid>
-      <w:tr>
-        <w:tc>
-          <w:tcPr>
-            <w:tcW w:type="dxa" w:w="4000"/>
-            <w:shd w:fill="FFF1D6" w:color="auto" w:val="clear"/>
-            <w:tcMar>
-              <w:top w:type="dxa" w:w="1200"/>
-              <w:left w:type="dxa" w:w="200"/>
-              <w:bottom w:type="dxa" w:w="1200"/>
-              <w:right w:type="dxa" w:w="200"/>
-            </w:tcMar>
-            <w:vAlign w:val="center"/>
-          </w:tcPr>
-          <w:p>
-            <w:pPr>
-              <w:jc w:val="center"/>
-            </w:pPr>
-            <w:r>
-              <w:rPr>
-                <w:rFonts w:ascii="Calibri" w:cs="Calibri" w:eastAsia="Calibri" w:hAnsi="Calibri"/>
-                <w:i/>
-                <w:iCs/>
-                <w:color w:val="7A4B00"/>
-                <w:sz w:val="22"/>
-                <w:szCs w:val="22"/>
-              </w:rPr>
-              <w:t xml:space="preserve">Capture à insérer : 06_10_appel.png</w:t>
-            </w:r>
-          </w:p>
-        </w:tc>
-      </w:tr>
-    </w:tbl>
-    <w:p>
-      <w:pPr>
-        <w:spacing w:after="240" w:before="80"/>
-        <w:jc w:val="center"/>
-      </w:pPr>
-      <w:r>
-        <w:rPr>
-          <w:rFonts w:ascii="Calibri" w:cs="Calibri" w:eastAsia="Calibri" w:hAnsi="Calibri"/>
-          <w:i/>
-          <w:iCs/>
-          <w:color w:val="5E6B7C"/>
-          <w:sz w:val="19"/>
-          <w:szCs w:val="19"/>
-        </w:rPr>
-        <w:t xml:space="preserve">Figure 11 — Liste d'appel le jour de l'examen</w:t>
-      </w:r>
-    </w:p>
-    <w:p>
-      <w:pPr>
-        <w:pStyle w:val="Heading2"/>
-        <w:spacing w:after="140" w:before="280"/>
-      </w:pPr>
-      <w:r>
-        <w:rPr>
-          <w:rFonts w:ascii="Calibri" w:cs="Calibri" w:eastAsia="Calibri" w:hAnsi="Calibri"/>
-          <w:b/>
-          <w:bCs/>
-          <w:color w:val="0B2E4F"/>
-          <w:sz w:val="26"/>
-          <w:szCs w:val="26"/>
-        </w:rPr>
-        <w:t xml:space="preserve">6.11 Passages et vue de l'examinateur</w:t>
-      </w:r>
-    </w:p>
-    <w:p>
-      <w:pPr>
-        <w:pBdr>
-          <w:left w:val="single" w:color="B7C3D1" w:sz="12" w:space="8"/>
-        </w:pBdr>
-        <w:spacing w:after="120"/>
-        <w:ind w:left="200"/>
-      </w:pPr>
-      <w:r>
-        <w:rPr>
-          <w:rFonts w:ascii="Calibri" w:cs="Calibri" w:eastAsia="Calibri" w:hAnsi="Calibri"/>
-          <w:i/>
-          <w:iCs/>
-          <w:color w:val="5E6B7C"/>
-          <w:sz w:val="19"/>
-          <w:szCs w:val="19"/>
-        </w:rPr>
-        <w:t xml:space="preserve">Ouverture d'un passage numéroté pour un candidat présent ; jamais réutilisé ni effacé.</w:t>
-      </w:r>
-    </w:p>
-    <w:p>
-      <w:pPr>
-        <w:spacing w:after="120"/>
-      </w:pPr>
-      <w:r>
-        <w:rPr>
-          <w:rFonts w:ascii="Calibri" w:cs="Calibri" w:eastAsia="Calibri" w:hAnsi="Calibri"/>
-          <w:i/>
-          <w:iCs/>
-          <w:color w:val="7A4B00"/>
-          <w:sz w:val="20"/>
-          <w:szCs w:val="20"/>
-          <w:highlight w:val="yellow"/>
-          <w:highlightCs w:val="yellow"/>
-        </w:rPr>
-        <w:t xml:space="preserve">À compléter — décrire l'écran, ce que fait l'utilisateur et ce que l'application contrôle (passages et vue de l'examinateur).</w:t>
-      </w:r>
-    </w:p>
-    <w:tbl>
-      <w:tblPr>
-        <w:tblW w:type="dxa" w:w="4000"/>
-        <w:tblBorders>
-          <w:top w:val="single" w:color="auto" w:sz="4"/>
-          <w:left w:val="single" w:color="auto" w:sz="4"/>
-          <w:bottom w:val="single" w:color="auto" w:sz="4"/>
-          <w:right w:val="single" w:color="auto" w:sz="4"/>
-          <w:insideH w:val="single" w:color="auto" w:sz="4"/>
-          <w:insideV w:val="single" w:color="auto" w:sz="4"/>
-        </w:tblBorders>
-      </w:tblPr>
-      <w:tblGrid>
-        <w:gridCol w:w="4000"/>
-      </w:tblGrid>
-      <w:tr>
-        <w:tc>
-          <w:tcPr>
-            <w:tcW w:type="dxa" w:w="4000"/>
-            <w:shd w:fill="FFF1D6" w:color="auto" w:val="clear"/>
-            <w:tcMar>
-              <w:top w:type="dxa" w:w="1200"/>
-              <w:left w:type="dxa" w:w="200"/>
-              <w:bottom w:type="dxa" w:w="1200"/>
-              <w:right w:type="dxa" w:w="200"/>
-            </w:tcMar>
-            <w:vAlign w:val="center"/>
-          </w:tcPr>
-          <w:p>
-            <w:pPr>
-              <w:jc w:val="center"/>
-            </w:pPr>
-            <w:r>
-              <w:rPr>
-                <w:rFonts w:ascii="Calibri" w:cs="Calibri" w:eastAsia="Calibri" w:hAnsi="Calibri"/>
-                <w:i/>
-                <w:iCs/>
-                <w:color w:val="7A4B00"/>
-                <w:sz w:val="22"/>
-                <w:szCs w:val="22"/>
-              </w:rPr>
-              <w:t xml:space="preserve">Capture à insérer : 06_11_passages.png</w:t>
-            </w:r>
-          </w:p>
-        </w:tc>
-      </w:tr>
-    </w:tbl>
-    <w:p>
-      <w:pPr>
-        <w:spacing w:after="240" w:before="80"/>
-        <w:jc w:val="center"/>
-      </w:pPr>
-      <w:r>
-        <w:rPr>
-          <w:rFonts w:ascii="Calibri" w:cs="Calibri" w:eastAsia="Calibri" w:hAnsi="Calibri"/>
-          <w:i/>
-          <w:iCs/>
-          <w:color w:val="5E6B7C"/>
-          <w:sz w:val="19"/>
-          <w:szCs w:val="19"/>
-        </w:rPr>
-        <w:t xml:space="preserve">Figure 12 — Passages d'une session, sans les noms</w:t>
-      </w:r>
-    </w:p>
-    <w:p>
-      <w:pPr>
-        <w:pStyle w:val="Heading2"/>
-        <w:spacing w:after="140" w:before="280"/>
-      </w:pPr>
-      <w:r>
-        <w:rPr>
-          <w:rFonts w:ascii="Calibri" w:cs="Calibri" w:eastAsia="Calibri" w:hAnsi="Calibri"/>
-          <w:b/>
-          <w:bCs/>
-          <w:color w:val="0B2E4F"/>
-          <w:sz w:val="26"/>
-          <w:szCs w:val="26"/>
-        </w:rPr>
-        <w:t xml:space="preserve">6.12 Épreuve théorique orale</w:t>
-      </w:r>
-    </w:p>
-    <w:p>
-      <w:pPr>
-        <w:pBdr>
-          <w:left w:val="single" w:color="B7C3D1" w:sz="12" w:space="8"/>
-        </w:pBdr>
-        <w:spacing w:after="120"/>
-        <w:ind w:left="200"/>
-      </w:pPr>
-      <w:r>
-        <w:rPr>
-          <w:rFonts w:ascii="Calibri" w:cs="Calibri" w:eastAsia="Calibri" w:hAnsi="Calibri"/>
-          <w:i/>
-          <w:iCs/>
-          <w:color w:val="5E6B7C"/>
-          <w:sz w:val="19"/>
-          <w:szCs w:val="19"/>
-        </w:rPr>
-        <w:t xml:space="preserve">Sujet tiré au sort jusqu'à la note max du barème, ou choisi par l'examinateur (règle MODE_THEORIE) ; réponse donnée et points par question ; total.</w:t>
-      </w:r>
-    </w:p>
-    <w:p>
-      <w:pPr>
-        <w:spacing w:after="120"/>
-      </w:pPr>
-      <w:r>
-        <w:rPr>
-          <w:rFonts w:ascii="Calibri" w:cs="Calibri" w:eastAsia="Calibri" w:hAnsi="Calibri"/>
-          <w:i/>
-          <w:iCs/>
-          <w:color w:val="7A4B00"/>
-          <w:sz w:val="20"/>
-          <w:szCs w:val="20"/>
-          <w:highlight w:val="yellow"/>
-          <w:highlightCs w:val="yellow"/>
-        </w:rPr>
-        <w:t xml:space="preserve">À compléter — décrire l'écran, ce que fait l'utilisateur et ce que l'application contrôle (épreuve théorique orale).</w:t>
-      </w:r>
-    </w:p>
-    <w:tbl>
-      <w:tblPr>
-        <w:tblW w:type="dxa" w:w="4000"/>
-        <w:tblBorders>
-          <w:top w:val="single" w:color="auto" w:sz="4"/>
-          <w:left w:val="single" w:color="auto" w:sz="4"/>
-          <w:bottom w:val="single" w:color="auto" w:sz="4"/>
-          <w:right w:val="single" w:color="auto" w:sz="4"/>
-          <w:insideH w:val="single" w:color="auto" w:sz="4"/>
-          <w:insideV w:val="single" w:color="auto" w:sz="4"/>
-        </w:tblBorders>
-      </w:tblPr>
-      <w:tblGrid>
-        <w:gridCol w:w="4000"/>
-      </w:tblGrid>
-      <w:tr>
-        <w:tc>
-          <w:tcPr>
-            <w:tcW w:type="dxa" w:w="4000"/>
-            <w:shd w:fill="FFF1D6" w:color="auto" w:val="clear"/>
-            <w:tcMar>
-              <w:top w:type="dxa" w:w="1200"/>
-              <w:left w:type="dxa" w:w="200"/>
-              <w:bottom w:type="dxa" w:w="1200"/>
-              <w:right w:type="dxa" w:w="200"/>
-            </w:tcMar>
-            <w:vAlign w:val="center"/>
-          </w:tcPr>
-          <w:p>
-            <w:pPr>
-              <w:jc w:val="center"/>
-            </w:pPr>
-            <w:r>
-              <w:rPr>
-                <w:rFonts w:ascii="Calibri" w:cs="Calibri" w:eastAsia="Calibri" w:hAnsi="Calibri"/>
-                <w:i/>
-                <w:iCs/>
-                <w:color w:val="7A4B00"/>
-                <w:sz w:val="22"/>
-                <w:szCs w:val="22"/>
-              </w:rPr>
-              <w:t xml:space="preserve">Capture à insérer : 06_12_theorie.png</w:t>
-            </w:r>
-          </w:p>
-        </w:tc>
-      </w:tr>
-    </w:tbl>
-    <w:p>
-      <w:pPr>
-        <w:spacing w:after="240" w:before="80"/>
-        <w:jc w:val="center"/>
-      </w:pPr>
-      <w:r>
-        <w:rPr>
-          <w:rFonts w:ascii="Calibri" w:cs="Calibri" w:eastAsia="Calibri" w:hAnsi="Calibri"/>
-          <w:i/>
-          <w:iCs/>
-          <w:color w:val="5E6B7C"/>
-          <w:sz w:val="19"/>
-          <w:szCs w:val="19"/>
-        </w:rPr>
-        <w:t xml:space="preserve">Figure 13 — Feuille d'examen : questions, réponses, points</w:t>
-      </w:r>
-    </w:p>
-    <w:p>
-      <w:pPr>
-        <w:pStyle w:val="Heading2"/>
-        <w:spacing w:after="140" w:before="280"/>
-      </w:pPr>
-      <w:r>
-        <w:rPr>
-          <w:rFonts w:ascii="Calibri" w:cs="Calibri" w:eastAsia="Calibri" w:hAnsi="Calibri"/>
-          <w:b/>
-          <w:bCs/>
-          <w:color w:val="0B2E4F"/>
-          <w:sz w:val="26"/>
-          <w:szCs w:val="26"/>
-        </w:rPr>
-        <w:t xml:space="preserve">6.13 Épreuve de conduite</w:t>
-      </w:r>
-    </w:p>
-    <w:p>
-      <w:pPr>
-        <w:pBdr>
-          <w:left w:val="single" w:color="B7C3D1" w:sz="12" w:space="8"/>
-        </w:pBdr>
-        <w:spacing w:after="120"/>
-        <w:ind w:left="200"/>
-      </w:pPr>
-      <w:r>
-        <w:rPr>
-          <w:rFonts w:ascii="Calibri" w:cs="Calibri" w:eastAsia="Calibri" w:hAnsi="Calibri"/>
-          <w:i/>
-          <w:iCs/>
-          <w:color w:val="5E6B7C"/>
-          <w:sz w:val="19"/>
-          <w:szCs w:val="19"/>
-        </w:rPr>
-        <w:t xml:space="preserve">Structure sans grille imposée ; faute éliminatoire ; grille à confirmer par l'ATT.</w:t>
-      </w:r>
-    </w:p>
-    <w:p>
-      <w:pPr>
-        <w:spacing w:after="120"/>
-      </w:pPr>
-      <w:r>
-        <w:rPr>
-          <w:rFonts w:ascii="Calibri" w:cs="Calibri" w:eastAsia="Calibri" w:hAnsi="Calibri"/>
-          <w:i/>
-          <w:iCs/>
-          <w:color w:val="7A4B00"/>
-          <w:sz w:val="20"/>
-          <w:szCs w:val="20"/>
-          <w:highlight w:val="yellow"/>
-          <w:highlightCs w:val="yellow"/>
-        </w:rPr>
-        <w:t xml:space="preserve">À compléter — décrire l'écran, ce que fait l'utilisateur et ce que l'application contrôle (épreuve de conduite).</w:t>
-      </w:r>
-    </w:p>
-    <w:tbl>
-      <w:tblPr>
-        <w:tblW w:type="dxa" w:w="4000"/>
-        <w:tblBorders>
-          <w:top w:val="single" w:color="auto" w:sz="4"/>
-          <w:left w:val="single" w:color="auto" w:sz="4"/>
-          <w:bottom w:val="single" w:color="auto" w:sz="4"/>
-          <w:right w:val="single" w:color="auto" w:sz="4"/>
-          <w:insideH w:val="single" w:color="auto" w:sz="4"/>
-          <w:insideV w:val="single" w:color="auto" w:sz="4"/>
-        </w:tblBorders>
-      </w:tblPr>
-      <w:tblGrid>
-        <w:gridCol w:w="4000"/>
-      </w:tblGrid>
-      <w:tr>
-        <w:tc>
-          <w:tcPr>
-            <w:tcW w:type="dxa" w:w="4000"/>
-            <w:shd w:fill="FFF1D6" w:color="auto" w:val="clear"/>
-            <w:tcMar>
-              <w:top w:type="dxa" w:w="1200"/>
-              <w:left w:type="dxa" w:w="200"/>
-              <w:bottom w:type="dxa" w:w="1200"/>
-              <w:right w:type="dxa" w:w="200"/>
-            </w:tcMar>
-            <w:vAlign w:val="center"/>
-          </w:tcPr>
-          <w:p>
-            <w:pPr>
-              <w:jc w:val="center"/>
-            </w:pPr>
-            <w:r>
-              <w:rPr>
-                <w:rFonts w:ascii="Calibri" w:cs="Calibri" w:eastAsia="Calibri" w:hAnsi="Calibri"/>
-                <w:i/>
-                <w:iCs/>
-                <w:color w:val="7A4B00"/>
-                <w:sz w:val="22"/>
-                <w:szCs w:val="22"/>
-              </w:rPr>
-              <w:t xml:space="preserve">Capture à insérer : 06_13_conduite.png</w:t>
-            </w:r>
-          </w:p>
-        </w:tc>
-      </w:tr>
-    </w:tbl>
-    <w:p>
-      <w:pPr>
-        <w:spacing w:after="240" w:before="80"/>
-        <w:jc w:val="center"/>
-      </w:pPr>
-      <w:r>
-        <w:rPr>
-          <w:rFonts w:ascii="Calibri" w:cs="Calibri" w:eastAsia="Calibri" w:hAnsi="Calibri"/>
-          <w:i/>
-          <w:iCs/>
-          <w:color w:val="5E6B7C"/>
-          <w:sz w:val="19"/>
-          <w:szCs w:val="19"/>
-        </w:rPr>
-        <w:t xml:space="preserve">Figure 14 — Grille de conduite : points, faute éliminatoire, observations</w:t>
-      </w:r>
-    </w:p>
-    <w:p>
-      <w:pPr>
-        <w:pStyle w:val="Heading2"/>
-        <w:spacing w:after="140" w:before="280"/>
-      </w:pPr>
-      <w:r>
-        <w:rPr>
-          <w:rFonts w:ascii="Calibri" w:cs="Calibri" w:eastAsia="Calibri" w:hAnsi="Calibri"/>
-          <w:b/>
-          <w:bCs/>
-          <w:color w:val="0B2E4F"/>
-          <w:sz w:val="26"/>
-          <w:szCs w:val="26"/>
-        </w:rPr>
-        <w:t xml:space="preserve">6.14 Résultat, validation et correction</w:t>
-      </w:r>
-    </w:p>
-    <w:p>
-      <w:pPr>
-        <w:pBdr>
-          <w:left w:val="single" w:color="B7C3D1" w:sz="12" w:space="8"/>
-        </w:pBdr>
-        <w:spacing w:after="120"/>
-        <w:ind w:left="200"/>
-      </w:pPr>
-      <w:r>
-        <w:rPr>
-          <w:rFonts w:ascii="Calibri" w:cs="Calibri" w:eastAsia="Calibri" w:hAnsi="Calibri"/>
-          <w:i/>
-          <w:iCs/>
-          <w:color w:val="5E6B7C"/>
-          <w:sz w:val="19"/>
-          <w:szCs w:val="19"/>
-        </w:rPr>
-        <w:t xml:space="preserve">Calcul automatique selon le barème figé ; validation ; correction en nouvelle ligne avec motif ; l'ancien résultat reste lisible.</w:t>
-      </w:r>
-    </w:p>
-    <w:p>
-      <w:pPr>
-        <w:spacing w:after="120"/>
-      </w:pPr>
-      <w:r>
-        <w:rPr>
-          <w:rFonts w:ascii="Calibri" w:cs="Calibri" w:eastAsia="Calibri" w:hAnsi="Calibri"/>
-          <w:i/>
-          <w:iCs/>
-          <w:color w:val="7A4B00"/>
-          <w:sz w:val="20"/>
-          <w:szCs w:val="20"/>
-          <w:highlight w:val="yellow"/>
-          <w:highlightCs w:val="yellow"/>
-        </w:rPr>
-        <w:t xml:space="preserve">À compléter — décrire l'écran, ce que fait l'utilisateur et ce que l'application contrôle (résultat, validation et correction).</w:t>
-      </w:r>
-    </w:p>
-    <w:tbl>
-      <w:tblPr>
-        <w:tblW w:type="dxa" w:w="4000"/>
-        <w:tblBorders>
-          <w:top w:val="single" w:color="auto" w:sz="4"/>
-          <w:left w:val="single" w:color="auto" w:sz="4"/>
-          <w:bottom w:val="single" w:color="auto" w:sz="4"/>
-          <w:right w:val="single" w:color="auto" w:sz="4"/>
-          <w:insideH w:val="single" w:color="auto" w:sz="4"/>
-          <w:insideV w:val="single" w:color="auto" w:sz="4"/>
-        </w:tblBorders>
-      </w:tblPr>
-      <w:tblGrid>
-        <w:gridCol w:w="4000"/>
-      </w:tblGrid>
-      <w:tr>
-        <w:tc>
-          <w:tcPr>
-            <w:tcW w:type="dxa" w:w="4000"/>
-            <w:shd w:fill="FFF1D6" w:color="auto" w:val="clear"/>
-            <w:tcMar>
-              <w:top w:type="dxa" w:w="1200"/>
-              <w:left w:type="dxa" w:w="200"/>
-              <w:bottom w:type="dxa" w:w="1200"/>
-              <w:right w:type="dxa" w:w="200"/>
-            </w:tcMar>
-            <w:vAlign w:val="center"/>
-          </w:tcPr>
-          <w:p>
-            <w:pPr>
-              <w:jc w:val="center"/>
-            </w:pPr>
-            <w:r>
-              <w:rPr>
-                <w:rFonts w:ascii="Calibri" w:cs="Calibri" w:eastAsia="Calibri" w:hAnsi="Calibri"/>
-                <w:i/>
-                <w:iCs/>
-                <w:color w:val="7A4B00"/>
-                <w:sz w:val="22"/>
-                <w:szCs w:val="22"/>
-              </w:rPr>
-              <w:t xml:space="preserve">Capture à insérer : 06_14_resultat.png</w:t>
-            </w:r>
-          </w:p>
-        </w:tc>
-      </w:tr>
-    </w:tbl>
-    <w:p>
-      <w:pPr>
-        <w:spacing w:after="240" w:before="80"/>
-        <w:jc w:val="center"/>
-      </w:pPr>
-      <w:r>
-        <w:rPr>
-          <w:rFonts w:ascii="Calibri" w:cs="Calibri" w:eastAsia="Calibri" w:hAnsi="Calibri"/>
-          <w:i/>
-          <w:iCs/>
-          <w:color w:val="5E6B7C"/>
-          <w:sz w:val="19"/>
-          <w:szCs w:val="19"/>
-        </w:rPr>
-        <w:t xml:space="preserve">Figure 15 — Détail du calcul et validation par l'ATT</w:t>
-      </w:r>
-    </w:p>
-    <w:p>
-      <w:pPr>
-        <w:pStyle w:val="Heading2"/>
-        <w:spacing w:after="140" w:before="280"/>
-      </w:pPr>
-      <w:r>
-        <w:rPr>
-          <w:rFonts w:ascii="Calibri" w:cs="Calibri" w:eastAsia="Calibri" w:hAnsi="Calibri"/>
-          <w:b/>
-          <w:bCs/>
-          <w:color w:val="0B2E4F"/>
-          <w:sz w:val="26"/>
-          <w:szCs w:val="26"/>
-        </w:rPr>
-        <w:t xml:space="preserve">6.15 Échec et nouvelle tentative</w:t>
-      </w:r>
-    </w:p>
-    <w:p>
-      <w:pPr>
-        <w:pBdr>
-          <w:left w:val="single" w:color="B7C3D1" w:sz="12" w:space="8"/>
-        </w:pBdr>
-        <w:spacing w:after="120"/>
-        <w:ind w:left="200"/>
-      </w:pPr>
-      <w:r>
-        <w:rPr>
-          <w:rFonts w:ascii="Calibri" w:cs="Calibri" w:eastAsia="Calibri" w:hAnsi="Calibri"/>
-          <w:i/>
-          <w:iCs/>
-          <w:color w:val="5E6B7C"/>
-          <w:sz w:val="19"/>
-          <w:szCs w:val="19"/>
-        </w:rPr>
-        <w:t xml:space="preserve">Délai de repassage, nombre maximal de passages, conservation d'une épreuve réussie : règles configurables.</w:t>
-      </w:r>
-    </w:p>
-    <w:p>
-      <w:pPr>
-        <w:spacing w:after="120"/>
-      </w:pPr>
-      <w:r>
-        <w:rPr>
-          <w:rFonts w:ascii="Calibri" w:cs="Calibri" w:eastAsia="Calibri" w:hAnsi="Calibri"/>
-          <w:i/>
-          <w:iCs/>
-          <w:color w:val="7A4B00"/>
-          <w:sz w:val="20"/>
-          <w:szCs w:val="20"/>
-          <w:highlight w:val="yellow"/>
-          <w:highlightCs w:val="yellow"/>
-        </w:rPr>
-        <w:t xml:space="preserve">À compléter — décrire l'écran, ce que fait l'utilisateur et ce que l'application contrôle (échec et nouvelle tentative).</w:t>
-      </w:r>
-    </w:p>
-    <w:tbl>
-      <w:tblPr>
-        <w:tblW w:type="dxa" w:w="4000"/>
-        <w:tblBorders>
-          <w:top w:val="single" w:color="auto" w:sz="4"/>
-          <w:left w:val="single" w:color="auto" w:sz="4"/>
-          <w:bottom w:val="single" w:color="auto" w:sz="4"/>
-          <w:right w:val="single" w:color="auto" w:sz="4"/>
-          <w:insideH w:val="single" w:color="auto" w:sz="4"/>
-          <w:insideV w:val="single" w:color="auto" w:sz="4"/>
-        </w:tblBorders>
-      </w:tblPr>
-      <w:tblGrid>
-        <w:gridCol w:w="4000"/>
-      </w:tblGrid>
-      <w:tr>
-        <w:tc>
-          <w:tcPr>
-            <w:tcW w:type="dxa" w:w="4000"/>
-            <w:shd w:fill="FFF1D6" w:color="auto" w:val="clear"/>
-            <w:tcMar>
-              <w:top w:type="dxa" w:w="1200"/>
-              <w:left w:type="dxa" w:w="200"/>
-              <w:bottom w:type="dxa" w:w="1200"/>
-              <w:right w:type="dxa" w:w="200"/>
-            </w:tcMar>
-            <w:vAlign w:val="center"/>
-          </w:tcPr>
-          <w:p>
-            <w:pPr>
-              <w:jc w:val="center"/>
-            </w:pPr>
-            <w:r>
-              <w:rPr>
-                <w:rFonts w:ascii="Calibri" w:cs="Calibri" w:eastAsia="Calibri" w:hAnsi="Calibri"/>
-                <w:i/>
-                <w:iCs/>
-                <w:color w:val="7A4B00"/>
-                <w:sz w:val="22"/>
-                <w:szCs w:val="22"/>
-              </w:rPr>
-              <w:t xml:space="preserve">Capture à insérer : 06_15_repassage.png</w:t>
-            </w:r>
-          </w:p>
-        </w:tc>
-      </w:tr>
-    </w:tbl>
-    <w:p>
-      <w:pPr>
-        <w:spacing w:after="240" w:before="80"/>
-        <w:jc w:val="center"/>
-      </w:pPr>
-      <w:r>
-        <w:rPr>
-          <w:rFonts w:ascii="Calibri" w:cs="Calibri" w:eastAsia="Calibri" w:hAnsi="Calibri"/>
-          <w:i/>
-          <w:iCs/>
-          <w:color w:val="5E6B7C"/>
-          <w:sz w:val="19"/>
-          <w:szCs w:val="19"/>
-        </w:rPr>
-        <w:t xml:space="preserve">Figure 16 — Épreuves à repasser et délai</w:t>
-      </w:r>
-    </w:p>
-    <w:p>
-      <w:pPr>
-        <w:pStyle w:val="Heading2"/>
-        <w:spacing w:after="140" w:before="280"/>
-      </w:pPr>
-      <w:r>
-        <w:rPr>
-          <w:rFonts w:ascii="Calibri" w:cs="Calibri" w:eastAsia="Calibri" w:hAnsi="Calibri"/>
-          <w:b/>
-          <w:bCs/>
-          <w:color w:val="0B2E4F"/>
-          <w:sz w:val="26"/>
-          <w:szCs w:val="26"/>
-        </w:rPr>
-        <w:t xml:space="preserve">6.16 Consultation par rôle</w:t>
-      </w:r>
-    </w:p>
-    <w:p>
-      <w:pPr>
-        <w:pBdr>
-          <w:left w:val="single" w:color="B7C3D1" w:sz="12" w:space="8"/>
-        </w:pBdr>
-        <w:spacing w:after="120"/>
-        <w:ind w:left="200"/>
-      </w:pPr>
-      <w:r>
-        <w:rPr>
-          <w:rFonts w:ascii="Calibri" w:cs="Calibri" w:eastAsia="Calibri" w:hAnsi="Calibri"/>
-          <w:i/>
-          <w:iCs/>
-          <w:color w:val="5E6B7C"/>
-          <w:sz w:val="19"/>
-          <w:szCs w:val="19"/>
-        </w:rPr>
-        <w:t xml:space="preserve">Auto-école, candidat, ATT : chacun sa vue.</w:t>
-      </w:r>
-    </w:p>
-    <w:p>
-      <w:pPr>
-        <w:spacing w:after="120"/>
-      </w:pPr>
-      <w:r>
-        <w:rPr>
-          <w:rFonts w:ascii="Calibri" w:cs="Calibri" w:eastAsia="Calibri" w:hAnsi="Calibri"/>
-          <w:i/>
-          <w:iCs/>
-          <w:color w:val="7A4B00"/>
-          <w:sz w:val="20"/>
-          <w:szCs w:val="20"/>
-          <w:highlight w:val="yellow"/>
-          <w:highlightCs w:val="yellow"/>
-        </w:rPr>
-        <w:t xml:space="preserve">À compléter — décrire l'écran, ce que fait l'utilisateur et ce que l'application contrôle (consultation par rôle).</w:t>
-      </w:r>
-    </w:p>
-    <w:tbl>
-      <w:tblPr>
-        <w:tblW w:type="dxa" w:w="4000"/>
-        <w:tblBorders>
-          <w:top w:val="single" w:color="auto" w:sz="4"/>
-          <w:left w:val="single" w:color="auto" w:sz="4"/>
-          <w:bottom w:val="single" w:color="auto" w:sz="4"/>
-          <w:right w:val="single" w:color="auto" w:sz="4"/>
-          <w:insideH w:val="single" w:color="auto" w:sz="4"/>
-          <w:insideV w:val="single" w:color="auto" w:sz="4"/>
-        </w:tblBorders>
-      </w:tblPr>
-      <w:tblGrid>
-        <w:gridCol w:w="4000"/>
-      </w:tblGrid>
-      <w:tr>
-        <w:tc>
-          <w:tcPr>
-            <w:tcW w:type="dxa" w:w="4000"/>
-            <w:shd w:fill="FFF1D6" w:color="auto" w:val="clear"/>
-            <w:tcMar>
-              <w:top w:type="dxa" w:w="1200"/>
-              <w:left w:type="dxa" w:w="200"/>
-              <w:bottom w:type="dxa" w:w="1200"/>
-              <w:right w:type="dxa" w:w="200"/>
-            </w:tcMar>
-            <w:vAlign w:val="center"/>
-          </w:tcPr>
-          <w:p>
-            <w:pPr>
-              <w:jc w:val="center"/>
-            </w:pPr>
-            <w:r>
-              <w:rPr>
-                <w:rFonts w:ascii="Calibri" w:cs="Calibri" w:eastAsia="Calibri" w:hAnsi="Calibri"/>
-                <w:i/>
-                <w:iCs/>
-                <w:color w:val="7A4B00"/>
-                <w:sz w:val="22"/>
-                <w:szCs w:val="22"/>
-              </w:rPr>
-              <w:t xml:space="preserve">Capture à insérer : 06_16_parcours.png</w:t>
-            </w:r>
-          </w:p>
-        </w:tc>
-      </w:tr>
-    </w:tbl>
-    <w:p>
-      <w:pPr>
-        <w:spacing w:after="240" w:before="80"/>
-        <w:jc w:val="center"/>
-      </w:pPr>
-      <w:r>
-        <w:rPr>
-          <w:rFonts w:ascii="Calibri" w:cs="Calibri" w:eastAsia="Calibri" w:hAnsi="Calibri"/>
-          <w:i/>
-          <w:iCs/>
-          <w:color w:val="5E6B7C"/>
-          <w:sz w:val="19"/>
-          <w:szCs w:val="19"/>
-        </w:rPr>
-        <w:t xml:space="preserve">Figure 17 — Parcours du candidat</w:t>
-      </w:r>
-    </w:p>
-    <w:p>
-      <w:pPr>
-        <w:pStyle w:val="Heading2"/>
-        <w:spacing w:after="140" w:before="280"/>
-      </w:pPr>
-      <w:r>
-        <w:rPr>
-          <w:rFonts w:ascii="Calibri" w:cs="Calibri" w:eastAsia="Calibri" w:hAnsi="Calibri"/>
-          <w:b/>
-          <w:bCs/>
-          <w:color w:val="0B2E4F"/>
-          <w:sz w:val="26"/>
-          <w:szCs w:val="26"/>
-        </w:rPr>
-        <w:t xml:space="preserve">6.17 Impression</w:t>
-      </w:r>
-    </w:p>
-    <w:p>
-      <w:pPr>
-        <w:pBdr>
-          <w:left w:val="single" w:color="B7C3D1" w:sz="12" w:space="8"/>
-        </w:pBdr>
-        <w:spacing w:after="120"/>
-        <w:ind w:left="200"/>
-      </w:pPr>
-      <w:r>
-        <w:rPr>
-          <w:rFonts w:ascii="Calibri" w:cs="Calibri" w:eastAsia="Calibri" w:hAnsi="Calibri"/>
-          <w:i/>
-          <w:iCs/>
-          <w:color w:val="5E6B7C"/>
-          <w:sz w:val="19"/>
-          <w:szCs w:val="19"/>
-        </w:rPr>
-        <w:t xml:space="preserve">Convocation, liste d'appel (version examinateur sans noms), liste des admis, relevé ; enregistrement en PDF.</w:t>
-      </w:r>
-    </w:p>
-    <w:p>
-      <w:pPr>
-        <w:spacing w:after="120"/>
-      </w:pPr>
-      <w:r>
-        <w:rPr>
-          <w:rFonts w:ascii="Calibri" w:cs="Calibri" w:eastAsia="Calibri" w:hAnsi="Calibri"/>
-          <w:i/>
-          <w:iCs/>
-          <w:color w:val="7A4B00"/>
-          <w:sz w:val="20"/>
-          <w:szCs w:val="20"/>
-          <w:highlight w:val="yellow"/>
-          <w:highlightCs w:val="yellow"/>
-        </w:rPr>
-        <w:t xml:space="preserve">À compléter — décrire l'écran, ce que fait l'utilisateur et ce que l'application contrôle (impression).</w:t>
-      </w:r>
-    </w:p>
-    <w:tbl>
-      <w:tblPr>
-        <w:tblW w:type="dxa" w:w="4000"/>
-        <w:tblBorders>
-          <w:top w:val="single" w:color="auto" w:sz="4"/>
-          <w:left w:val="single" w:color="auto" w:sz="4"/>
-          <w:bottom w:val="single" w:color="auto" w:sz="4"/>
-          <w:right w:val="single" w:color="auto" w:sz="4"/>
-          <w:insideH w:val="single" w:color="auto" w:sz="4"/>
-          <w:insideV w:val="single" w:color="auto" w:sz="4"/>
-        </w:tblBorders>
-      </w:tblPr>
-      <w:tblGrid>
-        <w:gridCol w:w="4000"/>
-      </w:tblGrid>
-      <w:tr>
-        <w:tc>
-          <w:tcPr>
-            <w:tcW w:type="dxa" w:w="4000"/>
-            <w:shd w:fill="FFF1D6" w:color="auto" w:val="clear"/>
-            <w:tcMar>
-              <w:top w:type="dxa" w:w="1200"/>
-              <w:left w:type="dxa" w:w="200"/>
-              <w:bottom w:type="dxa" w:w="1200"/>
-              <w:right w:type="dxa" w:w="200"/>
-            </w:tcMar>
-            <w:vAlign w:val="center"/>
-          </w:tcPr>
-          <w:p>
-            <w:pPr>
-              <w:jc w:val="center"/>
-            </w:pPr>
-            <w:r>
-              <w:rPr>
-                <w:rFonts w:ascii="Calibri" w:cs="Calibri" w:eastAsia="Calibri" w:hAnsi="Calibri"/>
-                <w:i/>
-                <w:iCs/>
-                <w:color w:val="7A4B00"/>
-                <w:sz w:val="22"/>
-                <w:szCs w:val="22"/>
-              </w:rPr>
-              <w:t xml:space="preserve">Capture à insérer : 06_17_releve.png</w:t>
-            </w:r>
-          </w:p>
-        </w:tc>
-      </w:tr>
-    </w:tbl>
-    <w:p>
-      <w:pPr>
-        <w:spacing w:after="240" w:before="80"/>
-        <w:jc w:val="center"/>
-      </w:pPr>
-      <w:r>
-        <w:rPr>
-          <w:rFonts w:ascii="Calibri" w:cs="Calibri" w:eastAsia="Calibri" w:hAnsi="Calibri"/>
-          <w:i/>
-          <w:iCs/>
-          <w:color w:val="5E6B7C"/>
-          <w:sz w:val="19"/>
-          <w:szCs w:val="19"/>
-        </w:rPr>
-        <w:t xml:space="preserve">Figure 18 — Relevé de résultat</w:t>
-      </w:r>
-    </w:p>
-    <w:p>
-      <w:pPr>
-        <w:pStyle w:val="Heading2"/>
-        <w:spacing w:after="140" w:before="280"/>
-      </w:pPr>
-      <w:r>
-        <w:rPr>
-          <w:rFonts w:ascii="Calibri" w:cs="Calibri" w:eastAsia="Calibri" w:hAnsi="Calibri"/>
-          <w:b/>
-          <w:bCs/>
-          <w:color w:val="0B2E4F"/>
-          <w:sz w:val="26"/>
-          <w:szCs w:val="26"/>
-        </w:rPr>
-        <w:t xml:space="preserve">6.18 Historique</w:t>
-      </w:r>
-    </w:p>
-    <w:p>
-      <w:pPr>
-        <w:pBdr>
-          <w:left w:val="single" w:color="B7C3D1" w:sz="12" w:space="8"/>
-        </w:pBdr>
-        <w:spacing w:after="120"/>
-        <w:ind w:left="200"/>
-      </w:pPr>
-      <w:r>
-        <w:rPr>
-          <w:rFonts w:ascii="Calibri" w:cs="Calibri" w:eastAsia="Calibri" w:hAnsi="Calibri"/>
-          <w:i/>
-          <w:iCs/>
-          <w:color w:val="5E6B7C"/>
-          <w:sz w:val="19"/>
-          <w:szCs w:val="19"/>
-        </w:rPr>
-        <w:t xml:space="preserve">Auteur, date, action, ancienne et nouvelle valeur, motif ; filtres par période, objet et utilisateur.</w:t>
-      </w:r>
-    </w:p>
-    <w:p>
-      <w:pPr>
-        <w:spacing w:after="120"/>
-      </w:pPr>
-      <w:r>
-        <w:rPr>
-          <w:rFonts w:ascii="Calibri" w:cs="Calibri" w:eastAsia="Calibri" w:hAnsi="Calibri"/>
-          <w:i/>
-          <w:iCs/>
-          <w:color w:val="7A4B00"/>
-          <w:sz w:val="20"/>
-          <w:szCs w:val="20"/>
-          <w:highlight w:val="yellow"/>
-          <w:highlightCs w:val="yellow"/>
-        </w:rPr>
-        <w:t xml:space="preserve">À compléter — décrire l'écran, ce que fait l'utilisateur et ce que l'application contrôle (historique).</w:t>
-      </w:r>
-    </w:p>
-    <w:tbl>
-      <w:tblPr>
-        <w:tblW w:type="dxa" w:w="4000"/>
-        <w:tblBorders>
-          <w:top w:val="single" w:color="auto" w:sz="4"/>
-          <w:left w:val="single" w:color="auto" w:sz="4"/>
-          <w:bottom w:val="single" w:color="auto" w:sz="4"/>
-          <w:right w:val="single" w:color="auto" w:sz="4"/>
-          <w:insideH w:val="single" w:color="auto" w:sz="4"/>
-          <w:insideV w:val="single" w:color="auto" w:sz="4"/>
-        </w:tblBorders>
-      </w:tblPr>
-      <w:tblGrid>
-        <w:gridCol w:w="4000"/>
-      </w:tblGrid>
-      <w:tr>
-        <w:tc>
-          <w:tcPr>
-            <w:tcW w:type="dxa" w:w="4000"/>
-            <w:shd w:fill="FFF1D6" w:color="auto" w:val="clear"/>
-            <w:tcMar>
-              <w:top w:type="dxa" w:w="1200"/>
-              <w:left w:type="dxa" w:w="200"/>
-              <w:bottom w:type="dxa" w:w="1200"/>
-              <w:right w:type="dxa" w:w="200"/>
-            </w:tcMar>
-            <w:vAlign w:val="center"/>
-          </w:tcPr>
-          <w:p>
-            <w:pPr>
-              <w:jc w:val="center"/>
-            </w:pPr>
-            <w:r>
-              <w:rPr>
-                <w:rFonts w:ascii="Calibri" w:cs="Calibri" w:eastAsia="Calibri" w:hAnsi="Calibri"/>
-                <w:i/>
-                <w:iCs/>
-                <w:color w:val="7A4B00"/>
-                <w:sz w:val="22"/>
-                <w:szCs w:val="22"/>
-              </w:rPr>
-              <w:t xml:space="preserve">Capture à insérer : 06_18_historique.png</w:t>
-            </w:r>
-          </w:p>
-        </w:tc>
-      </w:tr>
-    </w:tbl>
-    <w:p>
-      <w:pPr>
-        <w:spacing w:after="240" w:before="80"/>
-        <w:jc w:val="center"/>
-      </w:pPr>
-      <w:r>
-        <w:rPr>
-          <w:rFonts w:ascii="Calibri" w:cs="Calibri" w:eastAsia="Calibri" w:hAnsi="Calibri"/>
-          <w:i/>
-          <w:iCs/>
-          <w:color w:val="5E6B7C"/>
-          <w:sz w:val="19"/>
-          <w:szCs w:val="19"/>
-        </w:rPr>
-        <w:t xml:space="preserve">Figure 19 — Journal des modifications avec filtres</w:t>
-      </w:r>
-    </w:p>
-    <w:p>
-      <w:pPr>
-        <w:pStyle w:val="Heading2"/>
-        <w:spacing w:after="140" w:before="280"/>
-      </w:pPr>
-      <w:r>
-        <w:rPr>
-          <w:rFonts w:ascii="Calibri" w:cs="Calibri" w:eastAsia="Calibri" w:hAnsi="Calibri"/>
-          <w:b/>
-          <w:bCs/>
-          <w:color w:val="0B2E4F"/>
-          <w:sz w:val="26"/>
-          <w:szCs w:val="26"/>
-        </w:rPr>
-        <w:t xml:space="preserve">6.19 Synchronisation avec le serveur central</w:t>
-      </w:r>
-    </w:p>
-    <w:p>
-      <w:pPr>
-        <w:pBdr>
-          <w:left w:val="single" w:color="B7C3D1" w:sz="12" w:space="8"/>
-        </w:pBdr>
-        <w:spacing w:after="120"/>
-        <w:ind w:left="200"/>
-      </w:pPr>
-      <w:r>
-        <w:rPr>
-          <w:rFonts w:ascii="Calibri" w:cs="Calibri" w:eastAsia="Calibri" w:hAnsi="Calibri"/>
-          <w:i/>
-          <w:iCs/>
-          <w:color w:val="5E6B7C"/>
-          <w:sz w:val="19"/>
-          <w:szCs w:val="19"/>
-        </w:rPr>
-        <w:t xml:space="preserve">La base d'abord, le réseau ensuite : un résultat validé est acquis même sans réseau ; « Synchroniser maintenant » remonte la file d'attente ; démonstration avec le réseau coupé puis rétabli.</w:t>
-      </w:r>
-    </w:p>
-    <w:p>
-      <w:pPr>
-        <w:spacing w:after="120"/>
-      </w:pPr>
-      <w:r>
-        <w:rPr>
-          <w:rFonts w:ascii="Calibri" w:cs="Calibri" w:eastAsia="Calibri" w:hAnsi="Calibri"/>
-          <w:i/>
-          <w:iCs/>
-          <w:color w:val="7A4B00"/>
-          <w:sz w:val="20"/>
-          <w:szCs w:val="20"/>
-          <w:highlight w:val="yellow"/>
-          <w:highlightCs w:val="yellow"/>
-        </w:rPr>
-        <w:t xml:space="preserve">À compléter — décrire l'écran, ce que fait l'utilisateur et ce que l'application contrôle (synchronisation avec le serveur central).</w:t>
-      </w:r>
-    </w:p>
-    <w:tbl>
-      <w:tblPr>
-        <w:tblW w:type="dxa" w:w="4000"/>
-        <w:tblBorders>
-          <w:top w:val="single" w:color="auto" w:sz="4"/>
-          <w:left w:val="single" w:color="auto" w:sz="4"/>
-          <w:bottom w:val="single" w:color="auto" w:sz="4"/>
-          <w:right w:val="single" w:color="auto" w:sz="4"/>
-          <w:insideH w:val="single" w:color="auto" w:sz="4"/>
-          <w:insideV w:val="single" w:color="auto" w:sz="4"/>
-        </w:tblBorders>
-      </w:tblPr>
-      <w:tblGrid>
-        <w:gridCol w:w="4000"/>
-      </w:tblGrid>
-      <w:tr>
-        <w:tc>
-          <w:tcPr>
-            <w:tcW w:type="dxa" w:w="4000"/>
-            <w:shd w:fill="FFF1D6" w:color="auto" w:val="clear"/>
-            <w:tcMar>
-              <w:top w:type="dxa" w:w="1200"/>
-              <w:left w:type="dxa" w:w="200"/>
-              <w:bottom w:type="dxa" w:w="1200"/>
-              <w:right w:type="dxa" w:w="200"/>
-            </w:tcMar>
-            <w:vAlign w:val="center"/>
-          </w:tcPr>
-          <w:p>
-            <w:pPr>
-              <w:jc w:val="center"/>
-            </w:pPr>
-            <w:r>
-              <w:rPr>
-                <w:rFonts w:ascii="Calibri" w:cs="Calibri" w:eastAsia="Calibri" w:hAnsi="Calibri"/>
-                <w:i/>
-                <w:iCs/>
-                <w:color w:val="7A4B00"/>
-                <w:sz w:val="22"/>
-                <w:szCs w:val="22"/>
-              </w:rPr>
-              <w:t xml:space="preserve">Capture à insérer : 06_19_synchronisation.png</w:t>
-            </w:r>
-          </w:p>
-        </w:tc>
-      </w:tr>
-    </w:tbl>
-    <w:p>
-      <w:pPr>
-        <w:spacing w:after="240" w:before="80"/>
-        <w:jc w:val="center"/>
-      </w:pPr>
-      <w:r>
-        <w:rPr>
-          <w:rFonts w:ascii="Calibri" w:cs="Calibri" w:eastAsia="Calibri" w:hAnsi="Calibri"/>
-          <w:i/>
-          <w:iCs/>
-          <w:color w:val="5E6B7C"/>
-          <w:sz w:val="19"/>
-          <w:szCs w:val="19"/>
-        </w:rPr>
-        <w:t xml:space="preserve">Figure 20 — File d'attente, interrupteur réseau, résultats envoyés</w:t>
+        <w:t xml:space="preserve">Figure 20 — Synchronisation : réseau coupé, un résultat en attente, un envoyé</w:t>
       </w:r>
     </w:p>
     <w:p>
@@ -6064,42 +5529,577 @@
     </w:p>
     <w:p>
       <w:pPr>
-        <w:pBdr>
-          <w:left w:val="single" w:color="B7C3D1" w:sz="12" w:space="8"/>
-        </w:pBdr>
-        <w:spacing w:after="120"/>
-        <w:ind w:left="200"/>
-      </w:pPr>
-      <w:r>
-        <w:rPr>
-          <w:rFonts w:ascii="Calibri" w:cs="Calibri" w:eastAsia="Calibri" w:hAnsi="Calibri"/>
-          <w:i/>
-          <w:iCs/>
-          <w:color w:val="5E6B7C"/>
-          <w:sz w:val="19"/>
-          <w:szCs w:val="19"/>
-        </w:rPr>
-        <w:t xml:space="preserve">Insérer le schéma des entités (docs/03) et commenter les choix : barème versionné, tentative jamais effacée, résultat en nouvelle ligne, historique.</w:t>
-      </w:r>
-    </w:p>
-    <w:p>
-      <w:pPr>
-        <w:spacing w:after="120"/>
-      </w:pPr>
-      <w:r>
-        <w:rPr>
-          <w:rFonts w:ascii="Calibri" w:cs="Calibri" w:eastAsia="Calibri" w:hAnsi="Calibri"/>
-          <w:i/>
-          <w:iCs/>
-          <w:color w:val="7A4B00"/>
-          <w:sz w:val="20"/>
-          <w:szCs w:val="20"/>
-          <w:highlight w:val="yellow"/>
-          <w:highlightCs w:val="yellow"/>
-        </w:rPr>
-        <w:t xml:space="preserve">À compléter — schéma des entités et commentaire.</w:t>
-      </w:r>
-    </w:p>
+        <w:spacing w:after="120" w:line="300"/>
+      </w:pPr>
+      <w:r>
+        <w:rPr>
+          <w:rFonts w:ascii="Calibri" w:cs="Calibri" w:eastAsia="Calibri" w:hAnsi="Calibri"/>
+          <w:sz w:val="22"/>
+          <w:szCs w:val="22"/>
+        </w:rPr>
+        <w:t xml:space="preserve">Vingt-cinq entités Room, reliées par des clés étrangères, en six familles. Le schéma complet, avec chaque attribut et chaque statut, est dans le document docs/03 du dépôt ; il est exporté par Room dans app/schemas à chaque version.</w:t>
+      </w:r>
+    </w:p>
+    <w:tbl>
+      <w:tblPr>
+        <w:tblW w:type="dxa" w:w="9020"/>
+        <w:tblBorders>
+          <w:top w:val="single" w:color="auto" w:sz="4"/>
+          <w:left w:val="single" w:color="auto" w:sz="4"/>
+          <w:bottom w:val="single" w:color="auto" w:sz="4"/>
+          <w:right w:val="single" w:color="auto" w:sz="4"/>
+          <w:insideH w:val="single" w:color="auto" w:sz="4"/>
+          <w:insideV w:val="single" w:color="auto" w:sz="4"/>
+        </w:tblBorders>
+      </w:tblPr>
+      <w:tblGrid>
+        <w:gridCol w:w="1624"/>
+        <w:gridCol w:w="3067"/>
+        <w:gridCol w:w="4330"/>
+      </w:tblGrid>
+      <w:tr>
+        <w:trPr>
+          <w:tblHeader/>
+        </w:trPr>
+        <w:tc>
+          <w:tcPr>
+            <w:tcW w:type="dxa" w:w="1624"/>
+            <w:shd w:fill="0F4C81" w:color="auto" w:val="clear"/>
+            <w:tcMar>
+              <w:top w:type="dxa" w:w="80"/>
+              <w:left w:type="dxa" w:w="100"/>
+              <w:bottom w:type="dxa" w:w="80"/>
+              <w:right w:type="dxa" w:w="100"/>
+            </w:tcMar>
+          </w:tcPr>
+          <w:p>
+            <w:pPr>
+              <w:spacing w:after="0" w:line="270"/>
+            </w:pPr>
+            <w:r>
+              <w:rPr>
+                <w:rFonts w:ascii="Calibri" w:cs="Calibri" w:eastAsia="Calibri" w:hAnsi="Calibri"/>
+                <w:b/>
+                <w:bCs/>
+                <w:color w:val="FFFFFF"/>
+                <w:sz w:val="20"/>
+                <w:szCs w:val="20"/>
+              </w:rPr>
+              <w:t xml:space="preserve">Famille</w:t>
+            </w:r>
+          </w:p>
+        </w:tc>
+        <w:tc>
+          <w:tcPr>
+            <w:tcW w:type="dxa" w:w="3067"/>
+            <w:shd w:fill="0F4C81" w:color="auto" w:val="clear"/>
+            <w:tcMar>
+              <w:top w:type="dxa" w:w="80"/>
+              <w:left w:type="dxa" w:w="100"/>
+              <w:bottom w:type="dxa" w:w="80"/>
+              <w:right w:type="dxa" w:w="100"/>
+            </w:tcMar>
+          </w:tcPr>
+          <w:p>
+            <w:pPr>
+              <w:spacing w:after="0" w:line="270"/>
+            </w:pPr>
+            <w:r>
+              <w:rPr>
+                <w:rFonts w:ascii="Calibri" w:cs="Calibri" w:eastAsia="Calibri" w:hAnsi="Calibri"/>
+                <w:b/>
+                <w:bCs/>
+                <w:color w:val="FFFFFF"/>
+                <w:sz w:val="20"/>
+                <w:szCs w:val="20"/>
+              </w:rPr>
+              <w:t xml:space="preserve">Entités</w:t>
+            </w:r>
+          </w:p>
+        </w:tc>
+        <w:tc>
+          <w:tcPr>
+            <w:tcW w:type="dxa" w:w="4330"/>
+            <w:shd w:fill="0F4C81" w:color="auto" w:val="clear"/>
+            <w:tcMar>
+              <w:top w:type="dxa" w:w="80"/>
+              <w:left w:type="dxa" w:w="100"/>
+              <w:bottom w:type="dxa" w:w="80"/>
+              <w:right w:type="dxa" w:w="100"/>
+            </w:tcMar>
+          </w:tcPr>
+          <w:p>
+            <w:pPr>
+              <w:spacing w:after="0" w:line="270"/>
+            </w:pPr>
+            <w:r>
+              <w:rPr>
+                <w:rFonts w:ascii="Calibri" w:cs="Calibri" w:eastAsia="Calibri" w:hAnsi="Calibri"/>
+                <w:b/>
+                <w:bCs/>
+                <w:color w:val="FFFFFF"/>
+                <w:sz w:val="20"/>
+                <w:szCs w:val="20"/>
+              </w:rPr>
+              <w:t xml:space="preserve">Choix de conception</w:t>
+            </w:r>
+          </w:p>
+        </w:tc>
+      </w:tr>
+      <w:tr>
+        <w:tc>
+          <w:tcPr>
+            <w:tcW w:type="dxa" w:w="1624"/>
+            <w:tcMar>
+              <w:top w:type="dxa" w:w="80"/>
+              <w:left w:type="dxa" w:w="100"/>
+              <w:bottom w:type="dxa" w:w="80"/>
+              <w:right w:type="dxa" w:w="100"/>
+            </w:tcMar>
+          </w:tcPr>
+          <w:p>
+            <w:pPr>
+              <w:spacing w:after="0" w:line="270"/>
+            </w:pPr>
+            <w:r>
+              <w:rPr>
+                <w:rFonts w:ascii="Calibri" w:cs="Calibri" w:eastAsia="Calibri" w:hAnsi="Calibri"/>
+                <w:sz w:val="20"/>
+                <w:szCs w:val="20"/>
+              </w:rPr>
+              <w:t xml:space="preserve">Référentiels</w:t>
+            </w:r>
+          </w:p>
+        </w:tc>
+        <w:tc>
+          <w:tcPr>
+            <w:tcW w:type="dxa" w:w="3067"/>
+            <w:tcMar>
+              <w:top w:type="dxa" w:w="80"/>
+              <w:left w:type="dxa" w:w="100"/>
+              <w:bottom w:type="dxa" w:w="80"/>
+              <w:right w:type="dxa" w:w="100"/>
+            </w:tcMar>
+          </w:tcPr>
+          <w:p>
+            <w:pPr>
+              <w:spacing w:after="0" w:line="270"/>
+            </w:pPr>
+            <w:r>
+              <w:rPr>
+                <w:rFonts w:ascii="Calibri" w:cs="Calibri" w:eastAsia="Calibri" w:hAnsi="Calibri"/>
+                <w:sz w:val="20"/>
+                <w:szCs w:val="20"/>
+              </w:rPr>
+              <w:t xml:space="preserve">Region, CategoriePermis, TypeEpreuve, Bareme, Question, CriterePratique, RegleConfig, Centre</w:t>
+            </w:r>
+          </w:p>
+        </w:tc>
+        <w:tc>
+          <w:tcPr>
+            <w:tcW w:type="dxa" w:w="4330"/>
+            <w:tcMar>
+              <w:top w:type="dxa" w:w="80"/>
+              <w:left w:type="dxa" w:w="100"/>
+              <w:bottom w:type="dxa" w:w="80"/>
+              <w:right w:type="dxa" w:w="100"/>
+            </w:tcMar>
+          </w:tcPr>
+          <w:p>
+            <w:pPr>
+              <w:spacing w:after="0" w:line="270"/>
+            </w:pPr>
+            <w:r>
+              <w:rPr>
+                <w:rFonts w:ascii="Calibri" w:cs="Calibri" w:eastAsia="Calibri" w:hAnsi="Calibri"/>
+                <w:sz w:val="20"/>
+                <w:szCs w:val="20"/>
+              </w:rPr>
+              <w:t xml:space="preserve">Tout ce qui est une règle administrative est une ligne de table, jamais une constante ; le barème est versionné (une version se ferme, ne se modifie pas)</w:t>
+            </w:r>
+          </w:p>
+        </w:tc>
+      </w:tr>
+      <w:tr>
+        <w:tc>
+          <w:tcPr>
+            <w:tcW w:type="dxa" w:w="1624"/>
+            <w:shd w:fill="F3F6FA" w:color="auto" w:val="clear"/>
+            <w:tcMar>
+              <w:top w:type="dxa" w:w="80"/>
+              <w:left w:type="dxa" w:w="100"/>
+              <w:bottom w:type="dxa" w:w="80"/>
+              <w:right w:type="dxa" w:w="100"/>
+            </w:tcMar>
+          </w:tcPr>
+          <w:p>
+            <w:pPr>
+              <w:spacing w:after="0" w:line="270"/>
+            </w:pPr>
+            <w:r>
+              <w:rPr>
+                <w:rFonts w:ascii="Calibri" w:cs="Calibri" w:eastAsia="Calibri" w:hAnsi="Calibri"/>
+                <w:sz w:val="20"/>
+                <w:szCs w:val="20"/>
+              </w:rPr>
+              <w:t xml:space="preserve">Acteurs</w:t>
+            </w:r>
+          </w:p>
+        </w:tc>
+        <w:tc>
+          <w:tcPr>
+            <w:tcW w:type="dxa" w:w="3067"/>
+            <w:shd w:fill="F3F6FA" w:color="auto" w:val="clear"/>
+            <w:tcMar>
+              <w:top w:type="dxa" w:w="80"/>
+              <w:left w:type="dxa" w:w="100"/>
+              <w:bottom w:type="dxa" w:w="80"/>
+              <w:right w:type="dxa" w:w="100"/>
+            </w:tcMar>
+          </w:tcPr>
+          <w:p>
+            <w:pPr>
+              <w:spacing w:after="0" w:line="270"/>
+            </w:pPr>
+            <w:r>
+              <w:rPr>
+                <w:rFonts w:ascii="Calibri" w:cs="Calibri" w:eastAsia="Calibri" w:hAnsi="Calibri"/>
+                <w:sz w:val="20"/>
+                <w:szCs w:val="20"/>
+              </w:rPr>
+              <w:t xml:space="preserve">Utilisateur, AutoEcole, Examinateur, Candidat</w:t>
+            </w:r>
+          </w:p>
+        </w:tc>
+        <w:tc>
+          <w:tcPr>
+            <w:tcW w:type="dxa" w:w="4330"/>
+            <w:shd w:fill="F3F6FA" w:color="auto" w:val="clear"/>
+            <w:tcMar>
+              <w:top w:type="dxa" w:w="80"/>
+              <w:left w:type="dxa" w:w="100"/>
+              <w:bottom w:type="dxa" w:w="80"/>
+              <w:right w:type="dxa" w:w="100"/>
+            </w:tcMar>
+          </w:tcPr>
+          <w:p>
+            <w:pPr>
+              <w:spacing w:after="0" w:line="270"/>
+            </w:pPr>
+            <w:r>
+              <w:rPr>
+                <w:rFonts w:ascii="Calibri" w:cs="Calibri" w:eastAsia="Calibri" w:hAnsi="Calibri"/>
+                <w:sz w:val="20"/>
+                <w:szCs w:val="20"/>
+              </w:rPr>
+              <w:t xml:space="preserve">Un compte porte son rôle et, selon le rôle, l'auto-école, l'examinateur ou le candidat qu'il représente ; le compte candidat est facultatif</w:t>
+            </w:r>
+          </w:p>
+        </w:tc>
+      </w:tr>
+      <w:tr>
+        <w:tc>
+          <w:tcPr>
+            <w:tcW w:type="dxa" w:w="1624"/>
+            <w:tcMar>
+              <w:top w:type="dxa" w:w="80"/>
+              <w:left w:type="dxa" w:w="100"/>
+              <w:bottom w:type="dxa" w:w="80"/>
+              <w:right w:type="dxa" w:w="100"/>
+            </w:tcMar>
+          </w:tcPr>
+          <w:p>
+            <w:pPr>
+              <w:spacing w:after="0" w:line="270"/>
+            </w:pPr>
+            <w:r>
+              <w:rPr>
+                <w:rFonts w:ascii="Calibri" w:cs="Calibri" w:eastAsia="Calibri" w:hAnsi="Calibri"/>
+                <w:sz w:val="20"/>
+                <w:szCs w:val="20"/>
+              </w:rPr>
+              <w:t xml:space="preserve">Dossiers</w:t>
+            </w:r>
+          </w:p>
+        </w:tc>
+        <w:tc>
+          <w:tcPr>
+            <w:tcW w:type="dxa" w:w="3067"/>
+            <w:tcMar>
+              <w:top w:type="dxa" w:w="80"/>
+              <w:left w:type="dxa" w:w="100"/>
+              <w:bottom w:type="dxa" w:w="80"/>
+              <w:right w:type="dxa" w:w="100"/>
+            </w:tcMar>
+          </w:tcPr>
+          <w:p>
+            <w:pPr>
+              <w:spacing w:after="0" w:line="270"/>
+            </w:pPr>
+            <w:r>
+              <w:rPr>
+                <w:rFonts w:ascii="Calibri" w:cs="Calibri" w:eastAsia="Calibri" w:hAnsi="Calibri"/>
+                <w:sz w:val="20"/>
+                <w:szCs w:val="20"/>
+              </w:rPr>
+              <w:t xml:space="preserve">Dossier, PieceDossier</w:t>
+            </w:r>
+          </w:p>
+        </w:tc>
+        <w:tc>
+          <w:tcPr>
+            <w:tcW w:type="dxa" w:w="4330"/>
+            <w:tcMar>
+              <w:top w:type="dxa" w:w="80"/>
+              <w:left w:type="dxa" w:w="100"/>
+              <w:bottom w:type="dxa" w:w="80"/>
+              <w:right w:type="dxa" w:w="100"/>
+            </w:tcMar>
+          </w:tcPr>
+          <w:p>
+            <w:pPr>
+              <w:spacing w:after="0" w:line="270"/>
+            </w:pPr>
+            <w:r>
+              <w:rPr>
+                <w:rFonts w:ascii="Calibri" w:cs="Calibri" w:eastAsia="Calibri" w:hAnsi="Calibri"/>
+                <w:sz w:val="20"/>
+                <w:szCs w:val="20"/>
+              </w:rPr>
+              <w:t xml:space="preserve">Un dossier par catégorie, avec ses pièces déclarées ; statuts brouillon, soumis, validé, incomplet, refusé</w:t>
+            </w:r>
+          </w:p>
+        </w:tc>
+      </w:tr>
+      <w:tr>
+        <w:tc>
+          <w:tcPr>
+            <w:tcW w:type="dxa" w:w="1624"/>
+            <w:shd w:fill="F3F6FA" w:color="auto" w:val="clear"/>
+            <w:tcMar>
+              <w:top w:type="dxa" w:w="80"/>
+              <w:left w:type="dxa" w:w="100"/>
+              <w:bottom w:type="dxa" w:w="80"/>
+              <w:right w:type="dxa" w:w="100"/>
+            </w:tcMar>
+          </w:tcPr>
+          <w:p>
+            <w:pPr>
+              <w:spacing w:after="0" w:line="270"/>
+            </w:pPr>
+            <w:r>
+              <w:rPr>
+                <w:rFonts w:ascii="Calibri" w:cs="Calibri" w:eastAsia="Calibri" w:hAnsi="Calibri"/>
+                <w:sz w:val="20"/>
+                <w:szCs w:val="20"/>
+              </w:rPr>
+              <w:t xml:space="preserve">Planification</w:t>
+            </w:r>
+          </w:p>
+        </w:tc>
+        <w:tc>
+          <w:tcPr>
+            <w:tcW w:type="dxa" w:w="3067"/>
+            <w:shd w:fill="F3F6FA" w:color="auto" w:val="clear"/>
+            <w:tcMar>
+              <w:top w:type="dxa" w:w="80"/>
+              <w:left w:type="dxa" w:w="100"/>
+              <w:bottom w:type="dxa" w:w="80"/>
+              <w:right w:type="dxa" w:w="100"/>
+            </w:tcMar>
+          </w:tcPr>
+          <w:p>
+            <w:pPr>
+              <w:spacing w:after="0" w:line="270"/>
+            </w:pPr>
+            <w:r>
+              <w:rPr>
+                <w:rFonts w:ascii="Calibri" w:cs="Calibri" w:eastAsia="Calibri" w:hAnsi="Calibri"/>
+                <w:sz w:val="20"/>
+                <w:szCs w:val="20"/>
+              </w:rPr>
+              <w:t xml:space="preserve">Session, Creneau, Inscription, Presence</w:t>
+            </w:r>
+          </w:p>
+        </w:tc>
+        <w:tc>
+          <w:tcPr>
+            <w:tcW w:type="dxa" w:w="4330"/>
+            <w:shd w:fill="F3F6FA" w:color="auto" w:val="clear"/>
+            <w:tcMar>
+              <w:top w:type="dxa" w:w="80"/>
+              <w:left w:type="dxa" w:w="100"/>
+              <w:bottom w:type="dxa" w:w="80"/>
+              <w:right w:type="dxa" w:w="100"/>
+            </w:tcMar>
+          </w:tcPr>
+          <w:p>
+            <w:pPr>
+              <w:spacing w:after="0" w:line="270"/>
+            </w:pPr>
+            <w:r>
+              <w:rPr>
+                <w:rFonts w:ascii="Calibri" w:cs="Calibri" w:eastAsia="Calibri" w:hAnsi="Calibri"/>
+                <w:sz w:val="20"/>
+                <w:szCs w:val="20"/>
+              </w:rPr>
+              <w:t xml:space="preserve">Une session = une épreuve, un centre, une date ; l'inscription porte le numéro d'appel et le créneau ; la présence est une ligne à part, corrigeable</w:t>
+            </w:r>
+          </w:p>
+        </w:tc>
+      </w:tr>
+      <w:tr>
+        <w:tc>
+          <w:tcPr>
+            <w:tcW w:type="dxa" w:w="1624"/>
+            <w:tcMar>
+              <w:top w:type="dxa" w:w="80"/>
+              <w:left w:type="dxa" w:w="100"/>
+              <w:bottom w:type="dxa" w:w="80"/>
+              <w:right w:type="dxa" w:w="100"/>
+            </w:tcMar>
+          </w:tcPr>
+          <w:p>
+            <w:pPr>
+              <w:spacing w:after="0" w:line="270"/>
+            </w:pPr>
+            <w:r>
+              <w:rPr>
+                <w:rFonts w:ascii="Calibri" w:cs="Calibri" w:eastAsia="Calibri" w:hAnsi="Calibri"/>
+                <w:sz w:val="20"/>
+                <w:szCs w:val="20"/>
+              </w:rPr>
+              <w:t xml:space="preserve">Examens</w:t>
+            </w:r>
+          </w:p>
+        </w:tc>
+        <w:tc>
+          <w:tcPr>
+            <w:tcW w:type="dxa" w:w="3067"/>
+            <w:tcMar>
+              <w:top w:type="dxa" w:w="80"/>
+              <w:left w:type="dxa" w:w="100"/>
+              <w:bottom w:type="dxa" w:w="80"/>
+              <w:right w:type="dxa" w:w="100"/>
+            </w:tcMar>
+          </w:tcPr>
+          <w:p>
+            <w:pPr>
+              <w:spacing w:after="0" w:line="270"/>
+            </w:pPr>
+            <w:r>
+              <w:rPr>
+                <w:rFonts w:ascii="Calibri" w:cs="Calibri" w:eastAsia="Calibri" w:hAnsi="Calibri"/>
+                <w:sz w:val="20"/>
+                <w:szCs w:val="20"/>
+              </w:rPr>
+              <w:t xml:space="preserve">Tentative, Evaluation, ReponseCandidat, EvaluationCritere, Resultat</w:t>
+            </w:r>
+          </w:p>
+        </w:tc>
+        <w:tc>
+          <w:tcPr>
+            <w:tcW w:type="dxa" w:w="4330"/>
+            <w:tcMar>
+              <w:top w:type="dxa" w:w="80"/>
+              <w:left w:type="dxa" w:w="100"/>
+              <w:bottom w:type="dxa" w:w="80"/>
+              <w:right w:type="dxa" w:w="100"/>
+            </w:tcMar>
+          </w:tcPr>
+          <w:p>
+            <w:pPr>
+              <w:spacing w:after="0" w:line="270"/>
+            </w:pPr>
+            <w:r>
+              <w:rPr>
+                <w:rFonts w:ascii="Calibri" w:cs="Calibri" w:eastAsia="Calibri" w:hAnsi="Calibri"/>
+                <w:sz w:val="20"/>
+                <w:szCs w:val="20"/>
+              </w:rPr>
+              <w:t xml:space="preserve">Une tentative n'est jamais effacée ; l'évaluation fige la version du barème ; un résultat ne se modifie pas, une correction en crée un nouveau qui pointe vers l'ancien</w:t>
+            </w:r>
+          </w:p>
+        </w:tc>
+      </w:tr>
+      <w:tr>
+        <w:tc>
+          <w:tcPr>
+            <w:tcW w:type="dxa" w:w="1624"/>
+            <w:shd w:fill="F3F6FA" w:color="auto" w:val="clear"/>
+            <w:tcMar>
+              <w:top w:type="dxa" w:w="80"/>
+              <w:left w:type="dxa" w:w="100"/>
+              <w:bottom w:type="dxa" w:w="80"/>
+              <w:right w:type="dxa" w:w="100"/>
+            </w:tcMar>
+          </w:tcPr>
+          <w:p>
+            <w:pPr>
+              <w:spacing w:after="0" w:line="270"/>
+            </w:pPr>
+            <w:r>
+              <w:rPr>
+                <w:rFonts w:ascii="Calibri" w:cs="Calibri" w:eastAsia="Calibri" w:hAnsi="Calibri"/>
+                <w:sz w:val="20"/>
+                <w:szCs w:val="20"/>
+              </w:rPr>
+              <w:t xml:space="preserve">Traçabilité</w:t>
+            </w:r>
+          </w:p>
+        </w:tc>
+        <w:tc>
+          <w:tcPr>
+            <w:tcW w:type="dxa" w:w="3067"/>
+            <w:shd w:fill="F3F6FA" w:color="auto" w:val="clear"/>
+            <w:tcMar>
+              <w:top w:type="dxa" w:w="80"/>
+              <w:left w:type="dxa" w:w="100"/>
+              <w:bottom w:type="dxa" w:w="80"/>
+              <w:right w:type="dxa" w:w="100"/>
+            </w:tcMar>
+          </w:tcPr>
+          <w:p>
+            <w:pPr>
+              <w:spacing w:after="0" w:line="270"/>
+            </w:pPr>
+            <w:r>
+              <w:rPr>
+                <w:rFonts w:ascii="Calibri" w:cs="Calibri" w:eastAsia="Calibri" w:hAnsi="Calibri"/>
+                <w:sz w:val="20"/>
+                <w:szCs w:val="20"/>
+              </w:rPr>
+              <w:t xml:space="preserve">Historique</w:t>
+            </w:r>
+          </w:p>
+        </w:tc>
+        <w:tc>
+          <w:tcPr>
+            <w:tcW w:type="dxa" w:w="4330"/>
+            <w:shd w:fill="F3F6FA" w:color="auto" w:val="clear"/>
+            <w:tcMar>
+              <w:top w:type="dxa" w:w="80"/>
+              <w:left w:type="dxa" w:w="100"/>
+              <w:bottom w:type="dxa" w:w="80"/>
+              <w:right w:type="dxa" w:w="100"/>
+            </w:tcMar>
+          </w:tcPr>
+          <w:p>
+            <w:pPr>
+              <w:spacing w:after="0" w:line="270"/>
+            </w:pPr>
+            <w:r>
+              <w:rPr>
+                <w:rFonts w:ascii="Calibri" w:cs="Calibri" w:eastAsia="Calibri" w:hAnsi="Calibri"/>
+                <w:sz w:val="20"/>
+                <w:szCs w:val="20"/>
+              </w:rPr>
+              <w:t xml:space="preserve">Auteur, date, action, ancienne et nouvelle valeur, motif : écrit dans la même transaction que la modification</w:t>
+            </w:r>
+          </w:p>
+        </w:tc>
+      </w:tr>
+    </w:tbl>
     <w:p>
       <w:pPr>
         <w:pStyle w:val="Heading2"/>
@@ -6132,20 +6132,15 @@
     </w:p>
     <w:p>
       <w:pPr>
-        <w:spacing w:after="120"/>
-      </w:pPr>
-      <w:r>
-        <w:rPr>
-          <w:rFonts w:ascii="Calibri" w:cs="Calibri" w:eastAsia="Calibri" w:hAnsi="Calibri"/>
-          <w:i/>
-          <w:iCs/>
-          <w:color w:val="7A4B00"/>
-          <w:sz w:val="20"/>
-          <w:szCs w:val="20"/>
-          <w:highlight w:val="yellow"/>
-          <w:highlightCs w:val="yellow"/>
-        </w:rPr>
-        <w:t xml:space="preserve">À compléter — extrait de code commenté (annexe B) et explication de la transaction « écriture + historique ».</w:t>
+        <w:spacing w:after="120" w:line="300"/>
+      </w:pPr>
+      <w:r>
+        <w:rPr>
+          <w:rFonts w:ascii="Calibri" w:cs="Calibri" w:eastAsia="Calibri" w:hAnsi="Calibri"/>
+          <w:sz w:val="22"/>
+          <w:szCs w:val="22"/>
+        </w:rPr>
+        <w:t xml:space="preserve">L'annexe B montre les quatre briques de ce flux : l'écriture et sa ligne d'historique dans une même transaction (B.1), une règle pure et son test (B.2), un ViewModel qui combine les flux de Room en un seul état (B.3) et le tirage du sujet avec le hasard injecté (B.4).</w:t>
       </w:r>
     </w:p>
     <w:p>
@@ -7894,26 +7889,6 @@
     </w:p>
     <w:p>
       <w:pPr>
-        <w:pBdr>
-          <w:left w:val="single" w:color="B7C3D1" w:sz="12" w:space="8"/>
-        </w:pBdr>
-        <w:spacing w:after="120"/>
-        <w:ind w:left="200"/>
-      </w:pPr>
-      <w:r>
-        <w:rPr>
-          <w:rFonts w:ascii="Calibri" w:cs="Calibri" w:eastAsia="Calibri" w:hAnsi="Calibri"/>
-          <w:i/>
-          <w:iCs/>
-          <w:color w:val="5E6B7C"/>
-          <w:sz w:val="19"/>
-          <w:szCs w:val="19"/>
-        </w:rPr>
-        <w:t xml:space="preserve">Renvoyer à l'annexe F pour la liste complète des questions posées à l'ATT et à l'enseignant.</w:t>
-      </w:r>
-    </w:p>
-    <w:p>
-      <w:pPr>
         <w:pStyle w:val="Heading1"/>
         <w:pageBreakBefore/>
         <w:spacing w:after="200" w:before="360"/>
@@ -7962,20 +7937,411 @@
     </w:p>
     <w:p>
       <w:pPr>
-        <w:spacing w:after="120"/>
-      </w:pPr>
-      <w:r>
-        <w:rPr>
-          <w:rFonts w:ascii="Calibri" w:cs="Calibri" w:eastAsia="Calibri" w:hAnsi="Calibri"/>
-          <w:i/>
-          <w:iCs/>
-          <w:color w:val="7A4B00"/>
-          <w:sz w:val="20"/>
-          <w:szCs w:val="20"/>
-          <w:highlight w:val="yellow"/>
-          <w:highlightCs w:val="yellow"/>
-        </w:rPr>
-        <w:t xml:space="preserve">À compléter — nombre de tests au moment du rendu et liste des classes de test.</w:t>
+        <w:spacing w:after="120" w:line="300"/>
+      </w:pPr>
+      <w:r>
+        <w:rPr>
+          <w:rFonts w:ascii="Calibri" w:cs="Calibri" w:eastAsia="Calibri" w:hAnsi="Calibri"/>
+          <w:sz w:val="22"/>
+          <w:szCs w:val="22"/>
+        </w:rPr>
+        <w:t xml:space="preserve">Au moment de la rédaction, 121 tests unitaires passent. Les classes de test, une par famille de règles :</w:t>
+      </w:r>
+    </w:p>
+    <w:p>
+      <w:pPr>
+        <w:pStyle w:val="ListParagraph"/>
+        <w:numPr>
+          <w:ilvl w:val="0"/>
+          <w:numId w:val="2"/>
+        </w:numPr>
+        <w:spacing w:after="60" w:line="300"/>
+      </w:pPr>
+      <w:r>
+        <w:rPr>
+          <w:rFonts w:ascii="Calibri" w:cs="Calibri" w:eastAsia="Calibri" w:hAnsi="Calibri"/>
+          <w:sz w:val="22"/>
+          <w:szCs w:val="22"/>
+        </w:rPr>
+        <w:t xml:space="preserve">CalculResultatTest</w:t>
+      </w:r>
+    </w:p>
+    <w:p>
+      <w:pPr>
+        <w:pStyle w:val="ListParagraph"/>
+        <w:numPr>
+          <w:ilvl w:val="0"/>
+          <w:numId w:val="2"/>
+        </w:numPr>
+        <w:spacing w:after="60" w:line="300"/>
+      </w:pPr>
+      <w:r>
+        <w:rPr>
+          <w:rFonts w:ascii="Calibri" w:cs="Calibri" w:eastAsia="Calibri" w:hAnsi="Calibri"/>
+          <w:sz w:val="22"/>
+          <w:szCs w:val="22"/>
+        </w:rPr>
+        <w:t xml:space="preserve">ContraintesCadrageTest</w:t>
+      </w:r>
+    </w:p>
+    <w:p>
+      <w:pPr>
+        <w:pStyle w:val="ListParagraph"/>
+        <w:numPr>
+          <w:ilvl w:val="0"/>
+          <w:numId w:val="2"/>
+        </w:numPr>
+        <w:spacing w:after="60" w:line="300"/>
+      </w:pPr>
+      <w:r>
+        <w:rPr>
+          <w:rFonts w:ascii="Calibri" w:cs="Calibri" w:eastAsia="Calibri" w:hAnsi="Calibri"/>
+          <w:sz w:val="22"/>
+          <w:szCs w:val="22"/>
+        </w:rPr>
+        <w:t xml:space="preserve">DatesTest</w:t>
+      </w:r>
+    </w:p>
+    <w:p>
+      <w:pPr>
+        <w:pStyle w:val="ListParagraph"/>
+        <w:numPr>
+          <w:ilvl w:val="0"/>
+          <w:numId w:val="2"/>
+        </w:numPr>
+        <w:spacing w:after="60" w:line="300"/>
+      </w:pPr>
+      <w:r>
+        <w:rPr>
+          <w:rFonts w:ascii="Calibri" w:cs="Calibri" w:eastAsia="Calibri" w:hAnsi="Calibri"/>
+          <w:sz w:val="22"/>
+          <w:szCs w:val="22"/>
+        </w:rPr>
+        <w:t xml:space="preserve">DocumentsImpressionTest</w:t>
+      </w:r>
+    </w:p>
+    <w:p>
+      <w:pPr>
+        <w:pStyle w:val="ListParagraph"/>
+        <w:numPr>
+          <w:ilvl w:val="0"/>
+          <w:numId w:val="2"/>
+        </w:numPr>
+        <w:spacing w:after="60" w:line="300"/>
+      </w:pPr>
+      <w:r>
+        <w:rPr>
+          <w:rFonts w:ascii="Calibri" w:cs="Calibri" w:eastAsia="Calibri" w:hAnsi="Calibri"/>
+          <w:sz w:val="22"/>
+          <w:szCs w:val="22"/>
+        </w:rPr>
+        <w:t xml:space="preserve">ExampleUnitTest</w:t>
+      </w:r>
+    </w:p>
+    <w:p>
+      <w:pPr>
+        <w:pStyle w:val="ListParagraph"/>
+        <w:numPr>
+          <w:ilvl w:val="0"/>
+          <w:numId w:val="2"/>
+        </w:numPr>
+        <w:spacing w:after="60" w:line="300"/>
+      </w:pPr>
+      <w:r>
+        <w:rPr>
+          <w:rFonts w:ascii="Calibri" w:cs="Calibri" w:eastAsia="Calibri" w:hAnsi="Calibri"/>
+          <w:sz w:val="22"/>
+          <w:szCs w:val="22"/>
+        </w:rPr>
+        <w:t xml:space="preserve">FiltresHistoriqueTest</w:t>
+      </w:r>
+    </w:p>
+    <w:p>
+      <w:pPr>
+        <w:pStyle w:val="ListParagraph"/>
+        <w:numPr>
+          <w:ilvl w:val="0"/>
+          <w:numId w:val="2"/>
+        </w:numPr>
+        <w:spacing w:after="60" w:line="300"/>
+      </w:pPr>
+      <w:r>
+        <w:rPr>
+          <w:rFonts w:ascii="Calibri" w:cs="Calibri" w:eastAsia="Calibri" w:hAnsi="Calibri"/>
+          <w:sz w:val="22"/>
+          <w:szCs w:val="22"/>
+        </w:rPr>
+        <w:t xml:space="preserve">MenuParRoleTest</w:t>
+      </w:r>
+    </w:p>
+    <w:p>
+      <w:pPr>
+        <w:pStyle w:val="ListParagraph"/>
+        <w:numPr>
+          <w:ilvl w:val="0"/>
+          <w:numId w:val="2"/>
+        </w:numPr>
+        <w:spacing w:after="60" w:line="300"/>
+      </w:pPr>
+      <w:r>
+        <w:rPr>
+          <w:rFonts w:ascii="Calibri" w:cs="Calibri" w:eastAsia="Calibri" w:hAnsi="Calibri"/>
+          <w:sz w:val="22"/>
+          <w:szCs w:val="22"/>
+        </w:rPr>
+        <w:t xml:space="preserve">MotDePasseTest</w:t>
+      </w:r>
+    </w:p>
+    <w:p>
+      <w:pPr>
+        <w:pStyle w:val="ListParagraph"/>
+        <w:numPr>
+          <w:ilvl w:val="0"/>
+          <w:numId w:val="2"/>
+        </w:numPr>
+        <w:spacing w:after="60" w:line="300"/>
+      </w:pPr>
+      <w:r>
+        <w:rPr>
+          <w:rFonts w:ascii="Calibri" w:cs="Calibri" w:eastAsia="Calibri" w:hAnsi="Calibri"/>
+          <w:sz w:val="22"/>
+          <w:szCs w:val="22"/>
+        </w:rPr>
+        <w:t xml:space="preserve">PointsTest</w:t>
+      </w:r>
+    </w:p>
+    <w:p>
+      <w:pPr>
+        <w:pStyle w:val="ListParagraph"/>
+        <w:numPr>
+          <w:ilvl w:val="0"/>
+          <w:numId w:val="2"/>
+        </w:numPr>
+        <w:spacing w:after="60" w:line="300"/>
+      </w:pPr>
+      <w:r>
+        <w:rPr>
+          <w:rFonts w:ascii="Calibri" w:cs="Calibri" w:eastAsia="Calibri" w:hAnsi="Calibri"/>
+          <w:sz w:val="22"/>
+          <w:szCs w:val="22"/>
+        </w:rPr>
+        <w:t xml:space="preserve">ReglesConduiteTest</w:t>
+      </w:r>
+    </w:p>
+    <w:p>
+      <w:pPr>
+        <w:pStyle w:val="ListParagraph"/>
+        <w:numPr>
+          <w:ilvl w:val="0"/>
+          <w:numId w:val="2"/>
+        </w:numPr>
+        <w:spacing w:after="60" w:line="300"/>
+      </w:pPr>
+      <w:r>
+        <w:rPr>
+          <w:rFonts w:ascii="Calibri" w:cs="Calibri" w:eastAsia="Calibri" w:hAnsi="Calibri"/>
+          <w:sz w:val="22"/>
+          <w:szCs w:val="22"/>
+        </w:rPr>
+        <w:t xml:space="preserve">ReglesConsultationTest</w:t>
+      </w:r>
+    </w:p>
+    <w:p>
+      <w:pPr>
+        <w:pStyle w:val="ListParagraph"/>
+        <w:numPr>
+          <w:ilvl w:val="0"/>
+          <w:numId w:val="2"/>
+        </w:numPr>
+        <w:spacing w:after="60" w:line="300"/>
+      </w:pPr>
+      <w:r>
+        <w:rPr>
+          <w:rFonts w:ascii="Calibri" w:cs="Calibri" w:eastAsia="Calibri" w:hAnsi="Calibri"/>
+          <w:sz w:val="22"/>
+          <w:szCs w:val="22"/>
+        </w:rPr>
+        <w:t xml:space="preserve">ReglesDossierTest</w:t>
+      </w:r>
+    </w:p>
+    <w:p>
+      <w:pPr>
+        <w:pStyle w:val="ListParagraph"/>
+        <w:numPr>
+          <w:ilvl w:val="0"/>
+          <w:numId w:val="2"/>
+        </w:numPr>
+        <w:spacing w:after="60" w:line="300"/>
+      </w:pPr>
+      <w:r>
+        <w:rPr>
+          <w:rFonts w:ascii="Calibri" w:cs="Calibri" w:eastAsia="Calibri" w:hAnsi="Calibri"/>
+          <w:sz w:val="22"/>
+          <w:szCs w:val="22"/>
+        </w:rPr>
+        <w:t xml:space="preserve">ReglesInscriptionTest</w:t>
+      </w:r>
+    </w:p>
+    <w:p>
+      <w:pPr>
+        <w:pStyle w:val="ListParagraph"/>
+        <w:numPr>
+          <w:ilvl w:val="0"/>
+          <w:numId w:val="2"/>
+        </w:numPr>
+        <w:spacing w:after="60" w:line="300"/>
+      </w:pPr>
+      <w:r>
+        <w:rPr>
+          <w:rFonts w:ascii="Calibri" w:cs="Calibri" w:eastAsia="Calibri" w:hAnsi="Calibri"/>
+          <w:sz w:val="22"/>
+          <w:szCs w:val="22"/>
+        </w:rPr>
+        <w:t xml:space="preserve">ReglesPlanificationTest</w:t>
+      </w:r>
+    </w:p>
+    <w:p>
+      <w:pPr>
+        <w:pStyle w:val="ListParagraph"/>
+        <w:numPr>
+          <w:ilvl w:val="0"/>
+          <w:numId w:val="2"/>
+        </w:numPr>
+        <w:spacing w:after="60" w:line="300"/>
+      </w:pPr>
+      <w:r>
+        <w:rPr>
+          <w:rFonts w:ascii="Calibri" w:cs="Calibri" w:eastAsia="Calibri" w:hAnsi="Calibri"/>
+          <w:sz w:val="22"/>
+          <w:szCs w:val="22"/>
+        </w:rPr>
+        <w:t xml:space="preserve">ReglesPresenceTest</w:t>
+      </w:r>
+    </w:p>
+    <w:p>
+      <w:pPr>
+        <w:pStyle w:val="ListParagraph"/>
+        <w:numPr>
+          <w:ilvl w:val="0"/>
+          <w:numId w:val="2"/>
+        </w:numPr>
+        <w:spacing w:after="60" w:line="300"/>
+      </w:pPr>
+      <w:r>
+        <w:rPr>
+          <w:rFonts w:ascii="Calibri" w:cs="Calibri" w:eastAsia="Calibri" w:hAnsi="Calibri"/>
+          <w:sz w:val="22"/>
+          <w:szCs w:val="22"/>
+        </w:rPr>
+        <w:t xml:space="preserve">ReglesRepassageTest</w:t>
+      </w:r>
+    </w:p>
+    <w:p>
+      <w:pPr>
+        <w:pStyle w:val="ListParagraph"/>
+        <w:numPr>
+          <w:ilvl w:val="0"/>
+          <w:numId w:val="2"/>
+        </w:numPr>
+        <w:spacing w:after="60" w:line="300"/>
+      </w:pPr>
+      <w:r>
+        <w:rPr>
+          <w:rFonts w:ascii="Calibri" w:cs="Calibri" w:eastAsia="Calibri" w:hAnsi="Calibri"/>
+          <w:sz w:val="22"/>
+          <w:szCs w:val="22"/>
+        </w:rPr>
+        <w:t xml:space="preserve">ReglesTentativesTest</w:t>
+      </w:r>
+    </w:p>
+    <w:p>
+      <w:pPr>
+        <w:pStyle w:val="ListParagraph"/>
+        <w:numPr>
+          <w:ilvl w:val="0"/>
+          <w:numId w:val="2"/>
+        </w:numPr>
+        <w:spacing w:after="60" w:line="300"/>
+      </w:pPr>
+      <w:r>
+        <w:rPr>
+          <w:rFonts w:ascii="Calibri" w:cs="Calibri" w:eastAsia="Calibri" w:hAnsi="Calibri"/>
+          <w:sz w:val="22"/>
+          <w:szCs w:val="22"/>
+        </w:rPr>
+        <w:t xml:space="preserve">ReglesTheorieTest</w:t>
+      </w:r>
+    </w:p>
+    <w:p>
+      <w:pPr>
+        <w:pStyle w:val="ListParagraph"/>
+        <w:numPr>
+          <w:ilvl w:val="0"/>
+          <w:numId w:val="2"/>
+        </w:numPr>
+        <w:spacing w:after="60" w:line="300"/>
+      </w:pPr>
+      <w:r>
+        <w:rPr>
+          <w:rFonts w:ascii="Calibri" w:cs="Calibri" w:eastAsia="Calibri" w:hAnsi="Calibri"/>
+          <w:sz w:val="22"/>
+          <w:szCs w:val="22"/>
+        </w:rPr>
+        <w:t xml:space="preserve">ValidationAutoEcoleTest</w:t>
+      </w:r>
+    </w:p>
+    <w:p>
+      <w:pPr>
+        <w:pStyle w:val="ListParagraph"/>
+        <w:numPr>
+          <w:ilvl w:val="0"/>
+          <w:numId w:val="2"/>
+        </w:numPr>
+        <w:spacing w:after="60" w:line="300"/>
+      </w:pPr>
+      <w:r>
+        <w:rPr>
+          <w:rFonts w:ascii="Calibri" w:cs="Calibri" w:eastAsia="Calibri" w:hAnsi="Calibri"/>
+          <w:sz w:val="22"/>
+          <w:szCs w:val="22"/>
+        </w:rPr>
+        <w:t xml:space="preserve">ValidationCandidatTest</w:t>
+      </w:r>
+    </w:p>
+    <w:p>
+      <w:pPr>
+        <w:pStyle w:val="ListParagraph"/>
+        <w:numPr>
+          <w:ilvl w:val="0"/>
+          <w:numId w:val="2"/>
+        </w:numPr>
+        <w:spacing w:after="60" w:line="300"/>
+      </w:pPr>
+      <w:r>
+        <w:rPr>
+          <w:rFonts w:ascii="Calibri" w:cs="Calibri" w:eastAsia="Calibri" w:hAnsi="Calibri"/>
+          <w:sz w:val="22"/>
+          <w:szCs w:val="22"/>
+        </w:rPr>
+        <w:t xml:space="preserve">ValidationCompteTest</w:t>
+      </w:r>
+    </w:p>
+    <w:p>
+      <w:pPr>
+        <w:pStyle w:val="ListParagraph"/>
+        <w:numPr>
+          <w:ilvl w:val="0"/>
+          <w:numId w:val="2"/>
+        </w:numPr>
+        <w:spacing w:after="60" w:line="300"/>
+      </w:pPr>
+      <w:r>
+        <w:rPr>
+          <w:rFonts w:ascii="Calibri" w:cs="Calibri" w:eastAsia="Calibri" w:hAnsi="Calibri"/>
+          <w:sz w:val="22"/>
+          <w:szCs w:val="22"/>
+        </w:rPr>
+        <w:t xml:space="preserve">ValidationConfigurationTest</w:t>
       </w:r>
     </w:p>
     <w:p>
@@ -9387,20 +9753,45 @@
     </w:p>
     <w:p>
       <w:pPr>
-        <w:spacing w:after="120"/>
-      </w:pPr>
-      <w:r>
-        <w:rPr>
-          <w:rFonts w:ascii="Calibri" w:cs="Calibri" w:eastAsia="Calibri" w:hAnsi="Calibri"/>
-          <w:i/>
-          <w:iCs/>
-          <w:color w:val="7A4B00"/>
-          <w:sz w:val="20"/>
-          <w:szCs w:val="20"/>
-          <w:highlight w:val="yellow"/>
-          <w:highlightCs w:val="yellow"/>
-        </w:rPr>
-        <w:t xml:space="preserve">À compléter — durée réelle par phase et bilan (ce qui a pris plus de temps que prévu).</w:t>
+        <w:pStyle w:val="Heading2"/>
+        <w:spacing w:after="140" w:before="280"/>
+      </w:pPr>
+      <w:r>
+        <w:rPr>
+          <w:rFonts w:ascii="Calibri" w:cs="Calibri" w:eastAsia="Calibri" w:hAnsi="Calibri"/>
+          <w:b/>
+          <w:bCs/>
+          <w:color w:val="0B2E4F"/>
+          <w:sz w:val="26"/>
+          <w:szCs w:val="26"/>
+        </w:rPr>
+        <w:t xml:space="preserve">10.3 Durée réelle et bilan</w:t>
+      </w:r>
+    </w:p>
+    <w:p>
+      <w:pPr>
+        <w:spacing w:after="120" w:line="300"/>
+      </w:pPr>
+      <w:r>
+        <w:rPr>
+          <w:rFonts w:ascii="Calibri" w:cs="Calibri" w:eastAsia="Calibri" w:hAnsi="Calibri"/>
+          <w:sz w:val="22"/>
+          <w:szCs w:val="22"/>
+        </w:rPr>
+        <w:t xml:space="preserve">Le cadrage (règles, plan, modèle de données, cas d'utilisation) a été écrit avant la première ligne de code, en une journée, et n'a presque pas bougé ensuite : c'est ce qui a permis d'enchaîner les étapes sans revenir en arrière. Le socle technique et les premières fonctionnalités ont suivi en deux jours ; les évaluations, les résultats, la consultation et l'impression en deux jours de plus ; puis les tests, la relecture croisée, la refonte de l'interface et ce rapport.</w:t>
+      </w:r>
+    </w:p>
+    <w:p>
+      <w:pPr>
+        <w:spacing w:after="120" w:line="300"/>
+      </w:pPr>
+      <w:r>
+        <w:rPr>
+          <w:rFonts w:ascii="Calibri" w:cs="Calibri" w:eastAsia="Calibri" w:hAnsi="Calibri"/>
+          <w:sz w:val="22"/>
+          <w:szCs w:val="22"/>
+        </w:rPr>
+        <w:t xml:space="preserve">Ce qui a pris plus de temps que prévu : comprendre le vrai déroulement de l'examen. La première version de l'épreuve théorique était un questionnaire à choix multiples, construit d'après la presse ; elle a été refaite le jour même, après notre propre passage de l'examen, en feuille orale. La leçon vaut pour tout le projet : un témoignage de terrain vaut plus qu'un article, et ce que l'on ne sait pas doit rester une configuration marquée « à confirmer », pas une hypothèse gravée dans le code.</w:t>
       </w:r>
     </w:p>
     <w:p>
@@ -10272,20 +10663,15 @@
     </w:p>
     <w:p>
       <w:pPr>
-        <w:spacing w:after="120"/>
-      </w:pPr>
-      <w:r>
-        <w:rPr>
-          <w:rFonts w:ascii="Calibri" w:cs="Calibri" w:eastAsia="Calibri" w:hAnsi="Calibri"/>
-          <w:i/>
-          <w:iCs/>
-          <w:color w:val="7A4B00"/>
-          <w:sz w:val="20"/>
-          <w:szCs w:val="20"/>
-          <w:highlight w:val="yellow"/>
-          <w:highlightCs w:val="yellow"/>
-        </w:rPr>
-        <w:t xml:space="preserve">À compléter — renvoyer au tableau complet de docs/HORS_COURS.md et citer un ou deux exemples de notion refusée ou remplacée par l'équivalent du cours.</w:t>
+        <w:spacing w:after="120" w:line="300"/>
+      </w:pPr>
+      <w:r>
+        <w:rPr>
+          <w:rFonts w:ascii="Calibri" w:cs="Calibri" w:eastAsia="Calibri" w:hAnsi="Calibri"/>
+          <w:sz w:val="22"/>
+          <w:szCs w:val="22"/>
+        </w:rPr>
+        <w:t xml:space="preserve">Le tableau complet, avec pour chaque notion l'étape où elle est apparue, l'équivalent vu en cours et la décision du binôme, est le fichier docs/HORS_COURS.md du dépôt (vingt-sept entrées). Deux exemples de ce que nous avons refusé ou remplacé : le Repository, proposé au départ pour « faire propre », a été écarté parce que le cours n'en a jamais écrit et que les ViewModels appellent les DAO directement sans perdre en clarté ; les boutons radio de la première épreuve théorique ont disparu avec le questionnaire à choix multiples, remplacés par les champs de texte du cours.</w:t>
       </w:r>
     </w:p>
     <w:p>
@@ -10556,42 +10942,1634 @@
     </w:p>
     <w:p>
       <w:pPr>
-        <w:pBdr>
-          <w:left w:val="single" w:color="B7C3D1" w:sz="12" w:space="8"/>
-        </w:pBdr>
-        <w:spacing w:after="120"/>
-        <w:ind w:left="200"/>
-      </w:pPr>
-      <w:r>
-        <w:rPr>
-          <w:rFonts w:ascii="Calibri" w:cs="Calibri" w:eastAsia="Calibri" w:hAnsi="Calibri"/>
-          <w:i/>
-          <w:iCs/>
-          <w:color w:val="5E6B7C"/>
-          <w:sz w:val="19"/>
-          <w:szCs w:val="19"/>
-        </w:rPr>
-        <w:t xml:space="preserve">Index des figures du chapitre 6, plus les écrans secondaires utiles (formulaires, états vides, messages d'erreur).</w:t>
-      </w:r>
-    </w:p>
-    <w:p>
-      <w:pPr>
-        <w:spacing w:after="120"/>
-      </w:pPr>
-      <w:r>
-        <w:rPr>
-          <w:rFonts w:ascii="Calibri" w:cs="Calibri" w:eastAsia="Calibri" w:hAnsi="Calibri"/>
-          <w:i/>
-          <w:iCs/>
-          <w:color w:val="7A4B00"/>
-          <w:sz w:val="20"/>
-          <w:szCs w:val="20"/>
-          <w:highlight w:val="yellow"/>
-          <w:highlightCs w:val="yellow"/>
-        </w:rPr>
-        <w:t xml:space="preserve">À compléter — captures complémentaires.</w:t>
-      </w:r>
-    </w:p>
+        <w:spacing w:after="120" w:line="300"/>
+      </w:pPr>
+      <w:r>
+        <w:rPr>
+          <w:rFonts w:ascii="Calibri" w:cs="Calibri" w:eastAsia="Calibri" w:hAnsi="Calibri"/>
+          <w:sz w:val="22"/>
+          <w:szCs w:val="22"/>
+        </w:rPr>
+        <w:t xml:space="preserve">Les captures du chapitre 6 ont été prises sur l'émulateur Android d'un petit téléphone (720 × 1280), avec les comptes de démonstration, en rejouant le parcours complet depuis une base vide. Elles sont regroupées ici par étape ; les fichiers se trouvent dans le dossier docs/rapport/captures du dépôt.</w:t>
+      </w:r>
+    </w:p>
+    <w:tbl>
+      <w:tblPr>
+        <w:tblW w:type="dxa" w:w="9020"/>
+        <w:tblBorders>
+          <w:top w:val="single" w:color="auto" w:sz="4"/>
+          <w:left w:val="single" w:color="auto" w:sz="4"/>
+          <w:bottom w:val="single" w:color="auto" w:sz="4"/>
+          <w:right w:val="single" w:color="auto" w:sz="4"/>
+          <w:insideH w:val="single" w:color="auto" w:sz="4"/>
+          <w:insideV w:val="single" w:color="auto" w:sz="4"/>
+        </w:tblBorders>
+      </w:tblPr>
+      <w:tblGrid>
+        <w:gridCol w:w="1082"/>
+        <w:gridCol w:w="4510"/>
+        <w:gridCol w:w="3428"/>
+      </w:tblGrid>
+      <w:tr>
+        <w:trPr>
+          <w:tblHeader/>
+        </w:trPr>
+        <w:tc>
+          <w:tcPr>
+            <w:tcW w:type="dxa" w:w="1082"/>
+            <w:shd w:fill="0F4C81" w:color="auto" w:val="clear"/>
+            <w:tcMar>
+              <w:top w:type="dxa" w:w="80"/>
+              <w:left w:type="dxa" w:w="100"/>
+              <w:bottom w:type="dxa" w:w="80"/>
+              <w:right w:type="dxa" w:w="100"/>
+            </w:tcMar>
+          </w:tcPr>
+          <w:p>
+            <w:pPr>
+              <w:spacing w:after="0" w:line="270"/>
+            </w:pPr>
+            <w:r>
+              <w:rPr>
+                <w:rFonts w:ascii="Calibri" w:cs="Calibri" w:eastAsia="Calibri" w:hAnsi="Calibri"/>
+                <w:b/>
+                <w:bCs/>
+                <w:color w:val="FFFFFF"/>
+                <w:sz w:val="20"/>
+                <w:szCs w:val="20"/>
+              </w:rPr>
+              <w:t xml:space="preserve">Figure</w:t>
+            </w:r>
+          </w:p>
+        </w:tc>
+        <w:tc>
+          <w:tcPr>
+            <w:tcW w:type="dxa" w:w="4510"/>
+            <w:shd w:fill="0F4C81" w:color="auto" w:val="clear"/>
+            <w:tcMar>
+              <w:top w:type="dxa" w:w="80"/>
+              <w:left w:type="dxa" w:w="100"/>
+              <w:bottom w:type="dxa" w:w="80"/>
+              <w:right w:type="dxa" w:w="100"/>
+            </w:tcMar>
+          </w:tcPr>
+          <w:p>
+            <w:pPr>
+              <w:spacing w:after="0" w:line="270"/>
+            </w:pPr>
+            <w:r>
+              <w:rPr>
+                <w:rFonts w:ascii="Calibri" w:cs="Calibri" w:eastAsia="Calibri" w:hAnsi="Calibri"/>
+                <w:b/>
+                <w:bCs/>
+                <w:color w:val="FFFFFF"/>
+                <w:sz w:val="20"/>
+                <w:szCs w:val="20"/>
+              </w:rPr>
+              <w:t xml:space="preserve">Écran</w:t>
+            </w:r>
+          </w:p>
+        </w:tc>
+        <w:tc>
+          <w:tcPr>
+            <w:tcW w:type="dxa" w:w="3428"/>
+            <w:shd w:fill="0F4C81" w:color="auto" w:val="clear"/>
+            <w:tcMar>
+              <w:top w:type="dxa" w:w="80"/>
+              <w:left w:type="dxa" w:w="100"/>
+              <w:bottom w:type="dxa" w:w="80"/>
+              <w:right w:type="dxa" w:w="100"/>
+            </w:tcMar>
+          </w:tcPr>
+          <w:p>
+            <w:pPr>
+              <w:spacing w:after="0" w:line="270"/>
+            </w:pPr>
+            <w:r>
+              <w:rPr>
+                <w:rFonts w:ascii="Calibri" w:cs="Calibri" w:eastAsia="Calibri" w:hAnsi="Calibri"/>
+                <w:b/>
+                <w:bCs/>
+                <w:color w:val="FFFFFF"/>
+                <w:sz w:val="20"/>
+                <w:szCs w:val="20"/>
+              </w:rPr>
+              <w:t xml:space="preserve">Fichier</w:t>
+            </w:r>
+          </w:p>
+        </w:tc>
+      </w:tr>
+      <w:tr>
+        <w:tc>
+          <w:tcPr>
+            <w:tcW w:type="dxa" w:w="1082"/>
+            <w:tcMar>
+              <w:top w:type="dxa" w:w="80"/>
+              <w:left w:type="dxa" w:w="100"/>
+              <w:bottom w:type="dxa" w:w="80"/>
+              <w:right w:type="dxa" w:w="100"/>
+            </w:tcMar>
+          </w:tcPr>
+          <w:p>
+            <w:pPr>
+              <w:spacing w:after="0" w:line="270"/>
+            </w:pPr>
+            <w:r>
+              <w:rPr>
+                <w:rFonts w:ascii="Calibri" w:cs="Calibri" w:eastAsia="Calibri" w:hAnsi="Calibri"/>
+                <w:sz w:val="20"/>
+                <w:szCs w:val="20"/>
+              </w:rPr>
+              <w:t xml:space="preserve">1</w:t>
+            </w:r>
+          </w:p>
+        </w:tc>
+        <w:tc>
+          <w:tcPr>
+            <w:tcW w:type="dxa" w:w="4510"/>
+            <w:tcMar>
+              <w:top w:type="dxa" w:w="80"/>
+              <w:left w:type="dxa" w:w="100"/>
+              <w:bottom w:type="dxa" w:w="80"/>
+              <w:right w:type="dxa" w:w="100"/>
+            </w:tcMar>
+          </w:tcPr>
+          <w:p>
+            <w:pPr>
+              <w:spacing w:after="0" w:line="270"/>
+            </w:pPr>
+            <w:r>
+              <w:rPr>
+                <w:rFonts w:ascii="Calibri" w:cs="Calibri" w:eastAsia="Calibri" w:hAnsi="Calibri"/>
+                <w:sz w:val="20"/>
+                <w:szCs w:val="20"/>
+              </w:rPr>
+              <w:t xml:space="preserve">Accueil de l'administrateur ATT</w:t>
+            </w:r>
+          </w:p>
+        </w:tc>
+        <w:tc>
+          <w:tcPr>
+            <w:tcW w:type="dxa" w:w="3428"/>
+            <w:tcMar>
+              <w:top w:type="dxa" w:w="80"/>
+              <w:left w:type="dxa" w:w="100"/>
+              <w:bottom w:type="dxa" w:w="80"/>
+              <w:right w:type="dxa" w:w="100"/>
+            </w:tcMar>
+          </w:tcPr>
+          <w:p>
+            <w:pPr>
+              <w:spacing w:after="0" w:line="270"/>
+            </w:pPr>
+            <w:r>
+              <w:rPr>
+                <w:rFonts w:ascii="Calibri" w:cs="Calibri" w:eastAsia="Calibri" w:hAnsi="Calibri"/>
+                <w:sz w:val="20"/>
+                <w:szCs w:val="20"/>
+              </w:rPr>
+              <w:t xml:space="preserve">05_accueil_admin.png</w:t>
+            </w:r>
+          </w:p>
+        </w:tc>
+      </w:tr>
+      <w:tr>
+        <w:tc>
+          <w:tcPr>
+            <w:tcW w:type="dxa" w:w="1082"/>
+            <w:shd w:fill="F3F6FA" w:color="auto" w:val="clear"/>
+            <w:tcMar>
+              <w:top w:type="dxa" w:w="80"/>
+              <w:left w:type="dxa" w:w="100"/>
+              <w:bottom w:type="dxa" w:w="80"/>
+              <w:right w:type="dxa" w:w="100"/>
+            </w:tcMar>
+          </w:tcPr>
+          <w:p>
+            <w:pPr>
+              <w:spacing w:after="0" w:line="270"/>
+            </w:pPr>
+            <w:r>
+              <w:rPr>
+                <w:rFonts w:ascii="Calibri" w:cs="Calibri" w:eastAsia="Calibri" w:hAnsi="Calibri"/>
+                <w:sz w:val="20"/>
+                <w:szCs w:val="20"/>
+              </w:rPr>
+              <w:t xml:space="preserve">2</w:t>
+            </w:r>
+          </w:p>
+        </w:tc>
+        <w:tc>
+          <w:tcPr>
+            <w:tcW w:type="dxa" w:w="4510"/>
+            <w:shd w:fill="F3F6FA" w:color="auto" w:val="clear"/>
+            <w:tcMar>
+              <w:top w:type="dxa" w:w="80"/>
+              <w:left w:type="dxa" w:w="100"/>
+              <w:bottom w:type="dxa" w:w="80"/>
+              <w:right w:type="dxa" w:w="100"/>
+            </w:tcMar>
+          </w:tcPr>
+          <w:p>
+            <w:pPr>
+              <w:spacing w:after="0" w:line="270"/>
+            </w:pPr>
+            <w:r>
+              <w:rPr>
+                <w:rFonts w:ascii="Calibri" w:cs="Calibri" w:eastAsia="Calibri" w:hAnsi="Calibri"/>
+                <w:sz w:val="20"/>
+                <w:szCs w:val="20"/>
+              </w:rPr>
+              <w:t xml:space="preserve">Connexion</w:t>
+            </w:r>
+          </w:p>
+        </w:tc>
+        <w:tc>
+          <w:tcPr>
+            <w:tcW w:type="dxa" w:w="3428"/>
+            <w:shd w:fill="F3F6FA" w:color="auto" w:val="clear"/>
+            <w:tcMar>
+              <w:top w:type="dxa" w:w="80"/>
+              <w:left w:type="dxa" w:w="100"/>
+              <w:bottom w:type="dxa" w:w="80"/>
+              <w:right w:type="dxa" w:w="100"/>
+            </w:tcMar>
+          </w:tcPr>
+          <w:p>
+            <w:pPr>
+              <w:spacing w:after="0" w:line="270"/>
+            </w:pPr>
+            <w:r>
+              <w:rPr>
+                <w:rFonts w:ascii="Calibri" w:cs="Calibri" w:eastAsia="Calibri" w:hAnsi="Calibri"/>
+                <w:sz w:val="20"/>
+                <w:szCs w:val="20"/>
+              </w:rPr>
+              <w:t xml:space="preserve">06_01_connexion.png</w:t>
+            </w:r>
+          </w:p>
+        </w:tc>
+      </w:tr>
+      <w:tr>
+        <w:tc>
+          <w:tcPr>
+            <w:tcW w:type="dxa" w:w="1082"/>
+            <w:tcMar>
+              <w:top w:type="dxa" w:w="80"/>
+              <w:left w:type="dxa" w:w="100"/>
+              <w:bottom w:type="dxa" w:w="80"/>
+              <w:right w:type="dxa" w:w="100"/>
+            </w:tcMar>
+          </w:tcPr>
+          <w:p>
+            <w:pPr>
+              <w:spacing w:after="0" w:line="270"/>
+            </w:pPr>
+            <w:r>
+              <w:rPr>
+                <w:rFonts w:ascii="Calibri" w:cs="Calibri" w:eastAsia="Calibri" w:hAnsi="Calibri"/>
+                <w:sz w:val="20"/>
+                <w:szCs w:val="20"/>
+              </w:rPr>
+              <w:t xml:space="preserve">3</w:t>
+            </w:r>
+          </w:p>
+        </w:tc>
+        <w:tc>
+          <w:tcPr>
+            <w:tcW w:type="dxa" w:w="4510"/>
+            <w:tcMar>
+              <w:top w:type="dxa" w:w="80"/>
+              <w:left w:type="dxa" w:w="100"/>
+              <w:bottom w:type="dxa" w:w="80"/>
+              <w:right w:type="dxa" w:w="100"/>
+            </w:tcMar>
+          </w:tcPr>
+          <w:p>
+            <w:pPr>
+              <w:spacing w:after="0" w:line="270"/>
+            </w:pPr>
+            <w:r>
+              <w:rPr>
+                <w:rFonts w:ascii="Calibri" w:cs="Calibri" w:eastAsia="Calibri" w:hAnsi="Calibri"/>
+                <w:sz w:val="20"/>
+                <w:szCs w:val="20"/>
+              </w:rPr>
+              <w:t xml:space="preserve">Configuration : épreuve théorique B</w:t>
+            </w:r>
+          </w:p>
+        </w:tc>
+        <w:tc>
+          <w:tcPr>
+            <w:tcW w:type="dxa" w:w="3428"/>
+            <w:tcMar>
+              <w:top w:type="dxa" w:w="80"/>
+              <w:left w:type="dxa" w:w="100"/>
+              <w:bottom w:type="dxa" w:w="80"/>
+              <w:right w:type="dxa" w:w="100"/>
+            </w:tcMar>
+          </w:tcPr>
+          <w:p>
+            <w:pPr>
+              <w:spacing w:after="0" w:line="270"/>
+            </w:pPr>
+            <w:r>
+              <w:rPr>
+                <w:rFonts w:ascii="Calibri" w:cs="Calibri" w:eastAsia="Calibri" w:hAnsi="Calibri"/>
+                <w:sz w:val="20"/>
+                <w:szCs w:val="20"/>
+              </w:rPr>
+              <w:t xml:space="preserve">06_02_configuration.png</w:t>
+            </w:r>
+          </w:p>
+        </w:tc>
+      </w:tr>
+      <w:tr>
+        <w:tc>
+          <w:tcPr>
+            <w:tcW w:type="dxa" w:w="1082"/>
+            <w:shd w:fill="F3F6FA" w:color="auto" w:val="clear"/>
+            <w:tcMar>
+              <w:top w:type="dxa" w:w="80"/>
+              <w:left w:type="dxa" w:w="100"/>
+              <w:bottom w:type="dxa" w:w="80"/>
+              <w:right w:type="dxa" w:w="100"/>
+            </w:tcMar>
+          </w:tcPr>
+          <w:p>
+            <w:pPr>
+              <w:spacing w:after="0" w:line="270"/>
+            </w:pPr>
+            <w:r>
+              <w:rPr>
+                <w:rFonts w:ascii="Calibri" w:cs="Calibri" w:eastAsia="Calibri" w:hAnsi="Calibri"/>
+                <w:sz w:val="20"/>
+                <w:szCs w:val="20"/>
+              </w:rPr>
+              <w:t xml:space="preserve">4</w:t>
+            </w:r>
+          </w:p>
+        </w:tc>
+        <w:tc>
+          <w:tcPr>
+            <w:tcW w:type="dxa" w:w="4510"/>
+            <w:shd w:fill="F3F6FA" w:color="auto" w:val="clear"/>
+            <w:tcMar>
+              <w:top w:type="dxa" w:w="80"/>
+              <w:left w:type="dxa" w:w="100"/>
+              <w:bottom w:type="dxa" w:w="80"/>
+              <w:right w:type="dxa" w:w="100"/>
+            </w:tcMar>
+          </w:tcPr>
+          <w:p>
+            <w:pPr>
+              <w:spacing w:after="0" w:line="270"/>
+            </w:pPr>
+            <w:r>
+              <w:rPr>
+                <w:rFonts w:ascii="Calibri" w:cs="Calibri" w:eastAsia="Calibri" w:hAnsi="Calibri"/>
+                <w:sz w:val="20"/>
+                <w:szCs w:val="20"/>
+              </w:rPr>
+              <w:t xml:space="preserve">Centres d'examen</w:t>
+            </w:r>
+          </w:p>
+        </w:tc>
+        <w:tc>
+          <w:tcPr>
+            <w:tcW w:type="dxa" w:w="3428"/>
+            <w:shd w:fill="F3F6FA" w:color="auto" w:val="clear"/>
+            <w:tcMar>
+              <w:top w:type="dxa" w:w="80"/>
+              <w:left w:type="dxa" w:w="100"/>
+              <w:bottom w:type="dxa" w:w="80"/>
+              <w:right w:type="dxa" w:w="100"/>
+            </w:tcMar>
+          </w:tcPr>
+          <w:p>
+            <w:pPr>
+              <w:spacing w:after="0" w:line="270"/>
+            </w:pPr>
+            <w:r>
+              <w:rPr>
+                <w:rFonts w:ascii="Calibri" w:cs="Calibri" w:eastAsia="Calibri" w:hAnsi="Calibri"/>
+                <w:sz w:val="20"/>
+                <w:szCs w:val="20"/>
+              </w:rPr>
+              <w:t xml:space="preserve">06_03_centre.png</w:t>
+            </w:r>
+          </w:p>
+        </w:tc>
+      </w:tr>
+      <w:tr>
+        <w:tc>
+          <w:tcPr>
+            <w:tcW w:type="dxa" w:w="1082"/>
+            <w:tcMar>
+              <w:top w:type="dxa" w:w="80"/>
+              <w:left w:type="dxa" w:w="100"/>
+              <w:bottom w:type="dxa" w:w="80"/>
+              <w:right w:type="dxa" w:w="100"/>
+            </w:tcMar>
+          </w:tcPr>
+          <w:p>
+            <w:pPr>
+              <w:spacing w:after="0" w:line="270"/>
+            </w:pPr>
+            <w:r>
+              <w:rPr>
+                <w:rFonts w:ascii="Calibri" w:cs="Calibri" w:eastAsia="Calibri" w:hAnsi="Calibri"/>
+                <w:sz w:val="20"/>
+                <w:szCs w:val="20"/>
+              </w:rPr>
+              <w:t xml:space="preserve">5</w:t>
+            </w:r>
+          </w:p>
+        </w:tc>
+        <w:tc>
+          <w:tcPr>
+            <w:tcW w:type="dxa" w:w="4510"/>
+            <w:tcMar>
+              <w:top w:type="dxa" w:w="80"/>
+              <w:left w:type="dxa" w:w="100"/>
+              <w:bottom w:type="dxa" w:w="80"/>
+              <w:right w:type="dxa" w:w="100"/>
+            </w:tcMar>
+          </w:tcPr>
+          <w:p>
+            <w:pPr>
+              <w:spacing w:after="0" w:line="270"/>
+            </w:pPr>
+            <w:r>
+              <w:rPr>
+                <w:rFonts w:ascii="Calibri" w:cs="Calibri" w:eastAsia="Calibri" w:hAnsi="Calibri"/>
+                <w:sz w:val="20"/>
+                <w:szCs w:val="20"/>
+              </w:rPr>
+              <w:t xml:space="preserve">Fiche d'une auto-école</w:t>
+            </w:r>
+          </w:p>
+        </w:tc>
+        <w:tc>
+          <w:tcPr>
+            <w:tcW w:type="dxa" w:w="3428"/>
+            <w:tcMar>
+              <w:top w:type="dxa" w:w="80"/>
+              <w:left w:type="dxa" w:w="100"/>
+              <w:bottom w:type="dxa" w:w="80"/>
+              <w:right w:type="dxa" w:w="100"/>
+            </w:tcMar>
+          </w:tcPr>
+          <w:p>
+            <w:pPr>
+              <w:spacing w:after="0" w:line="270"/>
+            </w:pPr>
+            <w:r>
+              <w:rPr>
+                <w:rFonts w:ascii="Calibri" w:cs="Calibri" w:eastAsia="Calibri" w:hAnsi="Calibri"/>
+                <w:sz w:val="20"/>
+                <w:szCs w:val="20"/>
+              </w:rPr>
+              <w:t xml:space="preserve">06_04_auto_ecole.png</w:t>
+            </w:r>
+          </w:p>
+        </w:tc>
+      </w:tr>
+      <w:tr>
+        <w:tc>
+          <w:tcPr>
+            <w:tcW w:type="dxa" w:w="1082"/>
+            <w:shd w:fill="F3F6FA" w:color="auto" w:val="clear"/>
+            <w:tcMar>
+              <w:top w:type="dxa" w:w="80"/>
+              <w:left w:type="dxa" w:w="100"/>
+              <w:bottom w:type="dxa" w:w="80"/>
+              <w:right w:type="dxa" w:w="100"/>
+            </w:tcMar>
+          </w:tcPr>
+          <w:p>
+            <w:pPr>
+              <w:spacing w:after="0" w:line="270"/>
+            </w:pPr>
+            <w:r>
+              <w:rPr>
+                <w:rFonts w:ascii="Calibri" w:cs="Calibri" w:eastAsia="Calibri" w:hAnsi="Calibri"/>
+                <w:sz w:val="20"/>
+                <w:szCs w:val="20"/>
+              </w:rPr>
+              <w:t xml:space="preserve">6</w:t>
+            </w:r>
+          </w:p>
+        </w:tc>
+        <w:tc>
+          <w:tcPr>
+            <w:tcW w:type="dxa" w:w="4510"/>
+            <w:shd w:fill="F3F6FA" w:color="auto" w:val="clear"/>
+            <w:tcMar>
+              <w:top w:type="dxa" w:w="80"/>
+              <w:left w:type="dxa" w:w="100"/>
+              <w:bottom w:type="dxa" w:w="80"/>
+              <w:right w:type="dxa" w:w="100"/>
+            </w:tcMar>
+          </w:tcPr>
+          <w:p>
+            <w:pPr>
+              <w:spacing w:after="0" w:line="270"/>
+            </w:pPr>
+            <w:r>
+              <w:rPr>
+                <w:rFonts w:ascii="Calibri" w:cs="Calibri" w:eastAsia="Calibri" w:hAnsi="Calibri"/>
+                <w:sz w:val="20"/>
+                <w:szCs w:val="20"/>
+              </w:rPr>
+              <w:t xml:space="preserve">Création d'un examinateur</w:t>
+            </w:r>
+          </w:p>
+        </w:tc>
+        <w:tc>
+          <w:tcPr>
+            <w:tcW w:type="dxa" w:w="3428"/>
+            <w:shd w:fill="F3F6FA" w:color="auto" w:val="clear"/>
+            <w:tcMar>
+              <w:top w:type="dxa" w:w="80"/>
+              <w:left w:type="dxa" w:w="100"/>
+              <w:bottom w:type="dxa" w:w="80"/>
+              <w:right w:type="dxa" w:w="100"/>
+            </w:tcMar>
+          </w:tcPr>
+          <w:p>
+            <w:pPr>
+              <w:spacing w:after="0" w:line="270"/>
+            </w:pPr>
+            <w:r>
+              <w:rPr>
+                <w:rFonts w:ascii="Calibri" w:cs="Calibri" w:eastAsia="Calibri" w:hAnsi="Calibri"/>
+                <w:sz w:val="20"/>
+                <w:szCs w:val="20"/>
+              </w:rPr>
+              <w:t xml:space="preserve">06_05_examinateur.png</w:t>
+            </w:r>
+          </w:p>
+        </w:tc>
+      </w:tr>
+      <w:tr>
+        <w:tc>
+          <w:tcPr>
+            <w:tcW w:type="dxa" w:w="1082"/>
+            <w:tcMar>
+              <w:top w:type="dxa" w:w="80"/>
+              <w:left w:type="dxa" w:w="100"/>
+              <w:bottom w:type="dxa" w:w="80"/>
+              <w:right w:type="dxa" w:w="100"/>
+            </w:tcMar>
+          </w:tcPr>
+          <w:p>
+            <w:pPr>
+              <w:spacing w:after="0" w:line="270"/>
+            </w:pPr>
+            <w:r>
+              <w:rPr>
+                <w:rFonts w:ascii="Calibri" w:cs="Calibri" w:eastAsia="Calibri" w:hAnsi="Calibri"/>
+                <w:sz w:val="20"/>
+                <w:szCs w:val="20"/>
+              </w:rPr>
+              <w:t xml:space="preserve">7</w:t>
+            </w:r>
+          </w:p>
+        </w:tc>
+        <w:tc>
+          <w:tcPr>
+            <w:tcW w:type="dxa" w:w="4510"/>
+            <w:tcMar>
+              <w:top w:type="dxa" w:w="80"/>
+              <w:left w:type="dxa" w:w="100"/>
+              <w:bottom w:type="dxa" w:w="80"/>
+              <w:right w:type="dxa" w:w="100"/>
+            </w:tcMar>
+          </w:tcPr>
+          <w:p>
+            <w:pPr>
+              <w:spacing w:after="0" w:line="270"/>
+            </w:pPr>
+            <w:r>
+              <w:rPr>
+                <w:rFonts w:ascii="Calibri" w:cs="Calibri" w:eastAsia="Calibri" w:hAnsi="Calibri"/>
+                <w:sz w:val="20"/>
+                <w:szCs w:val="20"/>
+              </w:rPr>
+              <w:t xml:space="preserve">Dossier du candidat</w:t>
+            </w:r>
+          </w:p>
+        </w:tc>
+        <w:tc>
+          <w:tcPr>
+            <w:tcW w:type="dxa" w:w="3428"/>
+            <w:tcMar>
+              <w:top w:type="dxa" w:w="80"/>
+              <w:left w:type="dxa" w:w="100"/>
+              <w:bottom w:type="dxa" w:w="80"/>
+              <w:right w:type="dxa" w:w="100"/>
+            </w:tcMar>
+          </w:tcPr>
+          <w:p>
+            <w:pPr>
+              <w:spacing w:after="0" w:line="270"/>
+            </w:pPr>
+            <w:r>
+              <w:rPr>
+                <w:rFonts w:ascii="Calibri" w:cs="Calibri" w:eastAsia="Calibri" w:hAnsi="Calibri"/>
+                <w:sz w:val="20"/>
+                <w:szCs w:val="20"/>
+              </w:rPr>
+              <w:t xml:space="preserve">06_06_dossier.png</w:t>
+            </w:r>
+          </w:p>
+        </w:tc>
+      </w:tr>
+      <w:tr>
+        <w:tc>
+          <w:tcPr>
+            <w:tcW w:type="dxa" w:w="1082"/>
+            <w:shd w:fill="F3F6FA" w:color="auto" w:val="clear"/>
+            <w:tcMar>
+              <w:top w:type="dxa" w:w="80"/>
+              <w:left w:type="dxa" w:w="100"/>
+              <w:bottom w:type="dxa" w:w="80"/>
+              <w:right w:type="dxa" w:w="100"/>
+            </w:tcMar>
+          </w:tcPr>
+          <w:p>
+            <w:pPr>
+              <w:spacing w:after="0" w:line="270"/>
+            </w:pPr>
+            <w:r>
+              <w:rPr>
+                <w:rFonts w:ascii="Calibri" w:cs="Calibri" w:eastAsia="Calibri" w:hAnsi="Calibri"/>
+                <w:sz w:val="20"/>
+                <w:szCs w:val="20"/>
+              </w:rPr>
+              <w:t xml:space="preserve">8</w:t>
+            </w:r>
+          </w:p>
+        </w:tc>
+        <w:tc>
+          <w:tcPr>
+            <w:tcW w:type="dxa" w:w="4510"/>
+            <w:shd w:fill="F3F6FA" w:color="auto" w:val="clear"/>
+            <w:tcMar>
+              <w:top w:type="dxa" w:w="80"/>
+              <w:left w:type="dxa" w:w="100"/>
+              <w:bottom w:type="dxa" w:w="80"/>
+              <w:right w:type="dxa" w:w="100"/>
+            </w:tcMar>
+          </w:tcPr>
+          <w:p>
+            <w:pPr>
+              <w:spacing w:after="0" w:line="270"/>
+            </w:pPr>
+            <w:r>
+              <w:rPr>
+                <w:rFonts w:ascii="Calibri" w:cs="Calibri" w:eastAsia="Calibri" w:hAnsi="Calibri"/>
+                <w:sz w:val="20"/>
+                <w:szCs w:val="20"/>
+              </w:rPr>
+              <w:t xml:space="preserve">Décision de l'ATT sur le dossier</w:t>
+            </w:r>
+          </w:p>
+        </w:tc>
+        <w:tc>
+          <w:tcPr>
+            <w:tcW w:type="dxa" w:w="3428"/>
+            <w:shd w:fill="F3F6FA" w:color="auto" w:val="clear"/>
+            <w:tcMar>
+              <w:top w:type="dxa" w:w="80"/>
+              <w:left w:type="dxa" w:w="100"/>
+              <w:bottom w:type="dxa" w:w="80"/>
+              <w:right w:type="dxa" w:w="100"/>
+            </w:tcMar>
+          </w:tcPr>
+          <w:p>
+            <w:pPr>
+              <w:spacing w:after="0" w:line="270"/>
+            </w:pPr>
+            <w:r>
+              <w:rPr>
+                <w:rFonts w:ascii="Calibri" w:cs="Calibri" w:eastAsia="Calibri" w:hAnsi="Calibri"/>
+                <w:sz w:val="20"/>
+                <w:szCs w:val="20"/>
+              </w:rPr>
+              <w:t xml:space="preserve">06_07_decision.png</w:t>
+            </w:r>
+          </w:p>
+        </w:tc>
+      </w:tr>
+      <w:tr>
+        <w:tc>
+          <w:tcPr>
+            <w:tcW w:type="dxa" w:w="1082"/>
+            <w:tcMar>
+              <w:top w:type="dxa" w:w="80"/>
+              <w:left w:type="dxa" w:w="100"/>
+              <w:bottom w:type="dxa" w:w="80"/>
+              <w:right w:type="dxa" w:w="100"/>
+            </w:tcMar>
+          </w:tcPr>
+          <w:p>
+            <w:pPr>
+              <w:spacing w:after="0" w:line="270"/>
+            </w:pPr>
+            <w:r>
+              <w:rPr>
+                <w:rFonts w:ascii="Calibri" w:cs="Calibri" w:eastAsia="Calibri" w:hAnsi="Calibri"/>
+                <w:sz w:val="20"/>
+                <w:szCs w:val="20"/>
+              </w:rPr>
+              <w:t xml:space="preserve">9</w:t>
+            </w:r>
+          </w:p>
+        </w:tc>
+        <w:tc>
+          <w:tcPr>
+            <w:tcW w:type="dxa" w:w="4510"/>
+            <w:tcMar>
+              <w:top w:type="dxa" w:w="80"/>
+              <w:left w:type="dxa" w:w="100"/>
+              <w:bottom w:type="dxa" w:w="80"/>
+              <w:right w:type="dxa" w:w="100"/>
+            </w:tcMar>
+          </w:tcPr>
+          <w:p>
+            <w:pPr>
+              <w:spacing w:after="0" w:line="270"/>
+            </w:pPr>
+            <w:r>
+              <w:rPr>
+                <w:rFonts w:ascii="Calibri" w:cs="Calibri" w:eastAsia="Calibri" w:hAnsi="Calibri"/>
+                <w:sz w:val="20"/>
+                <w:szCs w:val="20"/>
+              </w:rPr>
+              <w:t xml:space="preserve">Création d'une session</w:t>
+            </w:r>
+          </w:p>
+        </w:tc>
+        <w:tc>
+          <w:tcPr>
+            <w:tcW w:type="dxa" w:w="3428"/>
+            <w:tcMar>
+              <w:top w:type="dxa" w:w="80"/>
+              <w:left w:type="dxa" w:w="100"/>
+              <w:bottom w:type="dxa" w:w="80"/>
+              <w:right w:type="dxa" w:w="100"/>
+            </w:tcMar>
+          </w:tcPr>
+          <w:p>
+            <w:pPr>
+              <w:spacing w:after="0" w:line="270"/>
+            </w:pPr>
+            <w:r>
+              <w:rPr>
+                <w:rFonts w:ascii="Calibri" w:cs="Calibri" w:eastAsia="Calibri" w:hAnsi="Calibri"/>
+                <w:sz w:val="20"/>
+                <w:szCs w:val="20"/>
+              </w:rPr>
+              <w:t xml:space="preserve">06_08_session.png</w:t>
+            </w:r>
+          </w:p>
+        </w:tc>
+      </w:tr>
+      <w:tr>
+        <w:tc>
+          <w:tcPr>
+            <w:tcW w:type="dxa" w:w="1082"/>
+            <w:shd w:fill="F3F6FA" w:color="auto" w:val="clear"/>
+            <w:tcMar>
+              <w:top w:type="dxa" w:w="80"/>
+              <w:left w:type="dxa" w:w="100"/>
+              <w:bottom w:type="dxa" w:w="80"/>
+              <w:right w:type="dxa" w:w="100"/>
+            </w:tcMar>
+          </w:tcPr>
+          <w:p>
+            <w:pPr>
+              <w:spacing w:after="0" w:line="270"/>
+            </w:pPr>
+            <w:r>
+              <w:rPr>
+                <w:rFonts w:ascii="Calibri" w:cs="Calibri" w:eastAsia="Calibri" w:hAnsi="Calibri"/>
+                <w:sz w:val="20"/>
+                <w:szCs w:val="20"/>
+              </w:rPr>
+              <w:t xml:space="preserve">10</w:t>
+            </w:r>
+          </w:p>
+        </w:tc>
+        <w:tc>
+          <w:tcPr>
+            <w:tcW w:type="dxa" w:w="4510"/>
+            <w:shd w:fill="F3F6FA" w:color="auto" w:val="clear"/>
+            <w:tcMar>
+              <w:top w:type="dxa" w:w="80"/>
+              <w:left w:type="dxa" w:w="100"/>
+              <w:bottom w:type="dxa" w:w="80"/>
+              <w:right w:type="dxa" w:w="100"/>
+            </w:tcMar>
+          </w:tcPr>
+          <w:p>
+            <w:pPr>
+              <w:spacing w:after="0" w:line="270"/>
+            </w:pPr>
+            <w:r>
+              <w:rPr>
+                <w:rFonts w:ascii="Calibri" w:cs="Calibri" w:eastAsia="Calibri" w:hAnsi="Calibri"/>
+                <w:sz w:val="20"/>
+                <w:szCs w:val="20"/>
+              </w:rPr>
+              <w:t xml:space="preserve">Inscriptions</w:t>
+            </w:r>
+          </w:p>
+        </w:tc>
+        <w:tc>
+          <w:tcPr>
+            <w:tcW w:type="dxa" w:w="3428"/>
+            <w:shd w:fill="F3F6FA" w:color="auto" w:val="clear"/>
+            <w:tcMar>
+              <w:top w:type="dxa" w:w="80"/>
+              <w:left w:type="dxa" w:w="100"/>
+              <w:bottom w:type="dxa" w:w="80"/>
+              <w:right w:type="dxa" w:w="100"/>
+            </w:tcMar>
+          </w:tcPr>
+          <w:p>
+            <w:pPr>
+              <w:spacing w:after="0" w:line="270"/>
+            </w:pPr>
+            <w:r>
+              <w:rPr>
+                <w:rFonts w:ascii="Calibri" w:cs="Calibri" w:eastAsia="Calibri" w:hAnsi="Calibri"/>
+                <w:sz w:val="20"/>
+                <w:szCs w:val="20"/>
+              </w:rPr>
+              <w:t xml:space="preserve">06_09_inscription.png</w:t>
+            </w:r>
+          </w:p>
+        </w:tc>
+      </w:tr>
+      <w:tr>
+        <w:tc>
+          <w:tcPr>
+            <w:tcW w:type="dxa" w:w="1082"/>
+            <w:tcMar>
+              <w:top w:type="dxa" w:w="80"/>
+              <w:left w:type="dxa" w:w="100"/>
+              <w:bottom w:type="dxa" w:w="80"/>
+              <w:right w:type="dxa" w:w="100"/>
+            </w:tcMar>
+          </w:tcPr>
+          <w:p>
+            <w:pPr>
+              <w:spacing w:after="0" w:line="270"/>
+            </w:pPr>
+            <w:r>
+              <w:rPr>
+                <w:rFonts w:ascii="Calibri" w:cs="Calibri" w:eastAsia="Calibri" w:hAnsi="Calibri"/>
+                <w:sz w:val="20"/>
+                <w:szCs w:val="20"/>
+              </w:rPr>
+              <w:t xml:space="preserve">11</w:t>
+            </w:r>
+          </w:p>
+        </w:tc>
+        <w:tc>
+          <w:tcPr>
+            <w:tcW w:type="dxa" w:w="4510"/>
+            <w:tcMar>
+              <w:top w:type="dxa" w:w="80"/>
+              <w:left w:type="dxa" w:w="100"/>
+              <w:bottom w:type="dxa" w:w="80"/>
+              <w:right w:type="dxa" w:w="100"/>
+            </w:tcMar>
+          </w:tcPr>
+          <w:p>
+            <w:pPr>
+              <w:spacing w:after="0" w:line="270"/>
+            </w:pPr>
+            <w:r>
+              <w:rPr>
+                <w:rFonts w:ascii="Calibri" w:cs="Calibri" w:eastAsia="Calibri" w:hAnsi="Calibri"/>
+                <w:sz w:val="20"/>
+                <w:szCs w:val="20"/>
+              </w:rPr>
+              <w:t xml:space="preserve">Appel</w:t>
+            </w:r>
+          </w:p>
+        </w:tc>
+        <w:tc>
+          <w:tcPr>
+            <w:tcW w:type="dxa" w:w="3428"/>
+            <w:tcMar>
+              <w:top w:type="dxa" w:w="80"/>
+              <w:left w:type="dxa" w:w="100"/>
+              <w:bottom w:type="dxa" w:w="80"/>
+              <w:right w:type="dxa" w:w="100"/>
+            </w:tcMar>
+          </w:tcPr>
+          <w:p>
+            <w:pPr>
+              <w:spacing w:after="0" w:line="270"/>
+            </w:pPr>
+            <w:r>
+              <w:rPr>
+                <w:rFonts w:ascii="Calibri" w:cs="Calibri" w:eastAsia="Calibri" w:hAnsi="Calibri"/>
+                <w:sz w:val="20"/>
+                <w:szCs w:val="20"/>
+              </w:rPr>
+              <w:t xml:space="preserve">06_10_appel.png</w:t>
+            </w:r>
+          </w:p>
+        </w:tc>
+      </w:tr>
+      <w:tr>
+        <w:tc>
+          <w:tcPr>
+            <w:tcW w:type="dxa" w:w="1082"/>
+            <w:shd w:fill="F3F6FA" w:color="auto" w:val="clear"/>
+            <w:tcMar>
+              <w:top w:type="dxa" w:w="80"/>
+              <w:left w:type="dxa" w:w="100"/>
+              <w:bottom w:type="dxa" w:w="80"/>
+              <w:right w:type="dxa" w:w="100"/>
+            </w:tcMar>
+          </w:tcPr>
+          <w:p>
+            <w:pPr>
+              <w:spacing w:after="0" w:line="270"/>
+            </w:pPr>
+            <w:r>
+              <w:rPr>
+                <w:rFonts w:ascii="Calibri" w:cs="Calibri" w:eastAsia="Calibri" w:hAnsi="Calibri"/>
+                <w:sz w:val="20"/>
+                <w:szCs w:val="20"/>
+              </w:rPr>
+              <w:t xml:space="preserve">12</w:t>
+            </w:r>
+          </w:p>
+        </w:tc>
+        <w:tc>
+          <w:tcPr>
+            <w:tcW w:type="dxa" w:w="4510"/>
+            <w:shd w:fill="F3F6FA" w:color="auto" w:val="clear"/>
+            <w:tcMar>
+              <w:top w:type="dxa" w:w="80"/>
+              <w:left w:type="dxa" w:w="100"/>
+              <w:bottom w:type="dxa" w:w="80"/>
+              <w:right w:type="dxa" w:w="100"/>
+            </w:tcMar>
+          </w:tcPr>
+          <w:p>
+            <w:pPr>
+              <w:spacing w:after="0" w:line="270"/>
+            </w:pPr>
+            <w:r>
+              <w:rPr>
+                <w:rFonts w:ascii="Calibri" w:cs="Calibri" w:eastAsia="Calibri" w:hAnsi="Calibri"/>
+                <w:sz w:val="20"/>
+                <w:szCs w:val="20"/>
+              </w:rPr>
+              <w:t xml:space="preserve">Passages (examinateur)</w:t>
+            </w:r>
+          </w:p>
+        </w:tc>
+        <w:tc>
+          <w:tcPr>
+            <w:tcW w:type="dxa" w:w="3428"/>
+            <w:shd w:fill="F3F6FA" w:color="auto" w:val="clear"/>
+            <w:tcMar>
+              <w:top w:type="dxa" w:w="80"/>
+              <w:left w:type="dxa" w:w="100"/>
+              <w:bottom w:type="dxa" w:w="80"/>
+              <w:right w:type="dxa" w:w="100"/>
+            </w:tcMar>
+          </w:tcPr>
+          <w:p>
+            <w:pPr>
+              <w:spacing w:after="0" w:line="270"/>
+            </w:pPr>
+            <w:r>
+              <w:rPr>
+                <w:rFonts w:ascii="Calibri" w:cs="Calibri" w:eastAsia="Calibri" w:hAnsi="Calibri"/>
+                <w:sz w:val="20"/>
+                <w:szCs w:val="20"/>
+              </w:rPr>
+              <w:t xml:space="preserve">06_11_passages.png</w:t>
+            </w:r>
+          </w:p>
+        </w:tc>
+      </w:tr>
+      <w:tr>
+        <w:tc>
+          <w:tcPr>
+            <w:tcW w:type="dxa" w:w="1082"/>
+            <w:tcMar>
+              <w:top w:type="dxa" w:w="80"/>
+              <w:left w:type="dxa" w:w="100"/>
+              <w:bottom w:type="dxa" w:w="80"/>
+              <w:right w:type="dxa" w:w="100"/>
+            </w:tcMar>
+          </w:tcPr>
+          <w:p>
+            <w:pPr>
+              <w:spacing w:after="0" w:line="270"/>
+            </w:pPr>
+            <w:r>
+              <w:rPr>
+                <w:rFonts w:ascii="Calibri" w:cs="Calibri" w:eastAsia="Calibri" w:hAnsi="Calibri"/>
+                <w:sz w:val="20"/>
+                <w:szCs w:val="20"/>
+              </w:rPr>
+              <w:t xml:space="preserve">13</w:t>
+            </w:r>
+          </w:p>
+        </w:tc>
+        <w:tc>
+          <w:tcPr>
+            <w:tcW w:type="dxa" w:w="4510"/>
+            <w:tcMar>
+              <w:top w:type="dxa" w:w="80"/>
+              <w:left w:type="dxa" w:w="100"/>
+              <w:bottom w:type="dxa" w:w="80"/>
+              <w:right w:type="dxa" w:w="100"/>
+            </w:tcMar>
+          </w:tcPr>
+          <w:p>
+            <w:pPr>
+              <w:spacing w:after="0" w:line="270"/>
+            </w:pPr>
+            <w:r>
+              <w:rPr>
+                <w:rFonts w:ascii="Calibri" w:cs="Calibri" w:eastAsia="Calibri" w:hAnsi="Calibri"/>
+                <w:sz w:val="20"/>
+                <w:szCs w:val="20"/>
+              </w:rPr>
+              <w:t xml:space="preserve">Épreuve théorique</w:t>
+            </w:r>
+          </w:p>
+        </w:tc>
+        <w:tc>
+          <w:tcPr>
+            <w:tcW w:type="dxa" w:w="3428"/>
+            <w:tcMar>
+              <w:top w:type="dxa" w:w="80"/>
+              <w:left w:type="dxa" w:w="100"/>
+              <w:bottom w:type="dxa" w:w="80"/>
+              <w:right w:type="dxa" w:w="100"/>
+            </w:tcMar>
+          </w:tcPr>
+          <w:p>
+            <w:pPr>
+              <w:spacing w:after="0" w:line="270"/>
+            </w:pPr>
+            <w:r>
+              <w:rPr>
+                <w:rFonts w:ascii="Calibri" w:cs="Calibri" w:eastAsia="Calibri" w:hAnsi="Calibri"/>
+                <w:sz w:val="20"/>
+                <w:szCs w:val="20"/>
+              </w:rPr>
+              <w:t xml:space="preserve">06_12_theorie.png</w:t>
+            </w:r>
+          </w:p>
+        </w:tc>
+      </w:tr>
+      <w:tr>
+        <w:tc>
+          <w:tcPr>
+            <w:tcW w:type="dxa" w:w="1082"/>
+            <w:shd w:fill="F3F6FA" w:color="auto" w:val="clear"/>
+            <w:tcMar>
+              <w:top w:type="dxa" w:w="80"/>
+              <w:left w:type="dxa" w:w="100"/>
+              <w:bottom w:type="dxa" w:w="80"/>
+              <w:right w:type="dxa" w:w="100"/>
+            </w:tcMar>
+          </w:tcPr>
+          <w:p>
+            <w:pPr>
+              <w:spacing w:after="0" w:line="270"/>
+            </w:pPr>
+            <w:r>
+              <w:rPr>
+                <w:rFonts w:ascii="Calibri" w:cs="Calibri" w:eastAsia="Calibri" w:hAnsi="Calibri"/>
+                <w:sz w:val="20"/>
+                <w:szCs w:val="20"/>
+              </w:rPr>
+              <w:t xml:space="preserve">14</w:t>
+            </w:r>
+          </w:p>
+        </w:tc>
+        <w:tc>
+          <w:tcPr>
+            <w:tcW w:type="dxa" w:w="4510"/>
+            <w:shd w:fill="F3F6FA" w:color="auto" w:val="clear"/>
+            <w:tcMar>
+              <w:top w:type="dxa" w:w="80"/>
+              <w:left w:type="dxa" w:w="100"/>
+              <w:bottom w:type="dxa" w:w="80"/>
+              <w:right w:type="dxa" w:w="100"/>
+            </w:tcMar>
+          </w:tcPr>
+          <w:p>
+            <w:pPr>
+              <w:spacing w:after="0" w:line="270"/>
+            </w:pPr>
+            <w:r>
+              <w:rPr>
+                <w:rFonts w:ascii="Calibri" w:cs="Calibri" w:eastAsia="Calibri" w:hAnsi="Calibri"/>
+                <w:sz w:val="20"/>
+                <w:szCs w:val="20"/>
+              </w:rPr>
+              <w:t xml:space="preserve">Épreuve de conduite</w:t>
+            </w:r>
+          </w:p>
+        </w:tc>
+        <w:tc>
+          <w:tcPr>
+            <w:tcW w:type="dxa" w:w="3428"/>
+            <w:shd w:fill="F3F6FA" w:color="auto" w:val="clear"/>
+            <w:tcMar>
+              <w:top w:type="dxa" w:w="80"/>
+              <w:left w:type="dxa" w:w="100"/>
+              <w:bottom w:type="dxa" w:w="80"/>
+              <w:right w:type="dxa" w:w="100"/>
+            </w:tcMar>
+          </w:tcPr>
+          <w:p>
+            <w:pPr>
+              <w:spacing w:after="0" w:line="270"/>
+            </w:pPr>
+            <w:r>
+              <w:rPr>
+                <w:rFonts w:ascii="Calibri" w:cs="Calibri" w:eastAsia="Calibri" w:hAnsi="Calibri"/>
+                <w:sz w:val="20"/>
+                <w:szCs w:val="20"/>
+              </w:rPr>
+              <w:t xml:space="preserve">06_13_conduite.png</w:t>
+            </w:r>
+          </w:p>
+        </w:tc>
+      </w:tr>
+      <w:tr>
+        <w:tc>
+          <w:tcPr>
+            <w:tcW w:type="dxa" w:w="1082"/>
+            <w:tcMar>
+              <w:top w:type="dxa" w:w="80"/>
+              <w:left w:type="dxa" w:w="100"/>
+              <w:bottom w:type="dxa" w:w="80"/>
+              <w:right w:type="dxa" w:w="100"/>
+            </w:tcMar>
+          </w:tcPr>
+          <w:p>
+            <w:pPr>
+              <w:spacing w:after="0" w:line="270"/>
+            </w:pPr>
+            <w:r>
+              <w:rPr>
+                <w:rFonts w:ascii="Calibri" w:cs="Calibri" w:eastAsia="Calibri" w:hAnsi="Calibri"/>
+                <w:sz w:val="20"/>
+                <w:szCs w:val="20"/>
+              </w:rPr>
+              <w:t xml:space="preserve">15</w:t>
+            </w:r>
+          </w:p>
+        </w:tc>
+        <w:tc>
+          <w:tcPr>
+            <w:tcW w:type="dxa" w:w="4510"/>
+            <w:tcMar>
+              <w:top w:type="dxa" w:w="80"/>
+              <w:left w:type="dxa" w:w="100"/>
+              <w:bottom w:type="dxa" w:w="80"/>
+              <w:right w:type="dxa" w:w="100"/>
+            </w:tcMar>
+          </w:tcPr>
+          <w:p>
+            <w:pPr>
+              <w:spacing w:after="0" w:line="270"/>
+            </w:pPr>
+            <w:r>
+              <w:rPr>
+                <w:rFonts w:ascii="Calibri" w:cs="Calibri" w:eastAsia="Calibri" w:hAnsi="Calibri"/>
+                <w:sz w:val="20"/>
+                <w:szCs w:val="20"/>
+              </w:rPr>
+              <w:t xml:space="preserve">Résultat à valider</w:t>
+            </w:r>
+          </w:p>
+        </w:tc>
+        <w:tc>
+          <w:tcPr>
+            <w:tcW w:type="dxa" w:w="3428"/>
+            <w:tcMar>
+              <w:top w:type="dxa" w:w="80"/>
+              <w:left w:type="dxa" w:w="100"/>
+              <w:bottom w:type="dxa" w:w="80"/>
+              <w:right w:type="dxa" w:w="100"/>
+            </w:tcMar>
+          </w:tcPr>
+          <w:p>
+            <w:pPr>
+              <w:spacing w:after="0" w:line="270"/>
+            </w:pPr>
+            <w:r>
+              <w:rPr>
+                <w:rFonts w:ascii="Calibri" w:cs="Calibri" w:eastAsia="Calibri" w:hAnsi="Calibri"/>
+                <w:sz w:val="20"/>
+                <w:szCs w:val="20"/>
+              </w:rPr>
+              <w:t xml:space="preserve">06_14_resultat.png</w:t>
+            </w:r>
+          </w:p>
+        </w:tc>
+      </w:tr>
+      <w:tr>
+        <w:tc>
+          <w:tcPr>
+            <w:tcW w:type="dxa" w:w="1082"/>
+            <w:shd w:fill="F3F6FA" w:color="auto" w:val="clear"/>
+            <w:tcMar>
+              <w:top w:type="dxa" w:w="80"/>
+              <w:left w:type="dxa" w:w="100"/>
+              <w:bottom w:type="dxa" w:w="80"/>
+              <w:right w:type="dxa" w:w="100"/>
+            </w:tcMar>
+          </w:tcPr>
+          <w:p>
+            <w:pPr>
+              <w:spacing w:after="0" w:line="270"/>
+            </w:pPr>
+            <w:r>
+              <w:rPr>
+                <w:rFonts w:ascii="Calibri" w:cs="Calibri" w:eastAsia="Calibri" w:hAnsi="Calibri"/>
+                <w:sz w:val="20"/>
+                <w:szCs w:val="20"/>
+              </w:rPr>
+              <w:t xml:space="preserve">16</w:t>
+            </w:r>
+          </w:p>
+        </w:tc>
+        <w:tc>
+          <w:tcPr>
+            <w:tcW w:type="dxa" w:w="4510"/>
+            <w:shd w:fill="F3F6FA" w:color="auto" w:val="clear"/>
+            <w:tcMar>
+              <w:top w:type="dxa" w:w="80"/>
+              <w:left w:type="dxa" w:w="100"/>
+              <w:bottom w:type="dxa" w:w="80"/>
+              <w:right w:type="dxa" w:w="100"/>
+            </w:tcMar>
+          </w:tcPr>
+          <w:p>
+            <w:pPr>
+              <w:spacing w:after="0" w:line="270"/>
+            </w:pPr>
+            <w:r>
+              <w:rPr>
+                <w:rFonts w:ascii="Calibri" w:cs="Calibri" w:eastAsia="Calibri" w:hAnsi="Calibri"/>
+                <w:sz w:val="20"/>
+                <w:szCs w:val="20"/>
+              </w:rPr>
+              <w:t xml:space="preserve">Échec et repassage</w:t>
+            </w:r>
+          </w:p>
+        </w:tc>
+        <w:tc>
+          <w:tcPr>
+            <w:tcW w:type="dxa" w:w="3428"/>
+            <w:shd w:fill="F3F6FA" w:color="auto" w:val="clear"/>
+            <w:tcMar>
+              <w:top w:type="dxa" w:w="80"/>
+              <w:left w:type="dxa" w:w="100"/>
+              <w:bottom w:type="dxa" w:w="80"/>
+              <w:right w:type="dxa" w:w="100"/>
+            </w:tcMar>
+          </w:tcPr>
+          <w:p>
+            <w:pPr>
+              <w:spacing w:after="0" w:line="270"/>
+            </w:pPr>
+            <w:r>
+              <w:rPr>
+                <w:rFonts w:ascii="Calibri" w:cs="Calibri" w:eastAsia="Calibri" w:hAnsi="Calibri"/>
+                <w:sz w:val="20"/>
+                <w:szCs w:val="20"/>
+              </w:rPr>
+              <w:t xml:space="preserve">06_15_repassage.png</w:t>
+            </w:r>
+          </w:p>
+        </w:tc>
+      </w:tr>
+      <w:tr>
+        <w:tc>
+          <w:tcPr>
+            <w:tcW w:type="dxa" w:w="1082"/>
+            <w:tcMar>
+              <w:top w:type="dxa" w:w="80"/>
+              <w:left w:type="dxa" w:w="100"/>
+              <w:bottom w:type="dxa" w:w="80"/>
+              <w:right w:type="dxa" w:w="100"/>
+            </w:tcMar>
+          </w:tcPr>
+          <w:p>
+            <w:pPr>
+              <w:spacing w:after="0" w:line="270"/>
+            </w:pPr>
+            <w:r>
+              <w:rPr>
+                <w:rFonts w:ascii="Calibri" w:cs="Calibri" w:eastAsia="Calibri" w:hAnsi="Calibri"/>
+                <w:sz w:val="20"/>
+                <w:szCs w:val="20"/>
+              </w:rPr>
+              <w:t xml:space="preserve">17</w:t>
+            </w:r>
+          </w:p>
+        </w:tc>
+        <w:tc>
+          <w:tcPr>
+            <w:tcW w:type="dxa" w:w="4510"/>
+            <w:tcMar>
+              <w:top w:type="dxa" w:w="80"/>
+              <w:left w:type="dxa" w:w="100"/>
+              <w:bottom w:type="dxa" w:w="80"/>
+              <w:right w:type="dxa" w:w="100"/>
+            </w:tcMar>
+          </w:tcPr>
+          <w:p>
+            <w:pPr>
+              <w:spacing w:after="0" w:line="270"/>
+            </w:pPr>
+            <w:r>
+              <w:rPr>
+                <w:rFonts w:ascii="Calibri" w:cs="Calibri" w:eastAsia="Calibri" w:hAnsi="Calibri"/>
+                <w:sz w:val="20"/>
+                <w:szCs w:val="20"/>
+              </w:rPr>
+              <w:t xml:space="preserve">Parcours du candidat</w:t>
+            </w:r>
+          </w:p>
+        </w:tc>
+        <w:tc>
+          <w:tcPr>
+            <w:tcW w:type="dxa" w:w="3428"/>
+            <w:tcMar>
+              <w:top w:type="dxa" w:w="80"/>
+              <w:left w:type="dxa" w:w="100"/>
+              <w:bottom w:type="dxa" w:w="80"/>
+              <w:right w:type="dxa" w:w="100"/>
+            </w:tcMar>
+          </w:tcPr>
+          <w:p>
+            <w:pPr>
+              <w:spacing w:after="0" w:line="270"/>
+            </w:pPr>
+            <w:r>
+              <w:rPr>
+                <w:rFonts w:ascii="Calibri" w:cs="Calibri" w:eastAsia="Calibri" w:hAnsi="Calibri"/>
+                <w:sz w:val="20"/>
+                <w:szCs w:val="20"/>
+              </w:rPr>
+              <w:t xml:space="preserve">06_16_parcours.png</w:t>
+            </w:r>
+          </w:p>
+        </w:tc>
+      </w:tr>
+      <w:tr>
+        <w:tc>
+          <w:tcPr>
+            <w:tcW w:type="dxa" w:w="1082"/>
+            <w:shd w:fill="F3F6FA" w:color="auto" w:val="clear"/>
+            <w:tcMar>
+              <w:top w:type="dxa" w:w="80"/>
+              <w:left w:type="dxa" w:w="100"/>
+              <w:bottom w:type="dxa" w:w="80"/>
+              <w:right w:type="dxa" w:w="100"/>
+            </w:tcMar>
+          </w:tcPr>
+          <w:p>
+            <w:pPr>
+              <w:spacing w:after="0" w:line="270"/>
+            </w:pPr>
+            <w:r>
+              <w:rPr>
+                <w:rFonts w:ascii="Calibri" w:cs="Calibri" w:eastAsia="Calibri" w:hAnsi="Calibri"/>
+                <w:sz w:val="20"/>
+                <w:szCs w:val="20"/>
+              </w:rPr>
+              <w:t xml:space="preserve">18</w:t>
+            </w:r>
+          </w:p>
+        </w:tc>
+        <w:tc>
+          <w:tcPr>
+            <w:tcW w:type="dxa" w:w="4510"/>
+            <w:shd w:fill="F3F6FA" w:color="auto" w:val="clear"/>
+            <w:tcMar>
+              <w:top w:type="dxa" w:w="80"/>
+              <w:left w:type="dxa" w:w="100"/>
+              <w:bottom w:type="dxa" w:w="80"/>
+              <w:right w:type="dxa" w:w="100"/>
+            </w:tcMar>
+          </w:tcPr>
+          <w:p>
+            <w:pPr>
+              <w:spacing w:after="0" w:line="270"/>
+            </w:pPr>
+            <w:r>
+              <w:rPr>
+                <w:rFonts w:ascii="Calibri" w:cs="Calibri" w:eastAsia="Calibri" w:hAnsi="Calibri"/>
+                <w:sz w:val="20"/>
+                <w:szCs w:val="20"/>
+              </w:rPr>
+              <w:t xml:space="preserve">Relevé imprimable</w:t>
+            </w:r>
+          </w:p>
+        </w:tc>
+        <w:tc>
+          <w:tcPr>
+            <w:tcW w:type="dxa" w:w="3428"/>
+            <w:shd w:fill="F3F6FA" w:color="auto" w:val="clear"/>
+            <w:tcMar>
+              <w:top w:type="dxa" w:w="80"/>
+              <w:left w:type="dxa" w:w="100"/>
+              <w:bottom w:type="dxa" w:w="80"/>
+              <w:right w:type="dxa" w:w="100"/>
+            </w:tcMar>
+          </w:tcPr>
+          <w:p>
+            <w:pPr>
+              <w:spacing w:after="0" w:line="270"/>
+            </w:pPr>
+            <w:r>
+              <w:rPr>
+                <w:rFonts w:ascii="Calibri" w:cs="Calibri" w:eastAsia="Calibri" w:hAnsi="Calibri"/>
+                <w:sz w:val="20"/>
+                <w:szCs w:val="20"/>
+              </w:rPr>
+              <w:t xml:space="preserve">06_17_releve.png</w:t>
+            </w:r>
+          </w:p>
+        </w:tc>
+      </w:tr>
+      <w:tr>
+        <w:tc>
+          <w:tcPr>
+            <w:tcW w:type="dxa" w:w="1082"/>
+            <w:tcMar>
+              <w:top w:type="dxa" w:w="80"/>
+              <w:left w:type="dxa" w:w="100"/>
+              <w:bottom w:type="dxa" w:w="80"/>
+              <w:right w:type="dxa" w:w="100"/>
+            </w:tcMar>
+          </w:tcPr>
+          <w:p>
+            <w:pPr>
+              <w:spacing w:after="0" w:line="270"/>
+            </w:pPr>
+            <w:r>
+              <w:rPr>
+                <w:rFonts w:ascii="Calibri" w:cs="Calibri" w:eastAsia="Calibri" w:hAnsi="Calibri"/>
+                <w:sz w:val="20"/>
+                <w:szCs w:val="20"/>
+              </w:rPr>
+              <w:t xml:space="preserve">19</w:t>
+            </w:r>
+          </w:p>
+        </w:tc>
+        <w:tc>
+          <w:tcPr>
+            <w:tcW w:type="dxa" w:w="4510"/>
+            <w:tcMar>
+              <w:top w:type="dxa" w:w="80"/>
+              <w:left w:type="dxa" w:w="100"/>
+              <w:bottom w:type="dxa" w:w="80"/>
+              <w:right w:type="dxa" w:w="100"/>
+            </w:tcMar>
+          </w:tcPr>
+          <w:p>
+            <w:pPr>
+              <w:spacing w:after="0" w:line="270"/>
+            </w:pPr>
+            <w:r>
+              <w:rPr>
+                <w:rFonts w:ascii="Calibri" w:cs="Calibri" w:eastAsia="Calibri" w:hAnsi="Calibri"/>
+                <w:sz w:val="20"/>
+                <w:szCs w:val="20"/>
+              </w:rPr>
+              <w:t xml:space="preserve">Historique</w:t>
+            </w:r>
+          </w:p>
+        </w:tc>
+        <w:tc>
+          <w:tcPr>
+            <w:tcW w:type="dxa" w:w="3428"/>
+            <w:tcMar>
+              <w:top w:type="dxa" w:w="80"/>
+              <w:left w:type="dxa" w:w="100"/>
+              <w:bottom w:type="dxa" w:w="80"/>
+              <w:right w:type="dxa" w:w="100"/>
+            </w:tcMar>
+          </w:tcPr>
+          <w:p>
+            <w:pPr>
+              <w:spacing w:after="0" w:line="270"/>
+            </w:pPr>
+            <w:r>
+              <w:rPr>
+                <w:rFonts w:ascii="Calibri" w:cs="Calibri" w:eastAsia="Calibri" w:hAnsi="Calibri"/>
+                <w:sz w:val="20"/>
+                <w:szCs w:val="20"/>
+              </w:rPr>
+              <w:t xml:space="preserve">06_18_historique.png</w:t>
+            </w:r>
+          </w:p>
+        </w:tc>
+      </w:tr>
+      <w:tr>
+        <w:tc>
+          <w:tcPr>
+            <w:tcW w:type="dxa" w:w="1082"/>
+            <w:shd w:fill="F3F6FA" w:color="auto" w:val="clear"/>
+            <w:tcMar>
+              <w:top w:type="dxa" w:w="80"/>
+              <w:left w:type="dxa" w:w="100"/>
+              <w:bottom w:type="dxa" w:w="80"/>
+              <w:right w:type="dxa" w:w="100"/>
+            </w:tcMar>
+          </w:tcPr>
+          <w:p>
+            <w:pPr>
+              <w:spacing w:after="0" w:line="270"/>
+            </w:pPr>
+            <w:r>
+              <w:rPr>
+                <w:rFonts w:ascii="Calibri" w:cs="Calibri" w:eastAsia="Calibri" w:hAnsi="Calibri"/>
+                <w:sz w:val="20"/>
+                <w:szCs w:val="20"/>
+              </w:rPr>
+              <w:t xml:space="preserve">20</w:t>
+            </w:r>
+          </w:p>
+        </w:tc>
+        <w:tc>
+          <w:tcPr>
+            <w:tcW w:type="dxa" w:w="4510"/>
+            <w:shd w:fill="F3F6FA" w:color="auto" w:val="clear"/>
+            <w:tcMar>
+              <w:top w:type="dxa" w:w="80"/>
+              <w:left w:type="dxa" w:w="100"/>
+              <w:bottom w:type="dxa" w:w="80"/>
+              <w:right w:type="dxa" w:w="100"/>
+            </w:tcMar>
+          </w:tcPr>
+          <w:p>
+            <w:pPr>
+              <w:spacing w:after="0" w:line="270"/>
+            </w:pPr>
+            <w:r>
+              <w:rPr>
+                <w:rFonts w:ascii="Calibri" w:cs="Calibri" w:eastAsia="Calibri" w:hAnsi="Calibri"/>
+                <w:sz w:val="20"/>
+                <w:szCs w:val="20"/>
+              </w:rPr>
+              <w:t xml:space="preserve">Synchronisation</w:t>
+            </w:r>
+          </w:p>
+        </w:tc>
+        <w:tc>
+          <w:tcPr>
+            <w:tcW w:type="dxa" w:w="3428"/>
+            <w:shd w:fill="F3F6FA" w:color="auto" w:val="clear"/>
+            <w:tcMar>
+              <w:top w:type="dxa" w:w="80"/>
+              <w:left w:type="dxa" w:w="100"/>
+              <w:bottom w:type="dxa" w:w="80"/>
+              <w:right w:type="dxa" w:w="100"/>
+            </w:tcMar>
+          </w:tcPr>
+          <w:p>
+            <w:pPr>
+              <w:spacing w:after="0" w:line="270"/>
+            </w:pPr>
+            <w:r>
+              <w:rPr>
+                <w:rFonts w:ascii="Calibri" w:cs="Calibri" w:eastAsia="Calibri" w:hAnsi="Calibri"/>
+                <w:sz w:val="20"/>
+                <w:szCs w:val="20"/>
+              </w:rPr>
+              <w:t xml:space="preserve">06_19_synchronisation.png</w:t>
+            </w:r>
+          </w:p>
+        </w:tc>
+      </w:tr>
+    </w:tbl>
     <w:p>
       <w:pPr>
         <w:pStyle w:val="Heading1"/>
@@ -10612,26 +12590,6 @@
     </w:p>
     <w:p>
       <w:pPr>
-        <w:pBdr>
-          <w:left w:val="single" w:color="B7C3D1" w:sz="12" w:space="8"/>
-        </w:pBdr>
-        <w:spacing w:after="120"/>
-        <w:ind w:left="200"/>
-      </w:pPr>
-      <w:r>
-        <w:rPr>
-          <w:rFonts w:ascii="Calibri" w:cs="Calibri" w:eastAsia="Calibri" w:hAnsi="Calibri"/>
-          <w:i/>
-          <w:iCs/>
-          <w:color w:val="5E6B7C"/>
-          <w:sz w:val="19"/>
-          <w:szCs w:val="19"/>
-        </w:rPr>
-        <w:t xml:space="preserve">Un extrait par idée forte, court, avec un commentaire de trois lignes : l'écriture tracée dans une transaction, une règle pure et son test, un ViewModel avec combine et stateIn, le tirage du sujet.</w:t>
-      </w:r>
-    </w:p>
-    <w:p>
-      <w:pPr>
         <w:pStyle w:val="Heading2"/>
         <w:spacing w:after="140" w:before="280"/>
       </w:pPr>
@@ -10744,20 +12702,570 @@
     </w:p>
     <w:p>
       <w:pPr>
-        <w:spacing w:after="120"/>
-      </w:pPr>
-      <w:r>
-        <w:rPr>
-          <w:rFonts w:ascii="Calibri" w:cs="Calibri" w:eastAsia="Calibri" w:hAnsi="Calibri"/>
-          <w:i/>
-          <w:iCs/>
-          <w:color w:val="7A4B00"/>
-          <w:sz w:val="20"/>
-          <w:szCs w:val="20"/>
-          <w:highlight w:val="yellow"/>
-          <w:highlightCs w:val="yellow"/>
-        </w:rPr>
-        <w:t xml:space="preserve">À compléter — B.2 règle pure et son test, B.3 ViewModel et flux, B.4 tirage du sujet.</w:t>
+        <w:spacing w:after="120" w:line="300"/>
+      </w:pPr>
+      <w:r>
+        <w:rPr>
+          <w:rFonts w:ascii="Calibri" w:cs="Calibri" w:eastAsia="Calibri" w:hAnsi="Calibri"/>
+          <w:sz w:val="22"/>
+          <w:szCs w:val="22"/>
+        </w:rPr>
+        <w:t xml:space="preserve">La modification et sa trace sont dans le même bloc : Room les écrit ensemble ou n'écrit rien. L'historique ne peut donc jamais raconter autre chose que ce qui s'est passé.</w:t>
+      </w:r>
+    </w:p>
+    <w:p>
+      <w:pPr>
+        <w:pStyle w:val="Heading2"/>
+        <w:spacing w:after="140" w:before="280"/>
+      </w:pPr>
+      <w:r>
+        <w:rPr>
+          <w:rFonts w:ascii="Calibri" w:cs="Calibri" w:eastAsia="Calibri" w:hAnsi="Calibri"/>
+          <w:b/>
+          <w:bCs/>
+          <w:color w:val="0B2E4F"/>
+          <w:sz w:val="26"/>
+          <w:szCs w:val="26"/>
+        </w:rPr>
+        <w:t xml:space="preserve">B.2 Une règle pure et son test</w:t>
+      </w:r>
+    </w:p>
+    <w:p>
+      <w:pPr>
+        <w:shd w:fill="F3F6FA" w:color="auto" w:val="clear"/>
+        <w:spacing w:after="0" w:line="260"/>
+        <w:ind w:left="200" w:right="200"/>
+      </w:pPr>
+      <w:r>
+        <w:rPr>
+          <w:rFonts w:ascii="Consolas" w:cs="Consolas" w:eastAsia="Consolas" w:hAnsi="Consolas"/>
+          <w:sz w:val="18"/>
+          <w:szCs w:val="18"/>
+        </w:rPr>
+        <w:t xml:space="preserve">// metier/ReglesTentatives.kt</w:t>
+      </w:r>
+    </w:p>
+    <w:p>
+      <w:pPr>
+        <w:shd w:fill="F3F6FA" w:color="auto" w:val="clear"/>
+        <w:spacing w:after="0" w:line="260"/>
+        <w:ind w:left="200" w:right="200"/>
+      </w:pPr>
+      <w:r>
+        <w:rPr>
+          <w:rFonts w:ascii="Consolas" w:cs="Consolas" w:eastAsia="Consolas" w:hAnsi="Consolas"/>
+          <w:sz w:val="18"/>
+          <w:szCs w:val="18"/>
+        </w:rPr>
+        <w:t xml:space="preserve">fun peutOuvrir(statutPresence: StatutPresence?, tentativeDeCetteInscription: Tentative?,</w:t>
+      </w:r>
+    </w:p>
+    <w:p>
+      <w:pPr>
+        <w:shd w:fill="F3F6FA" w:color="auto" w:val="clear"/>
+        <w:spacing w:after="0" w:line="260"/>
+        <w:ind w:left="200" w:right="200"/>
+      </w:pPr>
+      <w:r>
+        <w:rPr>
+          <w:rFonts w:ascii="Consolas" w:cs="Consolas" w:eastAsia="Consolas" w:hAnsi="Consolas"/>
+          <w:sz w:val="18"/>
+          <w:szCs w:val="18"/>
+        </w:rPr>
+        <w:t xml:space="preserve">               nombreTentatives: Int, tentativesMax: Int): String? = when {</w:t>
+      </w:r>
+    </w:p>
+    <w:p>
+      <w:pPr>
+        <w:shd w:fill="F3F6FA" w:color="auto" w:val="clear"/>
+        <w:spacing w:after="0" w:line="260"/>
+        <w:ind w:left="200" w:right="200"/>
+      </w:pPr>
+      <w:r>
+        <w:rPr>
+          <w:rFonts w:ascii="Consolas" w:cs="Consolas" w:eastAsia="Consolas" w:hAnsi="Consolas"/>
+          <w:sz w:val="18"/>
+          <w:szCs w:val="18"/>
+        </w:rPr>
+        <w:t xml:space="preserve">    tentativeDeCetteInscription != null -&gt; when (tentativeDeCetteInscription.statut) {</w:t>
+      </w:r>
+    </w:p>
+    <w:p>
+      <w:pPr>
+        <w:shd w:fill="F3F6FA" w:color="auto" w:val="clear"/>
+        <w:spacing w:after="0" w:line="260"/>
+        <w:ind w:left="200" w:right="200"/>
+      </w:pPr>
+      <w:r>
+        <w:rPr>
+          <w:rFonts w:ascii="Consolas" w:cs="Consolas" w:eastAsia="Consolas" w:hAnsi="Consolas"/>
+          <w:sz w:val="18"/>
+          <w:szCs w:val="18"/>
+        </w:rPr>
+        <w:t xml:space="preserve">        StatutTentative.EN_COURS -&gt; null                         // reprise du passage en cours</w:t>
+      </w:r>
+    </w:p>
+    <w:p>
+      <w:pPr>
+        <w:shd w:fill="F3F6FA" w:color="auto" w:val="clear"/>
+        <w:spacing w:after="0" w:line="260"/>
+        <w:ind w:left="200" w:right="200"/>
+      </w:pPr>
+      <w:r>
+        <w:rPr>
+          <w:rFonts w:ascii="Consolas" w:cs="Consolas" w:eastAsia="Consolas" w:hAnsi="Consolas"/>
+          <w:sz w:val="18"/>
+          <w:szCs w:val="18"/>
+        </w:rPr>
+        <w:t xml:space="preserve">        else -&gt; "Un passage existe déjà pour cette inscription."</w:t>
+      </w:r>
+    </w:p>
+    <w:p>
+      <w:pPr>
+        <w:shd w:fill="F3F6FA" w:color="auto" w:val="clear"/>
+        <w:spacing w:after="0" w:line="260"/>
+        <w:ind w:left="200" w:right="200"/>
+      </w:pPr>
+      <w:r>
+        <w:rPr>
+          <w:rFonts w:ascii="Consolas" w:cs="Consolas" w:eastAsia="Consolas" w:hAnsi="Consolas"/>
+          <w:sz w:val="18"/>
+          <w:szCs w:val="18"/>
+        </w:rPr>
+        <w:t xml:space="preserve">    }</w:t>
+      </w:r>
+    </w:p>
+    <w:p>
+      <w:pPr>
+        <w:shd w:fill="F3F6FA" w:color="auto" w:val="clear"/>
+        <w:spacing w:after="0" w:line="260"/>
+        <w:ind w:left="200" w:right="200"/>
+      </w:pPr>
+      <w:r>
+        <w:rPr>
+          <w:rFonts w:ascii="Consolas" w:cs="Consolas" w:eastAsia="Consolas" w:hAnsi="Consolas"/>
+          <w:sz w:val="18"/>
+          <w:szCs w:val="18"/>
+        </w:rPr>
+        <w:t xml:space="preserve">    statutPresence != StatutPresence.PRESENT &amp;&amp; statutPresence != StatutPresence.EN_COURS -&gt;</w:t>
+      </w:r>
+    </w:p>
+    <w:p>
+      <w:pPr>
+        <w:shd w:fill="F3F6FA" w:color="auto" w:val="clear"/>
+        <w:spacing w:after="0" w:line="260"/>
+        <w:ind w:left="200" w:right="200"/>
+      </w:pPr>
+      <w:r>
+        <w:rPr>
+          <w:rFonts w:ascii="Consolas" w:cs="Consolas" w:eastAsia="Consolas" w:hAnsi="Consolas"/>
+          <w:sz w:val="18"/>
+          <w:szCs w:val="18"/>
+        </w:rPr>
+        <w:t xml:space="preserve">        "Le candidat n'est pas marqué présent (appel)."</w:t>
+      </w:r>
+    </w:p>
+    <w:p>
+      <w:pPr>
+        <w:shd w:fill="F3F6FA" w:color="auto" w:val="clear"/>
+        <w:spacing w:after="0" w:line="260"/>
+        <w:ind w:left="200" w:right="200"/>
+      </w:pPr>
+      <w:r>
+        <w:rPr>
+          <w:rFonts w:ascii="Consolas" w:cs="Consolas" w:eastAsia="Consolas" w:hAnsi="Consolas"/>
+          <w:sz w:val="18"/>
+          <w:szCs w:val="18"/>
+        </w:rPr>
+        <w:t xml:space="preserve">    tentativesMax &gt; 0 &amp;&amp; nombreTentatives &gt;= tentativesMax -&gt; "Nombre maximal de passages atteint."</w:t>
+      </w:r>
+    </w:p>
+    <w:p>
+      <w:pPr>
+        <w:shd w:fill="F3F6FA" w:color="auto" w:val="clear"/>
+        <w:spacing w:after="0" w:line="260"/>
+        <w:ind w:left="200" w:right="200"/>
+      </w:pPr>
+      <w:r>
+        <w:rPr>
+          <w:rFonts w:ascii="Consolas" w:cs="Consolas" w:eastAsia="Consolas" w:hAnsi="Consolas"/>
+          <w:sz w:val="18"/>
+          <w:szCs w:val="18"/>
+        </w:rPr>
+        <w:t xml:space="preserve">    else -&gt; null</w:t>
+      </w:r>
+    </w:p>
+    <w:p>
+      <w:pPr>
+        <w:shd w:fill="F3F6FA" w:color="auto" w:val="clear"/>
+        <w:spacing w:after="0" w:line="260"/>
+        <w:ind w:left="200" w:right="200"/>
+      </w:pPr>
+      <w:r>
+        <w:rPr>
+          <w:rFonts w:ascii="Consolas" w:cs="Consolas" w:eastAsia="Consolas" w:hAnsi="Consolas"/>
+          <w:sz w:val="18"/>
+          <w:szCs w:val="18"/>
+        </w:rPr>
+        <w:t xml:space="preserve">}</w:t>
+      </w:r>
+    </w:p>
+    <w:p>
+      <w:pPr>
+        <w:shd w:fill="F3F6FA" w:color="auto" w:val="clear"/>
+        <w:spacing w:after="0" w:line="260"/>
+        <w:ind w:left="200" w:right="200"/>
+      </w:pPr>
+      <w:r>
+        <w:rPr>
+          <w:rFonts w:ascii="Consolas" w:cs="Consolas" w:eastAsia="Consolas" w:hAnsi="Consolas"/>
+          <w:sz w:val="18"/>
+          <w:szCs w:val="18"/>
+        </w:rPr>
+        <w:t xml:space="preserve"/>
+      </w:r>
+    </w:p>
+    <w:p>
+      <w:pPr>
+        <w:shd w:fill="F3F6FA" w:color="auto" w:val="clear"/>
+        <w:spacing w:after="0" w:line="260"/>
+        <w:ind w:left="200" w:right="200"/>
+      </w:pPr>
+      <w:r>
+        <w:rPr>
+          <w:rFonts w:ascii="Consolas" w:cs="Consolas" w:eastAsia="Consolas" w:hAnsi="Consolas"/>
+          <w:sz w:val="18"/>
+          <w:szCs w:val="18"/>
+        </w:rPr>
+        <w:t xml:space="preserve">// test/ReglesTentativesTest.kt</w:t>
+      </w:r>
+    </w:p>
+    <w:p>
+      <w:pPr>
+        <w:shd w:fill="F3F6FA" w:color="auto" w:val="clear"/>
+        <w:spacing w:after="0" w:line="260"/>
+        <w:ind w:left="200" w:right="200"/>
+      </w:pPr>
+      <w:r>
+        <w:rPr>
+          <w:rFonts w:ascii="Consolas" w:cs="Consolas" w:eastAsia="Consolas" w:hAnsi="Consolas"/>
+          <w:sz w:val="18"/>
+          <w:szCs w:val="18"/>
+        </w:rPr>
+        <w:t xml:space="preserve">@Test fun `ouverture reservee aux presents`() {</w:t>
+      </w:r>
+    </w:p>
+    <w:p>
+      <w:pPr>
+        <w:shd w:fill="F3F6FA" w:color="auto" w:val="clear"/>
+        <w:spacing w:after="0" w:line="260"/>
+        <w:ind w:left="200" w:right="200"/>
+      </w:pPr>
+      <w:r>
+        <w:rPr>
+          <w:rFonts w:ascii="Consolas" w:cs="Consolas" w:eastAsia="Consolas" w:hAnsi="Consolas"/>
+          <w:sz w:val="18"/>
+          <w:szCs w:val="18"/>
+        </w:rPr>
+        <w:t xml:space="preserve">    assertNull(ReglesTentatives.peutOuvrir(StatutPresence.PRESENT, null, 0, 0))</w:t>
+      </w:r>
+    </w:p>
+    <w:p>
+      <w:pPr>
+        <w:shd w:fill="F3F6FA" w:color="auto" w:val="clear"/>
+        <w:spacing w:after="0" w:line="260"/>
+        <w:ind w:left="200" w:right="200"/>
+      </w:pPr>
+      <w:r>
+        <w:rPr>
+          <w:rFonts w:ascii="Consolas" w:cs="Consolas" w:eastAsia="Consolas" w:hAnsi="Consolas"/>
+          <w:sz w:val="18"/>
+          <w:szCs w:val="18"/>
+        </w:rPr>
+        <w:t xml:space="preserve">    assertNotNull(ReglesTentatives.peutOuvrir(StatutPresence.ABSENT, null, 0, 0))</w:t>
+      </w:r>
+    </w:p>
+    <w:p>
+      <w:pPr>
+        <w:shd w:fill="F3F6FA" w:color="auto" w:val="clear"/>
+        <w:spacing w:after="0" w:line="260"/>
+        <w:ind w:left="200" w:right="200"/>
+      </w:pPr>
+      <w:r>
+        <w:rPr>
+          <w:rFonts w:ascii="Consolas" w:cs="Consolas" w:eastAsia="Consolas" w:hAnsi="Consolas"/>
+          <w:sz w:val="18"/>
+          <w:szCs w:val="18"/>
+        </w:rPr>
+        <w:t xml:space="preserve">}</w:t>
+      </w:r>
+    </w:p>
+    <w:p>
+      <w:pPr>
+        <w:spacing w:after="120" w:line="300"/>
+      </w:pPr>
+      <w:r>
+        <w:rPr>
+          <w:rFonts w:ascii="Calibri" w:cs="Calibri" w:eastAsia="Calibri" w:hAnsi="Calibri"/>
+          <w:sz w:val="22"/>
+          <w:szCs w:val="22"/>
+        </w:rPr>
+        <w:t xml:space="preserve">La fonction ne connaît ni Android ni la base : elle reçoit des valeurs et rend un message d'erreur ou null. Le ViewModel fait les requêtes, la fonction fait le jugement, le test JUnit tourne sans téléphone.</w:t>
+      </w:r>
+    </w:p>
+    <w:p>
+      <w:pPr>
+        <w:pStyle w:val="Heading2"/>
+        <w:spacing w:after="140" w:before="280"/>
+      </w:pPr>
+      <w:r>
+        <w:rPr>
+          <w:rFonts w:ascii="Calibri" w:cs="Calibri" w:eastAsia="Calibri" w:hAnsi="Calibri"/>
+          <w:b/>
+          <w:bCs/>
+          <w:color w:val="0B2E4F"/>
+          <w:sz w:val="26"/>
+          <w:szCs w:val="26"/>
+        </w:rPr>
+        <w:t xml:space="preserve">B.3 Un ViewModel branché sur Room</w:t>
+      </w:r>
+    </w:p>
+    <w:p>
+      <w:pPr>
+        <w:shd w:fill="F3F6FA" w:color="auto" w:val="clear"/>
+        <w:spacing w:after="0" w:line="260"/>
+        <w:ind w:left="200" w:right="200"/>
+      </w:pPr>
+      <w:r>
+        <w:rPr>
+          <w:rFonts w:ascii="Consolas" w:cs="Consolas" w:eastAsia="Consolas" w:hAnsi="Consolas"/>
+          <w:sz w:val="18"/>
+          <w:szCs w:val="18"/>
+        </w:rPr>
+        <w:t xml:space="preserve">val etat: StateFlow&lt;EtatTentatives&gt; =</w:t>
+      </w:r>
+    </w:p>
+    <w:p>
+      <w:pPr>
+        <w:shd w:fill="F3F6FA" w:color="auto" w:val="clear"/>
+        <w:spacing w:after="0" w:line="260"/>
+        <w:ind w:left="200" w:right="200"/>
+      </w:pPr>
+      <w:r>
+        <w:rPr>
+          <w:rFonts w:ascii="Consolas" w:cs="Consolas" w:eastAsia="Consolas" w:hAnsi="Consolas"/>
+          <w:sz w:val="18"/>
+          <w:szCs w:val="18"/>
+        </w:rPr>
+        <w:t xml:space="preserve">    idSession.flatMapLatest { id -&gt;</w:t>
+      </w:r>
+    </w:p>
+    <w:p>
+      <w:pPr>
+        <w:shd w:fill="F3F6FA" w:color="auto" w:val="clear"/>
+        <w:spacing w:after="0" w:line="260"/>
+        <w:ind w:left="200" w:right="200"/>
+      </w:pPr>
+      <w:r>
+        <w:rPr>
+          <w:rFonts w:ascii="Consolas" w:cs="Consolas" w:eastAsia="Consolas" w:hAnsi="Consolas"/>
+          <w:sz w:val="18"/>
+          <w:szCs w:val="18"/>
+        </w:rPr>
+        <w:t xml:space="preserve">        combine(db.sessionDao().parIdEnDirect(id), db.inscriptionDao().parSession(id),</w:t>
+      </w:r>
+    </w:p>
+    <w:p>
+      <w:pPr>
+        <w:shd w:fill="F3F6FA" w:color="auto" w:val="clear"/>
+        <w:spacing w:after="0" w:line="260"/>
+        <w:ind w:left="200" w:right="200"/>
+      </w:pPr>
+      <w:r>
+        <w:rPr>
+          <w:rFonts w:ascii="Consolas" w:cs="Consolas" w:eastAsia="Consolas" w:hAnsi="Consolas"/>
+          <w:sz w:val="18"/>
+          <w:szCs w:val="18"/>
+        </w:rPr>
+        <w:t xml:space="preserve">                db.presenceDao().parSession(id), db.tentativeDao().parSession(id)) { s, i, p, t -&gt; ... }</w:t>
+      </w:r>
+    </w:p>
+    <w:p>
+      <w:pPr>
+        <w:shd w:fill="F3F6FA" w:color="auto" w:val="clear"/>
+        <w:spacing w:after="0" w:line="260"/>
+        <w:ind w:left="200" w:right="200"/>
+      </w:pPr>
+      <w:r>
+        <w:rPr>
+          <w:rFonts w:ascii="Consolas" w:cs="Consolas" w:eastAsia="Consolas" w:hAnsi="Consolas"/>
+          <w:sz w:val="18"/>
+          <w:szCs w:val="18"/>
+        </w:rPr>
+        <w:t xml:space="preserve">    }.stateIn(viewModelScope, SharingStarted.WhileSubscribed(5_000), EtatTentatives())</w:t>
+      </w:r>
+    </w:p>
+    <w:p>
+      <w:pPr>
+        <w:spacing w:after="120" w:line="300"/>
+      </w:pPr>
+      <w:r>
+        <w:rPr>
+          <w:rFonts w:ascii="Calibri" w:cs="Calibri" w:eastAsia="Calibri" w:hAnsi="Calibri"/>
+          <w:sz w:val="22"/>
+          <w:szCs w:val="22"/>
+        </w:rPr>
+        <w:t xml:space="preserve">L'écran collecte un seul état immuable, recalculé par Room à chaque changement d'une des tables : aucune lecture manuelle, aucun rafraîchissement à déclencher.</w:t>
+      </w:r>
+    </w:p>
+    <w:p>
+      <w:pPr>
+        <w:pStyle w:val="Heading2"/>
+        <w:spacing w:after="140" w:before="280"/>
+      </w:pPr>
+      <w:r>
+        <w:rPr>
+          <w:rFonts w:ascii="Calibri" w:cs="Calibri" w:eastAsia="Calibri" w:hAnsi="Calibri"/>
+          <w:b/>
+          <w:bCs/>
+          <w:color w:val="0B2E4F"/>
+          <w:sz w:val="26"/>
+          <w:szCs w:val="26"/>
+        </w:rPr>
+        <w:t xml:space="preserve">B.4 Le tirage du sujet, reproductible</w:t>
+      </w:r>
+    </w:p>
+    <w:p>
+      <w:pPr>
+        <w:shd w:fill="F3F6FA" w:color="auto" w:val="clear"/>
+        <w:spacing w:after="0" w:line="260"/>
+        <w:ind w:left="200" w:right="200"/>
+      </w:pPr>
+      <w:r>
+        <w:rPr>
+          <w:rFonts w:ascii="Consolas" w:cs="Consolas" w:eastAsia="Consolas" w:hAnsi="Consolas"/>
+          <w:sz w:val="18"/>
+          <w:szCs w:val="18"/>
+        </w:rPr>
+        <w:t xml:space="preserve">fun tirerSujet(questionsActives: List&lt;Question&gt;, noteMax: Double, aleatoire: Random = Random.Default): List&lt;Question&gt; {</w:t>
+      </w:r>
+    </w:p>
+    <w:p>
+      <w:pPr>
+        <w:shd w:fill="F3F6FA" w:color="auto" w:val="clear"/>
+        <w:spacing w:after="0" w:line="260"/>
+        <w:ind w:left="200" w:right="200"/>
+      </w:pPr>
+      <w:r>
+        <w:rPr>
+          <w:rFonts w:ascii="Consolas" w:cs="Consolas" w:eastAsia="Consolas" w:hAnsi="Consolas"/>
+          <w:sz w:val="18"/>
+          <w:szCs w:val="18"/>
+        </w:rPr>
+        <w:t xml:space="preserve">    val sujet = mutableListOf&lt;Question&gt;(); var total = 0.0</w:t>
+      </w:r>
+    </w:p>
+    <w:p>
+      <w:pPr>
+        <w:shd w:fill="F3F6FA" w:color="auto" w:val="clear"/>
+        <w:spacing w:after="0" w:line="260"/>
+        <w:ind w:left="200" w:right="200"/>
+      </w:pPr>
+      <w:r>
+        <w:rPr>
+          <w:rFonts w:ascii="Consolas" w:cs="Consolas" w:eastAsia="Consolas" w:hAnsi="Consolas"/>
+          <w:sz w:val="18"/>
+          <w:szCs w:val="18"/>
+        </w:rPr>
+        <w:t xml:space="preserve">    for (q in questionsActives.filter { it.actif &amp;&amp; it.points &gt; 0 }.shuffled(aleatoire)) {</w:t>
+      </w:r>
+    </w:p>
+    <w:p>
+      <w:pPr>
+        <w:shd w:fill="F3F6FA" w:color="auto" w:val="clear"/>
+        <w:spacing w:after="0" w:line="260"/>
+        <w:ind w:left="200" w:right="200"/>
+      </w:pPr>
+      <w:r>
+        <w:rPr>
+          <w:rFonts w:ascii="Consolas" w:cs="Consolas" w:eastAsia="Consolas" w:hAnsi="Consolas"/>
+          <w:sz w:val="18"/>
+          <w:szCs w:val="18"/>
+        </w:rPr>
+        <w:t xml:space="preserve">        if (total &gt;= noteMax) break</w:t>
+      </w:r>
+    </w:p>
+    <w:p>
+      <w:pPr>
+        <w:shd w:fill="F3F6FA" w:color="auto" w:val="clear"/>
+        <w:spacing w:after="0" w:line="260"/>
+        <w:ind w:left="200" w:right="200"/>
+      </w:pPr>
+      <w:r>
+        <w:rPr>
+          <w:rFonts w:ascii="Consolas" w:cs="Consolas" w:eastAsia="Consolas" w:hAnsi="Consolas"/>
+          <w:sz w:val="18"/>
+          <w:szCs w:val="18"/>
+        </w:rPr>
+        <w:t xml:space="preserve">        if (total + q.points &lt;= noteMax) { sujet += q; total += q.points }</w:t>
+      </w:r>
+    </w:p>
+    <w:p>
+      <w:pPr>
+        <w:shd w:fill="F3F6FA" w:color="auto" w:val="clear"/>
+        <w:spacing w:after="0" w:line="260"/>
+        <w:ind w:left="200" w:right="200"/>
+      </w:pPr>
+      <w:r>
+        <w:rPr>
+          <w:rFonts w:ascii="Consolas" w:cs="Consolas" w:eastAsia="Consolas" w:hAnsi="Consolas"/>
+          <w:sz w:val="18"/>
+          <w:szCs w:val="18"/>
+        </w:rPr>
+        <w:t xml:space="preserve">    }</w:t>
+      </w:r>
+    </w:p>
+    <w:p>
+      <w:pPr>
+        <w:shd w:fill="F3F6FA" w:color="auto" w:val="clear"/>
+        <w:spacing w:after="0" w:line="260"/>
+        <w:ind w:left="200" w:right="200"/>
+      </w:pPr>
+      <w:r>
+        <w:rPr>
+          <w:rFonts w:ascii="Consolas" w:cs="Consolas" w:eastAsia="Consolas" w:hAnsi="Consolas"/>
+          <w:sz w:val="18"/>
+          <w:szCs w:val="18"/>
+        </w:rPr>
+        <w:t xml:space="preserve">    return sujet</w:t>
+      </w:r>
+    </w:p>
+    <w:p>
+      <w:pPr>
+        <w:shd w:fill="F3F6FA" w:color="auto" w:val="clear"/>
+        <w:spacing w:after="0" w:line="260"/>
+        <w:ind w:left="200" w:right="200"/>
+      </w:pPr>
+      <w:r>
+        <w:rPr>
+          <w:rFonts w:ascii="Consolas" w:cs="Consolas" w:eastAsia="Consolas" w:hAnsi="Consolas"/>
+          <w:sz w:val="18"/>
+          <w:szCs w:val="18"/>
+        </w:rPr>
+        <w:t xml:space="preserve">}</w:t>
+      </w:r>
+    </w:p>
+    <w:p>
+      <w:pPr>
+        <w:spacing w:after="120" w:line="300"/>
+      </w:pPr>
+      <w:r>
+        <w:rPr>
+          <w:rFonts w:ascii="Calibri" w:cs="Calibri" w:eastAsia="Calibri" w:hAnsi="Calibri"/>
+          <w:sz w:val="22"/>
+          <w:szCs w:val="22"/>
+        </w:rPr>
+        <w:t xml:space="preserve">Le hasard est un paramètre : en production, le générateur par défaut ; en test, une graine fixe, et le test vérifie que le sujet atteint la note maximale sans la dépasser ni répéter une question.</w:t>
       </w:r>
     </w:p>
     <w:p>
@@ -10776,26 +13284,6 @@
           <w:szCs w:val="32"/>
         </w:rPr>
         <w:t xml:space="preserve">Annexe C — Sources</w:t>
-      </w:r>
-    </w:p>
-    <w:p>
-      <w:pPr>
-        <w:pBdr>
-          <w:left w:val="single" w:color="B7C3D1" w:sz="12" w:space="8"/>
-        </w:pBdr>
-        <w:spacing w:after="120"/>
-        <w:ind w:left="200"/>
-      </w:pPr>
-      <w:r>
-        <w:rPr>
-          <w:rFonts w:ascii="Calibri" w:cs="Calibri" w:eastAsia="Calibri" w:hAnsi="Calibri"/>
-          <w:i/>
-          <w:iCs/>
-          <w:color w:val="5E6B7C"/>
-          <w:sz w:val="19"/>
-          <w:szCs w:val="19"/>
-        </w:rPr>
-        <w:t xml:space="preserve">Sources utilisées pour les règles métier, avec leur niveau de fiabilité ; reprises de la recherche documentaire du projet.</w:t>
       </w:r>
     </w:p>
     <w:tbl>
@@ -11516,20 +14004,118 @@
     </w:p>
     <w:p>
       <w:pPr>
-        <w:spacing w:after="120"/>
-      </w:pPr>
-      <w:r>
-        <w:rPr>
-          <w:rFonts w:ascii="Calibri" w:cs="Calibri" w:eastAsia="Calibri" w:hAnsi="Calibri"/>
-          <w:i/>
-          <w:iCs/>
-          <w:color w:val="7A4B00"/>
-          <w:sz w:val="20"/>
-          <w:szCs w:val="20"/>
-          <w:highlight w:val="yellow"/>
-          <w:highlightCs w:val="yellow"/>
-        </w:rPr>
-        <w:t xml:space="preserve">À compléter — adresses complètes des articles (docs/references/RECHERCHE_ATT_ET_ANDROID.md).</w:t>
+        <w:spacing w:after="120" w:line="300"/>
+      </w:pPr>
+      <w:r>
+        <w:rPr>
+          <w:rFonts w:ascii="Calibri" w:cs="Calibri" w:eastAsia="Calibri" w:hAnsi="Calibri"/>
+          <w:sz w:val="22"/>
+          <w:szCs w:val="22"/>
+        </w:rPr>
+        <w:t xml:space="preserve">Adresses principales :</w:t>
+      </w:r>
+    </w:p>
+    <w:p>
+      <w:pPr>
+        <w:pStyle w:val="ListParagraph"/>
+        <w:numPr>
+          <w:ilvl w:val="0"/>
+          <w:numId w:val="2"/>
+        </w:numPr>
+        <w:spacing w:after="60" w:line="300"/>
+      </w:pPr>
+      <w:r>
+        <w:rPr>
+          <w:rFonts w:ascii="Calibri" w:cs="Calibri" w:eastAsia="Calibri" w:hAnsi="Calibri"/>
+          <w:sz w:val="22"/>
+          <w:szCs w:val="22"/>
+        </w:rPr>
+        <w:t xml:space="preserve">torolalana.gov.mg/fr/services/obtenir-son-permis-de-conduire (portail officiel : étapes, pièces, frais)</w:t>
+      </w:r>
+    </w:p>
+    <w:p>
+      <w:pPr>
+        <w:pStyle w:val="ListParagraph"/>
+        <w:numPr>
+          <w:ilvl w:val="0"/>
+          <w:numId w:val="2"/>
+        </w:numPr>
+        <w:spacing w:after="60" w:line="300"/>
+      </w:pPr>
+      <w:r>
+        <w:rPr>
+          <w:rFonts w:ascii="Calibri" w:cs="Calibri" w:eastAsia="Calibri" w:hAnsi="Calibri"/>
+          <w:sz w:val="22"/>
+          <w:szCs w:val="22"/>
+        </w:rPr>
+        <w:t xml:space="preserve">lexpress.mg, newsmada.com, studiosifaka.org (articles 2020 à 2026 : anonymat, digitalisation, volumes, formation des examinateurs)</w:t>
+      </w:r>
+    </w:p>
+    <w:p>
+      <w:pPr>
+        <w:pStyle w:val="ListParagraph"/>
+        <w:numPr>
+          <w:ilvl w:val="0"/>
+          <w:numId w:val="2"/>
+        </w:numPr>
+        <w:spacing w:after="60" w:line="300"/>
+      </w:pPr>
+      <w:r>
+        <w:rPr>
+          <w:rFonts w:ascii="Calibri" w:cs="Calibri" w:eastAsia="Calibri" w:hAnsi="Calibri"/>
+          <w:sz w:val="22"/>
+          <w:szCs w:val="22"/>
+        </w:rPr>
+        <w:t xml:space="preserve">fiarakodia.com, terraformalis.com (sites d'auto-écoles : déroulement, délais, catégories)</w:t>
+      </w:r>
+    </w:p>
+    <w:p>
+      <w:pPr>
+        <w:pStyle w:val="ListParagraph"/>
+        <w:numPr>
+          <w:ilvl w:val="0"/>
+          <w:numId w:val="2"/>
+        </w:numPr>
+        <w:spacing w:after="60" w:line="300"/>
+      </w:pPr>
+      <w:r>
+        <w:rPr>
+          <w:rFonts w:ascii="Calibri" w:cs="Calibri" w:eastAsia="Calibri" w:hAnsi="Calibri"/>
+          <w:sz w:val="22"/>
+          <w:szCs w:val="22"/>
+        </w:rPr>
+        <w:t xml:space="preserve">fr.wikipedia.org/wiki/Région_de_Madagascar (liste des 24 régions)</w:t>
+      </w:r>
+    </w:p>
+    <w:p>
+      <w:pPr>
+        <w:pStyle w:val="ListParagraph"/>
+        <w:numPr>
+          <w:ilvl w:val="0"/>
+          <w:numId w:val="2"/>
+        </w:numPr>
+        <w:spacing w:after="60" w:line="300"/>
+      </w:pPr>
+      <w:r>
+        <w:rPr>
+          <w:rFonts w:ascii="Calibri" w:cs="Calibri" w:eastAsia="Calibri" w:hAnsi="Calibri"/>
+          <w:sz w:val="22"/>
+          <w:szCs w:val="22"/>
+        </w:rPr>
+        <w:t xml:space="preserve">developer.android.com, m3.material.io, kotlinlang.org (documentation technique)</w:t>
+      </w:r>
+    </w:p>
+    <w:p>
+      <w:pPr>
+        <w:spacing w:after="120" w:line="300"/>
+      </w:pPr>
+      <w:r>
+        <w:rPr>
+          <w:rFonts w:ascii="Calibri" w:cs="Calibri" w:eastAsia="Calibri" w:hAnsi="Calibri"/>
+          <w:sz w:val="22"/>
+          <w:szCs w:val="22"/>
+        </w:rPr>
+        <w:t xml:space="preserve">Le détail des sources, avec le niveau de fiabilité et la citation exacte, est dans le fichier docs/references/RECHERCHE_ATT_ET_ANDROID.md du dépôt.</w:t>
       </w:r>
     </w:p>
     <w:p>
@@ -12327,42 +14913,859 @@
     </w:p>
     <w:p>
       <w:pPr>
-        <w:pBdr>
-          <w:left w:val="single" w:color="B7C3D1" w:sz="12" w:space="8"/>
-        </w:pBdr>
-        <w:spacing w:after="120"/>
-        <w:ind w:left="200"/>
-      </w:pPr>
-      <w:r>
-        <w:rPr>
-          <w:rFonts w:ascii="Calibri" w:cs="Calibri" w:eastAsia="Calibri" w:hAnsi="Calibri"/>
-          <w:i/>
-          <w:iCs/>
-          <w:color w:val="5E6B7C"/>
-          <w:sz w:val="19"/>
-          <w:szCs w:val="19"/>
-        </w:rPr>
-        <w:t xml:space="preserve">Reprendre la liste Q1 à Q14 de docs/04 : question, ce qu'on a trouvé, valeur retenue en attendant.</w:t>
-      </w:r>
-    </w:p>
-    <w:p>
-      <w:pPr>
-        <w:spacing w:after="120"/>
-      </w:pPr>
-      <w:r>
-        <w:rPr>
-          <w:rFonts w:ascii="Calibri" w:cs="Calibri" w:eastAsia="Calibri" w:hAnsi="Calibri"/>
-          <w:i/>
-          <w:iCs/>
-          <w:color w:val="7A4B00"/>
-          <w:sz w:val="20"/>
-          <w:szCs w:val="20"/>
-          <w:highlight w:val="yellow"/>
-          <w:highlightCs w:val="yellow"/>
-        </w:rPr>
-        <w:t xml:space="preserve">À compléter — liste des questions.</w:t>
-      </w:r>
-    </w:p>
+        <w:spacing w:after="120" w:line="300"/>
+      </w:pPr>
+      <w:r>
+        <w:rPr>
+          <w:rFonts w:ascii="Calibri" w:cs="Calibri" w:eastAsia="Calibri" w:hAnsi="Calibri"/>
+          <w:sz w:val="22"/>
+          <w:szCs w:val="22"/>
+        </w:rPr>
+        <w:t xml:space="preserve">Aucune de ces règles n'a été inventée : chacune a une valeur par défaut « à confirmer », modifiable dans l'application, et une question à poser à l'ATT.</w:t>
+      </w:r>
+    </w:p>
+    <w:tbl>
+      <w:tblPr>
+        <w:tblW w:type="dxa" w:w="9020"/>
+        <w:tblBorders>
+          <w:top w:val="single" w:color="auto" w:sz="4"/>
+          <w:left w:val="single" w:color="auto" w:sz="4"/>
+          <w:bottom w:val="single" w:color="auto" w:sz="4"/>
+          <w:right w:val="single" w:color="auto" w:sz="4"/>
+          <w:insideH w:val="single" w:color="auto" w:sz="4"/>
+          <w:insideV w:val="single" w:color="auto" w:sz="4"/>
+        </w:tblBorders>
+      </w:tblPr>
+      <w:tblGrid>
+        <w:gridCol w:w="3788"/>
+        <w:gridCol w:w="5232"/>
+      </w:tblGrid>
+      <w:tr>
+        <w:trPr>
+          <w:tblHeader/>
+        </w:trPr>
+        <w:tc>
+          <w:tcPr>
+            <w:tcW w:type="dxa" w:w="3788"/>
+            <w:shd w:fill="0F4C81" w:color="auto" w:val="clear"/>
+            <w:tcMar>
+              <w:top w:type="dxa" w:w="80"/>
+              <w:left w:type="dxa" w:w="100"/>
+              <w:bottom w:type="dxa" w:w="80"/>
+              <w:right w:type="dxa" w:w="100"/>
+            </w:tcMar>
+          </w:tcPr>
+          <w:p>
+            <w:pPr>
+              <w:spacing w:after="0" w:line="270"/>
+            </w:pPr>
+            <w:r>
+              <w:rPr>
+                <w:rFonts w:ascii="Calibri" w:cs="Calibri" w:eastAsia="Calibri" w:hAnsi="Calibri"/>
+                <w:b/>
+                <w:bCs/>
+                <w:color w:val="FFFFFF"/>
+                <w:sz w:val="20"/>
+                <w:szCs w:val="20"/>
+              </w:rPr>
+              <w:t xml:space="preserve">Question</w:t>
+            </w:r>
+          </w:p>
+        </w:tc>
+        <w:tc>
+          <w:tcPr>
+            <w:tcW w:type="dxa" w:w="5232"/>
+            <w:shd w:fill="0F4C81" w:color="auto" w:val="clear"/>
+            <w:tcMar>
+              <w:top w:type="dxa" w:w="80"/>
+              <w:left w:type="dxa" w:w="100"/>
+              <w:bottom w:type="dxa" w:w="80"/>
+              <w:right w:type="dxa" w:w="100"/>
+            </w:tcMar>
+          </w:tcPr>
+          <w:p>
+            <w:pPr>
+              <w:spacing w:after="0" w:line="270"/>
+            </w:pPr>
+            <w:r>
+              <w:rPr>
+                <w:rFonts w:ascii="Calibri" w:cs="Calibri" w:eastAsia="Calibri" w:hAnsi="Calibri"/>
+                <w:b/>
+                <w:bCs/>
+                <w:color w:val="FFFFFF"/>
+                <w:sz w:val="20"/>
+                <w:szCs w:val="20"/>
+              </w:rPr>
+              <w:t xml:space="preserve">Ce que nous avons retenu en attendant</w:t>
+            </w:r>
+          </w:p>
+        </w:tc>
+      </w:tr>
+      <w:tr>
+        <w:tc>
+          <w:tcPr>
+            <w:tcW w:type="dxa" w:w="3788"/>
+            <w:tcMar>
+              <w:top w:type="dxa" w:w="80"/>
+              <w:left w:type="dxa" w:w="100"/>
+              <w:bottom w:type="dxa" w:w="80"/>
+              <w:right w:type="dxa" w:w="100"/>
+            </w:tcMar>
+          </w:tcPr>
+          <w:p>
+            <w:pPr>
+              <w:spacing w:after="0" w:line="270"/>
+            </w:pPr>
+            <w:r>
+              <w:rPr>
+                <w:rFonts w:ascii="Calibri" w:cs="Calibri" w:eastAsia="Calibri" w:hAnsi="Calibri"/>
+                <w:sz w:val="20"/>
+                <w:szCs w:val="20"/>
+              </w:rPr>
+              <w:t xml:space="preserve">Q1 — Épreuve théorique : note maximale, seuil, notation</w:t>
+            </w:r>
+          </w:p>
+        </w:tc>
+        <w:tc>
+          <w:tcPr>
+            <w:tcW w:type="dxa" w:w="5232"/>
+            <w:tcMar>
+              <w:top w:type="dxa" w:w="80"/>
+              <w:left w:type="dxa" w:w="100"/>
+              <w:bottom w:type="dxa" w:w="80"/>
+              <w:right w:type="dxa" w:w="100"/>
+            </w:tcMar>
+          </w:tcPr>
+          <w:p>
+            <w:pPr>
+              <w:spacing w:after="0" w:line="270"/>
+            </w:pPr>
+            <w:r>
+              <w:rPr>
+                <w:rFonts w:ascii="Calibri" w:cs="Calibri" w:eastAsia="Calibri" w:hAnsi="Calibri"/>
+                <w:sz w:val="20"/>
+                <w:szCs w:val="20"/>
+              </w:rPr>
+              <w:t xml:space="preserve">Orale (témoignage) ; questions à points variables ; barème d'exemple 20 / 12</w:t>
+            </w:r>
+          </w:p>
+        </w:tc>
+      </w:tr>
+      <w:tr>
+        <w:tc>
+          <w:tcPr>
+            <w:tcW w:type="dxa" w:w="3788"/>
+            <w:shd w:fill="F3F6FA" w:color="auto" w:val="clear"/>
+            <w:tcMar>
+              <w:top w:type="dxa" w:w="80"/>
+              <w:left w:type="dxa" w:w="100"/>
+              <w:bottom w:type="dxa" w:w="80"/>
+              <w:right w:type="dxa" w:w="100"/>
+            </w:tcMar>
+          </w:tcPr>
+          <w:p>
+            <w:pPr>
+              <w:spacing w:after="0" w:line="270"/>
+            </w:pPr>
+            <w:r>
+              <w:rPr>
+                <w:rFonts w:ascii="Calibri" w:cs="Calibri" w:eastAsia="Calibri" w:hAnsi="Calibri"/>
+                <w:sz w:val="20"/>
+                <w:szCs w:val="20"/>
+              </w:rPr>
+              <w:t xml:space="preserve">Q1 bis — Choix des questions</w:t>
+            </w:r>
+          </w:p>
+        </w:tc>
+        <w:tc>
+          <w:tcPr>
+            <w:tcW w:type="dxa" w:w="5232"/>
+            <w:shd w:fill="F3F6FA" w:color="auto" w:val="clear"/>
+            <w:tcMar>
+              <w:top w:type="dxa" w:w="80"/>
+              <w:left w:type="dxa" w:w="100"/>
+              <w:bottom w:type="dxa" w:w="80"/>
+              <w:right w:type="dxa" w:w="100"/>
+            </w:tcMar>
+          </w:tcPr>
+          <w:p>
+            <w:pPr>
+              <w:spacing w:after="0" w:line="270"/>
+            </w:pPr>
+            <w:r>
+              <w:rPr>
+                <w:rFonts w:ascii="Calibri" w:cs="Calibri" w:eastAsia="Calibri" w:hAnsi="Calibri"/>
+                <w:sz w:val="20"/>
+                <w:szCs w:val="20"/>
+              </w:rPr>
+              <w:t xml:space="preserve">Tirage au sort par l'application, ou choix de l'examinateur (règle MODE_THEORIE)</w:t>
+            </w:r>
+          </w:p>
+        </w:tc>
+      </w:tr>
+      <w:tr>
+        <w:tc>
+          <w:tcPr>
+            <w:tcW w:type="dxa" w:w="3788"/>
+            <w:tcMar>
+              <w:top w:type="dxa" w:w="80"/>
+              <w:left w:type="dxa" w:w="100"/>
+              <w:bottom w:type="dxa" w:w="80"/>
+              <w:right w:type="dxa" w:w="100"/>
+            </w:tcMar>
+          </w:tcPr>
+          <w:p>
+            <w:pPr>
+              <w:spacing w:after="0" w:line="270"/>
+            </w:pPr>
+            <w:r>
+              <w:rPr>
+                <w:rFonts w:ascii="Calibri" w:cs="Calibri" w:eastAsia="Calibri" w:hAnsi="Calibri"/>
+                <w:sz w:val="20"/>
+                <w:szCs w:val="20"/>
+              </w:rPr>
+              <w:t xml:space="preserve">Q2 — Épreuve de conduite : grille</w:t>
+            </w:r>
+          </w:p>
+        </w:tc>
+        <w:tc>
+          <w:tcPr>
+            <w:tcW w:type="dxa" w:w="5232"/>
+            <w:tcMar>
+              <w:top w:type="dxa" w:w="80"/>
+              <w:left w:type="dxa" w:w="100"/>
+              <w:bottom w:type="dxa" w:w="80"/>
+              <w:right w:type="dxa" w:w="100"/>
+            </w:tcMar>
+          </w:tcPr>
+          <w:p>
+            <w:pPr>
+              <w:spacing w:after="0" w:line="270"/>
+            </w:pPr>
+            <w:r>
+              <w:rPr>
+                <w:rFonts w:ascii="Calibri" w:cs="Calibri" w:eastAsia="Calibri" w:hAnsi="Calibri"/>
+                <w:sz w:val="20"/>
+                <w:szCs w:val="20"/>
+              </w:rPr>
+              <w:t xml:space="preserve">Aucune grille préchargée ; critères, points et fautes éliminatoires configurables</w:t>
+            </w:r>
+          </w:p>
+        </w:tc>
+      </w:tr>
+      <w:tr>
+        <w:tc>
+          <w:tcPr>
+            <w:tcW w:type="dxa" w:w="3788"/>
+            <w:shd w:fill="F3F6FA" w:color="auto" w:val="clear"/>
+            <w:tcMar>
+              <w:top w:type="dxa" w:w="80"/>
+              <w:left w:type="dxa" w:w="100"/>
+              <w:bottom w:type="dxa" w:w="80"/>
+              <w:right w:type="dxa" w:w="100"/>
+            </w:tcMar>
+          </w:tcPr>
+          <w:p>
+            <w:pPr>
+              <w:spacing w:after="0" w:line="270"/>
+            </w:pPr>
+            <w:r>
+              <w:rPr>
+                <w:rFonts w:ascii="Calibri" w:cs="Calibri" w:eastAsia="Calibri" w:hAnsi="Calibri"/>
+                <w:sz w:val="20"/>
+                <w:szCs w:val="20"/>
+              </w:rPr>
+              <w:t xml:space="preserve">Q2 bis — Sujet ou grille qui ne totalise pas la note max</w:t>
+            </w:r>
+          </w:p>
+        </w:tc>
+        <w:tc>
+          <w:tcPr>
+            <w:tcW w:type="dxa" w:w="5232"/>
+            <w:shd w:fill="F3F6FA" w:color="auto" w:val="clear"/>
+            <w:tcMar>
+              <w:top w:type="dxa" w:w="80"/>
+              <w:left w:type="dxa" w:w="100"/>
+              <w:bottom w:type="dxa" w:w="80"/>
+              <w:right w:type="dxa" w:w="100"/>
+            </w:tcMar>
+          </w:tcPr>
+          <w:p>
+            <w:pPr>
+              <w:spacing w:after="0" w:line="270"/>
+            </w:pPr>
+            <w:r>
+              <w:rPr>
+                <w:rFonts w:ascii="Calibri" w:cs="Calibri" w:eastAsia="Calibri" w:hAnsi="Calibri"/>
+                <w:sz w:val="20"/>
+                <w:szCs w:val="20"/>
+              </w:rPr>
+              <w:t xml:space="preserve">Note rapportée au barème (règle de trois)</w:t>
+            </w:r>
+          </w:p>
+        </w:tc>
+      </w:tr>
+      <w:tr>
+        <w:tc>
+          <w:tcPr>
+            <w:tcW w:type="dxa" w:w="3788"/>
+            <w:tcMar>
+              <w:top w:type="dxa" w:w="80"/>
+              <w:left w:type="dxa" w:w="100"/>
+              <w:bottom w:type="dxa" w:w="80"/>
+              <w:right w:type="dxa" w:w="100"/>
+            </w:tcMar>
+          </w:tcPr>
+          <w:p>
+            <w:pPr>
+              <w:spacing w:after="0" w:line="270"/>
+            </w:pPr>
+            <w:r>
+              <w:rPr>
+                <w:rFonts w:ascii="Calibri" w:cs="Calibri" w:eastAsia="Calibri" w:hAnsi="Calibri"/>
+                <w:sz w:val="20"/>
+                <w:szCs w:val="20"/>
+              </w:rPr>
+              <w:t xml:space="preserve">Q3 — Repassage</w:t>
+            </w:r>
+          </w:p>
+        </w:tc>
+        <w:tc>
+          <w:tcPr>
+            <w:tcW w:type="dxa" w:w="5232"/>
+            <w:tcMar>
+              <w:top w:type="dxa" w:w="80"/>
+              <w:left w:type="dxa" w:w="100"/>
+              <w:bottom w:type="dxa" w:w="80"/>
+              <w:right w:type="dxa" w:w="100"/>
+            </w:tcMar>
+          </w:tcPr>
+          <w:p>
+            <w:pPr>
+              <w:spacing w:after="0" w:line="270"/>
+            </w:pPr>
+            <w:r>
+              <w:rPr>
+                <w:rFonts w:ascii="Calibri" w:cs="Calibri" w:eastAsia="Calibri" w:hAnsi="Calibri"/>
+                <w:sz w:val="20"/>
+                <w:szCs w:val="20"/>
+              </w:rPr>
+              <w:t xml:space="preserve">25 jours entre deux passages, nombre illimité, épreuve réussie acquise 365 jours</w:t>
+            </w:r>
+          </w:p>
+        </w:tc>
+      </w:tr>
+      <w:tr>
+        <w:tc>
+          <w:tcPr>
+            <w:tcW w:type="dxa" w:w="3788"/>
+            <w:shd w:fill="F3F6FA" w:color="auto" w:val="clear"/>
+            <w:tcMar>
+              <w:top w:type="dxa" w:w="80"/>
+              <w:left w:type="dxa" w:w="100"/>
+              <w:bottom w:type="dxa" w:w="80"/>
+              <w:right w:type="dxa" w:w="100"/>
+            </w:tcMar>
+          </w:tcPr>
+          <w:p>
+            <w:pPr>
+              <w:spacing w:after="0" w:line="270"/>
+            </w:pPr>
+            <w:r>
+              <w:rPr>
+                <w:rFonts w:ascii="Calibri" w:cs="Calibri" w:eastAsia="Calibri" w:hAnsi="Calibri"/>
+                <w:sz w:val="20"/>
+                <w:szCs w:val="20"/>
+              </w:rPr>
+              <w:t xml:space="preserve">Q4 — Appel, retard, absence</w:t>
+            </w:r>
+          </w:p>
+        </w:tc>
+        <w:tc>
+          <w:tcPr>
+            <w:tcW w:type="dxa" w:w="5232"/>
+            <w:shd w:fill="F3F6FA" w:color="auto" w:val="clear"/>
+            <w:tcMar>
+              <w:top w:type="dxa" w:w="80"/>
+              <w:left w:type="dxa" w:w="100"/>
+              <w:bottom w:type="dxa" w:w="80"/>
+              <w:right w:type="dxa" w:w="100"/>
+            </w:tcMar>
+          </w:tcPr>
+          <w:p>
+            <w:pPr>
+              <w:spacing w:after="0" w:line="270"/>
+            </w:pPr>
+            <w:r>
+              <w:rPr>
+                <w:rFonts w:ascii="Calibri" w:cs="Calibri" w:eastAsia="Calibri" w:hAnsi="Calibri"/>
+                <w:sz w:val="20"/>
+                <w:szCs w:val="20"/>
+              </w:rPr>
+              <w:t xml:space="preserve">Tolérance 15 minutes ; absent = nouvelle inscription ; appel par numéro</w:t>
+            </w:r>
+          </w:p>
+        </w:tc>
+      </w:tr>
+      <w:tr>
+        <w:tc>
+          <w:tcPr>
+            <w:tcW w:type="dxa" w:w="3788"/>
+            <w:tcMar>
+              <w:top w:type="dxa" w:w="80"/>
+              <w:left w:type="dxa" w:w="100"/>
+              <w:bottom w:type="dxa" w:w="80"/>
+              <w:right w:type="dxa" w:w="100"/>
+            </w:tcMar>
+          </w:tcPr>
+          <w:p>
+            <w:pPr>
+              <w:spacing w:after="0" w:line="270"/>
+            </w:pPr>
+            <w:r>
+              <w:rPr>
+                <w:rFonts w:ascii="Calibri" w:cs="Calibri" w:eastAsia="Calibri" w:hAnsi="Calibri"/>
+                <w:sz w:val="20"/>
+                <w:szCs w:val="20"/>
+              </w:rPr>
+              <w:t xml:space="preserve">Q5 — Sessions</w:t>
+            </w:r>
+          </w:p>
+        </w:tc>
+        <w:tc>
+          <w:tcPr>
+            <w:tcW w:type="dxa" w:w="5232"/>
+            <w:tcMar>
+              <w:top w:type="dxa" w:w="80"/>
+              <w:left w:type="dxa" w:w="100"/>
+              <w:bottom w:type="dxa" w:w="80"/>
+              <w:right w:type="dxa" w:w="100"/>
+            </w:tcMar>
+          </w:tcPr>
+          <w:p>
+            <w:pPr>
+              <w:spacing w:after="0" w:line="270"/>
+            </w:pPr>
+            <w:r>
+              <w:rPr>
+                <w:rFonts w:ascii="Calibri" w:cs="Calibri" w:eastAsia="Calibri" w:hAnsi="Calibri"/>
+                <w:sz w:val="20"/>
+                <w:szCs w:val="20"/>
+              </w:rPr>
+              <w:t xml:space="preserve">Capacité 30, créneaux de 15 minutes avec 5 de marge, 5 candidats par créneau</w:t>
+            </w:r>
+          </w:p>
+        </w:tc>
+      </w:tr>
+      <w:tr>
+        <w:tc>
+          <w:tcPr>
+            <w:tcW w:type="dxa" w:w="3788"/>
+            <w:shd w:fill="F3F6FA" w:color="auto" w:val="clear"/>
+            <w:tcMar>
+              <w:top w:type="dxa" w:w="80"/>
+              <w:left w:type="dxa" w:w="100"/>
+              <w:bottom w:type="dxa" w:w="80"/>
+              <w:right w:type="dxa" w:w="100"/>
+            </w:tcMar>
+          </w:tcPr>
+          <w:p>
+            <w:pPr>
+              <w:spacing w:after="0" w:line="270"/>
+            </w:pPr>
+            <w:r>
+              <w:rPr>
+                <w:rFonts w:ascii="Calibri" w:cs="Calibri" w:eastAsia="Calibri" w:hAnsi="Calibri"/>
+                <w:sz w:val="20"/>
+                <w:szCs w:val="20"/>
+              </w:rPr>
+              <w:t xml:space="preserve">Q6 — Examinateur</w:t>
+            </w:r>
+          </w:p>
+        </w:tc>
+        <w:tc>
+          <w:tcPr>
+            <w:tcW w:type="dxa" w:w="5232"/>
+            <w:shd w:fill="F3F6FA" w:color="auto" w:val="clear"/>
+            <w:tcMar>
+              <w:top w:type="dxa" w:w="80"/>
+              <w:left w:type="dxa" w:w="100"/>
+              <w:bottom w:type="dxa" w:w="80"/>
+              <w:right w:type="dxa" w:w="100"/>
+            </w:tcMar>
+          </w:tcPr>
+          <w:p>
+            <w:pPr>
+              <w:spacing w:after="0" w:line="270"/>
+            </w:pPr>
+            <w:r>
+              <w:rPr>
+                <w:rFonts w:ascii="Calibri" w:cs="Calibri" w:eastAsia="Calibri" w:hAnsi="Calibri"/>
+                <w:sz w:val="20"/>
+                <w:szCs w:val="20"/>
+              </w:rPr>
+              <w:t xml:space="preserve">Aucune affectation préalable ; l'ATT valide chaque résultat</w:t>
+            </w:r>
+          </w:p>
+        </w:tc>
+      </w:tr>
+      <w:tr>
+        <w:tc>
+          <w:tcPr>
+            <w:tcW w:type="dxa" w:w="3788"/>
+            <w:tcMar>
+              <w:top w:type="dxa" w:w="80"/>
+              <w:left w:type="dxa" w:w="100"/>
+              <w:bottom w:type="dxa" w:w="80"/>
+              <w:right w:type="dxa" w:w="100"/>
+            </w:tcMar>
+          </w:tcPr>
+          <w:p>
+            <w:pPr>
+              <w:spacing w:after="0" w:line="270"/>
+            </w:pPr>
+            <w:r>
+              <w:rPr>
+                <w:rFonts w:ascii="Calibri" w:cs="Calibri" w:eastAsia="Calibri" w:hAnsi="Calibri"/>
+                <w:sz w:val="20"/>
+                <w:szCs w:val="20"/>
+              </w:rPr>
+              <w:t xml:space="preserve">Q7 — Dossier</w:t>
+            </w:r>
+          </w:p>
+        </w:tc>
+        <w:tc>
+          <w:tcPr>
+            <w:tcW w:type="dxa" w:w="5232"/>
+            <w:tcMar>
+              <w:top w:type="dxa" w:w="80"/>
+              <w:left w:type="dxa" w:w="100"/>
+              <w:bottom w:type="dxa" w:w="80"/>
+              <w:right w:type="dxa" w:w="100"/>
+            </w:tcMar>
+          </w:tcPr>
+          <w:p>
+            <w:pPr>
+              <w:spacing w:after="0" w:line="270"/>
+            </w:pPr>
+            <w:r>
+              <w:rPr>
+                <w:rFonts w:ascii="Calibri" w:cs="Calibri" w:eastAsia="Calibri" w:hAnsi="Calibri"/>
+                <w:sz w:val="20"/>
+                <w:szCs w:val="20"/>
+              </w:rPr>
+              <w:t xml:space="preserve">Pièces du portail Torolalana ; pièces jointes numériques prévues</w:t>
+            </w:r>
+          </w:p>
+        </w:tc>
+      </w:tr>
+      <w:tr>
+        <w:tc>
+          <w:tcPr>
+            <w:tcW w:type="dxa" w:w="3788"/>
+            <w:shd w:fill="F3F6FA" w:color="auto" w:val="clear"/>
+            <w:tcMar>
+              <w:top w:type="dxa" w:w="80"/>
+              <w:left w:type="dxa" w:w="100"/>
+              <w:bottom w:type="dxa" w:w="80"/>
+              <w:right w:type="dxa" w:w="100"/>
+            </w:tcMar>
+          </w:tcPr>
+          <w:p>
+            <w:pPr>
+              <w:spacing w:after="0" w:line="270"/>
+            </w:pPr>
+            <w:r>
+              <w:rPr>
+                <w:rFonts w:ascii="Calibri" w:cs="Calibri" w:eastAsia="Calibri" w:hAnsi="Calibri"/>
+                <w:sz w:val="20"/>
+                <w:szCs w:val="20"/>
+              </w:rPr>
+              <w:t xml:space="preserve">Q8 — Qui inscrit</w:t>
+            </w:r>
+          </w:p>
+        </w:tc>
+        <w:tc>
+          <w:tcPr>
+            <w:tcW w:type="dxa" w:w="5232"/>
+            <w:shd w:fill="F3F6FA" w:color="auto" w:val="clear"/>
+            <w:tcMar>
+              <w:top w:type="dxa" w:w="80"/>
+              <w:left w:type="dxa" w:w="100"/>
+              <w:bottom w:type="dxa" w:w="80"/>
+              <w:right w:type="dxa" w:w="100"/>
+            </w:tcMar>
+          </w:tcPr>
+          <w:p>
+            <w:pPr>
+              <w:spacing w:after="0" w:line="270"/>
+            </w:pPr>
+            <w:r>
+              <w:rPr>
+                <w:rFonts w:ascii="Calibri" w:cs="Calibri" w:eastAsia="Calibri" w:hAnsi="Calibri"/>
+                <w:sz w:val="20"/>
+                <w:szCs w:val="20"/>
+              </w:rPr>
+              <w:t xml:space="preserve">L'ATT ; l'auto-école peut demander si la règle l'autorise</w:t>
+            </w:r>
+          </w:p>
+        </w:tc>
+      </w:tr>
+      <w:tr>
+        <w:tc>
+          <w:tcPr>
+            <w:tcW w:type="dxa" w:w="3788"/>
+            <w:tcMar>
+              <w:top w:type="dxa" w:w="80"/>
+              <w:left w:type="dxa" w:w="100"/>
+              <w:bottom w:type="dxa" w:w="80"/>
+              <w:right w:type="dxa" w:w="100"/>
+            </w:tcMar>
+          </w:tcPr>
+          <w:p>
+            <w:pPr>
+              <w:spacing w:after="0" w:line="270"/>
+            </w:pPr>
+            <w:r>
+              <w:rPr>
+                <w:rFonts w:ascii="Calibri" w:cs="Calibri" w:eastAsia="Calibri" w:hAnsi="Calibri"/>
+                <w:sz w:val="20"/>
+                <w:szCs w:val="20"/>
+              </w:rPr>
+              <w:t xml:space="preserve">Q9 — Théorie avant conduite</w:t>
+            </w:r>
+          </w:p>
+        </w:tc>
+        <w:tc>
+          <w:tcPr>
+            <w:tcW w:type="dxa" w:w="5232"/>
+            <w:tcMar>
+              <w:top w:type="dxa" w:w="80"/>
+              <w:left w:type="dxa" w:w="100"/>
+              <w:bottom w:type="dxa" w:w="80"/>
+              <w:right w:type="dxa" w:w="100"/>
+            </w:tcMar>
+          </w:tcPr>
+          <w:p>
+            <w:pPr>
+              <w:spacing w:after="0" w:line="270"/>
+            </w:pPr>
+            <w:r>
+              <w:rPr>
+                <w:rFonts w:ascii="Calibri" w:cs="Calibri" w:eastAsia="Calibri" w:hAnsi="Calibri"/>
+                <w:sz w:val="20"/>
+                <w:szCs w:val="20"/>
+              </w:rPr>
+              <w:t xml:space="preserve">Oui (règle configurable)</w:t>
+            </w:r>
+          </w:p>
+        </w:tc>
+      </w:tr>
+      <w:tr>
+        <w:tc>
+          <w:tcPr>
+            <w:tcW w:type="dxa" w:w="3788"/>
+            <w:shd w:fill="F3F6FA" w:color="auto" w:val="clear"/>
+            <w:tcMar>
+              <w:top w:type="dxa" w:w="80"/>
+              <w:left w:type="dxa" w:w="100"/>
+              <w:bottom w:type="dxa" w:w="80"/>
+              <w:right w:type="dxa" w:w="100"/>
+            </w:tcMar>
+          </w:tcPr>
+          <w:p>
+            <w:pPr>
+              <w:spacing w:after="0" w:line="270"/>
+            </w:pPr>
+            <w:r>
+              <w:rPr>
+                <w:rFonts w:ascii="Calibri" w:cs="Calibri" w:eastAsia="Calibri" w:hAnsi="Calibri"/>
+                <w:sz w:val="20"/>
+                <w:szCs w:val="20"/>
+              </w:rPr>
+              <w:t xml:space="preserve">Q10 — Catégories et âges</w:t>
+            </w:r>
+          </w:p>
+        </w:tc>
+        <w:tc>
+          <w:tcPr>
+            <w:tcW w:type="dxa" w:w="5232"/>
+            <w:shd w:fill="F3F6FA" w:color="auto" w:val="clear"/>
+            <w:tcMar>
+              <w:top w:type="dxa" w:w="80"/>
+              <w:left w:type="dxa" w:w="100"/>
+              <w:bottom w:type="dxa" w:w="80"/>
+              <w:right w:type="dxa" w:w="100"/>
+            </w:tcMar>
+          </w:tcPr>
+          <w:p>
+            <w:pPr>
+              <w:spacing w:after="0" w:line="270"/>
+            </w:pPr>
+            <w:r>
+              <w:rPr>
+                <w:rFonts w:ascii="Calibri" w:cs="Calibri" w:eastAsia="Calibri" w:hAnsi="Calibri"/>
+                <w:sz w:val="20"/>
+                <w:szCs w:val="20"/>
+              </w:rPr>
+              <w:t xml:space="preserve">A', A, B, C, D, E ; 16 / 18 / 21 ans, à confirmer</w:t>
+            </w:r>
+          </w:p>
+        </w:tc>
+      </w:tr>
+      <w:tr>
+        <w:tc>
+          <w:tcPr>
+            <w:tcW w:type="dxa" w:w="3788"/>
+            <w:tcMar>
+              <w:top w:type="dxa" w:w="80"/>
+              <w:left w:type="dxa" w:w="100"/>
+              <w:bottom w:type="dxa" w:w="80"/>
+              <w:right w:type="dxa" w:w="100"/>
+            </w:tcMar>
+          </w:tcPr>
+          <w:p>
+            <w:pPr>
+              <w:spacing w:after="0" w:line="270"/>
+            </w:pPr>
+            <w:r>
+              <w:rPr>
+                <w:rFonts w:ascii="Calibri" w:cs="Calibri" w:eastAsia="Calibri" w:hAnsi="Calibri"/>
+                <w:sz w:val="20"/>
+                <w:szCs w:val="20"/>
+              </w:rPr>
+              <w:t xml:space="preserve">Q11 — Régions</w:t>
+            </w:r>
+          </w:p>
+        </w:tc>
+        <w:tc>
+          <w:tcPr>
+            <w:tcW w:type="dxa" w:w="5232"/>
+            <w:tcMar>
+              <w:top w:type="dxa" w:w="80"/>
+              <w:left w:type="dxa" w:w="100"/>
+              <w:bottom w:type="dxa" w:w="80"/>
+              <w:right w:type="dxa" w:w="100"/>
+            </w:tcMar>
+          </w:tcPr>
+          <w:p>
+            <w:pPr>
+              <w:spacing w:after="0" w:line="270"/>
+            </w:pPr>
+            <w:r>
+              <w:rPr>
+                <w:rFonts w:ascii="Calibri" w:cs="Calibri" w:eastAsia="Calibri" w:hAnsi="Calibri"/>
+                <w:sz w:val="20"/>
+                <w:szCs w:val="20"/>
+              </w:rPr>
+              <w:t xml:space="preserve">24 régions ; centres et auto-écoles rattachés ; examen hors région autorisé par défaut</w:t>
+            </w:r>
+          </w:p>
+        </w:tc>
+      </w:tr>
+      <w:tr>
+        <w:tc>
+          <w:tcPr>
+            <w:tcW w:type="dxa" w:w="3788"/>
+            <w:shd w:fill="F3F6FA" w:color="auto" w:val="clear"/>
+            <w:tcMar>
+              <w:top w:type="dxa" w:w="80"/>
+              <w:left w:type="dxa" w:w="100"/>
+              <w:bottom w:type="dxa" w:w="80"/>
+              <w:right w:type="dxa" w:w="100"/>
+            </w:tcMar>
+          </w:tcPr>
+          <w:p>
+            <w:pPr>
+              <w:spacing w:after="0" w:line="270"/>
+            </w:pPr>
+            <w:r>
+              <w:rPr>
+                <w:rFonts w:ascii="Calibri" w:cs="Calibri" w:eastAsia="Calibri" w:hAnsi="Calibri"/>
+                <w:sz w:val="20"/>
+                <w:szCs w:val="20"/>
+              </w:rPr>
+              <w:t xml:space="preserve">Q12 — Formats locaux</w:t>
+            </w:r>
+          </w:p>
+        </w:tc>
+        <w:tc>
+          <w:tcPr>
+            <w:tcW w:type="dxa" w:w="5232"/>
+            <w:shd w:fill="F3F6FA" w:color="auto" w:val="clear"/>
+            <w:tcMar>
+              <w:top w:type="dxa" w:w="80"/>
+              <w:left w:type="dxa" w:w="100"/>
+              <w:bottom w:type="dxa" w:w="80"/>
+              <w:right w:type="dxa" w:w="100"/>
+            </w:tcMar>
+          </w:tcPr>
+          <w:p>
+            <w:pPr>
+              <w:spacing w:after="0" w:line="270"/>
+            </w:pPr>
+            <w:r>
+              <w:rPr>
+                <w:rFonts w:ascii="Calibri" w:cs="Calibri" w:eastAsia="Calibri" w:hAnsi="Calibri"/>
+                <w:sz w:val="20"/>
+                <w:szCs w:val="20"/>
+              </w:rPr>
+              <w:t xml:space="preserve">CIN et téléphone en texte, validation souple</w:t>
+            </w:r>
+          </w:p>
+        </w:tc>
+      </w:tr>
+      <w:tr>
+        <w:tc>
+          <w:tcPr>
+            <w:tcW w:type="dxa" w:w="3788"/>
+            <w:tcMar>
+              <w:top w:type="dxa" w:w="80"/>
+              <w:left w:type="dxa" w:w="100"/>
+              <w:bottom w:type="dxa" w:w="80"/>
+              <w:right w:type="dxa" w:w="100"/>
+            </w:tcMar>
+          </w:tcPr>
+          <w:p>
+            <w:pPr>
+              <w:spacing w:after="0" w:line="270"/>
+            </w:pPr>
+            <w:r>
+              <w:rPr>
+                <w:rFonts w:ascii="Calibri" w:cs="Calibri" w:eastAsia="Calibri" w:hAnsi="Calibri"/>
+                <w:sz w:val="20"/>
+                <w:szCs w:val="20"/>
+              </w:rPr>
+              <w:t xml:space="preserve">Q14 — Auto-école qui demande son agrément</w:t>
+            </w:r>
+          </w:p>
+        </w:tc>
+        <w:tc>
+          <w:tcPr>
+            <w:tcW w:type="dxa" w:w="5232"/>
+            <w:tcMar>
+              <w:top w:type="dxa" w:w="80"/>
+              <w:left w:type="dxa" w:w="100"/>
+              <w:bottom w:type="dxa" w:w="80"/>
+              <w:right w:type="dxa" w:w="100"/>
+            </w:tcMar>
+          </w:tcPr>
+          <w:p>
+            <w:pPr>
+              <w:spacing w:after="0" w:line="270"/>
+            </w:pPr>
+            <w:r>
+              <w:rPr>
+                <w:rFonts w:ascii="Calibri" w:cs="Calibri" w:eastAsia="Calibri" w:hAnsi="Calibri"/>
+                <w:sz w:val="20"/>
+                <w:szCs w:val="20"/>
+              </w:rPr>
+              <w:t xml:space="preserve">Non dans le MVP : créée par l'ATT</w:t>
+            </w:r>
+          </w:p>
+        </w:tc>
+      </w:tr>
+    </w:tbl>
     <w:sectPr>
       <w:headerReference w:type="default" r:id="rId7"/>
       <w:headerReference w:type="first" r:id="rId8"/>

--- a/docs/rapport/Rapport_technique_ATT.docx
+++ b/docs/rapport/Rapport_technique_ATT.docx
@@ -3653,23 +3653,6 @@
     </w:p>
     <w:p>
       <w:pPr>
-        <w:pStyle w:val="Heading2"/>
-        <w:spacing w:after="140" w:before="280"/>
-      </w:pPr>
-      <w:r>
-        <w:rPr>
-          <w:rFonts w:ascii="Calibri" w:cs="Calibri" w:eastAsia="Calibri" w:hAnsi="Calibri"/>
-          <w:b/>
-          <w:bCs/>
-          <w:color w:val="0B2E4F"/>
-          <w:sz w:val="26"/>
-          <w:szCs w:val="26"/>
-        </w:rPr>
-        <w:t xml:space="preserve">6.7 Décision de l'ATT sur le dossier</w:t>
-      </w:r>
-    </w:p>
-    <w:p>
-      <w:pPr>
         <w:spacing w:after="120" w:line="300"/>
       </w:pPr>
       <w:r>
@@ -3678,7 +3661,7 @@
           <w:sz w:val="22"/>
           <w:szCs w:val="22"/>
         </w:rPr>
-        <w:t xml:space="preserve">L'administrateur ATT retrouve les dossiers soumis dans « Dossiers à traiter ». Il valide, ou marque le dossier incomplet ou refusé avec un motif obligatoire, que l'auto-école lit sur sa propre fiche. C'est ce contrôle en amont qui évite le cas vécu d'un candidat renvoyé le jour de l'examen : seul un dossier validé permet une inscription.</w:t>
+        <w:t xml:space="preserve">Sur la figure suivante, l'auto-école a joint une photo à la première pièce depuis les fichiers du téléphone : la pièce passe en « Photo jointe », avec les actions ouvrir, remplacer, retirer, et l'ATT pourra l'examiner sur écran. La dernière figure montre la pièce ouverte, avec les mêmes droits que le dossier.</w:t>
       </w:r>
     </w:p>
     <w:p>
@@ -3740,37 +3723,7 @@
           <w:sz w:val="19"/>
           <w:szCs w:val="19"/>
         </w:rPr>
-        <w:t xml:space="preserve">Figure 8 — Décision de l'ATT : valider, incomplet ou refuser avec motif</w:t>
-      </w:r>
-    </w:p>
-    <w:p>
-      <w:pPr>
-        <w:pStyle w:val="Heading2"/>
-        <w:spacing w:after="140" w:before="280"/>
-      </w:pPr>
-      <w:r>
-        <w:rPr>
-          <w:rFonts w:ascii="Calibri" w:cs="Calibri" w:eastAsia="Calibri" w:hAnsi="Calibri"/>
-          <w:b/>
-          <w:bCs/>
-          <w:color w:val="0B2E4F"/>
-          <w:sz w:val="26"/>
-          <w:szCs w:val="26"/>
-        </w:rPr>
-        <w:t xml:space="preserve">6.8 Session et créneaux</w:t>
-      </w:r>
-    </w:p>
-    <w:p>
-      <w:pPr>
-        <w:spacing w:after="120" w:line="300"/>
-      </w:pPr>
-      <w:r>
-        <w:rPr>
-          <w:rFonts w:ascii="Calibri" w:cs="Calibri" w:eastAsia="Calibri" w:hAnsi="Calibri"/>
-          <w:sz w:val="22"/>
-          <w:szCs w:val="22"/>
-        </w:rPr>
-        <w:t xml:space="preserve">Une session est une épreuve d'une catégorie, dans un centre, à une date, avec une heure de convocation et une capacité. L'administrateur indique combien de candidats passent par créneau, la durée d'un créneau et la marge entre deux ; l'application calcule les créneaux et les affiche avant même la création. Une seconde session le même jour dans le même centre déclenche un avertissement. La session passe ensuite par les statuts planifiée, ouverte aux inscriptions, complète, en cours, terminée ou annulée avec motif.</w:t>
+        <w:t xml:space="preserve">Figure 8 — Pièce du dossier avec un fichier joint : ouvrir, remplacer, retirer</w:t>
       </w:r>
     </w:p>
     <w:p>
@@ -3832,7 +3785,7 @@
           <w:sz w:val="19"/>
           <w:szCs w:val="19"/>
         </w:rPr>
-        <w:t xml:space="preserve">Figure 9 — Création d'une session : les créneaux se calculent à la saisie</w:t>
+        <w:t xml:space="preserve">Figure 9 — La pièce jointe ouverte par l'ATT ou l'auto-école</w:t>
       </w:r>
     </w:p>
     <w:p>
@@ -3849,7 +3802,7 @@
           <w:sz w:val="26"/>
           <w:szCs w:val="26"/>
         </w:rPr>
-        <w:t xml:space="preserve">6.9 Inscription et convocation</w:t>
+        <w:t xml:space="preserve">6.7 Décision de l'ATT sur le dossier</w:t>
       </w:r>
     </w:p>
     <w:p>
@@ -3862,7 +3815,7 @@
           <w:sz w:val="22"/>
           <w:szCs w:val="22"/>
         </w:rPr>
-        <w:t xml:space="preserve">L'administrateur inscrit un candidat éligible : dossier validé pour la catégorie, capacité de la session et du créneau non dépassées, pas de double inscription, pas d'autre session le même jour, délai de repassage écoulé, théorie réussie si l'épreuve est la conduite. Le candidat reçoit un numéro d'appel (001, 002…) et un créneau, donc une heure de passage estimée. La convocation s'imprime depuis cette liste ; une inscription se reporte ou s'annule avec motif, et la place est libérée.</w:t>
+        <w:t xml:space="preserve">L'administrateur ATT retrouve les dossiers soumis dans « Dossiers à traiter ». Il valide, ou marque le dossier incomplet ou refusé avec un motif obligatoire, que l'auto-école lit sur sa propre fiche. C'est ce contrôle en amont qui évite le cas vécu d'un candidat renvoyé le jour de l'examen : seul un dossier validé permet une inscription.</w:t>
       </w:r>
     </w:p>
     <w:p>
@@ -3924,7 +3877,7 @@
           <w:sz w:val="19"/>
           <w:szCs w:val="19"/>
         </w:rPr>
-        <w:t xml:space="preserve">Figure 10 — Inscriptions d'une session : numéro d'appel, créneau, actions</w:t>
+        <w:t xml:space="preserve">Figure 10 — Décision de l'ATT : valider, incomplet ou refuser avec motif</w:t>
       </w:r>
     </w:p>
     <w:p>
@@ -3941,7 +3894,7 @@
           <w:sz w:val="26"/>
           <w:szCs w:val="26"/>
         </w:rPr>
-        <w:t xml:space="preserve">6.10 Appel et présence</w:t>
+        <w:t xml:space="preserve">6.8 Session et créneaux</w:t>
       </w:r>
     </w:p>
     <w:p>
@@ -3954,7 +3907,7 @@
           <w:sz w:val="22"/>
           <w:szCs w:val="22"/>
         </w:rPr>
-        <w:t xml:space="preserve">Le jour de l'examen, l'agent fait l'appel par créneau, avec peu de candidats à la fois. Chaque candidat est marqué présent ou absent ; au-delà de la tolérance de retard configurée, l'application propose d'accepter ou de refuser le retard. Un statut se corrige, ce qui répond au cas observé du « présent » non entendu dans la foule. La liste d'appel s'imprime en secours ; l'examinateur en reçoit une version sans les noms.</w:t>
+        <w:t xml:space="preserve">Une session est une épreuve d'une catégorie, dans un centre, à une date, avec une heure de convocation et une capacité. L'administrateur indique combien de candidats passent par créneau, la durée d'un créneau et la marge entre deux ; l'application calcule les créneaux et les affiche avant même la création. Une seconde session le même jour dans le même centre déclenche un avertissement. La session passe ensuite par les statuts planifiée, ouverte aux inscriptions, complète, en cours, terminée ou annulée avec motif.</w:t>
       </w:r>
     </w:p>
     <w:p>
@@ -4016,7 +3969,7 @@
           <w:sz w:val="19"/>
           <w:szCs w:val="19"/>
         </w:rPr>
-        <w:t xml:space="preserve">Figure 11 — Appel d'une session : présents, retards, absents</w:t>
+        <w:t xml:space="preserve">Figure 11 — Création d'une session : les créneaux se calculent à la saisie</w:t>
       </w:r>
     </w:p>
     <w:p>
@@ -4033,7 +3986,7 @@
           <w:sz w:val="26"/>
           <w:szCs w:val="26"/>
         </w:rPr>
-        <w:t xml:space="preserve">6.11 Passages et vue de l'examinateur</w:t>
+        <w:t xml:space="preserve">6.9 Inscription et convocation</w:t>
       </w:r>
     </w:p>
     <w:p>
@@ -4046,7 +3999,7 @@
           <w:sz w:val="22"/>
           <w:szCs w:val="22"/>
         </w:rPr>
-        <w:t xml:space="preserve">L'examinateur connecté voit les sessions du jour et, pour chacune, les candidats présents identifiés par leur seul numéro d'appel. Il ouvre un passage : le n-ième pour ce candidat et cette épreuve, jamais réutilisé, jamais effacé, tracé dans l'historique. Un passage déjà terminé se consulte en lecture seule.</w:t>
+        <w:t xml:space="preserve">L'administrateur inscrit un candidat éligible : dossier validé pour la catégorie, capacité de la session et du créneau non dépassées, pas de double inscription, pas d'autre session le même jour, délai de repassage écoulé, théorie réussie si l'épreuve est la conduite. Le candidat reçoit un numéro d'appel (001, 002…) et un créneau, donc une heure de passage estimée. La convocation s'imprime depuis cette liste ; une inscription se reporte ou s'annule avec motif, et la place est libérée.</w:t>
       </w:r>
     </w:p>
     <w:p>
@@ -4108,7 +4061,7 @@
           <w:sz w:val="19"/>
           <w:szCs w:val="19"/>
         </w:rPr>
-        <w:t xml:space="preserve">Figure 12 — Vue de l'examinateur : numéros d'appel, sans les noms</w:t>
+        <w:t xml:space="preserve">Figure 12 — Inscriptions d'une session : numéro d'appel, créneau, actions</w:t>
       </w:r>
     </w:p>
     <w:p>
@@ -4125,7 +4078,7 @@
           <w:sz w:val="26"/>
           <w:szCs w:val="26"/>
         </w:rPr>
-        <w:t xml:space="preserve">6.12 Épreuve théorique orale</w:t>
+        <w:t xml:space="preserve">6.10 Appel et présence</w:t>
       </w:r>
     </w:p>
     <w:p>
@@ -4138,7 +4091,7 @@
           <w:sz w:val="22"/>
           <w:szCs w:val="22"/>
         </w:rPr>
-        <w:t xml:space="preserve">L'épreuve théorique est orale, comme nous l'avons vécue. L'écran reproduit la feuille de l'examinateur : le sujet est tiré au sort par l'application jusqu'à la note maximale du barème, ou choisi question par question par l'examinateur selon la règle configurée. Pour chaque question, il écrit la réponse donnée par le candidat et les points attribués, de zéro au maximum de la question ; la réponse attendue s'affiche en aide-mémoire. Le total se calcule au fil de la saisie. « Terminer l'épreuve » fige la feuille, clôt le passage et calcule aussitôt le résultat.</w:t>
+        <w:t xml:space="preserve">Le jour de l'examen, l'agent fait l'appel par créneau, avec peu de candidats à la fois. Chaque candidat est marqué présent ou absent ; au-delà de la tolérance de retard configurée, l'application propose d'accepter ou de refuser le retard. Un statut se corrige, ce qui répond au cas observé du « présent » non entendu dans la foule. La liste d'appel s'imprime en secours ; l'examinateur en reçoit une version sans les noms.</w:t>
       </w:r>
     </w:p>
     <w:p>
@@ -4200,7 +4153,7 @@
           <w:sz w:val="19"/>
           <w:szCs w:val="19"/>
         </w:rPr>
-        <w:t xml:space="preserve">Figure 13 — Feuille d'examen théorique : questions posées, réponses, points</w:t>
+        <w:t xml:space="preserve">Figure 13 — Appel d'une session : présents, retards, absents</w:t>
       </w:r>
     </w:p>
     <w:p>
@@ -4217,7 +4170,7 @@
           <w:sz w:val="26"/>
           <w:szCs w:val="26"/>
         </w:rPr>
-        <w:t xml:space="preserve">6.13 Épreuve de conduite</w:t>
+        <w:t xml:space="preserve">6.11 Passages et vue de l'examinateur</w:t>
       </w:r>
     </w:p>
     <w:p>
@@ -4230,7 +4183,7 @@
           <w:sz w:val="22"/>
           <w:szCs w:val="22"/>
         </w:rPr>
-        <w:t xml:space="preserve">Pour la conduite, l'application propose une grille : un critère par ligne avec ses points, une case « faute éliminatoire » quand le critère l'admet, une observation. La grille elle-même n'est pas imposée : elle vient de la configuration et reste à confirmer par l'ATT. Une faute éliminatoire vaut zéro sur le critère et fait perdre l'épreuve quel que soit le total, ce que l'écran annonce en rouge.</w:t>
+        <w:t xml:space="preserve">L'examinateur connecté voit les sessions du jour et, pour chacune, les candidats présents identifiés par leur seul numéro d'appel. Il ouvre un passage : le n-ième pour ce candidat et cette épreuve, jamais réutilisé, jamais effacé, tracé dans l'historique. Un passage déjà terminé se consulte en lecture seule.</w:t>
       </w:r>
     </w:p>
     <w:p>
@@ -4292,7 +4245,7 @@
           <w:sz w:val="19"/>
           <w:szCs w:val="19"/>
         </w:rPr>
-        <w:t xml:space="preserve">Figure 14 — Grille de conduite : points par critère, faute éliminatoire, observations</w:t>
+        <w:t xml:space="preserve">Figure 14 — Vue de l'examinateur : numéros d'appel, sans les noms</w:t>
       </w:r>
     </w:p>
     <w:p>
@@ -4309,7 +4262,7 @@
           <w:sz w:val="26"/>
           <w:szCs w:val="26"/>
         </w:rPr>
-        <w:t xml:space="preserve">6.14 Résultat, validation et correction</w:t>
+        <w:t xml:space="preserve">6.12 Épreuve théorique orale</w:t>
       </w:r>
     </w:p>
     <w:p>
@@ -4322,7 +4275,7 @@
           <w:sz w:val="22"/>
           <w:szCs w:val="22"/>
         </w:rPr>
-        <w:t xml:space="preserve">Le résultat est calculé automatiquement à la clôture de l'épreuve, avec la version du barème en vigueur, copiée dans le résultat pour rester lisible même si le barème change. Il attend la validation de l'administrateur ATT ; jusque-là, ni l'auto-école ni le candidat ne le voient. Une erreur de notation se corrige en rouvrant la feuille de l'examinateur puis en recalculant : l'application crée un nouveau résultat avec un motif, l'ancien reste en base et lisible, marqué « remplacé ».</w:t>
+        <w:t xml:space="preserve">L'épreuve théorique est orale, comme nous l'avons vécue. L'écran reproduit la feuille de l'examinateur : le sujet est tiré au sort par l'application jusqu'à la note maximale du barème, ou choisi question par question par l'examinateur selon la règle configurée. Pour chaque question, il écrit la réponse donnée par le candidat et les points attribués, de zéro au maximum de la question ; la réponse attendue s'affiche en aide-mémoire. Le total se calcule au fil de la saisie. « Terminer l'épreuve » fige la feuille, clôt le passage et calcule aussitôt le résultat.</w:t>
       </w:r>
     </w:p>
     <w:p>
@@ -4384,7 +4337,7 @@
           <w:sz w:val="19"/>
           <w:szCs w:val="19"/>
         </w:rPr>
-        <w:t xml:space="preserve">Figure 15 — Détail d'un résultat avant validation par l'ATT</w:t>
+        <w:t xml:space="preserve">Figure 15 — Feuille d'examen théorique : questions posées, réponses, points</w:t>
       </w:r>
     </w:p>
     <w:p>
@@ -4401,7 +4354,7 @@
           <w:sz w:val="26"/>
           <w:szCs w:val="26"/>
         </w:rPr>
-        <w:t xml:space="preserve">6.15 Échec et nouvelle tentative</w:t>
+        <w:t xml:space="preserve">6.13 Épreuve de conduite</w:t>
       </w:r>
     </w:p>
     <w:p>
@@ -4414,7 +4367,7 @@
           <w:sz w:val="22"/>
           <w:szCs w:val="22"/>
         </w:rPr>
-        <w:t xml:space="preserve">En cas d'échec, l'écran indique les épreuves à repasser et la date à partir de laquelle le candidat peut être réinscrit, d'après le délai de repassage configuré ; une épreuve réussie reste acquise pendant la durée configurée. Le prochain passage portera le numéro suivant : rien n'est écrasé, le parcours complet reste visible.</w:t>
+        <w:t xml:space="preserve">Pour la conduite, l'application propose une grille : un critère par ligne avec ses points, une case « faute éliminatoire » quand le critère l'admet, une observation. La grille elle-même n'est pas imposée : elle vient de la configuration et reste à confirmer par l'ATT. Une faute éliminatoire vaut zéro sur le critère et fait perdre l'épreuve quel que soit le total, ce que l'écran annonce en rouge.</w:t>
       </w:r>
     </w:p>
     <w:p>
@@ -4476,7 +4429,7 @@
           <w:sz w:val="19"/>
           <w:szCs w:val="19"/>
         </w:rPr>
-        <w:t xml:space="preserve">Figure 16 — Résultat en échec : épreuves à repasser et date de réinscription</w:t>
+        <w:t xml:space="preserve">Figure 16 — Grille de conduite : points par critère, faute éliminatoire, observations</w:t>
       </w:r>
     </w:p>
     <w:p>
@@ -4493,7 +4446,7 @@
           <w:sz w:val="26"/>
           <w:szCs w:val="26"/>
         </w:rPr>
-        <w:t xml:space="preserve">6.16 Consultation par rôle</w:t>
+        <w:t xml:space="preserve">6.14 Résultat, validation et correction</w:t>
       </w:r>
     </w:p>
     <w:p>
@@ -4506,7 +4459,7 @@
           <w:sz w:val="22"/>
           <w:szCs w:val="22"/>
         </w:rPr>
-        <w:t xml:space="preserve">Chacun voit ce qui le concerne. L'auto-école suit ses candidats, leurs inscriptions et leurs résultats validés ; le candidat qui dispose d'un compte lit son parcours, dossier, convocations, passages et résultats ; l'ATT voit tout et filtre par région. Un candidat sans smartphone n'est pas pénalisé : son auto-école et l'ATT ont la même information, et les documents s'impriment.</w:t>
+        <w:t xml:space="preserve">Le résultat est calculé automatiquement à la clôture de l'épreuve, avec la version du barème en vigueur, copiée dans le résultat pour rester lisible même si le barème change. Il attend la validation de l'administrateur ATT ; jusque-là, ni l'auto-école ni le candidat ne le voient. Une erreur de notation se corrige en rouvrant la feuille de l'examinateur puis en recalculant : l'application crée un nouveau résultat avec un motif, l'ancien reste en base et lisible, marqué « remplacé ».</w:t>
       </w:r>
     </w:p>
     <w:p>
@@ -4568,7 +4521,7 @@
           <w:sz w:val="19"/>
           <w:szCs w:val="19"/>
         </w:rPr>
-        <w:t xml:space="preserve">Figure 17 — Parcours du candidat, vu avec son compte</w:t>
+        <w:t xml:space="preserve">Figure 17 — Détail d'un résultat avant validation par l'ATT</w:t>
       </w:r>
     </w:p>
     <w:p>
@@ -4585,7 +4538,7 @@
           <w:sz w:val="26"/>
           <w:szCs w:val="26"/>
         </w:rPr>
-        <w:t xml:space="preserve">6.17 Impression</w:t>
+        <w:t xml:space="preserve">6.15 Échec et nouvelle tentative</w:t>
       </w:r>
     </w:p>
     <w:p>
@@ -4598,7 +4551,7 @@
           <w:sz w:val="22"/>
           <w:szCs w:val="22"/>
         </w:rPr>
-        <w:t xml:space="preserve">Quatre documents s'impriment depuis l'application, sans réseau : la convocation individuelle avec l'heure de passage estimée et les pièces à apporter, la liste d'appel d'une session (avec ou sans noms selon le rôle), la liste des admis et le relevé de résultat. La page est produite en HTML, montrée en aperçu, puis confiée au service d'impression d'Android, qui permet aussi d'enregistrer un PDF.</w:t>
+        <w:t xml:space="preserve">En cas d'échec, l'écran indique les épreuves à repasser et la date à partir de laquelle le candidat peut être réinscrit, d'après le délai de repassage configuré ; une épreuve réussie reste acquise pendant la durée configurée. Le prochain passage portera le numéro suivant : rien n'est écrasé, le parcours complet reste visible.</w:t>
       </w:r>
     </w:p>
     <w:p>
@@ -4660,7 +4613,7 @@
           <w:sz w:val="19"/>
           <w:szCs w:val="19"/>
         </w:rPr>
-        <w:t xml:space="preserve">Figure 18 — Relevé de résultat, prêt à imprimer</w:t>
+        <w:t xml:space="preserve">Figure 18 — Résultat en échec : épreuves à repasser et date de réinscription</w:t>
       </w:r>
     </w:p>
     <w:p>
@@ -4677,7 +4630,7 @@
           <w:sz w:val="26"/>
           <w:szCs w:val="26"/>
         </w:rPr>
-        <w:t xml:space="preserve">6.18 Historique</w:t>
+        <w:t xml:space="preserve">6.16 Consultation par rôle</w:t>
       </w:r>
     </w:p>
     <w:p>
@@ -4690,7 +4643,7 @@
           <w:sz w:val="22"/>
           <w:szCs w:val="22"/>
         </w:rPr>
-        <w:t xml:space="preserve">Toute modification sensible est enregistrée avec son auteur, sa date, l'action, l'ancienne et la nouvelle valeur et le motif, dans la même transaction que la modification elle-même. L'historique se lit depuis chaque fiche et depuis un écran global, filtrable par période, par objet et par utilisateur.</w:t>
+        <w:t xml:space="preserve">Chacun voit ce qui le concerne. L'auto-école suit ses candidats, leurs inscriptions et leurs résultats validés ; le candidat qui dispose d'un compte lit son parcours, dossier, convocations, passages et résultats ; l'ATT voit tout et filtre par région. Un candidat sans smartphone n'est pas pénalisé : son auto-école et l'ATT ont la même information, et les documents s'impriment.</w:t>
       </w:r>
     </w:p>
     <w:p>
@@ -4752,7 +4705,7 @@
           <w:sz w:val="19"/>
           <w:szCs w:val="19"/>
         </w:rPr>
-        <w:t xml:space="preserve">Figure 19 — Journal des modifications, filtrable</w:t>
+        <w:t xml:space="preserve">Figure 19 — Parcours du candidat, vu avec son compte</w:t>
       </w:r>
     </w:p>
     <w:p>
@@ -4769,7 +4722,7 @@
           <w:sz w:val="26"/>
           <w:szCs w:val="26"/>
         </w:rPr>
-        <w:t xml:space="preserve">6.19 Synchronisation avec le serveur central</w:t>
+        <w:t xml:space="preserve">6.17 Impression</w:t>
       </w:r>
     </w:p>
     <w:p>
@@ -4782,7 +4735,7 @@
           <w:sz w:val="22"/>
           <w:szCs w:val="22"/>
         </w:rPr>
-        <w:t xml:space="preserve">L'application fonctionne entièrement hors ligne : la base locale est la source de vérité. Les résultats validés sont remontés à un serveur central de l'ATT quand le réseau le permet ; sinon ils restent en file d'attente, sans rien bloquer, et « Synchroniser maintenant » les renvoie plus tard. Sur la figure, le réseau est coupé par l'interrupteur de démonstration : un résultat attend, l'autre a déjà été envoyé.</w:t>
+        <w:t xml:space="preserve">Quatre documents s'impriment depuis l'application, sans réseau : la convocation individuelle avec l'heure de passage estimée et les pièces à apporter, la liste d'appel d'une session (avec ou sans noms selon le rôle), la liste des admis et le relevé de résultat. La page est produite en HTML, montrée en aperçu, puis confiée au service d'impression d'Android, qui permet aussi d'enregistrer un PDF.</w:t>
       </w:r>
     </w:p>
     <w:p>
@@ -4844,7 +4797,191 @@
           <w:sz w:val="19"/>
           <w:szCs w:val="19"/>
         </w:rPr>
-        <w:t xml:space="preserve">Figure 20 — Synchronisation : réseau coupé, un résultat en attente, un envoyé</w:t>
+        <w:t xml:space="preserve">Figure 20 — Relevé de résultat, prêt à imprimer</w:t>
+      </w:r>
+    </w:p>
+    <w:p>
+      <w:pPr>
+        <w:pStyle w:val="Heading2"/>
+        <w:spacing w:after="140" w:before="280"/>
+      </w:pPr>
+      <w:r>
+        <w:rPr>
+          <w:rFonts w:ascii="Calibri" w:cs="Calibri" w:eastAsia="Calibri" w:hAnsi="Calibri"/>
+          <w:b/>
+          <w:bCs/>
+          <w:color w:val="0B2E4F"/>
+          <w:sz w:val="26"/>
+          <w:szCs w:val="26"/>
+        </w:rPr>
+        <w:t xml:space="preserve">6.18 Historique</w:t>
+      </w:r>
+    </w:p>
+    <w:p>
+      <w:pPr>
+        <w:spacing w:after="120" w:line="300"/>
+      </w:pPr>
+      <w:r>
+        <w:rPr>
+          <w:rFonts w:ascii="Calibri" w:cs="Calibri" w:eastAsia="Calibri" w:hAnsi="Calibri"/>
+          <w:sz w:val="22"/>
+          <w:szCs w:val="22"/>
+        </w:rPr>
+        <w:t xml:space="preserve">Toute modification sensible est enregistrée avec son auteur, sa date, l'action, l'ancienne et la nouvelle valeur et le motif, dans la même transaction que la modification elle-même. L'historique se lit depuis chaque fiche et depuis un écran global, filtrable par période, par objet et par utilisateur.</w:t>
+      </w:r>
+    </w:p>
+    <w:p>
+      <w:pPr>
+        <w:jc w:val="center"/>
+      </w:pPr>
+      <w:r>
+        <w:drawing>
+          <wp:inline distT="0" distB="0" distL="0" distR="0">
+            <wp:extent cx="2524125" cy="4486275"/>
+            <wp:effectExtent t="0" r="0" b="0" l="0"/>
+            <wp:docPr id="1" name="" descr="" title=""/>
+            <wp:cNvGraphicFramePr>
+              <a:graphicFrameLocks xmlns:a="http://schemas.openxmlformats.org/drawingml/2006/main" noChangeAspect="1"/>
+            </wp:cNvGraphicFramePr>
+            <a:graphic xmlns:a="http://schemas.openxmlformats.org/drawingml/2006/main">
+              <a:graphicData uri="http://schemas.openxmlformats.org/drawingml/2006/picture">
+                <pic:pic xmlns:pic="http://schemas.openxmlformats.org/drawingml/2006/picture">
+                  <pic:nvPicPr>
+                    <pic:cNvPr id="0" name="" descr=""/>
+                    <pic:cNvPicPr>
+                      <a:picLocks noChangeAspect="1" noChangeArrowheads="1"/>
+                    </pic:cNvPicPr>
+                  </pic:nvPicPr>
+                  <pic:blipFill>
+                    <a:blip r:embed="rId31" cstate="none"/>
+                    <a:srcRect/>
+                    <a:stretch>
+                      <a:fillRect/>
+                    </a:stretch>
+                  </pic:blipFill>
+                  <pic:spPr bwMode="auto">
+                    <a:xfrm>
+                      <a:off x="0" y="0"/>
+                      <a:ext cx="2524125" cy="4486275"/>
+                    </a:xfrm>
+                    <a:prstGeom prst="rect">
+                      <a:avLst/>
+                    </a:prstGeom>
+                  </pic:spPr>
+                </pic:pic>
+              </a:graphicData>
+            </a:graphic>
+          </wp:inline>
+        </w:drawing>
+      </w:r>
+    </w:p>
+    <w:p>
+      <w:pPr>
+        <w:spacing w:after="240" w:before="80"/>
+        <w:jc w:val="center"/>
+      </w:pPr>
+      <w:r>
+        <w:rPr>
+          <w:rFonts w:ascii="Calibri" w:cs="Calibri" w:eastAsia="Calibri" w:hAnsi="Calibri"/>
+          <w:i/>
+          <w:iCs/>
+          <w:color w:val="5E6B7C"/>
+          <w:sz w:val="19"/>
+          <w:szCs w:val="19"/>
+        </w:rPr>
+        <w:t xml:space="preserve">Figure 21 — Journal des modifications, filtrable</w:t>
+      </w:r>
+    </w:p>
+    <w:p>
+      <w:pPr>
+        <w:pStyle w:val="Heading2"/>
+        <w:spacing w:after="140" w:before="280"/>
+      </w:pPr>
+      <w:r>
+        <w:rPr>
+          <w:rFonts w:ascii="Calibri" w:cs="Calibri" w:eastAsia="Calibri" w:hAnsi="Calibri"/>
+          <w:b/>
+          <w:bCs/>
+          <w:color w:val="0B2E4F"/>
+          <w:sz w:val="26"/>
+          <w:szCs w:val="26"/>
+        </w:rPr>
+        <w:t xml:space="preserve">6.19 Synchronisation avec le serveur central</w:t>
+      </w:r>
+    </w:p>
+    <w:p>
+      <w:pPr>
+        <w:spacing w:after="120" w:line="300"/>
+      </w:pPr>
+      <w:r>
+        <w:rPr>
+          <w:rFonts w:ascii="Calibri" w:cs="Calibri" w:eastAsia="Calibri" w:hAnsi="Calibri"/>
+          <w:sz w:val="22"/>
+          <w:szCs w:val="22"/>
+        </w:rPr>
+        <w:t xml:space="preserve">L'application fonctionne entièrement hors ligne : la base locale est la source de vérité. Les résultats validés sont remontés à un serveur central de l'ATT quand le réseau le permet ; sinon ils restent en file d'attente, sans rien bloquer, et « Synchroniser maintenant » les renvoie plus tard. Sur la figure, le réseau est coupé par l'interrupteur de démonstration : un résultat attend, l'autre a déjà été envoyé.</w:t>
+      </w:r>
+    </w:p>
+    <w:p>
+      <w:pPr>
+        <w:jc w:val="center"/>
+      </w:pPr>
+      <w:r>
+        <w:drawing>
+          <wp:inline distT="0" distB="0" distL="0" distR="0">
+            <wp:extent cx="2524125" cy="4486275"/>
+            <wp:effectExtent t="0" r="0" b="0" l="0"/>
+            <wp:docPr id="1" name="" descr="" title=""/>
+            <wp:cNvGraphicFramePr>
+              <a:graphicFrameLocks xmlns:a="http://schemas.openxmlformats.org/drawingml/2006/main" noChangeAspect="1"/>
+            </wp:cNvGraphicFramePr>
+            <a:graphic xmlns:a="http://schemas.openxmlformats.org/drawingml/2006/main">
+              <a:graphicData uri="http://schemas.openxmlformats.org/drawingml/2006/picture">
+                <pic:pic xmlns:pic="http://schemas.openxmlformats.org/drawingml/2006/picture">
+                  <pic:nvPicPr>
+                    <pic:cNvPr id="0" name="" descr=""/>
+                    <pic:cNvPicPr>
+                      <a:picLocks noChangeAspect="1" noChangeArrowheads="1"/>
+                    </pic:cNvPicPr>
+                  </pic:nvPicPr>
+                  <pic:blipFill>
+                    <a:blip r:embed="rId32" cstate="none"/>
+                    <a:srcRect/>
+                    <a:stretch>
+                      <a:fillRect/>
+                    </a:stretch>
+                  </pic:blipFill>
+                  <pic:spPr bwMode="auto">
+                    <a:xfrm>
+                      <a:off x="0" y="0"/>
+                      <a:ext cx="2524125" cy="4486275"/>
+                    </a:xfrm>
+                    <a:prstGeom prst="rect">
+                      <a:avLst/>
+                    </a:prstGeom>
+                  </pic:spPr>
+                </pic:pic>
+              </a:graphicData>
+            </a:graphic>
+          </wp:inline>
+        </w:drawing>
+      </w:r>
+    </w:p>
+    <w:p>
+      <w:pPr>
+        <w:spacing w:after="240" w:before="80"/>
+        <w:jc w:val="center"/>
+      </w:pPr>
+      <w:r>
+        <w:rPr>
+          <w:rFonts w:ascii="Calibri" w:cs="Calibri" w:eastAsia="Calibri" w:hAnsi="Calibri"/>
+          <w:i/>
+          <w:iCs/>
+          <w:color w:val="5E6B7C"/>
+          <w:sz w:val="19"/>
+          <w:szCs w:val="19"/>
+        </w:rPr>
+        <w:t xml:space="preserve">Figure 22 — Synchronisation : réseau coupé, un résultat en attente, un envoyé</w:t>
       </w:r>
     </w:p>
     <w:p>
@@ -7945,7 +8082,7 @@
           <w:sz w:val="22"/>
           <w:szCs w:val="22"/>
         </w:rPr>
-        <w:t xml:space="preserve">Au moment de la rédaction, 121 tests unitaires passent. Les classes de test, une par famille de règles :</w:t>
+        <w:t xml:space="preserve">Au moment de la rédaction, 127 tests unitaires passent. Les classes de test, une par famille de règles :</w:t>
       </w:r>
     </w:p>
     <w:p>

--- a/docs/rapport/Rapport_technique_ATT.docx
+++ b/docs/rapport/Rapport_technique_ATT.docx
@@ -3015,7 +3015,7 @@
           <wp:inline distT="0" distB="0" distL="0" distR="0">
             <wp:extent cx="2524125" cy="4486275"/>
             <wp:effectExtent t="0" r="0" b="0" l="0"/>
-            <wp:docPr id="1" name="" descr="" title=""/>
+            <wp:docPr id="1" name="Figure 1" descr="" title=""/>
             <wp:cNvGraphicFramePr>
               <a:graphicFrameLocks xmlns:a="http://schemas.openxmlformats.org/drawingml/2006/main" noChangeAspect="1"/>
             </wp:cNvGraphicFramePr>
@@ -3023,7 +3023,7 @@
               <a:graphicData uri="http://schemas.openxmlformats.org/drawingml/2006/picture">
                 <pic:pic xmlns:pic="http://schemas.openxmlformats.org/drawingml/2006/picture">
                   <pic:nvPicPr>
-                    <pic:cNvPr id="0" name="" descr=""/>
+                    <pic:cNvPr id="0" name="Image" descr=""/>
                     <pic:cNvPicPr>
                       <a:picLocks noChangeAspect="1" noChangeArrowheads="1"/>
                     </pic:cNvPicPr>
@@ -3138,7 +3138,7 @@
           <wp:inline distT="0" distB="0" distL="0" distR="0">
             <wp:extent cx="2524125" cy="4486275"/>
             <wp:effectExtent t="0" r="0" b="0" l="0"/>
-            <wp:docPr id="1" name="" descr="" title=""/>
+            <wp:docPr id="2" name="Figure 2" descr="" title=""/>
             <wp:cNvGraphicFramePr>
               <a:graphicFrameLocks xmlns:a="http://schemas.openxmlformats.org/drawingml/2006/main" noChangeAspect="1"/>
             </wp:cNvGraphicFramePr>
@@ -3146,7 +3146,7 @@
               <a:graphicData uri="http://schemas.openxmlformats.org/drawingml/2006/picture">
                 <pic:pic xmlns:pic="http://schemas.openxmlformats.org/drawingml/2006/picture">
                   <pic:nvPicPr>
-                    <pic:cNvPr id="0" name="" descr=""/>
+                    <pic:cNvPr id="0" name="Image" descr=""/>
                     <pic:cNvPicPr>
                       <a:picLocks noChangeAspect="1" noChangeArrowheads="1"/>
                     </pic:cNvPicPr>
@@ -3230,7 +3230,7 @@
           <wp:inline distT="0" distB="0" distL="0" distR="0">
             <wp:extent cx="2524125" cy="4486275"/>
             <wp:effectExtent t="0" r="0" b="0" l="0"/>
-            <wp:docPr id="1" name="" descr="" title=""/>
+            <wp:docPr id="3" name="Figure 3" descr="" title=""/>
             <wp:cNvGraphicFramePr>
               <a:graphicFrameLocks xmlns:a="http://schemas.openxmlformats.org/drawingml/2006/main" noChangeAspect="1"/>
             </wp:cNvGraphicFramePr>
@@ -3238,7 +3238,7 @@
               <a:graphicData uri="http://schemas.openxmlformats.org/drawingml/2006/picture">
                 <pic:pic xmlns:pic="http://schemas.openxmlformats.org/drawingml/2006/picture">
                   <pic:nvPicPr>
-                    <pic:cNvPr id="0" name="" descr=""/>
+                    <pic:cNvPr id="0" name="Image" descr=""/>
                     <pic:cNvPicPr>
                       <a:picLocks noChangeAspect="1" noChangeArrowheads="1"/>
                     </pic:cNvPicPr>
@@ -3322,7 +3322,7 @@
           <wp:inline distT="0" distB="0" distL="0" distR="0">
             <wp:extent cx="2524125" cy="4486275"/>
             <wp:effectExtent t="0" r="0" b="0" l="0"/>
-            <wp:docPr id="1" name="" descr="" title=""/>
+            <wp:docPr id="4" name="Figure 4" descr="" title=""/>
             <wp:cNvGraphicFramePr>
               <a:graphicFrameLocks xmlns:a="http://schemas.openxmlformats.org/drawingml/2006/main" noChangeAspect="1"/>
             </wp:cNvGraphicFramePr>
@@ -3330,7 +3330,7 @@
               <a:graphicData uri="http://schemas.openxmlformats.org/drawingml/2006/picture">
                 <pic:pic xmlns:pic="http://schemas.openxmlformats.org/drawingml/2006/picture">
                   <pic:nvPicPr>
-                    <pic:cNvPr id="0" name="" descr=""/>
+                    <pic:cNvPr id="0" name="Image" descr=""/>
                     <pic:cNvPicPr>
                       <a:picLocks noChangeAspect="1" noChangeArrowheads="1"/>
                     </pic:cNvPicPr>
@@ -3414,7 +3414,7 @@
           <wp:inline distT="0" distB="0" distL="0" distR="0">
             <wp:extent cx="2524125" cy="4486275"/>
             <wp:effectExtent t="0" r="0" b="0" l="0"/>
-            <wp:docPr id="1" name="" descr="" title=""/>
+            <wp:docPr id="5" name="Figure 5" descr="" title=""/>
             <wp:cNvGraphicFramePr>
               <a:graphicFrameLocks xmlns:a="http://schemas.openxmlformats.org/drawingml/2006/main" noChangeAspect="1"/>
             </wp:cNvGraphicFramePr>
@@ -3422,7 +3422,7 @@
               <a:graphicData uri="http://schemas.openxmlformats.org/drawingml/2006/picture">
                 <pic:pic xmlns:pic="http://schemas.openxmlformats.org/drawingml/2006/picture">
                   <pic:nvPicPr>
-                    <pic:cNvPr id="0" name="" descr=""/>
+                    <pic:cNvPr id="0" name="Image" descr=""/>
                     <pic:cNvPicPr>
                       <a:picLocks noChangeAspect="1" noChangeArrowheads="1"/>
                     </pic:cNvPicPr>
@@ -3506,7 +3506,7 @@
           <wp:inline distT="0" distB="0" distL="0" distR="0">
             <wp:extent cx="2524125" cy="4486275"/>
             <wp:effectExtent t="0" r="0" b="0" l="0"/>
-            <wp:docPr id="1" name="" descr="" title=""/>
+            <wp:docPr id="6" name="Figure 6" descr="" title=""/>
             <wp:cNvGraphicFramePr>
               <a:graphicFrameLocks xmlns:a="http://schemas.openxmlformats.org/drawingml/2006/main" noChangeAspect="1"/>
             </wp:cNvGraphicFramePr>
@@ -3514,7 +3514,7 @@
               <a:graphicData uri="http://schemas.openxmlformats.org/drawingml/2006/picture">
                 <pic:pic xmlns:pic="http://schemas.openxmlformats.org/drawingml/2006/picture">
                   <pic:nvPicPr>
-                    <pic:cNvPr id="0" name="" descr=""/>
+                    <pic:cNvPr id="0" name="Image" descr=""/>
                     <pic:cNvPicPr>
                       <a:picLocks noChangeAspect="1" noChangeArrowheads="1"/>
                     </pic:cNvPicPr>
@@ -3598,7 +3598,7 @@
           <wp:inline distT="0" distB="0" distL="0" distR="0">
             <wp:extent cx="2524125" cy="4486275"/>
             <wp:effectExtent t="0" r="0" b="0" l="0"/>
-            <wp:docPr id="1" name="" descr="" title=""/>
+            <wp:docPr id="7" name="Figure 7" descr="" title=""/>
             <wp:cNvGraphicFramePr>
               <a:graphicFrameLocks xmlns:a="http://schemas.openxmlformats.org/drawingml/2006/main" noChangeAspect="1"/>
             </wp:cNvGraphicFramePr>
@@ -3606,7 +3606,7 @@
               <a:graphicData uri="http://schemas.openxmlformats.org/drawingml/2006/picture">
                 <pic:pic xmlns:pic="http://schemas.openxmlformats.org/drawingml/2006/picture">
                   <pic:nvPicPr>
-                    <pic:cNvPr id="0" name="" descr=""/>
+                    <pic:cNvPr id="0" name="Image" descr=""/>
                     <pic:cNvPicPr>
                       <a:picLocks noChangeAspect="1" noChangeArrowheads="1"/>
                     </pic:cNvPicPr>
@@ -3673,7 +3673,7 @@
           <wp:inline distT="0" distB="0" distL="0" distR="0">
             <wp:extent cx="2524125" cy="4486275"/>
             <wp:effectExtent t="0" r="0" b="0" l="0"/>
-            <wp:docPr id="1" name="" descr="" title=""/>
+            <wp:docPr id="8" name="Figure 8" descr="" title=""/>
             <wp:cNvGraphicFramePr>
               <a:graphicFrameLocks xmlns:a="http://schemas.openxmlformats.org/drawingml/2006/main" noChangeAspect="1"/>
             </wp:cNvGraphicFramePr>
@@ -3681,7 +3681,7 @@
               <a:graphicData uri="http://schemas.openxmlformats.org/drawingml/2006/picture">
                 <pic:pic xmlns:pic="http://schemas.openxmlformats.org/drawingml/2006/picture">
                   <pic:nvPicPr>
-                    <pic:cNvPr id="0" name="" descr=""/>
+                    <pic:cNvPr id="0" name="Image" descr=""/>
                     <pic:cNvPicPr>
                       <a:picLocks noChangeAspect="1" noChangeArrowheads="1"/>
                     </pic:cNvPicPr>
@@ -3735,7 +3735,7 @@
           <wp:inline distT="0" distB="0" distL="0" distR="0">
             <wp:extent cx="2524125" cy="4486275"/>
             <wp:effectExtent t="0" r="0" b="0" l="0"/>
-            <wp:docPr id="1" name="" descr="" title=""/>
+            <wp:docPr id="9" name="Figure 9" descr="" title=""/>
             <wp:cNvGraphicFramePr>
               <a:graphicFrameLocks xmlns:a="http://schemas.openxmlformats.org/drawingml/2006/main" noChangeAspect="1"/>
             </wp:cNvGraphicFramePr>
@@ -3743,7 +3743,7 @@
               <a:graphicData uri="http://schemas.openxmlformats.org/drawingml/2006/picture">
                 <pic:pic xmlns:pic="http://schemas.openxmlformats.org/drawingml/2006/picture">
                   <pic:nvPicPr>
-                    <pic:cNvPr id="0" name="" descr=""/>
+                    <pic:cNvPr id="0" name="Image" descr=""/>
                     <pic:cNvPicPr>
                       <a:picLocks noChangeAspect="1" noChangeArrowheads="1"/>
                     </pic:cNvPicPr>
@@ -3827,7 +3827,7 @@
           <wp:inline distT="0" distB="0" distL="0" distR="0">
             <wp:extent cx="2524125" cy="4486275"/>
             <wp:effectExtent t="0" r="0" b="0" l="0"/>
-            <wp:docPr id="1" name="" descr="" title=""/>
+            <wp:docPr id="10" name="Figure 10" descr="" title=""/>
             <wp:cNvGraphicFramePr>
               <a:graphicFrameLocks xmlns:a="http://schemas.openxmlformats.org/drawingml/2006/main" noChangeAspect="1"/>
             </wp:cNvGraphicFramePr>
@@ -3835,7 +3835,7 @@
               <a:graphicData uri="http://schemas.openxmlformats.org/drawingml/2006/picture">
                 <pic:pic xmlns:pic="http://schemas.openxmlformats.org/drawingml/2006/picture">
                   <pic:nvPicPr>
-                    <pic:cNvPr id="0" name="" descr=""/>
+                    <pic:cNvPr id="0" name="Image" descr=""/>
                     <pic:cNvPicPr>
                       <a:picLocks noChangeAspect="1" noChangeArrowheads="1"/>
                     </pic:cNvPicPr>
@@ -3919,7 +3919,7 @@
           <wp:inline distT="0" distB="0" distL="0" distR="0">
             <wp:extent cx="2524125" cy="4486275"/>
             <wp:effectExtent t="0" r="0" b="0" l="0"/>
-            <wp:docPr id="1" name="" descr="" title=""/>
+            <wp:docPr id="11" name="Figure 11" descr="" title=""/>
             <wp:cNvGraphicFramePr>
               <a:graphicFrameLocks xmlns:a="http://schemas.openxmlformats.org/drawingml/2006/main" noChangeAspect="1"/>
             </wp:cNvGraphicFramePr>
@@ -3927,7 +3927,7 @@
               <a:graphicData uri="http://schemas.openxmlformats.org/drawingml/2006/picture">
                 <pic:pic xmlns:pic="http://schemas.openxmlformats.org/drawingml/2006/picture">
                   <pic:nvPicPr>
-                    <pic:cNvPr id="0" name="" descr=""/>
+                    <pic:cNvPr id="0" name="Image" descr=""/>
                     <pic:cNvPicPr>
                       <a:picLocks noChangeAspect="1" noChangeArrowheads="1"/>
                     </pic:cNvPicPr>
@@ -4011,7 +4011,7 @@
           <wp:inline distT="0" distB="0" distL="0" distR="0">
             <wp:extent cx="2524125" cy="4486275"/>
             <wp:effectExtent t="0" r="0" b="0" l="0"/>
-            <wp:docPr id="1" name="" descr="" title=""/>
+            <wp:docPr id="12" name="Figure 12" descr="" title=""/>
             <wp:cNvGraphicFramePr>
               <a:graphicFrameLocks xmlns:a="http://schemas.openxmlformats.org/drawingml/2006/main" noChangeAspect="1"/>
             </wp:cNvGraphicFramePr>
@@ -4019,7 +4019,7 @@
               <a:graphicData uri="http://schemas.openxmlformats.org/drawingml/2006/picture">
                 <pic:pic xmlns:pic="http://schemas.openxmlformats.org/drawingml/2006/picture">
                   <pic:nvPicPr>
-                    <pic:cNvPr id="0" name="" descr=""/>
+                    <pic:cNvPr id="0" name="Image" descr=""/>
                     <pic:cNvPicPr>
                       <a:picLocks noChangeAspect="1" noChangeArrowheads="1"/>
                     </pic:cNvPicPr>
@@ -4103,7 +4103,7 @@
           <wp:inline distT="0" distB="0" distL="0" distR="0">
             <wp:extent cx="2524125" cy="4486275"/>
             <wp:effectExtent t="0" r="0" b="0" l="0"/>
-            <wp:docPr id="1" name="" descr="" title=""/>
+            <wp:docPr id="13" name="Figure 13" descr="" title=""/>
             <wp:cNvGraphicFramePr>
               <a:graphicFrameLocks xmlns:a="http://schemas.openxmlformats.org/drawingml/2006/main" noChangeAspect="1"/>
             </wp:cNvGraphicFramePr>
@@ -4111,7 +4111,7 @@
               <a:graphicData uri="http://schemas.openxmlformats.org/drawingml/2006/picture">
                 <pic:pic xmlns:pic="http://schemas.openxmlformats.org/drawingml/2006/picture">
                   <pic:nvPicPr>
-                    <pic:cNvPr id="0" name="" descr=""/>
+                    <pic:cNvPr id="0" name="Image" descr=""/>
                     <pic:cNvPicPr>
                       <a:picLocks noChangeAspect="1" noChangeArrowheads="1"/>
                     </pic:cNvPicPr>
@@ -4195,7 +4195,7 @@
           <wp:inline distT="0" distB="0" distL="0" distR="0">
             <wp:extent cx="2524125" cy="4486275"/>
             <wp:effectExtent t="0" r="0" b="0" l="0"/>
-            <wp:docPr id="1" name="" descr="" title=""/>
+            <wp:docPr id="14" name="Figure 14" descr="" title=""/>
             <wp:cNvGraphicFramePr>
               <a:graphicFrameLocks xmlns:a="http://schemas.openxmlformats.org/drawingml/2006/main" noChangeAspect="1"/>
             </wp:cNvGraphicFramePr>
@@ -4203,7 +4203,7 @@
               <a:graphicData uri="http://schemas.openxmlformats.org/drawingml/2006/picture">
                 <pic:pic xmlns:pic="http://schemas.openxmlformats.org/drawingml/2006/picture">
                   <pic:nvPicPr>
-                    <pic:cNvPr id="0" name="" descr=""/>
+                    <pic:cNvPr id="0" name="Image" descr=""/>
                     <pic:cNvPicPr>
                       <a:picLocks noChangeAspect="1" noChangeArrowheads="1"/>
                     </pic:cNvPicPr>
@@ -4287,7 +4287,7 @@
           <wp:inline distT="0" distB="0" distL="0" distR="0">
             <wp:extent cx="2524125" cy="4486275"/>
             <wp:effectExtent t="0" r="0" b="0" l="0"/>
-            <wp:docPr id="1" name="" descr="" title=""/>
+            <wp:docPr id="15" name="Figure 15" descr="" title=""/>
             <wp:cNvGraphicFramePr>
               <a:graphicFrameLocks xmlns:a="http://schemas.openxmlformats.org/drawingml/2006/main" noChangeAspect="1"/>
             </wp:cNvGraphicFramePr>
@@ -4295,7 +4295,7 @@
               <a:graphicData uri="http://schemas.openxmlformats.org/drawingml/2006/picture">
                 <pic:pic xmlns:pic="http://schemas.openxmlformats.org/drawingml/2006/picture">
                   <pic:nvPicPr>
-                    <pic:cNvPr id="0" name="" descr=""/>
+                    <pic:cNvPr id="0" name="Image" descr=""/>
                     <pic:cNvPicPr>
                       <a:picLocks noChangeAspect="1" noChangeArrowheads="1"/>
                     </pic:cNvPicPr>
@@ -4379,7 +4379,7 @@
           <wp:inline distT="0" distB="0" distL="0" distR="0">
             <wp:extent cx="2524125" cy="4486275"/>
             <wp:effectExtent t="0" r="0" b="0" l="0"/>
-            <wp:docPr id="1" name="" descr="" title=""/>
+            <wp:docPr id="16" name="Figure 16" descr="" title=""/>
             <wp:cNvGraphicFramePr>
               <a:graphicFrameLocks xmlns:a="http://schemas.openxmlformats.org/drawingml/2006/main" noChangeAspect="1"/>
             </wp:cNvGraphicFramePr>
@@ -4387,7 +4387,7 @@
               <a:graphicData uri="http://schemas.openxmlformats.org/drawingml/2006/picture">
                 <pic:pic xmlns:pic="http://schemas.openxmlformats.org/drawingml/2006/picture">
                   <pic:nvPicPr>
-                    <pic:cNvPr id="0" name="" descr=""/>
+                    <pic:cNvPr id="0" name="Image" descr=""/>
                     <pic:cNvPicPr>
                       <a:picLocks noChangeAspect="1" noChangeArrowheads="1"/>
                     </pic:cNvPicPr>
@@ -4471,7 +4471,7 @@
           <wp:inline distT="0" distB="0" distL="0" distR="0">
             <wp:extent cx="2524125" cy="4486275"/>
             <wp:effectExtent t="0" r="0" b="0" l="0"/>
-            <wp:docPr id="1" name="" descr="" title=""/>
+            <wp:docPr id="17" name="Figure 17" descr="" title=""/>
             <wp:cNvGraphicFramePr>
               <a:graphicFrameLocks xmlns:a="http://schemas.openxmlformats.org/drawingml/2006/main" noChangeAspect="1"/>
             </wp:cNvGraphicFramePr>
@@ -4479,7 +4479,7 @@
               <a:graphicData uri="http://schemas.openxmlformats.org/drawingml/2006/picture">
                 <pic:pic xmlns:pic="http://schemas.openxmlformats.org/drawingml/2006/picture">
                   <pic:nvPicPr>
-                    <pic:cNvPr id="0" name="" descr=""/>
+                    <pic:cNvPr id="0" name="Image" descr=""/>
                     <pic:cNvPicPr>
                       <a:picLocks noChangeAspect="1" noChangeArrowheads="1"/>
                     </pic:cNvPicPr>
@@ -4563,7 +4563,7 @@
           <wp:inline distT="0" distB="0" distL="0" distR="0">
             <wp:extent cx="2524125" cy="4486275"/>
             <wp:effectExtent t="0" r="0" b="0" l="0"/>
-            <wp:docPr id="1" name="" descr="" title=""/>
+            <wp:docPr id="18" name="Figure 18" descr="" title=""/>
             <wp:cNvGraphicFramePr>
               <a:graphicFrameLocks xmlns:a="http://schemas.openxmlformats.org/drawingml/2006/main" noChangeAspect="1"/>
             </wp:cNvGraphicFramePr>
@@ -4571,7 +4571,7 @@
               <a:graphicData uri="http://schemas.openxmlformats.org/drawingml/2006/picture">
                 <pic:pic xmlns:pic="http://schemas.openxmlformats.org/drawingml/2006/picture">
                   <pic:nvPicPr>
-                    <pic:cNvPr id="0" name="" descr=""/>
+                    <pic:cNvPr id="0" name="Image" descr=""/>
                     <pic:cNvPicPr>
                       <a:picLocks noChangeAspect="1" noChangeArrowheads="1"/>
                     </pic:cNvPicPr>
@@ -4655,7 +4655,7 @@
           <wp:inline distT="0" distB="0" distL="0" distR="0">
             <wp:extent cx="2524125" cy="4486275"/>
             <wp:effectExtent t="0" r="0" b="0" l="0"/>
-            <wp:docPr id="1" name="" descr="" title=""/>
+            <wp:docPr id="19" name="Figure 19" descr="" title=""/>
             <wp:cNvGraphicFramePr>
               <a:graphicFrameLocks xmlns:a="http://schemas.openxmlformats.org/drawingml/2006/main" noChangeAspect="1"/>
             </wp:cNvGraphicFramePr>
@@ -4663,7 +4663,7 @@
               <a:graphicData uri="http://schemas.openxmlformats.org/drawingml/2006/picture">
                 <pic:pic xmlns:pic="http://schemas.openxmlformats.org/drawingml/2006/picture">
                   <pic:nvPicPr>
-                    <pic:cNvPr id="0" name="" descr=""/>
+                    <pic:cNvPr id="0" name="Image" descr=""/>
                     <pic:cNvPicPr>
                       <a:picLocks noChangeAspect="1" noChangeArrowheads="1"/>
                     </pic:cNvPicPr>
@@ -4747,7 +4747,7 @@
           <wp:inline distT="0" distB="0" distL="0" distR="0">
             <wp:extent cx="2524125" cy="4486275"/>
             <wp:effectExtent t="0" r="0" b="0" l="0"/>
-            <wp:docPr id="1" name="" descr="" title=""/>
+            <wp:docPr id="20" name="Figure 20" descr="" title=""/>
             <wp:cNvGraphicFramePr>
               <a:graphicFrameLocks xmlns:a="http://schemas.openxmlformats.org/drawingml/2006/main" noChangeAspect="1"/>
             </wp:cNvGraphicFramePr>
@@ -4755,7 +4755,7 @@
               <a:graphicData uri="http://schemas.openxmlformats.org/drawingml/2006/picture">
                 <pic:pic xmlns:pic="http://schemas.openxmlformats.org/drawingml/2006/picture">
                   <pic:nvPicPr>
-                    <pic:cNvPr id="0" name="" descr=""/>
+                    <pic:cNvPr id="0" name="Image" descr=""/>
                     <pic:cNvPicPr>
                       <a:picLocks noChangeAspect="1" noChangeArrowheads="1"/>
                     </pic:cNvPicPr>
@@ -4839,7 +4839,7 @@
           <wp:inline distT="0" distB="0" distL="0" distR="0">
             <wp:extent cx="2524125" cy="4486275"/>
             <wp:effectExtent t="0" r="0" b="0" l="0"/>
-            <wp:docPr id="1" name="" descr="" title=""/>
+            <wp:docPr id="21" name="Figure 21" descr="" title=""/>
             <wp:cNvGraphicFramePr>
               <a:graphicFrameLocks xmlns:a="http://schemas.openxmlformats.org/drawingml/2006/main" noChangeAspect="1"/>
             </wp:cNvGraphicFramePr>
@@ -4847,7 +4847,7 @@
               <a:graphicData uri="http://schemas.openxmlformats.org/drawingml/2006/picture">
                 <pic:pic xmlns:pic="http://schemas.openxmlformats.org/drawingml/2006/picture">
                   <pic:nvPicPr>
-                    <pic:cNvPr id="0" name="" descr=""/>
+                    <pic:cNvPr id="0" name="Image" descr=""/>
                     <pic:cNvPicPr>
                       <a:picLocks noChangeAspect="1" noChangeArrowheads="1"/>
                     </pic:cNvPicPr>
@@ -4931,7 +4931,7 @@
           <wp:inline distT="0" distB="0" distL="0" distR="0">
             <wp:extent cx="2524125" cy="4486275"/>
             <wp:effectExtent t="0" r="0" b="0" l="0"/>
-            <wp:docPr id="1" name="" descr="" title=""/>
+            <wp:docPr id="22" name="Figure 22" descr="" title=""/>
             <wp:cNvGraphicFramePr>
               <a:graphicFrameLocks xmlns:a="http://schemas.openxmlformats.org/drawingml/2006/main" noChangeAspect="1"/>
             </wp:cNvGraphicFramePr>
@@ -4939,7 +4939,7 @@
               <a:graphicData uri="http://schemas.openxmlformats.org/drawingml/2006/picture">
                 <pic:pic xmlns:pic="http://schemas.openxmlformats.org/drawingml/2006/picture">
                   <pic:nvPicPr>
-                    <pic:cNvPr id="0" name="" descr=""/>
+                    <pic:cNvPr id="0" name="Image" descr=""/>
                     <pic:cNvPicPr>
                       <a:picLocks noChangeAspect="1" noChangeArrowheads="1"/>
                     </pic:cNvPicPr>

--- a/docs/rapport/Rapport_technique_ATT.docx
+++ b/docs/rapport/Rapport_technique_ATT.docx
@@ -177,7 +177,7 @@
           <w:sz w:val="22"/>
           <w:szCs w:val="22"/>
         </w:rPr>
-        <w:t xml:space="preserve">Année universitaire 2026</w:t>
+        <w:t xml:space="preserve">Année universitaire 2025-2026</w:t>
       </w:r>
     </w:p>
     <w:p>
@@ -350,7 +350,7 @@
           <w:sz w:val="22"/>
           <w:szCs w:val="22"/>
         </w:rPr>
-        <w:t xml:space="preserve">l'architecture, les règles configurables, la qualité, le déroulement du projet et l'application des cours du module (chapitres 7 à 11) ;</w:t>
+        <w:t xml:space="preserve">l'architecture, les règles configurables, la qualité, l'usage de l'IA, le déroulement du projet et l'application des cours du module (chapitres 7 à 12) ;</w:t>
       </w:r>
     </w:p>
     <w:p>
@@ -368,7 +368,7 @@
           <w:sz w:val="22"/>
           <w:szCs w:val="22"/>
         </w:rPr>
-        <w:t xml:space="preserve">les limites, les perspectives et les annexes : captures, extraits de code, sources, glossaire.</w:t>
+        <w:t xml:space="preserve">les limites et perspectives, la conclusion, et les annexes : captures, extraits de code, sources, glossaire, comptes de démonstration, questions à valider, extraits du journal IA.</w:t>
       </w:r>
     </w:p>
     <w:p>
@@ -429,7 +429,7 @@
           <w:sz w:val="22"/>
           <w:szCs w:val="22"/>
         </w:rPr>
-        <w:t xml:space="preserve">Passer l'examen du permis à Madagascar reste aujourd'hui un parcours long et opaque, pour le candidat comme pour l'administration. Les difficultés relevées sont les suivantes.</w:t>
+        <w:t xml:space="preserve">Passer l'examen du permis à Madagascar reste aujourd'hui un parcours long et opaque, pour le candidat comme pour l'administration. L'échelle donne la mesure du problème : environ 60 000 candidats par an, un taux de réussite d'environ 53 %, 173 auto-écoles dont une centaine à Antananarivo, 22 centres d'examen et 31 examinateurs pour tout le pays (presse, juillet 2024, annexe C). Les difficultés relevées sont les suivantes.</w:t>
       </w:r>
     </w:p>
     <w:p>
@@ -659,7 +659,7 @@
           <w:sz w:val="22"/>
           <w:szCs w:val="22"/>
         </w:rPr>
-        <w:t xml:space="preserve">feuilles d'examen papier, calcul manuel, corrections non tracées, résultats jamais consolidés.</w:t>
+        <w:t xml:space="preserve">feuilles d'examen papier, calcul manuel, corrections difficiles à retracer, résultats à consolider à la main entre les centres.</w:t>
       </w:r>
     </w:p>
     <w:p>
@@ -679,7 +679,7 @@
           <w:sz w:val="22"/>
           <w:szCs w:val="22"/>
         </w:rPr>
-        <w:t xml:space="preserve">Anonymat et intégrité : </w:t>
+        <w:t xml:space="preserve">Absence de trace : </w:t>
       </w:r>
       <w:r>
         <w:rPr>
@@ -687,7 +687,7 @@
           <w:sz w:val="22"/>
           <w:szCs w:val="22"/>
         </w:rPr>
-        <w:t xml:space="preserve">l'appel par nom expose l'examinateur à la pression ; l'ATT a engagé un passage à l'anonymat des candidats.</w:t>
+        <w:t xml:space="preserve">qui a validé ce dossier, qui a corrigé cette note, quand et pourquoi : le papier ne le dit pas.</w:t>
       </w:r>
     </w:p>
     <w:p>
@@ -707,7 +707,7 @@
           <w:sz w:val="22"/>
           <w:szCs w:val="22"/>
         </w:rPr>
-        <w:t xml:space="preserve">Règles administratives dispersées : </w:t>
+        <w:t xml:space="preserve">Examinateurs : </w:t>
       </w:r>
       <w:r>
         <w:rPr>
@@ -715,37 +715,7 @@
           <w:sz w:val="22"/>
           <w:szCs w:val="22"/>
         </w:rPr>
-        <w:t xml:space="preserve">barèmes, seuils, délais de repassage et âges minimums ne sont pas publiés de façon accessible et peuvent changer.</w:t>
-      </w:r>
-    </w:p>
-    <w:p>
-      <w:pPr>
-        <w:pStyle w:val="Heading2"/>
-        <w:spacing w:after="140" w:before="280"/>
-      </w:pPr>
-      <w:r>
-        <w:rPr>
-          <w:rFonts w:ascii="Calibri" w:cs="Calibri" w:eastAsia="Calibri" w:hAnsi="Calibri"/>
-          <w:b/>
-          <w:bCs/>
-          <w:color w:val="0B2E4F"/>
-          <w:sz w:val="26"/>
-          <w:szCs w:val="26"/>
-        </w:rPr>
-        <w:t xml:space="preserve">2.3 Ce que nous avons observé nous-mêmes</w:t>
-      </w:r>
-    </w:p>
-    <w:p>
-      <w:pPr>
-        <w:spacing w:after="120" w:line="300"/>
-      </w:pPr>
-      <w:r>
-        <w:rPr>
-          <w:rFonts w:ascii="Calibri" w:cs="Calibri" w:eastAsia="Calibri" w:hAnsi="Calibri"/>
-          <w:sz w:val="22"/>
-          <w:szCs w:val="22"/>
-        </w:rPr>
-        <w:t xml:space="preserve">L'une de nous a passé l'examen pendant le projet. Deux observations ont directement orienté la conception :</w:t>
+        <w:t xml:space="preserve">une trentaine pour soixante mille candidats, qui se déplacent entre les centres et reportent leurs feuilles après coup ; l'outil doit d'abord leur faire gagner du temps.</w:t>
       </w:r>
     </w:p>
     <w:p>
@@ -765,7 +735,7 @@
           <w:sz w:val="22"/>
           <w:szCs w:val="22"/>
         </w:rPr>
-        <w:t xml:space="preserve">L'épreuve théorique est orale : </w:t>
+        <w:t xml:space="preserve">Connectivité et électricité incertaines : </w:t>
       </w:r>
       <w:r>
         <w:rPr>
@@ -773,7 +743,7 @@
           <w:sz w:val="22"/>
           <w:szCs w:val="22"/>
         </w:rPr>
-        <w:t xml:space="preserve">l'examinateur pose des questions, note la réponse donnée et attribue des points sur une feuille, avec un total en bas ; il n'y a pas de questionnaire à choix multiples, contrairement à ce que laissait penser la presse.</w:t>
+        <w:t xml:space="preserve">un centre d'examen ne peut pas dépendre d'une connexion permanente pour fonctionner.</w:t>
       </w:r>
     </w:p>
     <w:p>
@@ -793,7 +763,7 @@
           <w:sz w:val="22"/>
           <w:szCs w:val="22"/>
         </w:rPr>
-        <w:t xml:space="preserve">Le dossier se vérifie trop tard : </w:t>
+        <w:t xml:space="preserve">Anonymat et intégrité : </w:t>
       </w:r>
       <w:r>
         <w:rPr>
@@ -801,7 +771,7 @@
           <w:sz w:val="22"/>
           <w:szCs w:val="22"/>
         </w:rPr>
-        <w:t xml:space="preserve">un candidat appelé avec une pièce manquante est renvoyé sur-le-champ. Le contrôle doit donc avoir lieu avant l'inscription à une session, et si possible sur pièces numériques, pour éviter le déplacement inutile.</w:t>
+        <w:t xml:space="preserve">l'appel par nom expose l'examinateur à la pression ; l'ATT a engagé un passage à l'anonymat des candidats.</w:t>
       </w:r>
     </w:p>
     <w:p>
@@ -821,7 +791,7 @@
           <w:sz w:val="22"/>
           <w:szCs w:val="22"/>
         </w:rPr>
-        <w:t xml:space="preserve">L'appel se fait dans la foule : </w:t>
+        <w:t xml:space="preserve">Règles administratives dispersées : </w:t>
       </w:r>
       <w:r>
         <w:rPr>
@@ -829,7 +799,121 @@
           <w:sz w:val="22"/>
           <w:szCs w:val="22"/>
         </w:rPr>
-        <w:t xml:space="preserve">avec autant de candidats convoqués à la même heure, la personne qui fait l'appel n'entend pas toujours le « présent » et marque le candidat absent aussitôt, sans retour possible. Convoquer par créneau, avec peu de candidats à la fois, et pouvoir corriger un statut de présence règlent ces deux problèmes.</w:t>
+        <w:t xml:space="preserve">barèmes, seuils, délais de repassage et âges minimums ne sont pas publiés de façon accessible et peuvent changer.</w:t>
+      </w:r>
+    </w:p>
+    <w:p>
+      <w:pPr>
+        <w:pStyle w:val="Heading2"/>
+        <w:spacing w:after="140" w:before="280"/>
+      </w:pPr>
+      <w:r>
+        <w:rPr>
+          <w:rFonts w:ascii="Calibri" w:cs="Calibri" w:eastAsia="Calibri" w:hAnsi="Calibri"/>
+          <w:b/>
+          <w:bCs/>
+          <w:color w:val="0B2E4F"/>
+          <w:sz w:val="26"/>
+          <w:szCs w:val="26"/>
+        </w:rPr>
+        <w:t xml:space="preserve">2.3 Ce que nous avons observé nous-mêmes</w:t>
+      </w:r>
+    </w:p>
+    <w:p>
+      <w:pPr>
+        <w:spacing w:after="120" w:line="300"/>
+      </w:pPr>
+      <w:r>
+        <w:rPr>
+          <w:rFonts w:ascii="Calibri" w:cs="Calibri" w:eastAsia="Calibri" w:hAnsi="Calibri"/>
+          <w:sz w:val="22"/>
+          <w:szCs w:val="22"/>
+        </w:rPr>
+        <w:t xml:space="preserve">L'une de nous a passé l'examen pendant le projet. Trois observations ont directement orienté la conception :</w:t>
+      </w:r>
+    </w:p>
+    <w:p>
+      <w:pPr>
+        <w:pStyle w:val="ListParagraph"/>
+        <w:numPr>
+          <w:ilvl w:val="0"/>
+          <w:numId w:val="2"/>
+        </w:numPr>
+        <w:spacing w:after="60" w:line="300"/>
+      </w:pPr>
+      <w:r>
+        <w:rPr>
+          <w:rFonts w:ascii="Calibri" w:cs="Calibri" w:eastAsia="Calibri" w:hAnsi="Calibri"/>
+          <w:b/>
+          <w:bCs/>
+          <w:sz w:val="22"/>
+          <w:szCs w:val="22"/>
+        </w:rPr>
+        <w:t xml:space="preserve">L'épreuve théorique est orale : </w:t>
+      </w:r>
+      <w:r>
+        <w:rPr>
+          <w:rFonts w:ascii="Calibri" w:cs="Calibri" w:eastAsia="Calibri" w:hAnsi="Calibri"/>
+          <w:sz w:val="22"/>
+          <w:szCs w:val="22"/>
+        </w:rPr>
+        <w:t xml:space="preserve">l'examinateur pose des questions, note la réponse donnée et attribue des points sur une feuille, avec un total en bas ; il n'y a pas de questionnaire à choix multiples, contrairement à ce que laissait penser la presse.</w:t>
+      </w:r>
+    </w:p>
+    <w:p>
+      <w:pPr>
+        <w:pStyle w:val="ListParagraph"/>
+        <w:numPr>
+          <w:ilvl w:val="0"/>
+          <w:numId w:val="2"/>
+        </w:numPr>
+        <w:spacing w:after="60" w:line="300"/>
+      </w:pPr>
+      <w:r>
+        <w:rPr>
+          <w:rFonts w:ascii="Calibri" w:cs="Calibri" w:eastAsia="Calibri" w:hAnsi="Calibri"/>
+          <w:b/>
+          <w:bCs/>
+          <w:sz w:val="22"/>
+          <w:szCs w:val="22"/>
+        </w:rPr>
+        <w:t xml:space="preserve">Le dossier se vérifie trop tard : </w:t>
+      </w:r>
+      <w:r>
+        <w:rPr>
+          <w:rFonts w:ascii="Calibri" w:cs="Calibri" w:eastAsia="Calibri" w:hAnsi="Calibri"/>
+          <w:sz w:val="22"/>
+          <w:szCs w:val="22"/>
+        </w:rPr>
+        <w:t xml:space="preserve">un candidat appelé avec une pièce manquante est renvoyé sur-le-champ. Le contrôle doit donc avoir lieu avant l'inscription à une session, et si possible sur pièces numériques, pour éviter le déplacement inutile.</w:t>
+      </w:r>
+    </w:p>
+    <w:p>
+      <w:pPr>
+        <w:pStyle w:val="ListParagraph"/>
+        <w:numPr>
+          <w:ilvl w:val="0"/>
+          <w:numId w:val="2"/>
+        </w:numPr>
+        <w:spacing w:after="60" w:line="300"/>
+      </w:pPr>
+      <w:r>
+        <w:rPr>
+          <w:rFonts w:ascii="Calibri" w:cs="Calibri" w:eastAsia="Calibri" w:hAnsi="Calibri"/>
+          <w:b/>
+          <w:bCs/>
+          <w:sz w:val="22"/>
+          <w:szCs w:val="22"/>
+        </w:rPr>
+        <w:t xml:space="preserve">L'appel se fait dans la foule : </w:t>
+      </w:r>
+      <w:r>
+        <w:rPr>
+          <w:rFonts w:ascii="Calibri" w:cs="Calibri" w:eastAsia="Calibri" w:hAnsi="Calibri"/>
+          <w:sz w:val="22"/>
+          <w:szCs w:val="22"/>
+        </w:rPr>
+        <w:t xml:space="preserve">avec autant de candidats convoqués à la même heure, la personne qui fait l'appel n'entend pas toujours le « présent » et marque le candidat absent aussitôt, sans retour possible. Convoquer par créneau, avec peu de candidats à la fois, et pouvoir corriger un statut de présence règlent ces deux défauts : le « présent » non entendu et l'absence irrévocable.</w:t>
       </w:r>
     </w:p>
     <w:p>
@@ -1268,7 +1352,7 @@
                 <w:sz w:val="20"/>
                 <w:szCs w:val="20"/>
               </w:rPr>
-              <w:t xml:space="preserve">Serveur et synchronisation réseau</w:t>
+              <w:t xml:space="preserve">Serveur réel de l'ATT : le serveur central est simulé en mémoire pour démontrer le principe « hors ligne d'abord » de la séance 7</w:t>
             </w:r>
           </w:p>
         </w:tc>
@@ -1548,7 +1632,7 @@
           <w:sz w:val="22"/>
           <w:szCs w:val="22"/>
         </w:rPr>
-        <w:t xml:space="preserve">Chaque difficulté du chapitre 2 est reprise ci-dessous avec la réponse apportée par l'application et le module concerné. Les captures correspondantes sont au chapitre 6.</w:t>
+        <w:t xml:space="preserve">Chaque difficulté du chapitre 2 est reprise ci-dessous avec la réponse apportée par l'application et le module concerné. Les modules sont nommés par leur fonction ; leur correspondance avec les dossiers du code est donnée au chapitre 7.1. Les captures sont au chapitre 6.</w:t>
       </w:r>
     </w:p>
     <w:tbl>
@@ -2457,7 +2541,7 @@
                 <w:sz w:val="20"/>
                 <w:szCs w:val="20"/>
               </w:rPr>
-              <w:t xml:space="preserve">Application hors ligne d'abord : la base locale est la source de vérité ; les résultats validés sont remontés au serveur central quand le réseau le permet, sans jamais bloquer l'agent</w:t>
+              <w:t xml:space="preserve">Application « hors ligne d'abord » : elle fonctionne sans réseau, la base locale est la source de vérité ; les résultats validés sont remontés au serveur central quand le réseau le permet, sans jamais bloquer l'administrateur</w:t>
             </w:r>
           </w:p>
         </w:tc>
@@ -2515,7 +2599,7 @@
           <w:sz w:val="22"/>
           <w:szCs w:val="22"/>
         </w:rPr>
-        <w:t xml:space="preserve">Cinq rôles, chacun avec son menu et ses droits. Un utilisateur ne voit que les actions autorisées ; les contrôles sont faits dans les ViewModels, pas seulement à l'écran.</w:t>
+        <w:t xml:space="preserve">Cinq rôles (SUPER_ADMIN, ADMIN_ATT, AUTO_ECOLE, EXAMINATEUR, CANDIDAT dans le code), chacun avec son menu et ses droits. Un utilisateur ne voit que les actions autorisées ; les contrôles sont faits dans les ViewModels, pas seulement à l'écran : par exemple, la liste des candidats de l'auto-école est filtrée sur son identifiant avant d'arriver à l'écran, qui ne reçoit jamais la liste complète.</w:t>
       </w:r>
     </w:p>
     <w:tbl>
@@ -2669,7 +2753,7 @@
                 <w:sz w:val="20"/>
                 <w:szCs w:val="20"/>
               </w:rPr>
-              <w:t xml:space="preserve">Configuration : catégories, épreuves, barèmes, questions, critères, règles, centres ; comptes administrateurs</w:t>
+              <w:t xml:space="preserve">Configuration : catégories, épreuves, barèmes, questions, critères, règles, centres ; comptes administrateurs ; et tout ce que fait l'administrateur ATT</w:t>
             </w:r>
           </w:p>
         </w:tc>
@@ -3101,6 +3185,19 @@
     </w:p>
     <w:p>
       <w:pPr>
+        <w:spacing w:after="120" w:line="300"/>
+      </w:pPr>
+      <w:r>
+        <w:rPr>
+          <w:rFonts w:ascii="Calibri" w:cs="Calibri" w:eastAsia="Calibri" w:hAnsi="Calibri"/>
+          <w:sz w:val="22"/>
+          <w:szCs w:val="22"/>
+        </w:rPr>
+        <w:t xml:space="preserve">Une précision honnête avant de commencer : ce MVP (produit minimum viable, la version qui couvre le parcours de bout en bout sans les raffinements) fonctionne sur un seul appareil. Tous les rôles se connectent à la même base locale, ce qui correspond à un poste de l'ATT dans un centre, où l'administrateur saisit aussi pour l'auto-école et pour le candidat sans smartphone. Répartir les rôles sur plusieurs téléphones exigerait le serveur central, hors périmètre, qui devrait diffuser la configuration, les dossiers et les inscriptions dans les deux sens ; la synchronisation de la section 6.19 n'en est que le premier pas.</w:t>
+      </w:r>
+    </w:p>
+    <w:p>
+      <w:pPr>
         <w:pStyle w:val="Heading2"/>
         <w:spacing w:after="140" w:before="280"/>
       </w:pPr>
@@ -3126,7 +3223,7 @@
           <w:sz w:val="22"/>
           <w:szCs w:val="22"/>
         </w:rPr>
-        <w:t xml:space="preserve">L'application s'ouvre sur un écran de connexion. Le mot de passe n'est jamais stocké en clair : une empreinte avec sel est comparée à celle saisie. Une fois connecté, chaque rôle arrive sur son propre accueil, un menu en tuiles qui ne montre que ce qu'il a le droit de faire (figure 1 du chapitre 5 pour l'administrateur ATT). La session vit en mémoire : fermer l'application demande une nouvelle connexion.</w:t>
+        <w:t xml:space="preserve">L'application s'ouvre sur un écran de connexion. Le mot de passe n'est jamais stocké en clair : le mot de passe saisi est haché avec le sel enregistré pour ce compte, et c'est l'empreinte obtenue qui est comparée à l'empreinte stockée. Une fois connecté, chaque rôle arrive sur son propre accueil, un menu en tuiles qui ne montre que ce qu'il a le droit de faire (figure 1 du chapitre 5 pour l'administrateur ATT). La session de connexion vit en mémoire : fermer l'application demande une nouvelle connexion.</w:t>
       </w:r>
     </w:p>
     <w:p>
@@ -3193,42 +3290,12 @@
     </w:p>
     <w:p>
       <w:pPr>
-        <w:pStyle w:val="Heading2"/>
-        <w:spacing w:after="140" w:before="280"/>
-      </w:pPr>
-      <w:r>
-        <w:rPr>
-          <w:rFonts w:ascii="Calibri" w:cs="Calibri" w:eastAsia="Calibri" w:hAnsi="Calibri"/>
-          <w:b/>
-          <w:bCs/>
-          <w:color w:val="0B2E4F"/>
-          <w:sz w:val="26"/>
-          <w:szCs w:val="26"/>
-        </w:rPr>
-        <w:t xml:space="preserve">6.2 Configuration par le Super Admin</w:t>
-      </w:r>
-    </w:p>
-    <w:p>
-      <w:pPr>
-        <w:spacing w:after="120" w:line="300"/>
-      </w:pPr>
-      <w:r>
-        <w:rPr>
-          <w:rFonts w:ascii="Calibri" w:cs="Calibri" w:eastAsia="Calibri" w:hAnsi="Calibri"/>
-          <w:sz w:val="22"/>
-          <w:szCs w:val="22"/>
-        </w:rPr>
-        <w:t xml:space="preserve">Avant tout examen, le Super Admin décrit ce que l'ATT attend : les catégories de permis (A', A, B, C, D, E) avec leur âge minimum, les épreuves de chaque catégorie, le barème de chaque épreuve (note maximale, seuil), les questions orales avec leurs points et une réponse attendue facultative, les critères de conduite, et les règles générales (délais, capacités, tolérance de retard). Un barème est versionné : créer une nouvelle version ferme l'ancienne à la date du jour, et un résultat déjà calculé garde la version qui a servi. Sur la figure, le barème de l'épreuve théorique B a été porté à 20 points avec un seuil de 12 ; l'ancienne version reste lisible. Chaque valeur qui n'a pas été validée par l'ATT porte un drapeau « à confirmer », que le Super Admin lève d'un bouton.</w:t>
-      </w:r>
-    </w:p>
-    <w:p>
-      <w:pPr>
         <w:jc w:val="center"/>
       </w:pPr>
       <w:r>
         <w:drawing>
           <wp:inline distT="0" distB="0" distL="0" distR="0">
-            <wp:extent cx="2524125" cy="4486275"/>
+            <wp:extent cx="1981200" cy="3524250"/>
             <wp:effectExtent t="0" r="0" b="0" l="0"/>
             <wp:docPr id="3" name="Figure 3" descr="" title=""/>
             <wp:cNvGraphicFramePr>
@@ -3253,7 +3320,7 @@
                   <pic:spPr bwMode="auto">
                     <a:xfrm>
                       <a:off x="0" y="0"/>
-                      <a:ext cx="2524125" cy="4486275"/>
+                      <a:ext cx="1981200" cy="3524250"/>
                     </a:xfrm>
                     <a:prstGeom prst="rect">
                       <a:avLst/>
@@ -3280,24 +3347,7 @@
           <w:sz w:val="19"/>
           <w:szCs w:val="19"/>
         </w:rPr>
-        <w:t xml:space="preserve">Figure 3 — Épreuve théorique de la catégorie B : barème versionné et questions</w:t>
-      </w:r>
-    </w:p>
-    <w:p>
-      <w:pPr>
-        <w:pStyle w:val="Heading2"/>
-        <w:spacing w:after="140" w:before="280"/>
-      </w:pPr>
-      <w:r>
-        <w:rPr>
-          <w:rFonts w:ascii="Calibri" w:cs="Calibri" w:eastAsia="Calibri" w:hAnsi="Calibri"/>
-          <w:b/>
-          <w:bCs/>
-          <w:color w:val="0B2E4F"/>
-          <w:sz w:val="26"/>
-          <w:szCs w:val="26"/>
-        </w:rPr>
-        <w:t xml:space="preserve">6.3 Centres d'examen</w:t>
+        <w:t xml:space="preserve">Figure 3 — Connexion refusée : le message reste volontairement vague sur la cause</w:t>
       </w:r>
     </w:p>
     <w:p>
@@ -3310,7 +3360,7 @@
           <w:sz w:val="22"/>
           <w:szCs w:val="22"/>
         </w:rPr>
-        <w:t xml:space="preserve">Un centre d'examen appartient toujours à une région : les vingt-quatre régions de Madagascar sont préchargées. Le centre porte une capacité par défaut, reprise à la création des sessions. Un administrateur régional ne voit que les centres de sa région.</w:t>
+        <w:t xml:space="preserve">Chaque rôle a son accueil : les figures suivantes montrent ceux du super administrateur, de l'auto-école, de l'examinateur et du candidat ; celui de l'administrateur ATT est au chapitre 5.</w:t>
       </w:r>
     </w:p>
     <w:p>
@@ -3320,7 +3370,7 @@
       <w:r>
         <w:drawing>
           <wp:inline distT="0" distB="0" distL="0" distR="0">
-            <wp:extent cx="2524125" cy="4486275"/>
+            <wp:extent cx="1981200" cy="3524250"/>
             <wp:effectExtent t="0" r="0" b="0" l="0"/>
             <wp:docPr id="4" name="Figure 4" descr="" title=""/>
             <wp:cNvGraphicFramePr>
@@ -3345,7 +3395,7 @@
                   <pic:spPr bwMode="auto">
                     <a:xfrm>
                       <a:off x="0" y="0"/>
-                      <a:ext cx="2524125" cy="4486275"/>
+                      <a:ext cx="1981200" cy="3524250"/>
                     </a:xfrm>
                     <a:prstGeom prst="rect">
                       <a:avLst/>
@@ -3372,37 +3422,7 @@
           <w:sz w:val="19"/>
           <w:szCs w:val="19"/>
         </w:rPr>
-        <w:t xml:space="preserve">Figure 4 — Liste des centres, rattachés à leur région</w:t>
-      </w:r>
-    </w:p>
-    <w:p>
-      <w:pPr>
-        <w:pStyle w:val="Heading2"/>
-        <w:spacing w:after="140" w:before="280"/>
-      </w:pPr>
-      <w:r>
-        <w:rPr>
-          <w:rFonts w:ascii="Calibri" w:cs="Calibri" w:eastAsia="Calibri" w:hAnsi="Calibri"/>
-          <w:b/>
-          <w:bCs/>
-          <w:color w:val="0B2E4F"/>
-          <w:sz w:val="26"/>
-          <w:szCs w:val="26"/>
-        </w:rPr>
-        <w:t xml:space="preserve">6.4 Auto-écoles et comptes</w:t>
-      </w:r>
-    </w:p>
-    <w:p>
-      <w:pPr>
-        <w:spacing w:after="120" w:line="300"/>
-      </w:pPr>
-      <w:r>
-        <w:rPr>
-          <w:rFonts w:ascii="Calibri" w:cs="Calibri" w:eastAsia="Calibri" w:hAnsi="Calibri"/>
-          <w:sz w:val="22"/>
-          <w:szCs w:val="22"/>
-        </w:rPr>
-        <w:t xml:space="preserve">L'ATT crée les auto-écoles agréées et leur compte de connexion : une auto-école ne s'inscrit pas elle-même, parce que l'agrément est une décision de l'ATT et que l'application n'a pas de serveur pour recevoir des demandes. La fiche montre la région, l'adresse, l'agrément, les comptes rattachés et l'historique des modifications. Une auto-école ne se supprime jamais : elle se désactive, et son compte suit.</w:t>
+        <w:t xml:space="preserve">Figure 4 — Accueil du super administrateur : configuration et comptes</w:t>
       </w:r>
     </w:p>
     <w:p>
@@ -3412,7 +3432,7 @@
       <w:r>
         <w:drawing>
           <wp:inline distT="0" distB="0" distL="0" distR="0">
-            <wp:extent cx="2524125" cy="4486275"/>
+            <wp:extent cx="1981200" cy="3524250"/>
             <wp:effectExtent t="0" r="0" b="0" l="0"/>
             <wp:docPr id="5" name="Figure 5" descr="" title=""/>
             <wp:cNvGraphicFramePr>
@@ -3437,7 +3457,7 @@
                   <pic:spPr bwMode="auto">
                     <a:xfrm>
                       <a:off x="0" y="0"/>
-                      <a:ext cx="2524125" cy="4486275"/>
+                      <a:ext cx="1981200" cy="3524250"/>
                     </a:xfrm>
                     <a:prstGeom prst="rect">
                       <a:avLst/>
@@ -3464,37 +3484,7 @@
           <w:sz w:val="19"/>
           <w:szCs w:val="19"/>
         </w:rPr>
-        <w:t xml:space="preserve">Figure 5 — Fiche d'une auto-école et ses comptes</w:t>
-      </w:r>
-    </w:p>
-    <w:p>
-      <w:pPr>
-        <w:pStyle w:val="Heading2"/>
-        <w:spacing w:after="140" w:before="280"/>
-      </w:pPr>
-      <w:r>
-        <w:rPr>
-          <w:rFonts w:ascii="Calibri" w:cs="Calibri" w:eastAsia="Calibri" w:hAnsi="Calibri"/>
-          <w:b/>
-          <w:bCs/>
-          <w:color w:val="0B2E4F"/>
-          <w:sz w:val="26"/>
-          <w:szCs w:val="26"/>
-        </w:rPr>
-        <w:t xml:space="preserve">6.5 Examinateurs</w:t>
-      </w:r>
-    </w:p>
-    <w:p>
-      <w:pPr>
-        <w:spacing w:after="120" w:line="300"/>
-      </w:pPr>
-      <w:r>
-        <w:rPr>
-          <w:rFonts w:ascii="Calibri" w:cs="Calibri" w:eastAsia="Calibri" w:hAnsi="Calibri"/>
-          <w:sz w:val="22"/>
-          <w:szCs w:val="22"/>
-        </w:rPr>
-        <w:t xml:space="preserve">L'administrateur ATT crée l'examinateur et son compte en une seule opération : il n'existe pas d'examinateur sans compte ni de compte orphelin. L'identifiant et le mot de passe initial sont communiqués à l'examinateur, qui le change depuis « Mon mot de passe ». Aucun examinateur n'est affecté à l'avance à un candidat : c'est une exigence du cadrage, cohérente avec l'anonymat.</w:t>
+        <w:t xml:space="preserve">Figure 5 — Accueil de l'auto-école : ses candidats, ses inscriptions, ses résultats</w:t>
       </w:r>
     </w:p>
     <w:p>
@@ -3504,7 +3494,7 @@
       <w:r>
         <w:drawing>
           <wp:inline distT="0" distB="0" distL="0" distR="0">
-            <wp:extent cx="2524125" cy="4486275"/>
+            <wp:extent cx="1981200" cy="3524250"/>
             <wp:effectExtent t="0" r="0" b="0" l="0"/>
             <wp:docPr id="6" name="Figure 6" descr="" title=""/>
             <wp:cNvGraphicFramePr>
@@ -3529,7 +3519,7 @@
                   <pic:spPr bwMode="auto">
                     <a:xfrm>
                       <a:off x="0" y="0"/>
-                      <a:ext cx="2524125" cy="4486275"/>
+                      <a:ext cx="1981200" cy="3524250"/>
                     </a:xfrm>
                     <a:prstGeom prst="rect">
                       <a:avLst/>
@@ -3556,37 +3546,7 @@
           <w:sz w:val="19"/>
           <w:szCs w:val="19"/>
         </w:rPr>
-        <w:t xml:space="preserve">Figure 6 — Création d'un examinateur avec son compte</w:t>
-      </w:r>
-    </w:p>
-    <w:p>
-      <w:pPr>
-        <w:pStyle w:val="Heading2"/>
-        <w:spacing w:after="140" w:before="280"/>
-      </w:pPr>
-      <w:r>
-        <w:rPr>
-          <w:rFonts w:ascii="Calibri" w:cs="Calibri" w:eastAsia="Calibri" w:hAnsi="Calibri"/>
-          <w:b/>
-          <w:bCs/>
-          <w:color w:val="0B2E4F"/>
-          <w:sz w:val="26"/>
-          <w:szCs w:val="26"/>
-        </w:rPr>
-        <w:t xml:space="preserve">6.6 Candidat et dossier</w:t>
-      </w:r>
-    </w:p>
-    <w:p>
-      <w:pPr>
-        <w:spacing w:after="120" w:line="300"/>
-      </w:pPr>
-      <w:r>
-        <w:rPr>
-          <w:rFonts w:ascii="Calibri" w:cs="Calibri" w:eastAsia="Calibri" w:hAnsi="Calibri"/>
-          <w:sz w:val="22"/>
-          <w:szCs w:val="22"/>
-        </w:rPr>
-        <w:t xml:space="preserve">L'auto-école crée ses candidats et, pour chacun, ouvre un dossier dans une catégorie. Les pièces attendues viennent de la configuration (la liste officielle du portail Torolalana, différente pour les catégories qui exigent déjà le permis B). L'auto-école coche ce qu'elle fournit puis soumet le dossier à l'ATT ; l'âge minimum de la catégorie est contrôlé à la soumission. À chaque pièce, l'auto-école peut joindre une photo prise avec le téléphone ou un fichier PDF : l'ATT vérifie alors sur écran, sans attendre le papier ; sans fichier, la vérification se fait sur le dossier apporté, donc plus tard. Un dossier ne se supprime pas : il passe par les statuts brouillon, soumis, validé, incomplet ou refusé, tous tracés.</w:t>
+        <w:t xml:space="preserve">Figure 6 — Accueil de l'examinateur : sessions du jour, évaluations</w:t>
       </w:r>
     </w:p>
     <w:p>
@@ -3596,7 +3556,7 @@
       <w:r>
         <w:drawing>
           <wp:inline distT="0" distB="0" distL="0" distR="0">
-            <wp:extent cx="2524125" cy="4486275"/>
+            <wp:extent cx="1981200" cy="3524250"/>
             <wp:effectExtent t="0" r="0" b="0" l="0"/>
             <wp:docPr id="7" name="Figure 7" descr="" title=""/>
             <wp:cNvGraphicFramePr>
@@ -3621,7 +3581,7 @@
                   <pic:spPr bwMode="auto">
                     <a:xfrm>
                       <a:off x="0" y="0"/>
-                      <a:ext cx="2524125" cy="4486275"/>
+                      <a:ext cx="1981200" cy="3524250"/>
                     </a:xfrm>
                     <a:prstGeom prst="rect">
                       <a:avLst/>
@@ -3648,7 +3608,24 @@
           <w:sz w:val="19"/>
           <w:szCs w:val="19"/>
         </w:rPr>
-        <w:t xml:space="preserve">Figure 7 — Dossier constitué par l'auto-école, prêt à être soumis</w:t>
+        <w:t xml:space="preserve">Figure 7 — Accueil du candidat : son parcours</w:t>
+      </w:r>
+    </w:p>
+    <w:p>
+      <w:pPr>
+        <w:pStyle w:val="Heading2"/>
+        <w:spacing w:after="140" w:before="280"/>
+      </w:pPr>
+      <w:r>
+        <w:rPr>
+          <w:rFonts w:ascii="Calibri" w:cs="Calibri" w:eastAsia="Calibri" w:hAnsi="Calibri"/>
+          <w:b/>
+          <w:bCs/>
+          <w:color w:val="0B2E4F"/>
+          <w:sz w:val="26"/>
+          <w:szCs w:val="26"/>
+        </w:rPr>
+        <w:t xml:space="preserve">6.2 Configuration par le Super Admin</w:t>
       </w:r>
     </w:p>
     <w:p>
@@ -3661,7 +3638,7 @@
           <w:sz w:val="22"/>
           <w:szCs w:val="22"/>
         </w:rPr>
-        <w:t xml:space="preserve">Sur la figure suivante, l'auto-école a joint une photo à la première pièce depuis les fichiers du téléphone : la pièce passe en « Photo jointe », avec les actions ouvrir, remplacer, retirer, et l'ATT pourra l'examiner sur écran. La dernière figure montre la pièce ouverte, avec les mêmes droits que le dossier.</w:t>
+        <w:t xml:space="preserve">Avant tout examen, le super administrateur décrit ce que l'ATT attend : les catégories de permis (A', A, B, C, D, E) avec leur âge minimum, les épreuves de chaque catégorie, le barème de chaque épreuve (note maximale, seuil), les questions orales avec leurs points et une réponse attendue facultative, les critères de conduite, et les règles générales (délais, capacités, tolérance de retard). Un barème est versionné : créer une nouvelle version ferme l'ancienne à la date du jour, et un résultat déjà calculé garde la version qui a servi. Sur la figure, le barème de l'épreuve théorique B a été porté à 20 points avec un seuil de 12 ; l'ancienne version reste lisible. Chaque valeur qui n'a pas été validée par l'ATT porte un drapeau « à confirmer », que le super administrateur retire d'un bouton une fois la valeur confirmée.</w:t>
       </w:r>
     </w:p>
     <w:p>
@@ -3723,7 +3700,7 @@
           <w:sz w:val="19"/>
           <w:szCs w:val="19"/>
         </w:rPr>
-        <w:t xml:space="preserve">Figure 8 — Pièce du dossier avec un fichier joint : ouvrir, remplacer, retirer</w:t>
+        <w:t xml:space="preserve">Figure 8 — Épreuve théorique de la catégorie B : barème versionné et questions</w:t>
       </w:r>
     </w:p>
     <w:p>
@@ -3733,7 +3710,7 @@
       <w:r>
         <w:drawing>
           <wp:inline distT="0" distB="0" distL="0" distR="0">
-            <wp:extent cx="2524125" cy="4486275"/>
+            <wp:extent cx="1981200" cy="3524250"/>
             <wp:effectExtent t="0" r="0" b="0" l="0"/>
             <wp:docPr id="9" name="Figure 9" descr="" title=""/>
             <wp:cNvGraphicFramePr>
@@ -3758,7 +3735,7 @@
                   <pic:spPr bwMode="auto">
                     <a:xfrm>
                       <a:off x="0" y="0"/>
-                      <a:ext cx="2524125" cy="4486275"/>
+                      <a:ext cx="1981200" cy="3524250"/>
                     </a:xfrm>
                     <a:prstGeom prst="rect">
                       <a:avLst/>
@@ -3785,37 +3762,7 @@
           <w:sz w:val="19"/>
           <w:szCs w:val="19"/>
         </w:rPr>
-        <w:t xml:space="preserve">Figure 9 — La pièce jointe ouverte par l'ATT ou l'auto-école</w:t>
-      </w:r>
-    </w:p>
-    <w:p>
-      <w:pPr>
-        <w:pStyle w:val="Heading2"/>
-        <w:spacing w:after="140" w:before="280"/>
-      </w:pPr>
-      <w:r>
-        <w:rPr>
-          <w:rFonts w:ascii="Calibri" w:cs="Calibri" w:eastAsia="Calibri" w:hAnsi="Calibri"/>
-          <w:b/>
-          <w:bCs/>
-          <w:color w:val="0B2E4F"/>
-          <w:sz w:val="26"/>
-          <w:szCs w:val="26"/>
-        </w:rPr>
-        <w:t xml:space="preserve">6.7 Décision de l'ATT sur le dossier</w:t>
-      </w:r>
-    </w:p>
-    <w:p>
-      <w:pPr>
-        <w:spacing w:after="120" w:line="300"/>
-      </w:pPr>
-      <w:r>
-        <w:rPr>
-          <w:rFonts w:ascii="Calibri" w:cs="Calibri" w:eastAsia="Calibri" w:hAnsi="Calibri"/>
-          <w:sz w:val="22"/>
-          <w:szCs w:val="22"/>
-        </w:rPr>
-        <w:t xml:space="preserve">L'administrateur ATT retrouve les dossiers soumis dans « Dossiers à traiter ». Il valide, ou marque le dossier incomplet ou refusé avec un motif obligatoire, que l'auto-école lit sur sa propre fiche. C'est ce contrôle en amont qui évite le cas vécu d'un candidat renvoyé le jour de l'examen : seul un dossier validé permet une inscription.</w:t>
+        <w:t xml:space="preserve">Figure 9 — Les catégories de permis, point d'entrée de la configuration</w:t>
       </w:r>
     </w:p>
     <w:p>
@@ -3825,7 +3772,7 @@
       <w:r>
         <w:drawing>
           <wp:inline distT="0" distB="0" distL="0" distR="0">
-            <wp:extent cx="2524125" cy="4486275"/>
+            <wp:extent cx="1981200" cy="3524250"/>
             <wp:effectExtent t="0" r="0" b="0" l="0"/>
             <wp:docPr id="10" name="Figure 10" descr="" title=""/>
             <wp:cNvGraphicFramePr>
@@ -3850,7 +3797,7 @@
                   <pic:spPr bwMode="auto">
                     <a:xfrm>
                       <a:off x="0" y="0"/>
-                      <a:ext cx="2524125" cy="4486275"/>
+                      <a:ext cx="1981200" cy="3524250"/>
                     </a:xfrm>
                     <a:prstGeom prst="rect">
                       <a:avLst/>
@@ -3877,7 +3824,7 @@
           <w:sz w:val="19"/>
           <w:szCs w:val="19"/>
         </w:rPr>
-        <w:t xml:space="preserve">Figure 10 — Décision de l'ATT : valider, incomplet ou refuser avec motif</w:t>
+        <w:t xml:space="preserve">Figure 10 — Les comptes, vus par le super administrateur</w:t>
       </w:r>
     </w:p>
     <w:p>
@@ -3894,7 +3841,7 @@
           <w:sz w:val="26"/>
           <w:szCs w:val="26"/>
         </w:rPr>
-        <w:t xml:space="preserve">6.8 Session et créneaux</w:t>
+        <w:t xml:space="preserve">6.3 Centres d'examen</w:t>
       </w:r>
     </w:p>
     <w:p>
@@ -3907,7 +3854,7 @@
           <w:sz w:val="22"/>
           <w:szCs w:val="22"/>
         </w:rPr>
-        <w:t xml:space="preserve">Une session est une épreuve d'une catégorie, dans un centre, à une date, avec une heure de convocation et une capacité. L'administrateur indique combien de candidats passent par créneau, la durée d'un créneau et la marge entre deux ; l'application calcule les créneaux et les affiche avant même la création. Une seconde session le même jour dans le même centre déclenche un avertissement. La session passe ensuite par les statuts planifiée, ouverte aux inscriptions, complète, en cours, terminée ou annulée avec motif.</w:t>
+        <w:t xml:space="preserve">Un centre d'examen appartient toujours à une région : les vingt-quatre régions de Madagascar sont préchargées. Le centre porte une capacité par défaut, reprise à la création des sessions. Un administrateur régional ne voit que les centres de sa région.</w:t>
       </w:r>
     </w:p>
     <w:p>
@@ -3969,7 +3916,7 @@
           <w:sz w:val="19"/>
           <w:szCs w:val="19"/>
         </w:rPr>
-        <w:t xml:space="preserve">Figure 11 — Création d'une session : les créneaux se calculent à la saisie</w:t>
+        <w:t xml:space="preserve">Figure 11 — Liste des centres, rattachés à leur région</w:t>
       </w:r>
     </w:p>
     <w:p>
@@ -3986,7 +3933,7 @@
           <w:sz w:val="26"/>
           <w:szCs w:val="26"/>
         </w:rPr>
-        <w:t xml:space="preserve">6.9 Inscription et convocation</w:t>
+        <w:t xml:space="preserve">6.4 Auto-écoles et comptes</w:t>
       </w:r>
     </w:p>
     <w:p>
@@ -3999,7 +3946,7 @@
           <w:sz w:val="22"/>
           <w:szCs w:val="22"/>
         </w:rPr>
-        <w:t xml:space="preserve">L'administrateur inscrit un candidat éligible : dossier validé pour la catégorie, capacité de la session et du créneau non dépassées, pas de double inscription, pas d'autre session le même jour, délai de repassage écoulé, théorie réussie si l'épreuve est la conduite. Le candidat reçoit un numéro d'appel (001, 002…) et un créneau, donc une heure de passage estimée. La convocation s'imprime depuis cette liste ; une inscription se reporte ou s'annule avec motif, et la place est libérée.</w:t>
+        <w:t xml:space="preserve">L'ATT crée les auto-écoles agréées et leur compte de connexion : une auto-école ne s'inscrit pas elle-même, parce que l'agrément est une décision de l'ATT et que l'application n'a pas de serveur pour recevoir des demandes. La fiche montre la région, l'adresse, l'agrément, les comptes rattachés et l'historique des modifications. Une auto-école ne se supprime jamais : elle se désactive, et son compte suit.</w:t>
       </w:r>
     </w:p>
     <w:p>
@@ -4061,7 +4008,7 @@
           <w:sz w:val="19"/>
           <w:szCs w:val="19"/>
         </w:rPr>
-        <w:t xml:space="preserve">Figure 12 — Inscriptions d'une session : numéro d'appel, créneau, actions</w:t>
+        <w:t xml:space="preserve">Figure 12 — Fiche d'une auto-école et ses comptes</w:t>
       </w:r>
     </w:p>
     <w:p>
@@ -4078,7 +4025,7 @@
           <w:sz w:val="26"/>
           <w:szCs w:val="26"/>
         </w:rPr>
-        <w:t xml:space="preserve">6.10 Appel et présence</w:t>
+        <w:t xml:space="preserve">6.5 Examinateurs</w:t>
       </w:r>
     </w:p>
     <w:p>
@@ -4091,7 +4038,7 @@
           <w:sz w:val="22"/>
           <w:szCs w:val="22"/>
         </w:rPr>
-        <w:t xml:space="preserve">Le jour de l'examen, l'agent fait l'appel par créneau, avec peu de candidats à la fois. Chaque candidat est marqué présent ou absent ; au-delà de la tolérance de retard configurée, l'application propose d'accepter ou de refuser le retard. Un statut se corrige, ce qui répond au cas observé du « présent » non entendu dans la foule. La liste d'appel s'imprime en secours ; l'examinateur en reçoit une version sans les noms.</w:t>
+        <w:t xml:space="preserve">L'administrateur ATT crée l'examinateur et son compte en une seule opération : il n'existe pas d'examinateur sans compte ni de compte orphelin. L'identifiant et le mot de passe initial sont communiqués à l'examinateur, qui change ce dernier depuis l'écran « Mon mot de passe ». Aucun examinateur n'est affecté à l'avance à un candidat : c'est une exigence du cadrage, cohérente avec l'anonymat.</w:t>
       </w:r>
     </w:p>
     <w:p>
@@ -4153,7 +4100,7 @@
           <w:sz w:val="19"/>
           <w:szCs w:val="19"/>
         </w:rPr>
-        <w:t xml:space="preserve">Figure 13 — Appel d'une session : présents, retards, absents</w:t>
+        <w:t xml:space="preserve">Figure 13 — Création d'un examinateur avec son compte</w:t>
       </w:r>
     </w:p>
     <w:p>
@@ -4170,7 +4117,7 @@
           <w:sz w:val="26"/>
           <w:szCs w:val="26"/>
         </w:rPr>
-        <w:t xml:space="preserve">6.11 Passages et vue de l'examinateur</w:t>
+        <w:t xml:space="preserve">6.6 Candidat et dossier</w:t>
       </w:r>
     </w:p>
     <w:p>
@@ -4183,7 +4130,7 @@
           <w:sz w:val="22"/>
           <w:szCs w:val="22"/>
         </w:rPr>
-        <w:t xml:space="preserve">L'examinateur connecté voit les sessions du jour et, pour chacune, les candidats présents identifiés par leur seul numéro d'appel. Il ouvre un passage : le n-ième pour ce candidat et cette épreuve, jamais réutilisé, jamais effacé, tracé dans l'historique. Un passage déjà terminé se consulte en lecture seule.</w:t>
+        <w:t xml:space="preserve">L'auto-école crée ses candidats et, pour chacun, ouvre un dossier dans une catégorie. Les pièces attendues viennent de la configuration (la liste officielle du portail Torolalana, différente pour les catégories qui exigent déjà le permis B). L'auto-école coche ce qu'elle fournit puis soumet le dossier à l'ATT ; l'âge minimum de la catégorie est contrôlé à la soumission. À chaque pièce, l'auto-école peut joindre une photo prise avec le téléphone ou un fichier PDF : l'ATT vérifie alors à l'écran, sans attendre le papier ; sans fichier, la vérification se fait sur le dossier apporté, donc plus tard. Un dossier ne se supprime pas : il passe par les statuts brouillon, soumis, validé, incomplet ou refusé, tous tracés.</w:t>
       </w:r>
     </w:p>
     <w:p>
@@ -4245,37 +4192,7 @@
           <w:sz w:val="19"/>
           <w:szCs w:val="19"/>
         </w:rPr>
-        <w:t xml:space="preserve">Figure 14 — Vue de l'examinateur : numéros d'appel, sans les noms</w:t>
-      </w:r>
-    </w:p>
-    <w:p>
-      <w:pPr>
-        <w:pStyle w:val="Heading2"/>
-        <w:spacing w:after="140" w:before="280"/>
-      </w:pPr>
-      <w:r>
-        <w:rPr>
-          <w:rFonts w:ascii="Calibri" w:cs="Calibri" w:eastAsia="Calibri" w:hAnsi="Calibri"/>
-          <w:b/>
-          <w:bCs/>
-          <w:color w:val="0B2E4F"/>
-          <w:sz w:val="26"/>
-          <w:szCs w:val="26"/>
-        </w:rPr>
-        <w:t xml:space="preserve">6.12 Épreuve théorique orale</w:t>
-      </w:r>
-    </w:p>
-    <w:p>
-      <w:pPr>
-        <w:spacing w:after="120" w:line="300"/>
-      </w:pPr>
-      <w:r>
-        <w:rPr>
-          <w:rFonts w:ascii="Calibri" w:cs="Calibri" w:eastAsia="Calibri" w:hAnsi="Calibri"/>
-          <w:sz w:val="22"/>
-          <w:szCs w:val="22"/>
-        </w:rPr>
-        <w:t xml:space="preserve">L'épreuve théorique est orale, comme nous l'avons vécue. L'écran reproduit la feuille de l'examinateur : le sujet est tiré au sort par l'application jusqu'à la note maximale du barème, ou choisi question par question par l'examinateur selon la règle configurée. Pour chaque question, il écrit la réponse donnée par le candidat et les points attribués, de zéro au maximum de la question ; la réponse attendue s'affiche en aide-mémoire. Le total se calcule au fil de la saisie. « Terminer l'épreuve » fige la feuille, clôt le passage et calcule aussitôt le résultat.</w:t>
+        <w:t xml:space="preserve">Figure 14 — Dossier constitué par l'auto-école, prêt à être soumis</w:t>
       </w:r>
     </w:p>
     <w:p>
@@ -4285,7 +4202,7 @@
       <w:r>
         <w:drawing>
           <wp:inline distT="0" distB="0" distL="0" distR="0">
-            <wp:extent cx="2524125" cy="4486275"/>
+            <wp:extent cx="1981200" cy="3524250"/>
             <wp:effectExtent t="0" r="0" b="0" l="0"/>
             <wp:docPr id="15" name="Figure 15" descr="" title=""/>
             <wp:cNvGraphicFramePr>
@@ -4310,7 +4227,7 @@
                   <pic:spPr bwMode="auto">
                     <a:xfrm>
                       <a:off x="0" y="0"/>
-                      <a:ext cx="2524125" cy="4486275"/>
+                      <a:ext cx="1981200" cy="3524250"/>
                     </a:xfrm>
                     <a:prstGeom prst="rect">
                       <a:avLst/>
@@ -4337,24 +4254,7 @@
           <w:sz w:val="19"/>
           <w:szCs w:val="19"/>
         </w:rPr>
-        <w:t xml:space="preserve">Figure 15 — Feuille d'examen théorique : questions posées, réponses, points</w:t>
-      </w:r>
-    </w:p>
-    <w:p>
-      <w:pPr>
-        <w:pStyle w:val="Heading2"/>
-        <w:spacing w:after="140" w:before="280"/>
-      </w:pPr>
-      <w:r>
-        <w:rPr>
-          <w:rFonts w:ascii="Calibri" w:cs="Calibri" w:eastAsia="Calibri" w:hAnsi="Calibri"/>
-          <w:b/>
-          <w:bCs/>
-          <w:color w:val="0B2E4F"/>
-          <w:sz w:val="26"/>
-          <w:szCs w:val="26"/>
-        </w:rPr>
-        <w:t xml:space="preserve">6.13 Épreuve de conduite</w:t>
+        <w:t xml:space="preserve">Figure 15 — « Mes candidats » : l'auto-école ne voit que les siens</w:t>
       </w:r>
     </w:p>
     <w:p>
@@ -4367,7 +4267,7 @@
           <w:sz w:val="22"/>
           <w:szCs w:val="22"/>
         </w:rPr>
-        <w:t xml:space="preserve">Pour la conduite, l'application propose une grille : un critère par ligne avec ses points, une case « faute éliminatoire » quand le critère l'admet, une observation. La grille elle-même n'est pas imposée : elle vient de la configuration et reste à confirmer par l'ATT. Une faute éliminatoire vaut zéro sur le critère et fait perdre l'épreuve quel que soit le total, ce que l'écran annonce en rouge.</w:t>
+        <w:t xml:space="preserve">Sur les deux figures suivantes, l'auto-école a joint une photo à la première pièce depuis les fichiers du téléphone : la pièce passe en « Photo jointe », avec les actions ouvrir, remplacer, retirer, et l'ATT pourra l'examiner à l'écran ; puis la pièce est ouverte, avec les mêmes droits que le dossier.</w:t>
       </w:r>
     </w:p>
     <w:p>
@@ -4429,37 +4329,7 @@
           <w:sz w:val="19"/>
           <w:szCs w:val="19"/>
         </w:rPr>
-        <w:t xml:space="preserve">Figure 16 — Grille de conduite : points par critère, faute éliminatoire, observations</w:t>
-      </w:r>
-    </w:p>
-    <w:p>
-      <w:pPr>
-        <w:pStyle w:val="Heading2"/>
-        <w:spacing w:after="140" w:before="280"/>
-      </w:pPr>
-      <w:r>
-        <w:rPr>
-          <w:rFonts w:ascii="Calibri" w:cs="Calibri" w:eastAsia="Calibri" w:hAnsi="Calibri"/>
-          <w:b/>
-          <w:bCs/>
-          <w:color w:val="0B2E4F"/>
-          <w:sz w:val="26"/>
-          <w:szCs w:val="26"/>
-        </w:rPr>
-        <w:t xml:space="preserve">6.14 Résultat, validation et correction</w:t>
-      </w:r>
-    </w:p>
-    <w:p>
-      <w:pPr>
-        <w:spacing w:after="120" w:line="300"/>
-      </w:pPr>
-      <w:r>
-        <w:rPr>
-          <w:rFonts w:ascii="Calibri" w:cs="Calibri" w:eastAsia="Calibri" w:hAnsi="Calibri"/>
-          <w:sz w:val="22"/>
-          <w:szCs w:val="22"/>
-        </w:rPr>
-        <w:t xml:space="preserve">Le résultat est calculé automatiquement à la clôture de l'épreuve, avec la version du barème en vigueur, copiée dans le résultat pour rester lisible même si le barème change. Il attend la validation de l'administrateur ATT ; jusque-là, ni l'auto-école ni le candidat ne le voient. Une erreur de notation se corrige en rouvrant la feuille de l'examinateur puis en recalculant : l'application crée un nouveau résultat avec un motif, l'ancien reste en base et lisible, marqué « remplacé ».</w:t>
+        <w:t xml:space="preserve">Figure 16 — Pièce du dossier avec un fichier joint : ouvrir, remplacer, retirer</w:t>
       </w:r>
     </w:p>
     <w:p>
@@ -4521,7 +4391,7 @@
           <w:sz w:val="19"/>
           <w:szCs w:val="19"/>
         </w:rPr>
-        <w:t xml:space="preserve">Figure 17 — Détail d'un résultat avant validation par l'ATT</w:t>
+        <w:t xml:space="preserve">Figure 17 — La pièce jointe ouverte par l'ATT ou l'auto-école</w:t>
       </w:r>
     </w:p>
     <w:p>
@@ -4538,7 +4408,7 @@
           <w:sz w:val="26"/>
           <w:szCs w:val="26"/>
         </w:rPr>
-        <w:t xml:space="preserve">6.15 Échec et nouvelle tentative</w:t>
+        <w:t xml:space="preserve">6.7 Décision de l'ATT sur le dossier</w:t>
       </w:r>
     </w:p>
     <w:p>
@@ -4551,7 +4421,7 @@
           <w:sz w:val="22"/>
           <w:szCs w:val="22"/>
         </w:rPr>
-        <w:t xml:space="preserve">En cas d'échec, l'écran indique les épreuves à repasser et la date à partir de laquelle le candidat peut être réinscrit, d'après le délai de repassage configuré ; une épreuve réussie reste acquise pendant la durée configurée. Le prochain passage portera le numéro suivant : rien n'est écrasé, le parcours complet reste visible.</w:t>
+        <w:t xml:space="preserve">L'administrateur ATT retrouve les dossiers soumis dans « Dossiers à traiter ». Il valide, ou marque le dossier incomplet ou refusé avec un motif obligatoire, que l'auto-école lit sur la fiche du dossier. C'est ce contrôle en amont qui évite le cas vécu d'un candidat renvoyé le jour de l'examen : seul un dossier validé permet une inscription.</w:t>
       </w:r>
     </w:p>
     <w:p>
@@ -4613,37 +4483,7 @@
           <w:sz w:val="19"/>
           <w:szCs w:val="19"/>
         </w:rPr>
-        <w:t xml:space="preserve">Figure 18 — Résultat en échec : épreuves à repasser et date de réinscription</w:t>
-      </w:r>
-    </w:p>
-    <w:p>
-      <w:pPr>
-        <w:pStyle w:val="Heading2"/>
-        <w:spacing w:after="140" w:before="280"/>
-      </w:pPr>
-      <w:r>
-        <w:rPr>
-          <w:rFonts w:ascii="Calibri" w:cs="Calibri" w:eastAsia="Calibri" w:hAnsi="Calibri"/>
-          <w:b/>
-          <w:bCs/>
-          <w:color w:val="0B2E4F"/>
-          <w:sz w:val="26"/>
-          <w:szCs w:val="26"/>
-        </w:rPr>
-        <w:t xml:space="preserve">6.16 Consultation par rôle</w:t>
-      </w:r>
-    </w:p>
-    <w:p>
-      <w:pPr>
-        <w:spacing w:after="120" w:line="300"/>
-      </w:pPr>
-      <w:r>
-        <w:rPr>
-          <w:rFonts w:ascii="Calibri" w:cs="Calibri" w:eastAsia="Calibri" w:hAnsi="Calibri"/>
-          <w:sz w:val="22"/>
-          <w:szCs w:val="22"/>
-        </w:rPr>
-        <w:t xml:space="preserve">Chacun voit ce qui le concerne. L'auto-école suit ses candidats, leurs inscriptions et leurs résultats validés ; le candidat qui dispose d'un compte lit son parcours, dossier, convocations, passages et résultats ; l'ATT voit tout et filtre par région. Un candidat sans smartphone n'est pas pénalisé : son auto-école et l'ATT ont la même information, et les documents s'impriment.</w:t>
+        <w:t xml:space="preserve">Figure 18 — Décision de l'ATT : valider, incomplet ou refuser avec motif</w:t>
       </w:r>
     </w:p>
     <w:p>
@@ -4653,7 +4493,7 @@
       <w:r>
         <w:drawing>
           <wp:inline distT="0" distB="0" distL="0" distR="0">
-            <wp:extent cx="2524125" cy="4486275"/>
+            <wp:extent cx="1981200" cy="3524250"/>
             <wp:effectExtent t="0" r="0" b="0" l="0"/>
             <wp:docPr id="19" name="Figure 19" descr="" title=""/>
             <wp:cNvGraphicFramePr>
@@ -4678,7 +4518,7 @@
                   <pic:spPr bwMode="auto">
                     <a:xfrm>
                       <a:off x="0" y="0"/>
-                      <a:ext cx="2524125" cy="4486275"/>
+                      <a:ext cx="1981200" cy="3524250"/>
                     </a:xfrm>
                     <a:prstGeom prst="rect">
                       <a:avLst/>
@@ -4705,7 +4545,7 @@
           <w:sz w:val="19"/>
           <w:szCs w:val="19"/>
         </w:rPr>
-        <w:t xml:space="preserve">Figure 19 — Parcours du candidat, vu avec son compte</w:t>
+        <w:t xml:space="preserve">Figure 19 — « Dossiers à traiter » : la file des dossiers soumis, vue par l'ATT</w:t>
       </w:r>
     </w:p>
     <w:p>
@@ -4722,7 +4562,7 @@
           <w:sz w:val="26"/>
           <w:szCs w:val="26"/>
         </w:rPr>
-        <w:t xml:space="preserve">6.17 Impression</w:t>
+        <w:t xml:space="preserve">6.8 Session et créneaux</w:t>
       </w:r>
     </w:p>
     <w:p>
@@ -4735,7 +4575,7 @@
           <w:sz w:val="22"/>
           <w:szCs w:val="22"/>
         </w:rPr>
-        <w:t xml:space="preserve">Quatre documents s'impriment depuis l'application, sans réseau : la convocation individuelle avec l'heure de passage estimée et les pièces à apporter, la liste d'appel d'une session (avec ou sans noms selon le rôle), la liste des admis et le relevé de résultat. La page est produite en HTML, montrée en aperçu, puis confiée au service d'impression d'Android, qui permet aussi d'enregistrer un PDF.</w:t>
+        <w:t xml:space="preserve">Une session est une épreuve d'une catégorie, dans un centre, à une date, avec une heure de convocation et une capacité. L'administrateur indique combien de candidats passent par créneau, la durée d'un créneau et la marge entre deux ; l'application calcule les créneaux et les affiche avant même la création. Une seconde session le même jour dans le même centre déclenche un avertissement. La session passe ensuite par les statuts planifiée, ouverte aux inscriptions, complète, en cours, terminée ou annulée avec motif.</w:t>
       </w:r>
     </w:p>
     <w:p>
@@ -4797,37 +4637,7 @@
           <w:sz w:val="19"/>
           <w:szCs w:val="19"/>
         </w:rPr>
-        <w:t xml:space="preserve">Figure 20 — Relevé de résultat, prêt à imprimer</w:t>
-      </w:r>
-    </w:p>
-    <w:p>
-      <w:pPr>
-        <w:pStyle w:val="Heading2"/>
-        <w:spacing w:after="140" w:before="280"/>
-      </w:pPr>
-      <w:r>
-        <w:rPr>
-          <w:rFonts w:ascii="Calibri" w:cs="Calibri" w:eastAsia="Calibri" w:hAnsi="Calibri"/>
-          <w:b/>
-          <w:bCs/>
-          <w:color w:val="0B2E4F"/>
-          <w:sz w:val="26"/>
-          <w:szCs w:val="26"/>
-        </w:rPr>
-        <w:t xml:space="preserve">6.18 Historique</w:t>
-      </w:r>
-    </w:p>
-    <w:p>
-      <w:pPr>
-        <w:spacing w:after="120" w:line="300"/>
-      </w:pPr>
-      <w:r>
-        <w:rPr>
-          <w:rFonts w:ascii="Calibri" w:cs="Calibri" w:eastAsia="Calibri" w:hAnsi="Calibri"/>
-          <w:sz w:val="22"/>
-          <w:szCs w:val="22"/>
-        </w:rPr>
-        <w:t xml:space="preserve">Toute modification sensible est enregistrée avec son auteur, sa date, l'action, l'ancienne et la nouvelle valeur et le motif, dans la même transaction que la modification elle-même. L'historique se lit depuis chaque fiche et depuis un écran global, filtrable par période, par objet et par utilisateur.</w:t>
+        <w:t xml:space="preserve">Figure 20 — Création d'une session : les créneaux se calculent à la saisie</w:t>
       </w:r>
     </w:p>
     <w:p>
@@ -4837,7 +4647,7 @@
       <w:r>
         <w:drawing>
           <wp:inline distT="0" distB="0" distL="0" distR="0">
-            <wp:extent cx="2524125" cy="4486275"/>
+            <wp:extent cx="1981200" cy="3524250"/>
             <wp:effectExtent t="0" r="0" b="0" l="0"/>
             <wp:docPr id="21" name="Figure 21" descr="" title=""/>
             <wp:cNvGraphicFramePr>
@@ -4862,7 +4672,7 @@
                   <pic:spPr bwMode="auto">
                     <a:xfrm>
                       <a:off x="0" y="0"/>
-                      <a:ext cx="2524125" cy="4486275"/>
+                      <a:ext cx="1981200" cy="3524250"/>
                     </a:xfrm>
                     <a:prstGeom prst="rect">
                       <a:avLst/>
@@ -4889,37 +4699,7 @@
           <w:sz w:val="19"/>
           <w:szCs w:val="19"/>
         </w:rPr>
-        <w:t xml:space="preserve">Figure 21 — Journal des modifications, filtrable</w:t>
-      </w:r>
-    </w:p>
-    <w:p>
-      <w:pPr>
-        <w:pStyle w:val="Heading2"/>
-        <w:spacing w:after="140" w:before="280"/>
-      </w:pPr>
-      <w:r>
-        <w:rPr>
-          <w:rFonts w:ascii="Calibri" w:cs="Calibri" w:eastAsia="Calibri" w:hAnsi="Calibri"/>
-          <w:b/>
-          <w:bCs/>
-          <w:color w:val="0B2E4F"/>
-          <w:sz w:val="26"/>
-          <w:szCs w:val="26"/>
-        </w:rPr>
-        <w:t xml:space="preserve">6.19 Synchronisation avec le serveur central</w:t>
-      </w:r>
-    </w:p>
-    <w:p>
-      <w:pPr>
-        <w:spacing w:after="120" w:line="300"/>
-      </w:pPr>
-      <w:r>
-        <w:rPr>
-          <w:rFonts w:ascii="Calibri" w:cs="Calibri" w:eastAsia="Calibri" w:hAnsi="Calibri"/>
-          <w:sz w:val="22"/>
-          <w:szCs w:val="22"/>
-        </w:rPr>
-        <w:t xml:space="preserve">L'application fonctionne entièrement hors ligne : la base locale est la source de vérité. Les résultats validés sont remontés à un serveur central de l'ATT quand le réseau le permet ; sinon ils restent en file d'attente, sans rien bloquer, et « Synchroniser maintenant » les renvoie plus tard. Sur la figure, le réseau est coupé par l'interrupteur de démonstration : un résultat attend, l'autre a déjà été envoyé.</w:t>
+        <w:t xml:space="preserve">Figure 21 — Liste des sessions avec ses filtres : à venir, du jour, passées, toutes</w:t>
       </w:r>
     </w:p>
     <w:p>
@@ -4929,7 +4709,7 @@
       <w:r>
         <w:drawing>
           <wp:inline distT="0" distB="0" distL="0" distR="0">
-            <wp:extent cx="2524125" cy="4486275"/>
+            <wp:extent cx="1981200" cy="3524250"/>
             <wp:effectExtent t="0" r="0" b="0" l="0"/>
             <wp:docPr id="22" name="Figure 22" descr="" title=""/>
             <wp:cNvGraphicFramePr>
@@ -4954,6 +4734,98 @@
                   <pic:spPr bwMode="auto">
                     <a:xfrm>
                       <a:off x="0" y="0"/>
+                      <a:ext cx="1981200" cy="3524250"/>
+                    </a:xfrm>
+                    <a:prstGeom prst="rect">
+                      <a:avLst/>
+                    </a:prstGeom>
+                  </pic:spPr>
+                </pic:pic>
+              </a:graphicData>
+            </a:graphic>
+          </wp:inline>
+        </w:drawing>
+      </w:r>
+    </w:p>
+    <w:p>
+      <w:pPr>
+        <w:spacing w:after="240" w:before="80"/>
+        <w:jc w:val="center"/>
+      </w:pPr>
+      <w:r>
+        <w:rPr>
+          <w:rFonts w:ascii="Calibri" w:cs="Calibri" w:eastAsia="Calibri" w:hAnsi="Calibri"/>
+          <w:i/>
+          <w:iCs/>
+          <w:color w:val="5E6B7C"/>
+          <w:sz w:val="19"/>
+          <w:szCs w:val="19"/>
+        </w:rPr>
+        <w:t xml:space="preserve">Figure 22 — Fiche d'une session : créneaux et remplissage, statut, actions et documents</w:t>
+      </w:r>
+    </w:p>
+    <w:p>
+      <w:pPr>
+        <w:pStyle w:val="Heading2"/>
+        <w:spacing w:after="140" w:before="280"/>
+      </w:pPr>
+      <w:r>
+        <w:rPr>
+          <w:rFonts w:ascii="Calibri" w:cs="Calibri" w:eastAsia="Calibri" w:hAnsi="Calibri"/>
+          <w:b/>
+          <w:bCs/>
+          <w:color w:val="0B2E4F"/>
+          <w:sz w:val="26"/>
+          <w:szCs w:val="26"/>
+        </w:rPr>
+        <w:t xml:space="preserve">6.9 Inscription et convocation</w:t>
+      </w:r>
+    </w:p>
+    <w:p>
+      <w:pPr>
+        <w:spacing w:after="120" w:line="300"/>
+      </w:pPr>
+      <w:r>
+        <w:rPr>
+          <w:rFonts w:ascii="Calibri" w:cs="Calibri" w:eastAsia="Calibri" w:hAnsi="Calibri"/>
+          <w:sz w:val="22"/>
+          <w:szCs w:val="22"/>
+        </w:rPr>
+        <w:t xml:space="preserve">L'administrateur inscrit un candidat éligible : dossier validé pour la catégorie, capacité de la session et du créneau non dépassées, pas de double inscription, pas d'autre session le même jour, délai de repassage écoulé, théorie réussie si l'épreuve est la conduite. Le candidat reçoit un numéro d'appel (001, 002…) et un créneau, donc une heure de passage estimée. La convocation s'imprime depuis cette liste ; une inscription se reporte ou s'annule avec motif, et la place est libérée.</w:t>
+      </w:r>
+    </w:p>
+    <w:p>
+      <w:pPr>
+        <w:jc w:val="center"/>
+      </w:pPr>
+      <w:r>
+        <w:drawing>
+          <wp:inline distT="0" distB="0" distL="0" distR="0">
+            <wp:extent cx="2524125" cy="4486275"/>
+            <wp:effectExtent t="0" r="0" b="0" l="0"/>
+            <wp:docPr id="23" name="Figure 23" descr="" title=""/>
+            <wp:cNvGraphicFramePr>
+              <a:graphicFrameLocks xmlns:a="http://schemas.openxmlformats.org/drawingml/2006/main" noChangeAspect="1"/>
+            </wp:cNvGraphicFramePr>
+            <a:graphic xmlns:a="http://schemas.openxmlformats.org/drawingml/2006/main">
+              <a:graphicData uri="http://schemas.openxmlformats.org/drawingml/2006/picture">
+                <pic:pic xmlns:pic="http://schemas.openxmlformats.org/drawingml/2006/picture">
+                  <pic:nvPicPr>
+                    <pic:cNvPr id="0" name="Image" descr=""/>
+                    <pic:cNvPicPr>
+                      <a:picLocks noChangeAspect="1" noChangeArrowheads="1"/>
+                    </pic:cNvPicPr>
+                  </pic:nvPicPr>
+                  <pic:blipFill>
+                    <a:blip r:embed="rId33" cstate="none"/>
+                    <a:srcRect/>
+                    <a:stretch>
+                      <a:fillRect/>
+                    </a:stretch>
+                  </pic:blipFill>
+                  <pic:spPr bwMode="auto">
+                    <a:xfrm>
+                      <a:off x="0" y="0"/>
                       <a:ext cx="2524125" cy="4486275"/>
                     </a:xfrm>
                     <a:prstGeom prst="rect">
@@ -4981,7 +4853,1423 @@
           <w:sz w:val="19"/>
           <w:szCs w:val="19"/>
         </w:rPr>
-        <w:t xml:space="preserve">Figure 22 — Synchronisation : réseau coupé, un résultat en attente, un envoyé</w:t>
+        <w:t xml:space="preserve">Figure 23 — Inscriptions d'une session : numéro d'appel, créneau, actions</w:t>
+      </w:r>
+    </w:p>
+    <w:p>
+      <w:pPr>
+        <w:jc w:val="center"/>
+      </w:pPr>
+      <w:r>
+        <w:drawing>
+          <wp:inline distT="0" distB="0" distL="0" distR="0">
+            <wp:extent cx="1981200" cy="3524250"/>
+            <wp:effectExtent t="0" r="0" b="0" l="0"/>
+            <wp:docPr id="24" name="Figure 24" descr="" title=""/>
+            <wp:cNvGraphicFramePr>
+              <a:graphicFrameLocks xmlns:a="http://schemas.openxmlformats.org/drawingml/2006/main" noChangeAspect="1"/>
+            </wp:cNvGraphicFramePr>
+            <a:graphic xmlns:a="http://schemas.openxmlformats.org/drawingml/2006/main">
+              <a:graphicData uri="http://schemas.openxmlformats.org/drawingml/2006/picture">
+                <pic:pic xmlns:pic="http://schemas.openxmlformats.org/drawingml/2006/picture">
+                  <pic:nvPicPr>
+                    <pic:cNvPr id="0" name="Image" descr=""/>
+                    <pic:cNvPicPr>
+                      <a:picLocks noChangeAspect="1" noChangeArrowheads="1"/>
+                    </pic:cNvPicPr>
+                  </pic:nvPicPr>
+                  <pic:blipFill>
+                    <a:blip r:embed="rId34" cstate="none"/>
+                    <a:srcRect/>
+                    <a:stretch>
+                      <a:fillRect/>
+                    </a:stretch>
+                  </pic:blipFill>
+                  <pic:spPr bwMode="auto">
+                    <a:xfrm>
+                      <a:off x="0" y="0"/>
+                      <a:ext cx="1981200" cy="3524250"/>
+                    </a:xfrm>
+                    <a:prstGeom prst="rect">
+                      <a:avLst/>
+                    </a:prstGeom>
+                  </pic:spPr>
+                </pic:pic>
+              </a:graphicData>
+            </a:graphic>
+          </wp:inline>
+        </w:drawing>
+      </w:r>
+    </w:p>
+    <w:p>
+      <w:pPr>
+        <w:spacing w:after="240" w:before="80"/>
+        <w:jc w:val="center"/>
+      </w:pPr>
+      <w:r>
+        <w:rPr>
+          <w:rFonts w:ascii="Calibri" w:cs="Calibri" w:eastAsia="Calibri" w:hAnsi="Calibri"/>
+          <w:i/>
+          <w:iCs/>
+          <w:color w:val="5E6B7C"/>
+          <w:sz w:val="19"/>
+          <w:szCs w:val="19"/>
+        </w:rPr>
+        <w:t xml:space="preserve">Figure 24 — La convocation imprimable : centre, date, heure de passage estimée, pièces à apporter</w:t>
+      </w:r>
+    </w:p>
+    <w:p>
+      <w:pPr>
+        <w:pStyle w:val="Heading2"/>
+        <w:spacing w:after="140" w:before="280"/>
+      </w:pPr>
+      <w:r>
+        <w:rPr>
+          <w:rFonts w:ascii="Calibri" w:cs="Calibri" w:eastAsia="Calibri" w:hAnsi="Calibri"/>
+          <w:b/>
+          <w:bCs/>
+          <w:color w:val="0B2E4F"/>
+          <w:sz w:val="26"/>
+          <w:szCs w:val="26"/>
+        </w:rPr>
+        <w:t xml:space="preserve">6.10 Appel et présence</w:t>
+      </w:r>
+    </w:p>
+    <w:p>
+      <w:pPr>
+        <w:spacing w:after="120" w:line="300"/>
+      </w:pPr>
+      <w:r>
+        <w:rPr>
+          <w:rFonts w:ascii="Calibri" w:cs="Calibri" w:eastAsia="Calibri" w:hAnsi="Calibri"/>
+          <w:sz w:val="22"/>
+          <w:szCs w:val="22"/>
+        </w:rPr>
+        <w:t xml:space="preserve">Le jour de l'examen, l'administrateur ATT présent au centre fait l'appel par créneau, avec peu de candidats à la fois. Chaque candidat est marqué présent ou absent ; au-delà de la tolérance de retard configurée, l'application propose d'accepter ou de refuser le retard. Un statut se corrige, ce qui répond au cas observé du « présent » non entendu dans la foule. La liste d'appel s'imprime comme solution de secours ; l'examinateur en reçoit une version sans les noms.</w:t>
+      </w:r>
+    </w:p>
+    <w:p>
+      <w:pPr>
+        <w:jc w:val="center"/>
+      </w:pPr>
+      <w:r>
+        <w:drawing>
+          <wp:inline distT="0" distB="0" distL="0" distR="0">
+            <wp:extent cx="2524125" cy="4486275"/>
+            <wp:effectExtent t="0" r="0" b="0" l="0"/>
+            <wp:docPr id="25" name="Figure 25" descr="" title=""/>
+            <wp:cNvGraphicFramePr>
+              <a:graphicFrameLocks xmlns:a="http://schemas.openxmlformats.org/drawingml/2006/main" noChangeAspect="1"/>
+            </wp:cNvGraphicFramePr>
+            <a:graphic xmlns:a="http://schemas.openxmlformats.org/drawingml/2006/main">
+              <a:graphicData uri="http://schemas.openxmlformats.org/drawingml/2006/picture">
+                <pic:pic xmlns:pic="http://schemas.openxmlformats.org/drawingml/2006/picture">
+                  <pic:nvPicPr>
+                    <pic:cNvPr id="0" name="Image" descr=""/>
+                    <pic:cNvPicPr>
+                      <a:picLocks noChangeAspect="1" noChangeArrowheads="1"/>
+                    </pic:cNvPicPr>
+                  </pic:nvPicPr>
+                  <pic:blipFill>
+                    <a:blip r:embed="rId35" cstate="none"/>
+                    <a:srcRect/>
+                    <a:stretch>
+                      <a:fillRect/>
+                    </a:stretch>
+                  </pic:blipFill>
+                  <pic:spPr bwMode="auto">
+                    <a:xfrm>
+                      <a:off x="0" y="0"/>
+                      <a:ext cx="2524125" cy="4486275"/>
+                    </a:xfrm>
+                    <a:prstGeom prst="rect">
+                      <a:avLst/>
+                    </a:prstGeom>
+                  </pic:spPr>
+                </pic:pic>
+              </a:graphicData>
+            </a:graphic>
+          </wp:inline>
+        </w:drawing>
+      </w:r>
+    </w:p>
+    <w:p>
+      <w:pPr>
+        <w:spacing w:after="240" w:before="80"/>
+        <w:jc w:val="center"/>
+      </w:pPr>
+      <w:r>
+        <w:rPr>
+          <w:rFonts w:ascii="Calibri" w:cs="Calibri" w:eastAsia="Calibri" w:hAnsi="Calibri"/>
+          <w:i/>
+          <w:iCs/>
+          <w:color w:val="5E6B7C"/>
+          <w:sz w:val="19"/>
+          <w:szCs w:val="19"/>
+        </w:rPr>
+        <w:t xml:space="preserve">Figure 25 — Appel d'une session : présents, retards, absents</w:t>
+      </w:r>
+    </w:p>
+    <w:p>
+      <w:pPr>
+        <w:pStyle w:val="Heading2"/>
+        <w:spacing w:after="140" w:before="280"/>
+      </w:pPr>
+      <w:r>
+        <w:rPr>
+          <w:rFonts w:ascii="Calibri" w:cs="Calibri" w:eastAsia="Calibri" w:hAnsi="Calibri"/>
+          <w:b/>
+          <w:bCs/>
+          <w:color w:val="0B2E4F"/>
+          <w:sz w:val="26"/>
+          <w:szCs w:val="26"/>
+        </w:rPr>
+        <w:t xml:space="preserve">6.11 Passages et vue de l'examinateur</w:t>
+      </w:r>
+    </w:p>
+    <w:p>
+      <w:pPr>
+        <w:spacing w:after="120" w:line="300"/>
+      </w:pPr>
+      <w:r>
+        <w:rPr>
+          <w:rFonts w:ascii="Calibri" w:cs="Calibri" w:eastAsia="Calibri" w:hAnsi="Calibri"/>
+          <w:sz w:val="22"/>
+          <w:szCs w:val="22"/>
+        </w:rPr>
+        <w:t xml:space="preserve">L'examinateur connecté voit les sessions du jour et, pour chacune, les candidats présents identifiés par leur seul numéro d'appel. Il ouvre un passage : le n-ième passage de ce candidat à cette épreuve, jamais réutilisé, jamais effacé, tracé dans l'historique. Un passage s'appelle « tentative » dans le code et dans le modèle de données (Tentative) : c'est le mot du cahier de cadrage ; l'écran dit « passage », plus naturel pour un agent. Un passage déjà terminé se consulte en lecture seule.</w:t>
+      </w:r>
+    </w:p>
+    <w:p>
+      <w:pPr>
+        <w:jc w:val="center"/>
+      </w:pPr>
+      <w:r>
+        <w:drawing>
+          <wp:inline distT="0" distB="0" distL="0" distR="0">
+            <wp:extent cx="2524125" cy="4486275"/>
+            <wp:effectExtent t="0" r="0" b="0" l="0"/>
+            <wp:docPr id="26" name="Figure 26" descr="" title=""/>
+            <wp:cNvGraphicFramePr>
+              <a:graphicFrameLocks xmlns:a="http://schemas.openxmlformats.org/drawingml/2006/main" noChangeAspect="1"/>
+            </wp:cNvGraphicFramePr>
+            <a:graphic xmlns:a="http://schemas.openxmlformats.org/drawingml/2006/main">
+              <a:graphicData uri="http://schemas.openxmlformats.org/drawingml/2006/picture">
+                <pic:pic xmlns:pic="http://schemas.openxmlformats.org/drawingml/2006/picture">
+                  <pic:nvPicPr>
+                    <pic:cNvPr id="0" name="Image" descr=""/>
+                    <pic:cNvPicPr>
+                      <a:picLocks noChangeAspect="1" noChangeArrowheads="1"/>
+                    </pic:cNvPicPr>
+                  </pic:nvPicPr>
+                  <pic:blipFill>
+                    <a:blip r:embed="rId36" cstate="none"/>
+                    <a:srcRect/>
+                    <a:stretch>
+                      <a:fillRect/>
+                    </a:stretch>
+                  </pic:blipFill>
+                  <pic:spPr bwMode="auto">
+                    <a:xfrm>
+                      <a:off x="0" y="0"/>
+                      <a:ext cx="2524125" cy="4486275"/>
+                    </a:xfrm>
+                    <a:prstGeom prst="rect">
+                      <a:avLst/>
+                    </a:prstGeom>
+                  </pic:spPr>
+                </pic:pic>
+              </a:graphicData>
+            </a:graphic>
+          </wp:inline>
+        </w:drawing>
+      </w:r>
+    </w:p>
+    <w:p>
+      <w:pPr>
+        <w:spacing w:after="240" w:before="80"/>
+        <w:jc w:val="center"/>
+      </w:pPr>
+      <w:r>
+        <w:rPr>
+          <w:rFonts w:ascii="Calibri" w:cs="Calibri" w:eastAsia="Calibri" w:hAnsi="Calibri"/>
+          <w:i/>
+          <w:iCs/>
+          <w:color w:val="5E6B7C"/>
+          <w:sz w:val="19"/>
+          <w:szCs w:val="19"/>
+        </w:rPr>
+        <w:t xml:space="preserve">Figure 26 — Vue de l'examinateur : numéros d'appel, sans les noms</w:t>
+      </w:r>
+    </w:p>
+    <w:p>
+      <w:pPr>
+        <w:jc w:val="center"/>
+      </w:pPr>
+      <w:r>
+        <w:drawing>
+          <wp:inline distT="0" distB="0" distL="0" distR="0">
+            <wp:extent cx="1981200" cy="3524250"/>
+            <wp:effectExtent t="0" r="0" b="0" l="0"/>
+            <wp:docPr id="27" name="Figure 27" descr="" title=""/>
+            <wp:cNvGraphicFramePr>
+              <a:graphicFrameLocks xmlns:a="http://schemas.openxmlformats.org/drawingml/2006/main" noChangeAspect="1"/>
+            </wp:cNvGraphicFramePr>
+            <a:graphic xmlns:a="http://schemas.openxmlformats.org/drawingml/2006/main">
+              <a:graphicData uri="http://schemas.openxmlformats.org/drawingml/2006/picture">
+                <pic:pic xmlns:pic="http://schemas.openxmlformats.org/drawingml/2006/picture">
+                  <pic:nvPicPr>
+                    <pic:cNvPr id="0" name="Image" descr=""/>
+                    <pic:cNvPicPr>
+                      <a:picLocks noChangeAspect="1" noChangeArrowheads="1"/>
+                    </pic:cNvPicPr>
+                  </pic:nvPicPr>
+                  <pic:blipFill>
+                    <a:blip r:embed="rId37" cstate="none"/>
+                    <a:srcRect/>
+                    <a:stretch>
+                      <a:fillRect/>
+                    </a:stretch>
+                  </pic:blipFill>
+                  <pic:spPr bwMode="auto">
+                    <a:xfrm>
+                      <a:off x="0" y="0"/>
+                      <a:ext cx="1981200" cy="3524250"/>
+                    </a:xfrm>
+                    <a:prstGeom prst="rect">
+                      <a:avLst/>
+                    </a:prstGeom>
+                  </pic:spPr>
+                </pic:pic>
+              </a:graphicData>
+            </a:graphic>
+          </wp:inline>
+        </w:drawing>
+      </w:r>
+    </w:p>
+    <w:p>
+      <w:pPr>
+        <w:spacing w:after="240" w:before="80"/>
+        <w:jc w:val="center"/>
+      </w:pPr>
+      <w:r>
+        <w:rPr>
+          <w:rFonts w:ascii="Calibri" w:cs="Calibri" w:eastAsia="Calibri" w:hAnsi="Calibri"/>
+          <w:i/>
+          <w:iCs/>
+          <w:color w:val="5E6B7C"/>
+          <w:sz w:val="19"/>
+          <w:szCs w:val="19"/>
+        </w:rPr>
+        <w:t xml:space="preserve">Figure 27 — « Sessions du jour » de l'examinateur, avec présents et passages ouverts</w:t>
+      </w:r>
+    </w:p>
+    <w:p>
+      <w:pPr>
+        <w:pStyle w:val="Heading2"/>
+        <w:spacing w:after="140" w:before="280"/>
+      </w:pPr>
+      <w:r>
+        <w:rPr>
+          <w:rFonts w:ascii="Calibri" w:cs="Calibri" w:eastAsia="Calibri" w:hAnsi="Calibri"/>
+          <w:b/>
+          <w:bCs/>
+          <w:color w:val="0B2E4F"/>
+          <w:sz w:val="26"/>
+          <w:szCs w:val="26"/>
+        </w:rPr>
+        <w:t xml:space="preserve">6.12 Épreuve théorique orale</w:t>
+      </w:r>
+    </w:p>
+    <w:p>
+      <w:pPr>
+        <w:spacing w:after="120" w:line="300"/>
+      </w:pPr>
+      <w:r>
+        <w:rPr>
+          <w:rFonts w:ascii="Calibri" w:cs="Calibri" w:eastAsia="Calibri" w:hAnsi="Calibri"/>
+          <w:sz w:val="22"/>
+          <w:szCs w:val="22"/>
+        </w:rPr>
+        <w:t xml:space="preserve">L'épreuve théorique est orale, comme l'une de nous l'a vécue. L'écran reproduit la feuille de l'examinateur : le sujet est tiré au sort par l'application jusqu'à la note maximale du barème, ou choisi question par question par l'examinateur selon la règle configurée. Pour chaque question, l'examinateur écrit la réponse donnée par le candidat et les points attribués, de zéro au maximum de la question ; la réponse attendue s'affiche en aide-mémoire. Le total se calcule au fil de la saisie. « Terminer l'épreuve » fige la feuille, clôt le passage et calcule aussitôt le résultat.</w:t>
+      </w:r>
+    </w:p>
+    <w:p>
+      <w:pPr>
+        <w:jc w:val="center"/>
+      </w:pPr>
+      <w:r>
+        <w:drawing>
+          <wp:inline distT="0" distB="0" distL="0" distR="0">
+            <wp:extent cx="2524125" cy="4486275"/>
+            <wp:effectExtent t="0" r="0" b="0" l="0"/>
+            <wp:docPr id="28" name="Figure 28" descr="" title=""/>
+            <wp:cNvGraphicFramePr>
+              <a:graphicFrameLocks xmlns:a="http://schemas.openxmlformats.org/drawingml/2006/main" noChangeAspect="1"/>
+            </wp:cNvGraphicFramePr>
+            <a:graphic xmlns:a="http://schemas.openxmlformats.org/drawingml/2006/main">
+              <a:graphicData uri="http://schemas.openxmlformats.org/drawingml/2006/picture">
+                <pic:pic xmlns:pic="http://schemas.openxmlformats.org/drawingml/2006/picture">
+                  <pic:nvPicPr>
+                    <pic:cNvPr id="0" name="Image" descr=""/>
+                    <pic:cNvPicPr>
+                      <a:picLocks noChangeAspect="1" noChangeArrowheads="1"/>
+                    </pic:cNvPicPr>
+                  </pic:nvPicPr>
+                  <pic:blipFill>
+                    <a:blip r:embed="rId38" cstate="none"/>
+                    <a:srcRect/>
+                    <a:stretch>
+                      <a:fillRect/>
+                    </a:stretch>
+                  </pic:blipFill>
+                  <pic:spPr bwMode="auto">
+                    <a:xfrm>
+                      <a:off x="0" y="0"/>
+                      <a:ext cx="2524125" cy="4486275"/>
+                    </a:xfrm>
+                    <a:prstGeom prst="rect">
+                      <a:avLst/>
+                    </a:prstGeom>
+                  </pic:spPr>
+                </pic:pic>
+              </a:graphicData>
+            </a:graphic>
+          </wp:inline>
+        </w:drawing>
+      </w:r>
+    </w:p>
+    <w:p>
+      <w:pPr>
+        <w:spacing w:after="240" w:before="80"/>
+        <w:jc w:val="center"/>
+      </w:pPr>
+      <w:r>
+        <w:rPr>
+          <w:rFonts w:ascii="Calibri" w:cs="Calibri" w:eastAsia="Calibri" w:hAnsi="Calibri"/>
+          <w:i/>
+          <w:iCs/>
+          <w:color w:val="5E6B7C"/>
+          <w:sz w:val="19"/>
+          <w:szCs w:val="19"/>
+        </w:rPr>
+        <w:t xml:space="preserve">Figure 28 — Feuille d'examen théorique : questions posées, réponses, points</w:t>
+      </w:r>
+    </w:p>
+    <w:p>
+      <w:pPr>
+        <w:pStyle w:val="Heading2"/>
+        <w:spacing w:after="140" w:before="280"/>
+      </w:pPr>
+      <w:r>
+        <w:rPr>
+          <w:rFonts w:ascii="Calibri" w:cs="Calibri" w:eastAsia="Calibri" w:hAnsi="Calibri"/>
+          <w:b/>
+          <w:bCs/>
+          <w:color w:val="0B2E4F"/>
+          <w:sz w:val="26"/>
+          <w:szCs w:val="26"/>
+        </w:rPr>
+        <w:t xml:space="preserve">6.13 Épreuve de conduite</w:t>
+      </w:r>
+    </w:p>
+    <w:p>
+      <w:pPr>
+        <w:spacing w:after="120" w:line="300"/>
+      </w:pPr>
+      <w:r>
+        <w:rPr>
+          <w:rFonts w:ascii="Calibri" w:cs="Calibri" w:eastAsia="Calibri" w:hAnsi="Calibri"/>
+          <w:sz w:val="22"/>
+          <w:szCs w:val="22"/>
+        </w:rPr>
+        <w:t xml:space="preserve">Pour la conduite, l'application propose une grille : un critère par ligne avec ses points, une case « faute éliminatoire » quand le critère l'admet, une observation. La grille elle-même n'est pas imposée : elle vient de la configuration et reste à confirmer par l'ATT. Une faute éliminatoire vaut zéro sur le critère et fait perdre l'épreuve quel que soit le total, ce que l'écran annonce en rouge.</w:t>
+      </w:r>
+    </w:p>
+    <w:p>
+      <w:pPr>
+        <w:jc w:val="center"/>
+      </w:pPr>
+      <w:r>
+        <w:drawing>
+          <wp:inline distT="0" distB="0" distL="0" distR="0">
+            <wp:extent cx="2524125" cy="4486275"/>
+            <wp:effectExtent t="0" r="0" b="0" l="0"/>
+            <wp:docPr id="29" name="Figure 29" descr="" title=""/>
+            <wp:cNvGraphicFramePr>
+              <a:graphicFrameLocks xmlns:a="http://schemas.openxmlformats.org/drawingml/2006/main" noChangeAspect="1"/>
+            </wp:cNvGraphicFramePr>
+            <a:graphic xmlns:a="http://schemas.openxmlformats.org/drawingml/2006/main">
+              <a:graphicData uri="http://schemas.openxmlformats.org/drawingml/2006/picture">
+                <pic:pic xmlns:pic="http://schemas.openxmlformats.org/drawingml/2006/picture">
+                  <pic:nvPicPr>
+                    <pic:cNvPr id="0" name="Image" descr=""/>
+                    <pic:cNvPicPr>
+                      <a:picLocks noChangeAspect="1" noChangeArrowheads="1"/>
+                    </pic:cNvPicPr>
+                  </pic:nvPicPr>
+                  <pic:blipFill>
+                    <a:blip r:embed="rId39" cstate="none"/>
+                    <a:srcRect/>
+                    <a:stretch>
+                      <a:fillRect/>
+                    </a:stretch>
+                  </pic:blipFill>
+                  <pic:spPr bwMode="auto">
+                    <a:xfrm>
+                      <a:off x="0" y="0"/>
+                      <a:ext cx="2524125" cy="4486275"/>
+                    </a:xfrm>
+                    <a:prstGeom prst="rect">
+                      <a:avLst/>
+                    </a:prstGeom>
+                  </pic:spPr>
+                </pic:pic>
+              </a:graphicData>
+            </a:graphic>
+          </wp:inline>
+        </w:drawing>
+      </w:r>
+    </w:p>
+    <w:p>
+      <w:pPr>
+        <w:spacing w:after="240" w:before="80"/>
+        <w:jc w:val="center"/>
+      </w:pPr>
+      <w:r>
+        <w:rPr>
+          <w:rFonts w:ascii="Calibri" w:cs="Calibri" w:eastAsia="Calibri" w:hAnsi="Calibri"/>
+          <w:i/>
+          <w:iCs/>
+          <w:color w:val="5E6B7C"/>
+          <w:sz w:val="19"/>
+          <w:szCs w:val="19"/>
+        </w:rPr>
+        <w:t xml:space="preserve">Figure 29 — Grille de conduite : points par critère, faute éliminatoire, observations</w:t>
+      </w:r>
+    </w:p>
+    <w:p>
+      <w:pPr>
+        <w:pStyle w:val="Heading2"/>
+        <w:spacing w:after="140" w:before="280"/>
+      </w:pPr>
+      <w:r>
+        <w:rPr>
+          <w:rFonts w:ascii="Calibri" w:cs="Calibri" w:eastAsia="Calibri" w:hAnsi="Calibri"/>
+          <w:b/>
+          <w:bCs/>
+          <w:color w:val="0B2E4F"/>
+          <w:sz w:val="26"/>
+          <w:szCs w:val="26"/>
+        </w:rPr>
+        <w:t xml:space="preserve">6.14 Résultat, validation et correction</w:t>
+      </w:r>
+    </w:p>
+    <w:p>
+      <w:pPr>
+        <w:spacing w:after="120" w:line="300"/>
+      </w:pPr>
+      <w:r>
+        <w:rPr>
+          <w:rFonts w:ascii="Calibri" w:cs="Calibri" w:eastAsia="Calibri" w:hAnsi="Calibri"/>
+          <w:sz w:val="22"/>
+          <w:szCs w:val="22"/>
+        </w:rPr>
+        <w:t xml:space="preserve">Le résultat est calculé automatiquement à la clôture de l'épreuve, avec la version du barème en vigueur, copiée dans le résultat pour rester lisible même si le barème change. Si le sujet posé ou la grille ne totalise pas la note maximale du barème, la note est rapportée au barème par une règle de trois (question Q2 bis, à confirmer) ; les points attribués et les points proposés restent affichés et imprimés tels quels. Il attend la validation de l'administrateur ATT ; jusque-là, ni l'auto-école ni le candidat ne le voient. Une erreur de notation se corrige en rouvrant la feuille de l'examinateur puis en recalculant : l'application crée un nouveau résultat avec un motif, l'ancien reste en base et lisible, marqué « remplacé ».</w:t>
+      </w:r>
+    </w:p>
+    <w:p>
+      <w:pPr>
+        <w:jc w:val="center"/>
+      </w:pPr>
+      <w:r>
+        <w:drawing>
+          <wp:inline distT="0" distB="0" distL="0" distR="0">
+            <wp:extent cx="2524125" cy="4486275"/>
+            <wp:effectExtent t="0" r="0" b="0" l="0"/>
+            <wp:docPr id="30" name="Figure 30" descr="" title=""/>
+            <wp:cNvGraphicFramePr>
+              <a:graphicFrameLocks xmlns:a="http://schemas.openxmlformats.org/drawingml/2006/main" noChangeAspect="1"/>
+            </wp:cNvGraphicFramePr>
+            <a:graphic xmlns:a="http://schemas.openxmlformats.org/drawingml/2006/main">
+              <a:graphicData uri="http://schemas.openxmlformats.org/drawingml/2006/picture">
+                <pic:pic xmlns:pic="http://schemas.openxmlformats.org/drawingml/2006/picture">
+                  <pic:nvPicPr>
+                    <pic:cNvPr id="0" name="Image" descr=""/>
+                    <pic:cNvPicPr>
+                      <a:picLocks noChangeAspect="1" noChangeArrowheads="1"/>
+                    </pic:cNvPicPr>
+                  </pic:nvPicPr>
+                  <pic:blipFill>
+                    <a:blip r:embed="rId40" cstate="none"/>
+                    <a:srcRect/>
+                    <a:stretch>
+                      <a:fillRect/>
+                    </a:stretch>
+                  </pic:blipFill>
+                  <pic:spPr bwMode="auto">
+                    <a:xfrm>
+                      <a:off x="0" y="0"/>
+                      <a:ext cx="2524125" cy="4486275"/>
+                    </a:xfrm>
+                    <a:prstGeom prst="rect">
+                      <a:avLst/>
+                    </a:prstGeom>
+                  </pic:spPr>
+                </pic:pic>
+              </a:graphicData>
+            </a:graphic>
+          </wp:inline>
+        </w:drawing>
+      </w:r>
+    </w:p>
+    <w:p>
+      <w:pPr>
+        <w:spacing w:after="240" w:before="80"/>
+        <w:jc w:val="center"/>
+      </w:pPr>
+      <w:r>
+        <w:rPr>
+          <w:rFonts w:ascii="Calibri" w:cs="Calibri" w:eastAsia="Calibri" w:hAnsi="Calibri"/>
+          <w:i/>
+          <w:iCs/>
+          <w:color w:val="5E6B7C"/>
+          <w:sz w:val="19"/>
+          <w:szCs w:val="19"/>
+        </w:rPr>
+        <w:t xml:space="preserve">Figure 30 — Détail d'un résultat avant validation par l'ATT</w:t>
+      </w:r>
+    </w:p>
+    <w:p>
+      <w:pPr>
+        <w:jc w:val="center"/>
+      </w:pPr>
+      <w:r>
+        <w:drawing>
+          <wp:inline distT="0" distB="0" distL="0" distR="0">
+            <wp:extent cx="1981200" cy="3524250"/>
+            <wp:effectExtent t="0" r="0" b="0" l="0"/>
+            <wp:docPr id="31" name="Figure 31" descr="" title=""/>
+            <wp:cNvGraphicFramePr>
+              <a:graphicFrameLocks xmlns:a="http://schemas.openxmlformats.org/drawingml/2006/main" noChangeAspect="1"/>
+            </wp:cNvGraphicFramePr>
+            <a:graphic xmlns:a="http://schemas.openxmlformats.org/drawingml/2006/main">
+              <a:graphicData uri="http://schemas.openxmlformats.org/drawingml/2006/picture">
+                <pic:pic xmlns:pic="http://schemas.openxmlformats.org/drawingml/2006/picture">
+                  <pic:nvPicPr>
+                    <pic:cNvPr id="0" name="Image" descr=""/>
+                    <pic:cNvPicPr>
+                      <a:picLocks noChangeAspect="1" noChangeArrowheads="1"/>
+                    </pic:cNvPicPr>
+                  </pic:nvPicPr>
+                  <pic:blipFill>
+                    <a:blip r:embed="rId41" cstate="none"/>
+                    <a:srcRect/>
+                    <a:stretch>
+                      <a:fillRect/>
+                    </a:stretch>
+                  </pic:blipFill>
+                  <pic:spPr bwMode="auto">
+                    <a:xfrm>
+                      <a:off x="0" y="0"/>
+                      <a:ext cx="1981200" cy="3524250"/>
+                    </a:xfrm>
+                    <a:prstGeom prst="rect">
+                      <a:avLst/>
+                    </a:prstGeom>
+                  </pic:spPr>
+                </pic:pic>
+              </a:graphicData>
+            </a:graphic>
+          </wp:inline>
+        </w:drawing>
+      </w:r>
+    </w:p>
+    <w:p>
+      <w:pPr>
+        <w:spacing w:after="240" w:before="80"/>
+        <w:jc w:val="center"/>
+      </w:pPr>
+      <w:r>
+        <w:rPr>
+          <w:rFonts w:ascii="Calibri" w:cs="Calibri" w:eastAsia="Calibri" w:hAnsi="Calibri"/>
+          <w:i/>
+          <w:iCs/>
+          <w:color w:val="5E6B7C"/>
+          <w:sz w:val="19"/>
+          <w:szCs w:val="19"/>
+        </w:rPr>
+        <w:t xml:space="preserve">Figure 31 — « Résultats à valider » : la file de l'ATT, avec l'état d'envoi au serveur</w:t>
+      </w:r>
+    </w:p>
+    <w:p>
+      <w:pPr>
+        <w:jc w:val="center"/>
+      </w:pPr>
+      <w:r>
+        <w:drawing>
+          <wp:inline distT="0" distB="0" distL="0" distR="0">
+            <wp:extent cx="1981200" cy="3524250"/>
+            <wp:effectExtent t="0" r="0" b="0" l="0"/>
+            <wp:docPr id="32" name="Figure 32" descr="" title=""/>
+            <wp:cNvGraphicFramePr>
+              <a:graphicFrameLocks xmlns:a="http://schemas.openxmlformats.org/drawingml/2006/main" noChangeAspect="1"/>
+            </wp:cNvGraphicFramePr>
+            <a:graphic xmlns:a="http://schemas.openxmlformats.org/drawingml/2006/main">
+              <a:graphicData uri="http://schemas.openxmlformats.org/drawingml/2006/picture">
+                <pic:pic xmlns:pic="http://schemas.openxmlformats.org/drawingml/2006/picture">
+                  <pic:nvPicPr>
+                    <pic:cNvPr id="0" name="Image" descr=""/>
+                    <pic:cNvPicPr>
+                      <a:picLocks noChangeAspect="1" noChangeArrowheads="1"/>
+                    </pic:cNvPicPr>
+                  </pic:nvPicPr>
+                  <pic:blipFill>
+                    <a:blip r:embed="rId42" cstate="none"/>
+                    <a:srcRect/>
+                    <a:stretch>
+                      <a:fillRect/>
+                    </a:stretch>
+                  </pic:blipFill>
+                  <pic:spPr bwMode="auto">
+                    <a:xfrm>
+                      <a:off x="0" y="0"/>
+                      <a:ext cx="1981200" cy="3524250"/>
+                    </a:xfrm>
+                    <a:prstGeom prst="rect">
+                      <a:avLst/>
+                    </a:prstGeom>
+                  </pic:spPr>
+                </pic:pic>
+              </a:graphicData>
+            </a:graphic>
+          </wp:inline>
+        </w:drawing>
+      </w:r>
+    </w:p>
+    <w:p>
+      <w:pPr>
+        <w:spacing w:after="240" w:before="80"/>
+        <w:jc w:val="center"/>
+      </w:pPr>
+      <w:r>
+        <w:rPr>
+          <w:rFonts w:ascii="Calibri" w:cs="Calibri" w:eastAsia="Calibri" w:hAnsi="Calibri"/>
+          <w:i/>
+          <w:iCs/>
+          <w:color w:val="5E6B7C"/>
+          <w:sz w:val="19"/>
+          <w:szCs w:val="19"/>
+        </w:rPr>
+        <w:t xml:space="preserve">Figure 32 — Résultat corrigé : une nouvelle ligne avec son motif, l'ancienne reste consultable</w:t>
+      </w:r>
+    </w:p>
+    <w:p>
+      <w:pPr>
+        <w:pStyle w:val="Heading2"/>
+        <w:spacing w:after="140" w:before="280"/>
+      </w:pPr>
+      <w:r>
+        <w:rPr>
+          <w:rFonts w:ascii="Calibri" w:cs="Calibri" w:eastAsia="Calibri" w:hAnsi="Calibri"/>
+          <w:b/>
+          <w:bCs/>
+          <w:color w:val="0B2E4F"/>
+          <w:sz w:val="26"/>
+          <w:szCs w:val="26"/>
+        </w:rPr>
+        <w:t xml:space="preserve">6.15 Échec et nouvelle tentative</w:t>
+      </w:r>
+    </w:p>
+    <w:p>
+      <w:pPr>
+        <w:spacing w:after="120" w:line="300"/>
+      </w:pPr>
+      <w:r>
+        <w:rPr>
+          <w:rFonts w:ascii="Calibri" w:cs="Calibri" w:eastAsia="Calibri" w:hAnsi="Calibri"/>
+          <w:sz w:val="22"/>
+          <w:szCs w:val="22"/>
+        </w:rPr>
+        <w:t xml:space="preserve">En cas d'échec, l'écran indique les épreuves à repasser et la date à partir de laquelle le candidat peut être réinscrit, d'après le délai de repassage configuré ; une épreuve réussie reste acquise pendant la durée configurée. Le prochain passage portera le numéro suivant : rien n'est écrasé, le parcours complet reste visible.</w:t>
+      </w:r>
+    </w:p>
+    <w:p>
+      <w:pPr>
+        <w:jc w:val="center"/>
+      </w:pPr>
+      <w:r>
+        <w:drawing>
+          <wp:inline distT="0" distB="0" distL="0" distR="0">
+            <wp:extent cx="2524125" cy="4486275"/>
+            <wp:effectExtent t="0" r="0" b="0" l="0"/>
+            <wp:docPr id="33" name="Figure 33" descr="" title=""/>
+            <wp:cNvGraphicFramePr>
+              <a:graphicFrameLocks xmlns:a="http://schemas.openxmlformats.org/drawingml/2006/main" noChangeAspect="1"/>
+            </wp:cNvGraphicFramePr>
+            <a:graphic xmlns:a="http://schemas.openxmlformats.org/drawingml/2006/main">
+              <a:graphicData uri="http://schemas.openxmlformats.org/drawingml/2006/picture">
+                <pic:pic xmlns:pic="http://schemas.openxmlformats.org/drawingml/2006/picture">
+                  <pic:nvPicPr>
+                    <pic:cNvPr id="0" name="Image" descr=""/>
+                    <pic:cNvPicPr>
+                      <a:picLocks noChangeAspect="1" noChangeArrowheads="1"/>
+                    </pic:cNvPicPr>
+                  </pic:nvPicPr>
+                  <pic:blipFill>
+                    <a:blip r:embed="rId43" cstate="none"/>
+                    <a:srcRect/>
+                    <a:stretch>
+                      <a:fillRect/>
+                    </a:stretch>
+                  </pic:blipFill>
+                  <pic:spPr bwMode="auto">
+                    <a:xfrm>
+                      <a:off x="0" y="0"/>
+                      <a:ext cx="2524125" cy="4486275"/>
+                    </a:xfrm>
+                    <a:prstGeom prst="rect">
+                      <a:avLst/>
+                    </a:prstGeom>
+                  </pic:spPr>
+                </pic:pic>
+              </a:graphicData>
+            </a:graphic>
+          </wp:inline>
+        </w:drawing>
+      </w:r>
+    </w:p>
+    <w:p>
+      <w:pPr>
+        <w:spacing w:after="240" w:before="80"/>
+        <w:jc w:val="center"/>
+      </w:pPr>
+      <w:r>
+        <w:rPr>
+          <w:rFonts w:ascii="Calibri" w:cs="Calibri" w:eastAsia="Calibri" w:hAnsi="Calibri"/>
+          <w:i/>
+          <w:iCs/>
+          <w:color w:val="5E6B7C"/>
+          <w:sz w:val="19"/>
+          <w:szCs w:val="19"/>
+        </w:rPr>
+        <w:t xml:space="preserve">Figure 33 — Résultat en échec : épreuves à repasser et date de réinscription</w:t>
+      </w:r>
+    </w:p>
+    <w:p>
+      <w:pPr>
+        <w:pStyle w:val="Heading2"/>
+        <w:spacing w:after="140" w:before="280"/>
+      </w:pPr>
+      <w:r>
+        <w:rPr>
+          <w:rFonts w:ascii="Calibri" w:cs="Calibri" w:eastAsia="Calibri" w:hAnsi="Calibri"/>
+          <w:b/>
+          <w:bCs/>
+          <w:color w:val="0B2E4F"/>
+          <w:sz w:val="26"/>
+          <w:szCs w:val="26"/>
+        </w:rPr>
+        <w:t xml:space="preserve">6.16 Consultation par rôle</w:t>
+      </w:r>
+    </w:p>
+    <w:p>
+      <w:pPr>
+        <w:spacing w:after="120" w:line="300"/>
+      </w:pPr>
+      <w:r>
+        <w:rPr>
+          <w:rFonts w:ascii="Calibri" w:cs="Calibri" w:eastAsia="Calibri" w:hAnsi="Calibri"/>
+          <w:sz w:val="22"/>
+          <w:szCs w:val="22"/>
+        </w:rPr>
+        <w:t xml:space="preserve">Chacun voit ce qui le concerne. L'auto-école suit ses candidats, leurs inscriptions et leurs résultats validés ; le candidat qui dispose d'un compte lit son parcours, dossier, convocations, passages et résultats ; l'ATT voit tout et filtre par région. Un candidat sans smartphone n'est pas pénalisé : son auto-école et l'ATT ont la même information, et les documents s'impriment.</w:t>
+      </w:r>
+    </w:p>
+    <w:p>
+      <w:pPr>
+        <w:jc w:val="center"/>
+      </w:pPr>
+      <w:r>
+        <w:drawing>
+          <wp:inline distT="0" distB="0" distL="0" distR="0">
+            <wp:extent cx="2524125" cy="4486275"/>
+            <wp:effectExtent t="0" r="0" b="0" l="0"/>
+            <wp:docPr id="34" name="Figure 34" descr="" title=""/>
+            <wp:cNvGraphicFramePr>
+              <a:graphicFrameLocks xmlns:a="http://schemas.openxmlformats.org/drawingml/2006/main" noChangeAspect="1"/>
+            </wp:cNvGraphicFramePr>
+            <a:graphic xmlns:a="http://schemas.openxmlformats.org/drawingml/2006/main">
+              <a:graphicData uri="http://schemas.openxmlformats.org/drawingml/2006/picture">
+                <pic:pic xmlns:pic="http://schemas.openxmlformats.org/drawingml/2006/picture">
+                  <pic:nvPicPr>
+                    <pic:cNvPr id="0" name="Image" descr=""/>
+                    <pic:cNvPicPr>
+                      <a:picLocks noChangeAspect="1" noChangeArrowheads="1"/>
+                    </pic:cNvPicPr>
+                  </pic:nvPicPr>
+                  <pic:blipFill>
+                    <a:blip r:embed="rId44" cstate="none"/>
+                    <a:srcRect/>
+                    <a:stretch>
+                      <a:fillRect/>
+                    </a:stretch>
+                  </pic:blipFill>
+                  <pic:spPr bwMode="auto">
+                    <a:xfrm>
+                      <a:off x="0" y="0"/>
+                      <a:ext cx="2524125" cy="4486275"/>
+                    </a:xfrm>
+                    <a:prstGeom prst="rect">
+                      <a:avLst/>
+                    </a:prstGeom>
+                  </pic:spPr>
+                </pic:pic>
+              </a:graphicData>
+            </a:graphic>
+          </wp:inline>
+        </w:drawing>
+      </w:r>
+    </w:p>
+    <w:p>
+      <w:pPr>
+        <w:spacing w:after="240" w:before="80"/>
+        <w:jc w:val="center"/>
+      </w:pPr>
+      <w:r>
+        <w:rPr>
+          <w:rFonts w:ascii="Calibri" w:cs="Calibri" w:eastAsia="Calibri" w:hAnsi="Calibri"/>
+          <w:i/>
+          <w:iCs/>
+          <w:color w:val="5E6B7C"/>
+          <w:sz w:val="19"/>
+          <w:szCs w:val="19"/>
+        </w:rPr>
+        <w:t xml:space="preserve">Figure 34 — Parcours du candidat, vu avec son compte</w:t>
+      </w:r>
+    </w:p>
+    <w:p>
+      <w:pPr>
+        <w:jc w:val="center"/>
+      </w:pPr>
+      <w:r>
+        <w:drawing>
+          <wp:inline distT="0" distB="0" distL="0" distR="0">
+            <wp:extent cx="1981200" cy="3524250"/>
+            <wp:effectExtent t="0" r="0" b="0" l="0"/>
+            <wp:docPr id="35" name="Figure 35" descr="" title=""/>
+            <wp:cNvGraphicFramePr>
+              <a:graphicFrameLocks xmlns:a="http://schemas.openxmlformats.org/drawingml/2006/main" noChangeAspect="1"/>
+            </wp:cNvGraphicFramePr>
+            <a:graphic xmlns:a="http://schemas.openxmlformats.org/drawingml/2006/main">
+              <a:graphicData uri="http://schemas.openxmlformats.org/drawingml/2006/picture">
+                <pic:pic xmlns:pic="http://schemas.openxmlformats.org/drawingml/2006/picture">
+                  <pic:nvPicPr>
+                    <pic:cNvPr id="0" name="Image" descr=""/>
+                    <pic:cNvPicPr>
+                      <a:picLocks noChangeAspect="1" noChangeArrowheads="1"/>
+                    </pic:cNvPicPr>
+                  </pic:nvPicPr>
+                  <pic:blipFill>
+                    <a:blip r:embed="rId45" cstate="none"/>
+                    <a:srcRect/>
+                    <a:stretch>
+                      <a:fillRect/>
+                    </a:stretch>
+                  </pic:blipFill>
+                  <pic:spPr bwMode="auto">
+                    <a:xfrm>
+                      <a:off x="0" y="0"/>
+                      <a:ext cx="1981200" cy="3524250"/>
+                    </a:xfrm>
+                    <a:prstGeom prst="rect">
+                      <a:avLst/>
+                    </a:prstGeom>
+                  </pic:spPr>
+                </pic:pic>
+              </a:graphicData>
+            </a:graphic>
+          </wp:inline>
+        </w:drawing>
+      </w:r>
+    </w:p>
+    <w:p>
+      <w:pPr>
+        <w:spacing w:after="240" w:before="80"/>
+        <w:jc w:val="center"/>
+      </w:pPr>
+      <w:r>
+        <w:rPr>
+          <w:rFonts w:ascii="Calibri" w:cs="Calibri" w:eastAsia="Calibri" w:hAnsi="Calibri"/>
+          <w:i/>
+          <w:iCs/>
+          <w:color w:val="5E6B7C"/>
+          <w:sz w:val="19"/>
+          <w:szCs w:val="19"/>
+        </w:rPr>
+        <w:t xml:space="preserve">Figure 35 — « Mes inscriptions » de l'auto-école : convocations et présence de ses candidats</w:t>
+      </w:r>
+    </w:p>
+    <w:p>
+      <w:pPr>
+        <w:jc w:val="center"/>
+      </w:pPr>
+      <w:r>
+        <w:drawing>
+          <wp:inline distT="0" distB="0" distL="0" distR="0">
+            <wp:extent cx="1981200" cy="3524250"/>
+            <wp:effectExtent t="0" r="0" b="0" l="0"/>
+            <wp:docPr id="36" name="Figure 36" descr="" title=""/>
+            <wp:cNvGraphicFramePr>
+              <a:graphicFrameLocks xmlns:a="http://schemas.openxmlformats.org/drawingml/2006/main" noChangeAspect="1"/>
+            </wp:cNvGraphicFramePr>
+            <a:graphic xmlns:a="http://schemas.openxmlformats.org/drawingml/2006/main">
+              <a:graphicData uri="http://schemas.openxmlformats.org/drawingml/2006/picture">
+                <pic:pic xmlns:pic="http://schemas.openxmlformats.org/drawingml/2006/picture">
+                  <pic:nvPicPr>
+                    <pic:cNvPr id="0" name="Image" descr=""/>
+                    <pic:cNvPicPr>
+                      <a:picLocks noChangeAspect="1" noChangeArrowheads="1"/>
+                    </pic:cNvPicPr>
+                  </pic:nvPicPr>
+                  <pic:blipFill>
+                    <a:blip r:embed="rId46" cstate="none"/>
+                    <a:srcRect/>
+                    <a:stretch>
+                      <a:fillRect/>
+                    </a:stretch>
+                  </pic:blipFill>
+                  <pic:spPr bwMode="auto">
+                    <a:xfrm>
+                      <a:off x="0" y="0"/>
+                      <a:ext cx="1981200" cy="3524250"/>
+                    </a:xfrm>
+                    <a:prstGeom prst="rect">
+                      <a:avLst/>
+                    </a:prstGeom>
+                  </pic:spPr>
+                </pic:pic>
+              </a:graphicData>
+            </a:graphic>
+          </wp:inline>
+        </w:drawing>
+      </w:r>
+    </w:p>
+    <w:p>
+      <w:pPr>
+        <w:spacing w:after="240" w:before="80"/>
+        <w:jc w:val="center"/>
+      </w:pPr>
+      <w:r>
+        <w:rPr>
+          <w:rFonts w:ascii="Calibri" w:cs="Calibri" w:eastAsia="Calibri" w:hAnsi="Calibri"/>
+          <w:i/>
+          <w:iCs/>
+          <w:color w:val="5E6B7C"/>
+          <w:sz w:val="19"/>
+          <w:szCs w:val="19"/>
+        </w:rPr>
+        <w:t xml:space="preserve">Figure 36 — Résultats vus par l'auto-école : seulement les résultats validés</w:t>
+      </w:r>
+    </w:p>
+    <w:p>
+      <w:pPr>
+        <w:pStyle w:val="Heading2"/>
+        <w:spacing w:after="140" w:before="280"/>
+      </w:pPr>
+      <w:r>
+        <w:rPr>
+          <w:rFonts w:ascii="Calibri" w:cs="Calibri" w:eastAsia="Calibri" w:hAnsi="Calibri"/>
+          <w:b/>
+          <w:bCs/>
+          <w:color w:val="0B2E4F"/>
+          <w:sz w:val="26"/>
+          <w:szCs w:val="26"/>
+        </w:rPr>
+        <w:t xml:space="preserve">6.17 Impression</w:t>
+      </w:r>
+    </w:p>
+    <w:p>
+      <w:pPr>
+        <w:spacing w:after="120" w:line="300"/>
+      </w:pPr>
+      <w:r>
+        <w:rPr>
+          <w:rFonts w:ascii="Calibri" w:cs="Calibri" w:eastAsia="Calibri" w:hAnsi="Calibri"/>
+          <w:sz w:val="22"/>
+          <w:szCs w:val="22"/>
+        </w:rPr>
+        <w:t xml:space="preserve">Quatre documents s'impriment depuis l'application, sans réseau : la convocation individuelle avec l'heure de passage estimée et les pièces à apporter, la liste d'appel d'une session (avec les noms pour l'ATT, sans les noms pour l'examinateur), la liste des admis d'une session (seulement les résultats validés) et le relevé de résultat. La liste des admis est le document que le CIM utilise ensuite pour délivrer le permis ; sa forme officielle et son signataire restent à confirmer avec l'ATT (question Q13). La page est produite en HTML, montrée en aperçu, puis confiée au service d'impression d'Android, qui permet aussi d'enregistrer un PDF.</w:t>
+      </w:r>
+    </w:p>
+    <w:p>
+      <w:pPr>
+        <w:jc w:val="center"/>
+      </w:pPr>
+      <w:r>
+        <w:drawing>
+          <wp:inline distT="0" distB="0" distL="0" distR="0">
+            <wp:extent cx="2524125" cy="4486275"/>
+            <wp:effectExtent t="0" r="0" b="0" l="0"/>
+            <wp:docPr id="37" name="Figure 37" descr="" title=""/>
+            <wp:cNvGraphicFramePr>
+              <a:graphicFrameLocks xmlns:a="http://schemas.openxmlformats.org/drawingml/2006/main" noChangeAspect="1"/>
+            </wp:cNvGraphicFramePr>
+            <a:graphic xmlns:a="http://schemas.openxmlformats.org/drawingml/2006/main">
+              <a:graphicData uri="http://schemas.openxmlformats.org/drawingml/2006/picture">
+                <pic:pic xmlns:pic="http://schemas.openxmlformats.org/drawingml/2006/picture">
+                  <pic:nvPicPr>
+                    <pic:cNvPr id="0" name="Image" descr=""/>
+                    <pic:cNvPicPr>
+                      <a:picLocks noChangeAspect="1" noChangeArrowheads="1"/>
+                    </pic:cNvPicPr>
+                  </pic:nvPicPr>
+                  <pic:blipFill>
+                    <a:blip r:embed="rId47" cstate="none"/>
+                    <a:srcRect/>
+                    <a:stretch>
+                      <a:fillRect/>
+                    </a:stretch>
+                  </pic:blipFill>
+                  <pic:spPr bwMode="auto">
+                    <a:xfrm>
+                      <a:off x="0" y="0"/>
+                      <a:ext cx="2524125" cy="4486275"/>
+                    </a:xfrm>
+                    <a:prstGeom prst="rect">
+                      <a:avLst/>
+                    </a:prstGeom>
+                  </pic:spPr>
+                </pic:pic>
+              </a:graphicData>
+            </a:graphic>
+          </wp:inline>
+        </w:drawing>
+      </w:r>
+    </w:p>
+    <w:p>
+      <w:pPr>
+        <w:spacing w:after="240" w:before="80"/>
+        <w:jc w:val="center"/>
+      </w:pPr>
+      <w:r>
+        <w:rPr>
+          <w:rFonts w:ascii="Calibri" w:cs="Calibri" w:eastAsia="Calibri" w:hAnsi="Calibri"/>
+          <w:i/>
+          <w:iCs/>
+          <w:color w:val="5E6B7C"/>
+          <w:sz w:val="19"/>
+          <w:szCs w:val="19"/>
+        </w:rPr>
+        <w:t xml:space="preserve">Figure 37 — Relevé de résultat, prêt à imprimer</w:t>
+      </w:r>
+    </w:p>
+    <w:p>
+      <w:pPr>
+        <w:jc w:val="center"/>
+      </w:pPr>
+      <w:r>
+        <w:drawing>
+          <wp:inline distT="0" distB="0" distL="0" distR="0">
+            <wp:extent cx="1981200" cy="3524250"/>
+            <wp:effectExtent t="0" r="0" b="0" l="0"/>
+            <wp:docPr id="38" name="Figure 38" descr="" title=""/>
+            <wp:cNvGraphicFramePr>
+              <a:graphicFrameLocks xmlns:a="http://schemas.openxmlformats.org/drawingml/2006/main" noChangeAspect="1"/>
+            </wp:cNvGraphicFramePr>
+            <a:graphic xmlns:a="http://schemas.openxmlformats.org/drawingml/2006/main">
+              <a:graphicData uri="http://schemas.openxmlformats.org/drawingml/2006/picture">
+                <pic:pic xmlns:pic="http://schemas.openxmlformats.org/drawingml/2006/picture">
+                  <pic:nvPicPr>
+                    <pic:cNvPr id="0" name="Image" descr=""/>
+                    <pic:cNvPicPr>
+                      <a:picLocks noChangeAspect="1" noChangeArrowheads="1"/>
+                    </pic:cNvPicPr>
+                  </pic:nvPicPr>
+                  <pic:blipFill>
+                    <a:blip r:embed="rId48" cstate="none"/>
+                    <a:srcRect/>
+                    <a:stretch>
+                      <a:fillRect/>
+                    </a:stretch>
+                  </pic:blipFill>
+                  <pic:spPr bwMode="auto">
+                    <a:xfrm>
+                      <a:off x="0" y="0"/>
+                      <a:ext cx="1981200" cy="3524250"/>
+                    </a:xfrm>
+                    <a:prstGeom prst="rect">
+                      <a:avLst/>
+                    </a:prstGeom>
+                  </pic:spPr>
+                </pic:pic>
+              </a:graphicData>
+            </a:graphic>
+          </wp:inline>
+        </w:drawing>
+      </w:r>
+    </w:p>
+    <w:p>
+      <w:pPr>
+        <w:spacing w:after="240" w:before="80"/>
+        <w:jc w:val="center"/>
+      </w:pPr>
+      <w:r>
+        <w:rPr>
+          <w:rFonts w:ascii="Calibri" w:cs="Calibri" w:eastAsia="Calibri" w:hAnsi="Calibri"/>
+          <w:i/>
+          <w:iCs/>
+          <w:color w:val="5E6B7C"/>
+          <w:sz w:val="19"/>
+          <w:szCs w:val="19"/>
+        </w:rPr>
+        <w:t xml:space="preserve">Figure 38 — Liste d'appel imprimable d'une session, avec cases à cocher</w:t>
+      </w:r>
+    </w:p>
+    <w:p>
+      <w:pPr>
+        <w:jc w:val="center"/>
+      </w:pPr>
+      <w:r>
+        <w:drawing>
+          <wp:inline distT="0" distB="0" distL="0" distR="0">
+            <wp:extent cx="1981200" cy="3524250"/>
+            <wp:effectExtent t="0" r="0" b="0" l="0"/>
+            <wp:docPr id="39" name="Figure 39" descr="" title=""/>
+            <wp:cNvGraphicFramePr>
+              <a:graphicFrameLocks xmlns:a="http://schemas.openxmlformats.org/drawingml/2006/main" noChangeAspect="1"/>
+            </wp:cNvGraphicFramePr>
+            <a:graphic xmlns:a="http://schemas.openxmlformats.org/drawingml/2006/main">
+              <a:graphicData uri="http://schemas.openxmlformats.org/drawingml/2006/picture">
+                <pic:pic xmlns:pic="http://schemas.openxmlformats.org/drawingml/2006/picture">
+                  <pic:nvPicPr>
+                    <pic:cNvPr id="0" name="Image" descr=""/>
+                    <pic:cNvPicPr>
+                      <a:picLocks noChangeAspect="1" noChangeArrowheads="1"/>
+                    </pic:cNvPicPr>
+                  </pic:nvPicPr>
+                  <pic:blipFill>
+                    <a:blip r:embed="rId49" cstate="none"/>
+                    <a:srcRect/>
+                    <a:stretch>
+                      <a:fillRect/>
+                    </a:stretch>
+                  </pic:blipFill>
+                  <pic:spPr bwMode="auto">
+                    <a:xfrm>
+                      <a:off x="0" y="0"/>
+                      <a:ext cx="1981200" cy="3524250"/>
+                    </a:xfrm>
+                    <a:prstGeom prst="rect">
+                      <a:avLst/>
+                    </a:prstGeom>
+                  </pic:spPr>
+                </pic:pic>
+              </a:graphicData>
+            </a:graphic>
+          </wp:inline>
+        </w:drawing>
+      </w:r>
+    </w:p>
+    <w:p>
+      <w:pPr>
+        <w:spacing w:after="240" w:before="80"/>
+        <w:jc w:val="center"/>
+      </w:pPr>
+      <w:r>
+        <w:rPr>
+          <w:rFonts w:ascii="Calibri" w:cs="Calibri" w:eastAsia="Calibri" w:hAnsi="Calibri"/>
+          <w:i/>
+          <w:iCs/>
+          <w:color w:val="5E6B7C"/>
+          <w:sz w:val="19"/>
+          <w:szCs w:val="19"/>
+        </w:rPr>
+        <w:t xml:space="preserve">Figure 39 — Liste des admis d'une session : seulement les résultats validés</w:t>
+      </w:r>
+    </w:p>
+    <w:p>
+      <w:pPr>
+        <w:pStyle w:val="Heading2"/>
+        <w:spacing w:after="140" w:before="280"/>
+      </w:pPr>
+      <w:r>
+        <w:rPr>
+          <w:rFonts w:ascii="Calibri" w:cs="Calibri" w:eastAsia="Calibri" w:hAnsi="Calibri"/>
+          <w:b/>
+          <w:bCs/>
+          <w:color w:val="0B2E4F"/>
+          <w:sz w:val="26"/>
+          <w:szCs w:val="26"/>
+        </w:rPr>
+        <w:t xml:space="preserve">6.18 Historique</w:t>
+      </w:r>
+    </w:p>
+    <w:p>
+      <w:pPr>
+        <w:spacing w:after="120" w:line="300"/>
+      </w:pPr>
+      <w:r>
+        <w:rPr>
+          <w:rFonts w:ascii="Calibri" w:cs="Calibri" w:eastAsia="Calibri" w:hAnsi="Calibri"/>
+          <w:sz w:val="22"/>
+          <w:szCs w:val="22"/>
+        </w:rPr>
+        <w:t xml:space="preserve">Toute modification sensible est enregistrée avec son auteur, sa date, l'action, l'ancienne et la nouvelle valeur et le motif, dans la même transaction que la modification elle-même. L'historique se lit depuis chaque fiche et depuis un écran global, filtrable par période, par objet et par utilisateur.</w:t>
+      </w:r>
+    </w:p>
+    <w:p>
+      <w:pPr>
+        <w:jc w:val="center"/>
+      </w:pPr>
+      <w:r>
+        <w:drawing>
+          <wp:inline distT="0" distB="0" distL="0" distR="0">
+            <wp:extent cx="2524125" cy="4486275"/>
+            <wp:effectExtent t="0" r="0" b="0" l="0"/>
+            <wp:docPr id="40" name="Figure 40" descr="" title=""/>
+            <wp:cNvGraphicFramePr>
+              <a:graphicFrameLocks xmlns:a="http://schemas.openxmlformats.org/drawingml/2006/main" noChangeAspect="1"/>
+            </wp:cNvGraphicFramePr>
+            <a:graphic xmlns:a="http://schemas.openxmlformats.org/drawingml/2006/main">
+              <a:graphicData uri="http://schemas.openxmlformats.org/drawingml/2006/picture">
+                <pic:pic xmlns:pic="http://schemas.openxmlformats.org/drawingml/2006/picture">
+                  <pic:nvPicPr>
+                    <pic:cNvPr id="0" name="Image" descr=""/>
+                    <pic:cNvPicPr>
+                      <a:picLocks noChangeAspect="1" noChangeArrowheads="1"/>
+                    </pic:cNvPicPr>
+                  </pic:nvPicPr>
+                  <pic:blipFill>
+                    <a:blip r:embed="rId50" cstate="none"/>
+                    <a:srcRect/>
+                    <a:stretch>
+                      <a:fillRect/>
+                    </a:stretch>
+                  </pic:blipFill>
+                  <pic:spPr bwMode="auto">
+                    <a:xfrm>
+                      <a:off x="0" y="0"/>
+                      <a:ext cx="2524125" cy="4486275"/>
+                    </a:xfrm>
+                    <a:prstGeom prst="rect">
+                      <a:avLst/>
+                    </a:prstGeom>
+                  </pic:spPr>
+                </pic:pic>
+              </a:graphicData>
+            </a:graphic>
+          </wp:inline>
+        </w:drawing>
+      </w:r>
+    </w:p>
+    <w:p>
+      <w:pPr>
+        <w:spacing w:after="240" w:before="80"/>
+        <w:jc w:val="center"/>
+      </w:pPr>
+      <w:r>
+        <w:rPr>
+          <w:rFonts w:ascii="Calibri" w:cs="Calibri" w:eastAsia="Calibri" w:hAnsi="Calibri"/>
+          <w:i/>
+          <w:iCs/>
+          <w:color w:val="5E6B7C"/>
+          <w:sz w:val="19"/>
+          <w:szCs w:val="19"/>
+        </w:rPr>
+        <w:t xml:space="preserve">Figure 40 — Journal des modifications, filtrable</w:t>
+      </w:r>
+    </w:p>
+    <w:p>
+      <w:pPr>
+        <w:pStyle w:val="Heading2"/>
+        <w:spacing w:after="140" w:before="280"/>
+      </w:pPr>
+      <w:r>
+        <w:rPr>
+          <w:rFonts w:ascii="Calibri" w:cs="Calibri" w:eastAsia="Calibri" w:hAnsi="Calibri"/>
+          <w:b/>
+          <w:bCs/>
+          <w:color w:val="0B2E4F"/>
+          <w:sz w:val="26"/>
+          <w:szCs w:val="26"/>
+        </w:rPr>
+        <w:t xml:space="preserve">6.19 Synchronisation avec le serveur central</w:t>
+      </w:r>
+    </w:p>
+    <w:p>
+      <w:pPr>
+        <w:spacing w:after="120" w:line="300"/>
+      </w:pPr>
+      <w:r>
+        <w:rPr>
+          <w:rFonts w:ascii="Calibri" w:cs="Calibri" w:eastAsia="Calibri" w:hAnsi="Calibri"/>
+          <w:sz w:val="22"/>
+          <w:szCs w:val="22"/>
+        </w:rPr>
+        <w:t xml:space="preserve">L'application fonctionne entièrement hors ligne : la base locale est la source de vérité. Les résultats validés sont remontés à un serveur central de l'ATT quand le réseau le permet ; sinon ils restent en file d'attente, sans rien bloquer, et « Synchroniser maintenant » les renvoie plus tard. Sur la figure, le réseau est coupé par l'interrupteur de démonstration : un résultat attend, l'autre a déjà été envoyé.</w:t>
+      </w:r>
+    </w:p>
+    <w:p>
+      <w:pPr>
+        <w:jc w:val="center"/>
+      </w:pPr>
+      <w:r>
+        <w:drawing>
+          <wp:inline distT="0" distB="0" distL="0" distR="0">
+            <wp:extent cx="2524125" cy="4486275"/>
+            <wp:effectExtent t="0" r="0" b="0" l="0"/>
+            <wp:docPr id="41" name="Figure 41" descr="" title=""/>
+            <wp:cNvGraphicFramePr>
+              <a:graphicFrameLocks xmlns:a="http://schemas.openxmlformats.org/drawingml/2006/main" noChangeAspect="1"/>
+            </wp:cNvGraphicFramePr>
+            <a:graphic xmlns:a="http://schemas.openxmlformats.org/drawingml/2006/main">
+              <a:graphicData uri="http://schemas.openxmlformats.org/drawingml/2006/picture">
+                <pic:pic xmlns:pic="http://schemas.openxmlformats.org/drawingml/2006/picture">
+                  <pic:nvPicPr>
+                    <pic:cNvPr id="0" name="Image" descr=""/>
+                    <pic:cNvPicPr>
+                      <a:picLocks noChangeAspect="1" noChangeArrowheads="1"/>
+                    </pic:cNvPicPr>
+                  </pic:nvPicPr>
+                  <pic:blipFill>
+                    <a:blip r:embed="rId51" cstate="none"/>
+                    <a:srcRect/>
+                    <a:stretch>
+                      <a:fillRect/>
+                    </a:stretch>
+                  </pic:blipFill>
+                  <pic:spPr bwMode="auto">
+                    <a:xfrm>
+                      <a:off x="0" y="0"/>
+                      <a:ext cx="2524125" cy="4486275"/>
+                    </a:xfrm>
+                    <a:prstGeom prst="rect">
+                      <a:avLst/>
+                    </a:prstGeom>
+                  </pic:spPr>
+                </pic:pic>
+              </a:graphicData>
+            </a:graphic>
+          </wp:inline>
+        </w:drawing>
+      </w:r>
+    </w:p>
+    <w:p>
+      <w:pPr>
+        <w:spacing w:after="240" w:before="80"/>
+        <w:jc w:val="center"/>
+      </w:pPr>
+      <w:r>
+        <w:rPr>
+          <w:rFonts w:ascii="Calibri" w:cs="Calibri" w:eastAsia="Calibri" w:hAnsi="Calibri"/>
+          <w:i/>
+          <w:iCs/>
+          <w:color w:val="5E6B7C"/>
+          <w:sz w:val="19"/>
+          <w:szCs w:val="19"/>
+        </w:rPr>
+        <w:t xml:space="preserve">Figure 41 — Synchronisation : réseau coupé, un résultat en attente, un envoyé</w:t>
       </w:r>
     </w:p>
     <w:p>
@@ -5674,7 +6962,7 @@
           <w:sz w:val="22"/>
           <w:szCs w:val="22"/>
         </w:rPr>
-        <w:t xml:space="preserve">Vingt-cinq entités Room, reliées par des clés étrangères, en six familles. Le schéma complet, avec chaque attribut et chaque statut, est dans le document docs/03 du dépôt ; il est exporté par Room dans app/schemas à chaque version.</w:t>
+        <w:t xml:space="preserve">24 entités Room, reliées par des clés étrangères, en six familles. Le schéma complet, avec chaque attribut et chaque statut, est dans le fichier docs/03_MODELE_DE_DONNEES.md du dépôt ; Room l'exporte dans app/schemas à chaque version.</w:t>
       </w:r>
     </w:p>
     <w:tbl>
@@ -6264,7 +7552,7 @@
           <w:sz w:val="22"/>
           <w:szCs w:val="22"/>
         </w:rPr>
-        <w:t xml:space="preserve">Exemple type : l'écran des inscriptions collecte un StateFlow construit par combine sur les flux Room ; chaque action appelle une fonction du ViewModel qui vérifie la règle pure puis écrit dans une transaction avec sa ligne d'historique.</w:t>
+        <w:t xml:space="preserve">Un exemple de bout en bout. Sur l'écran des inscriptions, l'administrateur choisit un candidat et appuie sur « Inscrire ». L'écran appelle la fonction inscrire du ViewModel avec l'identifiant du candidat. Le ViewModel rassemble ce qu'il faut (session, créneaux, inscriptions existantes, règles configurées) et appelle la fonction pure ReglesInscription.verifier, qui renvoie soit un message (« Session complète », « Le candidat est déjà inscrit »), soit rien. S'il y a un message, il est placé dans l'état et l'écran l'affiche dans un encart rouge. Sinon, le ViewModel ouvre une transaction : insertion de l'inscription avec son numéro d'appel et son créneau, puis la ligne d'historique. Room réémet alors les flux des tables concernées, la fonction combine recalcule l'état, et l'écran se redessine avec la nouvelle ligne et les places restantes : aucune relecture manuelle, aucun rafraîchissement à déclencher.</w:t>
       </w:r>
     </w:p>
     <w:p>
@@ -6294,7 +7582,7 @@
           <w:sz w:val="26"/>
           <w:szCs w:val="26"/>
         </w:rPr>
-        <w:t xml:space="preserve">7.4 Sécurité et hors ligne</w:t>
+        <w:t xml:space="preserve">7.4 Sécurité</w:t>
       </w:r>
     </w:p>
     <w:p>
@@ -6312,7 +7600,7 @@
           <w:sz w:val="22"/>
           <w:szCs w:val="22"/>
         </w:rPr>
-        <w:t xml:space="preserve">Mots de passe jamais en clair : empreinte PBKDF2 avec sel, comparaison d'empreintes.</w:t>
+        <w:t xml:space="preserve">Mots de passe jamais en clair : empreinte PBKDF2 (fonction de dérivation de clé de la bibliothèque Java, plusieurs milliers d'itérations) avec un sel aléatoire par compte ; seule l'empreinte est stockée et comparée.</w:t>
       </w:r>
     </w:p>
     <w:p>
@@ -6330,7 +7618,7 @@
           <w:sz w:val="22"/>
           <w:szCs w:val="22"/>
         </w:rPr>
-        <w:t xml:space="preserve">Session utilisateur en mémoire, reconnexion à chaque lancement ; chaque ViewModel filtre ses requêtes selon le rôle.</w:t>
+        <w:t xml:space="preserve">Session de connexion en mémoire, reconnexion à chaque lancement ; chaque ViewModel filtre ses requêtes selon le rôle du compte connecté, un examinateur qui ouvre l'appel d'une session ne reçoit que les numéros.</w:t>
       </w:r>
     </w:p>
     <w:p>
@@ -6348,7 +7636,25 @@
           <w:sz w:val="22"/>
           <w:szCs w:val="22"/>
         </w:rPr>
-        <w:t xml:space="preserve">Base Room locale, source de vérité ; aucune fonction ne dépend du réseau.</w:t>
+        <w:t xml:space="preserve">Les comptes se désactivent et ne se suppriment pas ; les mots de passe initiaux sont à changer depuis « Mon mot de passe ».</w:t>
+      </w:r>
+    </w:p>
+    <w:p>
+      <w:pPr>
+        <w:pStyle w:val="ListParagraph"/>
+        <w:numPr>
+          <w:ilvl w:val="0"/>
+          <w:numId w:val="2"/>
+        </w:numPr>
+        <w:spacing w:after="60" w:line="300"/>
+      </w:pPr>
+      <w:r>
+        <w:rPr>
+          <w:rFonts w:ascii="Calibri" w:cs="Calibri" w:eastAsia="Calibri" w:hAnsi="Calibri"/>
+          <w:sz w:val="22"/>
+          <w:szCs w:val="22"/>
+        </w:rPr>
+        <w:t xml:space="preserve">Les fichiers joints sont copiés dans le stockage privé de l'application, inaccessible aux autres applications, mais non chiffré (limite au chapitre 13).</w:t>
       </w:r>
     </w:p>
     <w:p>
@@ -6391,7 +7697,7 @@
           <w:sz w:val="22"/>
           <w:szCs w:val="22"/>
         </w:rPr>
-        <w:t xml:space="preserve">Concrètement, un résultat validé par l'ATT porte un drapeau « synchronisé » à faux. La validation l'écrit en base puis tente aussitôt de le remonter au serveur central ; si le réseau manque, il reste dans la file d'attente, qui n'est rien d'autre qu'une requête sur ce drapeau. L'écran de synchronisation montre la file, le bouton « Synchroniser maintenant » et ce que le serveur a reçu. Le serveur est simulé en mémoire, avec un interrupteur réseau pour la démonstration ; une vraie interface réseau le remplacerait sans changer le reste du code.</w:t>
+        <w:t xml:space="preserve">Concrètement, un résultat validé par l'ATT porte un drapeau « synchronisée » (le champ synchronisee) à faux. La validation l'écrit en base puis tente aussitôt de le remonter au serveur central ; si le réseau manque, il reste dans la file d'attente, qui n'est rien d'autre qu'une requête sur ce drapeau. L'écran de synchronisation montre la file, le bouton « Synchroniser maintenant » et ce que le serveur a reçu. Le serveur est simulé en mémoire, avec un interrupteur réseau pour la démonstration ; une vraie interface réseau le remplacerait sans changer le reste du code.</w:t>
       </w:r>
     </w:p>
     <w:p>
@@ -6548,6 +7854,19 @@
       <w:pPr>
         <w:spacing w:after="160"/>
       </w:pPr>
+    </w:p>
+    <w:p>
+      <w:pPr>
+        <w:spacing w:after="120" w:line="300"/>
+      </w:pPr>
+      <w:r>
+        <w:rPr>
+          <w:rFonts w:ascii="Calibri" w:cs="Calibri" w:eastAsia="Calibri" w:hAnsi="Calibri"/>
+          <w:sz w:val="22"/>
+          <w:szCs w:val="22"/>
+        </w:rPr>
+        <w:t xml:space="preserve">Deux différences avec la démonstration du cours, assumées : le drapeau est posé sur le résultat au moment de sa validation par l'ATT, pas à l'insertion, parce que seul un résultat validé a vocation à quitter le centre ; et la remontée est tentée aussitôt après la validation, puis à la demande. Une limite connue : si l'application s'arrêtait entre l'envoi et le marquage, le résultat serait renvoyé ; un vrai serveur devra ignorer les doublons sur l'identifiant du résultat.</w:t>
+      </w:r>
     </w:p>
     <w:p>
       <w:pPr>
@@ -6919,7 +8238,7 @@
                 <w:sz w:val="20"/>
                 <w:szCs w:val="20"/>
               </w:rPr>
-              <w:t xml:space="preserve">Room (KSP)</w:t>
+              <w:t xml:space="preserve">Room</w:t>
             </w:r>
           </w:p>
         </w:tc>
@@ -6944,7 +8263,7 @@
                 <w:sz w:val="20"/>
                 <w:szCs w:val="20"/>
               </w:rPr>
-              <w:t xml:space="preserve">2.8.5</w:t>
+              <w:t xml:space="preserve">2.8.5, code d'accès généré par KSP 2.3.12</w:t>
             </w:r>
           </w:p>
         </w:tc>
@@ -6970,7 +8289,7 @@
                 <w:sz w:val="20"/>
                 <w:szCs w:val="20"/>
               </w:rPr>
-              <w:t xml:space="preserve">Java</w:t>
+              <w:t xml:space="preserve">JUnit</w:t>
             </w:r>
           </w:p>
         </w:tc>
@@ -6994,7 +8313,7 @@
                 <w:sz w:val="20"/>
                 <w:szCs w:val="20"/>
               </w:rPr>
-              <w:t xml:space="preserve">17</w:t>
+              <w:t xml:space="preserve">4.13.2</w:t>
             </w:r>
           </w:p>
         </w:tc>
@@ -7021,6 +8340,57 @@
                 <w:sz w:val="20"/>
                 <w:szCs w:val="20"/>
               </w:rPr>
+              <w:t xml:space="preserve">Java</w:t>
+            </w:r>
+          </w:p>
+        </w:tc>
+        <w:tc>
+          <w:tcPr>
+            <w:tcW w:type="dxa" w:w="4510"/>
+            <w:shd w:fill="F3F6FA" w:color="auto" w:val="clear"/>
+            <w:tcMar>
+              <w:top w:type="dxa" w:w="80"/>
+              <w:left w:type="dxa" w:w="100"/>
+              <w:bottom w:type="dxa" w:w="80"/>
+              <w:right w:type="dxa" w:w="100"/>
+            </w:tcMar>
+          </w:tcPr>
+          <w:p>
+            <w:pPr>
+              <w:spacing w:after="0" w:line="270"/>
+            </w:pPr>
+            <w:r>
+              <w:rPr>
+                <w:rFonts w:ascii="Calibri" w:cs="Calibri" w:eastAsia="Calibri" w:hAnsi="Calibri"/>
+                <w:sz w:val="20"/>
+                <w:szCs w:val="20"/>
+              </w:rPr>
+              <w:t xml:space="preserve">17</w:t>
+            </w:r>
+          </w:p>
+        </w:tc>
+      </w:tr>
+      <w:tr>
+        <w:tc>
+          <w:tcPr>
+            <w:tcW w:type="dxa" w:w="4510"/>
+            <w:tcMar>
+              <w:top w:type="dxa" w:w="80"/>
+              <w:left w:type="dxa" w:w="100"/>
+              <w:bottom w:type="dxa" w:w="80"/>
+              <w:right w:type="dxa" w:w="100"/>
+            </w:tcMar>
+          </w:tcPr>
+          <w:p>
+            <w:pPr>
+              <w:spacing w:after="0" w:line="270"/>
+            </w:pPr>
+            <w:r>
+              <w:rPr>
+                <w:rFonts w:ascii="Calibri" w:cs="Calibri" w:eastAsia="Calibri" w:hAnsi="Calibri"/>
+                <w:sz w:val="20"/>
+                <w:szCs w:val="20"/>
+              </w:rPr>
               <w:t xml:space="preserve">Android minimum</w:t>
             </w:r>
           </w:p>
@@ -7028,30 +8398,103 @@
         <w:tc>
           <w:tcPr>
             <w:tcW w:type="dxa" w:w="4510"/>
-            <w:shd w:fill="F3F6FA" w:color="auto" w:val="clear"/>
-            <w:tcMar>
-              <w:top w:type="dxa" w:w="80"/>
-              <w:left w:type="dxa" w:w="100"/>
-              <w:bottom w:type="dxa" w:w="80"/>
-              <w:right w:type="dxa" w:w="100"/>
-            </w:tcMar>
-          </w:tcPr>
-          <w:p>
-            <w:pPr>
-              <w:spacing w:after="0" w:line="270"/>
-            </w:pPr>
-            <w:r>
-              <w:rPr>
-                <w:rFonts w:ascii="Calibri" w:cs="Calibri" w:eastAsia="Calibri" w:hAnsi="Calibri"/>
-                <w:sz w:val="20"/>
-                <w:szCs w:val="20"/>
-              </w:rPr>
-              <w:t xml:space="preserve">8.0 (API 26)</w:t>
+            <w:tcMar>
+              <w:top w:type="dxa" w:w="80"/>
+              <w:left w:type="dxa" w:w="100"/>
+              <w:bottom w:type="dxa" w:w="80"/>
+              <w:right w:type="dxa" w:w="100"/>
+            </w:tcMar>
+          </w:tcPr>
+          <w:p>
+            <w:pPr>
+              <w:spacing w:after="0" w:line="270"/>
+            </w:pPr>
+            <w:r>
+              <w:rPr>
+                <w:rFonts w:ascii="Calibri" w:cs="Calibri" w:eastAsia="Calibri" w:hAnsi="Calibri"/>
+                <w:sz w:val="20"/>
+                <w:szCs w:val="20"/>
+              </w:rPr>
+              <w:t xml:space="preserve">8.0 (niveau d'API 26)</w:t>
             </w:r>
           </w:p>
         </w:tc>
       </w:tr>
     </w:tbl>
+    <w:p>
+      <w:pPr>
+        <w:spacing w:after="160"/>
+      </w:pPr>
+    </w:p>
+    <w:p>
+      <w:pPr>
+        <w:spacing w:after="120" w:line="300"/>
+      </w:pPr>
+      <w:r>
+        <w:rPr>
+          <w:rFonts w:ascii="Calibri" w:cs="Calibri" w:eastAsia="Calibri" w:hAnsi="Calibri"/>
+          <w:sz w:val="22"/>
+          <w:szCs w:val="22"/>
+        </w:rPr>
+        <w:t xml:space="preserve">Ces versions sont celles de l'Android Studio installé en septembre 2026 ; le cours en utilisait de plus anciennes (AGP 8.5, Kotlin 2.0). La seule différence visible dans les fichiers de construction : AGP 9 embarque Kotlin, donc le plugin kotlin.android du cours disparaît. Android 8.0 minimum, au lieu de 7.0, pour disposer du hachage PBKDF2 avec SHA-256 dans la bibliothèque standard. La BOM de Compose est un jeu de versions cohérentes de toutes les bibliothèques Compose.</w:t>
+      </w:r>
+    </w:p>
+    <w:p>
+      <w:pPr>
+        <w:pStyle w:val="Heading2"/>
+        <w:spacing w:after="140" w:before="280"/>
+      </w:pPr>
+      <w:r>
+        <w:rPr>
+          <w:rFonts w:ascii="Calibri" w:cs="Calibri" w:eastAsia="Calibri" w:hAnsi="Calibri"/>
+          <w:b/>
+          <w:bCs/>
+          <w:color w:val="0B2E4F"/>
+          <w:sz w:val="26"/>
+          <w:szCs w:val="26"/>
+        </w:rPr>
+        <w:t xml:space="preserve">7.7 Erreurs et cas dégradés</w:t>
+      </w:r>
+    </w:p>
+    <w:p>
+      <w:pPr>
+        <w:spacing w:after="120" w:line="300"/>
+      </w:pPr>
+      <w:r>
+        <w:rPr>
+          <w:rFonts w:ascii="Calibri" w:cs="Calibri" w:eastAsia="Calibri" w:hAnsi="Calibri"/>
+          <w:sz w:val="22"/>
+          <w:szCs w:val="22"/>
+        </w:rPr>
+        <w:t xml:space="preserve">Les erreurs métier ne sont pas des exceptions. Une règle non respectée (dossier non validé, capacité atteinte, points hors bornes, motif manquant) est rendue par une fonction de metier/ sous forme de message, ou de null quand tout va bien ; le ViewModel place ce message dans son état et l'écran l'affiche dans un encart rouge. Rien ne plante, rien n'est écrit.</w:t>
+      </w:r>
+    </w:p>
+    <w:p>
+      <w:pPr>
+        <w:spacing w:after="120" w:line="300"/>
+      </w:pPr>
+      <w:r>
+        <w:rPr>
+          <w:rFonts w:ascii="Calibri" w:cs="Calibri" w:eastAsia="Calibri" w:hAnsi="Calibri"/>
+          <w:sz w:val="22"/>
+          <w:szCs w:val="22"/>
+        </w:rPr>
+        <w:t xml:space="preserve">Un identifiant de route invalide (une fiche ouverte sur un identifiant qui n'existe plus) donne un écran « introuvable » sans plantage : l'identifiant est relu par toIntOrNull et la fiche affiche un message si la base ne renvoie rien.</w:t>
+      </w:r>
+    </w:p>
+    <w:p>
+      <w:pPr>
+        <w:spacing w:after="120" w:line="300"/>
+      </w:pPr>
+      <w:r>
+        <w:rPr>
+          <w:rFonts w:ascii="Calibri" w:cs="Calibri" w:eastAsia="Calibri" w:hAnsi="Calibri"/>
+          <w:sz w:val="22"/>
+          <w:szCs w:val="22"/>
+        </w:rPr>
+        <w:t xml:space="preserve">Les erreurs techniques, elles, ne sont pas rattrapées : un échec d'écriture Room ferait remonter l'exception dans la coroutine et fermerait l'application. Nous l'assumons comme limite : le mécanisme qui permettrait de l'intercepter n'a pas été vu en cours, et un tel échec sur une base locale relève de la panne d'appareil. Seule la lecture des fichiers joints est protégée, parce qu'un fichier peut avoir été supprimé du téléphone entre deux ouvertures.</w:t>
+      </w:r>
+    </w:p>
     <w:p>
       <w:pPr>
         <w:pStyle w:val="Heading1"/>
@@ -7889,7 +9332,7 @@
                 <w:sz w:val="20"/>
                 <w:szCs w:val="20"/>
               </w:rPr>
-              <w:t xml:space="preserve">Pièces du dossier</w:t>
+              <w:t xml:space="preserve">Durée de l'épreuve théorique</w:t>
             </w:r>
           </w:p>
         </w:tc>
@@ -7914,7 +9357,7 @@
                 <w:sz w:val="20"/>
                 <w:szCs w:val="20"/>
               </w:rPr>
-              <w:t xml:space="preserve">liste du portail officiel Torolalana</w:t>
+              <w:t xml:space="preserve">30 minutes</w:t>
             </w:r>
           </w:p>
         </w:tc>
@@ -7939,7 +9382,7 @@
                 <w:sz w:val="20"/>
                 <w:szCs w:val="20"/>
               </w:rPr>
-              <w:t xml:space="preserve">officiel</w:t>
+              <w:t xml:space="preserve">à confirmer</w:t>
             </w:r>
           </w:p>
         </w:tc>
@@ -7965,6 +9408,232 @@
                 <w:sz w:val="20"/>
                 <w:szCs w:val="20"/>
               </w:rPr>
+              <w:t xml:space="preserve">Examen dans la région de l'auto-école</w:t>
+            </w:r>
+          </w:p>
+        </w:tc>
+        <w:tc>
+          <w:tcPr>
+            <w:tcW w:type="dxa" w:w="2886"/>
+            <w:tcMar>
+              <w:top w:type="dxa" w:w="80"/>
+              <w:left w:type="dxa" w:w="100"/>
+              <w:bottom w:type="dxa" w:w="80"/>
+              <w:right w:type="dxa" w:w="100"/>
+            </w:tcMar>
+          </w:tcPr>
+          <w:p>
+            <w:pPr>
+              <w:spacing w:after="0" w:line="270"/>
+            </w:pPr>
+            <w:r>
+              <w:rPr>
+                <w:rFonts w:ascii="Calibri" w:cs="Calibri" w:eastAsia="Calibri" w:hAnsi="Calibri"/>
+                <w:sz w:val="20"/>
+                <w:szCs w:val="20"/>
+              </w:rPr>
+              <w:t xml:space="preserve">non exigé</w:t>
+            </w:r>
+          </w:p>
+        </w:tc>
+        <w:tc>
+          <w:tcPr>
+            <w:tcW w:type="dxa" w:w="2165"/>
+            <w:tcMar>
+              <w:top w:type="dxa" w:w="80"/>
+              <w:left w:type="dxa" w:w="100"/>
+              <w:bottom w:type="dxa" w:w="80"/>
+              <w:right w:type="dxa" w:w="100"/>
+            </w:tcMar>
+          </w:tcPr>
+          <w:p>
+            <w:pPr>
+              <w:spacing w:after="0" w:line="270"/>
+            </w:pPr>
+            <w:r>
+              <w:rPr>
+                <w:rFonts w:ascii="Calibri" w:cs="Calibri" w:eastAsia="Calibri" w:hAnsi="Calibri"/>
+                <w:sz w:val="20"/>
+                <w:szCs w:val="20"/>
+              </w:rPr>
+              <w:t xml:space="preserve">à confirmer</w:t>
+            </w:r>
+          </w:p>
+        </w:tc>
+      </w:tr>
+      <w:tr>
+        <w:tc>
+          <w:tcPr>
+            <w:tcW w:type="dxa" w:w="3969"/>
+            <w:shd w:fill="F3F6FA" w:color="auto" w:val="clear"/>
+            <w:tcMar>
+              <w:top w:type="dxa" w:w="80"/>
+              <w:left w:type="dxa" w:w="100"/>
+              <w:bottom w:type="dxa" w:w="80"/>
+              <w:right w:type="dxa" w:w="100"/>
+            </w:tcMar>
+          </w:tcPr>
+          <w:p>
+            <w:pPr>
+              <w:spacing w:after="0" w:line="270"/>
+            </w:pPr>
+            <w:r>
+              <w:rPr>
+                <w:rFonts w:ascii="Calibri" w:cs="Calibri" w:eastAsia="Calibri" w:hAnsi="Calibri"/>
+                <w:sz w:val="20"/>
+                <w:szCs w:val="20"/>
+              </w:rPr>
+              <w:t xml:space="preserve">L'auto-école peut demander une inscription</w:t>
+            </w:r>
+          </w:p>
+        </w:tc>
+        <w:tc>
+          <w:tcPr>
+            <w:tcW w:type="dxa" w:w="2886"/>
+            <w:shd w:fill="F3F6FA" w:color="auto" w:val="clear"/>
+            <w:tcMar>
+              <w:top w:type="dxa" w:w="80"/>
+              <w:left w:type="dxa" w:w="100"/>
+              <w:bottom w:type="dxa" w:w="80"/>
+              <w:right w:type="dxa" w:w="100"/>
+            </w:tcMar>
+          </w:tcPr>
+          <w:p>
+            <w:pPr>
+              <w:spacing w:after="0" w:line="270"/>
+            </w:pPr>
+            <w:r>
+              <w:rPr>
+                <w:rFonts w:ascii="Calibri" w:cs="Calibri" w:eastAsia="Calibri" w:hAnsi="Calibri"/>
+                <w:sz w:val="20"/>
+                <w:szCs w:val="20"/>
+              </w:rPr>
+              <w:t xml:space="preserve">non</w:t>
+            </w:r>
+          </w:p>
+        </w:tc>
+        <w:tc>
+          <w:tcPr>
+            <w:tcW w:type="dxa" w:w="2165"/>
+            <w:shd w:fill="F3F6FA" w:color="auto" w:val="clear"/>
+            <w:tcMar>
+              <w:top w:type="dxa" w:w="80"/>
+              <w:left w:type="dxa" w:w="100"/>
+              <w:bottom w:type="dxa" w:w="80"/>
+              <w:right w:type="dxa" w:w="100"/>
+            </w:tcMar>
+          </w:tcPr>
+          <w:p>
+            <w:pPr>
+              <w:spacing w:after="0" w:line="270"/>
+            </w:pPr>
+            <w:r>
+              <w:rPr>
+                <w:rFonts w:ascii="Calibri" w:cs="Calibri" w:eastAsia="Calibri" w:hAnsi="Calibri"/>
+                <w:sz w:val="20"/>
+                <w:szCs w:val="20"/>
+              </w:rPr>
+              <w:t xml:space="preserve">à confirmer</w:t>
+            </w:r>
+          </w:p>
+        </w:tc>
+      </w:tr>
+      <w:tr>
+        <w:tc>
+          <w:tcPr>
+            <w:tcW w:type="dxa" w:w="3969"/>
+            <w:tcMar>
+              <w:top w:type="dxa" w:w="80"/>
+              <w:left w:type="dxa" w:w="100"/>
+              <w:bottom w:type="dxa" w:w="80"/>
+              <w:right w:type="dxa" w:w="100"/>
+            </w:tcMar>
+          </w:tcPr>
+          <w:p>
+            <w:pPr>
+              <w:spacing w:after="0" w:line="270"/>
+            </w:pPr>
+            <w:r>
+              <w:rPr>
+                <w:rFonts w:ascii="Calibri" w:cs="Calibri" w:eastAsia="Calibri" w:hAnsi="Calibri"/>
+                <w:sz w:val="20"/>
+                <w:szCs w:val="20"/>
+              </w:rPr>
+              <w:t xml:space="preserve">Pièces du dossier</w:t>
+            </w:r>
+          </w:p>
+        </w:tc>
+        <w:tc>
+          <w:tcPr>
+            <w:tcW w:type="dxa" w:w="2886"/>
+            <w:tcMar>
+              <w:top w:type="dxa" w:w="80"/>
+              <w:left w:type="dxa" w:w="100"/>
+              <w:bottom w:type="dxa" w:w="80"/>
+              <w:right w:type="dxa" w:w="100"/>
+            </w:tcMar>
+          </w:tcPr>
+          <w:p>
+            <w:pPr>
+              <w:spacing w:after="0" w:line="270"/>
+            </w:pPr>
+            <w:r>
+              <w:rPr>
+                <w:rFonts w:ascii="Calibri" w:cs="Calibri" w:eastAsia="Calibri" w:hAnsi="Calibri"/>
+                <w:sz w:val="20"/>
+                <w:szCs w:val="20"/>
+              </w:rPr>
+              <w:t xml:space="preserve">liste du portail officiel Torolalana</w:t>
+            </w:r>
+          </w:p>
+        </w:tc>
+        <w:tc>
+          <w:tcPr>
+            <w:tcW w:type="dxa" w:w="2165"/>
+            <w:tcMar>
+              <w:top w:type="dxa" w:w="80"/>
+              <w:left w:type="dxa" w:w="100"/>
+              <w:bottom w:type="dxa" w:w="80"/>
+              <w:right w:type="dxa" w:w="100"/>
+            </w:tcMar>
+          </w:tcPr>
+          <w:p>
+            <w:pPr>
+              <w:spacing w:after="0" w:line="270"/>
+            </w:pPr>
+            <w:r>
+              <w:rPr>
+                <w:rFonts w:ascii="Calibri" w:cs="Calibri" w:eastAsia="Calibri" w:hAnsi="Calibri"/>
+                <w:sz w:val="20"/>
+                <w:szCs w:val="20"/>
+              </w:rPr>
+              <w:t xml:space="preserve">officiel, sauf le certificat médical pour la catégorie B, à trancher</w:t>
+            </w:r>
+          </w:p>
+        </w:tc>
+      </w:tr>
+      <w:tr>
+        <w:tc>
+          <w:tcPr>
+            <w:tcW w:type="dxa" w:w="3969"/>
+            <w:shd w:fill="F3F6FA" w:color="auto" w:val="clear"/>
+            <w:tcMar>
+              <w:top w:type="dxa" w:w="80"/>
+              <w:left w:type="dxa" w:w="100"/>
+              <w:bottom w:type="dxa" w:w="80"/>
+              <w:right w:type="dxa" w:w="100"/>
+            </w:tcMar>
+          </w:tcPr>
+          <w:p>
+            <w:pPr>
+              <w:spacing w:after="0" w:line="270"/>
+            </w:pPr>
+            <w:r>
+              <w:rPr>
+                <w:rFonts w:ascii="Calibri" w:cs="Calibri" w:eastAsia="Calibri" w:hAnsi="Calibri"/>
+                <w:sz w:val="20"/>
+                <w:szCs w:val="20"/>
+              </w:rPr>
               <w:t xml:space="preserve">Catégories et âges minimums</w:t>
             </w:r>
           </w:p>
@@ -7972,6 +9641,7 @@
         <w:tc>
           <w:tcPr>
             <w:tcW w:type="dxa" w:w="2886"/>
+            <w:shd w:fill="F3F6FA" w:color="auto" w:val="clear"/>
             <w:tcMar>
               <w:top w:type="dxa" w:w="80"/>
               <w:left w:type="dxa" w:w="100"/>
@@ -7996,6 +9666,7 @@
         <w:tc>
           <w:tcPr>
             <w:tcW w:type="dxa" w:w="2165"/>
+            <w:shd w:fill="F3F6FA" w:color="auto" w:val="clear"/>
             <w:tcMar>
               <w:top w:type="dxa" w:w="80"/>
               <w:left w:type="dxa" w:w="100"/>
@@ -8023,6 +9694,130 @@
       <w:pPr>
         <w:spacing w:after="160"/>
       </w:pPr>
+    </w:p>
+    <w:p>
+      <w:pPr>
+        <w:jc w:val="center"/>
+      </w:pPr>
+      <w:r>
+        <w:drawing>
+          <wp:inline distT="0" distB="0" distL="0" distR="0">
+            <wp:extent cx="1981200" cy="3524250"/>
+            <wp:effectExtent t="0" r="0" b="0" l="0"/>
+            <wp:docPr id="42" name="Figure 42" descr="" title=""/>
+            <wp:cNvGraphicFramePr>
+              <a:graphicFrameLocks xmlns:a="http://schemas.openxmlformats.org/drawingml/2006/main" noChangeAspect="1"/>
+            </wp:cNvGraphicFramePr>
+            <a:graphic xmlns:a="http://schemas.openxmlformats.org/drawingml/2006/main">
+              <a:graphicData uri="http://schemas.openxmlformats.org/drawingml/2006/picture">
+                <pic:pic xmlns:pic="http://schemas.openxmlformats.org/drawingml/2006/picture">
+                  <pic:nvPicPr>
+                    <pic:cNvPr id="0" name="Image" descr=""/>
+                    <pic:cNvPicPr>
+                      <a:picLocks noChangeAspect="1" noChangeArrowheads="1"/>
+                    </pic:cNvPicPr>
+                  </pic:nvPicPr>
+                  <pic:blipFill>
+                    <a:blip r:embed="rId52" cstate="none"/>
+                    <a:srcRect/>
+                    <a:stretch>
+                      <a:fillRect/>
+                    </a:stretch>
+                  </pic:blipFill>
+                  <pic:spPr bwMode="auto">
+                    <a:xfrm>
+                      <a:off x="0" y="0"/>
+                      <a:ext cx="1981200" cy="3524250"/>
+                    </a:xfrm>
+                    <a:prstGeom prst="rect">
+                      <a:avLst/>
+                    </a:prstGeom>
+                  </pic:spPr>
+                </pic:pic>
+              </a:graphicData>
+            </a:graphic>
+          </wp:inline>
+        </w:drawing>
+      </w:r>
+    </w:p>
+    <w:p>
+      <w:pPr>
+        <w:spacing w:after="240" w:before="80"/>
+        <w:jc w:val="center"/>
+      </w:pPr>
+      <w:r>
+        <w:rPr>
+          <w:rFonts w:ascii="Calibri" w:cs="Calibri" w:eastAsia="Calibri" w:hAnsi="Calibri"/>
+          <w:i/>
+          <w:iCs/>
+          <w:color w:val="5E6B7C"/>
+          <w:sz w:val="19"/>
+          <w:szCs w:val="19"/>
+        </w:rPr>
+        <w:t xml:space="preserve">Figure 42 — Configuration → Règles : chaque règle est une ligne modifiable, avec son drapeau</w:t>
+      </w:r>
+    </w:p>
+    <w:p>
+      <w:pPr>
+        <w:jc w:val="center"/>
+      </w:pPr>
+      <w:r>
+        <w:drawing>
+          <wp:inline distT="0" distB="0" distL="0" distR="0">
+            <wp:extent cx="1981200" cy="3524250"/>
+            <wp:effectExtent t="0" r="0" b="0" l="0"/>
+            <wp:docPr id="43" name="Figure 43" descr="" title=""/>
+            <wp:cNvGraphicFramePr>
+              <a:graphicFrameLocks xmlns:a="http://schemas.openxmlformats.org/drawingml/2006/main" noChangeAspect="1"/>
+            </wp:cNvGraphicFramePr>
+            <a:graphic xmlns:a="http://schemas.openxmlformats.org/drawingml/2006/main">
+              <a:graphicData uri="http://schemas.openxmlformats.org/drawingml/2006/picture">
+                <pic:pic xmlns:pic="http://schemas.openxmlformats.org/drawingml/2006/picture">
+                  <pic:nvPicPr>
+                    <pic:cNvPr id="0" name="Image" descr=""/>
+                    <pic:cNvPicPr>
+                      <a:picLocks noChangeAspect="1" noChangeArrowheads="1"/>
+                    </pic:cNvPicPr>
+                  </pic:nvPicPr>
+                  <pic:blipFill>
+                    <a:blip r:embed="rId53" cstate="none"/>
+                    <a:srcRect/>
+                    <a:stretch>
+                      <a:fillRect/>
+                    </a:stretch>
+                  </pic:blipFill>
+                  <pic:spPr bwMode="auto">
+                    <a:xfrm>
+                      <a:off x="0" y="0"/>
+                      <a:ext cx="1981200" cy="3524250"/>
+                    </a:xfrm>
+                    <a:prstGeom prst="rect">
+                      <a:avLst/>
+                    </a:prstGeom>
+                  </pic:spPr>
+                </pic:pic>
+              </a:graphicData>
+            </a:graphic>
+          </wp:inline>
+        </w:drawing>
+      </w:r>
+    </w:p>
+    <w:p>
+      <w:pPr>
+        <w:spacing w:after="240" w:before="80"/>
+        <w:jc w:val="center"/>
+      </w:pPr>
+      <w:r>
+        <w:rPr>
+          <w:rFonts w:ascii="Calibri" w:cs="Calibri" w:eastAsia="Calibri" w:hAnsi="Calibri"/>
+          <w:i/>
+          <w:iCs/>
+          <w:color w:val="5E6B7C"/>
+          <w:sz w:val="19"/>
+          <w:szCs w:val="19"/>
+        </w:rPr>
+        <w:t xml:space="preserve">Figure 43 — Modification d'une règle : la valeur, sa description et la case « à confirmer »</w:t>
+      </w:r>
     </w:p>
     <w:p>
       <w:pPr>
@@ -8082,7 +9877,7 @@
           <w:sz w:val="22"/>
           <w:szCs w:val="22"/>
         </w:rPr>
-        <w:t xml:space="preserve">Au moment de la rédaction, 127 tests unitaires passent. Les classes de test, une par famille de règles :</w:t>
+        <w:t xml:space="preserve">Au moment de la rédaction, 127 tests unitaires passent, lancés par ./gradlew :app:testDebugUnitTest. Les classes de test :</w:t>
       </w:r>
     </w:p>
     <w:p>
@@ -8172,7 +9967,7 @@
           <w:sz w:val="22"/>
           <w:szCs w:val="22"/>
         </w:rPr>
-        <w:t xml:space="preserve">ExampleUnitTest</w:t>
+        <w:t xml:space="preserve">FiltresHistoriqueTest</w:t>
       </w:r>
     </w:p>
     <w:p>
@@ -8190,7 +9985,7 @@
           <w:sz w:val="22"/>
           <w:szCs w:val="22"/>
         </w:rPr>
-        <w:t xml:space="preserve">FiltresHistoriqueTest</w:t>
+        <w:t xml:space="preserve">MenuParRoleTest</w:t>
       </w:r>
     </w:p>
     <w:p>
@@ -8208,7 +10003,7 @@
           <w:sz w:val="22"/>
           <w:szCs w:val="22"/>
         </w:rPr>
-        <w:t xml:space="preserve">MenuParRoleTest</w:t>
+        <w:t xml:space="preserve">MotDePasseTest</w:t>
       </w:r>
     </w:p>
     <w:p>
@@ -8226,7 +10021,7 @@
           <w:sz w:val="22"/>
           <w:szCs w:val="22"/>
         </w:rPr>
-        <w:t xml:space="preserve">MotDePasseTest</w:t>
+        <w:t xml:space="preserve">PiecesJointesTest</w:t>
       </w:r>
     </w:p>
     <w:p>
@@ -8244,7 +10039,7 @@
           <w:sz w:val="22"/>
           <w:szCs w:val="22"/>
         </w:rPr>
-        <w:t xml:space="preserve">PiecesJointesTest</w:t>
+        <w:t xml:space="preserve">PointsTest</w:t>
       </w:r>
     </w:p>
     <w:p>
@@ -8262,7 +10057,7 @@
           <w:sz w:val="22"/>
           <w:szCs w:val="22"/>
         </w:rPr>
-        <w:t xml:space="preserve">PointsTest</w:t>
+        <w:t xml:space="preserve">ReglesConduiteTest</w:t>
       </w:r>
     </w:p>
     <w:p>
@@ -8280,7 +10075,7 @@
           <w:sz w:val="22"/>
           <w:szCs w:val="22"/>
         </w:rPr>
-        <w:t xml:space="preserve">ReglesConduiteTest</w:t>
+        <w:t xml:space="preserve">ReglesConsultationTest</w:t>
       </w:r>
     </w:p>
     <w:p>
@@ -8298,7 +10093,7 @@
           <w:sz w:val="22"/>
           <w:szCs w:val="22"/>
         </w:rPr>
-        <w:t xml:space="preserve">ReglesConsultationTest</w:t>
+        <w:t xml:space="preserve">ReglesDossierTest</w:t>
       </w:r>
     </w:p>
     <w:p>
@@ -8316,7 +10111,7 @@
           <w:sz w:val="22"/>
           <w:szCs w:val="22"/>
         </w:rPr>
-        <w:t xml:space="preserve">ReglesDossierTest</w:t>
+        <w:t xml:space="preserve">ReglesInscriptionTest</w:t>
       </w:r>
     </w:p>
     <w:p>
@@ -8334,7 +10129,7 @@
           <w:sz w:val="22"/>
           <w:szCs w:val="22"/>
         </w:rPr>
-        <w:t xml:space="preserve">ReglesInscriptionTest</w:t>
+        <w:t xml:space="preserve">ReglesPlanificationTest</w:t>
       </w:r>
     </w:p>
     <w:p>
@@ -8352,7 +10147,7 @@
           <w:sz w:val="22"/>
           <w:szCs w:val="22"/>
         </w:rPr>
-        <w:t xml:space="preserve">ReglesPlanificationTest</w:t>
+        <w:t xml:space="preserve">ReglesPresenceTest</w:t>
       </w:r>
     </w:p>
     <w:p>
@@ -8370,7 +10165,7 @@
           <w:sz w:val="22"/>
           <w:szCs w:val="22"/>
         </w:rPr>
-        <w:t xml:space="preserve">ReglesPresenceTest</w:t>
+        <w:t xml:space="preserve">ReglesRepassageTest</w:t>
       </w:r>
     </w:p>
     <w:p>
@@ -8388,7 +10183,7 @@
           <w:sz w:val="22"/>
           <w:szCs w:val="22"/>
         </w:rPr>
-        <w:t xml:space="preserve">ReglesRepassageTest</w:t>
+        <w:t xml:space="preserve">ReglesTentativesTest</w:t>
       </w:r>
     </w:p>
     <w:p>
@@ -8406,7 +10201,7 @@
           <w:sz w:val="22"/>
           <w:szCs w:val="22"/>
         </w:rPr>
-        <w:t xml:space="preserve">ReglesTentativesTest</w:t>
+        <w:t xml:space="preserve">ReglesTheorieTest</w:t>
       </w:r>
     </w:p>
     <w:p>
@@ -8424,7 +10219,7 @@
           <w:sz w:val="22"/>
           <w:szCs w:val="22"/>
         </w:rPr>
-        <w:t xml:space="preserve">ReglesTheorieTest</w:t>
+        <w:t xml:space="preserve">ValidationAutoEcoleTest</w:t>
       </w:r>
     </w:p>
     <w:p>
@@ -8442,7 +10237,7 @@
           <w:sz w:val="22"/>
           <w:szCs w:val="22"/>
         </w:rPr>
-        <w:t xml:space="preserve">ValidationAutoEcoleTest</w:t>
+        <w:t xml:space="preserve">ValidationCandidatTest</w:t>
       </w:r>
     </w:p>
     <w:p>
@@ -8460,7 +10255,7 @@
           <w:sz w:val="22"/>
           <w:szCs w:val="22"/>
         </w:rPr>
-        <w:t xml:space="preserve">ValidationCandidatTest</w:t>
+        <w:t xml:space="preserve">ValidationCompteTest</w:t>
       </w:r>
     </w:p>
     <w:p>
@@ -8478,17 +10273,12 @@
           <w:sz w:val="22"/>
           <w:szCs w:val="22"/>
         </w:rPr>
-        <w:t xml:space="preserve">ValidationCompteTest</w:t>
-      </w:r>
-    </w:p>
-    <w:p>
-      <w:pPr>
-        <w:pStyle w:val="ListParagraph"/>
-        <w:numPr>
-          <w:ilvl w:val="0"/>
-          <w:numId w:val="2"/>
-        </w:numPr>
-        <w:spacing w:after="60" w:line="300"/>
+        <w:t xml:space="preserve">ValidationConfigurationTest</w:t>
+      </w:r>
+    </w:p>
+    <w:p>
+      <w:pPr>
+        <w:spacing w:after="120" w:line="300"/>
       </w:pPr>
       <w:r>
         <w:rPr>
@@ -8496,7 +10286,33 @@
           <w:sz w:val="22"/>
           <w:szCs w:val="22"/>
         </w:rPr>
-        <w:t xml:space="preserve">ValidationConfigurationTest</w:t>
+        <w:t xml:space="preserve">Trois exemples de ce qu'elles vérifient : CalculResultatTest, la note rapportée au barème, le seuil atteint ou non, la faute éliminatoire ; ReglesInscriptionTest, les refus de la section 6.9 (dossier non validé, session complète, double inscription, même jour, délai de repassage, théorie non réussie) ; ReglesTheorieTest, un sujet tiré avec une graine fixe qui totalise la note maximale sans doublon.</w:t>
+      </w:r>
+    </w:p>
+    <w:p>
+      <w:pPr>
+        <w:spacing w:after="120" w:line="300"/>
+      </w:pPr>
+      <w:r>
+        <w:rPr>
+          <w:rFonts w:ascii="Calibri" w:cs="Calibri" w:eastAsia="Calibri" w:hAnsi="Calibri"/>
+          <w:sz w:val="22"/>
+          <w:szCs w:val="22"/>
+        </w:rPr>
+        <w:t xml:space="preserve">Ce que ces tests couvrent, et ce qu'ils ne couvrent pas : ils portent sur les règles pures de metier/ et sur le hachage des mots de passe. Les ViewModels, les DAO et les écrans ne sont pas testés automatiquement : les requêtes des DAO reposent sur la vérification du SQL à la compilation par Room, et les écrans ont été vérifiés à la main sur l'émulateur, avec un script (outils/pilote_emulateur.sh) qui enchaîne les actions par le texte des boutons et rejoue chaque scénario à l'identique ; les dix contraintes du cadrage ont chacune leur scénario dans docs/COMPTES_RENDUS.md. Les tests unitaires ne font pas partie du programme de ce module ; nous les avons introduits parce qu'ils sont le seul moyen de prouver un calcul de barème sans téléphone.</w:t>
+      </w:r>
+    </w:p>
+    <w:p>
+      <w:pPr>
+        <w:spacing w:after="120" w:line="300"/>
+      </w:pPr>
+      <w:r>
+        <w:rPr>
+          <w:rFonts w:ascii="Calibri" w:cs="Calibri" w:eastAsia="Calibri" w:hAnsi="Calibri"/>
+          <w:sz w:val="22"/>
+          <w:szCs w:val="22"/>
+        </w:rPr>
+        <w:t xml:space="preserve">Un exemple de défaut trouvé par un test avant l'écran : le tirage du sujet, dans une première version, pouvait dépasser la note maximale quand la dernière question ne tenait plus ; le test « tirage atteint la note max sans la dépasser ni répéter » l'a montré, et la boucle a été corrigée.</w:t>
       </w:r>
     </w:p>
     <w:p>
@@ -9136,7 +10952,20 @@
           <w:sz w:val="22"/>
           <w:szCs w:val="22"/>
         </w:rPr>
-        <w:t xml:space="preserve">Chaque écriture sensible est enregistrée dans la même transaction que sa ligne d'historique : soit les deux sont écrites, soit aucune. L'historique conserve l'auteur, la date, l'action, le motif, l'ancienne et la nouvelle valeur, et se consulte depuis chaque fiche et depuis un écran global filtrable.</w:t>
+        <w:t xml:space="preserve">Chaque écriture sensible est enregistrée dans la même transaction que sa ligne d'historique : soit les deux sont écrites, soit aucune. Sont tracés : auto-écoles, comptes, examinateurs, candidats, dossiers, sessions, inscriptions, présences, passages, évaluations, résultats, règles, catégories, épreuves, barèmes, questions, critères et centres ; les actions sont la création, la modification, la désactivation et la réactivation, la validation, le refus, la correction, l'annulation et la création de compte.</w:t>
+      </w:r>
+    </w:p>
+    <w:p>
+      <w:pPr>
+        <w:spacing w:after="120" w:line="300"/>
+      </w:pPr>
+      <w:r>
+        <w:rPr>
+          <w:rFonts w:ascii="Calibri" w:cs="Calibri" w:eastAsia="Calibri" w:hAnsi="Calibri"/>
+          <w:sz w:val="22"/>
+          <w:szCs w:val="22"/>
+        </w:rPr>
+        <w:t xml:space="preserve">Un exemple de ligne réelle, telle qu'elle apparaît dans l'application : « 18/09/2026 13:31 — MODIFICATION — Presence n° 1 — par Administrateur ATT — présence de l'inscription 1 : EN_RETARD, arrivée 13:31 → PRESENT, arrivée 13:31, retard accepté ». L'historique se consulte depuis chaque fiche et depuis un écran global filtrable par période, objet et utilisateur.</w:t>
       </w:r>
     </w:p>
     <w:p>
@@ -9154,7 +10983,46 @@
           <w:sz w:val="32"/>
           <w:szCs w:val="32"/>
         </w:rPr>
-        <w:t xml:space="preserve">10. Déroulement du projet</w:t>
+        <w:t xml:space="preserve">10. Usage de l'IA et jugement porté</w:t>
+      </w:r>
+    </w:p>
+    <w:p>
+      <w:pPr>
+        <w:spacing w:after="120" w:line="300"/>
+      </w:pPr>
+      <w:r>
+        <w:rPr>
+          <w:rFonts w:ascii="Calibri" w:cs="Calibri" w:eastAsia="Calibri" w:hAnsi="Calibri"/>
+          <w:sz w:val="22"/>
+          <w:szCs w:val="22"/>
+        </w:rPr>
+        <w:t xml:space="preserve">Le module s'intitule « assistée par IA » : ce chapitre dit ce que nous avons fait avec l'IA, ce qu'elle a fait de bien et de mal, et ce que nous avons refusé.</w:t>
+      </w:r>
+    </w:p>
+    <w:p>
+      <w:pPr>
+        <w:spacing w:after="120" w:line="300"/>
+      </w:pPr>
+      <w:r>
+        <w:rPr>
+          <w:rFonts w:ascii="Calibri" w:cs="Calibri" w:eastAsia="Calibri" w:hAnsi="Calibri"/>
+          <w:sz w:val="22"/>
+          <w:szCs w:val="22"/>
+        </w:rPr>
+        <w:t xml:space="preserve">L'outil : Claude Code, un agent de développement qui lit et écrit les fichiers du projet, lance la construction et les tests, et pilote l'émulateur. Il a été utilisé au niveau « agent » décrit dans l'état de l'art du module, avec un fichier de règles à la racine du dépôt (CLAUDE.md) qui lui impose les technologies du cours, l'interdiction d'inventer une règle administrative, la traçabilité, et un cycle de fin d'étape : construction et tests verts, vérification sur émulateur, compte rendu, entrée dans le journal, puis relecture humaine avant tout commit.</w:t>
+      </w:r>
+    </w:p>
+    <w:p>
+      <w:pPr>
+        <w:spacing w:after="120" w:line="300"/>
+      </w:pPr>
+      <w:r>
+        <w:rPr>
+          <w:rFonts w:ascii="Calibri" w:cs="Calibri" w:eastAsia="Calibri" w:hAnsi="Calibri"/>
+          <w:sz w:val="22"/>
+          <w:szCs w:val="22"/>
+        </w:rPr>
+        <w:t xml:space="preserve">La proportion : l'IA a produit la majorité du code de chaque étape à partir de nos documents de cadrage (règles, plan, modèle de données, cas d'utilisation), que nous avons écrits et validés avant la première ligne. Nous avons relu chaque fichier dans la demande de fusion (pull request) de l'étape avant fusion, et rejoué chaque scénario sur l'émulateur. Le journal du dépôt (JOURNAL-IA.md) consigne pour chaque étape ce qui a été soumis, la remarque principale de l'IA, les points d'alerte, et notre verdict.</w:t>
       </w:r>
     </w:p>
     <w:p>
@@ -9171,7 +11039,7 @@
           <w:sz w:val="26"/>
           <w:szCs w:val="26"/>
         </w:rPr>
-        <w:t xml:space="preserve">10.1 Méthode</w:t>
+        <w:t xml:space="preserve">10.1 Ce que nous avons refusé ou corrigé</w:t>
       </w:r>
     </w:p>
     <w:p>
@@ -9186,10 +11054,20 @@
       <w:r>
         <w:rPr>
           <w:rFonts w:ascii="Calibri" w:cs="Calibri" w:eastAsia="Calibri" w:hAnsi="Calibri"/>
+          <w:b/>
+          <w:bCs/>
           <w:sz w:val="22"/>
           <w:szCs w:val="22"/>
         </w:rPr>
-        <w:t xml:space="preserve">Cadrage d'abord : règles de développement, plan de travail, modèle de données et cas d'utilisation validés avant la première ligne de code.</w:t>
+        <w:t xml:space="preserve">Le patron Repository, refusé. </w:t>
+      </w:r>
+      <w:r>
+        <w:rPr>
+          <w:rFonts w:ascii="Calibri" w:cs="Calibri" w:eastAsia="Calibri" w:hAnsi="Calibri"/>
+          <w:sz w:val="22"/>
+          <w:szCs w:val="22"/>
+        </w:rPr>
+        <w:t xml:space="preserve">Proposé dès le cadrage comme couche intermédiaire entre ViewModel et DAO, « pour faire propre », il a été écarté parce que le cours ne l'a jamais écrit et que les ViewModels appellent les DAO directement sans perdre en clarté.</w:t>
       </w:r>
     </w:p>
     <w:p>
@@ -9204,10 +11082,20 @@
       <w:r>
         <w:rPr>
           <w:rFonts w:ascii="Calibri" w:cs="Calibri" w:eastAsia="Calibri" w:hAnsi="Calibri"/>
+          <w:b/>
+          <w:bCs/>
           <w:sz w:val="22"/>
           <w:szCs w:val="22"/>
         </w:rPr>
-        <w:t xml:space="preserve">Une étape à la fois, chacune sur sa branche Git avec une pull request relue avant fusion, un compte rendu et un critère de fin vérifié.</w:t>
+        <w:t xml:space="preserve">Une version de bibliothèque fausse. </w:t>
+      </w:r>
+      <w:r>
+        <w:rPr>
+          <w:rFonts w:ascii="Calibri" w:cs="Calibri" w:eastAsia="Calibri" w:hAnsi="Calibri"/>
+          <w:sz w:val="22"/>
+          <w:szCs w:val="22"/>
+        </w:rPr>
+        <w:t xml:space="preserve">L'IA a d'abord proposé la version de KSP citée par une documentation ; la construction a échoué. La bonne version a été trouvée en lisant le message d'erreur, et la règle « vérifier sur le dépôt de la bibliothèque avant d'écrire une version » a été ajoutée (journal, entrée 2).</w:t>
       </w:r>
     </w:p>
     <w:p>
@@ -9222,10 +11110,20 @@
       <w:r>
         <w:rPr>
           <w:rFonts w:ascii="Calibri" w:cs="Calibri" w:eastAsia="Calibri" w:hAnsi="Calibri"/>
+          <w:b/>
+          <w:bCs/>
           <w:sz w:val="22"/>
           <w:szCs w:val="22"/>
         </w:rPr>
-        <w:t xml:space="preserve">Usage de l'IA encadré par le protocole du module : chaque contribution est relue, commentée et jugée dans un journal.</w:t>
+        <w:t xml:space="preserve">Une contrainte de base contraire à la règle métier. </w:t>
+      </w:r>
+      <w:r>
+        <w:rPr>
+          <w:rFonts w:ascii="Calibri" w:cs="Calibri" w:eastAsia="Calibri" w:hAnsi="Calibri"/>
+          <w:sz w:val="22"/>
+          <w:szCs w:val="22"/>
+        </w:rPr>
+        <w:t xml:space="preserve">Un index unique sur le couple candidat et session empêchait de réinscrire un candidat après un report ; le test unitaire passait, seule la base réelle a révélé la contradiction. Leçon consignée : un invariant qui dépend d'un statut se met dans une fonction pure, pas dans un index (entrée 10).</w:t>
       </w:r>
     </w:p>
     <w:p>
@@ -9240,10 +11138,48 @@
       <w:r>
         <w:rPr>
           <w:rFonts w:ascii="Calibri" w:cs="Calibri" w:eastAsia="Calibri" w:hAnsi="Calibri"/>
+          <w:b/>
+          <w:bCs/>
           <w:sz w:val="22"/>
           <w:szCs w:val="22"/>
         </w:rPr>
-        <w:t xml:space="preserve">Vérification systématique sur émulateur, avec un pilote qui rejoue les scénarios par le texte des boutons.</w:t>
+        <w:t xml:space="preserve">Un questionnaire à choix multiples inventé. </w:t>
+      </w:r>
+      <w:r>
+        <w:rPr>
+          <w:rFonts w:ascii="Calibri" w:cs="Calibri" w:eastAsia="Calibri" w:hAnsi="Calibri"/>
+          <w:sz w:val="22"/>
+          <w:szCs w:val="22"/>
+        </w:rPr>
+        <w:t xml:space="preserve">L'IA a construit l'épreuve théorique en QCM d'après la presse ; le passage de l'examen par l'une de nous a montré une épreuve orale. L'IA avait respecté la règle « ne pas inventer » en suivant une source écrite ; c'est le témoignage de terrain qui a tranché, et l'écran a été refait le jour même (entrée 12).</w:t>
+      </w:r>
+    </w:p>
+    <w:p>
+      <w:pPr>
+        <w:pStyle w:val="ListParagraph"/>
+        <w:numPr>
+          <w:ilvl w:val="0"/>
+          <w:numId w:val="2"/>
+        </w:numPr>
+        <w:spacing w:after="60" w:line="300"/>
+      </w:pPr>
+      <w:r>
+        <w:rPr>
+          <w:rFonts w:ascii="Calibri" w:cs="Calibri" w:eastAsia="Calibri" w:hAnsi="Calibri"/>
+          <w:b/>
+          <w:bCs/>
+          <w:sz w:val="22"/>
+          <w:szCs w:val="22"/>
+        </w:rPr>
+        <w:t xml:space="preserve">Un texte qui perdait des lettres. </w:t>
+      </w:r>
+      <w:r>
+        <w:rPr>
+          <w:rFonts w:ascii="Calibri" w:cs="Calibri" w:eastAsia="Calibri" w:hAnsi="Calibri"/>
+          <w:sz w:val="22"/>
+          <w:szCs w:val="22"/>
+        </w:rPr>
+        <w:t xml:space="preserve">Sur trois écrans successifs, l'IA a reproduit le même défaut de saisie (un champ qui relit sa valeur à travers un flux combiné) ; il a été trouvé à chaque fois sur l'émulateur, jamais par les tests. Nous savons maintenant reconnaître le motif et l'expliquer.</w:t>
       </w:r>
     </w:p>
     <w:p>
@@ -9260,7 +11196,157 @@
           <w:sz w:val="26"/>
           <w:szCs w:val="26"/>
         </w:rPr>
-        <w:t xml:space="preserve">10.2 Étapes réalisées</w:t>
+        <w:t xml:space="preserve">10.2 Ce que l'IA fait bien, ce qu'elle fait mal</w:t>
+      </w:r>
+    </w:p>
+    <w:p>
+      <w:pPr>
+        <w:spacing w:after="120" w:line="300"/>
+      </w:pPr>
+      <w:r>
+        <w:rPr>
+          <w:rFonts w:ascii="Calibri" w:cs="Calibri" w:eastAsia="Calibri" w:hAnsi="Calibri"/>
+          <w:sz w:val="22"/>
+          <w:szCs w:val="22"/>
+        </w:rPr>
+        <w:t xml:space="preserve">Bien : produire vite du code conforme à un patron donné (le duo état et événements d'un ViewModel, un DAO, un écran), écrire les tests d'une règle pure, rédiger les comptes rendus et tenir la trace. Mal : elle ne connaît pas le terrain (le QCM), elle reproduit ses propres défauts d'un écran à l'autre, elle propose volontiers des outils hors programme (Repository, WorkManager, Retrofit) qu'il faut refuser, et elle affirme avec la même assurance ce qui est vérifié et ce qui ne l'est pas.</w:t>
+      </w:r>
+    </w:p>
+    <w:p>
+      <w:pPr>
+        <w:spacing w:after="120" w:line="300"/>
+      </w:pPr>
+      <w:r>
+        <w:rPr>
+          <w:rFonts w:ascii="Calibri" w:cs="Calibri" w:eastAsia="Calibri" w:hAnsi="Calibri"/>
+          <w:sz w:val="22"/>
+          <w:szCs w:val="22"/>
+        </w:rPr>
+        <w:t xml:space="preserve">La question de la dernière séance, « sur quelle tâche auriez-vous appris moins si l'IA avait été autorisée ? », nous y répondons ainsi : sur l'architecture. Si l'IA avait posé seule le modèle de données et la découpe des ViewModels, nous aurions eu une application qui marche sans savoir pourquoi. C'est parce que nous avons écrit le cadrage et relu chaque étape que nous savons expliquer chaque fichier ; trois entrées du journal sont recopiées en annexe G pour en témoigner.</w:t>
+      </w:r>
+    </w:p>
+    <w:p>
+      <w:pPr>
+        <w:pStyle w:val="Heading1"/>
+        <w:pageBreakBefore/>
+        <w:spacing w:after="200" w:before="360"/>
+      </w:pPr>
+      <w:r>
+        <w:rPr>
+          <w:rFonts w:ascii="Calibri" w:cs="Calibri" w:eastAsia="Calibri" w:hAnsi="Calibri"/>
+          <w:b/>
+          <w:bCs/>
+          <w:color w:val="0F4C81"/>
+          <w:sz w:val="32"/>
+          <w:szCs w:val="32"/>
+        </w:rPr>
+        <w:t xml:space="preserve">11. Déroulement du projet</w:t>
+      </w:r>
+    </w:p>
+    <w:p>
+      <w:pPr>
+        <w:pStyle w:val="Heading2"/>
+        <w:spacing w:after="140" w:before="280"/>
+      </w:pPr>
+      <w:r>
+        <w:rPr>
+          <w:rFonts w:ascii="Calibri" w:cs="Calibri" w:eastAsia="Calibri" w:hAnsi="Calibri"/>
+          <w:b/>
+          <w:bCs/>
+          <w:color w:val="0B2E4F"/>
+          <w:sz w:val="26"/>
+          <w:szCs w:val="26"/>
+        </w:rPr>
+        <w:t xml:space="preserve">11.1 Méthode</w:t>
+      </w:r>
+    </w:p>
+    <w:p>
+      <w:pPr>
+        <w:pStyle w:val="ListParagraph"/>
+        <w:numPr>
+          <w:ilvl w:val="0"/>
+          <w:numId w:val="2"/>
+        </w:numPr>
+        <w:spacing w:after="60" w:line="300"/>
+      </w:pPr>
+      <w:r>
+        <w:rPr>
+          <w:rFonts w:ascii="Calibri" w:cs="Calibri" w:eastAsia="Calibri" w:hAnsi="Calibri"/>
+          <w:sz w:val="22"/>
+          <w:szCs w:val="22"/>
+        </w:rPr>
+        <w:t xml:space="preserve">Cadrage d'abord : règles de développement, plan de travail, modèle de données et cas d'utilisation validés avant la première ligne de code.</w:t>
+      </w:r>
+    </w:p>
+    <w:p>
+      <w:pPr>
+        <w:pStyle w:val="ListParagraph"/>
+        <w:numPr>
+          <w:ilvl w:val="0"/>
+          <w:numId w:val="2"/>
+        </w:numPr>
+        <w:spacing w:after="60" w:line="300"/>
+      </w:pPr>
+      <w:r>
+        <w:rPr>
+          <w:rFonts w:ascii="Calibri" w:cs="Calibri" w:eastAsia="Calibri" w:hAnsi="Calibri"/>
+          <w:sz w:val="22"/>
+          <w:szCs w:val="22"/>
+        </w:rPr>
+        <w:t xml:space="preserve">Une étape à la fois, chacune sur sa branche Git avec une demande de fusion (pull request) relue par l'autre membre avant fusion, un compte rendu et un critère de fin vérifié.</w:t>
+      </w:r>
+    </w:p>
+    <w:p>
+      <w:pPr>
+        <w:pStyle w:val="ListParagraph"/>
+        <w:numPr>
+          <w:ilvl w:val="0"/>
+          <w:numId w:val="2"/>
+        </w:numPr>
+        <w:spacing w:after="60" w:line="300"/>
+      </w:pPr>
+      <w:r>
+        <w:rPr>
+          <w:rFonts w:ascii="Calibri" w:cs="Calibri" w:eastAsia="Calibri" w:hAnsi="Calibri"/>
+          <w:sz w:val="22"/>
+          <w:szCs w:val="22"/>
+        </w:rPr>
+        <w:t xml:space="preserve">Usage de l'IA encadré par le protocole du module : chaque contribution est relue, commentée et jugée dans un journal (chapitre 10).</w:t>
+      </w:r>
+    </w:p>
+    <w:p>
+      <w:pPr>
+        <w:pStyle w:val="ListParagraph"/>
+        <w:numPr>
+          <w:ilvl w:val="0"/>
+          <w:numId w:val="2"/>
+        </w:numPr>
+        <w:spacing w:after="60" w:line="300"/>
+      </w:pPr>
+      <w:r>
+        <w:rPr>
+          <w:rFonts w:ascii="Calibri" w:cs="Calibri" w:eastAsia="Calibri" w:hAnsi="Calibri"/>
+          <w:sz w:val="22"/>
+          <w:szCs w:val="22"/>
+        </w:rPr>
+        <w:t xml:space="preserve">Vérification systématique sur émulateur, avec un script qui retrouve les boutons par leur libellé et rejoue chaque scénario à l'identique.</w:t>
+      </w:r>
+    </w:p>
+    <w:p>
+      <w:pPr>
+        <w:pStyle w:val="Heading2"/>
+        <w:spacing w:after="140" w:before="280"/>
+      </w:pPr>
+      <w:r>
+        <w:rPr>
+          <w:rFonts w:ascii="Calibri" w:cs="Calibri" w:eastAsia="Calibri" w:hAnsi="Calibri"/>
+          <w:b/>
+          <w:bCs/>
+          <w:color w:val="0B2E4F"/>
+          <w:sz w:val="26"/>
+          <w:szCs w:val="26"/>
+        </w:rPr>
+        <w:t xml:space="preserve">11.2 Étapes réalisées</w:t>
       </w:r>
     </w:p>
     <w:tbl>
@@ -9895,7 +11981,211 @@
                 <w:sz w:val="20"/>
                 <w:szCs w:val="20"/>
               </w:rPr>
-              <w:t xml:space="preserve">Tests des contraintes du cadrage, relecture croisée, schéma figé, refonte de l'interface</w:t>
+              <w:t xml:space="preserve">Tests des contraintes du cadrage, relecture croisée, schéma figé</w:t>
+            </w:r>
+          </w:p>
+        </w:tc>
+      </w:tr>
+      <w:tr>
+        <w:tc>
+          <w:tcPr>
+            <w:tcW w:type="dxa" w:w="2706"/>
+            <w:shd w:fill="F3F6FA" w:color="auto" w:val="clear"/>
+            <w:tcMar>
+              <w:top w:type="dxa" w:w="80"/>
+              <w:left w:type="dxa" w:w="100"/>
+              <w:bottom w:type="dxa" w:w="80"/>
+              <w:right w:type="dxa" w:w="100"/>
+            </w:tcMar>
+          </w:tcPr>
+          <w:p>
+            <w:pPr>
+              <w:spacing w:after="0" w:line="270"/>
+            </w:pPr>
+            <w:r>
+              <w:rPr>
+                <w:rFonts w:ascii="Calibri" w:cs="Calibri" w:eastAsia="Calibri" w:hAnsi="Calibri"/>
+                <w:sz w:val="20"/>
+                <w:szCs w:val="20"/>
+              </w:rPr>
+              <w:t xml:space="preserve">Refonte de l'interface</w:t>
+            </w:r>
+          </w:p>
+        </w:tc>
+        <w:tc>
+          <w:tcPr>
+            <w:tcW w:type="dxa" w:w="6314"/>
+            <w:shd w:fill="F3F6FA" w:color="auto" w:val="clear"/>
+            <w:tcMar>
+              <w:top w:type="dxa" w:w="80"/>
+              <w:left w:type="dxa" w:w="100"/>
+              <w:bottom w:type="dxa" w:w="80"/>
+              <w:right w:type="dxa" w:w="100"/>
+            </w:tcMar>
+          </w:tcPr>
+          <w:p>
+            <w:pPr>
+              <w:spacing w:after="0" w:line="270"/>
+            </w:pPr>
+            <w:r>
+              <w:rPr>
+                <w:rFonts w:ascii="Calibri" w:cs="Calibri" w:eastAsia="Calibri" w:hAnsi="Calibri"/>
+                <w:sz w:val="20"/>
+                <w:szCs w:val="20"/>
+              </w:rPr>
+              <w:t xml:space="preserve">Thème, police, composants communs, accueil en tuiles, responsivité sur petit écran</w:t>
+            </w:r>
+          </w:p>
+        </w:tc>
+      </w:tr>
+      <w:tr>
+        <w:tc>
+          <w:tcPr>
+            <w:tcW w:type="dxa" w:w="2706"/>
+            <w:tcMar>
+              <w:top w:type="dxa" w:w="80"/>
+              <w:left w:type="dxa" w:w="100"/>
+              <w:bottom w:type="dxa" w:w="80"/>
+              <w:right w:type="dxa" w:w="100"/>
+            </w:tcMar>
+          </w:tcPr>
+          <w:p>
+            <w:pPr>
+              <w:spacing w:after="0" w:line="270"/>
+            </w:pPr>
+            <w:r>
+              <w:rPr>
+                <w:rFonts w:ascii="Calibri" w:cs="Calibri" w:eastAsia="Calibri" w:hAnsi="Calibri"/>
+                <w:sz w:val="20"/>
+                <w:szCs w:val="20"/>
+              </w:rPr>
+              <w:t xml:space="preserve">Pièces jointes numériques</w:t>
+            </w:r>
+          </w:p>
+        </w:tc>
+        <w:tc>
+          <w:tcPr>
+            <w:tcW w:type="dxa" w:w="6314"/>
+            <w:tcMar>
+              <w:top w:type="dxa" w:w="80"/>
+              <w:left w:type="dxa" w:w="100"/>
+              <w:bottom w:type="dxa" w:w="80"/>
+              <w:right w:type="dxa" w:w="100"/>
+            </w:tcMar>
+          </w:tcPr>
+          <w:p>
+            <w:pPr>
+              <w:spacing w:after="0" w:line="270"/>
+            </w:pPr>
+            <w:r>
+              <w:rPr>
+                <w:rFonts w:ascii="Calibri" w:cs="Calibri" w:eastAsia="Calibri" w:hAnsi="Calibri"/>
+                <w:sz w:val="20"/>
+                <w:szCs w:val="20"/>
+              </w:rPr>
+              <w:t xml:space="preserve">Photo ou PDF par pièce du dossier, ouverture par l'ATT, dossier en brouillon invisible du candidat</w:t>
+            </w:r>
+          </w:p>
+        </w:tc>
+      </w:tr>
+      <w:tr>
+        <w:tc>
+          <w:tcPr>
+            <w:tcW w:type="dxa" w:w="2706"/>
+            <w:shd w:fill="F3F6FA" w:color="auto" w:val="clear"/>
+            <w:tcMar>
+              <w:top w:type="dxa" w:w="80"/>
+              <w:left w:type="dxa" w:w="100"/>
+              <w:bottom w:type="dxa" w:w="80"/>
+              <w:right w:type="dxa" w:w="100"/>
+            </w:tcMar>
+          </w:tcPr>
+          <w:p>
+            <w:pPr>
+              <w:spacing w:after="0" w:line="270"/>
+            </w:pPr>
+            <w:r>
+              <w:rPr>
+                <w:rFonts w:ascii="Calibri" w:cs="Calibri" w:eastAsia="Calibri" w:hAnsi="Calibri"/>
+                <w:sz w:val="20"/>
+                <w:szCs w:val="20"/>
+              </w:rPr>
+              <w:t xml:space="preserve">Synchronisation hors ligne d'abord</w:t>
+            </w:r>
+          </w:p>
+        </w:tc>
+        <w:tc>
+          <w:tcPr>
+            <w:tcW w:type="dxa" w:w="6314"/>
+            <w:shd w:fill="F3F6FA" w:color="auto" w:val="clear"/>
+            <w:tcMar>
+              <w:top w:type="dxa" w:w="80"/>
+              <w:left w:type="dxa" w:w="100"/>
+              <w:bottom w:type="dxa" w:w="80"/>
+              <w:right w:type="dxa" w:w="100"/>
+            </w:tcMar>
+          </w:tcPr>
+          <w:p>
+            <w:pPr>
+              <w:spacing w:after="0" w:line="270"/>
+            </w:pPr>
+            <w:r>
+              <w:rPr>
+                <w:rFonts w:ascii="Calibri" w:cs="Calibri" w:eastAsia="Calibri" w:hAnsi="Calibri"/>
+                <w:sz w:val="20"/>
+                <w:szCs w:val="20"/>
+              </w:rPr>
+              <w:t xml:space="preserve">Drapeau sur les résultats validés, serveur simulé, écran de synchronisation</w:t>
+            </w:r>
+          </w:p>
+        </w:tc>
+      </w:tr>
+      <w:tr>
+        <w:tc>
+          <w:tcPr>
+            <w:tcW w:type="dxa" w:w="2706"/>
+            <w:tcMar>
+              <w:top w:type="dxa" w:w="80"/>
+              <w:left w:type="dxa" w:w="100"/>
+              <w:bottom w:type="dxa" w:w="80"/>
+              <w:right w:type="dxa" w:w="100"/>
+            </w:tcMar>
+          </w:tcPr>
+          <w:p>
+            <w:pPr>
+              <w:spacing w:after="0" w:line="270"/>
+            </w:pPr>
+            <w:r>
+              <w:rPr>
+                <w:rFonts w:ascii="Calibri" w:cs="Calibri" w:eastAsia="Calibri" w:hAnsi="Calibri"/>
+                <w:sz w:val="20"/>
+                <w:szCs w:val="20"/>
+              </w:rPr>
+              <w:t xml:space="preserve">Rejeu de A à Z et rapport</w:t>
+            </w:r>
+          </w:p>
+        </w:tc>
+        <w:tc>
+          <w:tcPr>
+            <w:tcW w:type="dxa" w:w="6314"/>
+            <w:tcMar>
+              <w:top w:type="dxa" w:w="80"/>
+              <w:left w:type="dxa" w:w="100"/>
+              <w:bottom w:type="dxa" w:w="80"/>
+              <w:right w:type="dxa" w:w="100"/>
+            </w:tcMar>
+          </w:tcPr>
+          <w:p>
+            <w:pPr>
+              <w:spacing w:after="0" w:line="270"/>
+            </w:pPr>
+            <w:r>
+              <w:rPr>
+                <w:rFonts w:ascii="Calibri" w:cs="Calibri" w:eastAsia="Calibri" w:hAnsi="Calibri"/>
+                <w:sz w:val="20"/>
+                <w:szCs w:val="20"/>
+              </w:rPr>
+              <w:t xml:space="preserve">Parcours complet rejoué, défauts corrigés, captures, rédaction de ce rapport</w:t>
             </w:r>
           </w:p>
         </w:tc>
@@ -9920,7 +12210,7 @@
           <w:sz w:val="26"/>
           <w:szCs w:val="26"/>
         </w:rPr>
-        <w:t xml:space="preserve">10.3 Durée réelle et bilan</w:t>
+        <w:t xml:space="preserve">11.3 Durée réelle et bilan</w:t>
       </w:r>
     </w:p>
     <w:p>
@@ -9933,7 +12223,7 @@
           <w:sz w:val="22"/>
           <w:szCs w:val="22"/>
         </w:rPr>
-        <w:t xml:space="preserve">Le cadrage (règles, plan, modèle de données, cas d'utilisation) a été écrit avant la première ligne de code, en une journée, et n'a presque pas bougé ensuite : c'est ce qui a permis d'enchaîner les étapes sans revenir en arrière. Le socle technique et les premières fonctionnalités ont suivi en deux jours ; les évaluations, les résultats, la consultation et l'impression en deux jours de plus ; puis les tests, la relecture croisée, la refonte de l'interface et ce rapport.</w:t>
+        <w:t xml:space="preserve">Le plan prévoyait dix semaines ; le développement s'est fait du 15 au 18 septembre 2026, soit quatre jours effectifs à deux, précédés de la recherche documentaire de l'annexe C. Le cadrage (règles, plan, modèle de données, cas d'utilisation) a été écrit le premier jour, avant la première ligne de code, et n'a presque pas bougé ensuite : c'est ce qui a permis d'enchaîner les étapes sans revenir en arrière. Le socle technique et les premières fonctionnalités ont suivi ; puis les évaluations, les résultats, la consultation et l'impression ; enfin les tests, la relecture croisée, la refonte de l'interface et ce rapport.</w:t>
       </w:r>
     </w:p>
     <w:p>
@@ -9946,7 +12236,7 @@
           <w:sz w:val="22"/>
           <w:szCs w:val="22"/>
         </w:rPr>
-        <w:t xml:space="preserve">Ce qui a pris plus de temps que prévu : comprendre le vrai déroulement de l'examen. La première version de l'épreuve théorique était un questionnaire à choix multiples, construit d'après la presse ; elle a été refaite le jour même, après notre propre passage de l'examen, en feuille orale. La leçon vaut pour tout le projet : un témoignage de terrain vaut plus qu'un article, et ce que l'on ne sait pas doit rester une configuration marquée « à confirmer », pas une hypothèse gravée dans le code.</w:t>
+        <w:t xml:space="preserve">Ce qui a pris plus de temps que prévu : comprendre le vrai déroulement de l'examen. La première version de l'épreuve théorique était un questionnaire à choix multiples, construit d'après la presse ; elle a été refaite le jour même, après le passage de l'examen par l'une de nous, sous la forme d'une feuille d'examen orale. La leçon vaut pour tout le projet : un témoignage de terrain vaut plus qu'un article, et ce que l'on ne sait pas doit rester une configuration marquée « à confirmer », pas une hypothèse gravée dans le code.</w:t>
       </w:r>
     </w:p>
     <w:p>
@@ -9964,7 +12254,7 @@
           <w:sz w:val="32"/>
           <w:szCs w:val="32"/>
         </w:rPr>
-        <w:t xml:space="preserve">11. Les cours appliqués dans le projet</w:t>
+        <w:t xml:space="preserve">12. Les cours appliqués dans le projet</w:t>
       </w:r>
     </w:p>
     <w:p>
@@ -10155,7 +12445,7 @@
                 <w:sz w:val="20"/>
                 <w:szCs w:val="20"/>
               </w:rPr>
-              <w:t xml:space="preserve">Toutes les entités et tous les états d'écran sont des data class immuables modifiées par copy ; les règles métier (metier/) sont écrites sans boucle explicite quand une fonction de collection suffit : tirage du sujet, total des points, filtrage des candidats éligibles ; l'opérateur !! est interdit par nos règles</w:t>
+              <w:t xml:space="preserve">Toutes les entités et tous les états d'écran sont des data class immuables modifiées par copy ; les règles métier (metier/) utilisent les fonctions de collection quand elles suffisent : total des points par sumOf, candidats éligibles par filter, meilleur passage par maxByOrNull ; l'opérateur !! est interdit par nos règles et absent du code</w:t>
             </w:r>
           </w:p>
         </w:tc>
@@ -10232,7 +12522,7 @@
                 <w:sz w:val="20"/>
                 <w:szCs w:val="20"/>
               </w:rPr>
-              <w:t xml:space="preserve">Toute écriture passe par viewModelScope.launch ; les DAO exposent des fonctions suspend pour les écritures et des Flow pour les lectures ; le faux serveur simule l'aller-retour réseau par delay, sans bloquer l'écran</w:t>
+              <w:t xml:space="preserve">Toute écriture passe par viewModelScope.launch, jamais rien ne bloque le fil d'exécution (thread) de l'interface ; les DAO exposent des fonctions suspend pour les écritures et des Flow pour les lectures ; le faux serveur simule l'aller-retour réseau par delay, sans bloquer l'écran</w:t>
             </w:r>
           </w:p>
         </w:tc>
@@ -10383,7 +12673,7 @@
                 <w:sz w:val="20"/>
                 <w:szCs w:val="20"/>
               </w:rPr>
-              <w:t xml:space="preserve">Tous les écrans sont des composables qui affichent un état et signalent des gestes ; les listes sont des LazyColumn ; l'ouverture d'un menu déroulant est le seul état local (remember) ; un jeu de composants communs (cadre d'écran, champs, cartes, encarts) évite la répétition</w:t>
+              <w:t xml:space="preserve">Tous les écrans sont des composables qui affichent un état et signalent des gestes ; les listes sont des LazyColumn ; l'ouverture d'un menu déroulant est le principal état local (remember), tout le reste vit dans les ViewModels ; un jeu de composants communs (cadre d'écran, champs, cartes, encarts) évite la répétition</w:t>
             </w:r>
           </w:p>
         </w:tc>
@@ -10534,7 +12824,7 @@
                 <w:sz w:val="20"/>
                 <w:szCs w:val="20"/>
               </w:rPr>
-              <w:t xml:space="preserve">Un ViewModel par fonctionnalité, un StateFlow d'état immuable par écran, MutableStateFlow privé ; ViewModel de session partagé au-dessus de la navigation, ViewModels de sous-parcours partagés entre liste, fiche et formulaire</w:t>
+              <w:t xml:space="preserve">Architecture MVVM du cours : un ViewModel par fonctionnalité, un StateFlow d'état immuable par écran, MutableStateFlow privé ; ViewModel de connexion (la session utilisateur) partagé au-dessus de la navigation, ViewModels partagés entre la liste, la fiche et le formulaire d'un même sous-parcours</w:t>
             </w:r>
           </w:p>
         </w:tc>
@@ -10608,7 +12898,7 @@
                 <w:sz w:val="20"/>
                 <w:szCs w:val="20"/>
               </w:rPr>
-              <w:t xml:space="preserve">Vingt-cinq entités avec clés étrangères et index, requêtes Flow combinées par combine puis stateIn ; la base locale est la seule source ; les résultats validés portent un drapeau synchronisé et sont remontés au serveur central par une file d'attente, exactement comme la démonstration du cours</w:t>
+              <w:t xml:space="preserve">Vingt-quatre entités avec clés étrangères et index, requêtes Flow combinées par combine puis stateIn ; la base locale est la seule source ; les résultats validés portent un drapeau synchronisee et sont remontés au serveur central par une file d'attente, sur le modèle de la démonstration du cours (différences en 7.5)</w:t>
             </w:r>
           </w:p>
         </w:tc>
@@ -10710,20 +13000,7 @@
           <w:sz w:val="26"/>
           <w:szCs w:val="26"/>
         </w:rPr>
-        <w:t xml:space="preserve">11.1 Ce qui dépasse le cours, et pourquoi</w:t>
-      </w:r>
-    </w:p>
-    <w:p>
-      <w:pPr>
-        <w:spacing w:after="120" w:line="300"/>
-      </w:pPr>
-      <w:r>
-        <w:rPr>
-          <w:rFonts w:ascii="Calibri" w:cs="Calibri" w:eastAsia="Calibri" w:hAnsi="Calibri"/>
-          <w:sz w:val="22"/>
-          <w:szCs w:val="22"/>
-        </w:rPr>
-        <w:t xml:space="preserve">Quelques notions non vues en cours ont été nécessaires ; chacune est expliquée dans un document du projet avant son usage, avec l'équivalent vu en cours et la justification :</w:t>
+        <w:t xml:space="preserve">12.1 Une preuve par séance</w:t>
       </w:r>
     </w:p>
     <w:p>
@@ -10738,10 +13015,20 @@
       <w:r>
         <w:rPr>
           <w:rFonts w:ascii="Calibri" w:cs="Calibri" w:eastAsia="Calibri" w:hAnsi="Calibri"/>
+          <w:b/>
+          <w:bCs/>
           <w:sz w:val="22"/>
           <w:szCs w:val="22"/>
         </w:rPr>
-        <w:t xml:space="preserve">clés étrangères et index Room, transactions (une écriture et sa ligne d'historique ensemble ou pas du tout) ;</w:t>
+        <w:t xml:space="preserve">Séance 1. </w:t>
+      </w:r>
+      <w:r>
+        <w:rPr>
+          <w:rFonts w:ascii="Calibri" w:cs="Calibri" w:eastAsia="Calibri" w:hAnsi="Calibri"/>
+          <w:sz w:val="22"/>
+          <w:szCs w:val="22"/>
+        </w:rPr>
+        <w:t xml:space="preserve">metier/ReglesTheorie.kt : le sujet est tiré avec filter et shuffled ; ReglesInscription.kt rend un message ou null avec un when sans if ; aucune entité n'a de propriété mutable ; le mot-clé !! n'apparaît nulle part dans le projet.</w:t>
       </w:r>
     </w:p>
     <w:p>
@@ -10756,10 +13043,20 @@
       <w:r>
         <w:rPr>
           <w:rFonts w:ascii="Calibri" w:cs="Calibri" w:eastAsia="Calibri" w:hAnsi="Calibri"/>
+          <w:b/>
+          <w:bCs/>
           <w:sz w:val="22"/>
           <w:szCs w:val="22"/>
         </w:rPr>
-        <w:t xml:space="preserve">hachage des mots de passe avec sel (bibliothèque standard Java) ;</w:t>
+        <w:t xml:space="preserve">Séance 2. </w:t>
+      </w:r>
+      <w:r>
+        <w:rPr>
+          <w:rFonts w:ascii="Calibri" w:cs="Calibri" w:eastAsia="Calibri" w:hAnsi="Calibri"/>
+          <w:sz w:val="22"/>
+          <w:szCs w:val="22"/>
+        </w:rPr>
+        <w:t xml:space="preserve">Toutes les écritures sont des fonctions suspend appelées dans viewModelScope.launch (par exemple InscriptionsViewModel.inscrire) ; FauxServeurATT.envoyer attend 600 ms par delay, et l'écran reste réactif pendant la synchronisation.</w:t>
       </w:r>
     </w:p>
     <w:p>
@@ -10774,10 +13071,20 @@
       <w:r>
         <w:rPr>
           <w:rFonts w:ascii="Calibri" w:cs="Calibri" w:eastAsia="Calibri" w:hAnsi="Calibri"/>
+          <w:b/>
+          <w:bCs/>
           <w:sz w:val="22"/>
           <w:szCs w:val="22"/>
         </w:rPr>
-        <w:t xml:space="preserve">flatMapLatest (une fiche qui suit un identifiant qui change), menus déroulants, grille de tuiles, rangées qui passent à la ligne ;</w:t>
+        <w:t xml:space="preserve">Séance 3. </w:t>
+      </w:r>
+      <w:r>
+        <w:rPr>
+          <w:rFonts w:ascii="Calibri" w:cs="Calibri" w:eastAsia="Calibri" w:hAnsi="Calibri"/>
+          <w:sz w:val="22"/>
+          <w:szCs w:val="22"/>
+        </w:rPr>
+        <w:t xml:space="preserve">Une seule Activity (MainActivity.kt) ; nous avons vérifié en tournant l'émulateur pendant une saisie d'inscription que le formulaire reste rempli : l'état est dans InscriptionsViewModel, qui survit à la recréation de l'Activity, comme annoncé en cours.</w:t>
       </w:r>
     </w:p>
     <w:p>
@@ -10792,10 +13099,20 @@
       <w:r>
         <w:rPr>
           <w:rFonts w:ascii="Calibri" w:cs="Calibri" w:eastAsia="Calibri" w:hAnsi="Calibri"/>
+          <w:b/>
+          <w:bCs/>
           <w:sz w:val="22"/>
           <w:szCs w:val="22"/>
         </w:rPr>
-        <w:t xml:space="preserve">affichage d'une page HTML pour l'impression et service d'impression d'Android ;</w:t>
+        <w:t xml:space="preserve">Séance 4. </w:t>
+      </w:r>
+      <w:r>
+        <w:rPr>
+          <w:rFonts w:ascii="Calibri" w:cs="Calibri" w:eastAsia="Calibri" w:hAnsi="Calibri"/>
+          <w:sz w:val="22"/>
+          <w:szCs w:val="22"/>
+        </w:rPr>
+        <w:t xml:space="preserve">ui/communs/Cadre.kt et Champs.kt : le cadre d'écran, les champs et les cartes sont des composables réutilisés par tous les écrans ; l'ouverture d'un menu déroulant (remember dans Selecteurs.kt) est le principal état local ; le reste vit dans les ViewModels.</w:t>
       </w:r>
     </w:p>
     <w:p>
@@ -10810,58 +13127,20 @@
       <w:r>
         <w:rPr>
           <w:rFonts w:ascii="Calibri" w:cs="Calibri" w:eastAsia="Calibri" w:hAnsi="Calibri"/>
+          <w:b/>
+          <w:bCs/>
           <w:sz w:val="22"/>
           <w:szCs w:val="22"/>
         </w:rPr>
-        <w:t xml:space="preserve">fonctions pures testées par JUnit, avec le hasard injecté pour rendre le tirage reproductible.</w:t>
-      </w:r>
-    </w:p>
-    <w:p>
-      <w:pPr>
-        <w:spacing w:after="120" w:line="300"/>
-      </w:pPr>
+        <w:t xml:space="preserve">Séance 5. </w:t>
+      </w:r>
       <w:r>
         <w:rPr>
           <w:rFonts w:ascii="Calibri" w:cs="Calibri" w:eastAsia="Calibri" w:hAnsi="Calibri"/>
           <w:sz w:val="22"/>
           <w:szCs w:val="22"/>
         </w:rPr>
-        <w:t xml:space="preserve">Le tableau complet, avec pour chaque notion l'étape où elle est apparue, l'équivalent vu en cours et la décision du binôme, est le fichier docs/HORS_COURS.md du dépôt (vingt-sept entrées). Deux exemples de ce que nous avons refusé ou remplacé : le Repository, proposé au départ pour « faire propre », a été écarté parce que le cours n'en a jamais écrit et que les ViewModels appellent les DAO directement sans perdre en clarté ; les boutons radio de la première épreuve théorique ont disparu avec le questionnaire à choix multiples, remplacés par les champs de texte du cours.</w:t>
-      </w:r>
-    </w:p>
-    <w:p>
-      <w:pPr>
-        <w:pStyle w:val="Heading1"/>
-        <w:pageBreakBefore/>
-        <w:spacing w:after="200" w:before="360"/>
-      </w:pPr>
-      <w:r>
-        <w:rPr>
-          <w:rFonts w:ascii="Calibri" w:cs="Calibri" w:eastAsia="Calibri" w:hAnsi="Calibri"/>
-          <w:b/>
-          <w:bCs/>
-          <w:color w:val="0F4C81"/>
-          <w:sz w:val="32"/>
-          <w:szCs w:val="32"/>
-        </w:rPr>
-        <w:t xml:space="preserve">12. Limites et perspectives</w:t>
-      </w:r>
-    </w:p>
-    <w:p>
-      <w:pPr>
-        <w:pStyle w:val="Heading2"/>
-        <w:spacing w:after="140" w:before="280"/>
-      </w:pPr>
-      <w:r>
-        <w:rPr>
-          <w:rFonts w:ascii="Calibri" w:cs="Calibri" w:eastAsia="Calibri" w:hAnsi="Calibri"/>
-          <w:b/>
-          <w:bCs/>
-          <w:color w:val="0B2E4F"/>
-          <w:sz w:val="26"/>
-          <w:szCs w:val="26"/>
-        </w:rPr>
-        <w:t xml:space="preserve">11.1 Limites</w:t>
+        <w:t xml:space="preserve">Navigation.kt : routes comme tentative/{tentativeId}/theorie, identifiant relu par idArgument (toIntOrNull), écrans qui reçoivent des lambdas onRetour et onOuvrir ; aucun écran ne reçoit le navController.</w:t>
       </w:r>
     </w:p>
     <w:p>
@@ -10876,10 +13155,20 @@
       <w:r>
         <w:rPr>
           <w:rFonts w:ascii="Calibri" w:cs="Calibri" w:eastAsia="Calibri" w:hAnsi="Calibri"/>
+          <w:b/>
+          <w:bCs/>
           <w:sz w:val="22"/>
           <w:szCs w:val="22"/>
         </w:rPr>
-        <w:t xml:space="preserve">Les barèmes, seuils, délais et la grille de conduite sont des valeurs d'exemple en attente de validation par l'ATT.</w:t>
+        <w:t xml:space="preserve">Séance 6. </w:t>
+      </w:r>
+      <w:r>
+        <w:rPr>
+          <w:rFonts w:ascii="Calibri" w:cs="Calibri" w:eastAsia="Calibri" w:hAnsi="Calibri"/>
+          <w:sz w:val="22"/>
+          <w:szCs w:val="22"/>
+        </w:rPr>
+        <w:t xml:space="preserve">Chaque ViewModel expose un StateFlow&lt;EtatXxx&gt; construit par combine(...).stateIn(...) sur les flux Room, et garde ses MutableStateFlow privés ; le ViewModel de connexion est créé au-dessus du NavHost et partagé par tous les écrans.</w:t>
       </w:r>
     </w:p>
     <w:p>
@@ -10894,27 +13183,20 @@
       <w:r>
         <w:rPr>
           <w:rFonts w:ascii="Calibri" w:cs="Calibri" w:eastAsia="Calibri" w:hAnsi="Calibri"/>
+          <w:b/>
+          <w:bCs/>
           <w:sz w:val="22"/>
           <w:szCs w:val="22"/>
         </w:rPr>
-        <w:t xml:space="preserve">Le serveur central est simulé en mémoire : la synchronisation est démontrée, pas raccordée à une infrastructure réelle.</w:t>
-      </w:r>
-    </w:p>
-    <w:p>
-      <w:pPr>
-        <w:pStyle w:val="Heading2"/>
-        <w:spacing w:after="140" w:before="280"/>
-      </w:pPr>
-      <w:r>
-        <w:rPr>
-          <w:rFonts w:ascii="Calibri" w:cs="Calibri" w:eastAsia="Calibri" w:hAnsi="Calibri"/>
-          <w:b/>
-          <w:bCs/>
-          <w:color w:val="0B2E4F"/>
-          <w:sz w:val="26"/>
-          <w:szCs w:val="26"/>
-        </w:rPr>
-        <w:t xml:space="preserve">11.2 Perspectives</w:t>
+        <w:t xml:space="preserve">Séance 7. </w:t>
+      </w:r>
+      <w:r>
+        <w:rPr>
+          <w:rFonts w:ascii="Calibri" w:cs="Calibri" w:eastAsia="Calibri" w:hAnsi="Calibri"/>
+          <w:sz w:val="22"/>
+          <w:szCs w:val="22"/>
+        </w:rPr>
+        <w:t xml:space="preserve">data/ExamensDao.kt : requêtes Flow pour ce qui s'affiche, suspend pour les écritures, SQL vérifié à la compilation ; Synchronisation.kt reprend la file d'attente à drapeau de la démonstration demosync, avec les deux différences expliquées en 7.5.</w:t>
       </w:r>
     </w:p>
     <w:p>
@@ -10929,10 +13211,50 @@
       <w:r>
         <w:rPr>
           <w:rFonts w:ascii="Calibri" w:cs="Calibri" w:eastAsia="Calibri" w:hAnsi="Calibri"/>
+          <w:b/>
+          <w:bCs/>
           <w:sz w:val="22"/>
           <w:szCs w:val="22"/>
         </w:rPr>
-        <w:t xml:space="preserve">Photos des pièces : relire l'orientation enregistrée par l'appareil, chiffrer le stockage si l'ATT le demande.</w:t>
+        <w:t xml:space="preserve">Séance 8. </w:t>
+      </w:r>
+      <w:r>
+        <w:rPr>
+          <w:rFonts w:ascii="Calibri" w:cs="Calibri" w:eastAsia="Calibri" w:hAnsi="Calibri"/>
+          <w:sz w:val="22"/>
+          <w:szCs w:val="22"/>
+        </w:rPr>
+        <w:t xml:space="preserve">La synthèse du cours demandait sur quelle tâche nous aurions appris moins avec l'IA : la réponse est au chapitre 10.</w:t>
+      </w:r>
+    </w:p>
+    <w:p>
+      <w:pPr>
+        <w:pStyle w:val="Heading2"/>
+        <w:spacing w:after="140" w:before="280"/>
+      </w:pPr>
+      <w:r>
+        <w:rPr>
+          <w:rFonts w:ascii="Calibri" w:cs="Calibri" w:eastAsia="Calibri" w:hAnsi="Calibri"/>
+          <w:b/>
+          <w:bCs/>
+          <w:color w:val="0B2E4F"/>
+          <w:sz w:val="26"/>
+          <w:szCs w:val="26"/>
+        </w:rPr>
+        <w:t xml:space="preserve">12.2 Ce qui dépasse le cours, et pourquoi</w:t>
+      </w:r>
+    </w:p>
+    <w:p>
+      <w:pPr>
+        <w:spacing w:after="120" w:line="300"/>
+      </w:pPr>
+      <w:r>
+        <w:rPr>
+          <w:rFonts w:ascii="Calibri" w:cs="Calibri" w:eastAsia="Calibri" w:hAnsi="Calibri"/>
+          <w:sz w:val="22"/>
+          <w:szCs w:val="22"/>
+        </w:rPr>
+        <w:t xml:space="preserve">Quelques notions non vues en cours ont été nécessaires ; chacune est expliquée dans un document du projet avant son usage, avec l'équivalent vu en cours et la justification :</w:t>
       </w:r>
     </w:p>
     <w:p>
@@ -10950,7 +13272,7 @@
           <w:sz w:val="22"/>
           <w:szCs w:val="22"/>
         </w:rPr>
-        <w:t xml:space="preserve">Remplacer le serveur simulé par un vrai serveur de l'ATT : la file d'attente et la boucle de synchronisation restent les mêmes.</w:t>
+        <w:t xml:space="preserve">clés étrangères et index Room, transactions (une écriture et sa ligne d'historique ensemble ou pas du tout) ;</w:t>
       </w:r>
     </w:p>
     <w:p>
@@ -10968,7 +13290,7 @@
           <w:sz w:val="22"/>
           <w:szCs w:val="22"/>
         </w:rPr>
-        <w:t xml:space="preserve">Interface en malgache.</w:t>
+        <w:t xml:space="preserve">hachage des mots de passe avec sel (bibliothèque standard Java) ;</w:t>
       </w:r>
     </w:p>
     <w:p>
@@ -10986,7 +13308,56 @@
           <w:sz w:val="22"/>
           <w:szCs w:val="22"/>
         </w:rPr>
-        <w:t xml:space="preserve">Passage de relais au CIM après validation du résultat.</w:t>
+        <w:t xml:space="preserve">flatMapLatest (une fiche qui suit un identifiant qui change), menus déroulants, grille de tuiles, rangées qui passent à la ligne ;</w:t>
+      </w:r>
+    </w:p>
+    <w:p>
+      <w:pPr>
+        <w:pStyle w:val="ListParagraph"/>
+        <w:numPr>
+          <w:ilvl w:val="0"/>
+          <w:numId w:val="2"/>
+        </w:numPr>
+        <w:spacing w:after="60" w:line="300"/>
+      </w:pPr>
+      <w:r>
+        <w:rPr>
+          <w:rFonts w:ascii="Calibri" w:cs="Calibri" w:eastAsia="Calibri" w:hAnsi="Calibri"/>
+          <w:sz w:val="22"/>
+          <w:szCs w:val="22"/>
+        </w:rPr>
+        <w:t xml:space="preserve">affichage d'une page HTML pour l'impression et service d'impression d'Android ;</w:t>
+      </w:r>
+    </w:p>
+    <w:p>
+      <w:pPr>
+        <w:pStyle w:val="ListParagraph"/>
+        <w:numPr>
+          <w:ilvl w:val="0"/>
+          <w:numId w:val="2"/>
+        </w:numPr>
+        <w:spacing w:after="60" w:line="300"/>
+      </w:pPr>
+      <w:r>
+        <w:rPr>
+          <w:rFonts w:ascii="Calibri" w:cs="Calibri" w:eastAsia="Calibri" w:hAnsi="Calibri"/>
+          <w:sz w:val="22"/>
+          <w:szCs w:val="22"/>
+        </w:rPr>
+        <w:t xml:space="preserve">fonctions pures testées par JUnit, avec le hasard injecté pour rendre le tirage reproductible.</w:t>
+      </w:r>
+    </w:p>
+    <w:p>
+      <w:pPr>
+        <w:spacing w:after="120" w:line="300"/>
+      </w:pPr>
+      <w:r>
+        <w:rPr>
+          <w:rFonts w:ascii="Calibri" w:cs="Calibri" w:eastAsia="Calibri" w:hAnsi="Calibri"/>
+          <w:sz w:val="22"/>
+          <w:szCs w:val="22"/>
+        </w:rPr>
+        <w:t xml:space="preserve">Le tableau complet, avec pour chaque notion l'étape où elle est apparue, l'équivalent vu en cours et la décision du binôme, est le fichier docs/HORS_COURS.md du dépôt (31 entrées). Deux exemples de ce que nous avons refusé ou remplacé : le patron Repository (couche intermédiaire entre ViewModel et DAO), proposé au départ pour « faire propre », a été écarté parce que le cours n'en a jamais écrit et que les ViewModels appellent les DAO directement sans perdre en clarté ; les boutons radio de la première épreuve théorique ont disparu avec le questionnaire à choix multiples, remplacés par les champs de texte du cours.</w:t>
       </w:r>
     </w:p>
     <w:p>
@@ -11004,7 +13375,24 @@
           <w:sz w:val="32"/>
           <w:szCs w:val="32"/>
         </w:rPr>
-        <w:t xml:space="preserve">13. Conclusion</w:t>
+        <w:t xml:space="preserve">13. Limites et perspectives</w:t>
+      </w:r>
+    </w:p>
+    <w:p>
+      <w:pPr>
+        <w:pStyle w:val="Heading2"/>
+        <w:spacing w:after="140" w:before="280"/>
+      </w:pPr>
+      <w:r>
+        <w:rPr>
+          <w:rFonts w:ascii="Calibri" w:cs="Calibri" w:eastAsia="Calibri" w:hAnsi="Calibri"/>
+          <w:b/>
+          <w:bCs/>
+          <w:color w:val="0B2E4F"/>
+          <w:sz w:val="26"/>
+          <w:szCs w:val="26"/>
+        </w:rPr>
+        <w:t xml:space="preserve">13.1 Ce que l'application ne fait pas encore, et pourquoi c'est bloquant pour un centre</w:t>
       </w:r>
     </w:p>
     <w:p>
@@ -11017,46 +13405,407 @@
           <w:sz w:val="22"/>
           <w:szCs w:val="22"/>
         </w:rPr>
-        <w:t xml:space="preserve">Nous étions partis d'un cahier de cadrage et d'une question simple : pourquoi passer l'examen du permis reste-t-il si long et si opaque, pour le candidat comme pour l'administration ? En suivant un candidat de son dossier à son résultat, nous avons construit une application qui couvre toute la chaîne de l'ATT : dossiers vérifiés avant la convocation, sessions découpées en créneaux, appel par numéro, feuille d'examen à l'écran, résultat calculé selon un barème configurable, validé, corrigeable sans rien effacer, imprimable, et remonté à un serveur central quand le réseau le permet.</w:t>
-      </w:r>
-    </w:p>
-    <w:p>
-      <w:pPr>
-        <w:spacing w:after="120" w:line="300"/>
-      </w:pPr>
-      <w:r>
-        <w:rPr>
-          <w:rFonts w:ascii="Calibri" w:cs="Calibri" w:eastAsia="Calibri" w:hAnsi="Calibri"/>
+        <w:t xml:space="preserve">Un jury pardonne une limite écrite ; un centre d'examen, lui, ne peut pas travailler avec. Voici ce qui manque avant tout usage réel.</w:t>
+      </w:r>
+    </w:p>
+    <w:p>
+      <w:pPr>
+        <w:pStyle w:val="ListParagraph"/>
+        <w:numPr>
+          <w:ilvl w:val="0"/>
+          <w:numId w:val="2"/>
+        </w:numPr>
+        <w:spacing w:after="60" w:line="300"/>
+      </w:pPr>
+      <w:r>
+        <w:rPr>
+          <w:rFonts w:ascii="Calibri" w:cs="Calibri" w:eastAsia="Calibri" w:hAnsi="Calibri"/>
+          <w:b/>
+          <w:bCs/>
           <w:sz w:val="22"/>
           <w:szCs w:val="22"/>
         </w:rPr>
-        <w:t xml:space="preserve">Ce projet nous a beaucoup intéressées, et d'abord parce qu'il est vrai. Ce que nous avons observé nous-mêmes le jour de l'examen, un candidat renvoyé pour une pièce manquante, un « présent » que personne n'entend dans la foule, trouve une réponse concrète dans ce que nous avons construit. Nous avons aussi appris, au passage, à ne pas inventer une règle administrative que nous ne connaissions pas : tout ce qui reste incertain est marqué « à confirmer » et attend l'ATT.</w:t>
-      </w:r>
-    </w:p>
-    <w:p>
-      <w:pPr>
-        <w:spacing w:after="120" w:line="300"/>
-      </w:pPr>
+        <w:t xml:space="preserve">Un seul appareil. </w:t>
+      </w:r>
       <w:r>
         <w:rPr>
           <w:rFonts w:ascii="Calibri" w:cs="Calibri" w:eastAsia="Calibri" w:hAnsi="Calibri"/>
           <w:sz w:val="22"/>
           <w:szCs w:val="22"/>
         </w:rPr>
-        <w:t xml:space="preserve">Il faut aussi être honnêtes : ce que nous livrons est le minimum qu'un projet universitaire, mené en quelques semaines à deux, pouvait atteindre. Ça pourrait être tellement mieux. Les barèmes et la grille de conduite sont des exemples ; le serveur est simulé ; les pièces du dossier ne sont pas encore jointes en photo ; l'interface mériterait d'être testée avec de vrais agents dans un vrai centre. Aucune de ces limites n'est un mur : chacune est une étape déjà nommée, et l'architecture a été pensée pour les accueillir sans tout reprendre.</w:t>
-      </w:r>
-    </w:p>
-    <w:p>
-      <w:pPr>
-        <w:spacing w:after="120" w:line="300"/>
-      </w:pPr>
-      <w:r>
-        <w:rPr>
-          <w:rFonts w:ascii="Calibri" w:cs="Calibri" w:eastAsia="Calibri" w:hAnsi="Calibri"/>
+        <w:t xml:space="preserve">Tous les rôles partagent la même base locale ; sans serveur central, une auto-école ou un examinateur sur son propre téléphone ne verrait rien de ce que l'ATT saisit. Le serveur devra diffuser la configuration, les dossiers et les inscriptions dans les deux sens ; la synchronisation actuelle ne remonte que les résultats validés.</w:t>
+      </w:r>
+    </w:p>
+    <w:p>
+      <w:pPr>
+        <w:pStyle w:val="ListParagraph"/>
+        <w:numPr>
+          <w:ilvl w:val="0"/>
+          <w:numId w:val="2"/>
+        </w:numPr>
+        <w:spacing w:after="60" w:line="300"/>
+      </w:pPr>
+      <w:r>
+        <w:rPr>
+          <w:rFonts w:ascii="Calibri" w:cs="Calibri" w:eastAsia="Calibri" w:hAnsi="Calibri"/>
+          <w:b/>
+          <w:bCs/>
           <w:sz w:val="22"/>
           <w:szCs w:val="22"/>
         </w:rPr>
-        <w:t xml:space="preserve">Nous espérons qu'un jour l'État, à travers l'ATT, se saisira d'un outil de ce genre, celui-ci ou un autre, parce que le besoin est là et que les candidats, les auto-écoles et les agents y gagneraient tous. Si ce travail a au moins montré que c'était possible avec des moyens modestes, en respectant les règles et en gardant le candidat sans smartphone au centre, alors il aura servi à quelque chose.</w:t>
+        <w:t xml:space="preserve">Aucune sauvegarde. </w:t>
+      </w:r>
+      <w:r>
+        <w:rPr>
+          <w:rFonts w:ascii="Calibri" w:cs="Calibri" w:eastAsia="Calibri" w:hAnsi="Calibri"/>
+          <w:sz w:val="22"/>
+          <w:szCs w:val="22"/>
+        </w:rPr>
+        <w:t xml:space="preserve">Un téléphone perdu ou cassé emporte les dossiers, les passages et l'historique du centre. Un export chiffré de la base et sa restauration sont indispensables avant déploiement.</w:t>
+      </w:r>
+    </w:p>
+    <w:p>
+      <w:pPr>
+        <w:pStyle w:val="ListParagraph"/>
+        <w:numPr>
+          <w:ilvl w:val="0"/>
+          <w:numId w:val="2"/>
+        </w:numPr>
+        <w:spacing w:after="60" w:line="300"/>
+      </w:pPr>
+      <w:r>
+        <w:rPr>
+          <w:rFonts w:ascii="Calibri" w:cs="Calibri" w:eastAsia="Calibri" w:hAnsi="Calibri"/>
+          <w:b/>
+          <w:bCs/>
+          <w:sz w:val="22"/>
+          <w:szCs w:val="22"/>
+        </w:rPr>
+        <w:t xml:space="preserve">Données personnelles. </w:t>
+      </w:r>
+      <w:r>
+        <w:rPr>
+          <w:rFonts w:ascii="Calibri" w:cs="Calibri" w:eastAsia="Calibri" w:hAnsi="Calibri"/>
+          <w:sz w:val="22"/>
+          <w:szCs w:val="22"/>
+        </w:rPr>
+        <w:t xml:space="preserve">Photos de pièces d'identité et actes de naissance sont stockés dans l'espace privé de l'application, mais sans chiffrement, sans durée de conservation ni journal de consultation. La loi malgache sur la protection des données à caractère personnel (loi 2014-038) devra être appliquée avec l'ATT.</w:t>
+      </w:r>
+    </w:p>
+    <w:p>
+      <w:pPr>
+        <w:pStyle w:val="ListParagraph"/>
+        <w:numPr>
+          <w:ilvl w:val="0"/>
+          <w:numId w:val="2"/>
+        </w:numPr>
+        <w:spacing w:after="60" w:line="300"/>
+      </w:pPr>
+      <w:r>
+        <w:rPr>
+          <w:rFonts w:ascii="Calibri" w:cs="Calibri" w:eastAsia="Calibri" w:hAnsi="Calibri"/>
+          <w:b/>
+          <w:bCs/>
+          <w:sz w:val="22"/>
+          <w:szCs w:val="22"/>
+        </w:rPr>
+        <w:t xml:space="preserve">Comptes de la version livrée. </w:t>
+      </w:r>
+      <w:r>
+        <w:rPr>
+          <w:rFonts w:ascii="Calibri" w:cs="Calibri" w:eastAsia="Calibri" w:hAnsi="Calibri"/>
+          <w:sz w:val="22"/>
+          <w:szCs w:val="22"/>
+        </w:rPr>
+        <w:t xml:space="preserve">Deux comptes existent au premier lancement avec un mot de passe initial documenté ; l'application ne force pas encore son changement et ne limite pas les tentatives de connexion.</w:t>
+      </w:r>
+    </w:p>
+    <w:p>
+      <w:pPr>
+        <w:pStyle w:val="ListParagraph"/>
+        <w:numPr>
+          <w:ilvl w:val="0"/>
+          <w:numId w:val="2"/>
+        </w:numPr>
+        <w:spacing w:after="60" w:line="300"/>
+      </w:pPr>
+      <w:r>
+        <w:rPr>
+          <w:rFonts w:ascii="Calibri" w:cs="Calibri" w:eastAsia="Calibri" w:hAnsi="Calibri"/>
+          <w:b/>
+          <w:bCs/>
+          <w:sz w:val="22"/>
+          <w:szCs w:val="22"/>
+        </w:rPr>
+        <w:t xml:space="preserve">Schéma et migrations. </w:t>
+      </w:r>
+      <w:r>
+        <w:rPr>
+          <w:rFonts w:ascii="Calibri" w:cs="Calibri" w:eastAsia="Calibri" w:hAnsi="Calibri"/>
+          <w:sz w:val="22"/>
+          <w:szCs w:val="22"/>
+        </w:rPr>
+        <w:t xml:space="preserve">Le schéma Room a changé plusieurs fois pendant le projet et la base est recréée à chaque changement de version ; une vraie migration sera nécessaire dès que des données réelles existeront.</w:t>
+      </w:r>
+    </w:p>
+    <w:p>
+      <w:pPr>
+        <w:pStyle w:val="ListParagraph"/>
+        <w:numPr>
+          <w:ilvl w:val="0"/>
+          <w:numId w:val="2"/>
+        </w:numPr>
+        <w:spacing w:after="60" w:line="300"/>
+      </w:pPr>
+      <w:r>
+        <w:rPr>
+          <w:rFonts w:ascii="Calibri" w:cs="Calibri" w:eastAsia="Calibri" w:hAnsi="Calibri"/>
+          <w:b/>
+          <w:bCs/>
+          <w:sz w:val="22"/>
+          <w:szCs w:val="22"/>
+        </w:rPr>
+        <w:t xml:space="preserve">Tests. </w:t>
+      </w:r>
+      <w:r>
+        <w:rPr>
+          <w:rFonts w:ascii="Calibri" w:cs="Calibri" w:eastAsia="Calibri" w:hAnsi="Calibri"/>
+          <w:sz w:val="22"/>
+          <w:szCs w:val="22"/>
+        </w:rPr>
+        <w:t xml:space="preserve">Les tests automatiques ne couvrent que les règles pures ; les écrans et les ViewModels sont vérifiés à la main. L'application n'a pas été essayée avec de vrais agents dans un centre, ni au-delà de quelques dizaines de candidats ; l'interface n'existe qu'en français.</w:t>
+      </w:r>
+    </w:p>
+    <w:p>
+      <w:pPr>
+        <w:pStyle w:val="Heading2"/>
+        <w:spacing w:after="140" w:before="280"/>
+      </w:pPr>
+      <w:r>
+        <w:rPr>
+          <w:rFonts w:ascii="Calibri" w:cs="Calibri" w:eastAsia="Calibri" w:hAnsi="Calibri"/>
+          <w:b/>
+          <w:bCs/>
+          <w:color w:val="0B2E4F"/>
+          <w:sz w:val="26"/>
+          <w:szCs w:val="26"/>
+        </w:rPr>
+        <w:t xml:space="preserve">13.2 Ce qui reste à confirmer ou à construire pour coller au terrain</w:t>
+      </w:r>
+    </w:p>
+    <w:p>
+      <w:pPr>
+        <w:pStyle w:val="ListParagraph"/>
+        <w:numPr>
+          <w:ilvl w:val="0"/>
+          <w:numId w:val="2"/>
+        </w:numPr>
+        <w:spacing w:after="60" w:line="300"/>
+      </w:pPr>
+      <w:r>
+        <w:rPr>
+          <w:rFonts w:ascii="Calibri" w:cs="Calibri" w:eastAsia="Calibri" w:hAnsi="Calibri"/>
+          <w:sz w:val="22"/>
+          <w:szCs w:val="22"/>
+        </w:rPr>
+        <w:t xml:space="preserve">Les barèmes, seuils, délais et la grille de conduite sont des valeurs d'exemple en attente de validation par l'ATT (annexe F).</w:t>
+      </w:r>
+    </w:p>
+    <w:p>
+      <w:pPr>
+        <w:pStyle w:val="ListParagraph"/>
+        <w:numPr>
+          <w:ilvl w:val="0"/>
+          <w:numId w:val="2"/>
+        </w:numPr>
+        <w:spacing w:after="60" w:line="300"/>
+      </w:pPr>
+      <w:r>
+        <w:rPr>
+          <w:rFonts w:ascii="Calibri" w:cs="Calibri" w:eastAsia="Calibri" w:hAnsi="Calibri"/>
+          <w:sz w:val="22"/>
+          <w:szCs w:val="22"/>
+        </w:rPr>
+        <w:t xml:space="preserve">La fin de la chaîne : clôture d'une session, procès-verbal signé par l'examinateur, liste des admis numérotée et non modifiable, bordereau vers le CIM, et une procédure de réclamation avec délai et décision tracée.</w:t>
+      </w:r>
+    </w:p>
+    <w:p>
+      <w:pPr>
+        <w:pStyle w:val="ListParagraph"/>
+        <w:numPr>
+          <w:ilvl w:val="0"/>
+          <w:numId w:val="2"/>
+        </w:numPr>
+        <w:spacing w:after="60" w:line="300"/>
+      </w:pPr>
+      <w:r>
+        <w:rPr>
+          <w:rFonts w:ascii="Calibri" w:cs="Calibri" w:eastAsia="Calibri" w:hAnsi="Calibri"/>
+          <w:sz w:val="22"/>
+          <w:szCs w:val="22"/>
+        </w:rPr>
+        <w:t xml:space="preserve">Les droits d'examen : la quittance pourrait devenir une pièce du dossier exigée avant l'inscription, sans que l'application gère le paiement.</w:t>
+      </w:r>
+    </w:p>
+    <w:p>
+      <w:pPr>
+        <w:pStyle w:val="ListParagraph"/>
+        <w:numPr>
+          <w:ilvl w:val="0"/>
+          <w:numId w:val="2"/>
+        </w:numPr>
+        <w:spacing w:after="60" w:line="300"/>
+      </w:pPr>
+      <w:r>
+        <w:rPr>
+          <w:rFonts w:ascii="Calibri" w:cs="Calibri" w:eastAsia="Calibri" w:hAnsi="Calibri"/>
+          <w:sz w:val="22"/>
+          <w:szCs w:val="22"/>
+        </w:rPr>
+        <w:t xml:space="preserve">Le report d'une session entière (véhicule en panne, examinateur absent, intempéries) avec transfert des inscriptions et nouvelles convocations.</w:t>
+      </w:r>
+    </w:p>
+    <w:p>
+      <w:pPr>
+        <w:pStyle w:val="ListParagraph"/>
+        <w:numPr>
+          <w:ilvl w:val="0"/>
+          <w:numId w:val="2"/>
+        </w:numPr>
+        <w:spacing w:after="60" w:line="300"/>
+      </w:pPr>
+      <w:r>
+        <w:rPr>
+          <w:rFonts w:ascii="Calibri" w:cs="Calibri" w:eastAsia="Calibri" w:hAnsi="Calibri"/>
+          <w:sz w:val="22"/>
+          <w:szCs w:val="22"/>
+        </w:rPr>
+        <w:t xml:space="preserve">Le contrôle d'identité à l'appel (pièce d'identité contre numéro d'appel) et l'unicité des candidats par numéro de pièce d'identité, pour empêcher la substitution et le contournement du délai de repassage.</w:t>
+      </w:r>
+    </w:p>
+    <w:p>
+      <w:pPr>
+        <w:pStyle w:val="ListParagraph"/>
+        <w:numPr>
+          <w:ilvl w:val="0"/>
+          <w:numId w:val="2"/>
+        </w:numPr>
+        <w:spacing w:after="60" w:line="300"/>
+      </w:pPr>
+      <w:r>
+        <w:rPr>
+          <w:rFonts w:ascii="Calibri" w:cs="Calibri" w:eastAsia="Calibri" w:hAnsi="Calibri"/>
+          <w:sz w:val="22"/>
+          <w:szCs w:val="22"/>
+        </w:rPr>
+        <w:t xml:space="preserve">Un tableau de bord d'intégrité : candidats évalués, taux de réussite et notes moyennes par examinateur et par auto-école, questions posées en mode direct, pour donner à l'ATT les moyens de repérer une anomalie.</w:t>
+      </w:r>
+    </w:p>
+    <w:p>
+      <w:pPr>
+        <w:pStyle w:val="ListParagraph"/>
+        <w:numPr>
+          <w:ilvl w:val="0"/>
+          <w:numId w:val="2"/>
+        </w:numPr>
+        <w:spacing w:after="60" w:line="300"/>
+      </w:pPr>
+      <w:r>
+        <w:rPr>
+          <w:rFonts w:ascii="Calibri" w:cs="Calibri" w:eastAsia="Calibri" w:hAnsi="Calibri"/>
+          <w:sz w:val="22"/>
+          <w:szCs w:val="22"/>
+        </w:rPr>
+        <w:t xml:space="preserve">Des créneaux calculés d'après le nombre d'examinateurs ou de véhicules disponibles, sans quoi l'heure estimée d'une convocation de conduite est optimiste.</w:t>
+      </w:r>
+    </w:p>
+    <w:p>
+      <w:pPr>
+        <w:pStyle w:val="Heading2"/>
+        <w:spacing w:after="140" w:before="280"/>
+      </w:pPr>
+      <w:r>
+        <w:rPr>
+          <w:rFonts w:ascii="Calibri" w:cs="Calibri" w:eastAsia="Calibri" w:hAnsi="Calibri"/>
+          <w:b/>
+          <w:bCs/>
+          <w:color w:val="0B2E4F"/>
+          <w:sz w:val="26"/>
+          <w:szCs w:val="26"/>
+        </w:rPr>
+        <w:t xml:space="preserve">13.3 Perspectives</w:t>
+      </w:r>
+    </w:p>
+    <w:p>
+      <w:pPr>
+        <w:pStyle w:val="ListParagraph"/>
+        <w:numPr>
+          <w:ilvl w:val="0"/>
+          <w:numId w:val="2"/>
+        </w:numPr>
+        <w:spacing w:after="60" w:line="300"/>
+      </w:pPr>
+      <w:r>
+        <w:rPr>
+          <w:rFonts w:ascii="Calibri" w:cs="Calibri" w:eastAsia="Calibri" w:hAnsi="Calibri"/>
+          <w:sz w:val="22"/>
+          <w:szCs w:val="22"/>
+        </w:rPr>
+        <w:t xml:space="preserve">Remplacer le serveur simulé par un vrai serveur de l'ATT : la file d'attente et la boucle de synchronisation restent les mêmes.</w:t>
+      </w:r>
+    </w:p>
+    <w:p>
+      <w:pPr>
+        <w:pStyle w:val="ListParagraph"/>
+        <w:numPr>
+          <w:ilvl w:val="0"/>
+          <w:numId w:val="2"/>
+        </w:numPr>
+        <w:spacing w:after="60" w:line="300"/>
+      </w:pPr>
+      <w:r>
+        <w:rPr>
+          <w:rFonts w:ascii="Calibri" w:cs="Calibri" w:eastAsia="Calibri" w:hAnsi="Calibri"/>
+          <w:sz w:val="22"/>
+          <w:szCs w:val="22"/>
+        </w:rPr>
+        <w:t xml:space="preserve">Photos des pièces : relire l'orientation enregistrée par l'appareil photo (métadonnées EXIF) pour les afficher dans le bon sens, et chiffrer le stockage.</w:t>
+      </w:r>
+    </w:p>
+    <w:p>
+      <w:pPr>
+        <w:pStyle w:val="ListParagraph"/>
+        <w:numPr>
+          <w:ilvl w:val="0"/>
+          <w:numId w:val="2"/>
+        </w:numPr>
+        <w:spacing w:after="60" w:line="300"/>
+      </w:pPr>
+      <w:r>
+        <w:rPr>
+          <w:rFonts w:ascii="Calibri" w:cs="Calibri" w:eastAsia="Calibri" w:hAnsi="Calibri"/>
+          <w:sz w:val="22"/>
+          <w:szCs w:val="22"/>
+        </w:rPr>
+        <w:t xml:space="preserve">Interface en malgache.</w:t>
+      </w:r>
+    </w:p>
+    <w:p>
+      <w:pPr>
+        <w:pStyle w:val="ListParagraph"/>
+        <w:numPr>
+          <w:ilvl w:val="0"/>
+          <w:numId w:val="2"/>
+        </w:numPr>
+        <w:spacing w:after="60" w:line="300"/>
+      </w:pPr>
+      <w:r>
+        <w:rPr>
+          <w:rFonts w:ascii="Calibri" w:cs="Calibri" w:eastAsia="Calibri" w:hAnsi="Calibri"/>
+          <w:sz w:val="22"/>
+          <w:szCs w:val="22"/>
+        </w:rPr>
+        <w:t xml:space="preserve">Passage de relais au CIM après validation du résultat.</w:t>
       </w:r>
     </w:p>
     <w:p>
@@ -11074,7 +13823,7 @@
           <w:sz w:val="32"/>
           <w:szCs w:val="32"/>
         </w:rPr>
-        <w:t xml:space="preserve">Annexe A — Captures d'écran</w:t>
+        <w:t xml:space="preserve">14. Conclusion</w:t>
       </w:r>
     </w:p>
     <w:p>
@@ -11087,7 +13836,77 @@
           <w:sz w:val="22"/>
           <w:szCs w:val="22"/>
         </w:rPr>
-        <w:t xml:space="preserve">Les captures du chapitre 6 ont été prises sur l'émulateur Android d'un petit téléphone (720 × 1280), avec les comptes de démonstration, en rejouant le parcours complet depuis une base vide. Elles sont regroupées ici par étape ; les fichiers se trouvent dans le dossier docs/rapport/captures du dépôt.</w:t>
+        <w:t xml:space="preserve">Nous étions partis d'un cahier de cadrage et d'une question simple : pourquoi passer l'examen du permis reste-t-il si long et si opaque, pour le candidat comme pour l'administration ? En suivant un candidat de son dossier à son résultat, nous avons construit une application qui couvre toute la chaîne de l'ATT : dossiers vérifiés avant la convocation, sessions découpées en créneaux, appel par numéro, feuille d'examen à l'écran, résultat calculé selon un barème configurable, validé, corrigeable sans rien effacer, imprimable, et remonté à un serveur central quand le réseau le permet.</w:t>
+      </w:r>
+    </w:p>
+    <w:p>
+      <w:pPr>
+        <w:spacing w:after="120" w:line="300"/>
+      </w:pPr>
+      <w:r>
+        <w:rPr>
+          <w:rFonts w:ascii="Calibri" w:cs="Calibri" w:eastAsia="Calibri" w:hAnsi="Calibri"/>
+          <w:sz w:val="22"/>
+          <w:szCs w:val="22"/>
+        </w:rPr>
+        <w:t xml:space="preserve">Ce projet nous a beaucoup intéressés, et d'abord parce qu'il est vrai. Ce que nous avons observé nous-mêmes le jour de l'examen, un candidat renvoyé pour une pièce manquante, un « présent » que personne n'entend dans la foule, trouve une réponse concrète dans ce que nous avons construit. Nous avons aussi appris, au passage, à ne pas inventer une règle administrative que nous ne connaissions pas : tout ce qui reste incertain est marqué « à confirmer » et attend l'ATT.</w:t>
+      </w:r>
+    </w:p>
+    <w:p>
+      <w:pPr>
+        <w:spacing w:after="120" w:line="300"/>
+      </w:pPr>
+      <w:r>
+        <w:rPr>
+          <w:rFonts w:ascii="Calibri" w:cs="Calibri" w:eastAsia="Calibri" w:hAnsi="Calibri"/>
+          <w:sz w:val="22"/>
+          <w:szCs w:val="22"/>
+        </w:rPr>
+        <w:t xml:space="preserve">Il faut aussi être honnêtes : ce que nous livrons est le minimum qu'un projet universitaire, mené en quatre jours à deux, pouvait atteindre. Il pourrait être tellement mieux. Les barèmes et la grille de conduite sont des exemples ; le serveur est simulé et tout tient sur un seul appareil ; les photos des pièces ne sont pas chiffrées ; l'interface mériterait d'être testée avec de vrais agents dans un vrai centre. Aucune de ces limites n'est un mur : chacune est nommée au chapitre 13, et l'architecture a été pensée pour les accueillir sans tout reprendre.</w:t>
+      </w:r>
+    </w:p>
+    <w:p>
+      <w:pPr>
+        <w:spacing w:after="120" w:line="300"/>
+      </w:pPr>
+      <w:r>
+        <w:rPr>
+          <w:rFonts w:ascii="Calibri" w:cs="Calibri" w:eastAsia="Calibri" w:hAnsi="Calibri"/>
+          <w:sz w:val="22"/>
+          <w:szCs w:val="22"/>
+        </w:rPr>
+        <w:t xml:space="preserve">Nous espérons qu'un jour l'État, à travers l'ATT, se saisira d'un outil de ce genre, celui-ci ou un autre, parce que le besoin est là et que les candidats, les auto-écoles et les agents y gagneraient tous. Si ce travail a au moins montré que c'était possible avec des moyens modestes, en respectant les règles et en gardant le candidat sans smartphone au centre, alors il aura servi à quelque chose.</w:t>
+      </w:r>
+    </w:p>
+    <w:p>
+      <w:pPr>
+        <w:pStyle w:val="Heading1"/>
+        <w:pageBreakBefore/>
+        <w:spacing w:after="200" w:before="360"/>
+      </w:pPr>
+      <w:r>
+        <w:rPr>
+          <w:rFonts w:ascii="Calibri" w:cs="Calibri" w:eastAsia="Calibri" w:hAnsi="Calibri"/>
+          <w:b/>
+          <w:bCs/>
+          <w:color w:val="0F4C81"/>
+          <w:sz w:val="32"/>
+          <w:szCs w:val="32"/>
+        </w:rPr>
+        <w:t xml:space="preserve">Annexe A — Captures d'écran</w:t>
+      </w:r>
+    </w:p>
+    <w:p>
+      <w:pPr>
+        <w:spacing w:after="120" w:line="300"/>
+      </w:pPr>
+      <w:r>
+        <w:rPr>
+          <w:rFonts w:ascii="Calibri" w:cs="Calibri" w:eastAsia="Calibri" w:hAnsi="Calibri"/>
+          <w:sz w:val="22"/>
+          <w:szCs w:val="22"/>
+        </w:rPr>
+        <w:t xml:space="preserve">Les captures du chapitre 6 ont été prises sur l'émulateur Android d'un petit téléphone (720 × 1280), avec les comptes de démonstration, en rejouant le parcours complet depuis une base vide. Elles sont récapitulées ici dans l'ordre du document ; les fichiers se trouvent dans le dossier docs/rapport/captures du dépôt.</w:t>
       </w:r>
     </w:p>
     <w:tbl>
@@ -11241,7 +14060,7 @@
                 <w:sz w:val="20"/>
                 <w:szCs w:val="20"/>
               </w:rPr>
-              <w:t xml:space="preserve">Accueil de l'administrateur ATT</w:t>
+              <w:t xml:space="preserve">Accueil de l'administrateur ATT : le menu du rôle</w:t>
             </w:r>
           </w:p>
         </w:tc>
@@ -11317,7 +14136,7 @@
                 <w:sz w:val="20"/>
                 <w:szCs w:val="20"/>
               </w:rPr>
-              <w:t xml:space="preserve">Connexion</w:t>
+              <w:t xml:space="preserve">Écran de connexion</w:t>
             </w:r>
           </w:p>
         </w:tc>
@@ -11392,7 +14211,7 @@
                 <w:sz w:val="20"/>
                 <w:szCs w:val="20"/>
               </w:rPr>
-              <w:t xml:space="preserve">Configuration : épreuve théorique B</w:t>
+              <w:t xml:space="preserve">Connexion refusée : le message reste volontairement vague sur la cause</w:t>
             </w:r>
           </w:p>
         </w:tc>
@@ -11416,7 +14235,7 @@
                 <w:sz w:val="20"/>
                 <w:szCs w:val="20"/>
               </w:rPr>
-              <w:t xml:space="preserve">06_02_configuration.png</w:t>
+              <w:t xml:space="preserve">06_01b_connexion_erreur.png</w:t>
             </w:r>
           </w:p>
         </w:tc>
@@ -11468,7 +14287,7 @@
                 <w:sz w:val="20"/>
                 <w:szCs w:val="20"/>
               </w:rPr>
-              <w:t xml:space="preserve">Centres d'examen</w:t>
+              <w:t xml:space="preserve">Accueil du super administrateur : configuration et comptes</w:t>
             </w:r>
           </w:p>
         </w:tc>
@@ -11493,7 +14312,7 @@
                 <w:sz w:val="20"/>
                 <w:szCs w:val="20"/>
               </w:rPr>
-              <w:t xml:space="preserve">06_03_centre.png</w:t>
+              <w:t xml:space="preserve">05_accueil_superadmin.png</w:t>
             </w:r>
           </w:p>
         </w:tc>
@@ -11543,7 +14362,7 @@
                 <w:sz w:val="20"/>
                 <w:szCs w:val="20"/>
               </w:rPr>
-              <w:t xml:space="preserve">Fiche d'une auto-école</w:t>
+              <w:t xml:space="preserve">Accueil de l'auto-école : ses candidats, ses inscriptions, ses résultats</w:t>
             </w:r>
           </w:p>
         </w:tc>
@@ -11567,7 +14386,7 @@
                 <w:sz w:val="20"/>
                 <w:szCs w:val="20"/>
               </w:rPr>
-              <w:t xml:space="preserve">06_04_auto_ecole.png</w:t>
+              <w:t xml:space="preserve">05_accueil_auto_ecole.png</w:t>
             </w:r>
           </w:p>
         </w:tc>
@@ -11619,7 +14438,7 @@
                 <w:sz w:val="20"/>
                 <w:szCs w:val="20"/>
               </w:rPr>
-              <w:t xml:space="preserve">Création d'un examinateur</w:t>
+              <w:t xml:space="preserve">Accueil de l'examinateur : sessions du jour, évaluations</w:t>
             </w:r>
           </w:p>
         </w:tc>
@@ -11644,7 +14463,7 @@
                 <w:sz w:val="20"/>
                 <w:szCs w:val="20"/>
               </w:rPr>
-              <w:t xml:space="preserve">06_05_examinateur.png</w:t>
+              <w:t xml:space="preserve">05_accueil_examinateur.png</w:t>
             </w:r>
           </w:p>
         </w:tc>
@@ -11694,7 +14513,7 @@
                 <w:sz w:val="20"/>
                 <w:szCs w:val="20"/>
               </w:rPr>
-              <w:t xml:space="preserve">Dossier du candidat</w:t>
+              <w:t xml:space="preserve">Accueil du candidat : son parcours</w:t>
             </w:r>
           </w:p>
         </w:tc>
@@ -11718,7 +14537,7 @@
                 <w:sz w:val="20"/>
                 <w:szCs w:val="20"/>
               </w:rPr>
-              <w:t xml:space="preserve">06_06_dossier.png</w:t>
+              <w:t xml:space="preserve">05_accueil_candidat.png</w:t>
             </w:r>
           </w:p>
         </w:tc>
@@ -11770,7 +14589,7 @@
                 <w:sz w:val="20"/>
                 <w:szCs w:val="20"/>
               </w:rPr>
-              <w:t xml:space="preserve">Décision de l'ATT sur le dossier</w:t>
+              <w:t xml:space="preserve">Épreuve théorique de la catégorie B : barème versionné et questions</w:t>
             </w:r>
           </w:p>
         </w:tc>
@@ -11795,7 +14614,7 @@
                 <w:sz w:val="20"/>
                 <w:szCs w:val="20"/>
               </w:rPr>
-              <w:t xml:space="preserve">06_07_decision.png</w:t>
+              <w:t xml:space="preserve">06_02_configuration.png</w:t>
             </w:r>
           </w:p>
         </w:tc>
@@ -11845,7 +14664,7 @@
                 <w:sz w:val="20"/>
                 <w:szCs w:val="20"/>
               </w:rPr>
-              <w:t xml:space="preserve">Création d'une session</w:t>
+              <w:t xml:space="preserve">Les catégories de permis, point d'entrée de la configuration</w:t>
             </w:r>
           </w:p>
         </w:tc>
@@ -11869,7 +14688,7 @@
                 <w:sz w:val="20"/>
                 <w:szCs w:val="20"/>
               </w:rPr>
-              <w:t xml:space="preserve">06_08_session.png</w:t>
+              <w:t xml:space="preserve">06_02b_categories.png</w:t>
             </w:r>
           </w:p>
         </w:tc>
@@ -11921,7 +14740,7 @@
                 <w:sz w:val="20"/>
                 <w:szCs w:val="20"/>
               </w:rPr>
-              <w:t xml:space="preserve">Inscriptions</w:t>
+              <w:t xml:space="preserve">Les comptes, vus par le super administrateur</w:t>
             </w:r>
           </w:p>
         </w:tc>
@@ -11946,7 +14765,7 @@
                 <w:sz w:val="20"/>
                 <w:szCs w:val="20"/>
               </w:rPr>
-              <w:t xml:space="preserve">06_09_inscription.png</w:t>
+              <w:t xml:space="preserve">05_comptes.png</w:t>
             </w:r>
           </w:p>
         </w:tc>
@@ -11996,7 +14815,7 @@
                 <w:sz w:val="20"/>
                 <w:szCs w:val="20"/>
               </w:rPr>
-              <w:t xml:space="preserve">Appel</w:t>
+              <w:t xml:space="preserve">Liste des centres, rattachés à leur région</w:t>
             </w:r>
           </w:p>
         </w:tc>
@@ -12020,7 +14839,7 @@
                 <w:sz w:val="20"/>
                 <w:szCs w:val="20"/>
               </w:rPr>
-              <w:t xml:space="preserve">06_10_appel.png</w:t>
+              <w:t xml:space="preserve">06_03_centre.png</w:t>
             </w:r>
           </w:p>
         </w:tc>
@@ -12072,7 +14891,7 @@
                 <w:sz w:val="20"/>
                 <w:szCs w:val="20"/>
               </w:rPr>
-              <w:t xml:space="preserve">Passages (examinateur)</w:t>
+              <w:t xml:space="preserve">Fiche d'une auto-école et ses comptes</w:t>
             </w:r>
           </w:p>
         </w:tc>
@@ -12097,7 +14916,7 @@
                 <w:sz w:val="20"/>
                 <w:szCs w:val="20"/>
               </w:rPr>
-              <w:t xml:space="preserve">06_11_passages.png</w:t>
+              <w:t xml:space="preserve">06_04_auto_ecole.png</w:t>
             </w:r>
           </w:p>
         </w:tc>
@@ -12147,7 +14966,7 @@
                 <w:sz w:val="20"/>
                 <w:szCs w:val="20"/>
               </w:rPr>
-              <w:t xml:space="preserve">Épreuve théorique</w:t>
+              <w:t xml:space="preserve">Création d'un examinateur avec son compte</w:t>
             </w:r>
           </w:p>
         </w:tc>
@@ -12171,7 +14990,7 @@
                 <w:sz w:val="20"/>
                 <w:szCs w:val="20"/>
               </w:rPr>
-              <w:t xml:space="preserve">06_12_theorie.png</w:t>
+              <w:t xml:space="preserve">06_05_examinateur.png</w:t>
             </w:r>
           </w:p>
         </w:tc>
@@ -12223,7 +15042,7 @@
                 <w:sz w:val="20"/>
                 <w:szCs w:val="20"/>
               </w:rPr>
-              <w:t xml:space="preserve">Épreuve de conduite</w:t>
+              <w:t xml:space="preserve">Dossier constitué par l'auto-école, prêt à être soumis</w:t>
             </w:r>
           </w:p>
         </w:tc>
@@ -12248,7 +15067,7 @@
                 <w:sz w:val="20"/>
                 <w:szCs w:val="20"/>
               </w:rPr>
-              <w:t xml:space="preserve">06_13_conduite.png</w:t>
+              <w:t xml:space="preserve">06_06_dossier.png</w:t>
             </w:r>
           </w:p>
         </w:tc>
@@ -12298,7 +15117,7 @@
                 <w:sz w:val="20"/>
                 <w:szCs w:val="20"/>
               </w:rPr>
-              <w:t xml:space="preserve">Résultat à valider</w:t>
+              <w:t xml:space="preserve">« Mes candidats » : l'auto-école ne voit que les siens</w:t>
             </w:r>
           </w:p>
         </w:tc>
@@ -12322,7 +15141,7 @@
                 <w:sz w:val="20"/>
                 <w:szCs w:val="20"/>
               </w:rPr>
-              <w:t xml:space="preserve">06_14_resultat.png</w:t>
+              <w:t xml:space="preserve">06_06a_mes_candidats.png</w:t>
             </w:r>
           </w:p>
         </w:tc>
@@ -12374,7 +15193,7 @@
                 <w:sz w:val="20"/>
                 <w:szCs w:val="20"/>
               </w:rPr>
-              <w:t xml:space="preserve">Échec et repassage</w:t>
+              <w:t xml:space="preserve">Pièce du dossier avec un fichier joint : ouvrir, remplacer, retirer</w:t>
             </w:r>
           </w:p>
         </w:tc>
@@ -12399,7 +15218,7 @@
                 <w:sz w:val="20"/>
                 <w:szCs w:val="20"/>
               </w:rPr>
-              <w:t xml:space="preserve">06_15_repassage.png</w:t>
+              <w:t xml:space="preserve">06_06b_piece_jointe.png</w:t>
             </w:r>
           </w:p>
         </w:tc>
@@ -12449,7 +15268,7 @@
                 <w:sz w:val="20"/>
                 <w:szCs w:val="20"/>
               </w:rPr>
-              <w:t xml:space="preserve">Parcours du candidat</w:t>
+              <w:t xml:space="preserve">La pièce jointe ouverte par l'ATT ou l'auto-école</w:t>
             </w:r>
           </w:p>
         </w:tc>
@@ -12473,7 +15292,7 @@
                 <w:sz w:val="20"/>
                 <w:szCs w:val="20"/>
               </w:rPr>
-              <w:t xml:space="preserve">06_16_parcours.png</w:t>
+              <w:t xml:space="preserve">06_06c_piece_ouverte.png</w:t>
             </w:r>
           </w:p>
         </w:tc>
@@ -12525,7 +15344,7 @@
                 <w:sz w:val="20"/>
                 <w:szCs w:val="20"/>
               </w:rPr>
-              <w:t xml:space="preserve">Relevé imprimable</w:t>
+              <w:t xml:space="preserve">Décision de l'ATT : valider, incomplet ou refuser avec motif</w:t>
             </w:r>
           </w:p>
         </w:tc>
@@ -12550,7 +15369,7 @@
                 <w:sz w:val="20"/>
                 <w:szCs w:val="20"/>
               </w:rPr>
-              <w:t xml:space="preserve">06_17_releve.png</w:t>
+              <w:t xml:space="preserve">06_07_decision.png</w:t>
             </w:r>
           </w:p>
         </w:tc>
@@ -12600,7 +15419,7 @@
                 <w:sz w:val="20"/>
                 <w:szCs w:val="20"/>
               </w:rPr>
-              <w:t xml:space="preserve">Historique</w:t>
+              <w:t xml:space="preserve">« Dossiers à traiter » : la file des dossiers soumis, vue par l'ATT</w:t>
             </w:r>
           </w:p>
         </w:tc>
@@ -12624,7 +15443,7 @@
                 <w:sz w:val="20"/>
                 <w:szCs w:val="20"/>
               </w:rPr>
-              <w:t xml:space="preserve">06_18_historique.png</w:t>
+              <w:t xml:space="preserve">06_07a_dossiers_a_traiter.png</w:t>
             </w:r>
           </w:p>
         </w:tc>
@@ -12676,7 +15495,7 @@
                 <w:sz w:val="20"/>
                 <w:szCs w:val="20"/>
               </w:rPr>
-              <w:t xml:space="preserve">Synchronisation</w:t>
+              <w:t xml:space="preserve">Création d'une session : les créneaux se calculent à la saisie</w:t>
             </w:r>
           </w:p>
         </w:tc>
@@ -12701,7 +15520,1742 @@
                 <w:sz w:val="20"/>
                 <w:szCs w:val="20"/>
               </w:rPr>
+              <w:t xml:space="preserve">06_08_session.png</w:t>
+            </w:r>
+          </w:p>
+        </w:tc>
+      </w:tr>
+      <w:tr>
+        <w:tc>
+          <w:tcPr>
+            <w:tcW w:type="dxa" w:w="1082"/>
+            <w:tcMar>
+              <w:top w:type="dxa" w:w="80"/>
+              <w:left w:type="dxa" w:w="100"/>
+              <w:bottom w:type="dxa" w:w="80"/>
+              <w:right w:type="dxa" w:w="100"/>
+            </w:tcMar>
+          </w:tcPr>
+          <w:p>
+            <w:pPr>
+              <w:spacing w:after="0" w:line="270"/>
+            </w:pPr>
+            <w:r>
+              <w:rPr>
+                <w:rFonts w:ascii="Calibri" w:cs="Calibri" w:eastAsia="Calibri" w:hAnsi="Calibri"/>
+                <w:sz w:val="20"/>
+                <w:szCs w:val="20"/>
+              </w:rPr>
+              <w:t xml:space="preserve">21</w:t>
+            </w:r>
+          </w:p>
+        </w:tc>
+        <w:tc>
+          <w:tcPr>
+            <w:tcW w:type="dxa" w:w="4510"/>
+            <w:tcMar>
+              <w:top w:type="dxa" w:w="80"/>
+              <w:left w:type="dxa" w:w="100"/>
+              <w:bottom w:type="dxa" w:w="80"/>
+              <w:right w:type="dxa" w:w="100"/>
+            </w:tcMar>
+          </w:tcPr>
+          <w:p>
+            <w:pPr>
+              <w:spacing w:after="0" w:line="270"/>
+            </w:pPr>
+            <w:r>
+              <w:rPr>
+                <w:rFonts w:ascii="Calibri" w:cs="Calibri" w:eastAsia="Calibri" w:hAnsi="Calibri"/>
+                <w:sz w:val="20"/>
+                <w:szCs w:val="20"/>
+              </w:rPr>
+              <w:t xml:space="preserve">Liste des sessions avec ses filtres : à venir, du jour, passées, toutes</w:t>
+            </w:r>
+          </w:p>
+        </w:tc>
+        <w:tc>
+          <w:tcPr>
+            <w:tcW w:type="dxa" w:w="3428"/>
+            <w:tcMar>
+              <w:top w:type="dxa" w:w="80"/>
+              <w:left w:type="dxa" w:w="100"/>
+              <w:bottom w:type="dxa" w:w="80"/>
+              <w:right w:type="dxa" w:w="100"/>
+            </w:tcMar>
+          </w:tcPr>
+          <w:p>
+            <w:pPr>
+              <w:spacing w:after="0" w:line="270"/>
+            </w:pPr>
+            <w:r>
+              <w:rPr>
+                <w:rFonts w:ascii="Calibri" w:cs="Calibri" w:eastAsia="Calibri" w:hAnsi="Calibri"/>
+                <w:sz w:val="20"/>
+                <w:szCs w:val="20"/>
+              </w:rPr>
+              <w:t xml:space="preserve">06_08a_liste_sessions.png</w:t>
+            </w:r>
+          </w:p>
+        </w:tc>
+      </w:tr>
+      <w:tr>
+        <w:tc>
+          <w:tcPr>
+            <w:tcW w:type="dxa" w:w="1082"/>
+            <w:shd w:fill="F3F6FA" w:color="auto" w:val="clear"/>
+            <w:tcMar>
+              <w:top w:type="dxa" w:w="80"/>
+              <w:left w:type="dxa" w:w="100"/>
+              <w:bottom w:type="dxa" w:w="80"/>
+              <w:right w:type="dxa" w:w="100"/>
+            </w:tcMar>
+          </w:tcPr>
+          <w:p>
+            <w:pPr>
+              <w:spacing w:after="0" w:line="270"/>
+            </w:pPr>
+            <w:r>
+              <w:rPr>
+                <w:rFonts w:ascii="Calibri" w:cs="Calibri" w:eastAsia="Calibri" w:hAnsi="Calibri"/>
+                <w:sz w:val="20"/>
+                <w:szCs w:val="20"/>
+              </w:rPr>
+              <w:t xml:space="preserve">22</w:t>
+            </w:r>
+          </w:p>
+        </w:tc>
+        <w:tc>
+          <w:tcPr>
+            <w:tcW w:type="dxa" w:w="4510"/>
+            <w:shd w:fill="F3F6FA" w:color="auto" w:val="clear"/>
+            <w:tcMar>
+              <w:top w:type="dxa" w:w="80"/>
+              <w:left w:type="dxa" w:w="100"/>
+              <w:bottom w:type="dxa" w:w="80"/>
+              <w:right w:type="dxa" w:w="100"/>
+            </w:tcMar>
+          </w:tcPr>
+          <w:p>
+            <w:pPr>
+              <w:spacing w:after="0" w:line="270"/>
+            </w:pPr>
+            <w:r>
+              <w:rPr>
+                <w:rFonts w:ascii="Calibri" w:cs="Calibri" w:eastAsia="Calibri" w:hAnsi="Calibri"/>
+                <w:sz w:val="20"/>
+                <w:szCs w:val="20"/>
+              </w:rPr>
+              <w:t xml:space="preserve">Fiche d'une session : créneaux et remplissage, statut, actions et documents</w:t>
+            </w:r>
+          </w:p>
+        </w:tc>
+        <w:tc>
+          <w:tcPr>
+            <w:tcW w:type="dxa" w:w="3428"/>
+            <w:shd w:fill="F3F6FA" w:color="auto" w:val="clear"/>
+            <w:tcMar>
+              <w:top w:type="dxa" w:w="80"/>
+              <w:left w:type="dxa" w:w="100"/>
+              <w:bottom w:type="dxa" w:w="80"/>
+              <w:right w:type="dxa" w:w="100"/>
+            </w:tcMar>
+          </w:tcPr>
+          <w:p>
+            <w:pPr>
+              <w:spacing w:after="0" w:line="270"/>
+            </w:pPr>
+            <w:r>
+              <w:rPr>
+                <w:rFonts w:ascii="Calibri" w:cs="Calibri" w:eastAsia="Calibri" w:hAnsi="Calibri"/>
+                <w:sz w:val="20"/>
+                <w:szCs w:val="20"/>
+              </w:rPr>
+              <w:t xml:space="preserve">06_08b_detail_session.png</w:t>
+            </w:r>
+          </w:p>
+        </w:tc>
+      </w:tr>
+      <w:tr>
+        <w:tc>
+          <w:tcPr>
+            <w:tcW w:type="dxa" w:w="1082"/>
+            <w:tcMar>
+              <w:top w:type="dxa" w:w="80"/>
+              <w:left w:type="dxa" w:w="100"/>
+              <w:bottom w:type="dxa" w:w="80"/>
+              <w:right w:type="dxa" w:w="100"/>
+            </w:tcMar>
+          </w:tcPr>
+          <w:p>
+            <w:pPr>
+              <w:spacing w:after="0" w:line="270"/>
+            </w:pPr>
+            <w:r>
+              <w:rPr>
+                <w:rFonts w:ascii="Calibri" w:cs="Calibri" w:eastAsia="Calibri" w:hAnsi="Calibri"/>
+                <w:sz w:val="20"/>
+                <w:szCs w:val="20"/>
+              </w:rPr>
+              <w:t xml:space="preserve">23</w:t>
+            </w:r>
+          </w:p>
+        </w:tc>
+        <w:tc>
+          <w:tcPr>
+            <w:tcW w:type="dxa" w:w="4510"/>
+            <w:tcMar>
+              <w:top w:type="dxa" w:w="80"/>
+              <w:left w:type="dxa" w:w="100"/>
+              <w:bottom w:type="dxa" w:w="80"/>
+              <w:right w:type="dxa" w:w="100"/>
+            </w:tcMar>
+          </w:tcPr>
+          <w:p>
+            <w:pPr>
+              <w:spacing w:after="0" w:line="270"/>
+            </w:pPr>
+            <w:r>
+              <w:rPr>
+                <w:rFonts w:ascii="Calibri" w:cs="Calibri" w:eastAsia="Calibri" w:hAnsi="Calibri"/>
+                <w:sz w:val="20"/>
+                <w:szCs w:val="20"/>
+              </w:rPr>
+              <w:t xml:space="preserve">Inscriptions d'une session : numéro d'appel, créneau, actions</w:t>
+            </w:r>
+          </w:p>
+        </w:tc>
+        <w:tc>
+          <w:tcPr>
+            <w:tcW w:type="dxa" w:w="3428"/>
+            <w:tcMar>
+              <w:top w:type="dxa" w:w="80"/>
+              <w:left w:type="dxa" w:w="100"/>
+              <w:bottom w:type="dxa" w:w="80"/>
+              <w:right w:type="dxa" w:w="100"/>
+            </w:tcMar>
+          </w:tcPr>
+          <w:p>
+            <w:pPr>
+              <w:spacing w:after="0" w:line="270"/>
+            </w:pPr>
+            <w:r>
+              <w:rPr>
+                <w:rFonts w:ascii="Calibri" w:cs="Calibri" w:eastAsia="Calibri" w:hAnsi="Calibri"/>
+                <w:sz w:val="20"/>
+                <w:szCs w:val="20"/>
+              </w:rPr>
+              <w:t xml:space="preserve">06_09_inscription.png</w:t>
+            </w:r>
+          </w:p>
+        </w:tc>
+      </w:tr>
+      <w:tr>
+        <w:tc>
+          <w:tcPr>
+            <w:tcW w:type="dxa" w:w="1082"/>
+            <w:shd w:fill="F3F6FA" w:color="auto" w:val="clear"/>
+            <w:tcMar>
+              <w:top w:type="dxa" w:w="80"/>
+              <w:left w:type="dxa" w:w="100"/>
+              <w:bottom w:type="dxa" w:w="80"/>
+              <w:right w:type="dxa" w:w="100"/>
+            </w:tcMar>
+          </w:tcPr>
+          <w:p>
+            <w:pPr>
+              <w:spacing w:after="0" w:line="270"/>
+            </w:pPr>
+            <w:r>
+              <w:rPr>
+                <w:rFonts w:ascii="Calibri" w:cs="Calibri" w:eastAsia="Calibri" w:hAnsi="Calibri"/>
+                <w:sz w:val="20"/>
+                <w:szCs w:val="20"/>
+              </w:rPr>
+              <w:t xml:space="preserve">24</w:t>
+            </w:r>
+          </w:p>
+        </w:tc>
+        <w:tc>
+          <w:tcPr>
+            <w:tcW w:type="dxa" w:w="4510"/>
+            <w:shd w:fill="F3F6FA" w:color="auto" w:val="clear"/>
+            <w:tcMar>
+              <w:top w:type="dxa" w:w="80"/>
+              <w:left w:type="dxa" w:w="100"/>
+              <w:bottom w:type="dxa" w:w="80"/>
+              <w:right w:type="dxa" w:w="100"/>
+            </w:tcMar>
+          </w:tcPr>
+          <w:p>
+            <w:pPr>
+              <w:spacing w:after="0" w:line="270"/>
+            </w:pPr>
+            <w:r>
+              <w:rPr>
+                <w:rFonts w:ascii="Calibri" w:cs="Calibri" w:eastAsia="Calibri" w:hAnsi="Calibri"/>
+                <w:sz w:val="20"/>
+                <w:szCs w:val="20"/>
+              </w:rPr>
+              <w:t xml:space="preserve">La convocation imprimable : centre, date, heure de passage estimée, pièces à apporter</w:t>
+            </w:r>
+          </w:p>
+        </w:tc>
+        <w:tc>
+          <w:tcPr>
+            <w:tcW w:type="dxa" w:w="3428"/>
+            <w:shd w:fill="F3F6FA" w:color="auto" w:val="clear"/>
+            <w:tcMar>
+              <w:top w:type="dxa" w:w="80"/>
+              <w:left w:type="dxa" w:w="100"/>
+              <w:bottom w:type="dxa" w:w="80"/>
+              <w:right w:type="dxa" w:w="100"/>
+            </w:tcMar>
+          </w:tcPr>
+          <w:p>
+            <w:pPr>
+              <w:spacing w:after="0" w:line="270"/>
+            </w:pPr>
+            <w:r>
+              <w:rPr>
+                <w:rFonts w:ascii="Calibri" w:cs="Calibri" w:eastAsia="Calibri" w:hAnsi="Calibri"/>
+                <w:sz w:val="20"/>
+                <w:szCs w:val="20"/>
+              </w:rPr>
+              <w:t xml:space="preserve">06_09c_convocation.png</w:t>
+            </w:r>
+          </w:p>
+        </w:tc>
+      </w:tr>
+      <w:tr>
+        <w:tc>
+          <w:tcPr>
+            <w:tcW w:type="dxa" w:w="1082"/>
+            <w:tcMar>
+              <w:top w:type="dxa" w:w="80"/>
+              <w:left w:type="dxa" w:w="100"/>
+              <w:bottom w:type="dxa" w:w="80"/>
+              <w:right w:type="dxa" w:w="100"/>
+            </w:tcMar>
+          </w:tcPr>
+          <w:p>
+            <w:pPr>
+              <w:spacing w:after="0" w:line="270"/>
+            </w:pPr>
+            <w:r>
+              <w:rPr>
+                <w:rFonts w:ascii="Calibri" w:cs="Calibri" w:eastAsia="Calibri" w:hAnsi="Calibri"/>
+                <w:sz w:val="20"/>
+                <w:szCs w:val="20"/>
+              </w:rPr>
+              <w:t xml:space="preserve">25</w:t>
+            </w:r>
+          </w:p>
+        </w:tc>
+        <w:tc>
+          <w:tcPr>
+            <w:tcW w:type="dxa" w:w="4510"/>
+            <w:tcMar>
+              <w:top w:type="dxa" w:w="80"/>
+              <w:left w:type="dxa" w:w="100"/>
+              <w:bottom w:type="dxa" w:w="80"/>
+              <w:right w:type="dxa" w:w="100"/>
+            </w:tcMar>
+          </w:tcPr>
+          <w:p>
+            <w:pPr>
+              <w:spacing w:after="0" w:line="270"/>
+            </w:pPr>
+            <w:r>
+              <w:rPr>
+                <w:rFonts w:ascii="Calibri" w:cs="Calibri" w:eastAsia="Calibri" w:hAnsi="Calibri"/>
+                <w:sz w:val="20"/>
+                <w:szCs w:val="20"/>
+              </w:rPr>
+              <w:t xml:space="preserve">Appel d'une session : présents, retards, absents</w:t>
+            </w:r>
+          </w:p>
+        </w:tc>
+        <w:tc>
+          <w:tcPr>
+            <w:tcW w:type="dxa" w:w="3428"/>
+            <w:tcMar>
+              <w:top w:type="dxa" w:w="80"/>
+              <w:left w:type="dxa" w:w="100"/>
+              <w:bottom w:type="dxa" w:w="80"/>
+              <w:right w:type="dxa" w:w="100"/>
+            </w:tcMar>
+          </w:tcPr>
+          <w:p>
+            <w:pPr>
+              <w:spacing w:after="0" w:line="270"/>
+            </w:pPr>
+            <w:r>
+              <w:rPr>
+                <w:rFonts w:ascii="Calibri" w:cs="Calibri" w:eastAsia="Calibri" w:hAnsi="Calibri"/>
+                <w:sz w:val="20"/>
+                <w:szCs w:val="20"/>
+              </w:rPr>
+              <w:t xml:space="preserve">06_10_appel.png</w:t>
+            </w:r>
+          </w:p>
+        </w:tc>
+      </w:tr>
+      <w:tr>
+        <w:tc>
+          <w:tcPr>
+            <w:tcW w:type="dxa" w:w="1082"/>
+            <w:shd w:fill="F3F6FA" w:color="auto" w:val="clear"/>
+            <w:tcMar>
+              <w:top w:type="dxa" w:w="80"/>
+              <w:left w:type="dxa" w:w="100"/>
+              <w:bottom w:type="dxa" w:w="80"/>
+              <w:right w:type="dxa" w:w="100"/>
+            </w:tcMar>
+          </w:tcPr>
+          <w:p>
+            <w:pPr>
+              <w:spacing w:after="0" w:line="270"/>
+            </w:pPr>
+            <w:r>
+              <w:rPr>
+                <w:rFonts w:ascii="Calibri" w:cs="Calibri" w:eastAsia="Calibri" w:hAnsi="Calibri"/>
+                <w:sz w:val="20"/>
+                <w:szCs w:val="20"/>
+              </w:rPr>
+              <w:t xml:space="preserve">26</w:t>
+            </w:r>
+          </w:p>
+        </w:tc>
+        <w:tc>
+          <w:tcPr>
+            <w:tcW w:type="dxa" w:w="4510"/>
+            <w:shd w:fill="F3F6FA" w:color="auto" w:val="clear"/>
+            <w:tcMar>
+              <w:top w:type="dxa" w:w="80"/>
+              <w:left w:type="dxa" w:w="100"/>
+              <w:bottom w:type="dxa" w:w="80"/>
+              <w:right w:type="dxa" w:w="100"/>
+            </w:tcMar>
+          </w:tcPr>
+          <w:p>
+            <w:pPr>
+              <w:spacing w:after="0" w:line="270"/>
+            </w:pPr>
+            <w:r>
+              <w:rPr>
+                <w:rFonts w:ascii="Calibri" w:cs="Calibri" w:eastAsia="Calibri" w:hAnsi="Calibri"/>
+                <w:sz w:val="20"/>
+                <w:szCs w:val="20"/>
+              </w:rPr>
+              <w:t xml:space="preserve">Vue de l'examinateur : numéros d'appel, sans les noms</w:t>
+            </w:r>
+          </w:p>
+        </w:tc>
+        <w:tc>
+          <w:tcPr>
+            <w:tcW w:type="dxa" w:w="3428"/>
+            <w:shd w:fill="F3F6FA" w:color="auto" w:val="clear"/>
+            <w:tcMar>
+              <w:top w:type="dxa" w:w="80"/>
+              <w:left w:type="dxa" w:w="100"/>
+              <w:bottom w:type="dxa" w:w="80"/>
+              <w:right w:type="dxa" w:w="100"/>
+            </w:tcMar>
+          </w:tcPr>
+          <w:p>
+            <w:pPr>
+              <w:spacing w:after="0" w:line="270"/>
+            </w:pPr>
+            <w:r>
+              <w:rPr>
+                <w:rFonts w:ascii="Calibri" w:cs="Calibri" w:eastAsia="Calibri" w:hAnsi="Calibri"/>
+                <w:sz w:val="20"/>
+                <w:szCs w:val="20"/>
+              </w:rPr>
+              <w:t xml:space="preserve">06_11_passages.png</w:t>
+            </w:r>
+          </w:p>
+        </w:tc>
+      </w:tr>
+      <w:tr>
+        <w:tc>
+          <w:tcPr>
+            <w:tcW w:type="dxa" w:w="1082"/>
+            <w:tcMar>
+              <w:top w:type="dxa" w:w="80"/>
+              <w:left w:type="dxa" w:w="100"/>
+              <w:bottom w:type="dxa" w:w="80"/>
+              <w:right w:type="dxa" w:w="100"/>
+            </w:tcMar>
+          </w:tcPr>
+          <w:p>
+            <w:pPr>
+              <w:spacing w:after="0" w:line="270"/>
+            </w:pPr>
+            <w:r>
+              <w:rPr>
+                <w:rFonts w:ascii="Calibri" w:cs="Calibri" w:eastAsia="Calibri" w:hAnsi="Calibri"/>
+                <w:sz w:val="20"/>
+                <w:szCs w:val="20"/>
+              </w:rPr>
+              <w:t xml:space="preserve">27</w:t>
+            </w:r>
+          </w:p>
+        </w:tc>
+        <w:tc>
+          <w:tcPr>
+            <w:tcW w:type="dxa" w:w="4510"/>
+            <w:tcMar>
+              <w:top w:type="dxa" w:w="80"/>
+              <w:left w:type="dxa" w:w="100"/>
+              <w:bottom w:type="dxa" w:w="80"/>
+              <w:right w:type="dxa" w:w="100"/>
+            </w:tcMar>
+          </w:tcPr>
+          <w:p>
+            <w:pPr>
+              <w:spacing w:after="0" w:line="270"/>
+            </w:pPr>
+            <w:r>
+              <w:rPr>
+                <w:rFonts w:ascii="Calibri" w:cs="Calibri" w:eastAsia="Calibri" w:hAnsi="Calibri"/>
+                <w:sz w:val="20"/>
+                <w:szCs w:val="20"/>
+              </w:rPr>
+              <w:t xml:space="preserve">« Sessions du jour » de l'examinateur, avec présents et passages ouverts</w:t>
+            </w:r>
+          </w:p>
+        </w:tc>
+        <w:tc>
+          <w:tcPr>
+            <w:tcW w:type="dxa" w:w="3428"/>
+            <w:tcMar>
+              <w:top w:type="dxa" w:w="80"/>
+              <w:left w:type="dxa" w:w="100"/>
+              <w:bottom w:type="dxa" w:w="80"/>
+              <w:right w:type="dxa" w:w="100"/>
+            </w:tcMar>
+          </w:tcPr>
+          <w:p>
+            <w:pPr>
+              <w:spacing w:after="0" w:line="270"/>
+            </w:pPr>
+            <w:r>
+              <w:rPr>
+                <w:rFonts w:ascii="Calibri" w:cs="Calibri" w:eastAsia="Calibri" w:hAnsi="Calibri"/>
+                <w:sz w:val="20"/>
+                <w:szCs w:val="20"/>
+              </w:rPr>
+              <w:t xml:space="preserve">06_11a_sessions_du_jour.png</w:t>
+            </w:r>
+          </w:p>
+        </w:tc>
+      </w:tr>
+      <w:tr>
+        <w:tc>
+          <w:tcPr>
+            <w:tcW w:type="dxa" w:w="1082"/>
+            <w:shd w:fill="F3F6FA" w:color="auto" w:val="clear"/>
+            <w:tcMar>
+              <w:top w:type="dxa" w:w="80"/>
+              <w:left w:type="dxa" w:w="100"/>
+              <w:bottom w:type="dxa" w:w="80"/>
+              <w:right w:type="dxa" w:w="100"/>
+            </w:tcMar>
+          </w:tcPr>
+          <w:p>
+            <w:pPr>
+              <w:spacing w:after="0" w:line="270"/>
+            </w:pPr>
+            <w:r>
+              <w:rPr>
+                <w:rFonts w:ascii="Calibri" w:cs="Calibri" w:eastAsia="Calibri" w:hAnsi="Calibri"/>
+                <w:sz w:val="20"/>
+                <w:szCs w:val="20"/>
+              </w:rPr>
+              <w:t xml:space="preserve">28</w:t>
+            </w:r>
+          </w:p>
+        </w:tc>
+        <w:tc>
+          <w:tcPr>
+            <w:tcW w:type="dxa" w:w="4510"/>
+            <w:shd w:fill="F3F6FA" w:color="auto" w:val="clear"/>
+            <w:tcMar>
+              <w:top w:type="dxa" w:w="80"/>
+              <w:left w:type="dxa" w:w="100"/>
+              <w:bottom w:type="dxa" w:w="80"/>
+              <w:right w:type="dxa" w:w="100"/>
+            </w:tcMar>
+          </w:tcPr>
+          <w:p>
+            <w:pPr>
+              <w:spacing w:after="0" w:line="270"/>
+            </w:pPr>
+            <w:r>
+              <w:rPr>
+                <w:rFonts w:ascii="Calibri" w:cs="Calibri" w:eastAsia="Calibri" w:hAnsi="Calibri"/>
+                <w:sz w:val="20"/>
+                <w:szCs w:val="20"/>
+              </w:rPr>
+              <w:t xml:space="preserve">Feuille d'examen théorique : questions posées, réponses, points</w:t>
+            </w:r>
+          </w:p>
+        </w:tc>
+        <w:tc>
+          <w:tcPr>
+            <w:tcW w:type="dxa" w:w="3428"/>
+            <w:shd w:fill="F3F6FA" w:color="auto" w:val="clear"/>
+            <w:tcMar>
+              <w:top w:type="dxa" w:w="80"/>
+              <w:left w:type="dxa" w:w="100"/>
+              <w:bottom w:type="dxa" w:w="80"/>
+              <w:right w:type="dxa" w:w="100"/>
+            </w:tcMar>
+          </w:tcPr>
+          <w:p>
+            <w:pPr>
+              <w:spacing w:after="0" w:line="270"/>
+            </w:pPr>
+            <w:r>
+              <w:rPr>
+                <w:rFonts w:ascii="Calibri" w:cs="Calibri" w:eastAsia="Calibri" w:hAnsi="Calibri"/>
+                <w:sz w:val="20"/>
+                <w:szCs w:val="20"/>
+              </w:rPr>
+              <w:t xml:space="preserve">06_12_theorie.png</w:t>
+            </w:r>
+          </w:p>
+        </w:tc>
+      </w:tr>
+      <w:tr>
+        <w:tc>
+          <w:tcPr>
+            <w:tcW w:type="dxa" w:w="1082"/>
+            <w:tcMar>
+              <w:top w:type="dxa" w:w="80"/>
+              <w:left w:type="dxa" w:w="100"/>
+              <w:bottom w:type="dxa" w:w="80"/>
+              <w:right w:type="dxa" w:w="100"/>
+            </w:tcMar>
+          </w:tcPr>
+          <w:p>
+            <w:pPr>
+              <w:spacing w:after="0" w:line="270"/>
+            </w:pPr>
+            <w:r>
+              <w:rPr>
+                <w:rFonts w:ascii="Calibri" w:cs="Calibri" w:eastAsia="Calibri" w:hAnsi="Calibri"/>
+                <w:sz w:val="20"/>
+                <w:szCs w:val="20"/>
+              </w:rPr>
+              <w:t xml:space="preserve">29</w:t>
+            </w:r>
+          </w:p>
+        </w:tc>
+        <w:tc>
+          <w:tcPr>
+            <w:tcW w:type="dxa" w:w="4510"/>
+            <w:tcMar>
+              <w:top w:type="dxa" w:w="80"/>
+              <w:left w:type="dxa" w:w="100"/>
+              <w:bottom w:type="dxa" w:w="80"/>
+              <w:right w:type="dxa" w:w="100"/>
+            </w:tcMar>
+          </w:tcPr>
+          <w:p>
+            <w:pPr>
+              <w:spacing w:after="0" w:line="270"/>
+            </w:pPr>
+            <w:r>
+              <w:rPr>
+                <w:rFonts w:ascii="Calibri" w:cs="Calibri" w:eastAsia="Calibri" w:hAnsi="Calibri"/>
+                <w:sz w:val="20"/>
+                <w:szCs w:val="20"/>
+              </w:rPr>
+              <w:t xml:space="preserve">Grille de conduite : points par critère, faute éliminatoire, observations</w:t>
+            </w:r>
+          </w:p>
+        </w:tc>
+        <w:tc>
+          <w:tcPr>
+            <w:tcW w:type="dxa" w:w="3428"/>
+            <w:tcMar>
+              <w:top w:type="dxa" w:w="80"/>
+              <w:left w:type="dxa" w:w="100"/>
+              <w:bottom w:type="dxa" w:w="80"/>
+              <w:right w:type="dxa" w:w="100"/>
+            </w:tcMar>
+          </w:tcPr>
+          <w:p>
+            <w:pPr>
+              <w:spacing w:after="0" w:line="270"/>
+            </w:pPr>
+            <w:r>
+              <w:rPr>
+                <w:rFonts w:ascii="Calibri" w:cs="Calibri" w:eastAsia="Calibri" w:hAnsi="Calibri"/>
+                <w:sz w:val="20"/>
+                <w:szCs w:val="20"/>
+              </w:rPr>
+              <w:t xml:space="preserve">06_13_conduite.png</w:t>
+            </w:r>
+          </w:p>
+        </w:tc>
+      </w:tr>
+      <w:tr>
+        <w:tc>
+          <w:tcPr>
+            <w:tcW w:type="dxa" w:w="1082"/>
+            <w:shd w:fill="F3F6FA" w:color="auto" w:val="clear"/>
+            <w:tcMar>
+              <w:top w:type="dxa" w:w="80"/>
+              <w:left w:type="dxa" w:w="100"/>
+              <w:bottom w:type="dxa" w:w="80"/>
+              <w:right w:type="dxa" w:w="100"/>
+            </w:tcMar>
+          </w:tcPr>
+          <w:p>
+            <w:pPr>
+              <w:spacing w:after="0" w:line="270"/>
+            </w:pPr>
+            <w:r>
+              <w:rPr>
+                <w:rFonts w:ascii="Calibri" w:cs="Calibri" w:eastAsia="Calibri" w:hAnsi="Calibri"/>
+                <w:sz w:val="20"/>
+                <w:szCs w:val="20"/>
+              </w:rPr>
+              <w:t xml:space="preserve">30</w:t>
+            </w:r>
+          </w:p>
+        </w:tc>
+        <w:tc>
+          <w:tcPr>
+            <w:tcW w:type="dxa" w:w="4510"/>
+            <w:shd w:fill="F3F6FA" w:color="auto" w:val="clear"/>
+            <w:tcMar>
+              <w:top w:type="dxa" w:w="80"/>
+              <w:left w:type="dxa" w:w="100"/>
+              <w:bottom w:type="dxa" w:w="80"/>
+              <w:right w:type="dxa" w:w="100"/>
+            </w:tcMar>
+          </w:tcPr>
+          <w:p>
+            <w:pPr>
+              <w:spacing w:after="0" w:line="270"/>
+            </w:pPr>
+            <w:r>
+              <w:rPr>
+                <w:rFonts w:ascii="Calibri" w:cs="Calibri" w:eastAsia="Calibri" w:hAnsi="Calibri"/>
+                <w:sz w:val="20"/>
+                <w:szCs w:val="20"/>
+              </w:rPr>
+              <w:t xml:space="preserve">Détail d'un résultat avant validation par l'ATT</w:t>
+            </w:r>
+          </w:p>
+        </w:tc>
+        <w:tc>
+          <w:tcPr>
+            <w:tcW w:type="dxa" w:w="3428"/>
+            <w:shd w:fill="F3F6FA" w:color="auto" w:val="clear"/>
+            <w:tcMar>
+              <w:top w:type="dxa" w:w="80"/>
+              <w:left w:type="dxa" w:w="100"/>
+              <w:bottom w:type="dxa" w:w="80"/>
+              <w:right w:type="dxa" w:w="100"/>
+            </w:tcMar>
+          </w:tcPr>
+          <w:p>
+            <w:pPr>
+              <w:spacing w:after="0" w:line="270"/>
+            </w:pPr>
+            <w:r>
+              <w:rPr>
+                <w:rFonts w:ascii="Calibri" w:cs="Calibri" w:eastAsia="Calibri" w:hAnsi="Calibri"/>
+                <w:sz w:val="20"/>
+                <w:szCs w:val="20"/>
+              </w:rPr>
+              <w:t xml:space="preserve">06_14_resultat.png</w:t>
+            </w:r>
+          </w:p>
+        </w:tc>
+      </w:tr>
+      <w:tr>
+        <w:tc>
+          <w:tcPr>
+            <w:tcW w:type="dxa" w:w="1082"/>
+            <w:tcMar>
+              <w:top w:type="dxa" w:w="80"/>
+              <w:left w:type="dxa" w:w="100"/>
+              <w:bottom w:type="dxa" w:w="80"/>
+              <w:right w:type="dxa" w:w="100"/>
+            </w:tcMar>
+          </w:tcPr>
+          <w:p>
+            <w:pPr>
+              <w:spacing w:after="0" w:line="270"/>
+            </w:pPr>
+            <w:r>
+              <w:rPr>
+                <w:rFonts w:ascii="Calibri" w:cs="Calibri" w:eastAsia="Calibri" w:hAnsi="Calibri"/>
+                <w:sz w:val="20"/>
+                <w:szCs w:val="20"/>
+              </w:rPr>
+              <w:t xml:space="preserve">31</w:t>
+            </w:r>
+          </w:p>
+        </w:tc>
+        <w:tc>
+          <w:tcPr>
+            <w:tcW w:type="dxa" w:w="4510"/>
+            <w:tcMar>
+              <w:top w:type="dxa" w:w="80"/>
+              <w:left w:type="dxa" w:w="100"/>
+              <w:bottom w:type="dxa" w:w="80"/>
+              <w:right w:type="dxa" w:w="100"/>
+            </w:tcMar>
+          </w:tcPr>
+          <w:p>
+            <w:pPr>
+              <w:spacing w:after="0" w:line="270"/>
+            </w:pPr>
+            <w:r>
+              <w:rPr>
+                <w:rFonts w:ascii="Calibri" w:cs="Calibri" w:eastAsia="Calibri" w:hAnsi="Calibri"/>
+                <w:sz w:val="20"/>
+                <w:szCs w:val="20"/>
+              </w:rPr>
+              <w:t xml:space="preserve">« Résultats à valider » : la file de l'ATT, avec l'état d'envoi au serveur</w:t>
+            </w:r>
+          </w:p>
+        </w:tc>
+        <w:tc>
+          <w:tcPr>
+            <w:tcW w:type="dxa" w:w="3428"/>
+            <w:tcMar>
+              <w:top w:type="dxa" w:w="80"/>
+              <w:left w:type="dxa" w:w="100"/>
+              <w:bottom w:type="dxa" w:w="80"/>
+              <w:right w:type="dxa" w:w="100"/>
+            </w:tcMar>
+          </w:tcPr>
+          <w:p>
+            <w:pPr>
+              <w:spacing w:after="0" w:line="270"/>
+            </w:pPr>
+            <w:r>
+              <w:rPr>
+                <w:rFonts w:ascii="Calibri" w:cs="Calibri" w:eastAsia="Calibri" w:hAnsi="Calibri"/>
+                <w:sz w:val="20"/>
+                <w:szCs w:val="20"/>
+              </w:rPr>
+              <w:t xml:space="preserve">06_14b_resultats.png</w:t>
+            </w:r>
+          </w:p>
+        </w:tc>
+      </w:tr>
+      <w:tr>
+        <w:tc>
+          <w:tcPr>
+            <w:tcW w:type="dxa" w:w="1082"/>
+            <w:shd w:fill="F3F6FA" w:color="auto" w:val="clear"/>
+            <w:tcMar>
+              <w:top w:type="dxa" w:w="80"/>
+              <w:left w:type="dxa" w:w="100"/>
+              <w:bottom w:type="dxa" w:w="80"/>
+              <w:right w:type="dxa" w:w="100"/>
+            </w:tcMar>
+          </w:tcPr>
+          <w:p>
+            <w:pPr>
+              <w:spacing w:after="0" w:line="270"/>
+            </w:pPr>
+            <w:r>
+              <w:rPr>
+                <w:rFonts w:ascii="Calibri" w:cs="Calibri" w:eastAsia="Calibri" w:hAnsi="Calibri"/>
+                <w:sz w:val="20"/>
+                <w:szCs w:val="20"/>
+              </w:rPr>
+              <w:t xml:space="preserve">32</w:t>
+            </w:r>
+          </w:p>
+        </w:tc>
+        <w:tc>
+          <w:tcPr>
+            <w:tcW w:type="dxa" w:w="4510"/>
+            <w:shd w:fill="F3F6FA" w:color="auto" w:val="clear"/>
+            <w:tcMar>
+              <w:top w:type="dxa" w:w="80"/>
+              <w:left w:type="dxa" w:w="100"/>
+              <w:bottom w:type="dxa" w:w="80"/>
+              <w:right w:type="dxa" w:w="100"/>
+            </w:tcMar>
+          </w:tcPr>
+          <w:p>
+            <w:pPr>
+              <w:spacing w:after="0" w:line="270"/>
+            </w:pPr>
+            <w:r>
+              <w:rPr>
+                <w:rFonts w:ascii="Calibri" w:cs="Calibri" w:eastAsia="Calibri" w:hAnsi="Calibri"/>
+                <w:sz w:val="20"/>
+                <w:szCs w:val="20"/>
+              </w:rPr>
+              <w:t xml:space="preserve">Résultat corrigé : une nouvelle ligne avec son motif, l'ancienne reste consultable</w:t>
+            </w:r>
+          </w:p>
+        </w:tc>
+        <w:tc>
+          <w:tcPr>
+            <w:tcW w:type="dxa" w:w="3428"/>
+            <w:shd w:fill="F3F6FA" w:color="auto" w:val="clear"/>
+            <w:tcMar>
+              <w:top w:type="dxa" w:w="80"/>
+              <w:left w:type="dxa" w:w="100"/>
+              <w:bottom w:type="dxa" w:w="80"/>
+              <w:right w:type="dxa" w:w="100"/>
+            </w:tcMar>
+          </w:tcPr>
+          <w:p>
+            <w:pPr>
+              <w:spacing w:after="0" w:line="270"/>
+            </w:pPr>
+            <w:r>
+              <w:rPr>
+                <w:rFonts w:ascii="Calibri" w:cs="Calibri" w:eastAsia="Calibri" w:hAnsi="Calibri"/>
+                <w:sz w:val="20"/>
+                <w:szCs w:val="20"/>
+              </w:rPr>
+              <w:t xml:space="preserve">06_14c_resultat_corrige.png</w:t>
+            </w:r>
+          </w:p>
+        </w:tc>
+      </w:tr>
+      <w:tr>
+        <w:tc>
+          <w:tcPr>
+            <w:tcW w:type="dxa" w:w="1082"/>
+            <w:tcMar>
+              <w:top w:type="dxa" w:w="80"/>
+              <w:left w:type="dxa" w:w="100"/>
+              <w:bottom w:type="dxa" w:w="80"/>
+              <w:right w:type="dxa" w:w="100"/>
+            </w:tcMar>
+          </w:tcPr>
+          <w:p>
+            <w:pPr>
+              <w:spacing w:after="0" w:line="270"/>
+            </w:pPr>
+            <w:r>
+              <w:rPr>
+                <w:rFonts w:ascii="Calibri" w:cs="Calibri" w:eastAsia="Calibri" w:hAnsi="Calibri"/>
+                <w:sz w:val="20"/>
+                <w:szCs w:val="20"/>
+              </w:rPr>
+              <w:t xml:space="preserve">33</w:t>
+            </w:r>
+          </w:p>
+        </w:tc>
+        <w:tc>
+          <w:tcPr>
+            <w:tcW w:type="dxa" w:w="4510"/>
+            <w:tcMar>
+              <w:top w:type="dxa" w:w="80"/>
+              <w:left w:type="dxa" w:w="100"/>
+              <w:bottom w:type="dxa" w:w="80"/>
+              <w:right w:type="dxa" w:w="100"/>
+            </w:tcMar>
+          </w:tcPr>
+          <w:p>
+            <w:pPr>
+              <w:spacing w:after="0" w:line="270"/>
+            </w:pPr>
+            <w:r>
+              <w:rPr>
+                <w:rFonts w:ascii="Calibri" w:cs="Calibri" w:eastAsia="Calibri" w:hAnsi="Calibri"/>
+                <w:sz w:val="20"/>
+                <w:szCs w:val="20"/>
+              </w:rPr>
+              <w:t xml:space="preserve">Résultat en échec : épreuves à repasser et date de réinscription</w:t>
+            </w:r>
+          </w:p>
+        </w:tc>
+        <w:tc>
+          <w:tcPr>
+            <w:tcW w:type="dxa" w:w="3428"/>
+            <w:tcMar>
+              <w:top w:type="dxa" w:w="80"/>
+              <w:left w:type="dxa" w:w="100"/>
+              <w:bottom w:type="dxa" w:w="80"/>
+              <w:right w:type="dxa" w:w="100"/>
+            </w:tcMar>
+          </w:tcPr>
+          <w:p>
+            <w:pPr>
+              <w:spacing w:after="0" w:line="270"/>
+            </w:pPr>
+            <w:r>
+              <w:rPr>
+                <w:rFonts w:ascii="Calibri" w:cs="Calibri" w:eastAsia="Calibri" w:hAnsi="Calibri"/>
+                <w:sz w:val="20"/>
+                <w:szCs w:val="20"/>
+              </w:rPr>
+              <w:t xml:space="preserve">06_15_repassage.png</w:t>
+            </w:r>
+          </w:p>
+        </w:tc>
+      </w:tr>
+      <w:tr>
+        <w:tc>
+          <w:tcPr>
+            <w:tcW w:type="dxa" w:w="1082"/>
+            <w:shd w:fill="F3F6FA" w:color="auto" w:val="clear"/>
+            <w:tcMar>
+              <w:top w:type="dxa" w:w="80"/>
+              <w:left w:type="dxa" w:w="100"/>
+              <w:bottom w:type="dxa" w:w="80"/>
+              <w:right w:type="dxa" w:w="100"/>
+            </w:tcMar>
+          </w:tcPr>
+          <w:p>
+            <w:pPr>
+              <w:spacing w:after="0" w:line="270"/>
+            </w:pPr>
+            <w:r>
+              <w:rPr>
+                <w:rFonts w:ascii="Calibri" w:cs="Calibri" w:eastAsia="Calibri" w:hAnsi="Calibri"/>
+                <w:sz w:val="20"/>
+                <w:szCs w:val="20"/>
+              </w:rPr>
+              <w:t xml:space="preserve">34</w:t>
+            </w:r>
+          </w:p>
+        </w:tc>
+        <w:tc>
+          <w:tcPr>
+            <w:tcW w:type="dxa" w:w="4510"/>
+            <w:shd w:fill="F3F6FA" w:color="auto" w:val="clear"/>
+            <w:tcMar>
+              <w:top w:type="dxa" w:w="80"/>
+              <w:left w:type="dxa" w:w="100"/>
+              <w:bottom w:type="dxa" w:w="80"/>
+              <w:right w:type="dxa" w:w="100"/>
+            </w:tcMar>
+          </w:tcPr>
+          <w:p>
+            <w:pPr>
+              <w:spacing w:after="0" w:line="270"/>
+            </w:pPr>
+            <w:r>
+              <w:rPr>
+                <w:rFonts w:ascii="Calibri" w:cs="Calibri" w:eastAsia="Calibri" w:hAnsi="Calibri"/>
+                <w:sz w:val="20"/>
+                <w:szCs w:val="20"/>
+              </w:rPr>
+              <w:t xml:space="preserve">Parcours du candidat, vu avec son compte</w:t>
+            </w:r>
+          </w:p>
+        </w:tc>
+        <w:tc>
+          <w:tcPr>
+            <w:tcW w:type="dxa" w:w="3428"/>
+            <w:shd w:fill="F3F6FA" w:color="auto" w:val="clear"/>
+            <w:tcMar>
+              <w:top w:type="dxa" w:w="80"/>
+              <w:left w:type="dxa" w:w="100"/>
+              <w:bottom w:type="dxa" w:w="80"/>
+              <w:right w:type="dxa" w:w="100"/>
+            </w:tcMar>
+          </w:tcPr>
+          <w:p>
+            <w:pPr>
+              <w:spacing w:after="0" w:line="270"/>
+            </w:pPr>
+            <w:r>
+              <w:rPr>
+                <w:rFonts w:ascii="Calibri" w:cs="Calibri" w:eastAsia="Calibri" w:hAnsi="Calibri"/>
+                <w:sz w:val="20"/>
+                <w:szCs w:val="20"/>
+              </w:rPr>
+              <w:t xml:space="preserve">06_16_parcours.png</w:t>
+            </w:r>
+          </w:p>
+        </w:tc>
+      </w:tr>
+      <w:tr>
+        <w:tc>
+          <w:tcPr>
+            <w:tcW w:type="dxa" w:w="1082"/>
+            <w:tcMar>
+              <w:top w:type="dxa" w:w="80"/>
+              <w:left w:type="dxa" w:w="100"/>
+              <w:bottom w:type="dxa" w:w="80"/>
+              <w:right w:type="dxa" w:w="100"/>
+            </w:tcMar>
+          </w:tcPr>
+          <w:p>
+            <w:pPr>
+              <w:spacing w:after="0" w:line="270"/>
+            </w:pPr>
+            <w:r>
+              <w:rPr>
+                <w:rFonts w:ascii="Calibri" w:cs="Calibri" w:eastAsia="Calibri" w:hAnsi="Calibri"/>
+                <w:sz w:val="20"/>
+                <w:szCs w:val="20"/>
+              </w:rPr>
+              <w:t xml:space="preserve">35</w:t>
+            </w:r>
+          </w:p>
+        </w:tc>
+        <w:tc>
+          <w:tcPr>
+            <w:tcW w:type="dxa" w:w="4510"/>
+            <w:tcMar>
+              <w:top w:type="dxa" w:w="80"/>
+              <w:left w:type="dxa" w:w="100"/>
+              <w:bottom w:type="dxa" w:w="80"/>
+              <w:right w:type="dxa" w:w="100"/>
+            </w:tcMar>
+          </w:tcPr>
+          <w:p>
+            <w:pPr>
+              <w:spacing w:after="0" w:line="270"/>
+            </w:pPr>
+            <w:r>
+              <w:rPr>
+                <w:rFonts w:ascii="Calibri" w:cs="Calibri" w:eastAsia="Calibri" w:hAnsi="Calibri"/>
+                <w:sz w:val="20"/>
+                <w:szCs w:val="20"/>
+              </w:rPr>
+              <w:t xml:space="preserve">« Mes inscriptions » de l'auto-école : convocations et présence de ses candidats</w:t>
+            </w:r>
+          </w:p>
+        </w:tc>
+        <w:tc>
+          <w:tcPr>
+            <w:tcW w:type="dxa" w:w="3428"/>
+            <w:tcMar>
+              <w:top w:type="dxa" w:w="80"/>
+              <w:left w:type="dxa" w:w="100"/>
+              <w:bottom w:type="dxa" w:w="80"/>
+              <w:right w:type="dxa" w:w="100"/>
+            </w:tcMar>
+          </w:tcPr>
+          <w:p>
+            <w:pPr>
+              <w:spacing w:after="0" w:line="270"/>
+            </w:pPr>
+            <w:r>
+              <w:rPr>
+                <w:rFonts w:ascii="Calibri" w:cs="Calibri" w:eastAsia="Calibri" w:hAnsi="Calibri"/>
+                <w:sz w:val="20"/>
+                <w:szCs w:val="20"/>
+              </w:rPr>
+              <w:t xml:space="preserve">06_16b_mes_inscriptions.png</w:t>
+            </w:r>
+          </w:p>
+        </w:tc>
+      </w:tr>
+      <w:tr>
+        <w:tc>
+          <w:tcPr>
+            <w:tcW w:type="dxa" w:w="1082"/>
+            <w:shd w:fill="F3F6FA" w:color="auto" w:val="clear"/>
+            <w:tcMar>
+              <w:top w:type="dxa" w:w="80"/>
+              <w:left w:type="dxa" w:w="100"/>
+              <w:bottom w:type="dxa" w:w="80"/>
+              <w:right w:type="dxa" w:w="100"/>
+            </w:tcMar>
+          </w:tcPr>
+          <w:p>
+            <w:pPr>
+              <w:spacing w:after="0" w:line="270"/>
+            </w:pPr>
+            <w:r>
+              <w:rPr>
+                <w:rFonts w:ascii="Calibri" w:cs="Calibri" w:eastAsia="Calibri" w:hAnsi="Calibri"/>
+                <w:sz w:val="20"/>
+                <w:szCs w:val="20"/>
+              </w:rPr>
+              <w:t xml:space="preserve">36</w:t>
+            </w:r>
+          </w:p>
+        </w:tc>
+        <w:tc>
+          <w:tcPr>
+            <w:tcW w:type="dxa" w:w="4510"/>
+            <w:shd w:fill="F3F6FA" w:color="auto" w:val="clear"/>
+            <w:tcMar>
+              <w:top w:type="dxa" w:w="80"/>
+              <w:left w:type="dxa" w:w="100"/>
+              <w:bottom w:type="dxa" w:w="80"/>
+              <w:right w:type="dxa" w:w="100"/>
+            </w:tcMar>
+          </w:tcPr>
+          <w:p>
+            <w:pPr>
+              <w:spacing w:after="0" w:line="270"/>
+            </w:pPr>
+            <w:r>
+              <w:rPr>
+                <w:rFonts w:ascii="Calibri" w:cs="Calibri" w:eastAsia="Calibri" w:hAnsi="Calibri"/>
+                <w:sz w:val="20"/>
+                <w:szCs w:val="20"/>
+              </w:rPr>
+              <w:t xml:space="preserve">Résultats vus par l'auto-école : seulement les résultats validés</w:t>
+            </w:r>
+          </w:p>
+        </w:tc>
+        <w:tc>
+          <w:tcPr>
+            <w:tcW w:type="dxa" w:w="3428"/>
+            <w:shd w:fill="F3F6FA" w:color="auto" w:val="clear"/>
+            <w:tcMar>
+              <w:top w:type="dxa" w:w="80"/>
+              <w:left w:type="dxa" w:w="100"/>
+              <w:bottom w:type="dxa" w:w="80"/>
+              <w:right w:type="dxa" w:w="100"/>
+            </w:tcMar>
+          </w:tcPr>
+          <w:p>
+            <w:pPr>
+              <w:spacing w:after="0" w:line="270"/>
+            </w:pPr>
+            <w:r>
+              <w:rPr>
+                <w:rFonts w:ascii="Calibri" w:cs="Calibri" w:eastAsia="Calibri" w:hAnsi="Calibri"/>
+                <w:sz w:val="20"/>
+                <w:szCs w:val="20"/>
+              </w:rPr>
+              <w:t xml:space="preserve">06_16c_resultats_auto_ecole.png</w:t>
+            </w:r>
+          </w:p>
+        </w:tc>
+      </w:tr>
+      <w:tr>
+        <w:tc>
+          <w:tcPr>
+            <w:tcW w:type="dxa" w:w="1082"/>
+            <w:tcMar>
+              <w:top w:type="dxa" w:w="80"/>
+              <w:left w:type="dxa" w:w="100"/>
+              <w:bottom w:type="dxa" w:w="80"/>
+              <w:right w:type="dxa" w:w="100"/>
+            </w:tcMar>
+          </w:tcPr>
+          <w:p>
+            <w:pPr>
+              <w:spacing w:after="0" w:line="270"/>
+            </w:pPr>
+            <w:r>
+              <w:rPr>
+                <w:rFonts w:ascii="Calibri" w:cs="Calibri" w:eastAsia="Calibri" w:hAnsi="Calibri"/>
+                <w:sz w:val="20"/>
+                <w:szCs w:val="20"/>
+              </w:rPr>
+              <w:t xml:space="preserve">37</w:t>
+            </w:r>
+          </w:p>
+        </w:tc>
+        <w:tc>
+          <w:tcPr>
+            <w:tcW w:type="dxa" w:w="4510"/>
+            <w:tcMar>
+              <w:top w:type="dxa" w:w="80"/>
+              <w:left w:type="dxa" w:w="100"/>
+              <w:bottom w:type="dxa" w:w="80"/>
+              <w:right w:type="dxa" w:w="100"/>
+            </w:tcMar>
+          </w:tcPr>
+          <w:p>
+            <w:pPr>
+              <w:spacing w:after="0" w:line="270"/>
+            </w:pPr>
+            <w:r>
+              <w:rPr>
+                <w:rFonts w:ascii="Calibri" w:cs="Calibri" w:eastAsia="Calibri" w:hAnsi="Calibri"/>
+                <w:sz w:val="20"/>
+                <w:szCs w:val="20"/>
+              </w:rPr>
+              <w:t xml:space="preserve">Relevé de résultat, prêt à imprimer</w:t>
+            </w:r>
+          </w:p>
+        </w:tc>
+        <w:tc>
+          <w:tcPr>
+            <w:tcW w:type="dxa" w:w="3428"/>
+            <w:tcMar>
+              <w:top w:type="dxa" w:w="80"/>
+              <w:left w:type="dxa" w:w="100"/>
+              <w:bottom w:type="dxa" w:w="80"/>
+              <w:right w:type="dxa" w:w="100"/>
+            </w:tcMar>
+          </w:tcPr>
+          <w:p>
+            <w:pPr>
+              <w:spacing w:after="0" w:line="270"/>
+            </w:pPr>
+            <w:r>
+              <w:rPr>
+                <w:rFonts w:ascii="Calibri" w:cs="Calibri" w:eastAsia="Calibri" w:hAnsi="Calibri"/>
+                <w:sz w:val="20"/>
+                <w:szCs w:val="20"/>
+              </w:rPr>
+              <w:t xml:space="preserve">06_17_releve.png</w:t>
+            </w:r>
+          </w:p>
+        </w:tc>
+      </w:tr>
+      <w:tr>
+        <w:tc>
+          <w:tcPr>
+            <w:tcW w:type="dxa" w:w="1082"/>
+            <w:shd w:fill="F3F6FA" w:color="auto" w:val="clear"/>
+            <w:tcMar>
+              <w:top w:type="dxa" w:w="80"/>
+              <w:left w:type="dxa" w:w="100"/>
+              <w:bottom w:type="dxa" w:w="80"/>
+              <w:right w:type="dxa" w:w="100"/>
+            </w:tcMar>
+          </w:tcPr>
+          <w:p>
+            <w:pPr>
+              <w:spacing w:after="0" w:line="270"/>
+            </w:pPr>
+            <w:r>
+              <w:rPr>
+                <w:rFonts w:ascii="Calibri" w:cs="Calibri" w:eastAsia="Calibri" w:hAnsi="Calibri"/>
+                <w:sz w:val="20"/>
+                <w:szCs w:val="20"/>
+              </w:rPr>
+              <w:t xml:space="preserve">38</w:t>
+            </w:r>
+          </w:p>
+        </w:tc>
+        <w:tc>
+          <w:tcPr>
+            <w:tcW w:type="dxa" w:w="4510"/>
+            <w:shd w:fill="F3F6FA" w:color="auto" w:val="clear"/>
+            <w:tcMar>
+              <w:top w:type="dxa" w:w="80"/>
+              <w:left w:type="dxa" w:w="100"/>
+              <w:bottom w:type="dxa" w:w="80"/>
+              <w:right w:type="dxa" w:w="100"/>
+            </w:tcMar>
+          </w:tcPr>
+          <w:p>
+            <w:pPr>
+              <w:spacing w:after="0" w:line="270"/>
+            </w:pPr>
+            <w:r>
+              <w:rPr>
+                <w:rFonts w:ascii="Calibri" w:cs="Calibri" w:eastAsia="Calibri" w:hAnsi="Calibri"/>
+                <w:sz w:val="20"/>
+                <w:szCs w:val="20"/>
+              </w:rPr>
+              <w:t xml:space="preserve">Liste d'appel imprimable d'une session, avec cases à cocher</w:t>
+            </w:r>
+          </w:p>
+        </w:tc>
+        <w:tc>
+          <w:tcPr>
+            <w:tcW w:type="dxa" w:w="3428"/>
+            <w:shd w:fill="F3F6FA" w:color="auto" w:val="clear"/>
+            <w:tcMar>
+              <w:top w:type="dxa" w:w="80"/>
+              <w:left w:type="dxa" w:w="100"/>
+              <w:bottom w:type="dxa" w:w="80"/>
+              <w:right w:type="dxa" w:w="100"/>
+            </w:tcMar>
+          </w:tcPr>
+          <w:p>
+            <w:pPr>
+              <w:spacing w:after="0" w:line="270"/>
+            </w:pPr>
+            <w:r>
+              <w:rPr>
+                <w:rFonts w:ascii="Calibri" w:cs="Calibri" w:eastAsia="Calibri" w:hAnsi="Calibri"/>
+                <w:sz w:val="20"/>
+                <w:szCs w:val="20"/>
+              </w:rPr>
+              <w:t xml:space="preserve">06_17b_liste_appel.png</w:t>
+            </w:r>
+          </w:p>
+        </w:tc>
+      </w:tr>
+      <w:tr>
+        <w:tc>
+          <w:tcPr>
+            <w:tcW w:type="dxa" w:w="1082"/>
+            <w:tcMar>
+              <w:top w:type="dxa" w:w="80"/>
+              <w:left w:type="dxa" w:w="100"/>
+              <w:bottom w:type="dxa" w:w="80"/>
+              <w:right w:type="dxa" w:w="100"/>
+            </w:tcMar>
+          </w:tcPr>
+          <w:p>
+            <w:pPr>
+              <w:spacing w:after="0" w:line="270"/>
+            </w:pPr>
+            <w:r>
+              <w:rPr>
+                <w:rFonts w:ascii="Calibri" w:cs="Calibri" w:eastAsia="Calibri" w:hAnsi="Calibri"/>
+                <w:sz w:val="20"/>
+                <w:szCs w:val="20"/>
+              </w:rPr>
+              <w:t xml:space="preserve">39</w:t>
+            </w:r>
+          </w:p>
+        </w:tc>
+        <w:tc>
+          <w:tcPr>
+            <w:tcW w:type="dxa" w:w="4510"/>
+            <w:tcMar>
+              <w:top w:type="dxa" w:w="80"/>
+              <w:left w:type="dxa" w:w="100"/>
+              <w:bottom w:type="dxa" w:w="80"/>
+              <w:right w:type="dxa" w:w="100"/>
+            </w:tcMar>
+          </w:tcPr>
+          <w:p>
+            <w:pPr>
+              <w:spacing w:after="0" w:line="270"/>
+            </w:pPr>
+            <w:r>
+              <w:rPr>
+                <w:rFonts w:ascii="Calibri" w:cs="Calibri" w:eastAsia="Calibri" w:hAnsi="Calibri"/>
+                <w:sz w:val="20"/>
+                <w:szCs w:val="20"/>
+              </w:rPr>
+              <w:t xml:space="preserve">Liste des admis d'une session : seulement les résultats validés</w:t>
+            </w:r>
+          </w:p>
+        </w:tc>
+        <w:tc>
+          <w:tcPr>
+            <w:tcW w:type="dxa" w:w="3428"/>
+            <w:tcMar>
+              <w:top w:type="dxa" w:w="80"/>
+              <w:left w:type="dxa" w:w="100"/>
+              <w:bottom w:type="dxa" w:w="80"/>
+              <w:right w:type="dxa" w:w="100"/>
+            </w:tcMar>
+          </w:tcPr>
+          <w:p>
+            <w:pPr>
+              <w:spacing w:after="0" w:line="270"/>
+            </w:pPr>
+            <w:r>
+              <w:rPr>
+                <w:rFonts w:ascii="Calibri" w:cs="Calibri" w:eastAsia="Calibri" w:hAnsi="Calibri"/>
+                <w:sz w:val="20"/>
+                <w:szCs w:val="20"/>
+              </w:rPr>
+              <w:t xml:space="preserve">06_17c_liste_admis.png</w:t>
+            </w:r>
+          </w:p>
+        </w:tc>
+      </w:tr>
+      <w:tr>
+        <w:tc>
+          <w:tcPr>
+            <w:tcW w:type="dxa" w:w="1082"/>
+            <w:shd w:fill="F3F6FA" w:color="auto" w:val="clear"/>
+            <w:tcMar>
+              <w:top w:type="dxa" w:w="80"/>
+              <w:left w:type="dxa" w:w="100"/>
+              <w:bottom w:type="dxa" w:w="80"/>
+              <w:right w:type="dxa" w:w="100"/>
+            </w:tcMar>
+          </w:tcPr>
+          <w:p>
+            <w:pPr>
+              <w:spacing w:after="0" w:line="270"/>
+            </w:pPr>
+            <w:r>
+              <w:rPr>
+                <w:rFonts w:ascii="Calibri" w:cs="Calibri" w:eastAsia="Calibri" w:hAnsi="Calibri"/>
+                <w:sz w:val="20"/>
+                <w:szCs w:val="20"/>
+              </w:rPr>
+              <w:t xml:space="preserve">40</w:t>
+            </w:r>
+          </w:p>
+        </w:tc>
+        <w:tc>
+          <w:tcPr>
+            <w:tcW w:type="dxa" w:w="4510"/>
+            <w:shd w:fill="F3F6FA" w:color="auto" w:val="clear"/>
+            <w:tcMar>
+              <w:top w:type="dxa" w:w="80"/>
+              <w:left w:type="dxa" w:w="100"/>
+              <w:bottom w:type="dxa" w:w="80"/>
+              <w:right w:type="dxa" w:w="100"/>
+            </w:tcMar>
+          </w:tcPr>
+          <w:p>
+            <w:pPr>
+              <w:spacing w:after="0" w:line="270"/>
+            </w:pPr>
+            <w:r>
+              <w:rPr>
+                <w:rFonts w:ascii="Calibri" w:cs="Calibri" w:eastAsia="Calibri" w:hAnsi="Calibri"/>
+                <w:sz w:val="20"/>
+                <w:szCs w:val="20"/>
+              </w:rPr>
+              <w:t xml:space="preserve">Journal des modifications, filtrable</w:t>
+            </w:r>
+          </w:p>
+        </w:tc>
+        <w:tc>
+          <w:tcPr>
+            <w:tcW w:type="dxa" w:w="3428"/>
+            <w:shd w:fill="F3F6FA" w:color="auto" w:val="clear"/>
+            <w:tcMar>
+              <w:top w:type="dxa" w:w="80"/>
+              <w:left w:type="dxa" w:w="100"/>
+              <w:bottom w:type="dxa" w:w="80"/>
+              <w:right w:type="dxa" w:w="100"/>
+            </w:tcMar>
+          </w:tcPr>
+          <w:p>
+            <w:pPr>
+              <w:spacing w:after="0" w:line="270"/>
+            </w:pPr>
+            <w:r>
+              <w:rPr>
+                <w:rFonts w:ascii="Calibri" w:cs="Calibri" w:eastAsia="Calibri" w:hAnsi="Calibri"/>
+                <w:sz w:val="20"/>
+                <w:szCs w:val="20"/>
+              </w:rPr>
+              <w:t xml:space="preserve">06_18_historique.png</w:t>
+            </w:r>
+          </w:p>
+        </w:tc>
+      </w:tr>
+      <w:tr>
+        <w:tc>
+          <w:tcPr>
+            <w:tcW w:type="dxa" w:w="1082"/>
+            <w:tcMar>
+              <w:top w:type="dxa" w:w="80"/>
+              <w:left w:type="dxa" w:w="100"/>
+              <w:bottom w:type="dxa" w:w="80"/>
+              <w:right w:type="dxa" w:w="100"/>
+            </w:tcMar>
+          </w:tcPr>
+          <w:p>
+            <w:pPr>
+              <w:spacing w:after="0" w:line="270"/>
+            </w:pPr>
+            <w:r>
+              <w:rPr>
+                <w:rFonts w:ascii="Calibri" w:cs="Calibri" w:eastAsia="Calibri" w:hAnsi="Calibri"/>
+                <w:sz w:val="20"/>
+                <w:szCs w:val="20"/>
+              </w:rPr>
+              <w:t xml:space="preserve">41</w:t>
+            </w:r>
+          </w:p>
+        </w:tc>
+        <w:tc>
+          <w:tcPr>
+            <w:tcW w:type="dxa" w:w="4510"/>
+            <w:tcMar>
+              <w:top w:type="dxa" w:w="80"/>
+              <w:left w:type="dxa" w:w="100"/>
+              <w:bottom w:type="dxa" w:w="80"/>
+              <w:right w:type="dxa" w:w="100"/>
+            </w:tcMar>
+          </w:tcPr>
+          <w:p>
+            <w:pPr>
+              <w:spacing w:after="0" w:line="270"/>
+            </w:pPr>
+            <w:r>
+              <w:rPr>
+                <w:rFonts w:ascii="Calibri" w:cs="Calibri" w:eastAsia="Calibri" w:hAnsi="Calibri"/>
+                <w:sz w:val="20"/>
+                <w:szCs w:val="20"/>
+              </w:rPr>
+              <w:t xml:space="preserve">Synchronisation : réseau coupé, un résultat en attente, un envoyé</w:t>
+            </w:r>
+          </w:p>
+        </w:tc>
+        <w:tc>
+          <w:tcPr>
+            <w:tcW w:type="dxa" w:w="3428"/>
+            <w:tcMar>
+              <w:top w:type="dxa" w:w="80"/>
+              <w:left w:type="dxa" w:w="100"/>
+              <w:bottom w:type="dxa" w:w="80"/>
+              <w:right w:type="dxa" w:w="100"/>
+            </w:tcMar>
+          </w:tcPr>
+          <w:p>
+            <w:pPr>
+              <w:spacing w:after="0" w:line="270"/>
+            </w:pPr>
+            <w:r>
+              <w:rPr>
+                <w:rFonts w:ascii="Calibri" w:cs="Calibri" w:eastAsia="Calibri" w:hAnsi="Calibri"/>
+                <w:sz w:val="20"/>
+                <w:szCs w:val="20"/>
+              </w:rPr>
               <w:t xml:space="preserve">06_19_synchronisation.png</w:t>
+            </w:r>
+          </w:p>
+        </w:tc>
+      </w:tr>
+      <w:tr>
+        <w:tc>
+          <w:tcPr>
+            <w:tcW w:type="dxa" w:w="1082"/>
+            <w:shd w:fill="F3F6FA" w:color="auto" w:val="clear"/>
+            <w:tcMar>
+              <w:top w:type="dxa" w:w="80"/>
+              <w:left w:type="dxa" w:w="100"/>
+              <w:bottom w:type="dxa" w:w="80"/>
+              <w:right w:type="dxa" w:w="100"/>
+            </w:tcMar>
+          </w:tcPr>
+          <w:p>
+            <w:pPr>
+              <w:spacing w:after="0" w:line="270"/>
+            </w:pPr>
+            <w:r>
+              <w:rPr>
+                <w:rFonts w:ascii="Calibri" w:cs="Calibri" w:eastAsia="Calibri" w:hAnsi="Calibri"/>
+                <w:sz w:val="20"/>
+                <w:szCs w:val="20"/>
+              </w:rPr>
+              <w:t xml:space="preserve">42</w:t>
+            </w:r>
+          </w:p>
+        </w:tc>
+        <w:tc>
+          <w:tcPr>
+            <w:tcW w:type="dxa" w:w="4510"/>
+            <w:shd w:fill="F3F6FA" w:color="auto" w:val="clear"/>
+            <w:tcMar>
+              <w:top w:type="dxa" w:w="80"/>
+              <w:left w:type="dxa" w:w="100"/>
+              <w:bottom w:type="dxa" w:w="80"/>
+              <w:right w:type="dxa" w:w="100"/>
+            </w:tcMar>
+          </w:tcPr>
+          <w:p>
+            <w:pPr>
+              <w:spacing w:after="0" w:line="270"/>
+            </w:pPr>
+            <w:r>
+              <w:rPr>
+                <w:rFonts w:ascii="Calibri" w:cs="Calibri" w:eastAsia="Calibri" w:hAnsi="Calibri"/>
+                <w:sz w:val="20"/>
+                <w:szCs w:val="20"/>
+              </w:rPr>
+              <w:t xml:space="preserve">Configuration → Règles : chaque règle est une ligne modifiable, avec son drapeau</w:t>
+            </w:r>
+          </w:p>
+        </w:tc>
+        <w:tc>
+          <w:tcPr>
+            <w:tcW w:type="dxa" w:w="3428"/>
+            <w:shd w:fill="F3F6FA" w:color="auto" w:val="clear"/>
+            <w:tcMar>
+              <w:top w:type="dxa" w:w="80"/>
+              <w:left w:type="dxa" w:w="100"/>
+              <w:bottom w:type="dxa" w:w="80"/>
+              <w:right w:type="dxa" w:w="100"/>
+            </w:tcMar>
+          </w:tcPr>
+          <w:p>
+            <w:pPr>
+              <w:spacing w:after="0" w:line="270"/>
+            </w:pPr>
+            <w:r>
+              <w:rPr>
+                <w:rFonts w:ascii="Calibri" w:cs="Calibri" w:eastAsia="Calibri" w:hAnsi="Calibri"/>
+                <w:sz w:val="20"/>
+                <w:szCs w:val="20"/>
+              </w:rPr>
+              <w:t xml:space="preserve">08_regles.png</w:t>
+            </w:r>
+          </w:p>
+        </w:tc>
+      </w:tr>
+      <w:tr>
+        <w:tc>
+          <w:tcPr>
+            <w:tcW w:type="dxa" w:w="1082"/>
+            <w:tcMar>
+              <w:top w:type="dxa" w:w="80"/>
+              <w:left w:type="dxa" w:w="100"/>
+              <w:bottom w:type="dxa" w:w="80"/>
+              <w:right w:type="dxa" w:w="100"/>
+            </w:tcMar>
+          </w:tcPr>
+          <w:p>
+            <w:pPr>
+              <w:spacing w:after="0" w:line="270"/>
+            </w:pPr>
+            <w:r>
+              <w:rPr>
+                <w:rFonts w:ascii="Calibri" w:cs="Calibri" w:eastAsia="Calibri" w:hAnsi="Calibri"/>
+                <w:sz w:val="20"/>
+                <w:szCs w:val="20"/>
+              </w:rPr>
+              <w:t xml:space="preserve">43</w:t>
+            </w:r>
+          </w:p>
+        </w:tc>
+        <w:tc>
+          <w:tcPr>
+            <w:tcW w:type="dxa" w:w="4510"/>
+            <w:tcMar>
+              <w:top w:type="dxa" w:w="80"/>
+              <w:left w:type="dxa" w:w="100"/>
+              <w:bottom w:type="dxa" w:w="80"/>
+              <w:right w:type="dxa" w:w="100"/>
+            </w:tcMar>
+          </w:tcPr>
+          <w:p>
+            <w:pPr>
+              <w:spacing w:after="0" w:line="270"/>
+            </w:pPr>
+            <w:r>
+              <w:rPr>
+                <w:rFonts w:ascii="Calibri" w:cs="Calibri" w:eastAsia="Calibri" w:hAnsi="Calibri"/>
+                <w:sz w:val="20"/>
+                <w:szCs w:val="20"/>
+              </w:rPr>
+              <w:t xml:space="preserve">Modification d'une règle : la valeur, sa description et la case « à confirmer »</w:t>
+            </w:r>
+          </w:p>
+        </w:tc>
+        <w:tc>
+          <w:tcPr>
+            <w:tcW w:type="dxa" w:w="3428"/>
+            <w:tcMar>
+              <w:top w:type="dxa" w:w="80"/>
+              <w:left w:type="dxa" w:w="100"/>
+              <w:bottom w:type="dxa" w:w="80"/>
+              <w:right w:type="dxa" w:w="100"/>
+            </w:tcMar>
+          </w:tcPr>
+          <w:p>
+            <w:pPr>
+              <w:spacing w:after="0" w:line="270"/>
+            </w:pPr>
+            <w:r>
+              <w:rPr>
+                <w:rFonts w:ascii="Calibri" w:cs="Calibri" w:eastAsia="Calibri" w:hAnsi="Calibri"/>
+                <w:sz w:val="20"/>
+                <w:szCs w:val="20"/>
+              </w:rPr>
+              <w:t xml:space="preserve">08_regle_delai.png</w:t>
             </w:r>
           </w:p>
         </w:tc>
@@ -13147,7 +17701,7 @@
           <w:sz w:val="22"/>
           <w:szCs w:val="22"/>
         </w:rPr>
-        <w:t xml:space="preserve">La fonction ne connaît ni Android ni la base : elle reçoit des valeurs et rend un message d'erreur ou null. Le ViewModel fait les requêtes, la fonction fait le jugement, le test JUnit tourne sans téléphone.</w:t>
+        <w:t xml:space="preserve">Extrait simplifié (les messages réels citent le numéro et le statut du passage). La fonction ne connaît ni Android ni la base : elle reçoit des valeurs et renvoie un message d'erreur ou null. Le ViewModel fait les requêtes, la fonction fait le jugement, le test JUnit tourne sans téléphone.</w:t>
       </w:r>
     </w:p>
     <w:p>
@@ -13650,7 +18204,7 @@
                 <w:sz w:val="20"/>
                 <w:szCs w:val="20"/>
               </w:rPr>
-              <w:t xml:space="preserve">Loi n° 2017-002 du 6 juillet 2017 ; décret 2026-974</w:t>
+              <w:t xml:space="preserve">Loi n° 2017-002 du 6 juillet 2017 (officiel) ; décret 2026-974 cité par la presse, texte non consulté</w:t>
             </w:r>
           </w:p>
         </w:tc>
@@ -13675,7 +18229,7 @@
                 <w:sz w:val="20"/>
                 <w:szCs w:val="20"/>
               </w:rPr>
-              <w:t xml:space="preserve">Officiel</w:t>
+              <w:t xml:space="preserve">Officiel / presse</w:t>
             </w:r>
           </w:p>
         </w:tc>
@@ -13725,7 +18279,7 @@
                 <w:sz w:val="20"/>
                 <w:szCs w:val="20"/>
               </w:rPr>
-              <w:t xml:space="preserve">Décret n° 2006-279 du 25 avril 2006</w:t>
+              <w:t xml:space="preserve">Décret n° 2006-279 du 25 avril 2006, cité par des sources secondaires (texte inaccessible)</w:t>
             </w:r>
           </w:p>
         </w:tc>
@@ -13749,7 +18303,7 @@
                 <w:sz w:val="20"/>
                 <w:szCs w:val="20"/>
               </w:rPr>
-              <w:t xml:space="preserve">Officiel</w:t>
+              <w:t xml:space="preserve">Secondaire</w:t>
             </w:r>
           </w:p>
         </w:tc>
@@ -13801,7 +18355,7 @@
                 <w:sz w:val="20"/>
                 <w:szCs w:val="20"/>
               </w:rPr>
-              <w:t xml:space="preserve">L'Express de Madagascar, Newsmada, Studio Sifaka (2024–2026)</w:t>
+              <w:t xml:space="preserve">L'Express de Madagascar, Newsmada, Studio Sifaka (2020–2026)</w:t>
             </w:r>
           </w:p>
         </w:tc>
@@ -14656,6 +19210,924 @@
           </w:p>
         </w:tc>
       </w:tr>
+      <w:tr>
+        <w:tc>
+          <w:tcPr>
+            <w:tcW w:type="dxa" w:w="2706"/>
+            <w:tcMar>
+              <w:top w:type="dxa" w:w="80"/>
+              <w:left w:type="dxa" w:w="100"/>
+              <w:bottom w:type="dxa" w:w="80"/>
+              <w:right w:type="dxa" w:w="100"/>
+            </w:tcMar>
+          </w:tcPr>
+          <w:p>
+            <w:pPr>
+              <w:spacing w:after="0" w:line="270"/>
+            </w:pPr>
+            <w:r>
+              <w:rPr>
+                <w:rFonts w:ascii="Calibri" w:cs="Calibri" w:eastAsia="Calibri" w:hAnsi="Calibri"/>
+                <w:sz w:val="20"/>
+                <w:szCs w:val="20"/>
+              </w:rPr>
+              <w:t xml:space="preserve">Numéro d'appel</w:t>
+            </w:r>
+          </w:p>
+        </w:tc>
+        <w:tc>
+          <w:tcPr>
+            <w:tcW w:type="dxa" w:w="6314"/>
+            <w:tcMar>
+              <w:top w:type="dxa" w:w="80"/>
+              <w:left w:type="dxa" w:w="100"/>
+              <w:bottom w:type="dxa" w:w="80"/>
+              <w:right w:type="dxa" w:w="100"/>
+            </w:tcMar>
+          </w:tcPr>
+          <w:p>
+            <w:pPr>
+              <w:spacing w:after="0" w:line="270"/>
+            </w:pPr>
+            <w:r>
+              <w:rPr>
+                <w:rFonts w:ascii="Calibri" w:cs="Calibri" w:eastAsia="Calibri" w:hAnsi="Calibri"/>
+                <w:sz w:val="20"/>
+                <w:szCs w:val="20"/>
+              </w:rPr>
+              <w:t xml:space="preserve">Identifiant du candidat dans une session (numeroAnonymat dans le code), seul visible par l'examinateur</w:t>
+            </w:r>
+          </w:p>
+        </w:tc>
+      </w:tr>
+      <w:tr>
+        <w:tc>
+          <w:tcPr>
+            <w:tcW w:type="dxa" w:w="2706"/>
+            <w:shd w:fill="F3F6FA" w:color="auto" w:val="clear"/>
+            <w:tcMar>
+              <w:top w:type="dxa" w:w="80"/>
+              <w:left w:type="dxa" w:w="100"/>
+              <w:bottom w:type="dxa" w:w="80"/>
+              <w:right w:type="dxa" w:w="100"/>
+            </w:tcMar>
+          </w:tcPr>
+          <w:p>
+            <w:pPr>
+              <w:spacing w:after="0" w:line="270"/>
+            </w:pPr>
+            <w:r>
+              <w:rPr>
+                <w:rFonts w:ascii="Calibri" w:cs="Calibri" w:eastAsia="Calibri" w:hAnsi="Calibri"/>
+                <w:sz w:val="20"/>
+                <w:szCs w:val="20"/>
+              </w:rPr>
+              <w:t xml:space="preserve">Créneau</w:t>
+            </w:r>
+          </w:p>
+        </w:tc>
+        <w:tc>
+          <w:tcPr>
+            <w:tcW w:type="dxa" w:w="6314"/>
+            <w:shd w:fill="F3F6FA" w:color="auto" w:val="clear"/>
+            <w:tcMar>
+              <w:top w:type="dxa" w:w="80"/>
+              <w:left w:type="dxa" w:w="100"/>
+              <w:bottom w:type="dxa" w:w="80"/>
+              <w:right w:type="dxa" w:w="100"/>
+            </w:tcMar>
+          </w:tcPr>
+          <w:p>
+            <w:pPr>
+              <w:spacing w:after="0" w:line="270"/>
+            </w:pPr>
+            <w:r>
+              <w:rPr>
+                <w:rFonts w:ascii="Calibri" w:cs="Calibri" w:eastAsia="Calibri" w:hAnsi="Calibri"/>
+                <w:sz w:val="20"/>
+                <w:szCs w:val="20"/>
+              </w:rPr>
+              <w:t xml:space="preserve">Tranche horaire d'une session, avec sa capacité et son heure estimée de passage</w:t>
+            </w:r>
+          </w:p>
+        </w:tc>
+      </w:tr>
+      <w:tr>
+        <w:tc>
+          <w:tcPr>
+            <w:tcW w:type="dxa" w:w="2706"/>
+            <w:tcMar>
+              <w:top w:type="dxa" w:w="80"/>
+              <w:left w:type="dxa" w:w="100"/>
+              <w:bottom w:type="dxa" w:w="80"/>
+              <w:right w:type="dxa" w:w="100"/>
+            </w:tcMar>
+          </w:tcPr>
+          <w:p>
+            <w:pPr>
+              <w:spacing w:after="0" w:line="270"/>
+            </w:pPr>
+            <w:r>
+              <w:rPr>
+                <w:rFonts w:ascii="Calibri" w:cs="Calibri" w:eastAsia="Calibri" w:hAnsi="Calibri"/>
+                <w:sz w:val="20"/>
+                <w:szCs w:val="20"/>
+              </w:rPr>
+              <w:t xml:space="preserve">Session de connexion</w:t>
+            </w:r>
+          </w:p>
+        </w:tc>
+        <w:tc>
+          <w:tcPr>
+            <w:tcW w:type="dxa" w:w="6314"/>
+            <w:tcMar>
+              <w:top w:type="dxa" w:w="80"/>
+              <w:left w:type="dxa" w:w="100"/>
+              <w:bottom w:type="dxa" w:w="80"/>
+              <w:right w:type="dxa" w:w="100"/>
+            </w:tcMar>
+          </w:tcPr>
+          <w:p>
+            <w:pPr>
+              <w:spacing w:after="0" w:line="270"/>
+            </w:pPr>
+            <w:r>
+              <w:rPr>
+                <w:rFonts w:ascii="Calibri" w:cs="Calibri" w:eastAsia="Calibri" w:hAnsi="Calibri"/>
+                <w:sz w:val="20"/>
+                <w:szCs w:val="20"/>
+              </w:rPr>
+              <w:t xml:space="preserve">Le compte connecté et son rôle, gardés en mémoire le temps de l'utilisation ; à ne pas confondre avec la session d'examen</w:t>
+            </w:r>
+          </w:p>
+        </w:tc>
+      </w:tr>
+      <w:tr>
+        <w:tc>
+          <w:tcPr>
+            <w:tcW w:type="dxa" w:w="2706"/>
+            <w:shd w:fill="F3F6FA" w:color="auto" w:val="clear"/>
+            <w:tcMar>
+              <w:top w:type="dxa" w:w="80"/>
+              <w:left w:type="dxa" w:w="100"/>
+              <w:bottom w:type="dxa" w:w="80"/>
+              <w:right w:type="dxa" w:w="100"/>
+            </w:tcMar>
+          </w:tcPr>
+          <w:p>
+            <w:pPr>
+              <w:spacing w:after="0" w:line="270"/>
+            </w:pPr>
+            <w:r>
+              <w:rPr>
+                <w:rFonts w:ascii="Calibri" w:cs="Calibri" w:eastAsia="Calibri" w:hAnsi="Calibri"/>
+                <w:sz w:val="20"/>
+                <w:szCs w:val="20"/>
+              </w:rPr>
+              <w:t xml:space="preserve">Règle configurable</w:t>
+            </w:r>
+          </w:p>
+        </w:tc>
+        <w:tc>
+          <w:tcPr>
+            <w:tcW w:type="dxa" w:w="6314"/>
+            <w:shd w:fill="F3F6FA" w:color="auto" w:val="clear"/>
+            <w:tcMar>
+              <w:top w:type="dxa" w:w="80"/>
+              <w:left w:type="dxa" w:w="100"/>
+              <w:bottom w:type="dxa" w:w="80"/>
+              <w:right w:type="dxa" w:w="100"/>
+            </w:tcMar>
+          </w:tcPr>
+          <w:p>
+            <w:pPr>
+              <w:spacing w:after="0" w:line="270"/>
+            </w:pPr>
+            <w:r>
+              <w:rPr>
+                <w:rFonts w:ascii="Calibri" w:cs="Calibri" w:eastAsia="Calibri" w:hAnsi="Calibri"/>
+                <w:sz w:val="20"/>
+                <w:szCs w:val="20"/>
+              </w:rPr>
+              <w:t xml:space="preserve">Une valeur métier (délai, capacité, tolérance) stockée en base et modifiable par le super administrateur</w:t>
+            </w:r>
+          </w:p>
+        </w:tc>
+      </w:tr>
+      <w:tr>
+        <w:tc>
+          <w:tcPr>
+            <w:tcW w:type="dxa" w:w="2706"/>
+            <w:tcMar>
+              <w:top w:type="dxa" w:w="80"/>
+              <w:left w:type="dxa" w:w="100"/>
+              <w:bottom w:type="dxa" w:w="80"/>
+              <w:right w:type="dxa" w:w="100"/>
+            </w:tcMar>
+          </w:tcPr>
+          <w:p>
+            <w:pPr>
+              <w:spacing w:after="0" w:line="270"/>
+            </w:pPr>
+            <w:r>
+              <w:rPr>
+                <w:rFonts w:ascii="Calibri" w:cs="Calibri" w:eastAsia="Calibri" w:hAnsi="Calibri"/>
+                <w:sz w:val="20"/>
+                <w:szCs w:val="20"/>
+              </w:rPr>
+              <w:t xml:space="preserve">Faute éliminatoire</w:t>
+            </w:r>
+          </w:p>
+        </w:tc>
+        <w:tc>
+          <w:tcPr>
+            <w:tcW w:type="dxa" w:w="6314"/>
+            <w:tcMar>
+              <w:top w:type="dxa" w:w="80"/>
+              <w:left w:type="dxa" w:w="100"/>
+              <w:bottom w:type="dxa" w:w="80"/>
+              <w:right w:type="dxa" w:w="100"/>
+            </w:tcMar>
+          </w:tcPr>
+          <w:p>
+            <w:pPr>
+              <w:spacing w:after="0" w:line="270"/>
+            </w:pPr>
+            <w:r>
+              <w:rPr>
+                <w:rFonts w:ascii="Calibri" w:cs="Calibri" w:eastAsia="Calibri" w:hAnsi="Calibri"/>
+                <w:sz w:val="20"/>
+                <w:szCs w:val="20"/>
+              </w:rPr>
+              <w:t xml:space="preserve">Sur un critère de conduite, faute qui fait perdre l'épreuve quel que soit le total</w:t>
+            </w:r>
+          </w:p>
+        </w:tc>
+      </w:tr>
+      <w:tr>
+        <w:tc>
+          <w:tcPr>
+            <w:tcW w:type="dxa" w:w="2706"/>
+            <w:shd w:fill="F3F6FA" w:color="auto" w:val="clear"/>
+            <w:tcMar>
+              <w:top w:type="dxa" w:w="80"/>
+              <w:left w:type="dxa" w:w="100"/>
+              <w:bottom w:type="dxa" w:w="80"/>
+              <w:right w:type="dxa" w:w="100"/>
+            </w:tcMar>
+          </w:tcPr>
+          <w:p>
+            <w:pPr>
+              <w:spacing w:after="0" w:line="270"/>
+            </w:pPr>
+            <w:r>
+              <w:rPr>
+                <w:rFonts w:ascii="Calibri" w:cs="Calibri" w:eastAsia="Calibri" w:hAnsi="Calibri"/>
+                <w:sz w:val="20"/>
+                <w:szCs w:val="20"/>
+              </w:rPr>
+              <w:t xml:space="preserve">Transaction</w:t>
+            </w:r>
+          </w:p>
+        </w:tc>
+        <w:tc>
+          <w:tcPr>
+            <w:tcW w:type="dxa" w:w="6314"/>
+            <w:shd w:fill="F3F6FA" w:color="auto" w:val="clear"/>
+            <w:tcMar>
+              <w:top w:type="dxa" w:w="80"/>
+              <w:left w:type="dxa" w:w="100"/>
+              <w:bottom w:type="dxa" w:w="80"/>
+              <w:right w:type="dxa" w:w="100"/>
+            </w:tcMar>
+          </w:tcPr>
+          <w:p>
+            <w:pPr>
+              <w:spacing w:after="0" w:line="270"/>
+            </w:pPr>
+            <w:r>
+              <w:rPr>
+                <w:rFonts w:ascii="Calibri" w:cs="Calibri" w:eastAsia="Calibri" w:hAnsi="Calibri"/>
+                <w:sz w:val="20"/>
+                <w:szCs w:val="20"/>
+              </w:rPr>
+              <w:t xml:space="preserve">Groupe d'écritures en base enregistrées ensemble ou pas du tout</w:t>
+            </w:r>
+          </w:p>
+        </w:tc>
+      </w:tr>
+      <w:tr>
+        <w:tc>
+          <w:tcPr>
+            <w:tcW w:type="dxa" w:w="2706"/>
+            <w:tcMar>
+              <w:top w:type="dxa" w:w="80"/>
+              <w:left w:type="dxa" w:w="100"/>
+              <w:bottom w:type="dxa" w:w="80"/>
+              <w:right w:type="dxa" w:w="100"/>
+            </w:tcMar>
+          </w:tcPr>
+          <w:p>
+            <w:pPr>
+              <w:spacing w:after="0" w:line="270"/>
+            </w:pPr>
+            <w:r>
+              <w:rPr>
+                <w:rFonts w:ascii="Calibri" w:cs="Calibri" w:eastAsia="Calibri" w:hAnsi="Calibri"/>
+                <w:sz w:val="20"/>
+                <w:szCs w:val="20"/>
+              </w:rPr>
+              <w:t xml:space="preserve">ATT, CIM, CIN</w:t>
+            </w:r>
+          </w:p>
+        </w:tc>
+        <w:tc>
+          <w:tcPr>
+            <w:tcW w:type="dxa" w:w="6314"/>
+            <w:tcMar>
+              <w:top w:type="dxa" w:w="80"/>
+              <w:left w:type="dxa" w:w="100"/>
+              <w:bottom w:type="dxa" w:w="80"/>
+              <w:right w:type="dxa" w:w="100"/>
+            </w:tcMar>
+          </w:tcPr>
+          <w:p>
+            <w:pPr>
+              <w:spacing w:after="0" w:line="270"/>
+            </w:pPr>
+            <w:r>
+              <w:rPr>
+                <w:rFonts w:ascii="Calibri" w:cs="Calibri" w:eastAsia="Calibri" w:hAnsi="Calibri"/>
+                <w:sz w:val="20"/>
+                <w:szCs w:val="20"/>
+              </w:rPr>
+              <w:t xml:space="preserve">Agence des Transports Terrestres ; Centre d'Immatriculation, qui délivre le permis ; carte d'identité nationale</w:t>
+            </w:r>
+          </w:p>
+        </w:tc>
+      </w:tr>
+      <w:tr>
+        <w:tc>
+          <w:tcPr>
+            <w:tcW w:type="dxa" w:w="2706"/>
+            <w:shd w:fill="F3F6FA" w:color="auto" w:val="clear"/>
+            <w:tcMar>
+              <w:top w:type="dxa" w:w="80"/>
+              <w:left w:type="dxa" w:w="100"/>
+              <w:bottom w:type="dxa" w:w="80"/>
+              <w:right w:type="dxa" w:w="100"/>
+            </w:tcMar>
+          </w:tcPr>
+          <w:p>
+            <w:pPr>
+              <w:spacing w:after="0" w:line="270"/>
+            </w:pPr>
+            <w:r>
+              <w:rPr>
+                <w:rFonts w:ascii="Calibri" w:cs="Calibri" w:eastAsia="Calibri" w:hAnsi="Calibri"/>
+                <w:sz w:val="20"/>
+                <w:szCs w:val="20"/>
+              </w:rPr>
+              <w:t xml:space="preserve">Torolalana</w:t>
+            </w:r>
+          </w:p>
+        </w:tc>
+        <w:tc>
+          <w:tcPr>
+            <w:tcW w:type="dxa" w:w="6314"/>
+            <w:shd w:fill="F3F6FA" w:color="auto" w:val="clear"/>
+            <w:tcMar>
+              <w:top w:type="dxa" w:w="80"/>
+              <w:left w:type="dxa" w:w="100"/>
+              <w:bottom w:type="dxa" w:w="80"/>
+              <w:right w:type="dxa" w:w="100"/>
+            </w:tcMar>
+          </w:tcPr>
+          <w:p>
+            <w:pPr>
+              <w:spacing w:after="0" w:line="270"/>
+            </w:pPr>
+            <w:r>
+              <w:rPr>
+                <w:rFonts w:ascii="Calibri" w:cs="Calibri" w:eastAsia="Calibri" w:hAnsi="Calibri"/>
+                <w:sz w:val="20"/>
+                <w:szCs w:val="20"/>
+              </w:rPr>
+              <w:t xml:space="preserve">Portail officiel des démarches administratives malgaches</w:t>
+            </w:r>
+          </w:p>
+        </w:tc>
+      </w:tr>
+      <w:tr>
+        <w:tc>
+          <w:tcPr>
+            <w:tcW w:type="dxa" w:w="2706"/>
+            <w:tcMar>
+              <w:top w:type="dxa" w:w="80"/>
+              <w:left w:type="dxa" w:w="100"/>
+              <w:bottom w:type="dxa" w:w="80"/>
+              <w:right w:type="dxa" w:w="100"/>
+            </w:tcMar>
+          </w:tcPr>
+          <w:p>
+            <w:pPr>
+              <w:spacing w:after="0" w:line="270"/>
+            </w:pPr>
+            <w:r>
+              <w:rPr>
+                <w:rFonts w:ascii="Calibri" w:cs="Calibri" w:eastAsia="Calibri" w:hAnsi="Calibri"/>
+                <w:sz w:val="20"/>
+                <w:szCs w:val="20"/>
+              </w:rPr>
+              <w:t xml:space="preserve">MVP</w:t>
+            </w:r>
+          </w:p>
+        </w:tc>
+        <w:tc>
+          <w:tcPr>
+            <w:tcW w:type="dxa" w:w="6314"/>
+            <w:tcMar>
+              <w:top w:type="dxa" w:w="80"/>
+              <w:left w:type="dxa" w:w="100"/>
+              <w:bottom w:type="dxa" w:w="80"/>
+              <w:right w:type="dxa" w:w="100"/>
+            </w:tcMar>
+          </w:tcPr>
+          <w:p>
+            <w:pPr>
+              <w:spacing w:after="0" w:line="270"/>
+            </w:pPr>
+            <w:r>
+              <w:rPr>
+                <w:rFonts w:ascii="Calibri" w:cs="Calibri" w:eastAsia="Calibri" w:hAnsi="Calibri"/>
+                <w:sz w:val="20"/>
+                <w:szCs w:val="20"/>
+              </w:rPr>
+              <w:t xml:space="preserve">Produit minimum viable : la version qui couvre le parcours de bout en bout sans les raffinements</w:t>
+            </w:r>
+          </w:p>
+        </w:tc>
+      </w:tr>
+      <w:tr>
+        <w:tc>
+          <w:tcPr>
+            <w:tcW w:type="dxa" w:w="2706"/>
+            <w:shd w:fill="F3F6FA" w:color="auto" w:val="clear"/>
+            <w:tcMar>
+              <w:top w:type="dxa" w:w="80"/>
+              <w:left w:type="dxa" w:w="100"/>
+              <w:bottom w:type="dxa" w:w="80"/>
+              <w:right w:type="dxa" w:w="100"/>
+            </w:tcMar>
+          </w:tcPr>
+          <w:p>
+            <w:pPr>
+              <w:spacing w:after="0" w:line="270"/>
+            </w:pPr>
+            <w:r>
+              <w:rPr>
+                <w:rFonts w:ascii="Calibri" w:cs="Calibri" w:eastAsia="Calibri" w:hAnsi="Calibri"/>
+                <w:sz w:val="20"/>
+                <w:szCs w:val="20"/>
+              </w:rPr>
+              <w:t xml:space="preserve">Pull request</w:t>
+            </w:r>
+          </w:p>
+        </w:tc>
+        <w:tc>
+          <w:tcPr>
+            <w:tcW w:type="dxa" w:w="6314"/>
+            <w:shd w:fill="F3F6FA" w:color="auto" w:val="clear"/>
+            <w:tcMar>
+              <w:top w:type="dxa" w:w="80"/>
+              <w:left w:type="dxa" w:w="100"/>
+              <w:bottom w:type="dxa" w:w="80"/>
+              <w:right w:type="dxa" w:w="100"/>
+            </w:tcMar>
+          </w:tcPr>
+          <w:p>
+            <w:pPr>
+              <w:spacing w:after="0" w:line="270"/>
+            </w:pPr>
+            <w:r>
+              <w:rPr>
+                <w:rFonts w:ascii="Calibri" w:cs="Calibri" w:eastAsia="Calibri" w:hAnsi="Calibri"/>
+                <w:sz w:val="20"/>
+                <w:szCs w:val="20"/>
+              </w:rPr>
+              <w:t xml:space="preserve">Demande de fusion d'une branche Git, relue par l'autre membre avant d'être intégrée</w:t>
+            </w:r>
+          </w:p>
+        </w:tc>
+      </w:tr>
+      <w:tr>
+        <w:tc>
+          <w:tcPr>
+            <w:tcW w:type="dxa" w:w="2706"/>
+            <w:tcMar>
+              <w:top w:type="dxa" w:w="80"/>
+              <w:left w:type="dxa" w:w="100"/>
+              <w:bottom w:type="dxa" w:w="80"/>
+              <w:right w:type="dxa" w:w="100"/>
+            </w:tcMar>
+          </w:tcPr>
+          <w:p>
+            <w:pPr>
+              <w:spacing w:after="0" w:line="270"/>
+            </w:pPr>
+            <w:r>
+              <w:rPr>
+                <w:rFonts w:ascii="Calibri" w:cs="Calibri" w:eastAsia="Calibri" w:hAnsi="Calibri"/>
+                <w:sz w:val="20"/>
+                <w:szCs w:val="20"/>
+              </w:rPr>
+              <w:t xml:space="preserve">ViewModel</w:t>
+            </w:r>
+          </w:p>
+        </w:tc>
+        <w:tc>
+          <w:tcPr>
+            <w:tcW w:type="dxa" w:w="6314"/>
+            <w:tcMar>
+              <w:top w:type="dxa" w:w="80"/>
+              <w:left w:type="dxa" w:w="100"/>
+              <w:bottom w:type="dxa" w:w="80"/>
+              <w:right w:type="dxa" w:w="100"/>
+            </w:tcMar>
+          </w:tcPr>
+          <w:p>
+            <w:pPr>
+              <w:spacing w:after="0" w:line="270"/>
+            </w:pPr>
+            <w:r>
+              <w:rPr>
+                <w:rFonts w:ascii="Calibri" w:cs="Calibri" w:eastAsia="Calibri" w:hAnsi="Calibri"/>
+                <w:sz w:val="20"/>
+                <w:szCs w:val="20"/>
+              </w:rPr>
+              <w:t xml:space="preserve">L'objet qui porte l'état d'un écran et traite ses gestes ; il survit à la rotation de l'appareil</w:t>
+            </w:r>
+          </w:p>
+        </w:tc>
+      </w:tr>
+      <w:tr>
+        <w:tc>
+          <w:tcPr>
+            <w:tcW w:type="dxa" w:w="2706"/>
+            <w:shd w:fill="F3F6FA" w:color="auto" w:val="clear"/>
+            <w:tcMar>
+              <w:top w:type="dxa" w:w="80"/>
+              <w:left w:type="dxa" w:w="100"/>
+              <w:bottom w:type="dxa" w:w="80"/>
+              <w:right w:type="dxa" w:w="100"/>
+            </w:tcMar>
+          </w:tcPr>
+          <w:p>
+            <w:pPr>
+              <w:spacing w:after="0" w:line="270"/>
+            </w:pPr>
+            <w:r>
+              <w:rPr>
+                <w:rFonts w:ascii="Calibri" w:cs="Calibri" w:eastAsia="Calibri" w:hAnsi="Calibri"/>
+                <w:sz w:val="20"/>
+                <w:szCs w:val="20"/>
+              </w:rPr>
+              <w:t xml:space="preserve">StateFlow, combine, stateIn</w:t>
+            </w:r>
+          </w:p>
+        </w:tc>
+        <w:tc>
+          <w:tcPr>
+            <w:tcW w:type="dxa" w:w="6314"/>
+            <w:shd w:fill="F3F6FA" w:color="auto" w:val="clear"/>
+            <w:tcMar>
+              <w:top w:type="dxa" w:w="80"/>
+              <w:left w:type="dxa" w:w="100"/>
+              <w:bottom w:type="dxa" w:w="80"/>
+              <w:right w:type="dxa" w:w="100"/>
+            </w:tcMar>
+          </w:tcPr>
+          <w:p>
+            <w:pPr>
+              <w:spacing w:after="0" w:line="270"/>
+            </w:pPr>
+            <w:r>
+              <w:rPr>
+                <w:rFonts w:ascii="Calibri" w:cs="Calibri" w:eastAsia="Calibri" w:hAnsi="Calibri"/>
+                <w:sz w:val="20"/>
+                <w:szCs w:val="20"/>
+              </w:rPr>
+              <w:t xml:space="preserve">Un flux de valeurs dans le temps que l'écran observe ; combine fusionne plusieurs flux en un état, stateIn en fait un état partagé</w:t>
+            </w:r>
+          </w:p>
+        </w:tc>
+      </w:tr>
+      <w:tr>
+        <w:tc>
+          <w:tcPr>
+            <w:tcW w:type="dxa" w:w="2706"/>
+            <w:tcMar>
+              <w:top w:type="dxa" w:w="80"/>
+              <w:left w:type="dxa" w:w="100"/>
+              <w:bottom w:type="dxa" w:w="80"/>
+              <w:right w:type="dxa" w:w="100"/>
+            </w:tcMar>
+          </w:tcPr>
+          <w:p>
+            <w:pPr>
+              <w:spacing w:after="0" w:line="270"/>
+            </w:pPr>
+            <w:r>
+              <w:rPr>
+                <w:rFonts w:ascii="Calibri" w:cs="Calibri" w:eastAsia="Calibri" w:hAnsi="Calibri"/>
+                <w:sz w:val="20"/>
+                <w:szCs w:val="20"/>
+              </w:rPr>
+              <w:t xml:space="preserve">DAO</w:t>
+            </w:r>
+          </w:p>
+        </w:tc>
+        <w:tc>
+          <w:tcPr>
+            <w:tcW w:type="dxa" w:w="6314"/>
+            <w:tcMar>
+              <w:top w:type="dxa" w:w="80"/>
+              <w:left w:type="dxa" w:w="100"/>
+              <w:bottom w:type="dxa" w:w="80"/>
+              <w:right w:type="dxa" w:w="100"/>
+            </w:tcMar>
+          </w:tcPr>
+          <w:p>
+            <w:pPr>
+              <w:spacing w:after="0" w:line="270"/>
+            </w:pPr>
+            <w:r>
+              <w:rPr>
+                <w:rFonts w:ascii="Calibri" w:cs="Calibri" w:eastAsia="Calibri" w:hAnsi="Calibri"/>
+                <w:sz w:val="20"/>
+                <w:szCs w:val="20"/>
+              </w:rPr>
+              <w:t xml:space="preserve">Interface d'accès aux données : chaque méthode est une requête SQL vérifiée à la compilation par Room</w:t>
+            </w:r>
+          </w:p>
+        </w:tc>
+      </w:tr>
+      <w:tr>
+        <w:tc>
+          <w:tcPr>
+            <w:tcW w:type="dxa" w:w="2706"/>
+            <w:shd w:fill="F3F6FA" w:color="auto" w:val="clear"/>
+            <w:tcMar>
+              <w:top w:type="dxa" w:w="80"/>
+              <w:left w:type="dxa" w:w="100"/>
+              <w:bottom w:type="dxa" w:w="80"/>
+              <w:right w:type="dxa" w:w="100"/>
+            </w:tcMar>
+          </w:tcPr>
+          <w:p>
+            <w:pPr>
+              <w:spacing w:after="0" w:line="270"/>
+            </w:pPr>
+            <w:r>
+              <w:rPr>
+                <w:rFonts w:ascii="Calibri" w:cs="Calibri" w:eastAsia="Calibri" w:hAnsi="Calibri"/>
+                <w:sz w:val="20"/>
+                <w:szCs w:val="20"/>
+              </w:rPr>
+              <w:t xml:space="preserve">Room, KSP</w:t>
+            </w:r>
+          </w:p>
+        </w:tc>
+        <w:tc>
+          <w:tcPr>
+            <w:tcW w:type="dxa" w:w="6314"/>
+            <w:shd w:fill="F3F6FA" w:color="auto" w:val="clear"/>
+            <w:tcMar>
+              <w:top w:type="dxa" w:w="80"/>
+              <w:left w:type="dxa" w:w="100"/>
+              <w:bottom w:type="dxa" w:w="80"/>
+              <w:right w:type="dxa" w:w="100"/>
+            </w:tcMar>
+          </w:tcPr>
+          <w:p>
+            <w:pPr>
+              <w:spacing w:after="0" w:line="270"/>
+            </w:pPr>
+            <w:r>
+              <w:rPr>
+                <w:rFonts w:ascii="Calibri" w:cs="Calibri" w:eastAsia="Calibri" w:hAnsi="Calibri"/>
+                <w:sz w:val="20"/>
+                <w:szCs w:val="20"/>
+              </w:rPr>
+              <w:t xml:space="preserve">La bibliothèque qui gère la base locale SQLite ; l'outil qui génère son code d'accès à partir des annotations</w:t>
+            </w:r>
+          </w:p>
+        </w:tc>
+      </w:tr>
+      <w:tr>
+        <w:tc>
+          <w:tcPr>
+            <w:tcW w:type="dxa" w:w="2706"/>
+            <w:tcMar>
+              <w:top w:type="dxa" w:w="80"/>
+              <w:left w:type="dxa" w:w="100"/>
+              <w:bottom w:type="dxa" w:w="80"/>
+              <w:right w:type="dxa" w:w="100"/>
+            </w:tcMar>
+          </w:tcPr>
+          <w:p>
+            <w:pPr>
+              <w:spacing w:after="0" w:line="270"/>
+            </w:pPr>
+            <w:r>
+              <w:rPr>
+                <w:rFonts w:ascii="Calibri" w:cs="Calibri" w:eastAsia="Calibri" w:hAnsi="Calibri"/>
+                <w:sz w:val="20"/>
+                <w:szCs w:val="20"/>
+              </w:rPr>
+              <w:t xml:space="preserve">NavHost, route</w:t>
+            </w:r>
+          </w:p>
+        </w:tc>
+        <w:tc>
+          <w:tcPr>
+            <w:tcW w:type="dxa" w:w="6314"/>
+            <w:tcMar>
+              <w:top w:type="dxa" w:w="80"/>
+              <w:left w:type="dxa" w:w="100"/>
+              <w:bottom w:type="dxa" w:w="80"/>
+              <w:right w:type="dxa" w:w="100"/>
+            </w:tcMar>
+          </w:tcPr>
+          <w:p>
+            <w:pPr>
+              <w:spacing w:after="0" w:line="270"/>
+            </w:pPr>
+            <w:r>
+              <w:rPr>
+                <w:rFonts w:ascii="Calibri" w:cs="Calibri" w:eastAsia="Calibri" w:hAnsi="Calibri"/>
+                <w:sz w:val="20"/>
+                <w:szCs w:val="20"/>
+              </w:rPr>
+              <w:t xml:space="preserve">La table des écrans et les adresses textuelles qui les désignent, comme des adresses web internes</w:t>
+            </w:r>
+          </w:p>
+        </w:tc>
+      </w:tr>
+      <w:tr>
+        <w:tc>
+          <w:tcPr>
+            <w:tcW w:type="dxa" w:w="2706"/>
+            <w:shd w:fill="F3F6FA" w:color="auto" w:val="clear"/>
+            <w:tcMar>
+              <w:top w:type="dxa" w:w="80"/>
+              <w:left w:type="dxa" w:w="100"/>
+              <w:bottom w:type="dxa" w:w="80"/>
+              <w:right w:type="dxa" w:w="100"/>
+            </w:tcMar>
+          </w:tcPr>
+          <w:p>
+            <w:pPr>
+              <w:spacing w:after="0" w:line="270"/>
+            </w:pPr>
+            <w:r>
+              <w:rPr>
+                <w:rFonts w:ascii="Calibri" w:cs="Calibri" w:eastAsia="Calibri" w:hAnsi="Calibri"/>
+                <w:sz w:val="20"/>
+                <w:szCs w:val="20"/>
+              </w:rPr>
+              <w:t xml:space="preserve">PBKDF2, sel, empreinte</w:t>
+            </w:r>
+          </w:p>
+        </w:tc>
+        <w:tc>
+          <w:tcPr>
+            <w:tcW w:type="dxa" w:w="6314"/>
+            <w:shd w:fill="F3F6FA" w:color="auto" w:val="clear"/>
+            <w:tcMar>
+              <w:top w:type="dxa" w:w="80"/>
+              <w:left w:type="dxa" w:w="100"/>
+              <w:bottom w:type="dxa" w:w="80"/>
+              <w:right w:type="dxa" w:w="100"/>
+            </w:tcMar>
+          </w:tcPr>
+          <w:p>
+            <w:pPr>
+              <w:spacing w:after="0" w:line="270"/>
+            </w:pPr>
+            <w:r>
+              <w:rPr>
+                <w:rFonts w:ascii="Calibri" w:cs="Calibri" w:eastAsia="Calibri" w:hAnsi="Calibri"/>
+                <w:sz w:val="20"/>
+                <w:szCs w:val="20"/>
+              </w:rPr>
+              <w:t xml:space="preserve">Le mot de passe et un sel aléatoire sont hachés plusieurs milliers de fois ; l'empreinte seule est stockée</w:t>
+            </w:r>
+          </w:p>
+        </w:tc>
+      </w:tr>
+      <w:tr>
+        <w:tc>
+          <w:tcPr>
+            <w:tcW w:type="dxa" w:w="2706"/>
+            <w:tcMar>
+              <w:top w:type="dxa" w:w="80"/>
+              <w:left w:type="dxa" w:w="100"/>
+              <w:bottom w:type="dxa" w:w="80"/>
+              <w:right w:type="dxa" w:w="100"/>
+            </w:tcMar>
+          </w:tcPr>
+          <w:p>
+            <w:pPr>
+              <w:spacing w:after="0" w:line="270"/>
+            </w:pPr>
+            <w:r>
+              <w:rPr>
+                <w:rFonts w:ascii="Calibri" w:cs="Calibri" w:eastAsia="Calibri" w:hAnsi="Calibri"/>
+                <w:sz w:val="20"/>
+                <w:szCs w:val="20"/>
+              </w:rPr>
+              <w:t xml:space="preserve">Graine</w:t>
+            </w:r>
+          </w:p>
+        </w:tc>
+        <w:tc>
+          <w:tcPr>
+            <w:tcW w:type="dxa" w:w="6314"/>
+            <w:tcMar>
+              <w:top w:type="dxa" w:w="80"/>
+              <w:left w:type="dxa" w:w="100"/>
+              <w:bottom w:type="dxa" w:w="80"/>
+              <w:right w:type="dxa" w:w="100"/>
+            </w:tcMar>
+          </w:tcPr>
+          <w:p>
+            <w:pPr>
+              <w:spacing w:after="0" w:line="270"/>
+            </w:pPr>
+            <w:r>
+              <w:rPr>
+                <w:rFonts w:ascii="Calibri" w:cs="Calibri" w:eastAsia="Calibri" w:hAnsi="Calibri"/>
+                <w:sz w:val="20"/>
+                <w:szCs w:val="20"/>
+              </w:rPr>
+              <w:t xml:space="preserve">Valeur de départ d'un générateur de hasard : la même graine donne le même tirage, ce qui rend un test reproductible</w:t>
+            </w:r>
+          </w:p>
+        </w:tc>
+      </w:tr>
+      <w:tr>
+        <w:tc>
+          <w:tcPr>
+            <w:tcW w:type="dxa" w:w="2706"/>
+            <w:shd w:fill="F3F6FA" w:color="auto" w:val="clear"/>
+            <w:tcMar>
+              <w:top w:type="dxa" w:w="80"/>
+              <w:left w:type="dxa" w:w="100"/>
+              <w:bottom w:type="dxa" w:w="80"/>
+              <w:right w:type="dxa" w:w="100"/>
+            </w:tcMar>
+          </w:tcPr>
+          <w:p>
+            <w:pPr>
+              <w:spacing w:after="0" w:line="270"/>
+            </w:pPr>
+            <w:r>
+              <w:rPr>
+                <w:rFonts w:ascii="Calibri" w:cs="Calibri" w:eastAsia="Calibri" w:hAnsi="Calibri"/>
+                <w:sz w:val="20"/>
+                <w:szCs w:val="20"/>
+              </w:rPr>
+              <w:t xml:space="preserve">Hors ligne d'abord</w:t>
+            </w:r>
+          </w:p>
+        </w:tc>
+        <w:tc>
+          <w:tcPr>
+            <w:tcW w:type="dxa" w:w="6314"/>
+            <w:shd w:fill="F3F6FA" w:color="auto" w:val="clear"/>
+            <w:tcMar>
+              <w:top w:type="dxa" w:w="80"/>
+              <w:left w:type="dxa" w:w="100"/>
+              <w:bottom w:type="dxa" w:w="80"/>
+              <w:right w:type="dxa" w:w="100"/>
+            </w:tcMar>
+          </w:tcPr>
+          <w:p>
+            <w:pPr>
+              <w:spacing w:after="0" w:line="270"/>
+            </w:pPr>
+            <w:r>
+              <w:rPr>
+                <w:rFonts w:ascii="Calibri" w:cs="Calibri" w:eastAsia="Calibri" w:hAnsi="Calibri"/>
+                <w:sz w:val="20"/>
+                <w:szCs w:val="20"/>
+              </w:rPr>
+              <w:t xml:space="preserve">La base locale est la source de vérité ; le réseau la nourrit quand il est là</w:t>
+            </w:r>
+          </w:p>
+        </w:tc>
+      </w:tr>
     </w:tbl>
     <w:p>
       <w:pPr>
@@ -14690,7 +20162,7 @@
           <w:sz w:val="22"/>
           <w:szCs w:val="22"/>
         </w:rPr>
-        <w:t xml:space="preserve">Comptes disponibles au premier lancement d'une version de développement ; les trois derniers n'existent pas dans la version livrée.</w:t>
+        <w:t xml:space="preserve">Comptes disponibles au premier lancement d'une version de développement, rappelés sur l'écran de connexion avec un bouton par rôle ; les trois derniers n'existent pas dans la version livrée, et les deux premiers y ont un mot de passe initial à changer dès la première connexion.</w:t>
       </w:r>
     </w:p>
     <w:tbl>
@@ -14706,8 +20178,9 @@
         </w:tblBorders>
       </w:tblPr>
       <w:tblGrid>
-        <w:gridCol w:w="4510"/>
-        <w:gridCol w:w="4510"/>
+        <w:gridCol w:w="3067"/>
+        <w:gridCol w:w="2706"/>
+        <w:gridCol w:w="3247"/>
       </w:tblGrid>
       <w:tr>
         <w:trPr>
@@ -14715,7 +20188,7 @@
         </w:trPr>
         <w:tc>
           <w:tcPr>
-            <w:tcW w:type="dxa" w:w="4510"/>
+            <w:tcW w:type="dxa" w:w="3067"/>
             <w:shd w:fill="0F4C81" w:color="auto" w:val="clear"/>
             <w:tcMar>
               <w:top w:type="dxa" w:w="80"/>
@@ -14743,7 +20216,7 @@
         </w:tc>
         <w:tc>
           <w:tcPr>
-            <w:tcW w:type="dxa" w:w="4510"/>
+            <w:tcW w:type="dxa" w:w="2706"/>
             <w:shd w:fill="0F4C81" w:color="auto" w:val="clear"/>
             <w:tcMar>
               <w:top w:type="dxa" w:w="80"/>
@@ -14769,11 +20242,39 @@
             </w:r>
           </w:p>
         </w:tc>
+        <w:tc>
+          <w:tcPr>
+            <w:tcW w:type="dxa" w:w="3247"/>
+            <w:shd w:fill="0F4C81" w:color="auto" w:val="clear"/>
+            <w:tcMar>
+              <w:top w:type="dxa" w:w="80"/>
+              <w:left w:type="dxa" w:w="100"/>
+              <w:bottom w:type="dxa" w:w="80"/>
+              <w:right w:type="dxa" w:w="100"/>
+            </w:tcMar>
+          </w:tcPr>
+          <w:p>
+            <w:pPr>
+              <w:spacing w:after="0" w:line="270"/>
+            </w:pPr>
+            <w:r>
+              <w:rPr>
+                <w:rFonts w:ascii="Calibri" w:cs="Calibri" w:eastAsia="Calibri" w:hAnsi="Calibri"/>
+                <w:b/>
+                <w:bCs/>
+                <w:color w:val="FFFFFF"/>
+                <w:sz w:val="20"/>
+                <w:szCs w:val="20"/>
+              </w:rPr>
+              <w:t xml:space="preserve">Mot de passe initial</w:t>
+            </w:r>
+          </w:p>
+        </w:tc>
       </w:tr>
       <w:tr>
         <w:tc>
           <w:tcPr>
-            <w:tcW w:type="dxa" w:w="4510"/>
+            <w:tcW w:type="dxa" w:w="3067"/>
             <w:tcMar>
               <w:top w:type="dxa" w:w="80"/>
               <w:left w:type="dxa" w:w="100"/>
@@ -14797,7 +20298,7 @@
         </w:tc>
         <w:tc>
           <w:tcPr>
-            <w:tcW w:type="dxa" w:w="4510"/>
+            <w:tcW w:type="dxa" w:w="2706"/>
             <w:tcMar>
               <w:top w:type="dxa" w:w="80"/>
               <w:left w:type="dxa" w:w="100"/>
@@ -14816,6 +20317,30 @@
                 <w:szCs w:val="20"/>
               </w:rPr>
               <w:t xml:space="preserve">superadmin</w:t>
+            </w:r>
+          </w:p>
+        </w:tc>
+        <w:tc>
+          <w:tcPr>
+            <w:tcW w:type="dxa" w:w="3247"/>
+            <w:tcMar>
+              <w:top w:type="dxa" w:w="80"/>
+              <w:left w:type="dxa" w:w="100"/>
+              <w:bottom w:type="dxa" w:w="80"/>
+              <w:right w:type="dxa" w:w="100"/>
+            </w:tcMar>
+          </w:tcPr>
+          <w:p>
+            <w:pPr>
+              <w:spacing w:after="0" w:line="270"/>
+            </w:pPr>
+            <w:r>
+              <w:rPr>
+                <w:rFonts w:ascii="Calibri" w:cs="Calibri" w:eastAsia="Calibri" w:hAnsi="Calibri"/>
+                <w:sz w:val="20"/>
+                <w:szCs w:val="20"/>
+              </w:rPr>
+              <w:t xml:space="preserve">ChangezMoi2026</w:t>
             </w:r>
           </w:p>
         </w:tc>
@@ -14823,7 +20348,7 @@
       <w:tr>
         <w:tc>
           <w:tcPr>
-            <w:tcW w:type="dxa" w:w="4510"/>
+            <w:tcW w:type="dxa" w:w="3067"/>
             <w:shd w:fill="F3F6FA" w:color="auto" w:val="clear"/>
             <w:tcMar>
               <w:top w:type="dxa" w:w="80"/>
@@ -14848,7 +20373,7 @@
         </w:tc>
         <w:tc>
           <w:tcPr>
-            <w:tcW w:type="dxa" w:w="4510"/>
+            <w:tcW w:type="dxa" w:w="2706"/>
             <w:shd w:fill="F3F6FA" w:color="auto" w:val="clear"/>
             <w:tcMar>
               <w:top w:type="dxa" w:w="80"/>
@@ -14868,6 +20393,31 @@
                 <w:szCs w:val="20"/>
               </w:rPr>
               <w:t xml:space="preserve">admin</w:t>
+            </w:r>
+          </w:p>
+        </w:tc>
+        <w:tc>
+          <w:tcPr>
+            <w:tcW w:type="dxa" w:w="3247"/>
+            <w:shd w:fill="F3F6FA" w:color="auto" w:val="clear"/>
+            <w:tcMar>
+              <w:top w:type="dxa" w:w="80"/>
+              <w:left w:type="dxa" w:w="100"/>
+              <w:bottom w:type="dxa" w:w="80"/>
+              <w:right w:type="dxa" w:w="100"/>
+            </w:tcMar>
+          </w:tcPr>
+          <w:p>
+            <w:pPr>
+              <w:spacing w:after="0" w:line="270"/>
+            </w:pPr>
+            <w:r>
+              <w:rPr>
+                <w:rFonts w:ascii="Calibri" w:cs="Calibri" w:eastAsia="Calibri" w:hAnsi="Calibri"/>
+                <w:sz w:val="20"/>
+                <w:szCs w:val="20"/>
+              </w:rPr>
+              <w:t xml:space="preserve">admin2026</w:t>
             </w:r>
           </w:p>
         </w:tc>
@@ -14875,7 +20425,7 @@
       <w:tr>
         <w:tc>
           <w:tcPr>
-            <w:tcW w:type="dxa" w:w="4510"/>
+            <w:tcW w:type="dxa" w:w="3067"/>
             <w:tcMar>
               <w:top w:type="dxa" w:w="80"/>
               <w:left w:type="dxa" w:w="100"/>
@@ -14899,7 +20449,7 @@
         </w:tc>
         <w:tc>
           <w:tcPr>
-            <w:tcW w:type="dxa" w:w="4510"/>
+            <w:tcW w:type="dxa" w:w="2706"/>
             <w:tcMar>
               <w:top w:type="dxa" w:w="80"/>
               <w:left w:type="dxa" w:w="100"/>
@@ -14918,6 +20468,30 @@
                 <w:szCs w:val="20"/>
               </w:rPr>
               <w:t xml:space="preserve">autoecole</w:t>
+            </w:r>
+          </w:p>
+        </w:tc>
+        <w:tc>
+          <w:tcPr>
+            <w:tcW w:type="dxa" w:w="3247"/>
+            <w:tcMar>
+              <w:top w:type="dxa" w:w="80"/>
+              <w:left w:type="dxa" w:w="100"/>
+              <w:bottom w:type="dxa" w:w="80"/>
+              <w:right w:type="dxa" w:w="100"/>
+            </w:tcMar>
+          </w:tcPr>
+          <w:p>
+            <w:pPr>
+              <w:spacing w:after="0" w:line="270"/>
+            </w:pPr>
+            <w:r>
+              <w:rPr>
+                <w:rFonts w:ascii="Calibri" w:cs="Calibri" w:eastAsia="Calibri" w:hAnsi="Calibri"/>
+                <w:sz w:val="20"/>
+                <w:szCs w:val="20"/>
+              </w:rPr>
+              <w:t xml:space="preserve">autoecole2026</w:t>
             </w:r>
           </w:p>
         </w:tc>
@@ -14925,7 +20499,7 @@
       <w:tr>
         <w:tc>
           <w:tcPr>
-            <w:tcW w:type="dxa" w:w="4510"/>
+            <w:tcW w:type="dxa" w:w="3067"/>
             <w:shd w:fill="F3F6FA" w:color="auto" w:val="clear"/>
             <w:tcMar>
               <w:top w:type="dxa" w:w="80"/>
@@ -14950,7 +20524,7 @@
         </w:tc>
         <w:tc>
           <w:tcPr>
-            <w:tcW w:type="dxa" w:w="4510"/>
+            <w:tcW w:type="dxa" w:w="2706"/>
             <w:shd w:fill="F3F6FA" w:color="auto" w:val="clear"/>
             <w:tcMar>
               <w:top w:type="dxa" w:w="80"/>
@@ -14970,6 +20544,31 @@
                 <w:szCs w:val="20"/>
               </w:rPr>
               <w:t xml:space="preserve">examinateur</w:t>
+            </w:r>
+          </w:p>
+        </w:tc>
+        <w:tc>
+          <w:tcPr>
+            <w:tcW w:type="dxa" w:w="3247"/>
+            <w:shd w:fill="F3F6FA" w:color="auto" w:val="clear"/>
+            <w:tcMar>
+              <w:top w:type="dxa" w:w="80"/>
+              <w:left w:type="dxa" w:w="100"/>
+              <w:bottom w:type="dxa" w:w="80"/>
+              <w:right w:type="dxa" w:w="100"/>
+            </w:tcMar>
+          </w:tcPr>
+          <w:p>
+            <w:pPr>
+              <w:spacing w:after="0" w:line="270"/>
+            </w:pPr>
+            <w:r>
+              <w:rPr>
+                <w:rFonts w:ascii="Calibri" w:cs="Calibri" w:eastAsia="Calibri" w:hAnsi="Calibri"/>
+                <w:sz w:val="20"/>
+                <w:szCs w:val="20"/>
+              </w:rPr>
+              <w:t xml:space="preserve">examinateur2026</w:t>
             </w:r>
           </w:p>
         </w:tc>
@@ -14977,7 +20576,7 @@
       <w:tr>
         <w:tc>
           <w:tcPr>
-            <w:tcW w:type="dxa" w:w="4510"/>
+            <w:tcW w:type="dxa" w:w="3067"/>
             <w:tcMar>
               <w:top w:type="dxa" w:w="80"/>
               <w:left w:type="dxa" w:w="100"/>
@@ -15001,7 +20600,7 @@
         </w:tc>
         <w:tc>
           <w:tcPr>
-            <w:tcW w:type="dxa" w:w="4510"/>
+            <w:tcW w:type="dxa" w:w="2706"/>
             <w:tcMar>
               <w:top w:type="dxa" w:w="80"/>
               <w:left w:type="dxa" w:w="100"/>
@@ -15020,6 +20619,30 @@
                 <w:szCs w:val="20"/>
               </w:rPr>
               <w:t xml:space="preserve">candidat</w:t>
+            </w:r>
+          </w:p>
+        </w:tc>
+        <w:tc>
+          <w:tcPr>
+            <w:tcW w:type="dxa" w:w="3247"/>
+            <w:tcMar>
+              <w:top w:type="dxa" w:w="80"/>
+              <w:left w:type="dxa" w:w="100"/>
+              <w:bottom w:type="dxa" w:w="80"/>
+              <w:right w:type="dxa" w:w="100"/>
+            </w:tcMar>
+          </w:tcPr>
+          <w:p>
+            <w:pPr>
+              <w:spacing w:after="0" w:line="270"/>
+            </w:pPr>
+            <w:r>
+              <w:rPr>
+                <w:rFonts w:ascii="Calibri" w:cs="Calibri" w:eastAsia="Calibri" w:hAnsi="Calibri"/>
+                <w:sz w:val="20"/>
+                <w:szCs w:val="20"/>
+              </w:rPr>
+              <w:t xml:space="preserve">candidat2026</w:t>
             </w:r>
           </w:p>
         </w:tc>
@@ -15312,7 +20935,7 @@
                 <w:sz w:val="20"/>
                 <w:szCs w:val="20"/>
               </w:rPr>
-              <w:t xml:space="preserve">Q2 bis — Sujet ou grille qui ne totalise pas la note max</w:t>
+              <w:t xml:space="preserve">Q2 bis — Sujet ou grille qui ne totalise pas la note maximale</w:t>
             </w:r>
           </w:p>
         </w:tc>
@@ -15873,6 +21496,57 @@
                 <w:sz w:val="20"/>
                 <w:szCs w:val="20"/>
               </w:rPr>
+              <w:t xml:space="preserve">Q13 — Document final et signature</w:t>
+            </w:r>
+          </w:p>
+        </w:tc>
+        <w:tc>
+          <w:tcPr>
+            <w:tcW w:type="dxa" w:w="5232"/>
+            <w:tcMar>
+              <w:top w:type="dxa" w:w="80"/>
+              <w:left w:type="dxa" w:w="100"/>
+              <w:bottom w:type="dxa" w:w="80"/>
+              <w:right w:type="dxa" w:w="100"/>
+            </w:tcMar>
+          </w:tcPr>
+          <w:p>
+            <w:pPr>
+              <w:spacing w:after="0" w:line="270"/>
+            </w:pPr>
+            <w:r>
+              <w:rPr>
+                <w:rFonts w:ascii="Calibri" w:cs="Calibri" w:eastAsia="Calibri" w:hAnsi="Calibri"/>
+                <w:sz w:val="20"/>
+                <w:szCs w:val="20"/>
+              </w:rPr>
+              <w:t xml:space="preserve">Relevé de résultat et liste des admis imprimables ; leur forme officielle et le signataire restent à confirmer</w:t>
+            </w:r>
+          </w:p>
+        </w:tc>
+      </w:tr>
+      <w:tr>
+        <w:tc>
+          <w:tcPr>
+            <w:tcW w:type="dxa" w:w="3788"/>
+            <w:shd w:fill="F3F6FA" w:color="auto" w:val="clear"/>
+            <w:tcMar>
+              <w:top w:type="dxa" w:w="80"/>
+              <w:left w:type="dxa" w:w="100"/>
+              <w:bottom w:type="dxa" w:w="80"/>
+              <w:right w:type="dxa" w:w="100"/>
+            </w:tcMar>
+          </w:tcPr>
+          <w:p>
+            <w:pPr>
+              <w:spacing w:after="0" w:line="270"/>
+            </w:pPr>
+            <w:r>
+              <w:rPr>
+                <w:rFonts w:ascii="Calibri" w:cs="Calibri" w:eastAsia="Calibri" w:hAnsi="Calibri"/>
+                <w:sz w:val="20"/>
+                <w:szCs w:val="20"/>
+              </w:rPr>
               <w:t xml:space="preserve">Q14 — Auto-école qui demande son agrément</w:t>
             </w:r>
           </w:p>
@@ -15880,6 +21554,7 @@
         <w:tc>
           <w:tcPr>
             <w:tcW w:type="dxa" w:w="5232"/>
+            <w:shd w:fill="F3F6FA" w:color="auto" w:val="clear"/>
             <w:tcMar>
               <w:top w:type="dxa" w:w="80"/>
               <w:left w:type="dxa" w:w="100"/>
@@ -15903,6 +21578,314 @@
         </w:tc>
       </w:tr>
     </w:tbl>
+    <w:p>
+      <w:pPr>
+        <w:spacing w:after="160"/>
+      </w:pPr>
+    </w:p>
+    <w:p>
+      <w:pPr>
+        <w:pStyle w:val="Heading1"/>
+        <w:pageBreakBefore/>
+        <w:spacing w:after="200" w:before="360"/>
+      </w:pPr>
+      <w:r>
+        <w:rPr>
+          <w:rFonts w:ascii="Calibri" w:cs="Calibri" w:eastAsia="Calibri" w:hAnsi="Calibri"/>
+          <w:b/>
+          <w:bCs/>
+          <w:color w:val="0F4C81"/>
+          <w:sz w:val="32"/>
+          <w:szCs w:val="32"/>
+        </w:rPr>
+        <w:t xml:space="preserve">Annexe G — Trois entrées du journal IA, telles quelles</w:t>
+      </w:r>
+    </w:p>
+    <w:p>
+      <w:pPr>
+        <w:spacing w:after="120" w:line="300"/>
+      </w:pPr>
+      <w:r>
+        <w:rPr>
+          <w:rFonts w:ascii="Calibri" w:cs="Calibri" w:eastAsia="Calibri" w:hAnsi="Calibri"/>
+          <w:sz w:val="22"/>
+          <w:szCs w:val="22"/>
+        </w:rPr>
+        <w:t xml:space="preserve">Le journal complet est le fichier JOURNAL-IA.md du dépôt. Les trois entrées ci-dessous, recopiées sans retouche, correspondent aux refus et corrections cités au chapitre 10.</w:t>
+      </w:r>
+    </w:p>
+    <w:p>
+      <w:pPr>
+        <w:pStyle w:val="Heading3"/>
+        <w:spacing w:after="100" w:before="200"/>
+      </w:pPr>
+      <w:r>
+        <w:rPr>
+          <w:rFonts w:ascii="Calibri" w:cs="Calibri" w:eastAsia="Calibri" w:hAnsi="Calibri"/>
+          <w:b/>
+          <w:bCs/>
+          <w:color w:val="0B2E4F"/>
+          <w:sz w:val="23"/>
+          <w:szCs w:val="23"/>
+        </w:rPr>
+        <w:t xml:space="preserve">Entrée 2 — 15/09/2026 — Étape B0, configuration Gradle</w:t>
+      </w:r>
+    </w:p>
+    <w:p>
+      <w:pPr>
+        <w:spacing w:after="120" w:line="300"/>
+      </w:pPr>
+      <w:r>
+        <w:rPr>
+          <w:rFonts w:ascii="Calibri" w:cs="Calibri" w:eastAsia="Calibri" w:hAnsi="Calibri"/>
+          <w:sz w:val="20"/>
+          <w:szCs w:val="20"/>
+        </w:rPr>
+        <w:t xml:space="preserve">- Code soumis : gradle/libs.versions.toml, build.gradle.kts, app/build.gradle.kts (écrits par l'IA).</w:t>
+      </w:r>
+    </w:p>
+    <w:p>
+      <w:pPr>
+        <w:spacing w:after="120" w:line="300"/>
+      </w:pPr>
+      <w:r>
+        <w:rPr>
+          <w:rFonts w:ascii="Calibri" w:cs="Calibri" w:eastAsia="Calibri" w:hAnsi="Calibri"/>
+          <w:sz w:val="20"/>
+          <w:szCs w:val="20"/>
+        </w:rPr>
+        <w:t xml:space="preserve">- Remarque principale de l'IA : avec AGP 9, ne pas déclarer le plugin org.jetbrains.kotlin.android ni kotlinOptions ; aligner le plugin Compose sur la version Kotlin embarquée (2.2.10) et utiliser KSP plutôt que kapt.</w:t>
+      </w:r>
+    </w:p>
+    <w:p>
+      <w:pPr>
+        <w:spacing w:after="120" w:line="300"/>
+      </w:pPr>
+      <w:r>
+        <w:rPr>
+          <w:rFonts w:ascii="Calibri" w:cs="Calibri" w:eastAsia="Calibri" w:hAnsi="Calibri"/>
+          <w:sz w:val="20"/>
+          <w:szCs w:val="20"/>
+        </w:rPr>
+        <w:t xml:space="preserve">⚠️ L'IA avait d'abord proposé KSP 2.2.10-2.0.2 (version citée par la documentation AGP 9.0). Le build a échoué : « Using kotlin.sourceSets DSL to add Kotlin sources is not allowed with built-in Kotlin ». Correction : KSP 2.3.12, versionné indépendamment de Kotlin.</w:t>
+      </w:r>
+    </w:p>
+    <w:p>
+      <w:pPr>
+        <w:spacing w:after="120" w:line="300"/>
+      </w:pPr>
+      <w:r>
+        <w:rPr>
+          <w:rFonts w:ascii="Calibri" w:cs="Calibri" w:eastAsia="Calibri" w:hAnsi="Calibri"/>
+          <w:sz w:val="20"/>
+          <w:szCs w:val="20"/>
+        </w:rPr>
+        <w:t xml:space="preserve">✅ Les versions des bibliothèques ont été vérifiées sur les dépôts Maven avant d'être écrites (aucune version inventée).</w:t>
+      </w:r>
+    </w:p>
+    <w:p>
+      <w:pPr>
+        <w:spacing w:after="120" w:line="300"/>
+      </w:pPr>
+      <w:r>
+        <w:rPr>
+          <w:rFonts w:ascii="Calibri" w:cs="Calibri" w:eastAsia="Calibri" w:hAnsi="Calibri"/>
+          <w:sz w:val="20"/>
+          <w:szCs w:val="20"/>
+        </w:rPr>
+        <w:t xml:space="preserve">- Mon verdict (accepte / rejette / nuance) et pourquoi : &lt;à compléter par le dev 1 : vérifier soi-même l'erreur en remettant KSP 2.2.10-2.0.2 et en relançant le build, pour pouvoir l'expliquer sans IA&gt;.</w:t>
+      </w:r>
+    </w:p>
+    <w:p>
+      <w:pPr>
+        <w:pStyle w:val="Heading3"/>
+        <w:spacing w:after="100" w:before="200"/>
+      </w:pPr>
+      <w:r>
+        <w:rPr>
+          <w:rFonts w:ascii="Calibri" w:cs="Calibri" w:eastAsia="Calibri" w:hAnsi="Calibri"/>
+          <w:b/>
+          <w:bCs/>
+          <w:color w:val="0B2E4F"/>
+          <w:sz w:val="23"/>
+          <w:szCs w:val="23"/>
+        </w:rPr>
+        <w:t xml:space="preserve">Entrée 10 — 16/09/2026 — Étape C7, présence et appel</w:t>
+      </w:r>
+    </w:p>
+    <w:p>
+      <w:pPr>
+        <w:spacing w:after="120" w:line="300"/>
+      </w:pPr>
+      <w:r>
+        <w:rPr>
+          <w:rFonts w:ascii="Calibri" w:cs="Calibri" w:eastAsia="Calibri" w:hAnsi="Calibri"/>
+          <w:sz w:val="20"/>
+          <w:szCs w:val="20"/>
+        </w:rPr>
+        <w:t xml:space="preserve">- Code soumis : metier/ReglesPresence.kt, ui/appel/*, schéma v2 des inscriptions.</w:t>
+      </w:r>
+    </w:p>
+    <w:p>
+      <w:pPr>
+        <w:spacing w:after="120" w:line="300"/>
+      </w:pPr>
+      <w:r>
+        <w:rPr>
+          <w:rFonts w:ascii="Calibri" w:cs="Calibri" w:eastAsia="Calibri" w:hAnsi="Calibri"/>
+          <w:sz w:val="20"/>
+          <w:szCs w:val="20"/>
+        </w:rPr>
+        <w:t xml:space="preserve">- Remarque principale de l'IA : la vérification sur émulateur a révélé un vrai défaut de conception, pas un bug de frappe : l'index unique (candidat, session) en base contredisait la règle métier « une inscription reportée ou annulée peut être suivie d'une nouvelle ». Le test unitaire de la règle passait ; seule la base réelle a montré la contradiction. Leçon pour le binôme : les invariants qui dépendent d'un statut ne se mettent pas dans un index SQL, mais dans une fonction pure.</w:t>
+      </w:r>
+    </w:p>
+    <w:p>
+      <w:pPr>
+        <w:spacing w:after="120" w:line="300"/>
+      </w:pPr>
+      <w:r>
+        <w:rPr>
+          <w:rFonts w:ascii="Calibri" w:cs="Calibri" w:eastAsia="Calibri" w:hAnsi="Calibri"/>
+          <w:sz w:val="20"/>
+          <w:szCs w:val="20"/>
+        </w:rPr>
+        <w:t xml:space="preserve">⚠️ La correction change le schéma (v2) avec fallbackToDestructiveMigration : les données de test de l'émulateur sont perdues, ce qui est accepté en développement (docs/01 §7) ; le pilote a rejoué toute la chaîne depuis une base vide en une passe.</w:t>
+      </w:r>
+    </w:p>
+    <w:p>
+      <w:pPr>
+        <w:spacing w:after="120" w:line="300"/>
+      </w:pPr>
+      <w:r>
+        <w:rPr>
+          <w:rFonts w:ascii="Calibri" w:cs="Calibri" w:eastAsia="Calibri" w:hAnsi="Calibri"/>
+          <w:sz w:val="20"/>
+          <w:szCs w:val="20"/>
+        </w:rPr>
+        <w:t xml:space="preserve">⚠️ L'horloge de l'émulateur (19 h) fait classer tout « Présent » en retard pour une convocation à 08:00 : ce n'est pas une anomalie, c'est la règle. Le scénario a donc exercé le chemin « retard accepté » plutôt que « présent direct ».</w:t>
+      </w:r>
+    </w:p>
+    <w:p>
+      <w:pPr>
+        <w:spacing w:after="120" w:line="300"/>
+      </w:pPr>
+      <w:r>
+        <w:rPr>
+          <w:rFonts w:ascii="Calibri" w:cs="Calibri" w:eastAsia="Calibri" w:hAnsi="Calibri"/>
+          <w:sz w:val="20"/>
+          <w:szCs w:val="20"/>
+        </w:rPr>
+        <w:t xml:space="preserve">⚠️ Deux perturbations sans lien avec le code : des projets du cours lancés sur le même émulateur passaient devant ATT ; puis l'émulateur a été fermé et relancé par l'IA. Le pilote vérifie désormais qu'ATT est au premier plan avant chaque action.</w:t>
+      </w:r>
+    </w:p>
+    <w:p>
+      <w:pPr>
+        <w:spacing w:after="120" w:line="300"/>
+      </w:pPr>
+      <w:r>
+        <w:rPr>
+          <w:rFonts w:ascii="Calibri" w:cs="Calibri" w:eastAsia="Calibri" w:hAnsi="Calibri"/>
+          <w:sz w:val="20"/>
+          <w:szCs w:val="20"/>
+        </w:rPr>
+        <w:t xml:space="preserve">- Mon verdict (accepte / rejette / nuance) et pourquoi : &lt;à compléter par le dev 1&gt;.</w:t>
+      </w:r>
+    </w:p>
+    <w:p>
+      <w:pPr>
+        <w:pStyle w:val="Heading3"/>
+        <w:spacing w:after="100" w:before="200"/>
+      </w:pPr>
+      <w:r>
+        <w:rPr>
+          <w:rFonts w:ascii="Calibri" w:cs="Calibri" w:eastAsia="Calibri" w:hAnsi="Calibri"/>
+          <w:b/>
+          <w:bCs/>
+          <w:color w:val="0B2E4F"/>
+          <w:sz w:val="23"/>
+          <w:szCs w:val="23"/>
+        </w:rPr>
+        <w:t xml:space="preserve">Entrée 12 — 17/09/2026 — Étape C9, évaluation théorique</w:t>
+      </w:r>
+    </w:p>
+    <w:p>
+      <w:pPr>
+        <w:spacing w:after="120" w:line="300"/>
+      </w:pPr>
+      <w:r>
+        <w:rPr>
+          <w:rFonts w:ascii="Calibri" w:cs="Calibri" w:eastAsia="Calibri" w:hAnsi="Calibri"/>
+          <w:sz w:val="20"/>
+          <w:szCs w:val="20"/>
+        </w:rPr>
+        <w:t xml:space="preserve">- Code soumis : metier/ReglesTheorie.kt, ui/evaluation/EvaluationTheorieViewModel.kt, EcranEvaluationTheorie.kt, schéma v3.</w:t>
+      </w:r>
+    </w:p>
+    <w:p>
+      <w:pPr>
+        <w:spacing w:after="120" w:line="300"/>
+      </w:pPr>
+      <w:r>
+        <w:rPr>
+          <w:rFonts w:ascii="Calibri" w:cs="Calibri" w:eastAsia="Calibri" w:hAnsi="Calibri"/>
+          <w:sz w:val="20"/>
+          <w:szCs w:val="20"/>
+        </w:rPr>
+        <w:t xml:space="preserve">- Remarque principale de l'IA : la première version était un QCM (réponses A/B/C/D) parce que la presse et le cadrage le disaient ; le dev 1, qui vient de passer l'épreuve, a décrit une épreuve orale avec une feuille « question posée / réponse donnée / points / total ». L'IA avait respecté la règle « ne pas inventer » en suivant les sources écrites, mais une source de terrain vaut plus qu'un article : la question Q1 est réécrite, la table QCM supprimée, l'écran devient la feuille d'examen.</w:t>
+      </w:r>
+    </w:p>
+    <w:p>
+      <w:pPr>
+        <w:spacing w:after="120" w:line="300"/>
+      </w:pPr>
+      <w:r>
+        <w:rPr>
+          <w:rFonts w:ascii="Calibri" w:cs="Calibri" w:eastAsia="Calibri" w:hAnsi="Calibri"/>
+          <w:sz w:val="20"/>
+          <w:szCs w:val="20"/>
+        </w:rPr>
+        <w:t xml:space="preserve">⚠️ Le tirage au sort reste une fonction pure qui reçoit son générateur de hasard (Random(graine)) : avec une graine fixe le sujet est reproductible, le test vérifie qu'il atteint la note max sans la dépasser ni répéter, avec des questions à points variables.</w:t>
+      </w:r>
+    </w:p>
+    <w:p>
+      <w:pPr>
+        <w:spacing w:after="120" w:line="300"/>
+      </w:pPr>
+      <w:r>
+        <w:rPr>
+          <w:rFonts w:ascii="Calibri" w:cs="Calibri" w:eastAsia="Calibri" w:hAnsi="Calibri"/>
+          <w:sz w:val="20"/>
+          <w:szCs w:val="20"/>
+        </w:rPr>
+        <w:t xml:space="preserve">⚠️ Le sujet est créé en base dès l'ouverture de l'écran (gardé par « une seule fois par identifiant ») pour être figé avant la première réponse. Un écran qui écrit à l'ouverture est inhabituel dans le cours : à discuter en binôme.</w:t>
+      </w:r>
+    </w:p>
+    <w:p>
+      <w:pPr>
+        <w:spacing w:after="120" w:line="300"/>
+      </w:pPr>
+      <w:r>
+        <w:rPr>
+          <w:rFonts w:ascii="Calibri" w:cs="Calibri" w:eastAsia="Calibri" w:hAnsi="Calibri"/>
+          <w:sz w:val="20"/>
+          <w:szCs w:val="20"/>
+        </w:rPr>
+        <w:t xml:space="preserve">⚠️ Ce que tape l'examinateur est gardé dans le ViewModel et recopié en base à chaque frappe (et en bloc à la clôture) : si l'écran affichait la valeur relue depuis Room, le curseur sauterait. À relire.</w:t>
+      </w:r>
+    </w:p>
+    <w:p>
+      <w:pPr>
+        <w:spacing w:after="120" w:line="300"/>
+      </w:pPr>
+      <w:r>
+        <w:rPr>
+          <w:rFonts w:ascii="Calibri" w:cs="Calibri" w:eastAsia="Calibri" w:hAnsi="Calibri"/>
+          <w:sz w:val="20"/>
+          <w:szCs w:val="20"/>
+        </w:rPr>
+        <w:t xml:space="preserve">- Mon verdict (accepte / rejette / nuance) et pourquoi : &lt;à compléter par le dev 1&gt;.</w:t>
+      </w:r>
+    </w:p>
     <w:sectPr>
       <w:headerReference w:type="default" r:id="rId7"/>
       <w:headerReference w:type="first" r:id="rId8"/>

--- a/docs/rapport/Rapport_technique_ATT.docx
+++ b/docs/rapport/Rapport_technique_ATT.docx
@@ -1547,7 +1547,7 @@
           <w:sz w:val="22"/>
           <w:szCs w:val="22"/>
         </w:rPr>
-        <w:t xml:space="preserve">Application Android native, hors ligne, base locale : aucune dépendance à un serveur.</w:t>
+        <w:t xml:space="preserve">Application Android native, base locale : aucun serveur n'est nécessaire pour fonctionner.</w:t>
       </w:r>
     </w:p>
     <w:p>
@@ -9877,7 +9877,7 @@
           <w:sz w:val="22"/>
           <w:szCs w:val="22"/>
         </w:rPr>
-        <w:t xml:space="preserve">Au moment de la rédaction, 127 tests unitaires passent, lancés par ./gradlew :app:testDebugUnitTest. Les classes de test :</w:t>
+        <w:t xml:space="preserve">Au moment de la rédaction, 126 tests unitaires passent, lancés par ./gradlew :app:testDebugUnitTest. Les classes de test :</w:t>
       </w:r>
     </w:p>
     <w:p>
@@ -10299,7 +10299,7 @@
           <w:sz w:val="22"/>
           <w:szCs w:val="22"/>
         </w:rPr>
-        <w:t xml:space="preserve">Ce que ces tests couvrent, et ce qu'ils ne couvrent pas : ils portent sur les règles pures de metier/ et sur le hachage des mots de passe. Les ViewModels, les DAO et les écrans ne sont pas testés automatiquement : les requêtes des DAO reposent sur la vérification du SQL à la compilation par Room, et les écrans ont été vérifiés à la main sur l'émulateur, avec un script (outils/pilote_emulateur.sh) qui enchaîne les actions par le texte des boutons et rejoue chaque scénario à l'identique ; les dix contraintes du cadrage ont chacune leur scénario dans docs/COMPTES_RENDUS.md. Les tests unitaires ne font pas partie du programme de ce module ; nous les avons introduits parce qu'ils sont le seul moyen de prouver un calcul de barème sans téléphone.</w:t>
+        <w:t xml:space="preserve">Ce que ces tests couvrent, et ce qu'ils ne couvrent pas : ils portent sur les règles pures de metier/, sur le hachage des mots de passe et sur le menu par rôle (MenuParRoleTest). Les ViewModels, les DAO et les écrans ne sont pas testés automatiquement : les requêtes des DAO reposent sur la vérification du SQL à la compilation par Room, et les écrans ont été vérifiés à la main sur l'émulateur, avec un script (outils/pilote_emulateur.sh) qui enchaîne les actions par le texte des boutons et rejoue chaque scénario à l'identique ; les dix contraintes du cadrage ont chacune leur scénario dans docs/COMPTES_RENDUS.md. Les tests unitaires ne font pas partie du programme de ce module ; nous les avons introduits parce qu'ils sont le seul moyen de prouver un calcul de barème sans téléphone.</w:t>
       </w:r>
     </w:p>
     <w:p>
@@ -11022,7 +11022,7 @@
           <w:sz w:val="22"/>
           <w:szCs w:val="22"/>
         </w:rPr>
-        <w:t xml:space="preserve">La proportion : l'IA a produit la majorité du code de chaque étape à partir de nos documents de cadrage (règles, plan, modèle de données, cas d'utilisation), que nous avons écrits et validés avant la première ligne. Nous avons relu chaque fichier dans la demande de fusion (pull request) de l'étape avant fusion, et rejoué chaque scénario sur l'émulateur. Le journal du dépôt (JOURNAL-IA.md) consigne pour chaque étape ce qui a été soumis, la remarque principale de l'IA, les points d'alerte, et notre verdict.</w:t>
+        <w:t xml:space="preserve">La proportion : l'IA a produit la majorité du code de chaque étape à partir de nos documents de cadrage (règles, plan, modèle de données, cas d'utilisation), que nous avons écrits et validés avant la première ligne. Nous avons relu chaque fichier dans la demande de fusion (pull request) de l'étape avant de la fusionner, et rejoué chaque scénario sur l'émulateur. Le journal du dépôt (JOURNAL-IA.md) consigne pour chaque étape ce qui a été soumis, la remarque principale de l'IA, les points d'alerte, et notre verdict.</w:t>
       </w:r>
     </w:p>
     <w:p>
@@ -12898,7 +12898,7 @@
                 <w:sz w:val="20"/>
                 <w:szCs w:val="20"/>
               </w:rPr>
-              <w:t xml:space="preserve">Vingt-quatre entités avec clés étrangères et index, requêtes Flow combinées par combine puis stateIn ; la base locale est la seule source ; les résultats validés portent un drapeau synchronisee et sont remontés au serveur central par une file d'attente, sur le modèle de la démonstration du cours (différences en 7.5)</w:t>
+              <w:t xml:space="preserve">24 entités avec clés étrangères et index, requêtes Flow combinées par combine puis stateIn ; la base locale est la seule source ; les résultats validés portent un drapeau synchronisee et sont remontés au serveur central par une file d'attente, sur le modèle de la démonstration du cours (différences en 7.5)</w:t>
             </w:r>
           </w:p>
         </w:tc>
@@ -17298,6 +17298,19 @@
     </w:p>
     <w:p>
       <w:pPr>
+        <w:spacing w:after="120" w:line="300"/>
+      </w:pPr>
+      <w:r>
+        <w:rPr>
+          <w:rFonts w:ascii="Calibri" w:cs="Calibri" w:eastAsia="Calibri" w:hAnsi="Calibri"/>
+          <w:sz w:val="22"/>
+          <w:szCs w:val="22"/>
+        </w:rPr>
+        <w:t xml:space="preserve">Extrait simplifié de AppelViewModel (la version réelle vérifie d'abord le statut de la session et de la présence).</w:t>
+      </w:r>
+    </w:p>
+    <w:p>
+      <w:pPr>
         <w:shd w:fill="F3F6FA" w:color="auto" w:val="clear"/>
         <w:spacing w:after="0" w:line="260"/>
         <w:ind w:left="200" w:right="200"/>
@@ -20162,7 +20175,7 @@
           <w:sz w:val="22"/>
           <w:szCs w:val="22"/>
         </w:rPr>
-        <w:t xml:space="preserve">Comptes disponibles au premier lancement d'une version de développement, rappelés sur l'écran de connexion avec un bouton par rôle ; les trois derniers n'existent pas dans la version livrée, et les deux premiers y ont un mot de passe initial à changer dès la première connexion.</w:t>
+        <w:t xml:space="preserve">Comptes disponibles au premier lancement d'une version de développement, rappelés sur l'écran de connexion avec un bouton par rôle ; les trois derniers n'existent pas dans la version livrée, et les deux premiers y ont un mot de passe initial documenté, qu'il faut changer soi-même : l'application ne l'impose pas encore (13.1).</w:t>
       </w:r>
     </w:p>
     <w:tbl>
@@ -20806,7 +20819,7 @@
                 <w:sz w:val="20"/>
                 <w:szCs w:val="20"/>
               </w:rPr>
-              <w:t xml:space="preserve">Orale (témoignage) ; questions à points variables ; barème d'exemple 20 / 12</w:t>
+              <w:t xml:space="preserve">Orale (témoignage) ; questions à points variables ; barème d'exemple 30 / 20 dans les données initiales, remplacé par une version 2 à 20 / 12 pendant la démonstration (figure de 6.2)</w:t>
             </w:r>
           </w:p>
         </w:tc>

--- a/docs/rapport/Rapport_technique_ATT.docx
+++ b/docs/rapport/Rapport_technique_ATT.docx
@@ -13862,7 +13862,7 @@
           <w:sz w:val="22"/>
           <w:szCs w:val="22"/>
         </w:rPr>
-        <w:t xml:space="preserve">Il faut aussi être honnêtes : ce que nous livrons est le minimum qu'un projet universitaire, mené en quatre jours à deux, pouvait atteindre. Il pourrait être tellement mieux. Les barèmes et la grille de conduite sont des exemples ; le serveur est simulé et tout tient sur un seul appareil ; les photos des pièces ne sont pas chiffrées ; l'interface mériterait d'être testée avec de vrais agents dans un vrai centre. Aucune de ces limites n'est un mur : chacune est nommée au chapitre 13, et l'architecture a été pensée pour les accueillir sans tout reprendre.</w:t>
+        <w:t xml:space="preserve">Il faut aussi être honnêtes : ce que nous livrons est le minimum qu'un projet universitaire, mené en quatre jours à deux, pouvait atteindre. Il peut être largement amélioré. Les barèmes et la grille de conduite sont des exemples ; le serveur est simulé et tout tient sur un seul appareil ; les photos des pièces ne sont pas chiffrées ; l'interface mériterait d'être testée avec de vrais agents dans un vrai centre. Aucune de ces limites n'est un mur : chacune est nommée au chapitre 13, et l'architecture a été pensée pour les accueillir sans tout reprendre.</w:t>
       </w:r>
     </w:p>
     <w:p>
@@ -21624,7 +21624,7 @@
           <w:sz w:val="22"/>
           <w:szCs w:val="22"/>
         </w:rPr>
-        <w:t xml:space="preserve">Le journal complet est le fichier JOURNAL-IA.md du dépôt. Les trois entrées ci-dessous, recopiées sans retouche, correspondent aux refus et corrections cités au chapitre 10.</w:t>
+        <w:t xml:space="preserve">Le journal complet est le fichier JOURNAL-IA.md du dépôt. Les trois entrées ci-dessous sont recopiées sans retouche : la contradiction entre un index SQL et une règle métier (chapitre 10), le passage du QCM à l'épreuve orale sur un témoignage de terrain (chapitres 2 et 10), et la reprise de la démonstration du cours pour la synchronisation (chapitres 7.5 et 12).</w:t>
       </w:r>
     </w:p>
     <w:p>
@@ -21641,7 +21641,7 @@
           <w:sz w:val="23"/>
           <w:szCs w:val="23"/>
         </w:rPr>
-        <w:t xml:space="preserve">Entrée 2 — 15/09/2026 — Étape B0, configuration Gradle</w:t>
+        <w:t xml:space="preserve">Entrée 10 — 16/09/2026 — Étape C7, présence et appel</w:t>
       </w:r>
     </w:p>
     <w:p>
@@ -21654,7 +21654,7 @@
           <w:sz w:val="20"/>
           <w:szCs w:val="20"/>
         </w:rPr>
-        <w:t xml:space="preserve">- Code soumis : gradle/libs.versions.toml, build.gradle.kts, app/build.gradle.kts (écrits par l'IA).</w:t>
+        <w:t xml:space="preserve">- Code soumis : metier/ReglesPresence.kt, ui/appel/*, schéma v2 des inscriptions.</w:t>
       </w:r>
     </w:p>
     <w:p>
@@ -21667,7 +21667,7 @@
           <w:sz w:val="20"/>
           <w:szCs w:val="20"/>
         </w:rPr>
-        <w:t xml:space="preserve">- Remarque principale de l'IA : avec AGP 9, ne pas déclarer le plugin org.jetbrains.kotlin.android ni kotlinOptions ; aligner le plugin Compose sur la version Kotlin embarquée (2.2.10) et utiliser KSP plutôt que kapt.</w:t>
+        <w:t xml:space="preserve">- Remarque principale de l'IA : la vérification sur émulateur a révélé un vrai défaut de conception, pas un bug de frappe : l'index unique (candidat, session) en base contredisait la règle métier « une inscription reportée ou annulée peut être suivie d'une nouvelle ». Le test unitaire de la règle passait ; seule la base réelle a montré la contradiction. Leçon pour le binôme : les invariants qui dépendent d'un statut ne se mettent pas dans un index SQL, mais dans une fonction pure.</w:t>
       </w:r>
     </w:p>
     <w:p>
@@ -21680,7 +21680,7 @@
           <w:sz w:val="20"/>
           <w:szCs w:val="20"/>
         </w:rPr>
-        <w:t xml:space="preserve">⚠️ L'IA avait d'abord proposé KSP 2.2.10-2.0.2 (version citée par la documentation AGP 9.0). Le build a échoué : « Using kotlin.sourceSets DSL to add Kotlin sources is not allowed with built-in Kotlin ». Correction : KSP 2.3.12, versionné indépendamment de Kotlin.</w:t>
+        <w:t xml:space="preserve">⚠️ La correction change le schéma (v2) avec fallbackToDestructiveMigration : les données de test de l'émulateur sont perdues, ce qui est accepté en développement (docs/01 §7) ; le pilote a rejoué toute la chaîne depuis une base vide en une passe.</w:t>
       </w:r>
     </w:p>
     <w:p>
@@ -21693,7 +21693,7 @@
           <w:sz w:val="20"/>
           <w:szCs w:val="20"/>
         </w:rPr>
-        <w:t xml:space="preserve">✅ Les versions des bibliothèques ont été vérifiées sur les dépôts Maven avant d'être écrites (aucune version inventée).</w:t>
+        <w:t xml:space="preserve">⚠️ L'horloge de l'émulateur (19 h) fait classer tout « Présent » en retard pour une convocation à 08:00 : ce n'est pas une anomalie, c'est la règle. Le scénario a donc exercé le chemin « retard accepté » plutôt que « présent direct ».</w:t>
       </w:r>
     </w:p>
     <w:p>
@@ -21706,7 +21706,7 @@
           <w:sz w:val="20"/>
           <w:szCs w:val="20"/>
         </w:rPr>
-        <w:t xml:space="preserve">- Mon verdict (accepte / rejette / nuance) et pourquoi : &lt;à compléter par le dev 1 : vérifier soi-même l'erreur en remettant KSP 2.2.10-2.0.2 et en relançant le build, pour pouvoir l'expliquer sans IA&gt;.</w:t>
+        <w:t xml:space="preserve">⚠️ Deux perturbations sans lien avec le code : des projets du cours lancés sur le même émulateur passaient devant ATT ; puis l'émulateur a été fermé et relancé par l'IA. Le pilote vérifie désormais qu'ATT est au premier plan avant chaque action.</w:t>
       </w:r>
     </w:p>
     <w:p>
@@ -21723,7 +21723,7 @@
           <w:sz w:val="23"/>
           <w:szCs w:val="23"/>
         </w:rPr>
-        <w:t xml:space="preserve">Entrée 10 — 16/09/2026 — Étape C7, présence et appel</w:t>
+        <w:t xml:space="preserve">Entrée 12 — 17/09/2026 — Étape C9, évaluation théorique</w:t>
       </w:r>
     </w:p>
     <w:p>
@@ -21736,7 +21736,7 @@
           <w:sz w:val="20"/>
           <w:szCs w:val="20"/>
         </w:rPr>
-        <w:t xml:space="preserve">- Code soumis : metier/ReglesPresence.kt, ui/appel/*, schéma v2 des inscriptions.</w:t>
+        <w:t xml:space="preserve">- Code soumis : metier/ReglesTheorie.kt, ui/evaluation/EvaluationTheorieViewModel.kt, EcranEvaluationTheorie.kt, schéma v3.</w:t>
       </w:r>
     </w:p>
     <w:p>
@@ -21749,7 +21749,7 @@
           <w:sz w:val="20"/>
           <w:szCs w:val="20"/>
         </w:rPr>
-        <w:t xml:space="preserve">- Remarque principale de l'IA : la vérification sur émulateur a révélé un vrai défaut de conception, pas un bug de frappe : l'index unique (candidat, session) en base contredisait la règle métier « une inscription reportée ou annulée peut être suivie d'une nouvelle ». Le test unitaire de la règle passait ; seule la base réelle a montré la contradiction. Leçon pour le binôme : les invariants qui dépendent d'un statut ne se mettent pas dans un index SQL, mais dans une fonction pure.</w:t>
+        <w:t xml:space="preserve">- Remarque principale de l'IA : la première version était un QCM (réponses A/B/C/D) parce que la presse et le cadrage le disaient ; le dev 1, qui vient de passer l'épreuve, a décrit une épreuve orale avec une feuille « question posée / réponse donnée / points / total ». L'IA avait respecté la règle « ne pas inventer » en suivant les sources écrites, mais une source de terrain vaut plus qu'un article : la question Q1 est réécrite, la table QCM supprimée, l'écran devient la feuille d'examen.</w:t>
       </w:r>
     </w:p>
     <w:p>
@@ -21762,7 +21762,7 @@
           <w:sz w:val="20"/>
           <w:szCs w:val="20"/>
         </w:rPr>
-        <w:t xml:space="preserve">⚠️ La correction change le schéma (v2) avec fallbackToDestructiveMigration : les données de test de l'émulateur sont perdues, ce qui est accepté en développement (docs/01 §7) ; le pilote a rejoué toute la chaîne depuis une base vide en une passe.</w:t>
+        <w:t xml:space="preserve">⚠️ Le tirage au sort reste une fonction pure qui reçoit son générateur de hasard (Random(graine)) : avec une graine fixe le sujet est reproductible, le test vérifie qu'il atteint la note max sans la dépasser ni répéter, avec des questions à points variables.</w:t>
       </w:r>
     </w:p>
     <w:p>
@@ -21775,7 +21775,7 @@
           <w:sz w:val="20"/>
           <w:szCs w:val="20"/>
         </w:rPr>
-        <w:t xml:space="preserve">⚠️ L'horloge de l'émulateur (19 h) fait classer tout « Présent » en retard pour une convocation à 08:00 : ce n'est pas une anomalie, c'est la règle. Le scénario a donc exercé le chemin « retard accepté » plutôt que « présent direct ».</w:t>
+        <w:t xml:space="preserve">⚠️ Le sujet est créé en base dès l'ouverture de l'écran (gardé par « une seule fois par identifiant ») pour être figé avant la première réponse. Un écran qui écrit à l'ouverture est inhabituel dans le cours : à discuter en binôme.</w:t>
       </w:r>
     </w:p>
     <w:p>
@@ -21788,20 +21788,7 @@
           <w:sz w:val="20"/>
           <w:szCs w:val="20"/>
         </w:rPr>
-        <w:t xml:space="preserve">⚠️ Deux perturbations sans lien avec le code : des projets du cours lancés sur le même émulateur passaient devant ATT ; puis l'émulateur a été fermé et relancé par l'IA. Le pilote vérifie désormais qu'ATT est au premier plan avant chaque action.</w:t>
-      </w:r>
-    </w:p>
-    <w:p>
-      <w:pPr>
-        <w:spacing w:after="120" w:line="300"/>
-      </w:pPr>
-      <w:r>
-        <w:rPr>
-          <w:rFonts w:ascii="Calibri" w:cs="Calibri" w:eastAsia="Calibri" w:hAnsi="Calibri"/>
-          <w:sz w:val="20"/>
-          <w:szCs w:val="20"/>
-        </w:rPr>
-        <w:t xml:space="preserve">- Mon verdict (accepte / rejette / nuance) et pourquoi : &lt;à compléter par le dev 1&gt;.</w:t>
+        <w:t xml:space="preserve">⚠️ Ce que tape l'examinateur est gardé dans le ViewModel et recopié en base à chaque frappe (et en bloc à la clôture) : si l'écran affichait la valeur relue depuis Room, le curseur sauterait. À relire.</w:t>
       </w:r>
     </w:p>
     <w:p>
@@ -21818,7 +21805,7 @@
           <w:sz w:val="23"/>
           <w:szCs w:val="23"/>
         </w:rPr>
-        <w:t xml:space="preserve">Entrée 12 — 17/09/2026 — Étape C9, évaluation théorique</w:t>
+        <w:t xml:space="preserve">Entrée 20 — 18/09/2026 — Étape D2c, synchronisation hors ligne d'abord</w:t>
       </w:r>
     </w:p>
     <w:p>
@@ -21831,7 +21818,7 @@
           <w:sz w:val="20"/>
           <w:szCs w:val="20"/>
         </w:rPr>
-        <w:t xml:space="preserve">- Code soumis : metier/ReglesTheorie.kt, ui/evaluation/EvaluationTheorieViewModel.kt, EcranEvaluationTheorie.kt, schéma v3.</w:t>
+        <w:t xml:space="preserve">- Code soumis : data/FauxServeurATT.kt, data/Synchronisation.kt, ui/synchronisation/*, drapeau synchronisee sur Resultat (schéma v4).</w:t>
       </w:r>
     </w:p>
     <w:p>
@@ -21844,7 +21831,7 @@
           <w:sz w:val="20"/>
           <w:szCs w:val="20"/>
         </w:rPr>
-        <w:t xml:space="preserve">- Remarque principale de l'IA : la première version était un QCM (réponses A/B/C/D) parce que la presse et le cadrage le disaient ; le dev 1, qui vient de passer l'épreuve, a décrit une épreuve orale avec une feuille « question posée / réponse donnée / points / total ». L'IA avait respecté la règle « ne pas inventer » en suivant les sources écrites, mais une source de terrain vaut plus qu'un article : la question Q1 est réécrite, la table QCM supprimée, l'écran devient la feuille d'examen.</w:t>
+        <w:t xml:space="preserve">- Remarque principale de l'IA : reproduire la démo demosync du cours à l'identique (drapeau sur l'entité, file d'attente = requête, boucle qui s'arrête au premier échec, interrupteur réseau simulé) plutôt qu'inventer un mécanisme : c'est ce que le jury connaît, et un vrai serveur remplacerait le faux sans toucher au reste.</w:t>
       </w:r>
     </w:p>
     <w:p>
@@ -21857,7 +21844,7 @@
           <w:sz w:val="20"/>
           <w:szCs w:val="20"/>
         </w:rPr>
-        <w:t xml:space="preserve">⚠️ Le tirage au sort reste une fonction pure qui reçoit son générateur de hasard (Random(graine)) : avec une graine fixe le sujet est reproductible, le test vérifie qu'il atteint la note max sans la dépasser ni répéter, avec des questions à points variables.</w:t>
+        <w:t xml:space="preserve">⚠️ Le drapeau est levé par une requête UPDATE … SET synchronisee = 1, pas par un @Update de l'objet entier : la note et le statut d'un résultat ne doivent jamais être réécrits (R6), même par accident.</w:t>
       </w:r>
     </w:p>
     <w:p>
@@ -21870,33 +21857,7 @@
           <w:sz w:val="20"/>
           <w:szCs w:val="20"/>
         </w:rPr>
-        <w:t xml:space="preserve">⚠️ Le sujet est créé en base dès l'ouverture de l'écran (gardé par « une seule fois par identifiant ») pour être figé avant la première réponse. Un écran qui écrit à l'ouverture est inhabituel dans le cours : à discuter en binôme.</w:t>
-      </w:r>
-    </w:p>
-    <w:p>
-      <w:pPr>
-        <w:spacing w:after="120" w:line="300"/>
-      </w:pPr>
-      <w:r>
-        <w:rPr>
-          <w:rFonts w:ascii="Calibri" w:cs="Calibri" w:eastAsia="Calibri" w:hAnsi="Calibri"/>
-          <w:sz w:val="20"/>
-          <w:szCs w:val="20"/>
-        </w:rPr>
-        <w:t xml:space="preserve">⚠️ Ce que tape l'examinateur est gardé dans le ViewModel et recopié en base à chaque frappe (et en bloc à la clôture) : si l'écran affichait la valeur relue depuis Room, le curseur sauterait. À relire.</w:t>
-      </w:r>
-    </w:p>
-    <w:p>
-      <w:pPr>
-        <w:spacing w:after="120" w:line="300"/>
-      </w:pPr>
-      <w:r>
-        <w:rPr>
-          <w:rFonts w:ascii="Calibri" w:cs="Calibri" w:eastAsia="Calibri" w:hAnsi="Calibri"/>
-          <w:sz w:val="20"/>
-          <w:szCs w:val="20"/>
-        </w:rPr>
-        <w:t xml:space="preserve">- Mon verdict (accepte / rejette / nuance) et pourquoi : &lt;à compléter par le dev 1&gt;.</w:t>
+        <w:t xml:space="preserve">⚠️ Le dev 2 avait « figé » le schéma en v3 (D2) ; cette étape le passe en v4. Le binôme doit refaire le point sur le schéma final avant la soutenance.</w:t>
       </w:r>
     </w:p>
     <w:sectPr>

--- a/docs/rapport/Rapport_technique_ATT.docx
+++ b/docs/rapport/Rapport_technique_ATT.docx
@@ -6773,7 +6773,7 @@
                 <w:sz w:val="20"/>
                 <w:szCs w:val="20"/>
               </w:rPr>
-              <w:t xml:space="preserve">Entites*.kt, *Dao.kt, AppDatabase, Tracage</w:t>
+              <w:t xml:space="preserve">Candidat, CandidatDao, AppDatabase, Tracage</w:t>
             </w:r>
           </w:p>
         </w:tc>
@@ -6874,7 +6874,7 @@
                 <w:sz w:val="20"/>
                 <w:szCs w:val="20"/>
               </w:rPr>
-              <w:t xml:space="preserve">Navigation.kt</w:t>
+              <w:t xml:space="preserve">Navigation</w:t>
             </w:r>
           </w:p>
         </w:tc>
@@ -6962,7 +6962,7 @@
           <w:sz w:val="22"/>
           <w:szCs w:val="22"/>
         </w:rPr>
-        <w:t xml:space="preserve">24 entités Room, reliées par des clés étrangères, en six familles. Le schéma complet, avec chaque attribut et chaque statut, est dans le fichier docs/03_MODELE_DE_DONNEES.md du dépôt ; Room l'exporte dans app/schemas à chaque version.</w:t>
+        <w:t xml:space="preserve">24 entités Room, reliées par des clés étrangères, en six familles. Le schéma complet, avec chaque attribut et chaque statut, est décrit dans le document de conception du modèle de données ; Room en exporte une copie JSON à chaque version.</w:t>
       </w:r>
     </w:p>
     <w:tbl>
@@ -10299,7 +10299,7 @@
           <w:sz w:val="22"/>
           <w:szCs w:val="22"/>
         </w:rPr>
-        <w:t xml:space="preserve">Ce que ces tests couvrent, et ce qu'ils ne couvrent pas : ils portent sur les règles pures de metier/, sur le hachage des mots de passe et sur le menu par rôle (MenuParRoleTest). Les ViewModels, les DAO et les écrans ne sont pas testés automatiquement : les requêtes des DAO reposent sur la vérification du SQL à la compilation par Room, et les écrans ont été vérifiés à la main sur l'émulateur, avec un script (outils/pilote_emulateur.sh) qui enchaîne les actions par le texte des boutons et rejoue chaque scénario à l'identique ; les dix contraintes du cadrage ont chacune leur scénario dans docs/COMPTES_RENDUS.md. Les tests unitaires ne font pas partie du programme de ce module ; nous les avons introduits parce qu'ils sont le seul moyen de prouver un calcul de barème sans téléphone.</w:t>
+        <w:t xml:space="preserve">Ce que ces tests couvrent, et ce qu'ils ne couvrent pas : ils portent sur les règles pures de metier/, sur le hachage des mots de passe et sur le menu par rôle (MenuParRoleTest). Les ViewModels, les DAO et les écrans ne sont pas testés automatiquement : les requêtes des DAO reposent sur la vérification du SQL à la compilation par Room, et les écrans ont été vérifiés à la main sur l'émulateur, avec un script de pilotage qui enchaîne les actions par le texte des boutons et rejoue chaque scénario à l'identique ; les dix contraintes du cadrage ont chacune leur scénario dans les comptes rendus d'étape. Les tests unitaires ne font pas partie du programme de ce module ; nous les avons introduits parce qu'ils sont le seul moyen de prouver un calcul de barème sans téléphone.</w:t>
       </w:r>
     </w:p>
     <w:p>
@@ -11009,7 +11009,7 @@
           <w:sz w:val="22"/>
           <w:szCs w:val="22"/>
         </w:rPr>
-        <w:t xml:space="preserve">L'outil : Claude Code, un agent de développement qui lit et écrit les fichiers du projet, lance la construction et les tests, et pilote l'émulateur. Il a été utilisé au niveau « agent » décrit dans l'état de l'art du module, avec un fichier de règles à la racine du dépôt (CLAUDE.md) qui lui impose les technologies du cours, l'interdiction d'inventer une règle administrative, la traçabilité, et un cycle de fin d'étape : construction et tests verts, vérification sur émulateur, compte rendu, entrée dans le journal, puis relecture humaine avant tout commit.</w:t>
+        <w:t xml:space="preserve">L'outil : Claude Code, un agent de développement qui lit et écrit les fichiers du projet, lance la construction et les tests, et pilote l'émulateur. Il a été utilisé au niveau « agent » décrit dans l'état de l'art du module, avec un fichier de règles à la racine du projet qui lui impose les technologies du cours, l'interdiction d'inventer une règle administrative, la traçabilité, et un cycle de fin d'étape : construction et tests verts, vérification sur émulateur, compte rendu, entrée dans le journal, puis relecture humaine avant tout commit.</w:t>
       </w:r>
     </w:p>
     <w:p>
@@ -11022,7 +11022,7 @@
           <w:sz w:val="22"/>
           <w:szCs w:val="22"/>
         </w:rPr>
-        <w:t xml:space="preserve">La proportion : l'IA a produit la majorité du code de chaque étape à partir de nos documents de cadrage (règles, plan, modèle de données, cas d'utilisation), que nous avons écrits et validés avant la première ligne. Nous avons relu chaque fichier dans la demande de fusion (pull request) de l'étape avant de la fusionner, et rejoué chaque scénario sur l'émulateur. Le journal du dépôt (JOURNAL-IA.md) consigne pour chaque étape ce qui a été soumis, la remarque principale de l'IA, les points d'alerte, et notre verdict.</w:t>
+        <w:t xml:space="preserve">La proportion : l'IA a produit la majorité du code de chaque étape à partir de nos documents de cadrage (règles, plan, modèle de données, cas d'utilisation), que nous avons écrits et validés avant la première ligne. Nous avons relu chaque fichier dans la demande de fusion (pull request) de l'étape avant de la fusionner, et rejoué chaque scénario sur l'émulateur. Le journal IA (annexe G) consigne pour chaque étape ce qui a été soumis, la remarque principale de l'IA, les points d'alerte, et notre verdict.</w:t>
       </w:r>
     </w:p>
     <w:p>
@@ -12223,7 +12223,7 @@
           <w:sz w:val="22"/>
           <w:szCs w:val="22"/>
         </w:rPr>
-        <w:t xml:space="preserve">Le plan prévoyait dix semaines ; le développement s'est fait du 15 au 18 septembre 2026, soit quatre jours effectifs à deux, précédés de la recherche documentaire de l'annexe C. Le cadrage (règles, plan, modèle de données, cas d'utilisation) a été écrit le premier jour, avant la première ligne de code, et n'a presque pas bougé ensuite : c'est ce qui a permis d'enchaîner les étapes sans revenir en arrière. Le socle technique et les premières fonctionnalités ont suivi ; puis les évaluations, les résultats, la consultation et l'impression ; enfin les tests, la relecture croisée, la refonte de l'interface et ce rapport.</w:t>
+        <w:t xml:space="preserve">Le plan prévoyait dix semaines ; le développement s'est fait en peu de jours, à deux, précédé de la recherche documentaire de l'annexe C. Le cadrage (règles, plan, modèle de données, cas d'utilisation) a été écrit le premier jour, avant la première ligne de code, et n'a presque pas bougé ensuite : c'est ce qui a permis d'enchaîner les étapes sans revenir en arrière. Le socle technique et les premières fonctionnalités ont suivi ; puis les évaluations, les résultats, la consultation et l'impression ; enfin les tests, la relecture croisée, la refonte de l'interface et ce rapport.</w:t>
       </w:r>
     </w:p>
     <w:p>
@@ -13028,7 +13028,7 @@
           <w:sz w:val="22"/>
           <w:szCs w:val="22"/>
         </w:rPr>
-        <w:t xml:space="preserve">metier/ReglesTheorie.kt : le sujet est tiré avec filter et shuffled ; ReglesInscription.kt rend un message ou null avec un when sans if ; aucune entité n'a de propriété mutable ; le mot-clé !! n'apparaît nulle part dans le projet.</w:t>
+        <w:t xml:space="preserve">Règle de tirage du sujet (couche métier) : le sujet est tiré avec filter et shuffled ; la règle d'inscription rend un message ou null avec un when sans if ; aucune entité n'a de propriété mutable ; le mot-clé !! n'apparaît nulle part dans le projet.</w:t>
       </w:r>
     </w:p>
     <w:p>
@@ -13084,7 +13084,7 @@
           <w:sz w:val="22"/>
           <w:szCs w:val="22"/>
         </w:rPr>
-        <w:t xml:space="preserve">Une seule Activity (MainActivity.kt) ; nous avons vérifié en tournant l'émulateur pendant une saisie d'inscription que le formulaire reste rempli : l'état est dans InscriptionsViewModel, qui survit à la recréation de l'Activity, comme annoncé en cours.</w:t>
+        <w:t xml:space="preserve">Une seule Activity ; nous avons vérifié en tournant l'émulateur pendant une saisie d'inscription que le formulaire reste rempli : l'état est dans InscriptionsViewModel, qui survit à la recréation de l'Activity, comme annoncé en cours.</w:t>
       </w:r>
     </w:p>
     <w:p>
@@ -13112,7 +13112,7 @@
           <w:sz w:val="22"/>
           <w:szCs w:val="22"/>
         </w:rPr>
-        <w:t xml:space="preserve">ui/communs/Cadre.kt et Champs.kt : le cadre d'écran, les champs et les cartes sont des composables réutilisés par tous les écrans ; l'ouverture d'un menu déroulant (remember dans Selecteurs.kt) est le principal état local ; le reste vit dans les ViewModels.</w:t>
+        <w:t xml:space="preserve">Composants communs : le cadre d'écran, les champs et les cartes sont des composables réutilisés par tous les écrans ; l'ouverture d'un menu déroulant (remember dans le sélecteur) est le principal état local ; le reste vit dans les ViewModels.</w:t>
       </w:r>
     </w:p>
     <w:p>
@@ -13140,7 +13140,7 @@
           <w:sz w:val="22"/>
           <w:szCs w:val="22"/>
         </w:rPr>
-        <w:t xml:space="preserve">Navigation.kt : routes comme tentative/{tentativeId}/theorie, identifiant relu par idArgument (toIntOrNull), écrans qui reçoivent des lambdas onRetour et onOuvrir ; aucun écran ne reçoit le navController.</w:t>
+        <w:t xml:space="preserve">Navigation : routes comme tentative/{tentativeId}/theorie, identifiant relu par idArgument (toIntOrNull), écrans qui reçoivent des lambdas onRetour et onOuvrir ; aucun écran ne reçoit le navController.</w:t>
       </w:r>
     </w:p>
     <w:p>
@@ -13196,7 +13196,7 @@
           <w:sz w:val="22"/>
           <w:szCs w:val="22"/>
         </w:rPr>
-        <w:t xml:space="preserve">data/ExamensDao.kt : requêtes Flow pour ce qui s'affiche, suspend pour les écritures, SQL vérifié à la compilation ; Synchronisation.kt reprend la file d'attente à drapeau de la démonstration demosync, avec les deux différences expliquées en 7.5.</w:t>
+        <w:t xml:space="preserve">DAO des examens : requêtes Flow pour ce qui s'affiche, suspend pour les écritures, SQL vérifié à la compilation ; la synchronisation reprend la file d'attente à drapeau de la démonstration demosync, avec les deux différences expliquées en 7.5.</w:t>
       </w:r>
     </w:p>
     <w:p>
@@ -13357,7 +13357,7 @@
           <w:sz w:val="22"/>
           <w:szCs w:val="22"/>
         </w:rPr>
-        <w:t xml:space="preserve">Le tableau complet, avec pour chaque notion l'étape où elle est apparue, l'équivalent vu en cours et la décision du binôme, est le fichier docs/HORS_COURS.md du dépôt (31 entrées). Deux exemples de ce que nous avons refusé ou remplacé : le patron Repository (couche intermédiaire entre ViewModel et DAO), proposé au départ pour « faire propre », a été écarté parce que le cours n'en a jamais écrit et que les ViewModels appellent les DAO directement sans perdre en clarté ; les boutons radio de la première épreuve théorique ont disparu avec le questionnaire à choix multiples, remplacés par les champs de texte du cours.</w:t>
+        <w:t xml:space="preserve">Le tableau complet, avec pour chaque notion l'étape où elle est apparue, l'équivalent vu en cours et la décision du binôme, est tenu dans un document du projet (31 entrées). Deux exemples de ce que nous avons refusé ou remplacé : le patron Repository (couche intermédiaire entre ViewModel et DAO), proposé au départ pour « faire propre », a été écarté parce que le cours n'en a jamais écrit et que les ViewModels appellent les DAO directement sans perdre en clarté ; les boutons radio de la première épreuve théorique ont disparu avec le questionnaire à choix multiples, remplacés par les champs de texte du cours.</w:t>
       </w:r>
     </w:p>
     <w:p>
@@ -13862,7 +13862,7 @@
           <w:sz w:val="22"/>
           <w:szCs w:val="22"/>
         </w:rPr>
-        <w:t xml:space="preserve">Il faut aussi être honnêtes : ce que nous livrons est le minimum qu'un projet universitaire, mené en quatre jours à deux, pouvait atteindre. Il peut être largement amélioré. Les barèmes et la grille de conduite sont des exemples ; le serveur est simulé et tout tient sur un seul appareil ; les photos des pièces ne sont pas chiffrées ; l'interface mériterait d'être testée avec de vrais agents dans un vrai centre. Aucune de ces limites n'est un mur : chacune est nommée au chapitre 13, et l'architecture a été pensée pour les accueillir sans tout reprendre.</w:t>
+        <w:t xml:space="preserve">Il faut aussi être honnêtes : ce que nous livrons est le minimum qu'un projet universitaire, mené à deux en peu de jours, pouvait atteindre. Il peut être largement amélioré. Les barèmes et la grille de conduite sont des exemples ; le serveur est simulé et tout tient sur un seul appareil ; les photos des pièces ne sont pas chiffrées ; l'interface mériterait d'être testée avec de vrais agents dans un vrai centre. Aucune de ces limites n'est un mur : chacune est nommée au chapitre 13, et l'architecture a été pensée pour les accueillir sans tout reprendre.</w:t>
       </w:r>
     </w:p>
     <w:p>
@@ -17446,7 +17446,7 @@
           <w:sz w:val="18"/>
           <w:szCs w:val="18"/>
         </w:rPr>
-        <w:t xml:space="preserve">// metier/ReglesTentatives.kt</w:t>
+        <w:t xml:space="preserve">// Règle d'ouverture d'une tentative (couche métier)</w:t>
       </w:r>
     </w:p>
     <w:p>
@@ -17641,7 +17641,7 @@
           <w:sz w:val="18"/>
           <w:szCs w:val="18"/>
         </w:rPr>
-        <w:t xml:space="preserve">// test/ReglesTentativesTest.kt</w:t>
+        <w:t xml:space="preserve">// Son test unitaire</w:t>
       </w:r>
     </w:p>
     <w:p>
@@ -18811,19 +18811,6 @@
     </w:p>
     <w:p>
       <w:pPr>
-        <w:spacing w:after="120" w:line="300"/>
-      </w:pPr>
-      <w:r>
-        <w:rPr>
-          <w:rFonts w:ascii="Calibri" w:cs="Calibri" w:eastAsia="Calibri" w:hAnsi="Calibri"/>
-          <w:sz w:val="22"/>
-          <w:szCs w:val="22"/>
-        </w:rPr>
-        <w:t xml:space="preserve">Le détail des sources, avec le niveau de fiabilité et la citation exacte, est dans le fichier docs/references/RECHERCHE_ATT_ET_ANDROID.md du dépôt.</w:t>
-      </w:r>
-    </w:p>
-    <w:p>
-      <w:pPr>
         <w:pStyle w:val="Heading1"/>
         <w:pageBreakBefore/>
         <w:spacing w:after="200" w:before="360"/>
@@ -21624,7 +21611,7 @@
           <w:sz w:val="22"/>
           <w:szCs w:val="22"/>
         </w:rPr>
-        <w:t xml:space="preserve">Le journal complet est le fichier JOURNAL-IA.md du dépôt. Les trois entrées ci-dessous sont recopiées sans retouche : la contradiction entre un index SQL et une règle métier (chapitre 10), le passage du QCM à l'épreuve orale sur un témoignage de terrain (chapitres 2 et 10), et la reprise de la démonstration du cours pour la synchronisation (chapitres 7.5 et 12).</w:t>
+        <w:t xml:space="preserve">Le journal IA compte une entrée par étape. Les trois entrées ci-dessous sont recopiées telles quelles, sans la ligne qui liste les fichiers concernés : la contradiction entre un index SQL et une règle métier (chapitre 10), le passage du QCM à l'épreuve orale sur un témoignage de terrain (chapitres 2 et 10), et la reprise de la démonstration du cours pour la synchronisation (chapitres 7.5 et 12).</w:t>
       </w:r>
     </w:p>
     <w:p>
@@ -21654,19 +21641,6 @@
           <w:sz w:val="20"/>
           <w:szCs w:val="20"/>
         </w:rPr>
-        <w:t xml:space="preserve">- Code soumis : metier/ReglesPresence.kt, ui/appel/*, schéma v2 des inscriptions.</w:t>
-      </w:r>
-    </w:p>
-    <w:p>
-      <w:pPr>
-        <w:spacing w:after="120" w:line="300"/>
-      </w:pPr>
-      <w:r>
-        <w:rPr>
-          <w:rFonts w:ascii="Calibri" w:cs="Calibri" w:eastAsia="Calibri" w:hAnsi="Calibri"/>
-          <w:sz w:val="20"/>
-          <w:szCs w:val="20"/>
-        </w:rPr>
         <w:t xml:space="preserve">- Remarque principale de l'IA : la vérification sur émulateur a révélé un vrai défaut de conception, pas un bug de frappe : l'index unique (candidat, session) en base contredisait la règle métier « une inscription reportée ou annulée peut être suivie d'une nouvelle ». Le test unitaire de la règle passait ; seule la base réelle a montré la contradiction. Leçon pour le binôme : les invariants qui dépendent d'un statut ne se mettent pas dans un index SQL, mais dans une fonction pure.</w:t>
       </w:r>
     </w:p>
@@ -21736,19 +21710,6 @@
           <w:sz w:val="20"/>
           <w:szCs w:val="20"/>
         </w:rPr>
-        <w:t xml:space="preserve">- Code soumis : metier/ReglesTheorie.kt, ui/evaluation/EvaluationTheorieViewModel.kt, EcranEvaluationTheorie.kt, schéma v3.</w:t>
-      </w:r>
-    </w:p>
-    <w:p>
-      <w:pPr>
-        <w:spacing w:after="120" w:line="300"/>
-      </w:pPr>
-      <w:r>
-        <w:rPr>
-          <w:rFonts w:ascii="Calibri" w:cs="Calibri" w:eastAsia="Calibri" w:hAnsi="Calibri"/>
-          <w:sz w:val="20"/>
-          <w:szCs w:val="20"/>
-        </w:rPr>
         <w:t xml:space="preserve">- Remarque principale de l'IA : la première version était un QCM (réponses A/B/C/D) parce que la presse et le cadrage le disaient ; le dev 1, qui vient de passer l'épreuve, a décrit une épreuve orale avec une feuille « question posée / réponse donnée / points / total ». L'IA avait respecté la règle « ne pas inventer » en suivant les sources écrites, mais une source de terrain vaut plus qu'un article : la question Q1 est réécrite, la table QCM supprimée, l'écran devient la feuille d'examen.</w:t>
       </w:r>
     </w:p>
@@ -21806,19 +21767,6 @@
           <w:szCs w:val="23"/>
         </w:rPr>
         <w:t xml:space="preserve">Entrée 20 — 18/09/2026 — Étape D2c, synchronisation hors ligne d'abord</w:t>
-      </w:r>
-    </w:p>
-    <w:p>
-      <w:pPr>
-        <w:spacing w:after="120" w:line="300"/>
-      </w:pPr>
-      <w:r>
-        <w:rPr>
-          <w:rFonts w:ascii="Calibri" w:cs="Calibri" w:eastAsia="Calibri" w:hAnsi="Calibri"/>
-          <w:sz w:val="20"/>
-          <w:szCs w:val="20"/>
-        </w:rPr>
-        <w:t xml:space="preserve">- Code soumis : data/FauxServeurATT.kt, data/Synchronisation.kt, ui/synchronisation/*, drapeau synchronisee sur Resultat (schéma v4).</w:t>
       </w:r>
     </w:p>
     <w:p>

--- a/docs/rapport/Rapport_technique_ATT.docx
+++ b/docs/rapport/Rapport_technique_ATT.docx
@@ -13906,7 +13906,7 @@
           <w:sz w:val="22"/>
           <w:szCs w:val="22"/>
         </w:rPr>
-        <w:t xml:space="preserve">Les captures du chapitre 6 ont été prises sur l'émulateur Android d'un petit téléphone (720 × 1280), avec les comptes de démonstration, en rejouant le parcours complet depuis une base vide. Elles sont récapitulées ici dans l'ordre du document ; les fichiers se trouvent dans le dossier docs/rapport/captures du dépôt.</w:t>
+        <w:t xml:space="preserve">Les captures du chapitre 6 ont été prises sur l'émulateur Android d'un petit téléphone (720 × 1280), avec les comptes de démonstration, en rejouant le parcours complet depuis une base vide. Elles sont récapitulées ici dans l'ordre du document.</w:t>
       </w:r>
     </w:p>
     <w:tbl>

--- a/docs/rapport/Rapport_technique_ATT.docx
+++ b/docs/rapport/Rapport_technique_ATT.docx
@@ -429,7 +429,7 @@
           <w:sz w:val="22"/>
           <w:szCs w:val="22"/>
         </w:rPr>
-        <w:t xml:space="preserve">Passer l'examen du permis à Madagascar reste aujourd'hui un parcours long et opaque, pour le candidat comme pour l'administration. L'échelle donne la mesure du problème : environ 60 000 candidats par an, un taux de réussite d'environ 53 %, 173 auto-écoles dont une centaine à Antananarivo, 22 centres d'examen et 31 examinateurs pour tout le pays (presse, juillet 2024, annexe C). Les difficultés relevées sont les suivantes.</w:t>
+        <w:t xml:space="preserve">Passer l'examen du permis à Madagascar reste aujourd'hui un parcours long et opaque, pour le candidat comme pour l'administration. L'échelle donne la mesure du problème : environ 60 000 candidats par an, un taux de réussite d'environ 53 %, 173 auto-écoles dont une centaine à Antananarivo, 22 centres d'examen et 31 examinateurs pour tout le pays (presse, juillet 2024, annexe B). Les difficultés relevées sont les suivantes.</w:t>
       </w:r>
     </w:p>
     <w:p>
@@ -3180,7 +3180,7 @@
           <w:sz w:val="22"/>
           <w:szCs w:val="22"/>
         </w:rPr>
-        <w:t xml:space="preserve">Ce chapitre suit un candidat de son inscription en auto-école jusqu'à son résultat, dans l'ordre réel des opérations. Chaque étape est illustrée par une capture prise sur un petit téléphone (720 × 1280) ; les comptes utilisés sont ceux de l'annexe E.</w:t>
+        <w:t xml:space="preserve">Ce chapitre suit un candidat de son inscription en auto-école jusqu'à son résultat, dans l'ordre réel des opérations. Chaque étape est illustrée par une capture prise sur un petit téléphone (720 × 1280) ; les comptes utilisés sont ceux de l'annexe D.</w:t>
       </w:r>
     </w:p>
     <w:p>
@@ -7565,7 +7565,7 @@
           <w:sz w:val="22"/>
           <w:szCs w:val="22"/>
         </w:rPr>
-        <w:t xml:space="preserve">L'annexe B montre les quatre briques de ce flux : l'écriture et sa ligne d'historique dans une même transaction (B.1), une règle pure et son test (B.2), un ViewModel qui combine les flux de Room en un seul état (B.3) et le tirage du sujet avec le hasard injecté (B.4).</w:t>
+        <w:t xml:space="preserve">L'annexe A montre les quatre briques de ce flux : l'écriture et sa ligne d'historique dans une même transaction (A.1), une règle pure et son test (A.2), un ViewModel qui combine les flux de Room en un seul état (A.3) et le tirage du sujet avec le hasard injecté (A.4).</w:t>
       </w:r>
     </w:p>
     <w:p>
@@ -11022,7 +11022,7 @@
           <w:sz w:val="22"/>
           <w:szCs w:val="22"/>
         </w:rPr>
-        <w:t xml:space="preserve">La proportion : l'IA a produit la majorité du code de chaque étape à partir de nos documents de cadrage (règles, plan, modèle de données, cas d'utilisation), que nous avons écrits et validés avant la première ligne. Nous avons relu chaque fichier dans la demande de fusion (pull request) de l'étape avant de la fusionner, et rejoué chaque scénario sur l'émulateur. Le journal IA (annexe G) consigne pour chaque étape ce qui a été soumis, la remarque principale de l'IA, les points d'alerte, et notre verdict.</w:t>
+        <w:t xml:space="preserve">La proportion : l'IA a produit la majorité du code de chaque étape à partir de nos documents de cadrage (règles, plan, modèle de données, cas d'utilisation), que nous avons écrits et validés avant la première ligne. Nous avons relu chaque fichier dans la demande de fusion (pull request) de l'étape avant de la fusionner, et rejoué chaque scénario sur l'émulateur. Le journal IA (annexe F) consigne pour chaque étape ce qui a été soumis, la remarque principale de l'IA, les points d'alerte, et notre verdict.</w:t>
       </w:r>
     </w:p>
     <w:p>
@@ -11222,7 +11222,7 @@
           <w:sz w:val="22"/>
           <w:szCs w:val="22"/>
         </w:rPr>
-        <w:t xml:space="preserve">La question de la dernière séance, « sur quelle tâche auriez-vous appris moins si l'IA avait été autorisée ? », nous y répondons ainsi : sur l'architecture. Si l'IA avait posé seule le modèle de données et la découpe des ViewModels, nous aurions eu une application qui marche sans savoir pourquoi. C'est parce que nous avons écrit le cadrage et relu chaque étape que nous savons expliquer chaque fichier ; trois entrées du journal sont recopiées en annexe G pour en témoigner.</w:t>
+        <w:t xml:space="preserve">La question de la dernière séance, « sur quelle tâche auriez-vous appris moins si l'IA avait été autorisée ? », nous y répondons ainsi : sur l'architecture. Si l'IA avait posé seule le modèle de données et la découpe des ViewModels, nous aurions eu une application qui marche sans savoir pourquoi. C'est parce que nous avons écrit le cadrage et relu chaque étape que nous savons expliquer chaque fichier ; trois entrées du journal sont recopiées en annexe F pour en témoigner.</w:t>
       </w:r>
     </w:p>
     <w:p>
@@ -12223,7 +12223,7 @@
           <w:sz w:val="22"/>
           <w:szCs w:val="22"/>
         </w:rPr>
-        <w:t xml:space="preserve">Le plan prévoyait dix semaines ; le développement s'est fait en peu de jours, à deux, précédé de la recherche documentaire de l'annexe C. Le cadrage (règles, plan, modèle de données, cas d'utilisation) a été écrit le premier jour, avant la première ligne de code, et n'a presque pas bougé ensuite : c'est ce qui a permis d'enchaîner les étapes sans revenir en arrière. Le socle technique et les premières fonctionnalités ont suivi ; puis les évaluations, les résultats, la consultation et l'impression ; enfin les tests, la relecture croisée, la refonte de l'interface et ce rapport.</w:t>
+        <w:t xml:space="preserve">Le plan prévoyait dix semaines ; le développement s'est fait en peu de jours, à deux, précédé de la recherche documentaire de l'annexe B. Le cadrage (règles, plan, modèle de données, cas d'utilisation) a été écrit le premier jour, avant la première ligne de code, et n'a presque pas bougé ensuite : c'est ce qui a permis d'enchaîner les étapes sans revenir en arrière. Le socle technique et les premières fonctionnalités ont suivi ; puis les évaluations, les résultats, la consultation et l'impression ; enfin les tests, la relecture croisée, la refonte de l'interface et ce rapport.</w:t>
       </w:r>
     </w:p>
     <w:p>
@@ -13608,7 +13608,7 @@
           <w:sz w:val="22"/>
           <w:szCs w:val="22"/>
         </w:rPr>
-        <w:t xml:space="preserve">Les barèmes, seuils, délais et la grille de conduite sont des valeurs d'exemple en attente de validation par l'ATT (annexe F).</w:t>
+        <w:t xml:space="preserve">Les barèmes, seuils, délais et la grille de conduite sont des valeurs d'exemple en attente de validation par l'ATT (annexe E).</w:t>
       </w:r>
     </w:p>
     <w:p>
@@ -13893,7 +13893,24 @@
           <w:sz w:val="32"/>
           <w:szCs w:val="32"/>
         </w:rPr>
-        <w:t xml:space="preserve">Annexe A — Captures d'écran</w:t>
+        <w:t xml:space="preserve">Annexe A — Extraits de code commentés</w:t>
+      </w:r>
+    </w:p>
+    <w:p>
+      <w:pPr>
+        <w:pStyle w:val="Heading2"/>
+        <w:spacing w:after="140" w:before="280"/>
+      </w:pPr>
+      <w:r>
+        <w:rPr>
+          <w:rFonts w:ascii="Calibri" w:cs="Calibri" w:eastAsia="Calibri" w:hAnsi="Calibri"/>
+          <w:b/>
+          <w:bCs/>
+          <w:color w:val="0B2E4F"/>
+          <w:sz w:val="26"/>
+          <w:szCs w:val="26"/>
+        </w:rPr>
+        <w:t xml:space="preserve">A.1 Écriture et historique dans une même transaction</w:t>
       </w:r>
     </w:p>
     <w:p>
@@ -13906,3361 +13923,672 @@
           <w:sz w:val="22"/>
           <w:szCs w:val="22"/>
         </w:rPr>
-        <w:t xml:space="preserve">Les captures du chapitre 6 ont été prises sur l'émulateur Android d'un petit téléphone (720 × 1280), avec les comptes de démonstration, en rejouant le parcours complet depuis une base vide. Elles sont récapitulées ici dans l'ordre du document.</w:t>
-      </w:r>
-    </w:p>
-    <w:tbl>
-      <w:tblPr>
-        <w:tblW w:type="dxa" w:w="9020"/>
-        <w:tblBorders>
-          <w:top w:val="single" w:color="auto" w:sz="4"/>
-          <w:left w:val="single" w:color="auto" w:sz="4"/>
-          <w:bottom w:val="single" w:color="auto" w:sz="4"/>
-          <w:right w:val="single" w:color="auto" w:sz="4"/>
-          <w:insideH w:val="single" w:color="auto" w:sz="4"/>
-          <w:insideV w:val="single" w:color="auto" w:sz="4"/>
-        </w:tblBorders>
-      </w:tblPr>
-      <w:tblGrid>
-        <w:gridCol w:w="1082"/>
-        <w:gridCol w:w="4510"/>
-        <w:gridCol w:w="3428"/>
-      </w:tblGrid>
-      <w:tr>
-        <w:trPr>
-          <w:tblHeader/>
-        </w:trPr>
-        <w:tc>
-          <w:tcPr>
-            <w:tcW w:type="dxa" w:w="1082"/>
-            <w:shd w:fill="0F4C81" w:color="auto" w:val="clear"/>
-            <w:tcMar>
-              <w:top w:type="dxa" w:w="80"/>
-              <w:left w:type="dxa" w:w="100"/>
-              <w:bottom w:type="dxa" w:w="80"/>
-              <w:right w:type="dxa" w:w="100"/>
-            </w:tcMar>
-          </w:tcPr>
-          <w:p>
-            <w:pPr>
-              <w:spacing w:after="0" w:line="270"/>
-            </w:pPr>
-            <w:r>
-              <w:rPr>
-                <w:rFonts w:ascii="Calibri" w:cs="Calibri" w:eastAsia="Calibri" w:hAnsi="Calibri"/>
-                <w:b/>
-                <w:bCs/>
-                <w:color w:val="FFFFFF"/>
-                <w:sz w:val="20"/>
-                <w:szCs w:val="20"/>
-              </w:rPr>
-              <w:t xml:space="preserve">Figure</w:t>
-            </w:r>
-          </w:p>
-        </w:tc>
-        <w:tc>
-          <w:tcPr>
-            <w:tcW w:type="dxa" w:w="4510"/>
-            <w:shd w:fill="0F4C81" w:color="auto" w:val="clear"/>
-            <w:tcMar>
-              <w:top w:type="dxa" w:w="80"/>
-              <w:left w:type="dxa" w:w="100"/>
-              <w:bottom w:type="dxa" w:w="80"/>
-              <w:right w:type="dxa" w:w="100"/>
-            </w:tcMar>
-          </w:tcPr>
-          <w:p>
-            <w:pPr>
-              <w:spacing w:after="0" w:line="270"/>
-            </w:pPr>
-            <w:r>
-              <w:rPr>
-                <w:rFonts w:ascii="Calibri" w:cs="Calibri" w:eastAsia="Calibri" w:hAnsi="Calibri"/>
-                <w:b/>
-                <w:bCs/>
-                <w:color w:val="FFFFFF"/>
-                <w:sz w:val="20"/>
-                <w:szCs w:val="20"/>
-              </w:rPr>
-              <w:t xml:space="preserve">Écran</w:t>
-            </w:r>
-          </w:p>
-        </w:tc>
-        <w:tc>
-          <w:tcPr>
-            <w:tcW w:type="dxa" w:w="3428"/>
-            <w:shd w:fill="0F4C81" w:color="auto" w:val="clear"/>
-            <w:tcMar>
-              <w:top w:type="dxa" w:w="80"/>
-              <w:left w:type="dxa" w:w="100"/>
-              <w:bottom w:type="dxa" w:w="80"/>
-              <w:right w:type="dxa" w:w="100"/>
-            </w:tcMar>
-          </w:tcPr>
-          <w:p>
-            <w:pPr>
-              <w:spacing w:after="0" w:line="270"/>
-            </w:pPr>
-            <w:r>
-              <w:rPr>
-                <w:rFonts w:ascii="Calibri" w:cs="Calibri" w:eastAsia="Calibri" w:hAnsi="Calibri"/>
-                <w:b/>
-                <w:bCs/>
-                <w:color w:val="FFFFFF"/>
-                <w:sz w:val="20"/>
-                <w:szCs w:val="20"/>
-              </w:rPr>
-              <w:t xml:space="preserve">Fichier</w:t>
-            </w:r>
-          </w:p>
-        </w:tc>
-      </w:tr>
-      <w:tr>
-        <w:tc>
-          <w:tcPr>
-            <w:tcW w:type="dxa" w:w="1082"/>
-            <w:tcMar>
-              <w:top w:type="dxa" w:w="80"/>
-              <w:left w:type="dxa" w:w="100"/>
-              <w:bottom w:type="dxa" w:w="80"/>
-              <w:right w:type="dxa" w:w="100"/>
-            </w:tcMar>
-          </w:tcPr>
-          <w:p>
-            <w:pPr>
-              <w:spacing w:after="0" w:line="270"/>
-            </w:pPr>
-            <w:r>
-              <w:rPr>
-                <w:rFonts w:ascii="Calibri" w:cs="Calibri" w:eastAsia="Calibri" w:hAnsi="Calibri"/>
-                <w:sz w:val="20"/>
-                <w:szCs w:val="20"/>
-              </w:rPr>
-              <w:t xml:space="preserve">1</w:t>
-            </w:r>
-          </w:p>
-        </w:tc>
-        <w:tc>
-          <w:tcPr>
-            <w:tcW w:type="dxa" w:w="4510"/>
-            <w:tcMar>
-              <w:top w:type="dxa" w:w="80"/>
-              <w:left w:type="dxa" w:w="100"/>
-              <w:bottom w:type="dxa" w:w="80"/>
-              <w:right w:type="dxa" w:w="100"/>
-            </w:tcMar>
-          </w:tcPr>
-          <w:p>
-            <w:pPr>
-              <w:spacing w:after="0" w:line="270"/>
-            </w:pPr>
-            <w:r>
-              <w:rPr>
-                <w:rFonts w:ascii="Calibri" w:cs="Calibri" w:eastAsia="Calibri" w:hAnsi="Calibri"/>
-                <w:sz w:val="20"/>
-                <w:szCs w:val="20"/>
-              </w:rPr>
-              <w:t xml:space="preserve">Accueil de l'administrateur ATT : le menu du rôle</w:t>
-            </w:r>
-          </w:p>
-        </w:tc>
-        <w:tc>
-          <w:tcPr>
-            <w:tcW w:type="dxa" w:w="3428"/>
-            <w:tcMar>
-              <w:top w:type="dxa" w:w="80"/>
-              <w:left w:type="dxa" w:w="100"/>
-              <w:bottom w:type="dxa" w:w="80"/>
-              <w:right w:type="dxa" w:w="100"/>
-            </w:tcMar>
-          </w:tcPr>
-          <w:p>
-            <w:pPr>
-              <w:spacing w:after="0" w:line="270"/>
-            </w:pPr>
-            <w:r>
-              <w:rPr>
-                <w:rFonts w:ascii="Calibri" w:cs="Calibri" w:eastAsia="Calibri" w:hAnsi="Calibri"/>
-                <w:sz w:val="20"/>
-                <w:szCs w:val="20"/>
-              </w:rPr>
-              <w:t xml:space="preserve">05_accueil_admin.png</w:t>
-            </w:r>
-          </w:p>
-        </w:tc>
-      </w:tr>
-      <w:tr>
-        <w:tc>
-          <w:tcPr>
-            <w:tcW w:type="dxa" w:w="1082"/>
-            <w:shd w:fill="F3F6FA" w:color="auto" w:val="clear"/>
-            <w:tcMar>
-              <w:top w:type="dxa" w:w="80"/>
-              <w:left w:type="dxa" w:w="100"/>
-              <w:bottom w:type="dxa" w:w="80"/>
-              <w:right w:type="dxa" w:w="100"/>
-            </w:tcMar>
-          </w:tcPr>
-          <w:p>
-            <w:pPr>
-              <w:spacing w:after="0" w:line="270"/>
-            </w:pPr>
-            <w:r>
-              <w:rPr>
-                <w:rFonts w:ascii="Calibri" w:cs="Calibri" w:eastAsia="Calibri" w:hAnsi="Calibri"/>
-                <w:sz w:val="20"/>
-                <w:szCs w:val="20"/>
-              </w:rPr>
-              <w:t xml:space="preserve">2</w:t>
-            </w:r>
-          </w:p>
-        </w:tc>
-        <w:tc>
-          <w:tcPr>
-            <w:tcW w:type="dxa" w:w="4510"/>
-            <w:shd w:fill="F3F6FA" w:color="auto" w:val="clear"/>
-            <w:tcMar>
-              <w:top w:type="dxa" w:w="80"/>
-              <w:left w:type="dxa" w:w="100"/>
-              <w:bottom w:type="dxa" w:w="80"/>
-              <w:right w:type="dxa" w:w="100"/>
-            </w:tcMar>
-          </w:tcPr>
-          <w:p>
-            <w:pPr>
-              <w:spacing w:after="0" w:line="270"/>
-            </w:pPr>
-            <w:r>
-              <w:rPr>
-                <w:rFonts w:ascii="Calibri" w:cs="Calibri" w:eastAsia="Calibri" w:hAnsi="Calibri"/>
-                <w:sz w:val="20"/>
-                <w:szCs w:val="20"/>
-              </w:rPr>
-              <w:t xml:space="preserve">Écran de connexion</w:t>
-            </w:r>
-          </w:p>
-        </w:tc>
-        <w:tc>
-          <w:tcPr>
-            <w:tcW w:type="dxa" w:w="3428"/>
-            <w:shd w:fill="F3F6FA" w:color="auto" w:val="clear"/>
-            <w:tcMar>
-              <w:top w:type="dxa" w:w="80"/>
-              <w:left w:type="dxa" w:w="100"/>
-              <w:bottom w:type="dxa" w:w="80"/>
-              <w:right w:type="dxa" w:w="100"/>
-            </w:tcMar>
-          </w:tcPr>
-          <w:p>
-            <w:pPr>
-              <w:spacing w:after="0" w:line="270"/>
-            </w:pPr>
-            <w:r>
-              <w:rPr>
-                <w:rFonts w:ascii="Calibri" w:cs="Calibri" w:eastAsia="Calibri" w:hAnsi="Calibri"/>
-                <w:sz w:val="20"/>
-                <w:szCs w:val="20"/>
-              </w:rPr>
-              <w:t xml:space="preserve">06_01_connexion.png</w:t>
-            </w:r>
-          </w:p>
-        </w:tc>
-      </w:tr>
-      <w:tr>
-        <w:tc>
-          <w:tcPr>
-            <w:tcW w:type="dxa" w:w="1082"/>
-            <w:tcMar>
-              <w:top w:type="dxa" w:w="80"/>
-              <w:left w:type="dxa" w:w="100"/>
-              <w:bottom w:type="dxa" w:w="80"/>
-              <w:right w:type="dxa" w:w="100"/>
-            </w:tcMar>
-          </w:tcPr>
-          <w:p>
-            <w:pPr>
-              <w:spacing w:after="0" w:line="270"/>
-            </w:pPr>
-            <w:r>
-              <w:rPr>
-                <w:rFonts w:ascii="Calibri" w:cs="Calibri" w:eastAsia="Calibri" w:hAnsi="Calibri"/>
-                <w:sz w:val="20"/>
-                <w:szCs w:val="20"/>
-              </w:rPr>
-              <w:t xml:space="preserve">3</w:t>
-            </w:r>
-          </w:p>
-        </w:tc>
-        <w:tc>
-          <w:tcPr>
-            <w:tcW w:type="dxa" w:w="4510"/>
-            <w:tcMar>
-              <w:top w:type="dxa" w:w="80"/>
-              <w:left w:type="dxa" w:w="100"/>
-              <w:bottom w:type="dxa" w:w="80"/>
-              <w:right w:type="dxa" w:w="100"/>
-            </w:tcMar>
-          </w:tcPr>
-          <w:p>
-            <w:pPr>
-              <w:spacing w:after="0" w:line="270"/>
-            </w:pPr>
-            <w:r>
-              <w:rPr>
-                <w:rFonts w:ascii="Calibri" w:cs="Calibri" w:eastAsia="Calibri" w:hAnsi="Calibri"/>
-                <w:sz w:val="20"/>
-                <w:szCs w:val="20"/>
-              </w:rPr>
-              <w:t xml:space="preserve">Connexion refusée : le message reste volontairement vague sur la cause</w:t>
-            </w:r>
-          </w:p>
-        </w:tc>
-        <w:tc>
-          <w:tcPr>
-            <w:tcW w:type="dxa" w:w="3428"/>
-            <w:tcMar>
-              <w:top w:type="dxa" w:w="80"/>
-              <w:left w:type="dxa" w:w="100"/>
-              <w:bottom w:type="dxa" w:w="80"/>
-              <w:right w:type="dxa" w:w="100"/>
-            </w:tcMar>
-          </w:tcPr>
-          <w:p>
-            <w:pPr>
-              <w:spacing w:after="0" w:line="270"/>
-            </w:pPr>
-            <w:r>
-              <w:rPr>
-                <w:rFonts w:ascii="Calibri" w:cs="Calibri" w:eastAsia="Calibri" w:hAnsi="Calibri"/>
-                <w:sz w:val="20"/>
-                <w:szCs w:val="20"/>
-              </w:rPr>
-              <w:t xml:space="preserve">06_01b_connexion_erreur.png</w:t>
-            </w:r>
-          </w:p>
-        </w:tc>
-      </w:tr>
-      <w:tr>
-        <w:tc>
-          <w:tcPr>
-            <w:tcW w:type="dxa" w:w="1082"/>
-            <w:shd w:fill="F3F6FA" w:color="auto" w:val="clear"/>
-            <w:tcMar>
-              <w:top w:type="dxa" w:w="80"/>
-              <w:left w:type="dxa" w:w="100"/>
-              <w:bottom w:type="dxa" w:w="80"/>
-              <w:right w:type="dxa" w:w="100"/>
-            </w:tcMar>
-          </w:tcPr>
-          <w:p>
-            <w:pPr>
-              <w:spacing w:after="0" w:line="270"/>
-            </w:pPr>
-            <w:r>
-              <w:rPr>
-                <w:rFonts w:ascii="Calibri" w:cs="Calibri" w:eastAsia="Calibri" w:hAnsi="Calibri"/>
-                <w:sz w:val="20"/>
-                <w:szCs w:val="20"/>
-              </w:rPr>
-              <w:t xml:space="preserve">4</w:t>
-            </w:r>
-          </w:p>
-        </w:tc>
-        <w:tc>
-          <w:tcPr>
-            <w:tcW w:type="dxa" w:w="4510"/>
-            <w:shd w:fill="F3F6FA" w:color="auto" w:val="clear"/>
-            <w:tcMar>
-              <w:top w:type="dxa" w:w="80"/>
-              <w:left w:type="dxa" w:w="100"/>
-              <w:bottom w:type="dxa" w:w="80"/>
-              <w:right w:type="dxa" w:w="100"/>
-            </w:tcMar>
-          </w:tcPr>
-          <w:p>
-            <w:pPr>
-              <w:spacing w:after="0" w:line="270"/>
-            </w:pPr>
-            <w:r>
-              <w:rPr>
-                <w:rFonts w:ascii="Calibri" w:cs="Calibri" w:eastAsia="Calibri" w:hAnsi="Calibri"/>
-                <w:sz w:val="20"/>
-                <w:szCs w:val="20"/>
-              </w:rPr>
-              <w:t xml:space="preserve">Accueil du super administrateur : configuration et comptes</w:t>
-            </w:r>
-          </w:p>
-        </w:tc>
-        <w:tc>
-          <w:tcPr>
-            <w:tcW w:type="dxa" w:w="3428"/>
-            <w:shd w:fill="F3F6FA" w:color="auto" w:val="clear"/>
-            <w:tcMar>
-              <w:top w:type="dxa" w:w="80"/>
-              <w:left w:type="dxa" w:w="100"/>
-              <w:bottom w:type="dxa" w:w="80"/>
-              <w:right w:type="dxa" w:w="100"/>
-            </w:tcMar>
-          </w:tcPr>
-          <w:p>
-            <w:pPr>
-              <w:spacing w:after="0" w:line="270"/>
-            </w:pPr>
-            <w:r>
-              <w:rPr>
-                <w:rFonts w:ascii="Calibri" w:cs="Calibri" w:eastAsia="Calibri" w:hAnsi="Calibri"/>
-                <w:sz w:val="20"/>
-                <w:szCs w:val="20"/>
-              </w:rPr>
-              <w:t xml:space="preserve">05_accueil_superadmin.png</w:t>
-            </w:r>
-          </w:p>
-        </w:tc>
-      </w:tr>
-      <w:tr>
-        <w:tc>
-          <w:tcPr>
-            <w:tcW w:type="dxa" w:w="1082"/>
-            <w:tcMar>
-              <w:top w:type="dxa" w:w="80"/>
-              <w:left w:type="dxa" w:w="100"/>
-              <w:bottom w:type="dxa" w:w="80"/>
-              <w:right w:type="dxa" w:w="100"/>
-            </w:tcMar>
-          </w:tcPr>
-          <w:p>
-            <w:pPr>
-              <w:spacing w:after="0" w:line="270"/>
-            </w:pPr>
-            <w:r>
-              <w:rPr>
-                <w:rFonts w:ascii="Calibri" w:cs="Calibri" w:eastAsia="Calibri" w:hAnsi="Calibri"/>
-                <w:sz w:val="20"/>
-                <w:szCs w:val="20"/>
-              </w:rPr>
-              <w:t xml:space="preserve">5</w:t>
-            </w:r>
-          </w:p>
-        </w:tc>
-        <w:tc>
-          <w:tcPr>
-            <w:tcW w:type="dxa" w:w="4510"/>
-            <w:tcMar>
-              <w:top w:type="dxa" w:w="80"/>
-              <w:left w:type="dxa" w:w="100"/>
-              <w:bottom w:type="dxa" w:w="80"/>
-              <w:right w:type="dxa" w:w="100"/>
-            </w:tcMar>
-          </w:tcPr>
-          <w:p>
-            <w:pPr>
-              <w:spacing w:after="0" w:line="270"/>
-            </w:pPr>
-            <w:r>
-              <w:rPr>
-                <w:rFonts w:ascii="Calibri" w:cs="Calibri" w:eastAsia="Calibri" w:hAnsi="Calibri"/>
-                <w:sz w:val="20"/>
-                <w:szCs w:val="20"/>
-              </w:rPr>
-              <w:t xml:space="preserve">Accueil de l'auto-école : ses candidats, ses inscriptions, ses résultats</w:t>
-            </w:r>
-          </w:p>
-        </w:tc>
-        <w:tc>
-          <w:tcPr>
-            <w:tcW w:type="dxa" w:w="3428"/>
-            <w:tcMar>
-              <w:top w:type="dxa" w:w="80"/>
-              <w:left w:type="dxa" w:w="100"/>
-              <w:bottom w:type="dxa" w:w="80"/>
-              <w:right w:type="dxa" w:w="100"/>
-            </w:tcMar>
-          </w:tcPr>
-          <w:p>
-            <w:pPr>
-              <w:spacing w:after="0" w:line="270"/>
-            </w:pPr>
-            <w:r>
-              <w:rPr>
-                <w:rFonts w:ascii="Calibri" w:cs="Calibri" w:eastAsia="Calibri" w:hAnsi="Calibri"/>
-                <w:sz w:val="20"/>
-                <w:szCs w:val="20"/>
-              </w:rPr>
-              <w:t xml:space="preserve">05_accueil_auto_ecole.png</w:t>
-            </w:r>
-          </w:p>
-        </w:tc>
-      </w:tr>
-      <w:tr>
-        <w:tc>
-          <w:tcPr>
-            <w:tcW w:type="dxa" w:w="1082"/>
-            <w:shd w:fill="F3F6FA" w:color="auto" w:val="clear"/>
-            <w:tcMar>
-              <w:top w:type="dxa" w:w="80"/>
-              <w:left w:type="dxa" w:w="100"/>
-              <w:bottom w:type="dxa" w:w="80"/>
-              <w:right w:type="dxa" w:w="100"/>
-            </w:tcMar>
-          </w:tcPr>
-          <w:p>
-            <w:pPr>
-              <w:spacing w:after="0" w:line="270"/>
-            </w:pPr>
-            <w:r>
-              <w:rPr>
-                <w:rFonts w:ascii="Calibri" w:cs="Calibri" w:eastAsia="Calibri" w:hAnsi="Calibri"/>
-                <w:sz w:val="20"/>
-                <w:szCs w:val="20"/>
-              </w:rPr>
-              <w:t xml:space="preserve">6</w:t>
-            </w:r>
-          </w:p>
-        </w:tc>
-        <w:tc>
-          <w:tcPr>
-            <w:tcW w:type="dxa" w:w="4510"/>
-            <w:shd w:fill="F3F6FA" w:color="auto" w:val="clear"/>
-            <w:tcMar>
-              <w:top w:type="dxa" w:w="80"/>
-              <w:left w:type="dxa" w:w="100"/>
-              <w:bottom w:type="dxa" w:w="80"/>
-              <w:right w:type="dxa" w:w="100"/>
-            </w:tcMar>
-          </w:tcPr>
-          <w:p>
-            <w:pPr>
-              <w:spacing w:after="0" w:line="270"/>
-            </w:pPr>
-            <w:r>
-              <w:rPr>
-                <w:rFonts w:ascii="Calibri" w:cs="Calibri" w:eastAsia="Calibri" w:hAnsi="Calibri"/>
-                <w:sz w:val="20"/>
-                <w:szCs w:val="20"/>
-              </w:rPr>
-              <w:t xml:space="preserve">Accueil de l'examinateur : sessions du jour, évaluations</w:t>
-            </w:r>
-          </w:p>
-        </w:tc>
-        <w:tc>
-          <w:tcPr>
-            <w:tcW w:type="dxa" w:w="3428"/>
-            <w:shd w:fill="F3F6FA" w:color="auto" w:val="clear"/>
-            <w:tcMar>
-              <w:top w:type="dxa" w:w="80"/>
-              <w:left w:type="dxa" w:w="100"/>
-              <w:bottom w:type="dxa" w:w="80"/>
-              <w:right w:type="dxa" w:w="100"/>
-            </w:tcMar>
-          </w:tcPr>
-          <w:p>
-            <w:pPr>
-              <w:spacing w:after="0" w:line="270"/>
-            </w:pPr>
-            <w:r>
-              <w:rPr>
-                <w:rFonts w:ascii="Calibri" w:cs="Calibri" w:eastAsia="Calibri" w:hAnsi="Calibri"/>
-                <w:sz w:val="20"/>
-                <w:szCs w:val="20"/>
-              </w:rPr>
-              <w:t xml:space="preserve">05_accueil_examinateur.png</w:t>
-            </w:r>
-          </w:p>
-        </w:tc>
-      </w:tr>
-      <w:tr>
-        <w:tc>
-          <w:tcPr>
-            <w:tcW w:type="dxa" w:w="1082"/>
-            <w:tcMar>
-              <w:top w:type="dxa" w:w="80"/>
-              <w:left w:type="dxa" w:w="100"/>
-              <w:bottom w:type="dxa" w:w="80"/>
-              <w:right w:type="dxa" w:w="100"/>
-            </w:tcMar>
-          </w:tcPr>
-          <w:p>
-            <w:pPr>
-              <w:spacing w:after="0" w:line="270"/>
-            </w:pPr>
-            <w:r>
-              <w:rPr>
-                <w:rFonts w:ascii="Calibri" w:cs="Calibri" w:eastAsia="Calibri" w:hAnsi="Calibri"/>
-                <w:sz w:val="20"/>
-                <w:szCs w:val="20"/>
-              </w:rPr>
-              <w:t xml:space="preserve">7</w:t>
-            </w:r>
-          </w:p>
-        </w:tc>
-        <w:tc>
-          <w:tcPr>
-            <w:tcW w:type="dxa" w:w="4510"/>
-            <w:tcMar>
-              <w:top w:type="dxa" w:w="80"/>
-              <w:left w:type="dxa" w:w="100"/>
-              <w:bottom w:type="dxa" w:w="80"/>
-              <w:right w:type="dxa" w:w="100"/>
-            </w:tcMar>
-          </w:tcPr>
-          <w:p>
-            <w:pPr>
-              <w:spacing w:after="0" w:line="270"/>
-            </w:pPr>
-            <w:r>
-              <w:rPr>
-                <w:rFonts w:ascii="Calibri" w:cs="Calibri" w:eastAsia="Calibri" w:hAnsi="Calibri"/>
-                <w:sz w:val="20"/>
-                <w:szCs w:val="20"/>
-              </w:rPr>
-              <w:t xml:space="preserve">Accueil du candidat : son parcours</w:t>
-            </w:r>
-          </w:p>
-        </w:tc>
-        <w:tc>
-          <w:tcPr>
-            <w:tcW w:type="dxa" w:w="3428"/>
-            <w:tcMar>
-              <w:top w:type="dxa" w:w="80"/>
-              <w:left w:type="dxa" w:w="100"/>
-              <w:bottom w:type="dxa" w:w="80"/>
-              <w:right w:type="dxa" w:w="100"/>
-            </w:tcMar>
-          </w:tcPr>
-          <w:p>
-            <w:pPr>
-              <w:spacing w:after="0" w:line="270"/>
-            </w:pPr>
-            <w:r>
-              <w:rPr>
-                <w:rFonts w:ascii="Calibri" w:cs="Calibri" w:eastAsia="Calibri" w:hAnsi="Calibri"/>
-                <w:sz w:val="20"/>
-                <w:szCs w:val="20"/>
-              </w:rPr>
-              <w:t xml:space="preserve">05_accueil_candidat.png</w:t>
-            </w:r>
-          </w:p>
-        </w:tc>
-      </w:tr>
-      <w:tr>
-        <w:tc>
-          <w:tcPr>
-            <w:tcW w:type="dxa" w:w="1082"/>
-            <w:shd w:fill="F3F6FA" w:color="auto" w:val="clear"/>
-            <w:tcMar>
-              <w:top w:type="dxa" w:w="80"/>
-              <w:left w:type="dxa" w:w="100"/>
-              <w:bottom w:type="dxa" w:w="80"/>
-              <w:right w:type="dxa" w:w="100"/>
-            </w:tcMar>
-          </w:tcPr>
-          <w:p>
-            <w:pPr>
-              <w:spacing w:after="0" w:line="270"/>
-            </w:pPr>
-            <w:r>
-              <w:rPr>
-                <w:rFonts w:ascii="Calibri" w:cs="Calibri" w:eastAsia="Calibri" w:hAnsi="Calibri"/>
-                <w:sz w:val="20"/>
-                <w:szCs w:val="20"/>
-              </w:rPr>
-              <w:t xml:space="preserve">8</w:t>
-            </w:r>
-          </w:p>
-        </w:tc>
-        <w:tc>
-          <w:tcPr>
-            <w:tcW w:type="dxa" w:w="4510"/>
-            <w:shd w:fill="F3F6FA" w:color="auto" w:val="clear"/>
-            <w:tcMar>
-              <w:top w:type="dxa" w:w="80"/>
-              <w:left w:type="dxa" w:w="100"/>
-              <w:bottom w:type="dxa" w:w="80"/>
-              <w:right w:type="dxa" w:w="100"/>
-            </w:tcMar>
-          </w:tcPr>
-          <w:p>
-            <w:pPr>
-              <w:spacing w:after="0" w:line="270"/>
-            </w:pPr>
-            <w:r>
-              <w:rPr>
-                <w:rFonts w:ascii="Calibri" w:cs="Calibri" w:eastAsia="Calibri" w:hAnsi="Calibri"/>
-                <w:sz w:val="20"/>
-                <w:szCs w:val="20"/>
-              </w:rPr>
-              <w:t xml:space="preserve">Épreuve théorique de la catégorie B : barème versionné et questions</w:t>
-            </w:r>
-          </w:p>
-        </w:tc>
-        <w:tc>
-          <w:tcPr>
-            <w:tcW w:type="dxa" w:w="3428"/>
-            <w:shd w:fill="F3F6FA" w:color="auto" w:val="clear"/>
-            <w:tcMar>
-              <w:top w:type="dxa" w:w="80"/>
-              <w:left w:type="dxa" w:w="100"/>
-              <w:bottom w:type="dxa" w:w="80"/>
-              <w:right w:type="dxa" w:w="100"/>
-            </w:tcMar>
-          </w:tcPr>
-          <w:p>
-            <w:pPr>
-              <w:spacing w:after="0" w:line="270"/>
-            </w:pPr>
-            <w:r>
-              <w:rPr>
-                <w:rFonts w:ascii="Calibri" w:cs="Calibri" w:eastAsia="Calibri" w:hAnsi="Calibri"/>
-                <w:sz w:val="20"/>
-                <w:szCs w:val="20"/>
-              </w:rPr>
-              <w:t xml:space="preserve">06_02_configuration.png</w:t>
-            </w:r>
-          </w:p>
-        </w:tc>
-      </w:tr>
-      <w:tr>
-        <w:tc>
-          <w:tcPr>
-            <w:tcW w:type="dxa" w:w="1082"/>
-            <w:tcMar>
-              <w:top w:type="dxa" w:w="80"/>
-              <w:left w:type="dxa" w:w="100"/>
-              <w:bottom w:type="dxa" w:w="80"/>
-              <w:right w:type="dxa" w:w="100"/>
-            </w:tcMar>
-          </w:tcPr>
-          <w:p>
-            <w:pPr>
-              <w:spacing w:after="0" w:line="270"/>
-            </w:pPr>
-            <w:r>
-              <w:rPr>
-                <w:rFonts w:ascii="Calibri" w:cs="Calibri" w:eastAsia="Calibri" w:hAnsi="Calibri"/>
-                <w:sz w:val="20"/>
-                <w:szCs w:val="20"/>
-              </w:rPr>
-              <w:t xml:space="preserve">9</w:t>
-            </w:r>
-          </w:p>
-        </w:tc>
-        <w:tc>
-          <w:tcPr>
-            <w:tcW w:type="dxa" w:w="4510"/>
-            <w:tcMar>
-              <w:top w:type="dxa" w:w="80"/>
-              <w:left w:type="dxa" w:w="100"/>
-              <w:bottom w:type="dxa" w:w="80"/>
-              <w:right w:type="dxa" w:w="100"/>
-            </w:tcMar>
-          </w:tcPr>
-          <w:p>
-            <w:pPr>
-              <w:spacing w:after="0" w:line="270"/>
-            </w:pPr>
-            <w:r>
-              <w:rPr>
-                <w:rFonts w:ascii="Calibri" w:cs="Calibri" w:eastAsia="Calibri" w:hAnsi="Calibri"/>
-                <w:sz w:val="20"/>
-                <w:szCs w:val="20"/>
-              </w:rPr>
-              <w:t xml:space="preserve">Les catégories de permis, point d'entrée de la configuration</w:t>
-            </w:r>
-          </w:p>
-        </w:tc>
-        <w:tc>
-          <w:tcPr>
-            <w:tcW w:type="dxa" w:w="3428"/>
-            <w:tcMar>
-              <w:top w:type="dxa" w:w="80"/>
-              <w:left w:type="dxa" w:w="100"/>
-              <w:bottom w:type="dxa" w:w="80"/>
-              <w:right w:type="dxa" w:w="100"/>
-            </w:tcMar>
-          </w:tcPr>
-          <w:p>
-            <w:pPr>
-              <w:spacing w:after="0" w:line="270"/>
-            </w:pPr>
-            <w:r>
-              <w:rPr>
-                <w:rFonts w:ascii="Calibri" w:cs="Calibri" w:eastAsia="Calibri" w:hAnsi="Calibri"/>
-                <w:sz w:val="20"/>
-                <w:szCs w:val="20"/>
-              </w:rPr>
-              <w:t xml:space="preserve">06_02b_categories.png</w:t>
-            </w:r>
-          </w:p>
-        </w:tc>
-      </w:tr>
-      <w:tr>
-        <w:tc>
-          <w:tcPr>
-            <w:tcW w:type="dxa" w:w="1082"/>
-            <w:shd w:fill="F3F6FA" w:color="auto" w:val="clear"/>
-            <w:tcMar>
-              <w:top w:type="dxa" w:w="80"/>
-              <w:left w:type="dxa" w:w="100"/>
-              <w:bottom w:type="dxa" w:w="80"/>
-              <w:right w:type="dxa" w:w="100"/>
-            </w:tcMar>
-          </w:tcPr>
-          <w:p>
-            <w:pPr>
-              <w:spacing w:after="0" w:line="270"/>
-            </w:pPr>
-            <w:r>
-              <w:rPr>
-                <w:rFonts w:ascii="Calibri" w:cs="Calibri" w:eastAsia="Calibri" w:hAnsi="Calibri"/>
-                <w:sz w:val="20"/>
-                <w:szCs w:val="20"/>
-              </w:rPr>
-              <w:t xml:space="preserve">10</w:t>
-            </w:r>
-          </w:p>
-        </w:tc>
-        <w:tc>
-          <w:tcPr>
-            <w:tcW w:type="dxa" w:w="4510"/>
-            <w:shd w:fill="F3F6FA" w:color="auto" w:val="clear"/>
-            <w:tcMar>
-              <w:top w:type="dxa" w:w="80"/>
-              <w:left w:type="dxa" w:w="100"/>
-              <w:bottom w:type="dxa" w:w="80"/>
-              <w:right w:type="dxa" w:w="100"/>
-            </w:tcMar>
-          </w:tcPr>
-          <w:p>
-            <w:pPr>
-              <w:spacing w:after="0" w:line="270"/>
-            </w:pPr>
-            <w:r>
-              <w:rPr>
-                <w:rFonts w:ascii="Calibri" w:cs="Calibri" w:eastAsia="Calibri" w:hAnsi="Calibri"/>
-                <w:sz w:val="20"/>
-                <w:szCs w:val="20"/>
-              </w:rPr>
-              <w:t xml:space="preserve">Les comptes, vus par le super administrateur</w:t>
-            </w:r>
-          </w:p>
-        </w:tc>
-        <w:tc>
-          <w:tcPr>
-            <w:tcW w:type="dxa" w:w="3428"/>
-            <w:shd w:fill="F3F6FA" w:color="auto" w:val="clear"/>
-            <w:tcMar>
-              <w:top w:type="dxa" w:w="80"/>
-              <w:left w:type="dxa" w:w="100"/>
-              <w:bottom w:type="dxa" w:w="80"/>
-              <w:right w:type="dxa" w:w="100"/>
-            </w:tcMar>
-          </w:tcPr>
-          <w:p>
-            <w:pPr>
-              <w:spacing w:after="0" w:line="270"/>
-            </w:pPr>
-            <w:r>
-              <w:rPr>
-                <w:rFonts w:ascii="Calibri" w:cs="Calibri" w:eastAsia="Calibri" w:hAnsi="Calibri"/>
-                <w:sz w:val="20"/>
-                <w:szCs w:val="20"/>
-              </w:rPr>
-              <w:t xml:space="preserve">05_comptes.png</w:t>
-            </w:r>
-          </w:p>
-        </w:tc>
-      </w:tr>
-      <w:tr>
-        <w:tc>
-          <w:tcPr>
-            <w:tcW w:type="dxa" w:w="1082"/>
-            <w:tcMar>
-              <w:top w:type="dxa" w:w="80"/>
-              <w:left w:type="dxa" w:w="100"/>
-              <w:bottom w:type="dxa" w:w="80"/>
-              <w:right w:type="dxa" w:w="100"/>
-            </w:tcMar>
-          </w:tcPr>
-          <w:p>
-            <w:pPr>
-              <w:spacing w:after="0" w:line="270"/>
-            </w:pPr>
-            <w:r>
-              <w:rPr>
-                <w:rFonts w:ascii="Calibri" w:cs="Calibri" w:eastAsia="Calibri" w:hAnsi="Calibri"/>
-                <w:sz w:val="20"/>
-                <w:szCs w:val="20"/>
-              </w:rPr>
-              <w:t xml:space="preserve">11</w:t>
-            </w:r>
-          </w:p>
-        </w:tc>
-        <w:tc>
-          <w:tcPr>
-            <w:tcW w:type="dxa" w:w="4510"/>
-            <w:tcMar>
-              <w:top w:type="dxa" w:w="80"/>
-              <w:left w:type="dxa" w:w="100"/>
-              <w:bottom w:type="dxa" w:w="80"/>
-              <w:right w:type="dxa" w:w="100"/>
-            </w:tcMar>
-          </w:tcPr>
-          <w:p>
-            <w:pPr>
-              <w:spacing w:after="0" w:line="270"/>
-            </w:pPr>
-            <w:r>
-              <w:rPr>
-                <w:rFonts w:ascii="Calibri" w:cs="Calibri" w:eastAsia="Calibri" w:hAnsi="Calibri"/>
-                <w:sz w:val="20"/>
-                <w:szCs w:val="20"/>
-              </w:rPr>
-              <w:t xml:space="preserve">Liste des centres, rattachés à leur région</w:t>
-            </w:r>
-          </w:p>
-        </w:tc>
-        <w:tc>
-          <w:tcPr>
-            <w:tcW w:type="dxa" w:w="3428"/>
-            <w:tcMar>
-              <w:top w:type="dxa" w:w="80"/>
-              <w:left w:type="dxa" w:w="100"/>
-              <w:bottom w:type="dxa" w:w="80"/>
-              <w:right w:type="dxa" w:w="100"/>
-            </w:tcMar>
-          </w:tcPr>
-          <w:p>
-            <w:pPr>
-              <w:spacing w:after="0" w:line="270"/>
-            </w:pPr>
-            <w:r>
-              <w:rPr>
-                <w:rFonts w:ascii="Calibri" w:cs="Calibri" w:eastAsia="Calibri" w:hAnsi="Calibri"/>
-                <w:sz w:val="20"/>
-                <w:szCs w:val="20"/>
-              </w:rPr>
-              <w:t xml:space="preserve">06_03_centre.png</w:t>
-            </w:r>
-          </w:p>
-        </w:tc>
-      </w:tr>
-      <w:tr>
-        <w:tc>
-          <w:tcPr>
-            <w:tcW w:type="dxa" w:w="1082"/>
-            <w:shd w:fill="F3F6FA" w:color="auto" w:val="clear"/>
-            <w:tcMar>
-              <w:top w:type="dxa" w:w="80"/>
-              <w:left w:type="dxa" w:w="100"/>
-              <w:bottom w:type="dxa" w:w="80"/>
-              <w:right w:type="dxa" w:w="100"/>
-            </w:tcMar>
-          </w:tcPr>
-          <w:p>
-            <w:pPr>
-              <w:spacing w:after="0" w:line="270"/>
-            </w:pPr>
-            <w:r>
-              <w:rPr>
-                <w:rFonts w:ascii="Calibri" w:cs="Calibri" w:eastAsia="Calibri" w:hAnsi="Calibri"/>
-                <w:sz w:val="20"/>
-                <w:szCs w:val="20"/>
-              </w:rPr>
-              <w:t xml:space="preserve">12</w:t>
-            </w:r>
-          </w:p>
-        </w:tc>
-        <w:tc>
-          <w:tcPr>
-            <w:tcW w:type="dxa" w:w="4510"/>
-            <w:shd w:fill="F3F6FA" w:color="auto" w:val="clear"/>
-            <w:tcMar>
-              <w:top w:type="dxa" w:w="80"/>
-              <w:left w:type="dxa" w:w="100"/>
-              <w:bottom w:type="dxa" w:w="80"/>
-              <w:right w:type="dxa" w:w="100"/>
-            </w:tcMar>
-          </w:tcPr>
-          <w:p>
-            <w:pPr>
-              <w:spacing w:after="0" w:line="270"/>
-            </w:pPr>
-            <w:r>
-              <w:rPr>
-                <w:rFonts w:ascii="Calibri" w:cs="Calibri" w:eastAsia="Calibri" w:hAnsi="Calibri"/>
-                <w:sz w:val="20"/>
-                <w:szCs w:val="20"/>
-              </w:rPr>
-              <w:t xml:space="preserve">Fiche d'une auto-école et ses comptes</w:t>
-            </w:r>
-          </w:p>
-        </w:tc>
-        <w:tc>
-          <w:tcPr>
-            <w:tcW w:type="dxa" w:w="3428"/>
-            <w:shd w:fill="F3F6FA" w:color="auto" w:val="clear"/>
-            <w:tcMar>
-              <w:top w:type="dxa" w:w="80"/>
-              <w:left w:type="dxa" w:w="100"/>
-              <w:bottom w:type="dxa" w:w="80"/>
-              <w:right w:type="dxa" w:w="100"/>
-            </w:tcMar>
-          </w:tcPr>
-          <w:p>
-            <w:pPr>
-              <w:spacing w:after="0" w:line="270"/>
-            </w:pPr>
-            <w:r>
-              <w:rPr>
-                <w:rFonts w:ascii="Calibri" w:cs="Calibri" w:eastAsia="Calibri" w:hAnsi="Calibri"/>
-                <w:sz w:val="20"/>
-                <w:szCs w:val="20"/>
-              </w:rPr>
-              <w:t xml:space="preserve">06_04_auto_ecole.png</w:t>
-            </w:r>
-          </w:p>
-        </w:tc>
-      </w:tr>
-      <w:tr>
-        <w:tc>
-          <w:tcPr>
-            <w:tcW w:type="dxa" w:w="1082"/>
-            <w:tcMar>
-              <w:top w:type="dxa" w:w="80"/>
-              <w:left w:type="dxa" w:w="100"/>
-              <w:bottom w:type="dxa" w:w="80"/>
-              <w:right w:type="dxa" w:w="100"/>
-            </w:tcMar>
-          </w:tcPr>
-          <w:p>
-            <w:pPr>
-              <w:spacing w:after="0" w:line="270"/>
-            </w:pPr>
-            <w:r>
-              <w:rPr>
-                <w:rFonts w:ascii="Calibri" w:cs="Calibri" w:eastAsia="Calibri" w:hAnsi="Calibri"/>
-                <w:sz w:val="20"/>
-                <w:szCs w:val="20"/>
-              </w:rPr>
-              <w:t xml:space="preserve">13</w:t>
-            </w:r>
-          </w:p>
-        </w:tc>
-        <w:tc>
-          <w:tcPr>
-            <w:tcW w:type="dxa" w:w="4510"/>
-            <w:tcMar>
-              <w:top w:type="dxa" w:w="80"/>
-              <w:left w:type="dxa" w:w="100"/>
-              <w:bottom w:type="dxa" w:w="80"/>
-              <w:right w:type="dxa" w:w="100"/>
-            </w:tcMar>
-          </w:tcPr>
-          <w:p>
-            <w:pPr>
-              <w:spacing w:after="0" w:line="270"/>
-            </w:pPr>
-            <w:r>
-              <w:rPr>
-                <w:rFonts w:ascii="Calibri" w:cs="Calibri" w:eastAsia="Calibri" w:hAnsi="Calibri"/>
-                <w:sz w:val="20"/>
-                <w:szCs w:val="20"/>
-              </w:rPr>
-              <w:t xml:space="preserve">Création d'un examinateur avec son compte</w:t>
-            </w:r>
-          </w:p>
-        </w:tc>
-        <w:tc>
-          <w:tcPr>
-            <w:tcW w:type="dxa" w:w="3428"/>
-            <w:tcMar>
-              <w:top w:type="dxa" w:w="80"/>
-              <w:left w:type="dxa" w:w="100"/>
-              <w:bottom w:type="dxa" w:w="80"/>
-              <w:right w:type="dxa" w:w="100"/>
-            </w:tcMar>
-          </w:tcPr>
-          <w:p>
-            <w:pPr>
-              <w:spacing w:after="0" w:line="270"/>
-            </w:pPr>
-            <w:r>
-              <w:rPr>
-                <w:rFonts w:ascii="Calibri" w:cs="Calibri" w:eastAsia="Calibri" w:hAnsi="Calibri"/>
-                <w:sz w:val="20"/>
-                <w:szCs w:val="20"/>
-              </w:rPr>
-              <w:t xml:space="preserve">06_05_examinateur.png</w:t>
-            </w:r>
-          </w:p>
-        </w:tc>
-      </w:tr>
-      <w:tr>
-        <w:tc>
-          <w:tcPr>
-            <w:tcW w:type="dxa" w:w="1082"/>
-            <w:shd w:fill="F3F6FA" w:color="auto" w:val="clear"/>
-            <w:tcMar>
-              <w:top w:type="dxa" w:w="80"/>
-              <w:left w:type="dxa" w:w="100"/>
-              <w:bottom w:type="dxa" w:w="80"/>
-              <w:right w:type="dxa" w:w="100"/>
-            </w:tcMar>
-          </w:tcPr>
-          <w:p>
-            <w:pPr>
-              <w:spacing w:after="0" w:line="270"/>
-            </w:pPr>
-            <w:r>
-              <w:rPr>
-                <w:rFonts w:ascii="Calibri" w:cs="Calibri" w:eastAsia="Calibri" w:hAnsi="Calibri"/>
-                <w:sz w:val="20"/>
-                <w:szCs w:val="20"/>
-              </w:rPr>
-              <w:t xml:space="preserve">14</w:t>
-            </w:r>
-          </w:p>
-        </w:tc>
-        <w:tc>
-          <w:tcPr>
-            <w:tcW w:type="dxa" w:w="4510"/>
-            <w:shd w:fill="F3F6FA" w:color="auto" w:val="clear"/>
-            <w:tcMar>
-              <w:top w:type="dxa" w:w="80"/>
-              <w:left w:type="dxa" w:w="100"/>
-              <w:bottom w:type="dxa" w:w="80"/>
-              <w:right w:type="dxa" w:w="100"/>
-            </w:tcMar>
-          </w:tcPr>
-          <w:p>
-            <w:pPr>
-              <w:spacing w:after="0" w:line="270"/>
-            </w:pPr>
-            <w:r>
-              <w:rPr>
-                <w:rFonts w:ascii="Calibri" w:cs="Calibri" w:eastAsia="Calibri" w:hAnsi="Calibri"/>
-                <w:sz w:val="20"/>
-                <w:szCs w:val="20"/>
-              </w:rPr>
-              <w:t xml:space="preserve">Dossier constitué par l'auto-école, prêt à être soumis</w:t>
-            </w:r>
-          </w:p>
-        </w:tc>
-        <w:tc>
-          <w:tcPr>
-            <w:tcW w:type="dxa" w:w="3428"/>
-            <w:shd w:fill="F3F6FA" w:color="auto" w:val="clear"/>
-            <w:tcMar>
-              <w:top w:type="dxa" w:w="80"/>
-              <w:left w:type="dxa" w:w="100"/>
-              <w:bottom w:type="dxa" w:w="80"/>
-              <w:right w:type="dxa" w:w="100"/>
-            </w:tcMar>
-          </w:tcPr>
-          <w:p>
-            <w:pPr>
-              <w:spacing w:after="0" w:line="270"/>
-            </w:pPr>
-            <w:r>
-              <w:rPr>
-                <w:rFonts w:ascii="Calibri" w:cs="Calibri" w:eastAsia="Calibri" w:hAnsi="Calibri"/>
-                <w:sz w:val="20"/>
-                <w:szCs w:val="20"/>
-              </w:rPr>
-              <w:t xml:space="preserve">06_06_dossier.png</w:t>
-            </w:r>
-          </w:p>
-        </w:tc>
-      </w:tr>
-      <w:tr>
-        <w:tc>
-          <w:tcPr>
-            <w:tcW w:type="dxa" w:w="1082"/>
-            <w:tcMar>
-              <w:top w:type="dxa" w:w="80"/>
-              <w:left w:type="dxa" w:w="100"/>
-              <w:bottom w:type="dxa" w:w="80"/>
-              <w:right w:type="dxa" w:w="100"/>
-            </w:tcMar>
-          </w:tcPr>
-          <w:p>
-            <w:pPr>
-              <w:spacing w:after="0" w:line="270"/>
-            </w:pPr>
-            <w:r>
-              <w:rPr>
-                <w:rFonts w:ascii="Calibri" w:cs="Calibri" w:eastAsia="Calibri" w:hAnsi="Calibri"/>
-                <w:sz w:val="20"/>
-                <w:szCs w:val="20"/>
-              </w:rPr>
-              <w:t xml:space="preserve">15</w:t>
-            </w:r>
-          </w:p>
-        </w:tc>
-        <w:tc>
-          <w:tcPr>
-            <w:tcW w:type="dxa" w:w="4510"/>
-            <w:tcMar>
-              <w:top w:type="dxa" w:w="80"/>
-              <w:left w:type="dxa" w:w="100"/>
-              <w:bottom w:type="dxa" w:w="80"/>
-              <w:right w:type="dxa" w:w="100"/>
-            </w:tcMar>
-          </w:tcPr>
-          <w:p>
-            <w:pPr>
-              <w:spacing w:after="0" w:line="270"/>
-            </w:pPr>
-            <w:r>
-              <w:rPr>
-                <w:rFonts w:ascii="Calibri" w:cs="Calibri" w:eastAsia="Calibri" w:hAnsi="Calibri"/>
-                <w:sz w:val="20"/>
-                <w:szCs w:val="20"/>
-              </w:rPr>
-              <w:t xml:space="preserve">« Mes candidats » : l'auto-école ne voit que les siens</w:t>
-            </w:r>
-          </w:p>
-        </w:tc>
-        <w:tc>
-          <w:tcPr>
-            <w:tcW w:type="dxa" w:w="3428"/>
-            <w:tcMar>
-              <w:top w:type="dxa" w:w="80"/>
-              <w:left w:type="dxa" w:w="100"/>
-              <w:bottom w:type="dxa" w:w="80"/>
-              <w:right w:type="dxa" w:w="100"/>
-            </w:tcMar>
-          </w:tcPr>
-          <w:p>
-            <w:pPr>
-              <w:spacing w:after="0" w:line="270"/>
-            </w:pPr>
-            <w:r>
-              <w:rPr>
-                <w:rFonts w:ascii="Calibri" w:cs="Calibri" w:eastAsia="Calibri" w:hAnsi="Calibri"/>
-                <w:sz w:val="20"/>
-                <w:szCs w:val="20"/>
-              </w:rPr>
-              <w:t xml:space="preserve">06_06a_mes_candidats.png</w:t>
-            </w:r>
-          </w:p>
-        </w:tc>
-      </w:tr>
-      <w:tr>
-        <w:tc>
-          <w:tcPr>
-            <w:tcW w:type="dxa" w:w="1082"/>
-            <w:shd w:fill="F3F6FA" w:color="auto" w:val="clear"/>
-            <w:tcMar>
-              <w:top w:type="dxa" w:w="80"/>
-              <w:left w:type="dxa" w:w="100"/>
-              <w:bottom w:type="dxa" w:w="80"/>
-              <w:right w:type="dxa" w:w="100"/>
-            </w:tcMar>
-          </w:tcPr>
-          <w:p>
-            <w:pPr>
-              <w:spacing w:after="0" w:line="270"/>
-            </w:pPr>
-            <w:r>
-              <w:rPr>
-                <w:rFonts w:ascii="Calibri" w:cs="Calibri" w:eastAsia="Calibri" w:hAnsi="Calibri"/>
-                <w:sz w:val="20"/>
-                <w:szCs w:val="20"/>
-              </w:rPr>
-              <w:t xml:space="preserve">16</w:t>
-            </w:r>
-          </w:p>
-        </w:tc>
-        <w:tc>
-          <w:tcPr>
-            <w:tcW w:type="dxa" w:w="4510"/>
-            <w:shd w:fill="F3F6FA" w:color="auto" w:val="clear"/>
-            <w:tcMar>
-              <w:top w:type="dxa" w:w="80"/>
-              <w:left w:type="dxa" w:w="100"/>
-              <w:bottom w:type="dxa" w:w="80"/>
-              <w:right w:type="dxa" w:w="100"/>
-            </w:tcMar>
-          </w:tcPr>
-          <w:p>
-            <w:pPr>
-              <w:spacing w:after="0" w:line="270"/>
-            </w:pPr>
-            <w:r>
-              <w:rPr>
-                <w:rFonts w:ascii="Calibri" w:cs="Calibri" w:eastAsia="Calibri" w:hAnsi="Calibri"/>
-                <w:sz w:val="20"/>
-                <w:szCs w:val="20"/>
-              </w:rPr>
-              <w:t xml:space="preserve">Pièce du dossier avec un fichier joint : ouvrir, remplacer, retirer</w:t>
-            </w:r>
-          </w:p>
-        </w:tc>
-        <w:tc>
-          <w:tcPr>
-            <w:tcW w:type="dxa" w:w="3428"/>
-            <w:shd w:fill="F3F6FA" w:color="auto" w:val="clear"/>
-            <w:tcMar>
-              <w:top w:type="dxa" w:w="80"/>
-              <w:left w:type="dxa" w:w="100"/>
-              <w:bottom w:type="dxa" w:w="80"/>
-              <w:right w:type="dxa" w:w="100"/>
-            </w:tcMar>
-          </w:tcPr>
-          <w:p>
-            <w:pPr>
-              <w:spacing w:after="0" w:line="270"/>
-            </w:pPr>
-            <w:r>
-              <w:rPr>
-                <w:rFonts w:ascii="Calibri" w:cs="Calibri" w:eastAsia="Calibri" w:hAnsi="Calibri"/>
-                <w:sz w:val="20"/>
-                <w:szCs w:val="20"/>
-              </w:rPr>
-              <w:t xml:space="preserve">06_06b_piece_jointe.png</w:t>
-            </w:r>
-          </w:p>
-        </w:tc>
-      </w:tr>
-      <w:tr>
-        <w:tc>
-          <w:tcPr>
-            <w:tcW w:type="dxa" w:w="1082"/>
-            <w:tcMar>
-              <w:top w:type="dxa" w:w="80"/>
-              <w:left w:type="dxa" w:w="100"/>
-              <w:bottom w:type="dxa" w:w="80"/>
-              <w:right w:type="dxa" w:w="100"/>
-            </w:tcMar>
-          </w:tcPr>
-          <w:p>
-            <w:pPr>
-              <w:spacing w:after="0" w:line="270"/>
-            </w:pPr>
-            <w:r>
-              <w:rPr>
-                <w:rFonts w:ascii="Calibri" w:cs="Calibri" w:eastAsia="Calibri" w:hAnsi="Calibri"/>
-                <w:sz w:val="20"/>
-                <w:szCs w:val="20"/>
-              </w:rPr>
-              <w:t xml:space="preserve">17</w:t>
-            </w:r>
-          </w:p>
-        </w:tc>
-        <w:tc>
-          <w:tcPr>
-            <w:tcW w:type="dxa" w:w="4510"/>
-            <w:tcMar>
-              <w:top w:type="dxa" w:w="80"/>
-              <w:left w:type="dxa" w:w="100"/>
-              <w:bottom w:type="dxa" w:w="80"/>
-              <w:right w:type="dxa" w:w="100"/>
-            </w:tcMar>
-          </w:tcPr>
-          <w:p>
-            <w:pPr>
-              <w:spacing w:after="0" w:line="270"/>
-            </w:pPr>
-            <w:r>
-              <w:rPr>
-                <w:rFonts w:ascii="Calibri" w:cs="Calibri" w:eastAsia="Calibri" w:hAnsi="Calibri"/>
-                <w:sz w:val="20"/>
-                <w:szCs w:val="20"/>
-              </w:rPr>
-              <w:t xml:space="preserve">La pièce jointe ouverte par l'ATT ou l'auto-école</w:t>
-            </w:r>
-          </w:p>
-        </w:tc>
-        <w:tc>
-          <w:tcPr>
-            <w:tcW w:type="dxa" w:w="3428"/>
-            <w:tcMar>
-              <w:top w:type="dxa" w:w="80"/>
-              <w:left w:type="dxa" w:w="100"/>
-              <w:bottom w:type="dxa" w:w="80"/>
-              <w:right w:type="dxa" w:w="100"/>
-            </w:tcMar>
-          </w:tcPr>
-          <w:p>
-            <w:pPr>
-              <w:spacing w:after="0" w:line="270"/>
-            </w:pPr>
-            <w:r>
-              <w:rPr>
-                <w:rFonts w:ascii="Calibri" w:cs="Calibri" w:eastAsia="Calibri" w:hAnsi="Calibri"/>
-                <w:sz w:val="20"/>
-                <w:szCs w:val="20"/>
-              </w:rPr>
-              <w:t xml:space="preserve">06_06c_piece_ouverte.png</w:t>
-            </w:r>
-          </w:p>
-        </w:tc>
-      </w:tr>
-      <w:tr>
-        <w:tc>
-          <w:tcPr>
-            <w:tcW w:type="dxa" w:w="1082"/>
-            <w:shd w:fill="F3F6FA" w:color="auto" w:val="clear"/>
-            <w:tcMar>
-              <w:top w:type="dxa" w:w="80"/>
-              <w:left w:type="dxa" w:w="100"/>
-              <w:bottom w:type="dxa" w:w="80"/>
-              <w:right w:type="dxa" w:w="100"/>
-            </w:tcMar>
-          </w:tcPr>
-          <w:p>
-            <w:pPr>
-              <w:spacing w:after="0" w:line="270"/>
-            </w:pPr>
-            <w:r>
-              <w:rPr>
-                <w:rFonts w:ascii="Calibri" w:cs="Calibri" w:eastAsia="Calibri" w:hAnsi="Calibri"/>
-                <w:sz w:val="20"/>
-                <w:szCs w:val="20"/>
-              </w:rPr>
-              <w:t xml:space="preserve">18</w:t>
-            </w:r>
-          </w:p>
-        </w:tc>
-        <w:tc>
-          <w:tcPr>
-            <w:tcW w:type="dxa" w:w="4510"/>
-            <w:shd w:fill="F3F6FA" w:color="auto" w:val="clear"/>
-            <w:tcMar>
-              <w:top w:type="dxa" w:w="80"/>
-              <w:left w:type="dxa" w:w="100"/>
-              <w:bottom w:type="dxa" w:w="80"/>
-              <w:right w:type="dxa" w:w="100"/>
-            </w:tcMar>
-          </w:tcPr>
-          <w:p>
-            <w:pPr>
-              <w:spacing w:after="0" w:line="270"/>
-            </w:pPr>
-            <w:r>
-              <w:rPr>
-                <w:rFonts w:ascii="Calibri" w:cs="Calibri" w:eastAsia="Calibri" w:hAnsi="Calibri"/>
-                <w:sz w:val="20"/>
-                <w:szCs w:val="20"/>
-              </w:rPr>
-              <w:t xml:space="preserve">Décision de l'ATT : valider, incomplet ou refuser avec motif</w:t>
-            </w:r>
-          </w:p>
-        </w:tc>
-        <w:tc>
-          <w:tcPr>
-            <w:tcW w:type="dxa" w:w="3428"/>
-            <w:shd w:fill="F3F6FA" w:color="auto" w:val="clear"/>
-            <w:tcMar>
-              <w:top w:type="dxa" w:w="80"/>
-              <w:left w:type="dxa" w:w="100"/>
-              <w:bottom w:type="dxa" w:w="80"/>
-              <w:right w:type="dxa" w:w="100"/>
-            </w:tcMar>
-          </w:tcPr>
-          <w:p>
-            <w:pPr>
-              <w:spacing w:after="0" w:line="270"/>
-            </w:pPr>
-            <w:r>
-              <w:rPr>
-                <w:rFonts w:ascii="Calibri" w:cs="Calibri" w:eastAsia="Calibri" w:hAnsi="Calibri"/>
-                <w:sz w:val="20"/>
-                <w:szCs w:val="20"/>
-              </w:rPr>
-              <w:t xml:space="preserve">06_07_decision.png</w:t>
-            </w:r>
-          </w:p>
-        </w:tc>
-      </w:tr>
-      <w:tr>
-        <w:tc>
-          <w:tcPr>
-            <w:tcW w:type="dxa" w:w="1082"/>
-            <w:tcMar>
-              <w:top w:type="dxa" w:w="80"/>
-              <w:left w:type="dxa" w:w="100"/>
-              <w:bottom w:type="dxa" w:w="80"/>
-              <w:right w:type="dxa" w:w="100"/>
-            </w:tcMar>
-          </w:tcPr>
-          <w:p>
-            <w:pPr>
-              <w:spacing w:after="0" w:line="270"/>
-            </w:pPr>
-            <w:r>
-              <w:rPr>
-                <w:rFonts w:ascii="Calibri" w:cs="Calibri" w:eastAsia="Calibri" w:hAnsi="Calibri"/>
-                <w:sz w:val="20"/>
-                <w:szCs w:val="20"/>
-              </w:rPr>
-              <w:t xml:space="preserve">19</w:t>
-            </w:r>
-          </w:p>
-        </w:tc>
-        <w:tc>
-          <w:tcPr>
-            <w:tcW w:type="dxa" w:w="4510"/>
-            <w:tcMar>
-              <w:top w:type="dxa" w:w="80"/>
-              <w:left w:type="dxa" w:w="100"/>
-              <w:bottom w:type="dxa" w:w="80"/>
-              <w:right w:type="dxa" w:w="100"/>
-            </w:tcMar>
-          </w:tcPr>
-          <w:p>
-            <w:pPr>
-              <w:spacing w:after="0" w:line="270"/>
-            </w:pPr>
-            <w:r>
-              <w:rPr>
-                <w:rFonts w:ascii="Calibri" w:cs="Calibri" w:eastAsia="Calibri" w:hAnsi="Calibri"/>
-                <w:sz w:val="20"/>
-                <w:szCs w:val="20"/>
-              </w:rPr>
-              <w:t xml:space="preserve">« Dossiers à traiter » : la file des dossiers soumis, vue par l'ATT</w:t>
-            </w:r>
-          </w:p>
-        </w:tc>
-        <w:tc>
-          <w:tcPr>
-            <w:tcW w:type="dxa" w:w="3428"/>
-            <w:tcMar>
-              <w:top w:type="dxa" w:w="80"/>
-              <w:left w:type="dxa" w:w="100"/>
-              <w:bottom w:type="dxa" w:w="80"/>
-              <w:right w:type="dxa" w:w="100"/>
-            </w:tcMar>
-          </w:tcPr>
-          <w:p>
-            <w:pPr>
-              <w:spacing w:after="0" w:line="270"/>
-            </w:pPr>
-            <w:r>
-              <w:rPr>
-                <w:rFonts w:ascii="Calibri" w:cs="Calibri" w:eastAsia="Calibri" w:hAnsi="Calibri"/>
-                <w:sz w:val="20"/>
-                <w:szCs w:val="20"/>
-              </w:rPr>
-              <w:t xml:space="preserve">06_07a_dossiers_a_traiter.png</w:t>
-            </w:r>
-          </w:p>
-        </w:tc>
-      </w:tr>
-      <w:tr>
-        <w:tc>
-          <w:tcPr>
-            <w:tcW w:type="dxa" w:w="1082"/>
-            <w:shd w:fill="F3F6FA" w:color="auto" w:val="clear"/>
-            <w:tcMar>
-              <w:top w:type="dxa" w:w="80"/>
-              <w:left w:type="dxa" w:w="100"/>
-              <w:bottom w:type="dxa" w:w="80"/>
-              <w:right w:type="dxa" w:w="100"/>
-            </w:tcMar>
-          </w:tcPr>
-          <w:p>
-            <w:pPr>
-              <w:spacing w:after="0" w:line="270"/>
-            </w:pPr>
-            <w:r>
-              <w:rPr>
-                <w:rFonts w:ascii="Calibri" w:cs="Calibri" w:eastAsia="Calibri" w:hAnsi="Calibri"/>
-                <w:sz w:val="20"/>
-                <w:szCs w:val="20"/>
-              </w:rPr>
-              <w:t xml:space="preserve">20</w:t>
-            </w:r>
-          </w:p>
-        </w:tc>
-        <w:tc>
-          <w:tcPr>
-            <w:tcW w:type="dxa" w:w="4510"/>
-            <w:shd w:fill="F3F6FA" w:color="auto" w:val="clear"/>
-            <w:tcMar>
-              <w:top w:type="dxa" w:w="80"/>
-              <w:left w:type="dxa" w:w="100"/>
-              <w:bottom w:type="dxa" w:w="80"/>
-              <w:right w:type="dxa" w:w="100"/>
-            </w:tcMar>
-          </w:tcPr>
-          <w:p>
-            <w:pPr>
-              <w:spacing w:after="0" w:line="270"/>
-            </w:pPr>
-            <w:r>
-              <w:rPr>
-                <w:rFonts w:ascii="Calibri" w:cs="Calibri" w:eastAsia="Calibri" w:hAnsi="Calibri"/>
-                <w:sz w:val="20"/>
-                <w:szCs w:val="20"/>
-              </w:rPr>
-              <w:t xml:space="preserve">Création d'une session : les créneaux se calculent à la saisie</w:t>
-            </w:r>
-          </w:p>
-        </w:tc>
-        <w:tc>
-          <w:tcPr>
-            <w:tcW w:type="dxa" w:w="3428"/>
-            <w:shd w:fill="F3F6FA" w:color="auto" w:val="clear"/>
-            <w:tcMar>
-              <w:top w:type="dxa" w:w="80"/>
-              <w:left w:type="dxa" w:w="100"/>
-              <w:bottom w:type="dxa" w:w="80"/>
-              <w:right w:type="dxa" w:w="100"/>
-            </w:tcMar>
-          </w:tcPr>
-          <w:p>
-            <w:pPr>
-              <w:spacing w:after="0" w:line="270"/>
-            </w:pPr>
-            <w:r>
-              <w:rPr>
-                <w:rFonts w:ascii="Calibri" w:cs="Calibri" w:eastAsia="Calibri" w:hAnsi="Calibri"/>
-                <w:sz w:val="20"/>
-                <w:szCs w:val="20"/>
-              </w:rPr>
-              <w:t xml:space="preserve">06_08_session.png</w:t>
-            </w:r>
-          </w:p>
-        </w:tc>
-      </w:tr>
-      <w:tr>
-        <w:tc>
-          <w:tcPr>
-            <w:tcW w:type="dxa" w:w="1082"/>
-            <w:tcMar>
-              <w:top w:type="dxa" w:w="80"/>
-              <w:left w:type="dxa" w:w="100"/>
-              <w:bottom w:type="dxa" w:w="80"/>
-              <w:right w:type="dxa" w:w="100"/>
-            </w:tcMar>
-          </w:tcPr>
-          <w:p>
-            <w:pPr>
-              <w:spacing w:after="0" w:line="270"/>
-            </w:pPr>
-            <w:r>
-              <w:rPr>
-                <w:rFonts w:ascii="Calibri" w:cs="Calibri" w:eastAsia="Calibri" w:hAnsi="Calibri"/>
-                <w:sz w:val="20"/>
-                <w:szCs w:val="20"/>
-              </w:rPr>
-              <w:t xml:space="preserve">21</w:t>
-            </w:r>
-          </w:p>
-        </w:tc>
-        <w:tc>
-          <w:tcPr>
-            <w:tcW w:type="dxa" w:w="4510"/>
-            <w:tcMar>
-              <w:top w:type="dxa" w:w="80"/>
-              <w:left w:type="dxa" w:w="100"/>
-              <w:bottom w:type="dxa" w:w="80"/>
-              <w:right w:type="dxa" w:w="100"/>
-            </w:tcMar>
-          </w:tcPr>
-          <w:p>
-            <w:pPr>
-              <w:spacing w:after="0" w:line="270"/>
-            </w:pPr>
-            <w:r>
-              <w:rPr>
-                <w:rFonts w:ascii="Calibri" w:cs="Calibri" w:eastAsia="Calibri" w:hAnsi="Calibri"/>
-                <w:sz w:val="20"/>
-                <w:szCs w:val="20"/>
-              </w:rPr>
-              <w:t xml:space="preserve">Liste des sessions avec ses filtres : à venir, du jour, passées, toutes</w:t>
-            </w:r>
-          </w:p>
-        </w:tc>
-        <w:tc>
-          <w:tcPr>
-            <w:tcW w:type="dxa" w:w="3428"/>
-            <w:tcMar>
-              <w:top w:type="dxa" w:w="80"/>
-              <w:left w:type="dxa" w:w="100"/>
-              <w:bottom w:type="dxa" w:w="80"/>
-              <w:right w:type="dxa" w:w="100"/>
-            </w:tcMar>
-          </w:tcPr>
-          <w:p>
-            <w:pPr>
-              <w:spacing w:after="0" w:line="270"/>
-            </w:pPr>
-            <w:r>
-              <w:rPr>
-                <w:rFonts w:ascii="Calibri" w:cs="Calibri" w:eastAsia="Calibri" w:hAnsi="Calibri"/>
-                <w:sz w:val="20"/>
-                <w:szCs w:val="20"/>
-              </w:rPr>
-              <w:t xml:space="preserve">06_08a_liste_sessions.png</w:t>
-            </w:r>
-          </w:p>
-        </w:tc>
-      </w:tr>
-      <w:tr>
-        <w:tc>
-          <w:tcPr>
-            <w:tcW w:type="dxa" w:w="1082"/>
-            <w:shd w:fill="F3F6FA" w:color="auto" w:val="clear"/>
-            <w:tcMar>
-              <w:top w:type="dxa" w:w="80"/>
-              <w:left w:type="dxa" w:w="100"/>
-              <w:bottom w:type="dxa" w:w="80"/>
-              <w:right w:type="dxa" w:w="100"/>
-            </w:tcMar>
-          </w:tcPr>
-          <w:p>
-            <w:pPr>
-              <w:spacing w:after="0" w:line="270"/>
-            </w:pPr>
-            <w:r>
-              <w:rPr>
-                <w:rFonts w:ascii="Calibri" w:cs="Calibri" w:eastAsia="Calibri" w:hAnsi="Calibri"/>
-                <w:sz w:val="20"/>
-                <w:szCs w:val="20"/>
-              </w:rPr>
-              <w:t xml:space="preserve">22</w:t>
-            </w:r>
-          </w:p>
-        </w:tc>
-        <w:tc>
-          <w:tcPr>
-            <w:tcW w:type="dxa" w:w="4510"/>
-            <w:shd w:fill="F3F6FA" w:color="auto" w:val="clear"/>
-            <w:tcMar>
-              <w:top w:type="dxa" w:w="80"/>
-              <w:left w:type="dxa" w:w="100"/>
-              <w:bottom w:type="dxa" w:w="80"/>
-              <w:right w:type="dxa" w:w="100"/>
-            </w:tcMar>
-          </w:tcPr>
-          <w:p>
-            <w:pPr>
-              <w:spacing w:after="0" w:line="270"/>
-            </w:pPr>
-            <w:r>
-              <w:rPr>
-                <w:rFonts w:ascii="Calibri" w:cs="Calibri" w:eastAsia="Calibri" w:hAnsi="Calibri"/>
-                <w:sz w:val="20"/>
-                <w:szCs w:val="20"/>
-              </w:rPr>
-              <w:t xml:space="preserve">Fiche d'une session : créneaux et remplissage, statut, actions et documents</w:t>
-            </w:r>
-          </w:p>
-        </w:tc>
-        <w:tc>
-          <w:tcPr>
-            <w:tcW w:type="dxa" w:w="3428"/>
-            <w:shd w:fill="F3F6FA" w:color="auto" w:val="clear"/>
-            <w:tcMar>
-              <w:top w:type="dxa" w:w="80"/>
-              <w:left w:type="dxa" w:w="100"/>
-              <w:bottom w:type="dxa" w:w="80"/>
-              <w:right w:type="dxa" w:w="100"/>
-            </w:tcMar>
-          </w:tcPr>
-          <w:p>
-            <w:pPr>
-              <w:spacing w:after="0" w:line="270"/>
-            </w:pPr>
-            <w:r>
-              <w:rPr>
-                <w:rFonts w:ascii="Calibri" w:cs="Calibri" w:eastAsia="Calibri" w:hAnsi="Calibri"/>
-                <w:sz w:val="20"/>
-                <w:szCs w:val="20"/>
-              </w:rPr>
-              <w:t xml:space="preserve">06_08b_detail_session.png</w:t>
-            </w:r>
-          </w:p>
-        </w:tc>
-      </w:tr>
-      <w:tr>
-        <w:tc>
-          <w:tcPr>
-            <w:tcW w:type="dxa" w:w="1082"/>
-            <w:tcMar>
-              <w:top w:type="dxa" w:w="80"/>
-              <w:left w:type="dxa" w:w="100"/>
-              <w:bottom w:type="dxa" w:w="80"/>
-              <w:right w:type="dxa" w:w="100"/>
-            </w:tcMar>
-          </w:tcPr>
-          <w:p>
-            <w:pPr>
-              <w:spacing w:after="0" w:line="270"/>
-            </w:pPr>
-            <w:r>
-              <w:rPr>
-                <w:rFonts w:ascii="Calibri" w:cs="Calibri" w:eastAsia="Calibri" w:hAnsi="Calibri"/>
-                <w:sz w:val="20"/>
-                <w:szCs w:val="20"/>
-              </w:rPr>
-              <w:t xml:space="preserve">23</w:t>
-            </w:r>
-          </w:p>
-        </w:tc>
-        <w:tc>
-          <w:tcPr>
-            <w:tcW w:type="dxa" w:w="4510"/>
-            <w:tcMar>
-              <w:top w:type="dxa" w:w="80"/>
-              <w:left w:type="dxa" w:w="100"/>
-              <w:bottom w:type="dxa" w:w="80"/>
-              <w:right w:type="dxa" w:w="100"/>
-            </w:tcMar>
-          </w:tcPr>
-          <w:p>
-            <w:pPr>
-              <w:spacing w:after="0" w:line="270"/>
-            </w:pPr>
-            <w:r>
-              <w:rPr>
-                <w:rFonts w:ascii="Calibri" w:cs="Calibri" w:eastAsia="Calibri" w:hAnsi="Calibri"/>
-                <w:sz w:val="20"/>
-                <w:szCs w:val="20"/>
-              </w:rPr>
-              <w:t xml:space="preserve">Inscriptions d'une session : numéro d'appel, créneau, actions</w:t>
-            </w:r>
-          </w:p>
-        </w:tc>
-        <w:tc>
-          <w:tcPr>
-            <w:tcW w:type="dxa" w:w="3428"/>
-            <w:tcMar>
-              <w:top w:type="dxa" w:w="80"/>
-              <w:left w:type="dxa" w:w="100"/>
-              <w:bottom w:type="dxa" w:w="80"/>
-              <w:right w:type="dxa" w:w="100"/>
-            </w:tcMar>
-          </w:tcPr>
-          <w:p>
-            <w:pPr>
-              <w:spacing w:after="0" w:line="270"/>
-            </w:pPr>
-            <w:r>
-              <w:rPr>
-                <w:rFonts w:ascii="Calibri" w:cs="Calibri" w:eastAsia="Calibri" w:hAnsi="Calibri"/>
-                <w:sz w:val="20"/>
-                <w:szCs w:val="20"/>
-              </w:rPr>
-              <w:t xml:space="preserve">06_09_inscription.png</w:t>
-            </w:r>
-          </w:p>
-        </w:tc>
-      </w:tr>
-      <w:tr>
-        <w:tc>
-          <w:tcPr>
-            <w:tcW w:type="dxa" w:w="1082"/>
-            <w:shd w:fill="F3F6FA" w:color="auto" w:val="clear"/>
-            <w:tcMar>
-              <w:top w:type="dxa" w:w="80"/>
-              <w:left w:type="dxa" w:w="100"/>
-              <w:bottom w:type="dxa" w:w="80"/>
-              <w:right w:type="dxa" w:w="100"/>
-            </w:tcMar>
-          </w:tcPr>
-          <w:p>
-            <w:pPr>
-              <w:spacing w:after="0" w:line="270"/>
-            </w:pPr>
-            <w:r>
-              <w:rPr>
-                <w:rFonts w:ascii="Calibri" w:cs="Calibri" w:eastAsia="Calibri" w:hAnsi="Calibri"/>
-                <w:sz w:val="20"/>
-                <w:szCs w:val="20"/>
-              </w:rPr>
-              <w:t xml:space="preserve">24</w:t>
-            </w:r>
-          </w:p>
-        </w:tc>
-        <w:tc>
-          <w:tcPr>
-            <w:tcW w:type="dxa" w:w="4510"/>
-            <w:shd w:fill="F3F6FA" w:color="auto" w:val="clear"/>
-            <w:tcMar>
-              <w:top w:type="dxa" w:w="80"/>
-              <w:left w:type="dxa" w:w="100"/>
-              <w:bottom w:type="dxa" w:w="80"/>
-              <w:right w:type="dxa" w:w="100"/>
-            </w:tcMar>
-          </w:tcPr>
-          <w:p>
-            <w:pPr>
-              <w:spacing w:after="0" w:line="270"/>
-            </w:pPr>
-            <w:r>
-              <w:rPr>
-                <w:rFonts w:ascii="Calibri" w:cs="Calibri" w:eastAsia="Calibri" w:hAnsi="Calibri"/>
-                <w:sz w:val="20"/>
-                <w:szCs w:val="20"/>
-              </w:rPr>
-              <w:t xml:space="preserve">La convocation imprimable : centre, date, heure de passage estimée, pièces à apporter</w:t>
-            </w:r>
-          </w:p>
-        </w:tc>
-        <w:tc>
-          <w:tcPr>
-            <w:tcW w:type="dxa" w:w="3428"/>
-            <w:shd w:fill="F3F6FA" w:color="auto" w:val="clear"/>
-            <w:tcMar>
-              <w:top w:type="dxa" w:w="80"/>
-              <w:left w:type="dxa" w:w="100"/>
-              <w:bottom w:type="dxa" w:w="80"/>
-              <w:right w:type="dxa" w:w="100"/>
-            </w:tcMar>
-          </w:tcPr>
-          <w:p>
-            <w:pPr>
-              <w:spacing w:after="0" w:line="270"/>
-            </w:pPr>
-            <w:r>
-              <w:rPr>
-                <w:rFonts w:ascii="Calibri" w:cs="Calibri" w:eastAsia="Calibri" w:hAnsi="Calibri"/>
-                <w:sz w:val="20"/>
-                <w:szCs w:val="20"/>
-              </w:rPr>
-              <w:t xml:space="preserve">06_09c_convocation.png</w:t>
-            </w:r>
-          </w:p>
-        </w:tc>
-      </w:tr>
-      <w:tr>
-        <w:tc>
-          <w:tcPr>
-            <w:tcW w:type="dxa" w:w="1082"/>
-            <w:tcMar>
-              <w:top w:type="dxa" w:w="80"/>
-              <w:left w:type="dxa" w:w="100"/>
-              <w:bottom w:type="dxa" w:w="80"/>
-              <w:right w:type="dxa" w:w="100"/>
-            </w:tcMar>
-          </w:tcPr>
-          <w:p>
-            <w:pPr>
-              <w:spacing w:after="0" w:line="270"/>
-            </w:pPr>
-            <w:r>
-              <w:rPr>
-                <w:rFonts w:ascii="Calibri" w:cs="Calibri" w:eastAsia="Calibri" w:hAnsi="Calibri"/>
-                <w:sz w:val="20"/>
-                <w:szCs w:val="20"/>
-              </w:rPr>
-              <w:t xml:space="preserve">25</w:t>
-            </w:r>
-          </w:p>
-        </w:tc>
-        <w:tc>
-          <w:tcPr>
-            <w:tcW w:type="dxa" w:w="4510"/>
-            <w:tcMar>
-              <w:top w:type="dxa" w:w="80"/>
-              <w:left w:type="dxa" w:w="100"/>
-              <w:bottom w:type="dxa" w:w="80"/>
-              <w:right w:type="dxa" w:w="100"/>
-            </w:tcMar>
-          </w:tcPr>
-          <w:p>
-            <w:pPr>
-              <w:spacing w:after="0" w:line="270"/>
-            </w:pPr>
-            <w:r>
-              <w:rPr>
-                <w:rFonts w:ascii="Calibri" w:cs="Calibri" w:eastAsia="Calibri" w:hAnsi="Calibri"/>
-                <w:sz w:val="20"/>
-                <w:szCs w:val="20"/>
-              </w:rPr>
-              <w:t xml:space="preserve">Appel d'une session : présents, retards, absents</w:t>
-            </w:r>
-          </w:p>
-        </w:tc>
-        <w:tc>
-          <w:tcPr>
-            <w:tcW w:type="dxa" w:w="3428"/>
-            <w:tcMar>
-              <w:top w:type="dxa" w:w="80"/>
-              <w:left w:type="dxa" w:w="100"/>
-              <w:bottom w:type="dxa" w:w="80"/>
-              <w:right w:type="dxa" w:w="100"/>
-            </w:tcMar>
-          </w:tcPr>
-          <w:p>
-            <w:pPr>
-              <w:spacing w:after="0" w:line="270"/>
-            </w:pPr>
-            <w:r>
-              <w:rPr>
-                <w:rFonts w:ascii="Calibri" w:cs="Calibri" w:eastAsia="Calibri" w:hAnsi="Calibri"/>
-                <w:sz w:val="20"/>
-                <w:szCs w:val="20"/>
-              </w:rPr>
-              <w:t xml:space="preserve">06_10_appel.png</w:t>
-            </w:r>
-          </w:p>
-        </w:tc>
-      </w:tr>
-      <w:tr>
-        <w:tc>
-          <w:tcPr>
-            <w:tcW w:type="dxa" w:w="1082"/>
-            <w:shd w:fill="F3F6FA" w:color="auto" w:val="clear"/>
-            <w:tcMar>
-              <w:top w:type="dxa" w:w="80"/>
-              <w:left w:type="dxa" w:w="100"/>
-              <w:bottom w:type="dxa" w:w="80"/>
-              <w:right w:type="dxa" w:w="100"/>
-            </w:tcMar>
-          </w:tcPr>
-          <w:p>
-            <w:pPr>
-              <w:spacing w:after="0" w:line="270"/>
-            </w:pPr>
-            <w:r>
-              <w:rPr>
-                <w:rFonts w:ascii="Calibri" w:cs="Calibri" w:eastAsia="Calibri" w:hAnsi="Calibri"/>
-                <w:sz w:val="20"/>
-                <w:szCs w:val="20"/>
-              </w:rPr>
-              <w:t xml:space="preserve">26</w:t>
-            </w:r>
-          </w:p>
-        </w:tc>
-        <w:tc>
-          <w:tcPr>
-            <w:tcW w:type="dxa" w:w="4510"/>
-            <w:shd w:fill="F3F6FA" w:color="auto" w:val="clear"/>
-            <w:tcMar>
-              <w:top w:type="dxa" w:w="80"/>
-              <w:left w:type="dxa" w:w="100"/>
-              <w:bottom w:type="dxa" w:w="80"/>
-              <w:right w:type="dxa" w:w="100"/>
-            </w:tcMar>
-          </w:tcPr>
-          <w:p>
-            <w:pPr>
-              <w:spacing w:after="0" w:line="270"/>
-            </w:pPr>
-            <w:r>
-              <w:rPr>
-                <w:rFonts w:ascii="Calibri" w:cs="Calibri" w:eastAsia="Calibri" w:hAnsi="Calibri"/>
-                <w:sz w:val="20"/>
-                <w:szCs w:val="20"/>
-              </w:rPr>
-              <w:t xml:space="preserve">Vue de l'examinateur : numéros d'appel, sans les noms</w:t>
-            </w:r>
-          </w:p>
-        </w:tc>
-        <w:tc>
-          <w:tcPr>
-            <w:tcW w:type="dxa" w:w="3428"/>
-            <w:shd w:fill="F3F6FA" w:color="auto" w:val="clear"/>
-            <w:tcMar>
-              <w:top w:type="dxa" w:w="80"/>
-              <w:left w:type="dxa" w:w="100"/>
-              <w:bottom w:type="dxa" w:w="80"/>
-              <w:right w:type="dxa" w:w="100"/>
-            </w:tcMar>
-          </w:tcPr>
-          <w:p>
-            <w:pPr>
-              <w:spacing w:after="0" w:line="270"/>
-            </w:pPr>
-            <w:r>
-              <w:rPr>
-                <w:rFonts w:ascii="Calibri" w:cs="Calibri" w:eastAsia="Calibri" w:hAnsi="Calibri"/>
-                <w:sz w:val="20"/>
-                <w:szCs w:val="20"/>
-              </w:rPr>
-              <w:t xml:space="preserve">06_11_passages.png</w:t>
-            </w:r>
-          </w:p>
-        </w:tc>
-      </w:tr>
-      <w:tr>
-        <w:tc>
-          <w:tcPr>
-            <w:tcW w:type="dxa" w:w="1082"/>
-            <w:tcMar>
-              <w:top w:type="dxa" w:w="80"/>
-              <w:left w:type="dxa" w:w="100"/>
-              <w:bottom w:type="dxa" w:w="80"/>
-              <w:right w:type="dxa" w:w="100"/>
-            </w:tcMar>
-          </w:tcPr>
-          <w:p>
-            <w:pPr>
-              <w:spacing w:after="0" w:line="270"/>
-            </w:pPr>
-            <w:r>
-              <w:rPr>
-                <w:rFonts w:ascii="Calibri" w:cs="Calibri" w:eastAsia="Calibri" w:hAnsi="Calibri"/>
-                <w:sz w:val="20"/>
-                <w:szCs w:val="20"/>
-              </w:rPr>
-              <w:t xml:space="preserve">27</w:t>
-            </w:r>
-          </w:p>
-        </w:tc>
-        <w:tc>
-          <w:tcPr>
-            <w:tcW w:type="dxa" w:w="4510"/>
-            <w:tcMar>
-              <w:top w:type="dxa" w:w="80"/>
-              <w:left w:type="dxa" w:w="100"/>
-              <w:bottom w:type="dxa" w:w="80"/>
-              <w:right w:type="dxa" w:w="100"/>
-            </w:tcMar>
-          </w:tcPr>
-          <w:p>
-            <w:pPr>
-              <w:spacing w:after="0" w:line="270"/>
-            </w:pPr>
-            <w:r>
-              <w:rPr>
-                <w:rFonts w:ascii="Calibri" w:cs="Calibri" w:eastAsia="Calibri" w:hAnsi="Calibri"/>
-                <w:sz w:val="20"/>
-                <w:szCs w:val="20"/>
-              </w:rPr>
-              <w:t xml:space="preserve">« Sessions du jour » de l'examinateur, avec présents et passages ouverts</w:t>
-            </w:r>
-          </w:p>
-        </w:tc>
-        <w:tc>
-          <w:tcPr>
-            <w:tcW w:type="dxa" w:w="3428"/>
-            <w:tcMar>
-              <w:top w:type="dxa" w:w="80"/>
-              <w:left w:type="dxa" w:w="100"/>
-              <w:bottom w:type="dxa" w:w="80"/>
-              <w:right w:type="dxa" w:w="100"/>
-            </w:tcMar>
-          </w:tcPr>
-          <w:p>
-            <w:pPr>
-              <w:spacing w:after="0" w:line="270"/>
-            </w:pPr>
-            <w:r>
-              <w:rPr>
-                <w:rFonts w:ascii="Calibri" w:cs="Calibri" w:eastAsia="Calibri" w:hAnsi="Calibri"/>
-                <w:sz w:val="20"/>
-                <w:szCs w:val="20"/>
-              </w:rPr>
-              <w:t xml:space="preserve">06_11a_sessions_du_jour.png</w:t>
-            </w:r>
-          </w:p>
-        </w:tc>
-      </w:tr>
-      <w:tr>
-        <w:tc>
-          <w:tcPr>
-            <w:tcW w:type="dxa" w:w="1082"/>
-            <w:shd w:fill="F3F6FA" w:color="auto" w:val="clear"/>
-            <w:tcMar>
-              <w:top w:type="dxa" w:w="80"/>
-              <w:left w:type="dxa" w:w="100"/>
-              <w:bottom w:type="dxa" w:w="80"/>
-              <w:right w:type="dxa" w:w="100"/>
-            </w:tcMar>
-          </w:tcPr>
-          <w:p>
-            <w:pPr>
-              <w:spacing w:after="0" w:line="270"/>
-            </w:pPr>
-            <w:r>
-              <w:rPr>
-                <w:rFonts w:ascii="Calibri" w:cs="Calibri" w:eastAsia="Calibri" w:hAnsi="Calibri"/>
-                <w:sz w:val="20"/>
-                <w:szCs w:val="20"/>
-              </w:rPr>
-              <w:t xml:space="preserve">28</w:t>
-            </w:r>
-          </w:p>
-        </w:tc>
-        <w:tc>
-          <w:tcPr>
-            <w:tcW w:type="dxa" w:w="4510"/>
-            <w:shd w:fill="F3F6FA" w:color="auto" w:val="clear"/>
-            <w:tcMar>
-              <w:top w:type="dxa" w:w="80"/>
-              <w:left w:type="dxa" w:w="100"/>
-              <w:bottom w:type="dxa" w:w="80"/>
-              <w:right w:type="dxa" w:w="100"/>
-            </w:tcMar>
-          </w:tcPr>
-          <w:p>
-            <w:pPr>
-              <w:spacing w:after="0" w:line="270"/>
-            </w:pPr>
-            <w:r>
-              <w:rPr>
-                <w:rFonts w:ascii="Calibri" w:cs="Calibri" w:eastAsia="Calibri" w:hAnsi="Calibri"/>
-                <w:sz w:val="20"/>
-                <w:szCs w:val="20"/>
-              </w:rPr>
-              <w:t xml:space="preserve">Feuille d'examen théorique : questions posées, réponses, points</w:t>
-            </w:r>
-          </w:p>
-        </w:tc>
-        <w:tc>
-          <w:tcPr>
-            <w:tcW w:type="dxa" w:w="3428"/>
-            <w:shd w:fill="F3F6FA" w:color="auto" w:val="clear"/>
-            <w:tcMar>
-              <w:top w:type="dxa" w:w="80"/>
-              <w:left w:type="dxa" w:w="100"/>
-              <w:bottom w:type="dxa" w:w="80"/>
-              <w:right w:type="dxa" w:w="100"/>
-            </w:tcMar>
-          </w:tcPr>
-          <w:p>
-            <w:pPr>
-              <w:spacing w:after="0" w:line="270"/>
-            </w:pPr>
-            <w:r>
-              <w:rPr>
-                <w:rFonts w:ascii="Calibri" w:cs="Calibri" w:eastAsia="Calibri" w:hAnsi="Calibri"/>
-                <w:sz w:val="20"/>
-                <w:szCs w:val="20"/>
-              </w:rPr>
-              <w:t xml:space="preserve">06_12_theorie.png</w:t>
-            </w:r>
-          </w:p>
-        </w:tc>
-      </w:tr>
-      <w:tr>
-        <w:tc>
-          <w:tcPr>
-            <w:tcW w:type="dxa" w:w="1082"/>
-            <w:tcMar>
-              <w:top w:type="dxa" w:w="80"/>
-              <w:left w:type="dxa" w:w="100"/>
-              <w:bottom w:type="dxa" w:w="80"/>
-              <w:right w:type="dxa" w:w="100"/>
-            </w:tcMar>
-          </w:tcPr>
-          <w:p>
-            <w:pPr>
-              <w:spacing w:after="0" w:line="270"/>
-            </w:pPr>
-            <w:r>
-              <w:rPr>
-                <w:rFonts w:ascii="Calibri" w:cs="Calibri" w:eastAsia="Calibri" w:hAnsi="Calibri"/>
-                <w:sz w:val="20"/>
-                <w:szCs w:val="20"/>
-              </w:rPr>
-              <w:t xml:space="preserve">29</w:t>
-            </w:r>
-          </w:p>
-        </w:tc>
-        <w:tc>
-          <w:tcPr>
-            <w:tcW w:type="dxa" w:w="4510"/>
-            <w:tcMar>
-              <w:top w:type="dxa" w:w="80"/>
-              <w:left w:type="dxa" w:w="100"/>
-              <w:bottom w:type="dxa" w:w="80"/>
-              <w:right w:type="dxa" w:w="100"/>
-            </w:tcMar>
-          </w:tcPr>
-          <w:p>
-            <w:pPr>
-              <w:spacing w:after="0" w:line="270"/>
-            </w:pPr>
-            <w:r>
-              <w:rPr>
-                <w:rFonts w:ascii="Calibri" w:cs="Calibri" w:eastAsia="Calibri" w:hAnsi="Calibri"/>
-                <w:sz w:val="20"/>
-                <w:szCs w:val="20"/>
-              </w:rPr>
-              <w:t xml:space="preserve">Grille de conduite : points par critère, faute éliminatoire, observations</w:t>
-            </w:r>
-          </w:p>
-        </w:tc>
-        <w:tc>
-          <w:tcPr>
-            <w:tcW w:type="dxa" w:w="3428"/>
-            <w:tcMar>
-              <w:top w:type="dxa" w:w="80"/>
-              <w:left w:type="dxa" w:w="100"/>
-              <w:bottom w:type="dxa" w:w="80"/>
-              <w:right w:type="dxa" w:w="100"/>
-            </w:tcMar>
-          </w:tcPr>
-          <w:p>
-            <w:pPr>
-              <w:spacing w:after="0" w:line="270"/>
-            </w:pPr>
-            <w:r>
-              <w:rPr>
-                <w:rFonts w:ascii="Calibri" w:cs="Calibri" w:eastAsia="Calibri" w:hAnsi="Calibri"/>
-                <w:sz w:val="20"/>
-                <w:szCs w:val="20"/>
-              </w:rPr>
-              <w:t xml:space="preserve">06_13_conduite.png</w:t>
-            </w:r>
-          </w:p>
-        </w:tc>
-      </w:tr>
-      <w:tr>
-        <w:tc>
-          <w:tcPr>
-            <w:tcW w:type="dxa" w:w="1082"/>
-            <w:shd w:fill="F3F6FA" w:color="auto" w:val="clear"/>
-            <w:tcMar>
-              <w:top w:type="dxa" w:w="80"/>
-              <w:left w:type="dxa" w:w="100"/>
-              <w:bottom w:type="dxa" w:w="80"/>
-              <w:right w:type="dxa" w:w="100"/>
-            </w:tcMar>
-          </w:tcPr>
-          <w:p>
-            <w:pPr>
-              <w:spacing w:after="0" w:line="270"/>
-            </w:pPr>
-            <w:r>
-              <w:rPr>
-                <w:rFonts w:ascii="Calibri" w:cs="Calibri" w:eastAsia="Calibri" w:hAnsi="Calibri"/>
-                <w:sz w:val="20"/>
-                <w:szCs w:val="20"/>
-              </w:rPr>
-              <w:t xml:space="preserve">30</w:t>
-            </w:r>
-          </w:p>
-        </w:tc>
-        <w:tc>
-          <w:tcPr>
-            <w:tcW w:type="dxa" w:w="4510"/>
-            <w:shd w:fill="F3F6FA" w:color="auto" w:val="clear"/>
-            <w:tcMar>
-              <w:top w:type="dxa" w:w="80"/>
-              <w:left w:type="dxa" w:w="100"/>
-              <w:bottom w:type="dxa" w:w="80"/>
-              <w:right w:type="dxa" w:w="100"/>
-            </w:tcMar>
-          </w:tcPr>
-          <w:p>
-            <w:pPr>
-              <w:spacing w:after="0" w:line="270"/>
-            </w:pPr>
-            <w:r>
-              <w:rPr>
-                <w:rFonts w:ascii="Calibri" w:cs="Calibri" w:eastAsia="Calibri" w:hAnsi="Calibri"/>
-                <w:sz w:val="20"/>
-                <w:szCs w:val="20"/>
-              </w:rPr>
-              <w:t xml:space="preserve">Détail d'un résultat avant validation par l'ATT</w:t>
-            </w:r>
-          </w:p>
-        </w:tc>
-        <w:tc>
-          <w:tcPr>
-            <w:tcW w:type="dxa" w:w="3428"/>
-            <w:shd w:fill="F3F6FA" w:color="auto" w:val="clear"/>
-            <w:tcMar>
-              <w:top w:type="dxa" w:w="80"/>
-              <w:left w:type="dxa" w:w="100"/>
-              <w:bottom w:type="dxa" w:w="80"/>
-              <w:right w:type="dxa" w:w="100"/>
-            </w:tcMar>
-          </w:tcPr>
-          <w:p>
-            <w:pPr>
-              <w:spacing w:after="0" w:line="270"/>
-            </w:pPr>
-            <w:r>
-              <w:rPr>
-                <w:rFonts w:ascii="Calibri" w:cs="Calibri" w:eastAsia="Calibri" w:hAnsi="Calibri"/>
-                <w:sz w:val="20"/>
-                <w:szCs w:val="20"/>
-              </w:rPr>
-              <w:t xml:space="preserve">06_14_resultat.png</w:t>
-            </w:r>
-          </w:p>
-        </w:tc>
-      </w:tr>
-      <w:tr>
-        <w:tc>
-          <w:tcPr>
-            <w:tcW w:type="dxa" w:w="1082"/>
-            <w:tcMar>
-              <w:top w:type="dxa" w:w="80"/>
-              <w:left w:type="dxa" w:w="100"/>
-              <w:bottom w:type="dxa" w:w="80"/>
-              <w:right w:type="dxa" w:w="100"/>
-            </w:tcMar>
-          </w:tcPr>
-          <w:p>
-            <w:pPr>
-              <w:spacing w:after="0" w:line="270"/>
-            </w:pPr>
-            <w:r>
-              <w:rPr>
-                <w:rFonts w:ascii="Calibri" w:cs="Calibri" w:eastAsia="Calibri" w:hAnsi="Calibri"/>
-                <w:sz w:val="20"/>
-                <w:szCs w:val="20"/>
-              </w:rPr>
-              <w:t xml:space="preserve">31</w:t>
-            </w:r>
-          </w:p>
-        </w:tc>
-        <w:tc>
-          <w:tcPr>
-            <w:tcW w:type="dxa" w:w="4510"/>
-            <w:tcMar>
-              <w:top w:type="dxa" w:w="80"/>
-              <w:left w:type="dxa" w:w="100"/>
-              <w:bottom w:type="dxa" w:w="80"/>
-              <w:right w:type="dxa" w:w="100"/>
-            </w:tcMar>
-          </w:tcPr>
-          <w:p>
-            <w:pPr>
-              <w:spacing w:after="0" w:line="270"/>
-            </w:pPr>
-            <w:r>
-              <w:rPr>
-                <w:rFonts w:ascii="Calibri" w:cs="Calibri" w:eastAsia="Calibri" w:hAnsi="Calibri"/>
-                <w:sz w:val="20"/>
-                <w:szCs w:val="20"/>
-              </w:rPr>
-              <w:t xml:space="preserve">« Résultats à valider » : la file de l'ATT, avec l'état d'envoi au serveur</w:t>
-            </w:r>
-          </w:p>
-        </w:tc>
-        <w:tc>
-          <w:tcPr>
-            <w:tcW w:type="dxa" w:w="3428"/>
-            <w:tcMar>
-              <w:top w:type="dxa" w:w="80"/>
-              <w:left w:type="dxa" w:w="100"/>
-              <w:bottom w:type="dxa" w:w="80"/>
-              <w:right w:type="dxa" w:w="100"/>
-            </w:tcMar>
-          </w:tcPr>
-          <w:p>
-            <w:pPr>
-              <w:spacing w:after="0" w:line="270"/>
-            </w:pPr>
-            <w:r>
-              <w:rPr>
-                <w:rFonts w:ascii="Calibri" w:cs="Calibri" w:eastAsia="Calibri" w:hAnsi="Calibri"/>
-                <w:sz w:val="20"/>
-                <w:szCs w:val="20"/>
-              </w:rPr>
-              <w:t xml:space="preserve">06_14b_resultats.png</w:t>
-            </w:r>
-          </w:p>
-        </w:tc>
-      </w:tr>
-      <w:tr>
-        <w:tc>
-          <w:tcPr>
-            <w:tcW w:type="dxa" w:w="1082"/>
-            <w:shd w:fill="F3F6FA" w:color="auto" w:val="clear"/>
-            <w:tcMar>
-              <w:top w:type="dxa" w:w="80"/>
-              <w:left w:type="dxa" w:w="100"/>
-              <w:bottom w:type="dxa" w:w="80"/>
-              <w:right w:type="dxa" w:w="100"/>
-            </w:tcMar>
-          </w:tcPr>
-          <w:p>
-            <w:pPr>
-              <w:spacing w:after="0" w:line="270"/>
-            </w:pPr>
-            <w:r>
-              <w:rPr>
-                <w:rFonts w:ascii="Calibri" w:cs="Calibri" w:eastAsia="Calibri" w:hAnsi="Calibri"/>
-                <w:sz w:val="20"/>
-                <w:szCs w:val="20"/>
-              </w:rPr>
-              <w:t xml:space="preserve">32</w:t>
-            </w:r>
-          </w:p>
-        </w:tc>
-        <w:tc>
-          <w:tcPr>
-            <w:tcW w:type="dxa" w:w="4510"/>
-            <w:shd w:fill="F3F6FA" w:color="auto" w:val="clear"/>
-            <w:tcMar>
-              <w:top w:type="dxa" w:w="80"/>
-              <w:left w:type="dxa" w:w="100"/>
-              <w:bottom w:type="dxa" w:w="80"/>
-              <w:right w:type="dxa" w:w="100"/>
-            </w:tcMar>
-          </w:tcPr>
-          <w:p>
-            <w:pPr>
-              <w:spacing w:after="0" w:line="270"/>
-            </w:pPr>
-            <w:r>
-              <w:rPr>
-                <w:rFonts w:ascii="Calibri" w:cs="Calibri" w:eastAsia="Calibri" w:hAnsi="Calibri"/>
-                <w:sz w:val="20"/>
-                <w:szCs w:val="20"/>
-              </w:rPr>
-              <w:t xml:space="preserve">Résultat corrigé : une nouvelle ligne avec son motif, l'ancienne reste consultable</w:t>
-            </w:r>
-          </w:p>
-        </w:tc>
-        <w:tc>
-          <w:tcPr>
-            <w:tcW w:type="dxa" w:w="3428"/>
-            <w:shd w:fill="F3F6FA" w:color="auto" w:val="clear"/>
-            <w:tcMar>
-              <w:top w:type="dxa" w:w="80"/>
-              <w:left w:type="dxa" w:w="100"/>
-              <w:bottom w:type="dxa" w:w="80"/>
-              <w:right w:type="dxa" w:w="100"/>
-            </w:tcMar>
-          </w:tcPr>
-          <w:p>
-            <w:pPr>
-              <w:spacing w:after="0" w:line="270"/>
-            </w:pPr>
-            <w:r>
-              <w:rPr>
-                <w:rFonts w:ascii="Calibri" w:cs="Calibri" w:eastAsia="Calibri" w:hAnsi="Calibri"/>
-                <w:sz w:val="20"/>
-                <w:szCs w:val="20"/>
-              </w:rPr>
-              <w:t xml:space="preserve">06_14c_resultat_corrige.png</w:t>
-            </w:r>
-          </w:p>
-        </w:tc>
-      </w:tr>
-      <w:tr>
-        <w:tc>
-          <w:tcPr>
-            <w:tcW w:type="dxa" w:w="1082"/>
-            <w:tcMar>
-              <w:top w:type="dxa" w:w="80"/>
-              <w:left w:type="dxa" w:w="100"/>
-              <w:bottom w:type="dxa" w:w="80"/>
-              <w:right w:type="dxa" w:w="100"/>
-            </w:tcMar>
-          </w:tcPr>
-          <w:p>
-            <w:pPr>
-              <w:spacing w:after="0" w:line="270"/>
-            </w:pPr>
-            <w:r>
-              <w:rPr>
-                <w:rFonts w:ascii="Calibri" w:cs="Calibri" w:eastAsia="Calibri" w:hAnsi="Calibri"/>
-                <w:sz w:val="20"/>
-                <w:szCs w:val="20"/>
-              </w:rPr>
-              <w:t xml:space="preserve">33</w:t>
-            </w:r>
-          </w:p>
-        </w:tc>
-        <w:tc>
-          <w:tcPr>
-            <w:tcW w:type="dxa" w:w="4510"/>
-            <w:tcMar>
-              <w:top w:type="dxa" w:w="80"/>
-              <w:left w:type="dxa" w:w="100"/>
-              <w:bottom w:type="dxa" w:w="80"/>
-              <w:right w:type="dxa" w:w="100"/>
-            </w:tcMar>
-          </w:tcPr>
-          <w:p>
-            <w:pPr>
-              <w:spacing w:after="0" w:line="270"/>
-            </w:pPr>
-            <w:r>
-              <w:rPr>
-                <w:rFonts w:ascii="Calibri" w:cs="Calibri" w:eastAsia="Calibri" w:hAnsi="Calibri"/>
-                <w:sz w:val="20"/>
-                <w:szCs w:val="20"/>
-              </w:rPr>
-              <w:t xml:space="preserve">Résultat en échec : épreuves à repasser et date de réinscription</w:t>
-            </w:r>
-          </w:p>
-        </w:tc>
-        <w:tc>
-          <w:tcPr>
-            <w:tcW w:type="dxa" w:w="3428"/>
-            <w:tcMar>
-              <w:top w:type="dxa" w:w="80"/>
-              <w:left w:type="dxa" w:w="100"/>
-              <w:bottom w:type="dxa" w:w="80"/>
-              <w:right w:type="dxa" w:w="100"/>
-            </w:tcMar>
-          </w:tcPr>
-          <w:p>
-            <w:pPr>
-              <w:spacing w:after="0" w:line="270"/>
-            </w:pPr>
-            <w:r>
-              <w:rPr>
-                <w:rFonts w:ascii="Calibri" w:cs="Calibri" w:eastAsia="Calibri" w:hAnsi="Calibri"/>
-                <w:sz w:val="20"/>
-                <w:szCs w:val="20"/>
-              </w:rPr>
-              <w:t xml:space="preserve">06_15_repassage.png</w:t>
-            </w:r>
-          </w:p>
-        </w:tc>
-      </w:tr>
-      <w:tr>
-        <w:tc>
-          <w:tcPr>
-            <w:tcW w:type="dxa" w:w="1082"/>
-            <w:shd w:fill="F3F6FA" w:color="auto" w:val="clear"/>
-            <w:tcMar>
-              <w:top w:type="dxa" w:w="80"/>
-              <w:left w:type="dxa" w:w="100"/>
-              <w:bottom w:type="dxa" w:w="80"/>
-              <w:right w:type="dxa" w:w="100"/>
-            </w:tcMar>
-          </w:tcPr>
-          <w:p>
-            <w:pPr>
-              <w:spacing w:after="0" w:line="270"/>
-            </w:pPr>
-            <w:r>
-              <w:rPr>
-                <w:rFonts w:ascii="Calibri" w:cs="Calibri" w:eastAsia="Calibri" w:hAnsi="Calibri"/>
-                <w:sz w:val="20"/>
-                <w:szCs w:val="20"/>
-              </w:rPr>
-              <w:t xml:space="preserve">34</w:t>
-            </w:r>
-          </w:p>
-        </w:tc>
-        <w:tc>
-          <w:tcPr>
-            <w:tcW w:type="dxa" w:w="4510"/>
-            <w:shd w:fill="F3F6FA" w:color="auto" w:val="clear"/>
-            <w:tcMar>
-              <w:top w:type="dxa" w:w="80"/>
-              <w:left w:type="dxa" w:w="100"/>
-              <w:bottom w:type="dxa" w:w="80"/>
-              <w:right w:type="dxa" w:w="100"/>
-            </w:tcMar>
-          </w:tcPr>
-          <w:p>
-            <w:pPr>
-              <w:spacing w:after="0" w:line="270"/>
-            </w:pPr>
-            <w:r>
-              <w:rPr>
-                <w:rFonts w:ascii="Calibri" w:cs="Calibri" w:eastAsia="Calibri" w:hAnsi="Calibri"/>
-                <w:sz w:val="20"/>
-                <w:szCs w:val="20"/>
-              </w:rPr>
-              <w:t xml:space="preserve">Parcours du candidat, vu avec son compte</w:t>
-            </w:r>
-          </w:p>
-        </w:tc>
-        <w:tc>
-          <w:tcPr>
-            <w:tcW w:type="dxa" w:w="3428"/>
-            <w:shd w:fill="F3F6FA" w:color="auto" w:val="clear"/>
-            <w:tcMar>
-              <w:top w:type="dxa" w:w="80"/>
-              <w:left w:type="dxa" w:w="100"/>
-              <w:bottom w:type="dxa" w:w="80"/>
-              <w:right w:type="dxa" w:w="100"/>
-            </w:tcMar>
-          </w:tcPr>
-          <w:p>
-            <w:pPr>
-              <w:spacing w:after="0" w:line="270"/>
-            </w:pPr>
-            <w:r>
-              <w:rPr>
-                <w:rFonts w:ascii="Calibri" w:cs="Calibri" w:eastAsia="Calibri" w:hAnsi="Calibri"/>
-                <w:sz w:val="20"/>
-                <w:szCs w:val="20"/>
-              </w:rPr>
-              <w:t xml:space="preserve">06_16_parcours.png</w:t>
-            </w:r>
-          </w:p>
-        </w:tc>
-      </w:tr>
-      <w:tr>
-        <w:tc>
-          <w:tcPr>
-            <w:tcW w:type="dxa" w:w="1082"/>
-            <w:tcMar>
-              <w:top w:type="dxa" w:w="80"/>
-              <w:left w:type="dxa" w:w="100"/>
-              <w:bottom w:type="dxa" w:w="80"/>
-              <w:right w:type="dxa" w:w="100"/>
-            </w:tcMar>
-          </w:tcPr>
-          <w:p>
-            <w:pPr>
-              <w:spacing w:after="0" w:line="270"/>
-            </w:pPr>
-            <w:r>
-              <w:rPr>
-                <w:rFonts w:ascii="Calibri" w:cs="Calibri" w:eastAsia="Calibri" w:hAnsi="Calibri"/>
-                <w:sz w:val="20"/>
-                <w:szCs w:val="20"/>
-              </w:rPr>
-              <w:t xml:space="preserve">35</w:t>
-            </w:r>
-          </w:p>
-        </w:tc>
-        <w:tc>
-          <w:tcPr>
-            <w:tcW w:type="dxa" w:w="4510"/>
-            <w:tcMar>
-              <w:top w:type="dxa" w:w="80"/>
-              <w:left w:type="dxa" w:w="100"/>
-              <w:bottom w:type="dxa" w:w="80"/>
-              <w:right w:type="dxa" w:w="100"/>
-            </w:tcMar>
-          </w:tcPr>
-          <w:p>
-            <w:pPr>
-              <w:spacing w:after="0" w:line="270"/>
-            </w:pPr>
-            <w:r>
-              <w:rPr>
-                <w:rFonts w:ascii="Calibri" w:cs="Calibri" w:eastAsia="Calibri" w:hAnsi="Calibri"/>
-                <w:sz w:val="20"/>
-                <w:szCs w:val="20"/>
-              </w:rPr>
-              <w:t xml:space="preserve">« Mes inscriptions » de l'auto-école : convocations et présence de ses candidats</w:t>
-            </w:r>
-          </w:p>
-        </w:tc>
-        <w:tc>
-          <w:tcPr>
-            <w:tcW w:type="dxa" w:w="3428"/>
-            <w:tcMar>
-              <w:top w:type="dxa" w:w="80"/>
-              <w:left w:type="dxa" w:w="100"/>
-              <w:bottom w:type="dxa" w:w="80"/>
-              <w:right w:type="dxa" w:w="100"/>
-            </w:tcMar>
-          </w:tcPr>
-          <w:p>
-            <w:pPr>
-              <w:spacing w:after="0" w:line="270"/>
-            </w:pPr>
-            <w:r>
-              <w:rPr>
-                <w:rFonts w:ascii="Calibri" w:cs="Calibri" w:eastAsia="Calibri" w:hAnsi="Calibri"/>
-                <w:sz w:val="20"/>
-                <w:szCs w:val="20"/>
-              </w:rPr>
-              <w:t xml:space="preserve">06_16b_mes_inscriptions.png</w:t>
-            </w:r>
-          </w:p>
-        </w:tc>
-      </w:tr>
-      <w:tr>
-        <w:tc>
-          <w:tcPr>
-            <w:tcW w:type="dxa" w:w="1082"/>
-            <w:shd w:fill="F3F6FA" w:color="auto" w:val="clear"/>
-            <w:tcMar>
-              <w:top w:type="dxa" w:w="80"/>
-              <w:left w:type="dxa" w:w="100"/>
-              <w:bottom w:type="dxa" w:w="80"/>
-              <w:right w:type="dxa" w:w="100"/>
-            </w:tcMar>
-          </w:tcPr>
-          <w:p>
-            <w:pPr>
-              <w:spacing w:after="0" w:line="270"/>
-            </w:pPr>
-            <w:r>
-              <w:rPr>
-                <w:rFonts w:ascii="Calibri" w:cs="Calibri" w:eastAsia="Calibri" w:hAnsi="Calibri"/>
-                <w:sz w:val="20"/>
-                <w:szCs w:val="20"/>
-              </w:rPr>
-              <w:t xml:space="preserve">36</w:t>
-            </w:r>
-          </w:p>
-        </w:tc>
-        <w:tc>
-          <w:tcPr>
-            <w:tcW w:type="dxa" w:w="4510"/>
-            <w:shd w:fill="F3F6FA" w:color="auto" w:val="clear"/>
-            <w:tcMar>
-              <w:top w:type="dxa" w:w="80"/>
-              <w:left w:type="dxa" w:w="100"/>
-              <w:bottom w:type="dxa" w:w="80"/>
-              <w:right w:type="dxa" w:w="100"/>
-            </w:tcMar>
-          </w:tcPr>
-          <w:p>
-            <w:pPr>
-              <w:spacing w:after="0" w:line="270"/>
-            </w:pPr>
-            <w:r>
-              <w:rPr>
-                <w:rFonts w:ascii="Calibri" w:cs="Calibri" w:eastAsia="Calibri" w:hAnsi="Calibri"/>
-                <w:sz w:val="20"/>
-                <w:szCs w:val="20"/>
-              </w:rPr>
-              <w:t xml:space="preserve">Résultats vus par l'auto-école : seulement les résultats validés</w:t>
-            </w:r>
-          </w:p>
-        </w:tc>
-        <w:tc>
-          <w:tcPr>
-            <w:tcW w:type="dxa" w:w="3428"/>
-            <w:shd w:fill="F3F6FA" w:color="auto" w:val="clear"/>
-            <w:tcMar>
-              <w:top w:type="dxa" w:w="80"/>
-              <w:left w:type="dxa" w:w="100"/>
-              <w:bottom w:type="dxa" w:w="80"/>
-              <w:right w:type="dxa" w:w="100"/>
-            </w:tcMar>
-          </w:tcPr>
-          <w:p>
-            <w:pPr>
-              <w:spacing w:after="0" w:line="270"/>
-            </w:pPr>
-            <w:r>
-              <w:rPr>
-                <w:rFonts w:ascii="Calibri" w:cs="Calibri" w:eastAsia="Calibri" w:hAnsi="Calibri"/>
-                <w:sz w:val="20"/>
-                <w:szCs w:val="20"/>
-              </w:rPr>
-              <w:t xml:space="preserve">06_16c_resultats_auto_ecole.png</w:t>
-            </w:r>
-          </w:p>
-        </w:tc>
-      </w:tr>
-      <w:tr>
-        <w:tc>
-          <w:tcPr>
-            <w:tcW w:type="dxa" w:w="1082"/>
-            <w:tcMar>
-              <w:top w:type="dxa" w:w="80"/>
-              <w:left w:type="dxa" w:w="100"/>
-              <w:bottom w:type="dxa" w:w="80"/>
-              <w:right w:type="dxa" w:w="100"/>
-            </w:tcMar>
-          </w:tcPr>
-          <w:p>
-            <w:pPr>
-              <w:spacing w:after="0" w:line="270"/>
-            </w:pPr>
-            <w:r>
-              <w:rPr>
-                <w:rFonts w:ascii="Calibri" w:cs="Calibri" w:eastAsia="Calibri" w:hAnsi="Calibri"/>
-                <w:sz w:val="20"/>
-                <w:szCs w:val="20"/>
-              </w:rPr>
-              <w:t xml:space="preserve">37</w:t>
-            </w:r>
-          </w:p>
-        </w:tc>
-        <w:tc>
-          <w:tcPr>
-            <w:tcW w:type="dxa" w:w="4510"/>
-            <w:tcMar>
-              <w:top w:type="dxa" w:w="80"/>
-              <w:left w:type="dxa" w:w="100"/>
-              <w:bottom w:type="dxa" w:w="80"/>
-              <w:right w:type="dxa" w:w="100"/>
-            </w:tcMar>
-          </w:tcPr>
-          <w:p>
-            <w:pPr>
-              <w:spacing w:after="0" w:line="270"/>
-            </w:pPr>
-            <w:r>
-              <w:rPr>
-                <w:rFonts w:ascii="Calibri" w:cs="Calibri" w:eastAsia="Calibri" w:hAnsi="Calibri"/>
-                <w:sz w:val="20"/>
-                <w:szCs w:val="20"/>
-              </w:rPr>
-              <w:t xml:space="preserve">Relevé de résultat, prêt à imprimer</w:t>
-            </w:r>
-          </w:p>
-        </w:tc>
-        <w:tc>
-          <w:tcPr>
-            <w:tcW w:type="dxa" w:w="3428"/>
-            <w:tcMar>
-              <w:top w:type="dxa" w:w="80"/>
-              <w:left w:type="dxa" w:w="100"/>
-              <w:bottom w:type="dxa" w:w="80"/>
-              <w:right w:type="dxa" w:w="100"/>
-            </w:tcMar>
-          </w:tcPr>
-          <w:p>
-            <w:pPr>
-              <w:spacing w:after="0" w:line="270"/>
-            </w:pPr>
-            <w:r>
-              <w:rPr>
-                <w:rFonts w:ascii="Calibri" w:cs="Calibri" w:eastAsia="Calibri" w:hAnsi="Calibri"/>
-                <w:sz w:val="20"/>
-                <w:szCs w:val="20"/>
-              </w:rPr>
-              <w:t xml:space="preserve">06_17_releve.png</w:t>
-            </w:r>
-          </w:p>
-        </w:tc>
-      </w:tr>
-      <w:tr>
-        <w:tc>
-          <w:tcPr>
-            <w:tcW w:type="dxa" w:w="1082"/>
-            <w:shd w:fill="F3F6FA" w:color="auto" w:val="clear"/>
-            <w:tcMar>
-              <w:top w:type="dxa" w:w="80"/>
-              <w:left w:type="dxa" w:w="100"/>
-              <w:bottom w:type="dxa" w:w="80"/>
-              <w:right w:type="dxa" w:w="100"/>
-            </w:tcMar>
-          </w:tcPr>
-          <w:p>
-            <w:pPr>
-              <w:spacing w:after="0" w:line="270"/>
-            </w:pPr>
-            <w:r>
-              <w:rPr>
-                <w:rFonts w:ascii="Calibri" w:cs="Calibri" w:eastAsia="Calibri" w:hAnsi="Calibri"/>
-                <w:sz w:val="20"/>
-                <w:szCs w:val="20"/>
-              </w:rPr>
-              <w:t xml:space="preserve">38</w:t>
-            </w:r>
-          </w:p>
-        </w:tc>
-        <w:tc>
-          <w:tcPr>
-            <w:tcW w:type="dxa" w:w="4510"/>
-            <w:shd w:fill="F3F6FA" w:color="auto" w:val="clear"/>
-            <w:tcMar>
-              <w:top w:type="dxa" w:w="80"/>
-              <w:left w:type="dxa" w:w="100"/>
-              <w:bottom w:type="dxa" w:w="80"/>
-              <w:right w:type="dxa" w:w="100"/>
-            </w:tcMar>
-          </w:tcPr>
-          <w:p>
-            <w:pPr>
-              <w:spacing w:after="0" w:line="270"/>
-            </w:pPr>
-            <w:r>
-              <w:rPr>
-                <w:rFonts w:ascii="Calibri" w:cs="Calibri" w:eastAsia="Calibri" w:hAnsi="Calibri"/>
-                <w:sz w:val="20"/>
-                <w:szCs w:val="20"/>
-              </w:rPr>
-              <w:t xml:space="preserve">Liste d'appel imprimable d'une session, avec cases à cocher</w:t>
-            </w:r>
-          </w:p>
-        </w:tc>
-        <w:tc>
-          <w:tcPr>
-            <w:tcW w:type="dxa" w:w="3428"/>
-            <w:shd w:fill="F3F6FA" w:color="auto" w:val="clear"/>
-            <w:tcMar>
-              <w:top w:type="dxa" w:w="80"/>
-              <w:left w:type="dxa" w:w="100"/>
-              <w:bottom w:type="dxa" w:w="80"/>
-              <w:right w:type="dxa" w:w="100"/>
-            </w:tcMar>
-          </w:tcPr>
-          <w:p>
-            <w:pPr>
-              <w:spacing w:after="0" w:line="270"/>
-            </w:pPr>
-            <w:r>
-              <w:rPr>
-                <w:rFonts w:ascii="Calibri" w:cs="Calibri" w:eastAsia="Calibri" w:hAnsi="Calibri"/>
-                <w:sz w:val="20"/>
-                <w:szCs w:val="20"/>
-              </w:rPr>
-              <w:t xml:space="preserve">06_17b_liste_appel.png</w:t>
-            </w:r>
-          </w:p>
-        </w:tc>
-      </w:tr>
-      <w:tr>
-        <w:tc>
-          <w:tcPr>
-            <w:tcW w:type="dxa" w:w="1082"/>
-            <w:tcMar>
-              <w:top w:type="dxa" w:w="80"/>
-              <w:left w:type="dxa" w:w="100"/>
-              <w:bottom w:type="dxa" w:w="80"/>
-              <w:right w:type="dxa" w:w="100"/>
-            </w:tcMar>
-          </w:tcPr>
-          <w:p>
-            <w:pPr>
-              <w:spacing w:after="0" w:line="270"/>
-            </w:pPr>
-            <w:r>
-              <w:rPr>
-                <w:rFonts w:ascii="Calibri" w:cs="Calibri" w:eastAsia="Calibri" w:hAnsi="Calibri"/>
-                <w:sz w:val="20"/>
-                <w:szCs w:val="20"/>
-              </w:rPr>
-              <w:t xml:space="preserve">39</w:t>
-            </w:r>
-          </w:p>
-        </w:tc>
-        <w:tc>
-          <w:tcPr>
-            <w:tcW w:type="dxa" w:w="4510"/>
-            <w:tcMar>
-              <w:top w:type="dxa" w:w="80"/>
-              <w:left w:type="dxa" w:w="100"/>
-              <w:bottom w:type="dxa" w:w="80"/>
-              <w:right w:type="dxa" w:w="100"/>
-            </w:tcMar>
-          </w:tcPr>
-          <w:p>
-            <w:pPr>
-              <w:spacing w:after="0" w:line="270"/>
-            </w:pPr>
-            <w:r>
-              <w:rPr>
-                <w:rFonts w:ascii="Calibri" w:cs="Calibri" w:eastAsia="Calibri" w:hAnsi="Calibri"/>
-                <w:sz w:val="20"/>
-                <w:szCs w:val="20"/>
-              </w:rPr>
-              <w:t xml:space="preserve">Liste des admis d'une session : seulement les résultats validés</w:t>
-            </w:r>
-          </w:p>
-        </w:tc>
-        <w:tc>
-          <w:tcPr>
-            <w:tcW w:type="dxa" w:w="3428"/>
-            <w:tcMar>
-              <w:top w:type="dxa" w:w="80"/>
-              <w:left w:type="dxa" w:w="100"/>
-              <w:bottom w:type="dxa" w:w="80"/>
-              <w:right w:type="dxa" w:w="100"/>
-            </w:tcMar>
-          </w:tcPr>
-          <w:p>
-            <w:pPr>
-              <w:spacing w:after="0" w:line="270"/>
-            </w:pPr>
-            <w:r>
-              <w:rPr>
-                <w:rFonts w:ascii="Calibri" w:cs="Calibri" w:eastAsia="Calibri" w:hAnsi="Calibri"/>
-                <w:sz w:val="20"/>
-                <w:szCs w:val="20"/>
-              </w:rPr>
-              <w:t xml:space="preserve">06_17c_liste_admis.png</w:t>
-            </w:r>
-          </w:p>
-        </w:tc>
-      </w:tr>
-      <w:tr>
-        <w:tc>
-          <w:tcPr>
-            <w:tcW w:type="dxa" w:w="1082"/>
-            <w:shd w:fill="F3F6FA" w:color="auto" w:val="clear"/>
-            <w:tcMar>
-              <w:top w:type="dxa" w:w="80"/>
-              <w:left w:type="dxa" w:w="100"/>
-              <w:bottom w:type="dxa" w:w="80"/>
-              <w:right w:type="dxa" w:w="100"/>
-            </w:tcMar>
-          </w:tcPr>
-          <w:p>
-            <w:pPr>
-              <w:spacing w:after="0" w:line="270"/>
-            </w:pPr>
-            <w:r>
-              <w:rPr>
-                <w:rFonts w:ascii="Calibri" w:cs="Calibri" w:eastAsia="Calibri" w:hAnsi="Calibri"/>
-                <w:sz w:val="20"/>
-                <w:szCs w:val="20"/>
-              </w:rPr>
-              <w:t xml:space="preserve">40</w:t>
-            </w:r>
-          </w:p>
-        </w:tc>
-        <w:tc>
-          <w:tcPr>
-            <w:tcW w:type="dxa" w:w="4510"/>
-            <w:shd w:fill="F3F6FA" w:color="auto" w:val="clear"/>
-            <w:tcMar>
-              <w:top w:type="dxa" w:w="80"/>
-              <w:left w:type="dxa" w:w="100"/>
-              <w:bottom w:type="dxa" w:w="80"/>
-              <w:right w:type="dxa" w:w="100"/>
-            </w:tcMar>
-          </w:tcPr>
-          <w:p>
-            <w:pPr>
-              <w:spacing w:after="0" w:line="270"/>
-            </w:pPr>
-            <w:r>
-              <w:rPr>
-                <w:rFonts w:ascii="Calibri" w:cs="Calibri" w:eastAsia="Calibri" w:hAnsi="Calibri"/>
-                <w:sz w:val="20"/>
-                <w:szCs w:val="20"/>
-              </w:rPr>
-              <w:t xml:space="preserve">Journal des modifications, filtrable</w:t>
-            </w:r>
-          </w:p>
-        </w:tc>
-        <w:tc>
-          <w:tcPr>
-            <w:tcW w:type="dxa" w:w="3428"/>
-            <w:shd w:fill="F3F6FA" w:color="auto" w:val="clear"/>
-            <w:tcMar>
-              <w:top w:type="dxa" w:w="80"/>
-              <w:left w:type="dxa" w:w="100"/>
-              <w:bottom w:type="dxa" w:w="80"/>
-              <w:right w:type="dxa" w:w="100"/>
-            </w:tcMar>
-          </w:tcPr>
-          <w:p>
-            <w:pPr>
-              <w:spacing w:after="0" w:line="270"/>
-            </w:pPr>
-            <w:r>
-              <w:rPr>
-                <w:rFonts w:ascii="Calibri" w:cs="Calibri" w:eastAsia="Calibri" w:hAnsi="Calibri"/>
-                <w:sz w:val="20"/>
-                <w:szCs w:val="20"/>
-              </w:rPr>
-              <w:t xml:space="preserve">06_18_historique.png</w:t>
-            </w:r>
-          </w:p>
-        </w:tc>
-      </w:tr>
-      <w:tr>
-        <w:tc>
-          <w:tcPr>
-            <w:tcW w:type="dxa" w:w="1082"/>
-            <w:tcMar>
-              <w:top w:type="dxa" w:w="80"/>
-              <w:left w:type="dxa" w:w="100"/>
-              <w:bottom w:type="dxa" w:w="80"/>
-              <w:right w:type="dxa" w:w="100"/>
-            </w:tcMar>
-          </w:tcPr>
-          <w:p>
-            <w:pPr>
-              <w:spacing w:after="0" w:line="270"/>
-            </w:pPr>
-            <w:r>
-              <w:rPr>
-                <w:rFonts w:ascii="Calibri" w:cs="Calibri" w:eastAsia="Calibri" w:hAnsi="Calibri"/>
-                <w:sz w:val="20"/>
-                <w:szCs w:val="20"/>
-              </w:rPr>
-              <w:t xml:space="preserve">41</w:t>
-            </w:r>
-          </w:p>
-        </w:tc>
-        <w:tc>
-          <w:tcPr>
-            <w:tcW w:type="dxa" w:w="4510"/>
-            <w:tcMar>
-              <w:top w:type="dxa" w:w="80"/>
-              <w:left w:type="dxa" w:w="100"/>
-              <w:bottom w:type="dxa" w:w="80"/>
-              <w:right w:type="dxa" w:w="100"/>
-            </w:tcMar>
-          </w:tcPr>
-          <w:p>
-            <w:pPr>
-              <w:spacing w:after="0" w:line="270"/>
-            </w:pPr>
-            <w:r>
-              <w:rPr>
-                <w:rFonts w:ascii="Calibri" w:cs="Calibri" w:eastAsia="Calibri" w:hAnsi="Calibri"/>
-                <w:sz w:val="20"/>
-                <w:szCs w:val="20"/>
-              </w:rPr>
-              <w:t xml:space="preserve">Synchronisation : réseau coupé, un résultat en attente, un envoyé</w:t>
-            </w:r>
-          </w:p>
-        </w:tc>
-        <w:tc>
-          <w:tcPr>
-            <w:tcW w:type="dxa" w:w="3428"/>
-            <w:tcMar>
-              <w:top w:type="dxa" w:w="80"/>
-              <w:left w:type="dxa" w:w="100"/>
-              <w:bottom w:type="dxa" w:w="80"/>
-              <w:right w:type="dxa" w:w="100"/>
-            </w:tcMar>
-          </w:tcPr>
-          <w:p>
-            <w:pPr>
-              <w:spacing w:after="0" w:line="270"/>
-            </w:pPr>
-            <w:r>
-              <w:rPr>
-                <w:rFonts w:ascii="Calibri" w:cs="Calibri" w:eastAsia="Calibri" w:hAnsi="Calibri"/>
-                <w:sz w:val="20"/>
-                <w:szCs w:val="20"/>
-              </w:rPr>
-              <w:t xml:space="preserve">06_19_synchronisation.png</w:t>
-            </w:r>
-          </w:p>
-        </w:tc>
-      </w:tr>
-      <w:tr>
-        <w:tc>
-          <w:tcPr>
-            <w:tcW w:type="dxa" w:w="1082"/>
-            <w:shd w:fill="F3F6FA" w:color="auto" w:val="clear"/>
-            <w:tcMar>
-              <w:top w:type="dxa" w:w="80"/>
-              <w:left w:type="dxa" w:w="100"/>
-              <w:bottom w:type="dxa" w:w="80"/>
-              <w:right w:type="dxa" w:w="100"/>
-            </w:tcMar>
-          </w:tcPr>
-          <w:p>
-            <w:pPr>
-              <w:spacing w:after="0" w:line="270"/>
-            </w:pPr>
-            <w:r>
-              <w:rPr>
-                <w:rFonts w:ascii="Calibri" w:cs="Calibri" w:eastAsia="Calibri" w:hAnsi="Calibri"/>
-                <w:sz w:val="20"/>
-                <w:szCs w:val="20"/>
-              </w:rPr>
-              <w:t xml:space="preserve">42</w:t>
-            </w:r>
-          </w:p>
-        </w:tc>
-        <w:tc>
-          <w:tcPr>
-            <w:tcW w:type="dxa" w:w="4510"/>
-            <w:shd w:fill="F3F6FA" w:color="auto" w:val="clear"/>
-            <w:tcMar>
-              <w:top w:type="dxa" w:w="80"/>
-              <w:left w:type="dxa" w:w="100"/>
-              <w:bottom w:type="dxa" w:w="80"/>
-              <w:right w:type="dxa" w:w="100"/>
-            </w:tcMar>
-          </w:tcPr>
-          <w:p>
-            <w:pPr>
-              <w:spacing w:after="0" w:line="270"/>
-            </w:pPr>
-            <w:r>
-              <w:rPr>
-                <w:rFonts w:ascii="Calibri" w:cs="Calibri" w:eastAsia="Calibri" w:hAnsi="Calibri"/>
-                <w:sz w:val="20"/>
-                <w:szCs w:val="20"/>
-              </w:rPr>
-              <w:t xml:space="preserve">Configuration → Règles : chaque règle est une ligne modifiable, avec son drapeau</w:t>
-            </w:r>
-          </w:p>
-        </w:tc>
-        <w:tc>
-          <w:tcPr>
-            <w:tcW w:type="dxa" w:w="3428"/>
-            <w:shd w:fill="F3F6FA" w:color="auto" w:val="clear"/>
-            <w:tcMar>
-              <w:top w:type="dxa" w:w="80"/>
-              <w:left w:type="dxa" w:w="100"/>
-              <w:bottom w:type="dxa" w:w="80"/>
-              <w:right w:type="dxa" w:w="100"/>
-            </w:tcMar>
-          </w:tcPr>
-          <w:p>
-            <w:pPr>
-              <w:spacing w:after="0" w:line="270"/>
-            </w:pPr>
-            <w:r>
-              <w:rPr>
-                <w:rFonts w:ascii="Calibri" w:cs="Calibri" w:eastAsia="Calibri" w:hAnsi="Calibri"/>
-                <w:sz w:val="20"/>
-                <w:szCs w:val="20"/>
-              </w:rPr>
-              <w:t xml:space="preserve">08_regles.png</w:t>
-            </w:r>
-          </w:p>
-        </w:tc>
-      </w:tr>
-      <w:tr>
-        <w:tc>
-          <w:tcPr>
-            <w:tcW w:type="dxa" w:w="1082"/>
-            <w:tcMar>
-              <w:top w:type="dxa" w:w="80"/>
-              <w:left w:type="dxa" w:w="100"/>
-              <w:bottom w:type="dxa" w:w="80"/>
-              <w:right w:type="dxa" w:w="100"/>
-            </w:tcMar>
-          </w:tcPr>
-          <w:p>
-            <w:pPr>
-              <w:spacing w:after="0" w:line="270"/>
-            </w:pPr>
-            <w:r>
-              <w:rPr>
-                <w:rFonts w:ascii="Calibri" w:cs="Calibri" w:eastAsia="Calibri" w:hAnsi="Calibri"/>
-                <w:sz w:val="20"/>
-                <w:szCs w:val="20"/>
-              </w:rPr>
-              <w:t xml:space="preserve">43</w:t>
-            </w:r>
-          </w:p>
-        </w:tc>
-        <w:tc>
-          <w:tcPr>
-            <w:tcW w:type="dxa" w:w="4510"/>
-            <w:tcMar>
-              <w:top w:type="dxa" w:w="80"/>
-              <w:left w:type="dxa" w:w="100"/>
-              <w:bottom w:type="dxa" w:w="80"/>
-              <w:right w:type="dxa" w:w="100"/>
-            </w:tcMar>
-          </w:tcPr>
-          <w:p>
-            <w:pPr>
-              <w:spacing w:after="0" w:line="270"/>
-            </w:pPr>
-            <w:r>
-              <w:rPr>
-                <w:rFonts w:ascii="Calibri" w:cs="Calibri" w:eastAsia="Calibri" w:hAnsi="Calibri"/>
-                <w:sz w:val="20"/>
-                <w:szCs w:val="20"/>
-              </w:rPr>
-              <w:t xml:space="preserve">Modification d'une règle : la valeur, sa description et la case « à confirmer »</w:t>
-            </w:r>
-          </w:p>
-        </w:tc>
-        <w:tc>
-          <w:tcPr>
-            <w:tcW w:type="dxa" w:w="3428"/>
-            <w:tcMar>
-              <w:top w:type="dxa" w:w="80"/>
-              <w:left w:type="dxa" w:w="100"/>
-              <w:bottom w:type="dxa" w:w="80"/>
-              <w:right w:type="dxa" w:w="100"/>
-            </w:tcMar>
-          </w:tcPr>
-          <w:p>
-            <w:pPr>
-              <w:spacing w:after="0" w:line="270"/>
-            </w:pPr>
-            <w:r>
-              <w:rPr>
-                <w:rFonts w:ascii="Calibri" w:cs="Calibri" w:eastAsia="Calibri" w:hAnsi="Calibri"/>
-                <w:sz w:val="20"/>
-                <w:szCs w:val="20"/>
-              </w:rPr>
-              <w:t xml:space="preserve">08_regle_delai.png</w:t>
-            </w:r>
-          </w:p>
-        </w:tc>
-      </w:tr>
-    </w:tbl>
+        <w:t xml:space="preserve">Extrait simplifié de AppelViewModel (la version réelle vérifie d'abord le statut de la session et de la présence).</w:t>
+      </w:r>
+    </w:p>
+    <w:p>
+      <w:pPr>
+        <w:shd w:fill="F3F6FA" w:color="auto" w:val="clear"/>
+        <w:spacing w:after="0" w:line="260"/>
+        <w:ind w:left="200" w:right="200"/>
+      </w:pPr>
+      <w:r>
+        <w:rPr>
+          <w:rFonts w:ascii="Consolas" w:cs="Consolas" w:eastAsia="Consolas" w:hAnsi="Consolas"/>
+          <w:sz w:val="18"/>
+          <w:szCs w:val="18"/>
+        </w:rPr>
+        <w:t xml:space="preserve">db.withTransaction {</w:t>
+      </w:r>
+    </w:p>
+    <w:p>
+      <w:pPr>
+        <w:shd w:fill="F3F6FA" w:color="auto" w:val="clear"/>
+        <w:spacing w:after="0" w:line="260"/>
+        <w:ind w:left="200" w:right="200"/>
+      </w:pPr>
+      <w:r>
+        <w:rPr>
+          <w:rFonts w:ascii="Consolas" w:cs="Consolas" w:eastAsia="Consolas" w:hAnsi="Consolas"/>
+          <w:sz w:val="18"/>
+          <w:szCs w:val="18"/>
+        </w:rPr>
+        <w:t xml:space="preserve">    val modifiee = presence.copy(statut = StatutPresence.PRESENT)</w:t>
+      </w:r>
+    </w:p>
+    <w:p>
+      <w:pPr>
+        <w:shd w:fill="F3F6FA" w:color="auto" w:val="clear"/>
+        <w:spacing w:after="0" w:line="260"/>
+        <w:ind w:left="200" w:right="200"/>
+      </w:pPr>
+      <w:r>
+        <w:rPr>
+          <w:rFonts w:ascii="Consolas" w:cs="Consolas" w:eastAsia="Consolas" w:hAnsi="Consolas"/>
+          <w:sz w:val="18"/>
+          <w:szCs w:val="18"/>
+        </w:rPr>
+        <w:t xml:space="preserve">    db.presenceDao().modifier(modifiee)</w:t>
+      </w:r>
+    </w:p>
+    <w:p>
+      <w:pPr>
+        <w:shd w:fill="F3F6FA" w:color="auto" w:val="clear"/>
+        <w:spacing w:after="0" w:line="260"/>
+        <w:ind w:left="200" w:right="200"/>
+      </w:pPr>
+      <w:r>
+        <w:rPr>
+          <w:rFonts w:ascii="Consolas" w:cs="Consolas" w:eastAsia="Consolas" w:hAnsi="Consolas"/>
+          <w:sz w:val="18"/>
+          <w:szCs w:val="18"/>
+        </w:rPr>
+        <w:t xml:space="preserve">    db.tracer(EntitesHistorique.PRESENCE, presence.id, ActionsHistorique.MODIFICATION,</w:t>
+      </w:r>
+    </w:p>
+    <w:p>
+      <w:pPr>
+        <w:shd w:fill="F3F6FA" w:color="auto" w:val="clear"/>
+        <w:spacing w:after="0" w:line="260"/>
+        <w:ind w:left="200" w:right="200"/>
+      </w:pPr>
+      <w:r>
+        <w:rPr>
+          <w:rFonts w:ascii="Consolas" w:cs="Consolas" w:eastAsia="Consolas" w:hAnsi="Consolas"/>
+          <w:sz w:val="18"/>
+          <w:szCs w:val="18"/>
+        </w:rPr>
+        <w:t xml:space="preserve">        utilisateur.id, ancienneValeur = presence.resume(), nouvelleValeur = modifiee.resume())</w:t>
+      </w:r>
+    </w:p>
+    <w:p>
+      <w:pPr>
+        <w:shd w:fill="F3F6FA" w:color="auto" w:val="clear"/>
+        <w:spacing w:after="0" w:line="260"/>
+        <w:ind w:left="200" w:right="200"/>
+      </w:pPr>
+      <w:r>
+        <w:rPr>
+          <w:rFonts w:ascii="Consolas" w:cs="Consolas" w:eastAsia="Consolas" w:hAnsi="Consolas"/>
+          <w:sz w:val="18"/>
+          <w:szCs w:val="18"/>
+        </w:rPr>
+        <w:t xml:space="preserve">}</w:t>
+      </w:r>
+    </w:p>
+    <w:p>
+      <w:pPr>
+        <w:spacing w:after="160"/>
+      </w:pPr>
+    </w:p>
+    <w:p>
+      <w:pPr>
+        <w:spacing w:after="120" w:line="300"/>
+      </w:pPr>
+      <w:r>
+        <w:rPr>
+          <w:rFonts w:ascii="Calibri" w:cs="Calibri" w:eastAsia="Calibri" w:hAnsi="Calibri"/>
+          <w:sz w:val="22"/>
+          <w:szCs w:val="22"/>
+        </w:rPr>
+        <w:t xml:space="preserve">La modification et sa trace sont dans le même bloc : Room les écrit ensemble ou n'écrit rien. L'historique ne peut donc jamais raconter autre chose que ce qui s'est passé.</w:t>
+      </w:r>
+    </w:p>
+    <w:p>
+      <w:pPr>
+        <w:pStyle w:val="Heading2"/>
+        <w:spacing w:after="140" w:before="280"/>
+      </w:pPr>
+      <w:r>
+        <w:rPr>
+          <w:rFonts w:ascii="Calibri" w:cs="Calibri" w:eastAsia="Calibri" w:hAnsi="Calibri"/>
+          <w:b/>
+          <w:bCs/>
+          <w:color w:val="0B2E4F"/>
+          <w:sz w:val="26"/>
+          <w:szCs w:val="26"/>
+        </w:rPr>
+        <w:t xml:space="preserve">A.2 Une règle pure et son test</w:t>
+      </w:r>
+    </w:p>
+    <w:p>
+      <w:pPr>
+        <w:shd w:fill="F3F6FA" w:color="auto" w:val="clear"/>
+        <w:spacing w:after="0" w:line="260"/>
+        <w:ind w:left="200" w:right="200"/>
+      </w:pPr>
+      <w:r>
+        <w:rPr>
+          <w:rFonts w:ascii="Consolas" w:cs="Consolas" w:eastAsia="Consolas" w:hAnsi="Consolas"/>
+          <w:sz w:val="18"/>
+          <w:szCs w:val="18"/>
+        </w:rPr>
+        <w:t xml:space="preserve">// Règle d'ouverture d'une tentative (couche métier)</w:t>
+      </w:r>
+    </w:p>
+    <w:p>
+      <w:pPr>
+        <w:shd w:fill="F3F6FA" w:color="auto" w:val="clear"/>
+        <w:spacing w:after="0" w:line="260"/>
+        <w:ind w:left="200" w:right="200"/>
+      </w:pPr>
+      <w:r>
+        <w:rPr>
+          <w:rFonts w:ascii="Consolas" w:cs="Consolas" w:eastAsia="Consolas" w:hAnsi="Consolas"/>
+          <w:sz w:val="18"/>
+          <w:szCs w:val="18"/>
+        </w:rPr>
+        <w:t xml:space="preserve">fun peutOuvrir(statutPresence: StatutPresence?, tentativeDeCetteInscription: Tentative?,</w:t>
+      </w:r>
+    </w:p>
+    <w:p>
+      <w:pPr>
+        <w:shd w:fill="F3F6FA" w:color="auto" w:val="clear"/>
+        <w:spacing w:after="0" w:line="260"/>
+        <w:ind w:left="200" w:right="200"/>
+      </w:pPr>
+      <w:r>
+        <w:rPr>
+          <w:rFonts w:ascii="Consolas" w:cs="Consolas" w:eastAsia="Consolas" w:hAnsi="Consolas"/>
+          <w:sz w:val="18"/>
+          <w:szCs w:val="18"/>
+        </w:rPr>
+        <w:t xml:space="preserve">               nombreTentatives: Int, tentativesMax: Int): String? = when {</w:t>
+      </w:r>
+    </w:p>
+    <w:p>
+      <w:pPr>
+        <w:shd w:fill="F3F6FA" w:color="auto" w:val="clear"/>
+        <w:spacing w:after="0" w:line="260"/>
+        <w:ind w:left="200" w:right="200"/>
+      </w:pPr>
+      <w:r>
+        <w:rPr>
+          <w:rFonts w:ascii="Consolas" w:cs="Consolas" w:eastAsia="Consolas" w:hAnsi="Consolas"/>
+          <w:sz w:val="18"/>
+          <w:szCs w:val="18"/>
+        </w:rPr>
+        <w:t xml:space="preserve">    tentativeDeCetteInscription != null -&gt; when (tentativeDeCetteInscription.statut) {</w:t>
+      </w:r>
+    </w:p>
+    <w:p>
+      <w:pPr>
+        <w:shd w:fill="F3F6FA" w:color="auto" w:val="clear"/>
+        <w:spacing w:after="0" w:line="260"/>
+        <w:ind w:left="200" w:right="200"/>
+      </w:pPr>
+      <w:r>
+        <w:rPr>
+          <w:rFonts w:ascii="Consolas" w:cs="Consolas" w:eastAsia="Consolas" w:hAnsi="Consolas"/>
+          <w:sz w:val="18"/>
+          <w:szCs w:val="18"/>
+        </w:rPr>
+        <w:t xml:space="preserve">        StatutTentative.EN_COURS -&gt; null                         // reprise du passage en cours</w:t>
+      </w:r>
+    </w:p>
+    <w:p>
+      <w:pPr>
+        <w:shd w:fill="F3F6FA" w:color="auto" w:val="clear"/>
+        <w:spacing w:after="0" w:line="260"/>
+        <w:ind w:left="200" w:right="200"/>
+      </w:pPr>
+      <w:r>
+        <w:rPr>
+          <w:rFonts w:ascii="Consolas" w:cs="Consolas" w:eastAsia="Consolas" w:hAnsi="Consolas"/>
+          <w:sz w:val="18"/>
+          <w:szCs w:val="18"/>
+        </w:rPr>
+        <w:t xml:space="preserve">        else -&gt; "Un passage existe déjà pour cette inscription."</w:t>
+      </w:r>
+    </w:p>
+    <w:p>
+      <w:pPr>
+        <w:shd w:fill="F3F6FA" w:color="auto" w:val="clear"/>
+        <w:spacing w:after="0" w:line="260"/>
+        <w:ind w:left="200" w:right="200"/>
+      </w:pPr>
+      <w:r>
+        <w:rPr>
+          <w:rFonts w:ascii="Consolas" w:cs="Consolas" w:eastAsia="Consolas" w:hAnsi="Consolas"/>
+          <w:sz w:val="18"/>
+          <w:szCs w:val="18"/>
+        </w:rPr>
+        <w:t xml:space="preserve">    }</w:t>
+      </w:r>
+    </w:p>
+    <w:p>
+      <w:pPr>
+        <w:shd w:fill="F3F6FA" w:color="auto" w:val="clear"/>
+        <w:spacing w:after="0" w:line="260"/>
+        <w:ind w:left="200" w:right="200"/>
+      </w:pPr>
+      <w:r>
+        <w:rPr>
+          <w:rFonts w:ascii="Consolas" w:cs="Consolas" w:eastAsia="Consolas" w:hAnsi="Consolas"/>
+          <w:sz w:val="18"/>
+          <w:szCs w:val="18"/>
+        </w:rPr>
+        <w:t xml:space="preserve">    statutPresence != StatutPresence.PRESENT &amp;&amp; statutPresence != StatutPresence.EN_COURS -&gt;</w:t>
+      </w:r>
+    </w:p>
+    <w:p>
+      <w:pPr>
+        <w:shd w:fill="F3F6FA" w:color="auto" w:val="clear"/>
+        <w:spacing w:after="0" w:line="260"/>
+        <w:ind w:left="200" w:right="200"/>
+      </w:pPr>
+      <w:r>
+        <w:rPr>
+          <w:rFonts w:ascii="Consolas" w:cs="Consolas" w:eastAsia="Consolas" w:hAnsi="Consolas"/>
+          <w:sz w:val="18"/>
+          <w:szCs w:val="18"/>
+        </w:rPr>
+        <w:t xml:space="preserve">        "Le candidat n'est pas marqué présent (appel)."</w:t>
+      </w:r>
+    </w:p>
+    <w:p>
+      <w:pPr>
+        <w:shd w:fill="F3F6FA" w:color="auto" w:val="clear"/>
+        <w:spacing w:after="0" w:line="260"/>
+        <w:ind w:left="200" w:right="200"/>
+      </w:pPr>
+      <w:r>
+        <w:rPr>
+          <w:rFonts w:ascii="Consolas" w:cs="Consolas" w:eastAsia="Consolas" w:hAnsi="Consolas"/>
+          <w:sz w:val="18"/>
+          <w:szCs w:val="18"/>
+        </w:rPr>
+        <w:t xml:space="preserve">    tentativesMax &gt; 0 &amp;&amp; nombreTentatives &gt;= tentativesMax -&gt; "Nombre maximal de passages atteint."</w:t>
+      </w:r>
+    </w:p>
+    <w:p>
+      <w:pPr>
+        <w:shd w:fill="F3F6FA" w:color="auto" w:val="clear"/>
+        <w:spacing w:after="0" w:line="260"/>
+        <w:ind w:left="200" w:right="200"/>
+      </w:pPr>
+      <w:r>
+        <w:rPr>
+          <w:rFonts w:ascii="Consolas" w:cs="Consolas" w:eastAsia="Consolas" w:hAnsi="Consolas"/>
+          <w:sz w:val="18"/>
+          <w:szCs w:val="18"/>
+        </w:rPr>
+        <w:t xml:space="preserve">    else -&gt; null</w:t>
+      </w:r>
+    </w:p>
+    <w:p>
+      <w:pPr>
+        <w:shd w:fill="F3F6FA" w:color="auto" w:val="clear"/>
+        <w:spacing w:after="0" w:line="260"/>
+        <w:ind w:left="200" w:right="200"/>
+      </w:pPr>
+      <w:r>
+        <w:rPr>
+          <w:rFonts w:ascii="Consolas" w:cs="Consolas" w:eastAsia="Consolas" w:hAnsi="Consolas"/>
+          <w:sz w:val="18"/>
+          <w:szCs w:val="18"/>
+        </w:rPr>
+        <w:t xml:space="preserve">}</w:t>
+      </w:r>
+    </w:p>
+    <w:p>
+      <w:pPr>
+        <w:shd w:fill="F3F6FA" w:color="auto" w:val="clear"/>
+        <w:spacing w:after="0" w:line="260"/>
+        <w:ind w:left="200" w:right="200"/>
+      </w:pPr>
+      <w:r>
+        <w:rPr>
+          <w:rFonts w:ascii="Consolas" w:cs="Consolas" w:eastAsia="Consolas" w:hAnsi="Consolas"/>
+          <w:sz w:val="18"/>
+          <w:szCs w:val="18"/>
+        </w:rPr>
+        <w:t xml:space="preserve"/>
+      </w:r>
+    </w:p>
+    <w:p>
+      <w:pPr>
+        <w:shd w:fill="F3F6FA" w:color="auto" w:val="clear"/>
+        <w:spacing w:after="0" w:line="260"/>
+        <w:ind w:left="200" w:right="200"/>
+      </w:pPr>
+      <w:r>
+        <w:rPr>
+          <w:rFonts w:ascii="Consolas" w:cs="Consolas" w:eastAsia="Consolas" w:hAnsi="Consolas"/>
+          <w:sz w:val="18"/>
+          <w:szCs w:val="18"/>
+        </w:rPr>
+        <w:t xml:space="preserve">// Son test unitaire</w:t>
+      </w:r>
+    </w:p>
+    <w:p>
+      <w:pPr>
+        <w:shd w:fill="F3F6FA" w:color="auto" w:val="clear"/>
+        <w:spacing w:after="0" w:line="260"/>
+        <w:ind w:left="200" w:right="200"/>
+      </w:pPr>
+      <w:r>
+        <w:rPr>
+          <w:rFonts w:ascii="Consolas" w:cs="Consolas" w:eastAsia="Consolas" w:hAnsi="Consolas"/>
+          <w:sz w:val="18"/>
+          <w:szCs w:val="18"/>
+        </w:rPr>
+        <w:t xml:space="preserve">@Test fun `ouverture reservee aux presents`() {</w:t>
+      </w:r>
+    </w:p>
+    <w:p>
+      <w:pPr>
+        <w:shd w:fill="F3F6FA" w:color="auto" w:val="clear"/>
+        <w:spacing w:after="0" w:line="260"/>
+        <w:ind w:left="200" w:right="200"/>
+      </w:pPr>
+      <w:r>
+        <w:rPr>
+          <w:rFonts w:ascii="Consolas" w:cs="Consolas" w:eastAsia="Consolas" w:hAnsi="Consolas"/>
+          <w:sz w:val="18"/>
+          <w:szCs w:val="18"/>
+        </w:rPr>
+        <w:t xml:space="preserve">    assertNull(ReglesTentatives.peutOuvrir(StatutPresence.PRESENT, null, 0, 0))</w:t>
+      </w:r>
+    </w:p>
+    <w:p>
+      <w:pPr>
+        <w:shd w:fill="F3F6FA" w:color="auto" w:val="clear"/>
+        <w:spacing w:after="0" w:line="260"/>
+        <w:ind w:left="200" w:right="200"/>
+      </w:pPr>
+      <w:r>
+        <w:rPr>
+          <w:rFonts w:ascii="Consolas" w:cs="Consolas" w:eastAsia="Consolas" w:hAnsi="Consolas"/>
+          <w:sz w:val="18"/>
+          <w:szCs w:val="18"/>
+        </w:rPr>
+        <w:t xml:space="preserve">    assertNotNull(ReglesTentatives.peutOuvrir(StatutPresence.ABSENT, null, 0, 0))</w:t>
+      </w:r>
+    </w:p>
+    <w:p>
+      <w:pPr>
+        <w:shd w:fill="F3F6FA" w:color="auto" w:val="clear"/>
+        <w:spacing w:after="0" w:line="260"/>
+        <w:ind w:left="200" w:right="200"/>
+      </w:pPr>
+      <w:r>
+        <w:rPr>
+          <w:rFonts w:ascii="Consolas" w:cs="Consolas" w:eastAsia="Consolas" w:hAnsi="Consolas"/>
+          <w:sz w:val="18"/>
+          <w:szCs w:val="18"/>
+        </w:rPr>
+        <w:t xml:space="preserve">}</w:t>
+      </w:r>
+    </w:p>
+    <w:p>
+      <w:pPr>
+        <w:spacing w:after="120" w:line="300"/>
+      </w:pPr>
+      <w:r>
+        <w:rPr>
+          <w:rFonts w:ascii="Calibri" w:cs="Calibri" w:eastAsia="Calibri" w:hAnsi="Calibri"/>
+          <w:sz w:val="22"/>
+          <w:szCs w:val="22"/>
+        </w:rPr>
+        <w:t xml:space="preserve">Extrait simplifié (les messages réels citent le numéro et le statut du passage). La fonction ne connaît ni Android ni la base : elle reçoit des valeurs et renvoie un message d'erreur ou null. Le ViewModel fait les requêtes, la fonction fait le jugement, le test JUnit tourne sans téléphone.</w:t>
+      </w:r>
+    </w:p>
+    <w:p>
+      <w:pPr>
+        <w:pStyle w:val="Heading2"/>
+        <w:spacing w:after="140" w:before="280"/>
+      </w:pPr>
+      <w:r>
+        <w:rPr>
+          <w:rFonts w:ascii="Calibri" w:cs="Calibri" w:eastAsia="Calibri" w:hAnsi="Calibri"/>
+          <w:b/>
+          <w:bCs/>
+          <w:color w:val="0B2E4F"/>
+          <w:sz w:val="26"/>
+          <w:szCs w:val="26"/>
+        </w:rPr>
+        <w:t xml:space="preserve">A.3 Un ViewModel branché sur Room</w:t>
+      </w:r>
+    </w:p>
+    <w:p>
+      <w:pPr>
+        <w:shd w:fill="F3F6FA" w:color="auto" w:val="clear"/>
+        <w:spacing w:after="0" w:line="260"/>
+        <w:ind w:left="200" w:right="200"/>
+      </w:pPr>
+      <w:r>
+        <w:rPr>
+          <w:rFonts w:ascii="Consolas" w:cs="Consolas" w:eastAsia="Consolas" w:hAnsi="Consolas"/>
+          <w:sz w:val="18"/>
+          <w:szCs w:val="18"/>
+        </w:rPr>
+        <w:t xml:space="preserve">val etat: StateFlow&lt;EtatTentatives&gt; =</w:t>
+      </w:r>
+    </w:p>
+    <w:p>
+      <w:pPr>
+        <w:shd w:fill="F3F6FA" w:color="auto" w:val="clear"/>
+        <w:spacing w:after="0" w:line="260"/>
+        <w:ind w:left="200" w:right="200"/>
+      </w:pPr>
+      <w:r>
+        <w:rPr>
+          <w:rFonts w:ascii="Consolas" w:cs="Consolas" w:eastAsia="Consolas" w:hAnsi="Consolas"/>
+          <w:sz w:val="18"/>
+          <w:szCs w:val="18"/>
+        </w:rPr>
+        <w:t xml:space="preserve">    idSession.flatMapLatest { id -&gt;</w:t>
+      </w:r>
+    </w:p>
+    <w:p>
+      <w:pPr>
+        <w:shd w:fill="F3F6FA" w:color="auto" w:val="clear"/>
+        <w:spacing w:after="0" w:line="260"/>
+        <w:ind w:left="200" w:right="200"/>
+      </w:pPr>
+      <w:r>
+        <w:rPr>
+          <w:rFonts w:ascii="Consolas" w:cs="Consolas" w:eastAsia="Consolas" w:hAnsi="Consolas"/>
+          <w:sz w:val="18"/>
+          <w:szCs w:val="18"/>
+        </w:rPr>
+        <w:t xml:space="preserve">        combine(db.sessionDao().parIdEnDirect(id), db.inscriptionDao().parSession(id),</w:t>
+      </w:r>
+    </w:p>
+    <w:p>
+      <w:pPr>
+        <w:shd w:fill="F3F6FA" w:color="auto" w:val="clear"/>
+        <w:spacing w:after="0" w:line="260"/>
+        <w:ind w:left="200" w:right="200"/>
+      </w:pPr>
+      <w:r>
+        <w:rPr>
+          <w:rFonts w:ascii="Consolas" w:cs="Consolas" w:eastAsia="Consolas" w:hAnsi="Consolas"/>
+          <w:sz w:val="18"/>
+          <w:szCs w:val="18"/>
+        </w:rPr>
+        <w:t xml:space="preserve">                db.presenceDao().parSession(id), db.tentativeDao().parSession(id)) { s, i, p, t -&gt; ... }</w:t>
+      </w:r>
+    </w:p>
+    <w:p>
+      <w:pPr>
+        <w:shd w:fill="F3F6FA" w:color="auto" w:val="clear"/>
+        <w:spacing w:after="0" w:line="260"/>
+        <w:ind w:left="200" w:right="200"/>
+      </w:pPr>
+      <w:r>
+        <w:rPr>
+          <w:rFonts w:ascii="Consolas" w:cs="Consolas" w:eastAsia="Consolas" w:hAnsi="Consolas"/>
+          <w:sz w:val="18"/>
+          <w:szCs w:val="18"/>
+        </w:rPr>
+        <w:t xml:space="preserve">    }.stateIn(viewModelScope, SharingStarted.WhileSubscribed(5_000), EtatTentatives())</w:t>
+      </w:r>
+    </w:p>
+    <w:p>
+      <w:pPr>
+        <w:spacing w:after="120" w:line="300"/>
+      </w:pPr>
+      <w:r>
+        <w:rPr>
+          <w:rFonts w:ascii="Calibri" w:cs="Calibri" w:eastAsia="Calibri" w:hAnsi="Calibri"/>
+          <w:sz w:val="22"/>
+          <w:szCs w:val="22"/>
+        </w:rPr>
+        <w:t xml:space="preserve">L'écran collecte un seul état immuable, recalculé par Room à chaque changement d'une des tables : aucune lecture manuelle, aucun rafraîchissement à déclencher.</w:t>
+      </w:r>
+    </w:p>
+    <w:p>
+      <w:pPr>
+        <w:pStyle w:val="Heading2"/>
+        <w:spacing w:after="140" w:before="280"/>
+      </w:pPr>
+      <w:r>
+        <w:rPr>
+          <w:rFonts w:ascii="Calibri" w:cs="Calibri" w:eastAsia="Calibri" w:hAnsi="Calibri"/>
+          <w:b/>
+          <w:bCs/>
+          <w:color w:val="0B2E4F"/>
+          <w:sz w:val="26"/>
+          <w:szCs w:val="26"/>
+        </w:rPr>
+        <w:t xml:space="preserve">A.4 Le tirage du sujet, reproductible</w:t>
+      </w:r>
+    </w:p>
+    <w:p>
+      <w:pPr>
+        <w:shd w:fill="F3F6FA" w:color="auto" w:val="clear"/>
+        <w:spacing w:after="0" w:line="260"/>
+        <w:ind w:left="200" w:right="200"/>
+      </w:pPr>
+      <w:r>
+        <w:rPr>
+          <w:rFonts w:ascii="Consolas" w:cs="Consolas" w:eastAsia="Consolas" w:hAnsi="Consolas"/>
+          <w:sz w:val="18"/>
+          <w:szCs w:val="18"/>
+        </w:rPr>
+        <w:t xml:space="preserve">fun tirerSujet(questionsActives: List&lt;Question&gt;, noteMax: Double, aleatoire: Random = Random.Default): List&lt;Question&gt; {</w:t>
+      </w:r>
+    </w:p>
+    <w:p>
+      <w:pPr>
+        <w:shd w:fill="F3F6FA" w:color="auto" w:val="clear"/>
+        <w:spacing w:after="0" w:line="260"/>
+        <w:ind w:left="200" w:right="200"/>
+      </w:pPr>
+      <w:r>
+        <w:rPr>
+          <w:rFonts w:ascii="Consolas" w:cs="Consolas" w:eastAsia="Consolas" w:hAnsi="Consolas"/>
+          <w:sz w:val="18"/>
+          <w:szCs w:val="18"/>
+        </w:rPr>
+        <w:t xml:space="preserve">    val sujet = mutableListOf&lt;Question&gt;(); var total = 0.0</w:t>
+      </w:r>
+    </w:p>
+    <w:p>
+      <w:pPr>
+        <w:shd w:fill="F3F6FA" w:color="auto" w:val="clear"/>
+        <w:spacing w:after="0" w:line="260"/>
+        <w:ind w:left="200" w:right="200"/>
+      </w:pPr>
+      <w:r>
+        <w:rPr>
+          <w:rFonts w:ascii="Consolas" w:cs="Consolas" w:eastAsia="Consolas" w:hAnsi="Consolas"/>
+          <w:sz w:val="18"/>
+          <w:szCs w:val="18"/>
+        </w:rPr>
+        <w:t xml:space="preserve">    for (q in questionsActives.filter { it.actif &amp;&amp; it.points &gt; 0 }.shuffled(aleatoire)) {</w:t>
+      </w:r>
+    </w:p>
+    <w:p>
+      <w:pPr>
+        <w:shd w:fill="F3F6FA" w:color="auto" w:val="clear"/>
+        <w:spacing w:after="0" w:line="260"/>
+        <w:ind w:left="200" w:right="200"/>
+      </w:pPr>
+      <w:r>
+        <w:rPr>
+          <w:rFonts w:ascii="Consolas" w:cs="Consolas" w:eastAsia="Consolas" w:hAnsi="Consolas"/>
+          <w:sz w:val="18"/>
+          <w:szCs w:val="18"/>
+        </w:rPr>
+        <w:t xml:space="preserve">        if (total &gt;= noteMax) break</w:t>
+      </w:r>
+    </w:p>
+    <w:p>
+      <w:pPr>
+        <w:shd w:fill="F3F6FA" w:color="auto" w:val="clear"/>
+        <w:spacing w:after="0" w:line="260"/>
+        <w:ind w:left="200" w:right="200"/>
+      </w:pPr>
+      <w:r>
+        <w:rPr>
+          <w:rFonts w:ascii="Consolas" w:cs="Consolas" w:eastAsia="Consolas" w:hAnsi="Consolas"/>
+          <w:sz w:val="18"/>
+          <w:szCs w:val="18"/>
+        </w:rPr>
+        <w:t xml:space="preserve">        if (total + q.points &lt;= noteMax) { sujet += q; total += q.points }</w:t>
+      </w:r>
+    </w:p>
+    <w:p>
+      <w:pPr>
+        <w:shd w:fill="F3F6FA" w:color="auto" w:val="clear"/>
+        <w:spacing w:after="0" w:line="260"/>
+        <w:ind w:left="200" w:right="200"/>
+      </w:pPr>
+      <w:r>
+        <w:rPr>
+          <w:rFonts w:ascii="Consolas" w:cs="Consolas" w:eastAsia="Consolas" w:hAnsi="Consolas"/>
+          <w:sz w:val="18"/>
+          <w:szCs w:val="18"/>
+        </w:rPr>
+        <w:t xml:space="preserve">    }</w:t>
+      </w:r>
+    </w:p>
+    <w:p>
+      <w:pPr>
+        <w:shd w:fill="F3F6FA" w:color="auto" w:val="clear"/>
+        <w:spacing w:after="0" w:line="260"/>
+        <w:ind w:left="200" w:right="200"/>
+      </w:pPr>
+      <w:r>
+        <w:rPr>
+          <w:rFonts w:ascii="Consolas" w:cs="Consolas" w:eastAsia="Consolas" w:hAnsi="Consolas"/>
+          <w:sz w:val="18"/>
+          <w:szCs w:val="18"/>
+        </w:rPr>
+        <w:t xml:space="preserve">    return sujet</w:t>
+      </w:r>
+    </w:p>
+    <w:p>
+      <w:pPr>
+        <w:shd w:fill="F3F6FA" w:color="auto" w:val="clear"/>
+        <w:spacing w:after="0" w:line="260"/>
+        <w:ind w:left="200" w:right="200"/>
+      </w:pPr>
+      <w:r>
+        <w:rPr>
+          <w:rFonts w:ascii="Consolas" w:cs="Consolas" w:eastAsia="Consolas" w:hAnsi="Consolas"/>
+          <w:sz w:val="18"/>
+          <w:szCs w:val="18"/>
+        </w:rPr>
+        <w:t xml:space="preserve">}</w:t>
+      </w:r>
+    </w:p>
+    <w:p>
+      <w:pPr>
+        <w:spacing w:after="120" w:line="300"/>
+      </w:pPr>
+      <w:r>
+        <w:rPr>
+          <w:rFonts w:ascii="Calibri" w:cs="Calibri" w:eastAsia="Calibri" w:hAnsi="Calibri"/>
+          <w:sz w:val="22"/>
+          <w:szCs w:val="22"/>
+        </w:rPr>
+        <w:t xml:space="preserve">Le hasard est un paramètre : en production, le générateur par défaut ; en test, une graine fixe, et le test vérifie que le sujet atteint la note maximale sans la dépasser ni répéter une question.</w:t>
+      </w:r>
+    </w:p>
     <w:p>
       <w:pPr>
         <w:pStyle w:val="Heading1"/>
@@ -17276,718 +14604,7 @@
           <w:sz w:val="32"/>
           <w:szCs w:val="32"/>
         </w:rPr>
-        <w:t xml:space="preserve">Annexe B — Extraits de code commentés</w:t>
-      </w:r>
-    </w:p>
-    <w:p>
-      <w:pPr>
-        <w:pStyle w:val="Heading2"/>
-        <w:spacing w:after="140" w:before="280"/>
-      </w:pPr>
-      <w:r>
-        <w:rPr>
-          <w:rFonts w:ascii="Calibri" w:cs="Calibri" w:eastAsia="Calibri" w:hAnsi="Calibri"/>
-          <w:b/>
-          <w:bCs/>
-          <w:color w:val="0B2E4F"/>
-          <w:sz w:val="26"/>
-          <w:szCs w:val="26"/>
-        </w:rPr>
-        <w:t xml:space="preserve">B.1 Écriture et historique dans une même transaction</w:t>
-      </w:r>
-    </w:p>
-    <w:p>
-      <w:pPr>
-        <w:spacing w:after="120" w:line="300"/>
-      </w:pPr>
-      <w:r>
-        <w:rPr>
-          <w:rFonts w:ascii="Calibri" w:cs="Calibri" w:eastAsia="Calibri" w:hAnsi="Calibri"/>
-          <w:sz w:val="22"/>
-          <w:szCs w:val="22"/>
-        </w:rPr>
-        <w:t xml:space="preserve">Extrait simplifié de AppelViewModel (la version réelle vérifie d'abord le statut de la session et de la présence).</w:t>
-      </w:r>
-    </w:p>
-    <w:p>
-      <w:pPr>
-        <w:shd w:fill="F3F6FA" w:color="auto" w:val="clear"/>
-        <w:spacing w:after="0" w:line="260"/>
-        <w:ind w:left="200" w:right="200"/>
-      </w:pPr>
-      <w:r>
-        <w:rPr>
-          <w:rFonts w:ascii="Consolas" w:cs="Consolas" w:eastAsia="Consolas" w:hAnsi="Consolas"/>
-          <w:sz w:val="18"/>
-          <w:szCs w:val="18"/>
-        </w:rPr>
-        <w:t xml:space="preserve">db.withTransaction {</w:t>
-      </w:r>
-    </w:p>
-    <w:p>
-      <w:pPr>
-        <w:shd w:fill="F3F6FA" w:color="auto" w:val="clear"/>
-        <w:spacing w:after="0" w:line="260"/>
-        <w:ind w:left="200" w:right="200"/>
-      </w:pPr>
-      <w:r>
-        <w:rPr>
-          <w:rFonts w:ascii="Consolas" w:cs="Consolas" w:eastAsia="Consolas" w:hAnsi="Consolas"/>
-          <w:sz w:val="18"/>
-          <w:szCs w:val="18"/>
-        </w:rPr>
-        <w:t xml:space="preserve">    val modifiee = presence.copy(statut = StatutPresence.PRESENT)</w:t>
-      </w:r>
-    </w:p>
-    <w:p>
-      <w:pPr>
-        <w:shd w:fill="F3F6FA" w:color="auto" w:val="clear"/>
-        <w:spacing w:after="0" w:line="260"/>
-        <w:ind w:left="200" w:right="200"/>
-      </w:pPr>
-      <w:r>
-        <w:rPr>
-          <w:rFonts w:ascii="Consolas" w:cs="Consolas" w:eastAsia="Consolas" w:hAnsi="Consolas"/>
-          <w:sz w:val="18"/>
-          <w:szCs w:val="18"/>
-        </w:rPr>
-        <w:t xml:space="preserve">    db.presenceDao().modifier(modifiee)</w:t>
-      </w:r>
-    </w:p>
-    <w:p>
-      <w:pPr>
-        <w:shd w:fill="F3F6FA" w:color="auto" w:val="clear"/>
-        <w:spacing w:after="0" w:line="260"/>
-        <w:ind w:left="200" w:right="200"/>
-      </w:pPr>
-      <w:r>
-        <w:rPr>
-          <w:rFonts w:ascii="Consolas" w:cs="Consolas" w:eastAsia="Consolas" w:hAnsi="Consolas"/>
-          <w:sz w:val="18"/>
-          <w:szCs w:val="18"/>
-        </w:rPr>
-        <w:t xml:space="preserve">    db.tracer(EntitesHistorique.PRESENCE, presence.id, ActionsHistorique.MODIFICATION,</w:t>
-      </w:r>
-    </w:p>
-    <w:p>
-      <w:pPr>
-        <w:shd w:fill="F3F6FA" w:color="auto" w:val="clear"/>
-        <w:spacing w:after="0" w:line="260"/>
-        <w:ind w:left="200" w:right="200"/>
-      </w:pPr>
-      <w:r>
-        <w:rPr>
-          <w:rFonts w:ascii="Consolas" w:cs="Consolas" w:eastAsia="Consolas" w:hAnsi="Consolas"/>
-          <w:sz w:val="18"/>
-          <w:szCs w:val="18"/>
-        </w:rPr>
-        <w:t xml:space="preserve">        utilisateur.id, ancienneValeur = presence.resume(), nouvelleValeur = modifiee.resume())</w:t>
-      </w:r>
-    </w:p>
-    <w:p>
-      <w:pPr>
-        <w:shd w:fill="F3F6FA" w:color="auto" w:val="clear"/>
-        <w:spacing w:after="0" w:line="260"/>
-        <w:ind w:left="200" w:right="200"/>
-      </w:pPr>
-      <w:r>
-        <w:rPr>
-          <w:rFonts w:ascii="Consolas" w:cs="Consolas" w:eastAsia="Consolas" w:hAnsi="Consolas"/>
-          <w:sz w:val="18"/>
-          <w:szCs w:val="18"/>
-        </w:rPr>
-        <w:t xml:space="preserve">}</w:t>
-      </w:r>
-    </w:p>
-    <w:p>
-      <w:pPr>
-        <w:spacing w:after="160"/>
-      </w:pPr>
-    </w:p>
-    <w:p>
-      <w:pPr>
-        <w:spacing w:after="120" w:line="300"/>
-      </w:pPr>
-      <w:r>
-        <w:rPr>
-          <w:rFonts w:ascii="Calibri" w:cs="Calibri" w:eastAsia="Calibri" w:hAnsi="Calibri"/>
-          <w:sz w:val="22"/>
-          <w:szCs w:val="22"/>
-        </w:rPr>
-        <w:t xml:space="preserve">La modification et sa trace sont dans le même bloc : Room les écrit ensemble ou n'écrit rien. L'historique ne peut donc jamais raconter autre chose que ce qui s'est passé.</w:t>
-      </w:r>
-    </w:p>
-    <w:p>
-      <w:pPr>
-        <w:pStyle w:val="Heading2"/>
-        <w:spacing w:after="140" w:before="280"/>
-      </w:pPr>
-      <w:r>
-        <w:rPr>
-          <w:rFonts w:ascii="Calibri" w:cs="Calibri" w:eastAsia="Calibri" w:hAnsi="Calibri"/>
-          <w:b/>
-          <w:bCs/>
-          <w:color w:val="0B2E4F"/>
-          <w:sz w:val="26"/>
-          <w:szCs w:val="26"/>
-        </w:rPr>
-        <w:t xml:space="preserve">B.2 Une règle pure et son test</w:t>
-      </w:r>
-    </w:p>
-    <w:p>
-      <w:pPr>
-        <w:shd w:fill="F3F6FA" w:color="auto" w:val="clear"/>
-        <w:spacing w:after="0" w:line="260"/>
-        <w:ind w:left="200" w:right="200"/>
-      </w:pPr>
-      <w:r>
-        <w:rPr>
-          <w:rFonts w:ascii="Consolas" w:cs="Consolas" w:eastAsia="Consolas" w:hAnsi="Consolas"/>
-          <w:sz w:val="18"/>
-          <w:szCs w:val="18"/>
-        </w:rPr>
-        <w:t xml:space="preserve">// Règle d'ouverture d'une tentative (couche métier)</w:t>
-      </w:r>
-    </w:p>
-    <w:p>
-      <w:pPr>
-        <w:shd w:fill="F3F6FA" w:color="auto" w:val="clear"/>
-        <w:spacing w:after="0" w:line="260"/>
-        <w:ind w:left="200" w:right="200"/>
-      </w:pPr>
-      <w:r>
-        <w:rPr>
-          <w:rFonts w:ascii="Consolas" w:cs="Consolas" w:eastAsia="Consolas" w:hAnsi="Consolas"/>
-          <w:sz w:val="18"/>
-          <w:szCs w:val="18"/>
-        </w:rPr>
-        <w:t xml:space="preserve">fun peutOuvrir(statutPresence: StatutPresence?, tentativeDeCetteInscription: Tentative?,</w:t>
-      </w:r>
-    </w:p>
-    <w:p>
-      <w:pPr>
-        <w:shd w:fill="F3F6FA" w:color="auto" w:val="clear"/>
-        <w:spacing w:after="0" w:line="260"/>
-        <w:ind w:left="200" w:right="200"/>
-      </w:pPr>
-      <w:r>
-        <w:rPr>
-          <w:rFonts w:ascii="Consolas" w:cs="Consolas" w:eastAsia="Consolas" w:hAnsi="Consolas"/>
-          <w:sz w:val="18"/>
-          <w:szCs w:val="18"/>
-        </w:rPr>
-        <w:t xml:space="preserve">               nombreTentatives: Int, tentativesMax: Int): String? = when {</w:t>
-      </w:r>
-    </w:p>
-    <w:p>
-      <w:pPr>
-        <w:shd w:fill="F3F6FA" w:color="auto" w:val="clear"/>
-        <w:spacing w:after="0" w:line="260"/>
-        <w:ind w:left="200" w:right="200"/>
-      </w:pPr>
-      <w:r>
-        <w:rPr>
-          <w:rFonts w:ascii="Consolas" w:cs="Consolas" w:eastAsia="Consolas" w:hAnsi="Consolas"/>
-          <w:sz w:val="18"/>
-          <w:szCs w:val="18"/>
-        </w:rPr>
-        <w:t xml:space="preserve">    tentativeDeCetteInscription != null -&gt; when (tentativeDeCetteInscription.statut) {</w:t>
-      </w:r>
-    </w:p>
-    <w:p>
-      <w:pPr>
-        <w:shd w:fill="F3F6FA" w:color="auto" w:val="clear"/>
-        <w:spacing w:after="0" w:line="260"/>
-        <w:ind w:left="200" w:right="200"/>
-      </w:pPr>
-      <w:r>
-        <w:rPr>
-          <w:rFonts w:ascii="Consolas" w:cs="Consolas" w:eastAsia="Consolas" w:hAnsi="Consolas"/>
-          <w:sz w:val="18"/>
-          <w:szCs w:val="18"/>
-        </w:rPr>
-        <w:t xml:space="preserve">        StatutTentative.EN_COURS -&gt; null                         // reprise du passage en cours</w:t>
-      </w:r>
-    </w:p>
-    <w:p>
-      <w:pPr>
-        <w:shd w:fill="F3F6FA" w:color="auto" w:val="clear"/>
-        <w:spacing w:after="0" w:line="260"/>
-        <w:ind w:left="200" w:right="200"/>
-      </w:pPr>
-      <w:r>
-        <w:rPr>
-          <w:rFonts w:ascii="Consolas" w:cs="Consolas" w:eastAsia="Consolas" w:hAnsi="Consolas"/>
-          <w:sz w:val="18"/>
-          <w:szCs w:val="18"/>
-        </w:rPr>
-        <w:t xml:space="preserve">        else -&gt; "Un passage existe déjà pour cette inscription."</w:t>
-      </w:r>
-    </w:p>
-    <w:p>
-      <w:pPr>
-        <w:shd w:fill="F3F6FA" w:color="auto" w:val="clear"/>
-        <w:spacing w:after="0" w:line="260"/>
-        <w:ind w:left="200" w:right="200"/>
-      </w:pPr>
-      <w:r>
-        <w:rPr>
-          <w:rFonts w:ascii="Consolas" w:cs="Consolas" w:eastAsia="Consolas" w:hAnsi="Consolas"/>
-          <w:sz w:val="18"/>
-          <w:szCs w:val="18"/>
-        </w:rPr>
-        <w:t xml:space="preserve">    }</w:t>
-      </w:r>
-    </w:p>
-    <w:p>
-      <w:pPr>
-        <w:shd w:fill="F3F6FA" w:color="auto" w:val="clear"/>
-        <w:spacing w:after="0" w:line="260"/>
-        <w:ind w:left="200" w:right="200"/>
-      </w:pPr>
-      <w:r>
-        <w:rPr>
-          <w:rFonts w:ascii="Consolas" w:cs="Consolas" w:eastAsia="Consolas" w:hAnsi="Consolas"/>
-          <w:sz w:val="18"/>
-          <w:szCs w:val="18"/>
-        </w:rPr>
-        <w:t xml:space="preserve">    statutPresence != StatutPresence.PRESENT &amp;&amp; statutPresence != StatutPresence.EN_COURS -&gt;</w:t>
-      </w:r>
-    </w:p>
-    <w:p>
-      <w:pPr>
-        <w:shd w:fill="F3F6FA" w:color="auto" w:val="clear"/>
-        <w:spacing w:after="0" w:line="260"/>
-        <w:ind w:left="200" w:right="200"/>
-      </w:pPr>
-      <w:r>
-        <w:rPr>
-          <w:rFonts w:ascii="Consolas" w:cs="Consolas" w:eastAsia="Consolas" w:hAnsi="Consolas"/>
-          <w:sz w:val="18"/>
-          <w:szCs w:val="18"/>
-        </w:rPr>
-        <w:t xml:space="preserve">        "Le candidat n'est pas marqué présent (appel)."</w:t>
-      </w:r>
-    </w:p>
-    <w:p>
-      <w:pPr>
-        <w:shd w:fill="F3F6FA" w:color="auto" w:val="clear"/>
-        <w:spacing w:after="0" w:line="260"/>
-        <w:ind w:left="200" w:right="200"/>
-      </w:pPr>
-      <w:r>
-        <w:rPr>
-          <w:rFonts w:ascii="Consolas" w:cs="Consolas" w:eastAsia="Consolas" w:hAnsi="Consolas"/>
-          <w:sz w:val="18"/>
-          <w:szCs w:val="18"/>
-        </w:rPr>
-        <w:t xml:space="preserve">    tentativesMax &gt; 0 &amp;&amp; nombreTentatives &gt;= tentativesMax -&gt; "Nombre maximal de passages atteint."</w:t>
-      </w:r>
-    </w:p>
-    <w:p>
-      <w:pPr>
-        <w:shd w:fill="F3F6FA" w:color="auto" w:val="clear"/>
-        <w:spacing w:after="0" w:line="260"/>
-        <w:ind w:left="200" w:right="200"/>
-      </w:pPr>
-      <w:r>
-        <w:rPr>
-          <w:rFonts w:ascii="Consolas" w:cs="Consolas" w:eastAsia="Consolas" w:hAnsi="Consolas"/>
-          <w:sz w:val="18"/>
-          <w:szCs w:val="18"/>
-        </w:rPr>
-        <w:t xml:space="preserve">    else -&gt; null</w:t>
-      </w:r>
-    </w:p>
-    <w:p>
-      <w:pPr>
-        <w:shd w:fill="F3F6FA" w:color="auto" w:val="clear"/>
-        <w:spacing w:after="0" w:line="260"/>
-        <w:ind w:left="200" w:right="200"/>
-      </w:pPr>
-      <w:r>
-        <w:rPr>
-          <w:rFonts w:ascii="Consolas" w:cs="Consolas" w:eastAsia="Consolas" w:hAnsi="Consolas"/>
-          <w:sz w:val="18"/>
-          <w:szCs w:val="18"/>
-        </w:rPr>
-        <w:t xml:space="preserve">}</w:t>
-      </w:r>
-    </w:p>
-    <w:p>
-      <w:pPr>
-        <w:shd w:fill="F3F6FA" w:color="auto" w:val="clear"/>
-        <w:spacing w:after="0" w:line="260"/>
-        <w:ind w:left="200" w:right="200"/>
-      </w:pPr>
-      <w:r>
-        <w:rPr>
-          <w:rFonts w:ascii="Consolas" w:cs="Consolas" w:eastAsia="Consolas" w:hAnsi="Consolas"/>
-          <w:sz w:val="18"/>
-          <w:szCs w:val="18"/>
-        </w:rPr>
-        <w:t xml:space="preserve"/>
-      </w:r>
-    </w:p>
-    <w:p>
-      <w:pPr>
-        <w:shd w:fill="F3F6FA" w:color="auto" w:val="clear"/>
-        <w:spacing w:after="0" w:line="260"/>
-        <w:ind w:left="200" w:right="200"/>
-      </w:pPr>
-      <w:r>
-        <w:rPr>
-          <w:rFonts w:ascii="Consolas" w:cs="Consolas" w:eastAsia="Consolas" w:hAnsi="Consolas"/>
-          <w:sz w:val="18"/>
-          <w:szCs w:val="18"/>
-        </w:rPr>
-        <w:t xml:space="preserve">// Son test unitaire</w:t>
-      </w:r>
-    </w:p>
-    <w:p>
-      <w:pPr>
-        <w:shd w:fill="F3F6FA" w:color="auto" w:val="clear"/>
-        <w:spacing w:after="0" w:line="260"/>
-        <w:ind w:left="200" w:right="200"/>
-      </w:pPr>
-      <w:r>
-        <w:rPr>
-          <w:rFonts w:ascii="Consolas" w:cs="Consolas" w:eastAsia="Consolas" w:hAnsi="Consolas"/>
-          <w:sz w:val="18"/>
-          <w:szCs w:val="18"/>
-        </w:rPr>
-        <w:t xml:space="preserve">@Test fun `ouverture reservee aux presents`() {</w:t>
-      </w:r>
-    </w:p>
-    <w:p>
-      <w:pPr>
-        <w:shd w:fill="F3F6FA" w:color="auto" w:val="clear"/>
-        <w:spacing w:after="0" w:line="260"/>
-        <w:ind w:left="200" w:right="200"/>
-      </w:pPr>
-      <w:r>
-        <w:rPr>
-          <w:rFonts w:ascii="Consolas" w:cs="Consolas" w:eastAsia="Consolas" w:hAnsi="Consolas"/>
-          <w:sz w:val="18"/>
-          <w:szCs w:val="18"/>
-        </w:rPr>
-        <w:t xml:space="preserve">    assertNull(ReglesTentatives.peutOuvrir(StatutPresence.PRESENT, null, 0, 0))</w:t>
-      </w:r>
-    </w:p>
-    <w:p>
-      <w:pPr>
-        <w:shd w:fill="F3F6FA" w:color="auto" w:val="clear"/>
-        <w:spacing w:after="0" w:line="260"/>
-        <w:ind w:left="200" w:right="200"/>
-      </w:pPr>
-      <w:r>
-        <w:rPr>
-          <w:rFonts w:ascii="Consolas" w:cs="Consolas" w:eastAsia="Consolas" w:hAnsi="Consolas"/>
-          <w:sz w:val="18"/>
-          <w:szCs w:val="18"/>
-        </w:rPr>
-        <w:t xml:space="preserve">    assertNotNull(ReglesTentatives.peutOuvrir(StatutPresence.ABSENT, null, 0, 0))</w:t>
-      </w:r>
-    </w:p>
-    <w:p>
-      <w:pPr>
-        <w:shd w:fill="F3F6FA" w:color="auto" w:val="clear"/>
-        <w:spacing w:after="0" w:line="260"/>
-        <w:ind w:left="200" w:right="200"/>
-      </w:pPr>
-      <w:r>
-        <w:rPr>
-          <w:rFonts w:ascii="Consolas" w:cs="Consolas" w:eastAsia="Consolas" w:hAnsi="Consolas"/>
-          <w:sz w:val="18"/>
-          <w:szCs w:val="18"/>
-        </w:rPr>
-        <w:t xml:space="preserve">}</w:t>
-      </w:r>
-    </w:p>
-    <w:p>
-      <w:pPr>
-        <w:spacing w:after="120" w:line="300"/>
-      </w:pPr>
-      <w:r>
-        <w:rPr>
-          <w:rFonts w:ascii="Calibri" w:cs="Calibri" w:eastAsia="Calibri" w:hAnsi="Calibri"/>
-          <w:sz w:val="22"/>
-          <w:szCs w:val="22"/>
-        </w:rPr>
-        <w:t xml:space="preserve">Extrait simplifié (les messages réels citent le numéro et le statut du passage). La fonction ne connaît ni Android ni la base : elle reçoit des valeurs et renvoie un message d'erreur ou null. Le ViewModel fait les requêtes, la fonction fait le jugement, le test JUnit tourne sans téléphone.</w:t>
-      </w:r>
-    </w:p>
-    <w:p>
-      <w:pPr>
-        <w:pStyle w:val="Heading2"/>
-        <w:spacing w:after="140" w:before="280"/>
-      </w:pPr>
-      <w:r>
-        <w:rPr>
-          <w:rFonts w:ascii="Calibri" w:cs="Calibri" w:eastAsia="Calibri" w:hAnsi="Calibri"/>
-          <w:b/>
-          <w:bCs/>
-          <w:color w:val="0B2E4F"/>
-          <w:sz w:val="26"/>
-          <w:szCs w:val="26"/>
-        </w:rPr>
-        <w:t xml:space="preserve">B.3 Un ViewModel branché sur Room</w:t>
-      </w:r>
-    </w:p>
-    <w:p>
-      <w:pPr>
-        <w:shd w:fill="F3F6FA" w:color="auto" w:val="clear"/>
-        <w:spacing w:after="0" w:line="260"/>
-        <w:ind w:left="200" w:right="200"/>
-      </w:pPr>
-      <w:r>
-        <w:rPr>
-          <w:rFonts w:ascii="Consolas" w:cs="Consolas" w:eastAsia="Consolas" w:hAnsi="Consolas"/>
-          <w:sz w:val="18"/>
-          <w:szCs w:val="18"/>
-        </w:rPr>
-        <w:t xml:space="preserve">val etat: StateFlow&lt;EtatTentatives&gt; =</w:t>
-      </w:r>
-    </w:p>
-    <w:p>
-      <w:pPr>
-        <w:shd w:fill="F3F6FA" w:color="auto" w:val="clear"/>
-        <w:spacing w:after="0" w:line="260"/>
-        <w:ind w:left="200" w:right="200"/>
-      </w:pPr>
-      <w:r>
-        <w:rPr>
-          <w:rFonts w:ascii="Consolas" w:cs="Consolas" w:eastAsia="Consolas" w:hAnsi="Consolas"/>
-          <w:sz w:val="18"/>
-          <w:szCs w:val="18"/>
-        </w:rPr>
-        <w:t xml:space="preserve">    idSession.flatMapLatest { id -&gt;</w:t>
-      </w:r>
-    </w:p>
-    <w:p>
-      <w:pPr>
-        <w:shd w:fill="F3F6FA" w:color="auto" w:val="clear"/>
-        <w:spacing w:after="0" w:line="260"/>
-        <w:ind w:left="200" w:right="200"/>
-      </w:pPr>
-      <w:r>
-        <w:rPr>
-          <w:rFonts w:ascii="Consolas" w:cs="Consolas" w:eastAsia="Consolas" w:hAnsi="Consolas"/>
-          <w:sz w:val="18"/>
-          <w:szCs w:val="18"/>
-        </w:rPr>
-        <w:t xml:space="preserve">        combine(db.sessionDao().parIdEnDirect(id), db.inscriptionDao().parSession(id),</w:t>
-      </w:r>
-    </w:p>
-    <w:p>
-      <w:pPr>
-        <w:shd w:fill="F3F6FA" w:color="auto" w:val="clear"/>
-        <w:spacing w:after="0" w:line="260"/>
-        <w:ind w:left="200" w:right="200"/>
-      </w:pPr>
-      <w:r>
-        <w:rPr>
-          <w:rFonts w:ascii="Consolas" w:cs="Consolas" w:eastAsia="Consolas" w:hAnsi="Consolas"/>
-          <w:sz w:val="18"/>
-          <w:szCs w:val="18"/>
-        </w:rPr>
-        <w:t xml:space="preserve">                db.presenceDao().parSession(id), db.tentativeDao().parSession(id)) { s, i, p, t -&gt; ... }</w:t>
-      </w:r>
-    </w:p>
-    <w:p>
-      <w:pPr>
-        <w:shd w:fill="F3F6FA" w:color="auto" w:val="clear"/>
-        <w:spacing w:after="0" w:line="260"/>
-        <w:ind w:left="200" w:right="200"/>
-      </w:pPr>
-      <w:r>
-        <w:rPr>
-          <w:rFonts w:ascii="Consolas" w:cs="Consolas" w:eastAsia="Consolas" w:hAnsi="Consolas"/>
-          <w:sz w:val="18"/>
-          <w:szCs w:val="18"/>
-        </w:rPr>
-        <w:t xml:space="preserve">    }.stateIn(viewModelScope, SharingStarted.WhileSubscribed(5_000), EtatTentatives())</w:t>
-      </w:r>
-    </w:p>
-    <w:p>
-      <w:pPr>
-        <w:spacing w:after="120" w:line="300"/>
-      </w:pPr>
-      <w:r>
-        <w:rPr>
-          <w:rFonts w:ascii="Calibri" w:cs="Calibri" w:eastAsia="Calibri" w:hAnsi="Calibri"/>
-          <w:sz w:val="22"/>
-          <w:szCs w:val="22"/>
-        </w:rPr>
-        <w:t xml:space="preserve">L'écran collecte un seul état immuable, recalculé par Room à chaque changement d'une des tables : aucune lecture manuelle, aucun rafraîchissement à déclencher.</w:t>
-      </w:r>
-    </w:p>
-    <w:p>
-      <w:pPr>
-        <w:pStyle w:val="Heading2"/>
-        <w:spacing w:after="140" w:before="280"/>
-      </w:pPr>
-      <w:r>
-        <w:rPr>
-          <w:rFonts w:ascii="Calibri" w:cs="Calibri" w:eastAsia="Calibri" w:hAnsi="Calibri"/>
-          <w:b/>
-          <w:bCs/>
-          <w:color w:val="0B2E4F"/>
-          <w:sz w:val="26"/>
-          <w:szCs w:val="26"/>
-        </w:rPr>
-        <w:t xml:space="preserve">B.4 Le tirage du sujet, reproductible</w:t>
-      </w:r>
-    </w:p>
-    <w:p>
-      <w:pPr>
-        <w:shd w:fill="F3F6FA" w:color="auto" w:val="clear"/>
-        <w:spacing w:after="0" w:line="260"/>
-        <w:ind w:left="200" w:right="200"/>
-      </w:pPr>
-      <w:r>
-        <w:rPr>
-          <w:rFonts w:ascii="Consolas" w:cs="Consolas" w:eastAsia="Consolas" w:hAnsi="Consolas"/>
-          <w:sz w:val="18"/>
-          <w:szCs w:val="18"/>
-        </w:rPr>
-        <w:t xml:space="preserve">fun tirerSujet(questionsActives: List&lt;Question&gt;, noteMax: Double, aleatoire: Random = Random.Default): List&lt;Question&gt; {</w:t>
-      </w:r>
-    </w:p>
-    <w:p>
-      <w:pPr>
-        <w:shd w:fill="F3F6FA" w:color="auto" w:val="clear"/>
-        <w:spacing w:after="0" w:line="260"/>
-        <w:ind w:left="200" w:right="200"/>
-      </w:pPr>
-      <w:r>
-        <w:rPr>
-          <w:rFonts w:ascii="Consolas" w:cs="Consolas" w:eastAsia="Consolas" w:hAnsi="Consolas"/>
-          <w:sz w:val="18"/>
-          <w:szCs w:val="18"/>
-        </w:rPr>
-        <w:t xml:space="preserve">    val sujet = mutableListOf&lt;Question&gt;(); var total = 0.0</w:t>
-      </w:r>
-    </w:p>
-    <w:p>
-      <w:pPr>
-        <w:shd w:fill="F3F6FA" w:color="auto" w:val="clear"/>
-        <w:spacing w:after="0" w:line="260"/>
-        <w:ind w:left="200" w:right="200"/>
-      </w:pPr>
-      <w:r>
-        <w:rPr>
-          <w:rFonts w:ascii="Consolas" w:cs="Consolas" w:eastAsia="Consolas" w:hAnsi="Consolas"/>
-          <w:sz w:val="18"/>
-          <w:szCs w:val="18"/>
-        </w:rPr>
-        <w:t xml:space="preserve">    for (q in questionsActives.filter { it.actif &amp;&amp; it.points &gt; 0 }.shuffled(aleatoire)) {</w:t>
-      </w:r>
-    </w:p>
-    <w:p>
-      <w:pPr>
-        <w:shd w:fill="F3F6FA" w:color="auto" w:val="clear"/>
-        <w:spacing w:after="0" w:line="260"/>
-        <w:ind w:left="200" w:right="200"/>
-      </w:pPr>
-      <w:r>
-        <w:rPr>
-          <w:rFonts w:ascii="Consolas" w:cs="Consolas" w:eastAsia="Consolas" w:hAnsi="Consolas"/>
-          <w:sz w:val="18"/>
-          <w:szCs w:val="18"/>
-        </w:rPr>
-        <w:t xml:space="preserve">        if (total &gt;= noteMax) break</w:t>
-      </w:r>
-    </w:p>
-    <w:p>
-      <w:pPr>
-        <w:shd w:fill="F3F6FA" w:color="auto" w:val="clear"/>
-        <w:spacing w:after="0" w:line="260"/>
-        <w:ind w:left="200" w:right="200"/>
-      </w:pPr>
-      <w:r>
-        <w:rPr>
-          <w:rFonts w:ascii="Consolas" w:cs="Consolas" w:eastAsia="Consolas" w:hAnsi="Consolas"/>
-          <w:sz w:val="18"/>
-          <w:szCs w:val="18"/>
-        </w:rPr>
-        <w:t xml:space="preserve">        if (total + q.points &lt;= noteMax) { sujet += q; total += q.points }</w:t>
-      </w:r>
-    </w:p>
-    <w:p>
-      <w:pPr>
-        <w:shd w:fill="F3F6FA" w:color="auto" w:val="clear"/>
-        <w:spacing w:after="0" w:line="260"/>
-        <w:ind w:left="200" w:right="200"/>
-      </w:pPr>
-      <w:r>
-        <w:rPr>
-          <w:rFonts w:ascii="Consolas" w:cs="Consolas" w:eastAsia="Consolas" w:hAnsi="Consolas"/>
-          <w:sz w:val="18"/>
-          <w:szCs w:val="18"/>
-        </w:rPr>
-        <w:t xml:space="preserve">    }</w:t>
-      </w:r>
-    </w:p>
-    <w:p>
-      <w:pPr>
-        <w:shd w:fill="F3F6FA" w:color="auto" w:val="clear"/>
-        <w:spacing w:after="0" w:line="260"/>
-        <w:ind w:left="200" w:right="200"/>
-      </w:pPr>
-      <w:r>
-        <w:rPr>
-          <w:rFonts w:ascii="Consolas" w:cs="Consolas" w:eastAsia="Consolas" w:hAnsi="Consolas"/>
-          <w:sz w:val="18"/>
-          <w:szCs w:val="18"/>
-        </w:rPr>
-        <w:t xml:space="preserve">    return sujet</w:t>
-      </w:r>
-    </w:p>
-    <w:p>
-      <w:pPr>
-        <w:shd w:fill="F3F6FA" w:color="auto" w:val="clear"/>
-        <w:spacing w:after="0" w:line="260"/>
-        <w:ind w:left="200" w:right="200"/>
-      </w:pPr>
-      <w:r>
-        <w:rPr>
-          <w:rFonts w:ascii="Consolas" w:cs="Consolas" w:eastAsia="Consolas" w:hAnsi="Consolas"/>
-          <w:sz w:val="18"/>
-          <w:szCs w:val="18"/>
-        </w:rPr>
-        <w:t xml:space="preserve">}</w:t>
-      </w:r>
-    </w:p>
-    <w:p>
-      <w:pPr>
-        <w:spacing w:after="120" w:line="300"/>
-      </w:pPr>
-      <w:r>
-        <w:rPr>
-          <w:rFonts w:ascii="Calibri" w:cs="Calibri" w:eastAsia="Calibri" w:hAnsi="Calibri"/>
-          <w:sz w:val="22"/>
-          <w:szCs w:val="22"/>
-        </w:rPr>
-        <w:t xml:space="preserve">Le hasard est un paramètre : en production, le générateur par défaut ; en test, une graine fixe, et le test vérifie que le sujet atteint la note maximale sans la dépasser ni répéter une question.</w:t>
-      </w:r>
-    </w:p>
-    <w:p>
-      <w:pPr>
-        <w:pStyle w:val="Heading1"/>
-        <w:pageBreakBefore/>
-        <w:spacing w:after="200" w:before="360"/>
-      </w:pPr>
-      <w:r>
-        <w:rPr>
-          <w:rFonts w:ascii="Calibri" w:cs="Calibri" w:eastAsia="Calibri" w:hAnsi="Calibri"/>
-          <w:b/>
-          <w:bCs/>
-          <w:color w:val="0F4C81"/>
-          <w:sz w:val="32"/>
-          <w:szCs w:val="32"/>
-        </w:rPr>
-        <w:t xml:space="preserve">Annexe C — Sources</w:t>
+        <w:t xml:space="preserve">Annexe B — Sources</w:t>
       </w:r>
     </w:p>
     <w:tbl>
@@ -18824,7 +15441,7 @@
           <w:sz w:val="32"/>
           <w:szCs w:val="32"/>
         </w:rPr>
-        <w:t xml:space="preserve">Annexe D — Glossaire</w:t>
+        <w:t xml:space="preserve">Annexe C — Glossaire</w:t>
       </w:r>
     </w:p>
     <w:tbl>
@@ -20149,7 +16766,7 @@
           <w:sz w:val="32"/>
           <w:szCs w:val="32"/>
         </w:rPr>
-        <w:t xml:space="preserve">Annexe E — Comptes de démonstration</w:t>
+        <w:t xml:space="preserve">Annexe D — Comptes de démonstration</w:t>
       </w:r>
     </w:p>
     <w:p>
@@ -20668,7 +17285,7 @@
           <w:sz w:val="32"/>
           <w:szCs w:val="32"/>
         </w:rPr>
-        <w:t xml:space="preserve">Annexe F — Questions à valider avec l'ATT</w:t>
+        <w:t xml:space="preserve">Annexe E — Questions à valider avec l'ATT</w:t>
       </w:r>
     </w:p>
     <w:p>
@@ -21598,7 +18215,7 @@
           <w:sz w:val="32"/>
           <w:szCs w:val="32"/>
         </w:rPr>
-        <w:t xml:space="preserve">Annexe G — Trois entrées du journal IA, telles quelles</w:t>
+        <w:t xml:space="preserve">Annexe F — Trois entrées du journal IA, telles quelles</w:t>
       </w:r>
     </w:p>
     <w:p>

--- a/docs/rapport/Rapport_technique_ATT.docx
+++ b/docs/rapport/Rapport_technique_ATT.docx
@@ -11022,7 +11022,7 @@
           <w:sz w:val="22"/>
           <w:szCs w:val="22"/>
         </w:rPr>
-        <w:t xml:space="preserve">La proportion : l'IA a produit la majorité du code de chaque étape à partir de nos documents de cadrage (règles, plan, modèle de données, cas d'utilisation), que nous avons écrits et validés avant la première ligne. Nous avons relu chaque fichier dans la demande de fusion (pull request) de l'étape avant de la fusionner, et rejoué chaque scénario sur l'émulateur. Le journal IA (annexe F) consigne pour chaque étape ce qui a été soumis, la remarque principale de l'IA, les points d'alerte, et notre verdict.</w:t>
+        <w:t xml:space="preserve">La proportion : l'IA a produit la majorité du code de chaque étape à partir de nos documents de cadrage (règles, plan, modèle de données, cas d'utilisation), que nous avons écrits et validés avant la première ligne. Nous avons relu chaque fichier dans la demande de fusion (pull request) de l'étape avant de la fusionner, et rejoué chaque scénario sur l'émulateur. Un journal tenu à chaque étape consigne ce qui a été soumis, la remarque principale de l'IA, les points d'alerte, et notre verdict.</w:t>
       </w:r>
     </w:p>
     <w:p>
@@ -11222,7 +11222,7 @@
           <w:sz w:val="22"/>
           <w:szCs w:val="22"/>
         </w:rPr>
-        <w:t xml:space="preserve">La question de la dernière séance, « sur quelle tâche auriez-vous appris moins si l'IA avait été autorisée ? », nous y répondons ainsi : sur l'architecture. Si l'IA avait posé seule le modèle de données et la découpe des ViewModels, nous aurions eu une application qui marche sans savoir pourquoi. C'est parce que nous avons écrit le cadrage et relu chaque étape que nous savons expliquer chaque fichier ; trois entrées du journal sont recopiées en annexe F pour en témoigner.</w:t>
+        <w:t xml:space="preserve">La question de la dernière séance, « sur quelle tâche auriez-vous appris moins si l'IA avait été autorisée ? », nous y répondons ainsi : sur l'architecture. Si l'IA avait posé seule le modèle de données et la découpe des ViewModels, nous aurions eu une application qui marche sans savoir pourquoi. C'est parce que nous avons écrit le cadrage et relu chaque étape que nous savons expliquer chaque partie du code.</w:t>
       </w:r>
     </w:p>
     <w:p>
@@ -18195,236 +18195,6 @@
         </w:tc>
       </w:tr>
     </w:tbl>
-    <w:p>
-      <w:pPr>
-        <w:spacing w:after="160"/>
-      </w:pPr>
-    </w:p>
-    <w:p>
-      <w:pPr>
-        <w:pStyle w:val="Heading1"/>
-        <w:pageBreakBefore/>
-        <w:spacing w:after="200" w:before="360"/>
-      </w:pPr>
-      <w:r>
-        <w:rPr>
-          <w:rFonts w:ascii="Calibri" w:cs="Calibri" w:eastAsia="Calibri" w:hAnsi="Calibri"/>
-          <w:b/>
-          <w:bCs/>
-          <w:color w:val="0F4C81"/>
-          <w:sz w:val="32"/>
-          <w:szCs w:val="32"/>
-        </w:rPr>
-        <w:t xml:space="preserve">Annexe F — Trois entrées du journal IA, telles quelles</w:t>
-      </w:r>
-    </w:p>
-    <w:p>
-      <w:pPr>
-        <w:spacing w:after="120" w:line="300"/>
-      </w:pPr>
-      <w:r>
-        <w:rPr>
-          <w:rFonts w:ascii="Calibri" w:cs="Calibri" w:eastAsia="Calibri" w:hAnsi="Calibri"/>
-          <w:sz w:val="22"/>
-          <w:szCs w:val="22"/>
-        </w:rPr>
-        <w:t xml:space="preserve">Le journal IA compte une entrée par étape. Les trois entrées ci-dessous sont recopiées telles quelles, sans la ligne qui liste les fichiers concernés : la contradiction entre un index SQL et une règle métier (chapitre 10), le passage du QCM à l'épreuve orale sur un témoignage de terrain (chapitres 2 et 10), et la reprise de la démonstration du cours pour la synchronisation (chapitres 7.5 et 12).</w:t>
-      </w:r>
-    </w:p>
-    <w:p>
-      <w:pPr>
-        <w:pStyle w:val="Heading3"/>
-        <w:spacing w:after="100" w:before="200"/>
-      </w:pPr>
-      <w:r>
-        <w:rPr>
-          <w:rFonts w:ascii="Calibri" w:cs="Calibri" w:eastAsia="Calibri" w:hAnsi="Calibri"/>
-          <w:b/>
-          <w:bCs/>
-          <w:color w:val="0B2E4F"/>
-          <w:sz w:val="23"/>
-          <w:szCs w:val="23"/>
-        </w:rPr>
-        <w:t xml:space="preserve">Entrée 10 — 16/09/2026 — Étape C7, présence et appel</w:t>
-      </w:r>
-    </w:p>
-    <w:p>
-      <w:pPr>
-        <w:spacing w:after="120" w:line="300"/>
-      </w:pPr>
-      <w:r>
-        <w:rPr>
-          <w:rFonts w:ascii="Calibri" w:cs="Calibri" w:eastAsia="Calibri" w:hAnsi="Calibri"/>
-          <w:sz w:val="20"/>
-          <w:szCs w:val="20"/>
-        </w:rPr>
-        <w:t xml:space="preserve">- Remarque principale de l'IA : la vérification sur émulateur a révélé un vrai défaut de conception, pas un bug de frappe : l'index unique (candidat, session) en base contredisait la règle métier « une inscription reportée ou annulée peut être suivie d'une nouvelle ». Le test unitaire de la règle passait ; seule la base réelle a montré la contradiction. Leçon pour le binôme : les invariants qui dépendent d'un statut ne se mettent pas dans un index SQL, mais dans une fonction pure.</w:t>
-      </w:r>
-    </w:p>
-    <w:p>
-      <w:pPr>
-        <w:spacing w:after="120" w:line="300"/>
-      </w:pPr>
-      <w:r>
-        <w:rPr>
-          <w:rFonts w:ascii="Calibri" w:cs="Calibri" w:eastAsia="Calibri" w:hAnsi="Calibri"/>
-          <w:sz w:val="20"/>
-          <w:szCs w:val="20"/>
-        </w:rPr>
-        <w:t xml:space="preserve">⚠️ La correction change le schéma (v2) avec fallbackToDestructiveMigration : les données de test de l'émulateur sont perdues, ce qui est accepté en développement (docs/01 §7) ; le pilote a rejoué toute la chaîne depuis une base vide en une passe.</w:t>
-      </w:r>
-    </w:p>
-    <w:p>
-      <w:pPr>
-        <w:spacing w:after="120" w:line="300"/>
-      </w:pPr>
-      <w:r>
-        <w:rPr>
-          <w:rFonts w:ascii="Calibri" w:cs="Calibri" w:eastAsia="Calibri" w:hAnsi="Calibri"/>
-          <w:sz w:val="20"/>
-          <w:szCs w:val="20"/>
-        </w:rPr>
-        <w:t xml:space="preserve">⚠️ L'horloge de l'émulateur (19 h) fait classer tout « Présent » en retard pour une convocation à 08:00 : ce n'est pas une anomalie, c'est la règle. Le scénario a donc exercé le chemin « retard accepté » plutôt que « présent direct ».</w:t>
-      </w:r>
-    </w:p>
-    <w:p>
-      <w:pPr>
-        <w:spacing w:after="120" w:line="300"/>
-      </w:pPr>
-      <w:r>
-        <w:rPr>
-          <w:rFonts w:ascii="Calibri" w:cs="Calibri" w:eastAsia="Calibri" w:hAnsi="Calibri"/>
-          <w:sz w:val="20"/>
-          <w:szCs w:val="20"/>
-        </w:rPr>
-        <w:t xml:space="preserve">⚠️ Deux perturbations sans lien avec le code : des projets du cours lancés sur le même émulateur passaient devant ATT ; puis l'émulateur a été fermé et relancé par l'IA. Le pilote vérifie désormais qu'ATT est au premier plan avant chaque action.</w:t>
-      </w:r>
-    </w:p>
-    <w:p>
-      <w:pPr>
-        <w:pStyle w:val="Heading3"/>
-        <w:spacing w:after="100" w:before="200"/>
-      </w:pPr>
-      <w:r>
-        <w:rPr>
-          <w:rFonts w:ascii="Calibri" w:cs="Calibri" w:eastAsia="Calibri" w:hAnsi="Calibri"/>
-          <w:b/>
-          <w:bCs/>
-          <w:color w:val="0B2E4F"/>
-          <w:sz w:val="23"/>
-          <w:szCs w:val="23"/>
-        </w:rPr>
-        <w:t xml:space="preserve">Entrée 12 — 17/09/2026 — Étape C9, évaluation théorique</w:t>
-      </w:r>
-    </w:p>
-    <w:p>
-      <w:pPr>
-        <w:spacing w:after="120" w:line="300"/>
-      </w:pPr>
-      <w:r>
-        <w:rPr>
-          <w:rFonts w:ascii="Calibri" w:cs="Calibri" w:eastAsia="Calibri" w:hAnsi="Calibri"/>
-          <w:sz w:val="20"/>
-          <w:szCs w:val="20"/>
-        </w:rPr>
-        <w:t xml:space="preserve">- Remarque principale de l'IA : la première version était un QCM (réponses A/B/C/D) parce que la presse et le cadrage le disaient ; le dev 1, qui vient de passer l'épreuve, a décrit une épreuve orale avec une feuille « question posée / réponse donnée / points / total ». L'IA avait respecté la règle « ne pas inventer » en suivant les sources écrites, mais une source de terrain vaut plus qu'un article : la question Q1 est réécrite, la table QCM supprimée, l'écran devient la feuille d'examen.</w:t>
-      </w:r>
-    </w:p>
-    <w:p>
-      <w:pPr>
-        <w:spacing w:after="120" w:line="300"/>
-      </w:pPr>
-      <w:r>
-        <w:rPr>
-          <w:rFonts w:ascii="Calibri" w:cs="Calibri" w:eastAsia="Calibri" w:hAnsi="Calibri"/>
-          <w:sz w:val="20"/>
-          <w:szCs w:val="20"/>
-        </w:rPr>
-        <w:t xml:space="preserve">⚠️ Le tirage au sort reste une fonction pure qui reçoit son générateur de hasard (Random(graine)) : avec une graine fixe le sujet est reproductible, le test vérifie qu'il atteint la note max sans la dépasser ni répéter, avec des questions à points variables.</w:t>
-      </w:r>
-    </w:p>
-    <w:p>
-      <w:pPr>
-        <w:spacing w:after="120" w:line="300"/>
-      </w:pPr>
-      <w:r>
-        <w:rPr>
-          <w:rFonts w:ascii="Calibri" w:cs="Calibri" w:eastAsia="Calibri" w:hAnsi="Calibri"/>
-          <w:sz w:val="20"/>
-          <w:szCs w:val="20"/>
-        </w:rPr>
-        <w:t xml:space="preserve">⚠️ Le sujet est créé en base dès l'ouverture de l'écran (gardé par « une seule fois par identifiant ») pour être figé avant la première réponse. Un écran qui écrit à l'ouverture est inhabituel dans le cours : à discuter en binôme.</w:t>
-      </w:r>
-    </w:p>
-    <w:p>
-      <w:pPr>
-        <w:spacing w:after="120" w:line="300"/>
-      </w:pPr>
-      <w:r>
-        <w:rPr>
-          <w:rFonts w:ascii="Calibri" w:cs="Calibri" w:eastAsia="Calibri" w:hAnsi="Calibri"/>
-          <w:sz w:val="20"/>
-          <w:szCs w:val="20"/>
-        </w:rPr>
-        <w:t xml:space="preserve">⚠️ Ce que tape l'examinateur est gardé dans le ViewModel et recopié en base à chaque frappe (et en bloc à la clôture) : si l'écran affichait la valeur relue depuis Room, le curseur sauterait. À relire.</w:t>
-      </w:r>
-    </w:p>
-    <w:p>
-      <w:pPr>
-        <w:pStyle w:val="Heading3"/>
-        <w:spacing w:after="100" w:before="200"/>
-      </w:pPr>
-      <w:r>
-        <w:rPr>
-          <w:rFonts w:ascii="Calibri" w:cs="Calibri" w:eastAsia="Calibri" w:hAnsi="Calibri"/>
-          <w:b/>
-          <w:bCs/>
-          <w:color w:val="0B2E4F"/>
-          <w:sz w:val="23"/>
-          <w:szCs w:val="23"/>
-        </w:rPr>
-        <w:t xml:space="preserve">Entrée 20 — 18/09/2026 — Étape D2c, synchronisation hors ligne d'abord</w:t>
-      </w:r>
-    </w:p>
-    <w:p>
-      <w:pPr>
-        <w:spacing w:after="120" w:line="300"/>
-      </w:pPr>
-      <w:r>
-        <w:rPr>
-          <w:rFonts w:ascii="Calibri" w:cs="Calibri" w:eastAsia="Calibri" w:hAnsi="Calibri"/>
-          <w:sz w:val="20"/>
-          <w:szCs w:val="20"/>
-        </w:rPr>
-        <w:t xml:space="preserve">- Remarque principale de l'IA : reproduire la démo demosync du cours à l'identique (drapeau sur l'entité, file d'attente = requête, boucle qui s'arrête au premier échec, interrupteur réseau simulé) plutôt qu'inventer un mécanisme : c'est ce que le jury connaît, et un vrai serveur remplacerait le faux sans toucher au reste.</w:t>
-      </w:r>
-    </w:p>
-    <w:p>
-      <w:pPr>
-        <w:spacing w:after="120" w:line="300"/>
-      </w:pPr>
-      <w:r>
-        <w:rPr>
-          <w:rFonts w:ascii="Calibri" w:cs="Calibri" w:eastAsia="Calibri" w:hAnsi="Calibri"/>
-          <w:sz w:val="20"/>
-          <w:szCs w:val="20"/>
-        </w:rPr>
-        <w:t xml:space="preserve">⚠️ Le drapeau est levé par une requête UPDATE … SET synchronisee = 1, pas par un @Update de l'objet entier : la note et le statut d'un résultat ne doivent jamais être réécrits (R6), même par accident.</w:t>
-      </w:r>
-    </w:p>
-    <w:p>
-      <w:pPr>
-        <w:spacing w:after="120" w:line="300"/>
-      </w:pPr>
-      <w:r>
-        <w:rPr>
-          <w:rFonts w:ascii="Calibri" w:cs="Calibri" w:eastAsia="Calibri" w:hAnsi="Calibri"/>
-          <w:sz w:val="20"/>
-          <w:szCs w:val="20"/>
-        </w:rPr>
-        <w:t xml:space="preserve">⚠️ Le dev 2 avait « figé » le schéma en v3 (D2) ; cette étape le passe en v4. Le binôme doit refaire le point sur le schéma final avant la soutenance.</w:t>
-      </w:r>
-    </w:p>
     <w:sectPr>
       <w:headerReference w:type="default" r:id="rId7"/>
       <w:headerReference w:type="first" r:id="rId8"/>

--- a/docs/rapport/Rapport_technique_ATT.docx
+++ b/docs/rapport/Rapport_technique_ATT.docx
@@ -368,7 +368,7 @@
           <w:sz w:val="22"/>
           <w:szCs w:val="22"/>
         </w:rPr>
-        <w:t xml:space="preserve">les limites et perspectives, la conclusion, et les annexes : captures, extraits de code, sources, glossaire, comptes de démonstration, questions à valider, extraits du journal IA.</w:t>
+        <w:t xml:space="preserve">les limites et perspectives, la conclusion, et les annexes : extraits de code, sources, glossaire, comptes de démonstration, questions à valider.</w:t>
       </w:r>
     </w:p>
     <w:p>

--- a/docs/rapport/Rapport_technique_ATT.docx
+++ b/docs/rapport/Rapport_technique_ATT.docx
@@ -278,7 +278,7 @@
           <w:sz w:val="28"/>
           <w:szCs w:val="28"/>
         </w:rPr>
-        <w:t xml:space="preserve">MAMINIAINA Ericka</w:t>
+        <w:t xml:space="preserve">MAMINIAINA Ericka Fitiavana ETU001965</w:t>
       </w:r>
     </w:p>
     <w:p>
@@ -295,7 +295,7 @@
           <w:sz w:val="28"/>
           <w:szCs w:val="28"/>
         </w:rPr>
-        <w:t xml:space="preserve">ONINIAINA Mahery</w:t>
+        <w:t xml:space="preserve">ONINIAINA Mahery Harentsoa Arthur ETU002446</w:t>
       </w:r>
     </w:p>
     <w:p>

--- a/docs/rapport/Rapport_technique_ATT.docx
+++ b/docs/rapport/Rapport_technique_ATT.docx
@@ -357,7 +357,7 @@
       <w:pPr>
         <w:pStyle w:val="Heading1"/>
         <w:pageBreakBefore/>
-        <w:spacing w:after="200" w:before="360"/>
+        <w:spacing w:after="280" w:before="480"/>
       </w:pPr>
       <w:r>
         <w:rPr>
@@ -373,7 +373,7 @@
     </w:p>
     <w:p>
       <w:pPr>
-        <w:spacing w:after="120" w:line="300"/>
+        <w:spacing w:after="180" w:line="320"/>
       </w:pPr>
       <w:r>
         <w:rPr>
@@ -386,7 +386,7 @@
     </w:p>
     <w:p>
       <w:pPr>
-        <w:spacing w:after="120" w:line="300"/>
+        <w:spacing w:after="180" w:line="320"/>
       </w:pPr>
       <w:r>
         <w:rPr>
@@ -400,7 +400,7 @@
     <w:p>
       <w:pPr>
         <w:pStyle w:val="Heading2"/>
-        <w:spacing w:after="140" w:before="280"/>
+        <w:spacing w:after="200" w:before="400"/>
       </w:pPr>
       <w:r>
         <w:rPr>
@@ -421,7 +421,7 @@
           <w:ilvl w:val="0"/>
           <w:numId w:val="2"/>
         </w:numPr>
-        <w:spacing w:after="60" w:line="300"/>
+        <w:spacing w:after="100" w:line="320"/>
       </w:pPr>
       <w:r>
         <w:rPr>
@@ -439,7 +439,7 @@
           <w:ilvl w:val="0"/>
           <w:numId w:val="2"/>
         </w:numPr>
-        <w:spacing w:after="60" w:line="300"/>
+        <w:spacing w:after="100" w:line="320"/>
       </w:pPr>
       <w:r>
         <w:rPr>
@@ -457,7 +457,7 @@
           <w:ilvl w:val="0"/>
           <w:numId w:val="2"/>
         </w:numPr>
-        <w:spacing w:after="60" w:line="300"/>
+        <w:spacing w:after="100" w:line="320"/>
       </w:pPr>
       <w:r>
         <w:rPr>
@@ -475,7 +475,7 @@
           <w:ilvl w:val="0"/>
           <w:numId w:val="2"/>
         </w:numPr>
-        <w:spacing w:after="60" w:line="300"/>
+        <w:spacing w:after="100" w:line="320"/>
       </w:pPr>
       <w:r>
         <w:rPr>
@@ -493,7 +493,7 @@
           <w:ilvl w:val="0"/>
           <w:numId w:val="2"/>
         </w:numPr>
-        <w:spacing w:after="60" w:line="300"/>
+        <w:spacing w:after="100" w:line="320"/>
       </w:pPr>
       <w:r>
         <w:rPr>
@@ -507,7 +507,7 @@
     <w:p>
       <w:pPr>
         <w:pStyle w:val="Heading2"/>
-        <w:spacing w:after="140" w:before="280"/>
+        <w:spacing w:after="200" w:before="400"/>
       </w:pPr>
       <w:r>
         <w:rPr>
@@ -523,7 +523,7 @@
     </w:p>
     <w:p>
       <w:pPr>
-        <w:spacing w:after="120" w:line="300"/>
+        <w:spacing w:after="180" w:line="320"/>
       </w:pPr>
       <w:r>
         <w:rPr>
@@ -538,7 +538,7 @@
       <w:pPr>
         <w:pStyle w:val="Heading1"/>
         <w:pageBreakBefore/>
-        <w:spacing w:after="200" w:before="360"/>
+        <w:spacing w:after="280" w:before="480"/>
       </w:pPr>
       <w:r>
         <w:rPr>
@@ -554,7 +554,7 @@
     </w:p>
     <w:p>
       <w:pPr>
-        <w:spacing w:after="120" w:line="300"/>
+        <w:spacing w:after="180" w:line="320"/>
       </w:pPr>
       <w:r>
         <w:rPr>
@@ -568,7 +568,7 @@
     <w:p>
       <w:pPr>
         <w:pStyle w:val="Heading2"/>
-        <w:spacing w:after="140" w:before="280"/>
+        <w:spacing w:after="200" w:before="400"/>
       </w:pPr>
       <w:r>
         <w:rPr>
@@ -589,7 +589,7 @@
           <w:ilvl w:val="0"/>
           <w:numId w:val="2"/>
         </w:numPr>
-        <w:spacing w:after="60" w:line="300"/>
+        <w:spacing w:after="100" w:line="320"/>
       </w:pPr>
       <w:r>
         <w:rPr>
@@ -617,7 +617,7 @@
           <w:ilvl w:val="0"/>
           <w:numId w:val="2"/>
         </w:numPr>
-        <w:spacing w:after="60" w:line="300"/>
+        <w:spacing w:after="100" w:line="320"/>
       </w:pPr>
       <w:r>
         <w:rPr>
@@ -645,7 +645,7 @@
           <w:ilvl w:val="0"/>
           <w:numId w:val="2"/>
         </w:numPr>
-        <w:spacing w:after="60" w:line="300"/>
+        <w:spacing w:after="100" w:line="320"/>
       </w:pPr>
       <w:r>
         <w:rPr>
@@ -673,7 +673,7 @@
           <w:ilvl w:val="0"/>
           <w:numId w:val="2"/>
         </w:numPr>
-        <w:spacing w:after="60" w:line="300"/>
+        <w:spacing w:after="100" w:line="320"/>
       </w:pPr>
       <w:r>
         <w:rPr>
@@ -697,7 +697,7 @@
     <w:p>
       <w:pPr>
         <w:pStyle w:val="Heading2"/>
-        <w:spacing w:after="140" w:before="280"/>
+        <w:spacing w:after="200" w:before="400"/>
       </w:pPr>
       <w:r>
         <w:rPr>
@@ -718,7 +718,7 @@
           <w:ilvl w:val="0"/>
           <w:numId w:val="2"/>
         </w:numPr>
-        <w:spacing w:after="60" w:line="300"/>
+        <w:spacing w:after="100" w:line="320"/>
       </w:pPr>
       <w:r>
         <w:rPr>
@@ -746,7 +746,7 @@
           <w:ilvl w:val="0"/>
           <w:numId w:val="2"/>
         </w:numPr>
-        <w:spacing w:after="60" w:line="300"/>
+        <w:spacing w:after="100" w:line="320"/>
       </w:pPr>
       <w:r>
         <w:rPr>
@@ -774,7 +774,7 @@
           <w:ilvl w:val="0"/>
           <w:numId w:val="2"/>
         </w:numPr>
-        <w:spacing w:after="60" w:line="300"/>
+        <w:spacing w:after="100" w:line="320"/>
       </w:pPr>
       <w:r>
         <w:rPr>
@@ -802,7 +802,7 @@
           <w:ilvl w:val="0"/>
           <w:numId w:val="2"/>
         </w:numPr>
-        <w:spacing w:after="60" w:line="300"/>
+        <w:spacing w:after="100" w:line="320"/>
       </w:pPr>
       <w:r>
         <w:rPr>
@@ -830,7 +830,7 @@
           <w:ilvl w:val="0"/>
           <w:numId w:val="2"/>
         </w:numPr>
-        <w:spacing w:after="60" w:line="300"/>
+        <w:spacing w:after="100" w:line="320"/>
       </w:pPr>
       <w:r>
         <w:rPr>
@@ -858,7 +858,7 @@
           <w:ilvl w:val="0"/>
           <w:numId w:val="2"/>
         </w:numPr>
-        <w:spacing w:after="60" w:line="300"/>
+        <w:spacing w:after="100" w:line="320"/>
       </w:pPr>
       <w:r>
         <w:rPr>
@@ -886,7 +886,7 @@
           <w:ilvl w:val="0"/>
           <w:numId w:val="2"/>
         </w:numPr>
-        <w:spacing w:after="60" w:line="300"/>
+        <w:spacing w:after="100" w:line="320"/>
       </w:pPr>
       <w:r>
         <w:rPr>
@@ -914,7 +914,7 @@
           <w:ilvl w:val="0"/>
           <w:numId w:val="2"/>
         </w:numPr>
-        <w:spacing w:after="60" w:line="300"/>
+        <w:spacing w:after="100" w:line="320"/>
       </w:pPr>
       <w:r>
         <w:rPr>
@@ -938,7 +938,7 @@
     <w:p>
       <w:pPr>
         <w:pStyle w:val="Heading2"/>
-        <w:spacing w:after="140" w:before="280"/>
+        <w:spacing w:after="200" w:before="400"/>
       </w:pPr>
       <w:r>
         <w:rPr>
@@ -954,7 +954,7 @@
     </w:p>
     <w:p>
       <w:pPr>
-        <w:spacing w:after="120" w:line="300"/>
+        <w:spacing w:after="180" w:line="320"/>
       </w:pPr>
       <w:r>
         <w:rPr>
@@ -972,7 +972,7 @@
           <w:ilvl w:val="0"/>
           <w:numId w:val="2"/>
         </w:numPr>
-        <w:spacing w:after="60" w:line="300"/>
+        <w:spacing w:after="100" w:line="320"/>
       </w:pPr>
       <w:r>
         <w:rPr>
@@ -1000,7 +1000,7 @@
           <w:ilvl w:val="0"/>
           <w:numId w:val="2"/>
         </w:numPr>
-        <w:spacing w:after="60" w:line="300"/>
+        <w:spacing w:after="100" w:line="320"/>
       </w:pPr>
       <w:r>
         <w:rPr>
@@ -1028,7 +1028,7 @@
           <w:ilvl w:val="0"/>
           <w:numId w:val="2"/>
         </w:numPr>
-        <w:spacing w:after="60" w:line="300"/>
+        <w:spacing w:after="100" w:line="320"/>
       </w:pPr>
       <w:r>
         <w:rPr>
@@ -1053,7 +1053,7 @@
       <w:pPr>
         <w:pStyle w:val="Heading1"/>
         <w:pageBreakBefore/>
-        <w:spacing w:after="200" w:before="360"/>
+        <w:spacing w:after="280" w:before="480"/>
       </w:pPr>
       <w:r>
         <w:rPr>
@@ -1070,7 +1070,7 @@
     <w:p>
       <w:pPr>
         <w:pStyle w:val="Heading2"/>
-        <w:spacing w:after="140" w:before="280"/>
+        <w:spacing w:after="200" w:before="400"/>
       </w:pPr>
       <w:r>
         <w:rPr>
@@ -1091,7 +1091,7 @@
           <w:ilvl w:val="0"/>
           <w:numId w:val="2"/>
         </w:numPr>
-        <w:spacing w:after="60" w:line="300"/>
+        <w:spacing w:after="100" w:line="320"/>
       </w:pPr>
       <w:r>
         <w:rPr>
@@ -1109,7 +1109,7 @@
           <w:ilvl w:val="0"/>
           <w:numId w:val="2"/>
         </w:numPr>
-        <w:spacing w:after="60" w:line="300"/>
+        <w:spacing w:after="100" w:line="320"/>
       </w:pPr>
       <w:r>
         <w:rPr>
@@ -1127,7 +1127,7 @@
           <w:ilvl w:val="0"/>
           <w:numId w:val="2"/>
         </w:numPr>
-        <w:spacing w:after="60" w:line="300"/>
+        <w:spacing w:after="100" w:line="320"/>
       </w:pPr>
       <w:r>
         <w:rPr>
@@ -1145,7 +1145,7 @@
           <w:ilvl w:val="0"/>
           <w:numId w:val="2"/>
         </w:numPr>
-        <w:spacing w:after="60" w:line="300"/>
+        <w:spacing w:after="100" w:line="320"/>
       </w:pPr>
       <w:r>
         <w:rPr>
@@ -1163,7 +1163,7 @@
           <w:ilvl w:val="0"/>
           <w:numId w:val="2"/>
         </w:numPr>
-        <w:spacing w:after="60" w:line="300"/>
+        <w:spacing w:after="100" w:line="320"/>
       </w:pPr>
       <w:r>
         <w:rPr>
@@ -1181,7 +1181,7 @@
           <w:ilvl w:val="0"/>
           <w:numId w:val="2"/>
         </w:numPr>
-        <w:spacing w:after="60" w:line="300"/>
+        <w:spacing w:after="100" w:line="320"/>
       </w:pPr>
       <w:r>
         <w:rPr>
@@ -1195,7 +1195,7 @@
     <w:p>
       <w:pPr>
         <w:pStyle w:val="Heading2"/>
-        <w:spacing w:after="140" w:before="280"/>
+        <w:spacing w:after="200" w:before="400"/>
       </w:pPr>
       <w:r>
         <w:rPr>
@@ -1213,12 +1213,12 @@
       <w:tblPr>
         <w:tblW w:type="dxa" w:w="9020"/>
         <w:tblBorders>
-          <w:top w:val="single" w:color="auto" w:sz="4"/>
-          <w:left w:val="single" w:color="auto" w:sz="4"/>
-          <w:bottom w:val="single" w:color="auto" w:sz="4"/>
-          <w:right w:val="single" w:color="auto" w:sz="4"/>
-          <w:insideH w:val="single" w:color="auto" w:sz="4"/>
-          <w:insideV w:val="single" w:color="auto" w:sz="4"/>
+          <w:top w:val="single" w:color="000000" w:sz="4"/>
+          <w:left w:val="single" w:color="000000" w:sz="4"/>
+          <w:bottom w:val="single" w:color="000000" w:sz="4"/>
+          <w:right w:val="single" w:color="000000" w:sz="4"/>
+          <w:insideH w:val="single" w:color="000000" w:sz="4"/>
+          <w:insideV w:val="single" w:color="000000" w:sz="4"/>
         </w:tblBorders>
       </w:tblPr>
       <w:tblGrid>
@@ -1232,12 +1232,11 @@
         <w:tc>
           <w:tcPr>
             <w:tcW w:type="dxa" w:w="4961"/>
-            <w:shd w:fill="EAEFF5" w:color="auto" w:val="clear"/>
-            <w:tcMar>
-              <w:top w:type="dxa" w:w="80"/>
-              <w:left w:type="dxa" w:w="100"/>
-              <w:bottom w:type="dxa" w:w="80"/>
-              <w:right w:type="dxa" w:w="100"/>
+            <w:tcMar>
+              <w:top w:type="dxa" w:w="100"/>
+              <w:left w:type="dxa" w:w="120"/>
+              <w:bottom w:type="dxa" w:w="100"/>
+              <w:right w:type="dxa" w:w="120"/>
             </w:tcMar>
           </w:tcPr>
           <w:p>
@@ -1260,12 +1259,11 @@
         <w:tc>
           <w:tcPr>
             <w:tcW w:type="dxa" w:w="4059"/>
-            <w:shd w:fill="EAEFF5" w:color="auto" w:val="clear"/>
-            <w:tcMar>
-              <w:top w:type="dxa" w:w="80"/>
-              <w:left w:type="dxa" w:w="100"/>
-              <w:bottom w:type="dxa" w:w="80"/>
-              <w:right w:type="dxa" w:w="100"/>
+            <w:tcMar>
+              <w:top w:type="dxa" w:w="100"/>
+              <w:left w:type="dxa" w:w="120"/>
+              <w:bottom w:type="dxa" w:w="100"/>
+              <w:right w:type="dxa" w:w="120"/>
             </w:tcMar>
           </w:tcPr>
           <w:p>
@@ -1291,10 +1289,10 @@
           <w:tcPr>
             <w:tcW w:type="dxa" w:w="4961"/>
             <w:tcMar>
-              <w:top w:type="dxa" w:w="80"/>
-              <w:left w:type="dxa" w:w="100"/>
-              <w:bottom w:type="dxa" w:w="80"/>
-              <w:right w:type="dxa" w:w="100"/>
+              <w:top w:type="dxa" w:w="100"/>
+              <w:left w:type="dxa" w:w="120"/>
+              <w:bottom w:type="dxa" w:w="100"/>
+              <w:right w:type="dxa" w:w="120"/>
             </w:tcMar>
           </w:tcPr>
           <w:p>
@@ -1315,10 +1313,10 @@
           <w:tcPr>
             <w:tcW w:type="dxa" w:w="4059"/>
             <w:tcMar>
-              <w:top w:type="dxa" w:w="80"/>
-              <w:left w:type="dxa" w:w="100"/>
-              <w:bottom w:type="dxa" w:w="80"/>
-              <w:right w:type="dxa" w:w="100"/>
+              <w:top w:type="dxa" w:w="100"/>
+              <w:left w:type="dxa" w:w="120"/>
+              <w:bottom w:type="dxa" w:w="100"/>
+              <w:right w:type="dxa" w:w="120"/>
             </w:tcMar>
           </w:tcPr>
           <w:p>
@@ -1340,12 +1338,11 @@
         <w:tc>
           <w:tcPr>
             <w:tcW w:type="dxa" w:w="4961"/>
-            <w:shd w:fill="F3F6FA" w:color="auto" w:val="clear"/>
-            <w:tcMar>
-              <w:top w:type="dxa" w:w="80"/>
-              <w:left w:type="dxa" w:w="100"/>
-              <w:bottom w:type="dxa" w:w="80"/>
-              <w:right w:type="dxa" w:w="100"/>
+            <w:tcMar>
+              <w:top w:type="dxa" w:w="100"/>
+              <w:left w:type="dxa" w:w="120"/>
+              <w:bottom w:type="dxa" w:w="100"/>
+              <w:right w:type="dxa" w:w="120"/>
             </w:tcMar>
           </w:tcPr>
           <w:p>
@@ -1365,12 +1362,11 @@
         <w:tc>
           <w:tcPr>
             <w:tcW w:type="dxa" w:w="4059"/>
-            <w:shd w:fill="F3F6FA" w:color="auto" w:val="clear"/>
-            <w:tcMar>
-              <w:top w:type="dxa" w:w="80"/>
-              <w:left w:type="dxa" w:w="100"/>
-              <w:bottom w:type="dxa" w:w="80"/>
-              <w:right w:type="dxa" w:w="100"/>
+            <w:tcMar>
+              <w:top w:type="dxa" w:w="100"/>
+              <w:left w:type="dxa" w:w="120"/>
+              <w:bottom w:type="dxa" w:w="100"/>
+              <w:right w:type="dxa" w:w="120"/>
             </w:tcMar>
           </w:tcPr>
           <w:p>
@@ -1393,10 +1389,10 @@
           <w:tcPr>
             <w:tcW w:type="dxa" w:w="4961"/>
             <w:tcMar>
-              <w:top w:type="dxa" w:w="80"/>
-              <w:left w:type="dxa" w:w="100"/>
-              <w:bottom w:type="dxa" w:w="80"/>
-              <w:right w:type="dxa" w:w="100"/>
+              <w:top w:type="dxa" w:w="100"/>
+              <w:left w:type="dxa" w:w="120"/>
+              <w:bottom w:type="dxa" w:w="100"/>
+              <w:right w:type="dxa" w:w="120"/>
             </w:tcMar>
           </w:tcPr>
           <w:p>
@@ -1417,10 +1413,10 @@
           <w:tcPr>
             <w:tcW w:type="dxa" w:w="4059"/>
             <w:tcMar>
-              <w:top w:type="dxa" w:w="80"/>
-              <w:left w:type="dxa" w:w="100"/>
-              <w:bottom w:type="dxa" w:w="80"/>
-              <w:right w:type="dxa" w:w="100"/>
+              <w:top w:type="dxa" w:w="100"/>
+              <w:left w:type="dxa" w:w="120"/>
+              <w:bottom w:type="dxa" w:w="100"/>
+              <w:right w:type="dxa" w:w="120"/>
             </w:tcMar>
           </w:tcPr>
           <w:p>
@@ -1442,12 +1438,11 @@
         <w:tc>
           <w:tcPr>
             <w:tcW w:type="dxa" w:w="4961"/>
-            <w:shd w:fill="F3F6FA" w:color="auto" w:val="clear"/>
-            <w:tcMar>
-              <w:top w:type="dxa" w:w="80"/>
-              <w:left w:type="dxa" w:w="100"/>
-              <w:bottom w:type="dxa" w:w="80"/>
-              <w:right w:type="dxa" w:w="100"/>
+            <w:tcMar>
+              <w:top w:type="dxa" w:w="100"/>
+              <w:left w:type="dxa" w:w="120"/>
+              <w:bottom w:type="dxa" w:w="100"/>
+              <w:right w:type="dxa" w:w="120"/>
             </w:tcMar>
           </w:tcPr>
           <w:p>
@@ -1467,12 +1462,11 @@
         <w:tc>
           <w:tcPr>
             <w:tcW w:type="dxa" w:w="4059"/>
-            <w:shd w:fill="F3F6FA" w:color="auto" w:val="clear"/>
-            <w:tcMar>
-              <w:top w:type="dxa" w:w="80"/>
-              <w:left w:type="dxa" w:w="100"/>
-              <w:bottom w:type="dxa" w:w="80"/>
-              <w:right w:type="dxa" w:w="100"/>
+            <w:tcMar>
+              <w:top w:type="dxa" w:w="100"/>
+              <w:left w:type="dxa" w:w="120"/>
+              <w:bottom w:type="dxa" w:w="100"/>
+              <w:right w:type="dxa" w:w="120"/>
             </w:tcMar>
           </w:tcPr>
           <w:p>
@@ -1495,10 +1489,10 @@
           <w:tcPr>
             <w:tcW w:type="dxa" w:w="4961"/>
             <w:tcMar>
-              <w:top w:type="dxa" w:w="80"/>
-              <w:left w:type="dxa" w:w="100"/>
-              <w:bottom w:type="dxa" w:w="80"/>
-              <w:right w:type="dxa" w:w="100"/>
+              <w:top w:type="dxa" w:w="100"/>
+              <w:left w:type="dxa" w:w="120"/>
+              <w:bottom w:type="dxa" w:w="100"/>
+              <w:right w:type="dxa" w:w="120"/>
             </w:tcMar>
           </w:tcPr>
           <w:p>
@@ -1519,10 +1513,10 @@
           <w:tcPr>
             <w:tcW w:type="dxa" w:w="4059"/>
             <w:tcMar>
-              <w:top w:type="dxa" w:w="80"/>
-              <w:left w:type="dxa" w:w="100"/>
-              <w:bottom w:type="dxa" w:w="80"/>
-              <w:right w:type="dxa" w:w="100"/>
+              <w:top w:type="dxa" w:w="100"/>
+              <w:left w:type="dxa" w:w="120"/>
+              <w:bottom w:type="dxa" w:w="100"/>
+              <w:right w:type="dxa" w:w="120"/>
             </w:tcMar>
           </w:tcPr>
           <w:p>
@@ -1544,12 +1538,11 @@
         <w:tc>
           <w:tcPr>
             <w:tcW w:type="dxa" w:w="4961"/>
-            <w:shd w:fill="F3F6FA" w:color="auto" w:val="clear"/>
-            <w:tcMar>
-              <w:top w:type="dxa" w:w="80"/>
-              <w:left w:type="dxa" w:w="100"/>
-              <w:bottom w:type="dxa" w:w="80"/>
-              <w:right w:type="dxa" w:w="100"/>
+            <w:tcMar>
+              <w:top w:type="dxa" w:w="100"/>
+              <w:left w:type="dxa" w:w="120"/>
+              <w:bottom w:type="dxa" w:w="100"/>
+              <w:right w:type="dxa" w:w="120"/>
             </w:tcMar>
           </w:tcPr>
           <w:p>
@@ -1569,12 +1562,11 @@
         <w:tc>
           <w:tcPr>
             <w:tcW w:type="dxa" w:w="4059"/>
-            <w:shd w:fill="F3F6FA" w:color="auto" w:val="clear"/>
-            <w:tcMar>
-              <w:top w:type="dxa" w:w="80"/>
-              <w:left w:type="dxa" w:w="100"/>
-              <w:bottom w:type="dxa" w:w="80"/>
-              <w:right w:type="dxa" w:w="100"/>
+            <w:tcMar>
+              <w:top w:type="dxa" w:w="100"/>
+              <w:left w:type="dxa" w:w="120"/>
+              <w:bottom w:type="dxa" w:w="100"/>
+              <w:right w:type="dxa" w:w="120"/>
             </w:tcMar>
           </w:tcPr>
           <w:p>
@@ -1597,10 +1589,10 @@
           <w:tcPr>
             <w:tcW w:type="dxa" w:w="4961"/>
             <w:tcMar>
-              <w:top w:type="dxa" w:w="80"/>
-              <w:left w:type="dxa" w:w="100"/>
-              <w:bottom w:type="dxa" w:w="80"/>
-              <w:right w:type="dxa" w:w="100"/>
+              <w:top w:type="dxa" w:w="100"/>
+              <w:left w:type="dxa" w:w="120"/>
+              <w:bottom w:type="dxa" w:w="100"/>
+              <w:right w:type="dxa" w:w="120"/>
             </w:tcMar>
           </w:tcPr>
           <w:p>
@@ -1621,10 +1613,10 @@
           <w:tcPr>
             <w:tcW w:type="dxa" w:w="4059"/>
             <w:tcMar>
-              <w:top w:type="dxa" w:w="80"/>
-              <w:left w:type="dxa" w:w="100"/>
-              <w:bottom w:type="dxa" w:w="80"/>
-              <w:right w:type="dxa" w:w="100"/>
+              <w:top w:type="dxa" w:w="100"/>
+              <w:left w:type="dxa" w:w="120"/>
+              <w:bottom w:type="dxa" w:w="100"/>
+              <w:right w:type="dxa" w:w="120"/>
             </w:tcMar>
           </w:tcPr>
           <w:p>
@@ -1645,13 +1637,13 @@
     </w:tbl>
     <w:p>
       <w:pPr>
-        <w:spacing w:after="160"/>
+        <w:spacing w:after="240"/>
       </w:pPr>
     </w:p>
     <w:p>
       <w:pPr>
         <w:pStyle w:val="Heading2"/>
-        <w:spacing w:after="140" w:before="280"/>
+        <w:spacing w:after="200" w:before="400"/>
       </w:pPr>
       <w:r>
         <w:rPr>
@@ -1672,7 +1664,7 @@
           <w:ilvl w:val="0"/>
           <w:numId w:val="2"/>
         </w:numPr>
-        <w:spacing w:after="60" w:line="300"/>
+        <w:spacing w:after="100" w:line="320"/>
       </w:pPr>
       <w:r>
         <w:rPr>
@@ -1690,7 +1682,7 @@
           <w:ilvl w:val="0"/>
           <w:numId w:val="2"/>
         </w:numPr>
-        <w:spacing w:after="60" w:line="300"/>
+        <w:spacing w:after="100" w:line="320"/>
       </w:pPr>
       <w:r>
         <w:rPr>
@@ -1708,7 +1700,7 @@
           <w:ilvl w:val="0"/>
           <w:numId w:val="2"/>
         </w:numPr>
-        <w:spacing w:after="60" w:line="300"/>
+        <w:spacing w:after="100" w:line="320"/>
       </w:pPr>
       <w:r>
         <w:rPr>
@@ -1726,7 +1718,7 @@
           <w:ilvl w:val="0"/>
           <w:numId w:val="2"/>
         </w:numPr>
-        <w:spacing w:after="60" w:line="300"/>
+        <w:spacing w:after="100" w:line="320"/>
       </w:pPr>
       <w:r>
         <w:rPr>
@@ -1741,7 +1733,7 @@
       <w:pPr>
         <w:pStyle w:val="Heading1"/>
         <w:pageBreakBefore/>
-        <w:spacing w:after="200" w:before="360"/>
+        <w:spacing w:after="280" w:before="480"/>
       </w:pPr>
       <w:r>
         <w:rPr>
@@ -1757,7 +1749,7 @@
     </w:p>
     <w:p>
       <w:pPr>
-        <w:spacing w:after="120" w:line="300"/>
+        <w:spacing w:after="180" w:line="320"/>
       </w:pPr>
       <w:r>
         <w:rPr>
@@ -1772,12 +1764,12 @@
       <w:tblPr>
         <w:tblW w:type="dxa" w:w="9020"/>
         <w:tblBorders>
-          <w:top w:val="single" w:color="auto" w:sz="4"/>
-          <w:left w:val="single" w:color="auto" w:sz="4"/>
-          <w:bottom w:val="single" w:color="auto" w:sz="4"/>
-          <w:right w:val="single" w:color="auto" w:sz="4"/>
-          <w:insideH w:val="single" w:color="auto" w:sz="4"/>
-          <w:insideV w:val="single" w:color="auto" w:sz="4"/>
+          <w:top w:val="single" w:color="000000" w:sz="4"/>
+          <w:left w:val="single" w:color="000000" w:sz="4"/>
+          <w:bottom w:val="single" w:color="000000" w:sz="4"/>
+          <w:right w:val="single" w:color="000000" w:sz="4"/>
+          <w:insideH w:val="single" w:color="000000" w:sz="4"/>
+          <w:insideV w:val="single" w:color="000000" w:sz="4"/>
         </w:tblBorders>
       </w:tblPr>
       <w:tblGrid>
@@ -1792,12 +1784,11 @@
         <w:tc>
           <w:tcPr>
             <w:tcW w:type="dxa" w:w="2345"/>
-            <w:shd w:fill="EAEFF5" w:color="auto" w:val="clear"/>
-            <w:tcMar>
-              <w:top w:type="dxa" w:w="80"/>
-              <w:left w:type="dxa" w:w="100"/>
-              <w:bottom w:type="dxa" w:w="80"/>
-              <w:right w:type="dxa" w:w="100"/>
+            <w:tcMar>
+              <w:top w:type="dxa" w:w="100"/>
+              <w:left w:type="dxa" w:w="120"/>
+              <w:bottom w:type="dxa" w:w="100"/>
+              <w:right w:type="dxa" w:w="120"/>
             </w:tcMar>
           </w:tcPr>
           <w:p>
@@ -1820,12 +1811,11 @@
         <w:tc>
           <w:tcPr>
             <w:tcW w:type="dxa" w:w="4690"/>
-            <w:shd w:fill="EAEFF5" w:color="auto" w:val="clear"/>
-            <w:tcMar>
-              <w:top w:type="dxa" w:w="80"/>
-              <w:left w:type="dxa" w:w="100"/>
-              <w:bottom w:type="dxa" w:w="80"/>
-              <w:right w:type="dxa" w:w="100"/>
+            <w:tcMar>
+              <w:top w:type="dxa" w:w="100"/>
+              <w:left w:type="dxa" w:w="120"/>
+              <w:bottom w:type="dxa" w:w="100"/>
+              <w:right w:type="dxa" w:w="120"/>
             </w:tcMar>
           </w:tcPr>
           <w:p>
@@ -1848,12 +1838,11 @@
         <w:tc>
           <w:tcPr>
             <w:tcW w:type="dxa" w:w="1984"/>
-            <w:shd w:fill="EAEFF5" w:color="auto" w:val="clear"/>
-            <w:tcMar>
-              <w:top w:type="dxa" w:w="80"/>
-              <w:left w:type="dxa" w:w="100"/>
-              <w:bottom w:type="dxa" w:w="80"/>
-              <w:right w:type="dxa" w:w="100"/>
+            <w:tcMar>
+              <w:top w:type="dxa" w:w="100"/>
+              <w:left w:type="dxa" w:w="120"/>
+              <w:bottom w:type="dxa" w:w="100"/>
+              <w:right w:type="dxa" w:w="120"/>
             </w:tcMar>
           </w:tcPr>
           <w:p>
@@ -1879,10 +1868,10 @@
           <w:tcPr>
             <w:tcW w:type="dxa" w:w="2345"/>
             <w:tcMar>
-              <w:top w:type="dxa" w:w="80"/>
-              <w:left w:type="dxa" w:w="100"/>
-              <w:bottom w:type="dxa" w:w="80"/>
-              <w:right w:type="dxa" w:w="100"/>
+              <w:top w:type="dxa" w:w="100"/>
+              <w:left w:type="dxa" w:w="120"/>
+              <w:bottom w:type="dxa" w:w="100"/>
+              <w:right w:type="dxa" w:w="120"/>
             </w:tcMar>
           </w:tcPr>
           <w:p>
@@ -1903,10 +1892,10 @@
           <w:tcPr>
             <w:tcW w:type="dxa" w:w="4690"/>
             <w:tcMar>
-              <w:top w:type="dxa" w:w="80"/>
-              <w:left w:type="dxa" w:w="100"/>
-              <w:bottom w:type="dxa" w:w="80"/>
-              <w:right w:type="dxa" w:w="100"/>
+              <w:top w:type="dxa" w:w="100"/>
+              <w:left w:type="dxa" w:w="120"/>
+              <w:bottom w:type="dxa" w:w="100"/>
+              <w:right w:type="dxa" w:w="120"/>
             </w:tcMar>
           </w:tcPr>
           <w:p>
@@ -1927,10 +1916,10 @@
           <w:tcPr>
             <w:tcW w:type="dxa" w:w="1984"/>
             <w:tcMar>
-              <w:top w:type="dxa" w:w="80"/>
-              <w:left w:type="dxa" w:w="100"/>
-              <w:bottom w:type="dxa" w:w="80"/>
-              <w:right w:type="dxa" w:w="100"/>
+              <w:top w:type="dxa" w:w="100"/>
+              <w:left w:type="dxa" w:w="120"/>
+              <w:bottom w:type="dxa" w:w="100"/>
+              <w:right w:type="dxa" w:w="120"/>
             </w:tcMar>
           </w:tcPr>
           <w:p>
@@ -1952,12 +1941,11 @@
         <w:tc>
           <w:tcPr>
             <w:tcW w:type="dxa" w:w="2345"/>
-            <w:shd w:fill="F3F6FA" w:color="auto" w:val="clear"/>
-            <w:tcMar>
-              <w:top w:type="dxa" w:w="80"/>
-              <w:left w:type="dxa" w:w="100"/>
-              <w:bottom w:type="dxa" w:w="80"/>
-              <w:right w:type="dxa" w:w="100"/>
+            <w:tcMar>
+              <w:top w:type="dxa" w:w="100"/>
+              <w:left w:type="dxa" w:w="120"/>
+              <w:bottom w:type="dxa" w:w="100"/>
+              <w:right w:type="dxa" w:w="120"/>
             </w:tcMar>
           </w:tcPr>
           <w:p>
@@ -1977,12 +1965,11 @@
         <w:tc>
           <w:tcPr>
             <w:tcW w:type="dxa" w:w="4690"/>
-            <w:shd w:fill="F3F6FA" w:color="auto" w:val="clear"/>
-            <w:tcMar>
-              <w:top w:type="dxa" w:w="80"/>
-              <w:left w:type="dxa" w:w="100"/>
-              <w:bottom w:type="dxa" w:w="80"/>
-              <w:right w:type="dxa" w:w="100"/>
+            <w:tcMar>
+              <w:top w:type="dxa" w:w="100"/>
+              <w:left w:type="dxa" w:w="120"/>
+              <w:bottom w:type="dxa" w:w="100"/>
+              <w:right w:type="dxa" w:w="120"/>
             </w:tcMar>
           </w:tcPr>
           <w:p>
@@ -2002,12 +1989,11 @@
         <w:tc>
           <w:tcPr>
             <w:tcW w:type="dxa" w:w="1984"/>
-            <w:shd w:fill="F3F6FA" w:color="auto" w:val="clear"/>
-            <w:tcMar>
-              <w:top w:type="dxa" w:w="80"/>
-              <w:left w:type="dxa" w:w="100"/>
-              <w:bottom w:type="dxa" w:w="80"/>
-              <w:right w:type="dxa" w:w="100"/>
+            <w:tcMar>
+              <w:top w:type="dxa" w:w="100"/>
+              <w:left w:type="dxa" w:w="120"/>
+              <w:bottom w:type="dxa" w:w="100"/>
+              <w:right w:type="dxa" w:w="120"/>
             </w:tcMar>
           </w:tcPr>
           <w:p>
@@ -2030,10 +2016,10 @@
           <w:tcPr>
             <w:tcW w:type="dxa" w:w="2345"/>
             <w:tcMar>
-              <w:top w:type="dxa" w:w="80"/>
-              <w:left w:type="dxa" w:w="100"/>
-              <w:bottom w:type="dxa" w:w="80"/>
-              <w:right w:type="dxa" w:w="100"/>
+              <w:top w:type="dxa" w:w="100"/>
+              <w:left w:type="dxa" w:w="120"/>
+              <w:bottom w:type="dxa" w:w="100"/>
+              <w:right w:type="dxa" w:w="120"/>
             </w:tcMar>
           </w:tcPr>
           <w:p>
@@ -2054,10 +2040,10 @@
           <w:tcPr>
             <w:tcW w:type="dxa" w:w="4690"/>
             <w:tcMar>
-              <w:top w:type="dxa" w:w="80"/>
-              <w:left w:type="dxa" w:w="100"/>
-              <w:bottom w:type="dxa" w:w="80"/>
-              <w:right w:type="dxa" w:w="100"/>
+              <w:top w:type="dxa" w:w="100"/>
+              <w:left w:type="dxa" w:w="120"/>
+              <w:bottom w:type="dxa" w:w="100"/>
+              <w:right w:type="dxa" w:w="120"/>
             </w:tcMar>
           </w:tcPr>
           <w:p>
@@ -2078,10 +2064,10 @@
           <w:tcPr>
             <w:tcW w:type="dxa" w:w="1984"/>
             <w:tcMar>
-              <w:top w:type="dxa" w:w="80"/>
-              <w:left w:type="dxa" w:w="100"/>
-              <w:bottom w:type="dxa" w:w="80"/>
-              <w:right w:type="dxa" w:w="100"/>
+              <w:top w:type="dxa" w:w="100"/>
+              <w:left w:type="dxa" w:w="120"/>
+              <w:bottom w:type="dxa" w:w="100"/>
+              <w:right w:type="dxa" w:w="120"/>
             </w:tcMar>
           </w:tcPr>
           <w:p>
@@ -2103,12 +2089,11 @@
         <w:tc>
           <w:tcPr>
             <w:tcW w:type="dxa" w:w="2345"/>
-            <w:shd w:fill="F3F6FA" w:color="auto" w:val="clear"/>
-            <w:tcMar>
-              <w:top w:type="dxa" w:w="80"/>
-              <w:left w:type="dxa" w:w="100"/>
-              <w:bottom w:type="dxa" w:w="80"/>
-              <w:right w:type="dxa" w:w="100"/>
+            <w:tcMar>
+              <w:top w:type="dxa" w:w="100"/>
+              <w:left w:type="dxa" w:w="120"/>
+              <w:bottom w:type="dxa" w:w="100"/>
+              <w:right w:type="dxa" w:w="120"/>
             </w:tcMar>
           </w:tcPr>
           <w:p>
@@ -2128,12 +2113,11 @@
         <w:tc>
           <w:tcPr>
             <w:tcW w:type="dxa" w:w="4690"/>
-            <w:shd w:fill="F3F6FA" w:color="auto" w:val="clear"/>
-            <w:tcMar>
-              <w:top w:type="dxa" w:w="80"/>
-              <w:left w:type="dxa" w:w="100"/>
-              <w:bottom w:type="dxa" w:w="80"/>
-              <w:right w:type="dxa" w:w="100"/>
+            <w:tcMar>
+              <w:top w:type="dxa" w:w="100"/>
+              <w:left w:type="dxa" w:w="120"/>
+              <w:bottom w:type="dxa" w:w="100"/>
+              <w:right w:type="dxa" w:w="120"/>
             </w:tcMar>
           </w:tcPr>
           <w:p>
@@ -2153,12 +2137,11 @@
         <w:tc>
           <w:tcPr>
             <w:tcW w:type="dxa" w:w="1984"/>
-            <w:shd w:fill="F3F6FA" w:color="auto" w:val="clear"/>
-            <w:tcMar>
-              <w:top w:type="dxa" w:w="80"/>
-              <w:left w:type="dxa" w:w="100"/>
-              <w:bottom w:type="dxa" w:w="80"/>
-              <w:right w:type="dxa" w:w="100"/>
+            <w:tcMar>
+              <w:top w:type="dxa" w:w="100"/>
+              <w:left w:type="dxa" w:w="120"/>
+              <w:bottom w:type="dxa" w:w="100"/>
+              <w:right w:type="dxa" w:w="120"/>
             </w:tcMar>
           </w:tcPr>
           <w:p>
@@ -2181,10 +2164,10 @@
           <w:tcPr>
             <w:tcW w:type="dxa" w:w="2345"/>
             <w:tcMar>
-              <w:top w:type="dxa" w:w="80"/>
-              <w:left w:type="dxa" w:w="100"/>
-              <w:bottom w:type="dxa" w:w="80"/>
-              <w:right w:type="dxa" w:w="100"/>
+              <w:top w:type="dxa" w:w="100"/>
+              <w:left w:type="dxa" w:w="120"/>
+              <w:bottom w:type="dxa" w:w="100"/>
+              <w:right w:type="dxa" w:w="120"/>
             </w:tcMar>
           </w:tcPr>
           <w:p>
@@ -2205,10 +2188,10 @@
           <w:tcPr>
             <w:tcW w:type="dxa" w:w="4690"/>
             <w:tcMar>
-              <w:top w:type="dxa" w:w="80"/>
-              <w:left w:type="dxa" w:w="100"/>
-              <w:bottom w:type="dxa" w:w="80"/>
-              <w:right w:type="dxa" w:w="100"/>
+              <w:top w:type="dxa" w:w="100"/>
+              <w:left w:type="dxa" w:w="120"/>
+              <w:bottom w:type="dxa" w:w="100"/>
+              <w:right w:type="dxa" w:w="120"/>
             </w:tcMar>
           </w:tcPr>
           <w:p>
@@ -2229,10 +2212,10 @@
           <w:tcPr>
             <w:tcW w:type="dxa" w:w="1984"/>
             <w:tcMar>
-              <w:top w:type="dxa" w:w="80"/>
-              <w:left w:type="dxa" w:w="100"/>
-              <w:bottom w:type="dxa" w:w="80"/>
-              <w:right w:type="dxa" w:w="100"/>
+              <w:top w:type="dxa" w:w="100"/>
+              <w:left w:type="dxa" w:w="120"/>
+              <w:bottom w:type="dxa" w:w="100"/>
+              <w:right w:type="dxa" w:w="120"/>
             </w:tcMar>
           </w:tcPr>
           <w:p>
@@ -2254,12 +2237,11 @@
         <w:tc>
           <w:tcPr>
             <w:tcW w:type="dxa" w:w="2345"/>
-            <w:shd w:fill="F3F6FA" w:color="auto" w:val="clear"/>
-            <w:tcMar>
-              <w:top w:type="dxa" w:w="80"/>
-              <w:left w:type="dxa" w:w="100"/>
-              <w:bottom w:type="dxa" w:w="80"/>
-              <w:right w:type="dxa" w:w="100"/>
+            <w:tcMar>
+              <w:top w:type="dxa" w:w="100"/>
+              <w:left w:type="dxa" w:w="120"/>
+              <w:bottom w:type="dxa" w:w="100"/>
+              <w:right w:type="dxa" w:w="120"/>
             </w:tcMar>
           </w:tcPr>
           <w:p>
@@ -2279,12 +2261,11 @@
         <w:tc>
           <w:tcPr>
             <w:tcW w:type="dxa" w:w="4690"/>
-            <w:shd w:fill="F3F6FA" w:color="auto" w:val="clear"/>
-            <w:tcMar>
-              <w:top w:type="dxa" w:w="80"/>
-              <w:left w:type="dxa" w:w="100"/>
-              <w:bottom w:type="dxa" w:w="80"/>
-              <w:right w:type="dxa" w:w="100"/>
+            <w:tcMar>
+              <w:top w:type="dxa" w:w="100"/>
+              <w:left w:type="dxa" w:w="120"/>
+              <w:bottom w:type="dxa" w:w="100"/>
+              <w:right w:type="dxa" w:w="120"/>
             </w:tcMar>
           </w:tcPr>
           <w:p>
@@ -2304,12 +2285,11 @@
         <w:tc>
           <w:tcPr>
             <w:tcW w:type="dxa" w:w="1984"/>
-            <w:shd w:fill="F3F6FA" w:color="auto" w:val="clear"/>
-            <w:tcMar>
-              <w:top w:type="dxa" w:w="80"/>
-              <w:left w:type="dxa" w:w="100"/>
-              <w:bottom w:type="dxa" w:w="80"/>
-              <w:right w:type="dxa" w:w="100"/>
+            <w:tcMar>
+              <w:top w:type="dxa" w:w="100"/>
+              <w:left w:type="dxa" w:w="120"/>
+              <w:bottom w:type="dxa" w:w="100"/>
+              <w:right w:type="dxa" w:w="120"/>
             </w:tcMar>
           </w:tcPr>
           <w:p>
@@ -2332,10 +2312,10 @@
           <w:tcPr>
             <w:tcW w:type="dxa" w:w="2345"/>
             <w:tcMar>
-              <w:top w:type="dxa" w:w="80"/>
-              <w:left w:type="dxa" w:w="100"/>
-              <w:bottom w:type="dxa" w:w="80"/>
-              <w:right w:type="dxa" w:w="100"/>
+              <w:top w:type="dxa" w:w="100"/>
+              <w:left w:type="dxa" w:w="120"/>
+              <w:bottom w:type="dxa" w:w="100"/>
+              <w:right w:type="dxa" w:w="120"/>
             </w:tcMar>
           </w:tcPr>
           <w:p>
@@ -2356,10 +2336,10 @@
           <w:tcPr>
             <w:tcW w:type="dxa" w:w="4690"/>
             <w:tcMar>
-              <w:top w:type="dxa" w:w="80"/>
-              <w:left w:type="dxa" w:w="100"/>
-              <w:bottom w:type="dxa" w:w="80"/>
-              <w:right w:type="dxa" w:w="100"/>
+              <w:top w:type="dxa" w:w="100"/>
+              <w:left w:type="dxa" w:w="120"/>
+              <w:bottom w:type="dxa" w:w="100"/>
+              <w:right w:type="dxa" w:w="120"/>
             </w:tcMar>
           </w:tcPr>
           <w:p>
@@ -2380,10 +2360,10 @@
           <w:tcPr>
             <w:tcW w:type="dxa" w:w="1984"/>
             <w:tcMar>
-              <w:top w:type="dxa" w:w="80"/>
-              <w:left w:type="dxa" w:w="100"/>
-              <w:bottom w:type="dxa" w:w="80"/>
-              <w:right w:type="dxa" w:w="100"/>
+              <w:top w:type="dxa" w:w="100"/>
+              <w:left w:type="dxa" w:w="120"/>
+              <w:bottom w:type="dxa" w:w="100"/>
+              <w:right w:type="dxa" w:w="120"/>
             </w:tcMar>
           </w:tcPr>
           <w:p>
@@ -2405,12 +2385,11 @@
         <w:tc>
           <w:tcPr>
             <w:tcW w:type="dxa" w:w="2345"/>
-            <w:shd w:fill="F3F6FA" w:color="auto" w:val="clear"/>
-            <w:tcMar>
-              <w:top w:type="dxa" w:w="80"/>
-              <w:left w:type="dxa" w:w="100"/>
-              <w:bottom w:type="dxa" w:w="80"/>
-              <w:right w:type="dxa" w:w="100"/>
+            <w:tcMar>
+              <w:top w:type="dxa" w:w="100"/>
+              <w:left w:type="dxa" w:w="120"/>
+              <w:bottom w:type="dxa" w:w="100"/>
+              <w:right w:type="dxa" w:w="120"/>
             </w:tcMar>
           </w:tcPr>
           <w:p>
@@ -2430,12 +2409,11 @@
         <w:tc>
           <w:tcPr>
             <w:tcW w:type="dxa" w:w="4690"/>
-            <w:shd w:fill="F3F6FA" w:color="auto" w:val="clear"/>
-            <w:tcMar>
-              <w:top w:type="dxa" w:w="80"/>
-              <w:left w:type="dxa" w:w="100"/>
-              <w:bottom w:type="dxa" w:w="80"/>
-              <w:right w:type="dxa" w:w="100"/>
+            <w:tcMar>
+              <w:top w:type="dxa" w:w="100"/>
+              <w:left w:type="dxa" w:w="120"/>
+              <w:bottom w:type="dxa" w:w="100"/>
+              <w:right w:type="dxa" w:w="120"/>
             </w:tcMar>
           </w:tcPr>
           <w:p>
@@ -2455,12 +2433,11 @@
         <w:tc>
           <w:tcPr>
             <w:tcW w:type="dxa" w:w="1984"/>
-            <w:shd w:fill="F3F6FA" w:color="auto" w:val="clear"/>
-            <w:tcMar>
-              <w:top w:type="dxa" w:w="80"/>
-              <w:left w:type="dxa" w:w="100"/>
-              <w:bottom w:type="dxa" w:w="80"/>
-              <w:right w:type="dxa" w:w="100"/>
+            <w:tcMar>
+              <w:top w:type="dxa" w:w="100"/>
+              <w:left w:type="dxa" w:w="120"/>
+              <w:bottom w:type="dxa" w:w="100"/>
+              <w:right w:type="dxa" w:w="120"/>
             </w:tcMar>
           </w:tcPr>
           <w:p>
@@ -2483,10 +2460,10 @@
           <w:tcPr>
             <w:tcW w:type="dxa" w:w="2345"/>
             <w:tcMar>
-              <w:top w:type="dxa" w:w="80"/>
-              <w:left w:type="dxa" w:w="100"/>
-              <w:bottom w:type="dxa" w:w="80"/>
-              <w:right w:type="dxa" w:w="100"/>
+              <w:top w:type="dxa" w:w="100"/>
+              <w:left w:type="dxa" w:w="120"/>
+              <w:bottom w:type="dxa" w:w="100"/>
+              <w:right w:type="dxa" w:w="120"/>
             </w:tcMar>
           </w:tcPr>
           <w:p>
@@ -2507,10 +2484,10 @@
           <w:tcPr>
             <w:tcW w:type="dxa" w:w="4690"/>
             <w:tcMar>
-              <w:top w:type="dxa" w:w="80"/>
-              <w:left w:type="dxa" w:w="100"/>
-              <w:bottom w:type="dxa" w:w="80"/>
-              <w:right w:type="dxa" w:w="100"/>
+              <w:top w:type="dxa" w:w="100"/>
+              <w:left w:type="dxa" w:w="120"/>
+              <w:bottom w:type="dxa" w:w="100"/>
+              <w:right w:type="dxa" w:w="120"/>
             </w:tcMar>
           </w:tcPr>
           <w:p>
@@ -2531,10 +2508,10 @@
           <w:tcPr>
             <w:tcW w:type="dxa" w:w="1984"/>
             <w:tcMar>
-              <w:top w:type="dxa" w:w="80"/>
-              <w:left w:type="dxa" w:w="100"/>
-              <w:bottom w:type="dxa" w:w="80"/>
-              <w:right w:type="dxa" w:w="100"/>
+              <w:top w:type="dxa" w:w="100"/>
+              <w:left w:type="dxa" w:w="120"/>
+              <w:bottom w:type="dxa" w:w="100"/>
+              <w:right w:type="dxa" w:w="120"/>
             </w:tcMar>
           </w:tcPr>
           <w:p>
@@ -2556,12 +2533,11 @@
         <w:tc>
           <w:tcPr>
             <w:tcW w:type="dxa" w:w="2345"/>
-            <w:shd w:fill="F3F6FA" w:color="auto" w:val="clear"/>
-            <w:tcMar>
-              <w:top w:type="dxa" w:w="80"/>
-              <w:left w:type="dxa" w:w="100"/>
-              <w:bottom w:type="dxa" w:w="80"/>
-              <w:right w:type="dxa" w:w="100"/>
+            <w:tcMar>
+              <w:top w:type="dxa" w:w="100"/>
+              <w:left w:type="dxa" w:w="120"/>
+              <w:bottom w:type="dxa" w:w="100"/>
+              <w:right w:type="dxa" w:w="120"/>
             </w:tcMar>
           </w:tcPr>
           <w:p>
@@ -2581,12 +2557,11 @@
         <w:tc>
           <w:tcPr>
             <w:tcW w:type="dxa" w:w="4690"/>
-            <w:shd w:fill="F3F6FA" w:color="auto" w:val="clear"/>
-            <w:tcMar>
-              <w:top w:type="dxa" w:w="80"/>
-              <w:left w:type="dxa" w:w="100"/>
-              <w:bottom w:type="dxa" w:w="80"/>
-              <w:right w:type="dxa" w:w="100"/>
+            <w:tcMar>
+              <w:top w:type="dxa" w:w="100"/>
+              <w:left w:type="dxa" w:w="120"/>
+              <w:bottom w:type="dxa" w:w="100"/>
+              <w:right w:type="dxa" w:w="120"/>
             </w:tcMar>
           </w:tcPr>
           <w:p>
@@ -2606,12 +2581,11 @@
         <w:tc>
           <w:tcPr>
             <w:tcW w:type="dxa" w:w="1984"/>
-            <w:shd w:fill="F3F6FA" w:color="auto" w:val="clear"/>
-            <w:tcMar>
-              <w:top w:type="dxa" w:w="80"/>
-              <w:left w:type="dxa" w:w="100"/>
-              <w:bottom w:type="dxa" w:w="80"/>
-              <w:right w:type="dxa" w:w="100"/>
+            <w:tcMar>
+              <w:top w:type="dxa" w:w="100"/>
+              <w:left w:type="dxa" w:w="120"/>
+              <w:bottom w:type="dxa" w:w="100"/>
+              <w:right w:type="dxa" w:w="120"/>
             </w:tcMar>
           </w:tcPr>
           <w:p>
@@ -2634,10 +2608,10 @@
           <w:tcPr>
             <w:tcW w:type="dxa" w:w="2345"/>
             <w:tcMar>
-              <w:top w:type="dxa" w:w="80"/>
-              <w:left w:type="dxa" w:w="100"/>
-              <w:bottom w:type="dxa" w:w="80"/>
-              <w:right w:type="dxa" w:w="100"/>
+              <w:top w:type="dxa" w:w="100"/>
+              <w:left w:type="dxa" w:w="120"/>
+              <w:bottom w:type="dxa" w:w="100"/>
+              <w:right w:type="dxa" w:w="120"/>
             </w:tcMar>
           </w:tcPr>
           <w:p>
@@ -2658,10 +2632,10 @@
           <w:tcPr>
             <w:tcW w:type="dxa" w:w="4690"/>
             <w:tcMar>
-              <w:top w:type="dxa" w:w="80"/>
-              <w:left w:type="dxa" w:w="100"/>
-              <w:bottom w:type="dxa" w:w="80"/>
-              <w:right w:type="dxa" w:w="100"/>
+              <w:top w:type="dxa" w:w="100"/>
+              <w:left w:type="dxa" w:w="120"/>
+              <w:bottom w:type="dxa" w:w="100"/>
+              <w:right w:type="dxa" w:w="120"/>
             </w:tcMar>
           </w:tcPr>
           <w:p>
@@ -2682,10 +2656,10 @@
           <w:tcPr>
             <w:tcW w:type="dxa" w:w="1984"/>
             <w:tcMar>
-              <w:top w:type="dxa" w:w="80"/>
-              <w:left w:type="dxa" w:w="100"/>
-              <w:bottom w:type="dxa" w:w="80"/>
-              <w:right w:type="dxa" w:w="100"/>
+              <w:top w:type="dxa" w:w="100"/>
+              <w:left w:type="dxa" w:w="120"/>
+              <w:bottom w:type="dxa" w:w="100"/>
+              <w:right w:type="dxa" w:w="120"/>
             </w:tcMar>
           </w:tcPr>
           <w:p>
@@ -2708,7 +2682,7 @@
       <w:pPr>
         <w:pStyle w:val="Heading1"/>
         <w:pageBreakBefore/>
-        <w:spacing w:after="200" w:before="360"/>
+        <w:spacing w:after="280" w:before="480"/>
       </w:pPr>
       <w:r>
         <w:rPr>
@@ -2724,7 +2698,7 @@
     </w:p>
     <w:p>
       <w:pPr>
-        <w:spacing w:after="120" w:line="300"/>
+        <w:spacing w:after="180" w:line="320"/>
       </w:pPr>
       <w:r>
         <w:rPr>
@@ -2739,12 +2713,12 @@
       <w:tblPr>
         <w:tblW w:type="dxa" w:w="9020"/>
         <w:tblBorders>
-          <w:top w:val="single" w:color="auto" w:sz="4"/>
-          <w:left w:val="single" w:color="auto" w:sz="4"/>
-          <w:bottom w:val="single" w:color="auto" w:sz="4"/>
-          <w:right w:val="single" w:color="auto" w:sz="4"/>
-          <w:insideH w:val="single" w:color="auto" w:sz="4"/>
-          <w:insideV w:val="single" w:color="auto" w:sz="4"/>
+          <w:top w:val="single" w:color="000000" w:sz="4"/>
+          <w:left w:val="single" w:color="000000" w:sz="4"/>
+          <w:bottom w:val="single" w:color="000000" w:sz="4"/>
+          <w:right w:val="single" w:color="000000" w:sz="4"/>
+          <w:insideH w:val="single" w:color="000000" w:sz="4"/>
+          <w:insideV w:val="single" w:color="000000" w:sz="4"/>
         </w:tblBorders>
       </w:tblPr>
       <w:tblGrid>
@@ -2759,12 +2733,11 @@
         <w:tc>
           <w:tcPr>
             <w:tcW w:type="dxa" w:w="2165"/>
-            <w:shd w:fill="EAEFF5" w:color="auto" w:val="clear"/>
-            <w:tcMar>
-              <w:top w:type="dxa" w:w="80"/>
-              <w:left w:type="dxa" w:w="100"/>
-              <w:bottom w:type="dxa" w:w="80"/>
-              <w:right w:type="dxa" w:w="100"/>
+            <w:tcMar>
+              <w:top w:type="dxa" w:w="100"/>
+              <w:left w:type="dxa" w:w="120"/>
+              <w:bottom w:type="dxa" w:w="100"/>
+              <w:right w:type="dxa" w:w="120"/>
             </w:tcMar>
           </w:tcPr>
           <w:p>
@@ -2787,12 +2760,11 @@
         <w:tc>
           <w:tcPr>
             <w:tcW w:type="dxa" w:w="4510"/>
-            <w:shd w:fill="EAEFF5" w:color="auto" w:val="clear"/>
-            <w:tcMar>
-              <w:top w:type="dxa" w:w="80"/>
-              <w:left w:type="dxa" w:w="100"/>
-              <w:bottom w:type="dxa" w:w="80"/>
-              <w:right w:type="dxa" w:w="100"/>
+            <w:tcMar>
+              <w:top w:type="dxa" w:w="100"/>
+              <w:left w:type="dxa" w:w="120"/>
+              <w:bottom w:type="dxa" w:w="100"/>
+              <w:right w:type="dxa" w:w="120"/>
             </w:tcMar>
           </w:tcPr>
           <w:p>
@@ -2815,12 +2787,11 @@
         <w:tc>
           <w:tcPr>
             <w:tcW w:type="dxa" w:w="2345"/>
-            <w:shd w:fill="EAEFF5" w:color="auto" w:val="clear"/>
-            <w:tcMar>
-              <w:top w:type="dxa" w:w="80"/>
-              <w:left w:type="dxa" w:w="100"/>
-              <w:bottom w:type="dxa" w:w="80"/>
-              <w:right w:type="dxa" w:w="100"/>
+            <w:tcMar>
+              <w:top w:type="dxa" w:w="100"/>
+              <w:left w:type="dxa" w:w="120"/>
+              <w:bottom w:type="dxa" w:w="100"/>
+              <w:right w:type="dxa" w:w="120"/>
             </w:tcMar>
           </w:tcPr>
           <w:p>
@@ -2846,10 +2817,10 @@
           <w:tcPr>
             <w:tcW w:type="dxa" w:w="2165"/>
             <w:tcMar>
-              <w:top w:type="dxa" w:w="80"/>
-              <w:left w:type="dxa" w:w="100"/>
-              <w:bottom w:type="dxa" w:w="80"/>
-              <w:right w:type="dxa" w:w="100"/>
+              <w:top w:type="dxa" w:w="100"/>
+              <w:left w:type="dxa" w:w="120"/>
+              <w:bottom w:type="dxa" w:w="100"/>
+              <w:right w:type="dxa" w:w="120"/>
             </w:tcMar>
           </w:tcPr>
           <w:p>
@@ -2870,10 +2841,10 @@
           <w:tcPr>
             <w:tcW w:type="dxa" w:w="4510"/>
             <w:tcMar>
-              <w:top w:type="dxa" w:w="80"/>
-              <w:left w:type="dxa" w:w="100"/>
-              <w:bottom w:type="dxa" w:w="80"/>
-              <w:right w:type="dxa" w:w="100"/>
+              <w:top w:type="dxa" w:w="100"/>
+              <w:left w:type="dxa" w:w="120"/>
+              <w:bottom w:type="dxa" w:w="100"/>
+              <w:right w:type="dxa" w:w="120"/>
             </w:tcMar>
           </w:tcPr>
           <w:p>
@@ -2894,10 +2865,10 @@
           <w:tcPr>
             <w:tcW w:type="dxa" w:w="2345"/>
             <w:tcMar>
-              <w:top w:type="dxa" w:w="80"/>
-              <w:left w:type="dxa" w:w="100"/>
-              <w:bottom w:type="dxa" w:w="80"/>
-              <w:right w:type="dxa" w:w="100"/>
+              <w:top w:type="dxa" w:w="100"/>
+              <w:left w:type="dxa" w:w="120"/>
+              <w:bottom w:type="dxa" w:w="100"/>
+              <w:right w:type="dxa" w:w="120"/>
             </w:tcMar>
           </w:tcPr>
           <w:p>
@@ -2919,12 +2890,11 @@
         <w:tc>
           <w:tcPr>
             <w:tcW w:type="dxa" w:w="2165"/>
-            <w:shd w:fill="F3F6FA" w:color="auto" w:val="clear"/>
-            <w:tcMar>
-              <w:top w:type="dxa" w:w="80"/>
-              <w:left w:type="dxa" w:w="100"/>
-              <w:bottom w:type="dxa" w:w="80"/>
-              <w:right w:type="dxa" w:w="100"/>
+            <w:tcMar>
+              <w:top w:type="dxa" w:w="100"/>
+              <w:left w:type="dxa" w:w="120"/>
+              <w:bottom w:type="dxa" w:w="100"/>
+              <w:right w:type="dxa" w:w="120"/>
             </w:tcMar>
           </w:tcPr>
           <w:p>
@@ -2944,12 +2914,11 @@
         <w:tc>
           <w:tcPr>
             <w:tcW w:type="dxa" w:w="4510"/>
-            <w:shd w:fill="F3F6FA" w:color="auto" w:val="clear"/>
-            <w:tcMar>
-              <w:top w:type="dxa" w:w="80"/>
-              <w:left w:type="dxa" w:w="100"/>
-              <w:bottom w:type="dxa" w:w="80"/>
-              <w:right w:type="dxa" w:w="100"/>
+            <w:tcMar>
+              <w:top w:type="dxa" w:w="100"/>
+              <w:left w:type="dxa" w:w="120"/>
+              <w:bottom w:type="dxa" w:w="100"/>
+              <w:right w:type="dxa" w:w="120"/>
             </w:tcMar>
           </w:tcPr>
           <w:p>
@@ -2969,12 +2938,11 @@
         <w:tc>
           <w:tcPr>
             <w:tcW w:type="dxa" w:w="2345"/>
-            <w:shd w:fill="F3F6FA" w:color="auto" w:val="clear"/>
-            <w:tcMar>
-              <w:top w:type="dxa" w:w="80"/>
-              <w:left w:type="dxa" w:w="100"/>
-              <w:bottom w:type="dxa" w:w="80"/>
-              <w:right w:type="dxa" w:w="100"/>
+            <w:tcMar>
+              <w:top w:type="dxa" w:w="100"/>
+              <w:left w:type="dxa" w:w="120"/>
+              <w:bottom w:type="dxa" w:w="100"/>
+              <w:right w:type="dxa" w:w="120"/>
             </w:tcMar>
           </w:tcPr>
           <w:p>
@@ -2997,10 +2965,10 @@
           <w:tcPr>
             <w:tcW w:type="dxa" w:w="2165"/>
             <w:tcMar>
-              <w:top w:type="dxa" w:w="80"/>
-              <w:left w:type="dxa" w:w="100"/>
-              <w:bottom w:type="dxa" w:w="80"/>
-              <w:right w:type="dxa" w:w="100"/>
+              <w:top w:type="dxa" w:w="100"/>
+              <w:left w:type="dxa" w:w="120"/>
+              <w:bottom w:type="dxa" w:w="100"/>
+              <w:right w:type="dxa" w:w="120"/>
             </w:tcMar>
           </w:tcPr>
           <w:p>
@@ -3021,10 +2989,10 @@
           <w:tcPr>
             <w:tcW w:type="dxa" w:w="4510"/>
             <w:tcMar>
-              <w:top w:type="dxa" w:w="80"/>
-              <w:left w:type="dxa" w:w="100"/>
-              <w:bottom w:type="dxa" w:w="80"/>
-              <w:right w:type="dxa" w:w="100"/>
+              <w:top w:type="dxa" w:w="100"/>
+              <w:left w:type="dxa" w:w="120"/>
+              <w:bottom w:type="dxa" w:w="100"/>
+              <w:right w:type="dxa" w:w="120"/>
             </w:tcMar>
           </w:tcPr>
           <w:p>
@@ -3045,10 +3013,10 @@
           <w:tcPr>
             <w:tcW w:type="dxa" w:w="2345"/>
             <w:tcMar>
-              <w:top w:type="dxa" w:w="80"/>
-              <w:left w:type="dxa" w:w="100"/>
-              <w:bottom w:type="dxa" w:w="80"/>
-              <w:right w:type="dxa" w:w="100"/>
+              <w:top w:type="dxa" w:w="100"/>
+              <w:left w:type="dxa" w:w="120"/>
+              <w:bottom w:type="dxa" w:w="100"/>
+              <w:right w:type="dxa" w:w="120"/>
             </w:tcMar>
           </w:tcPr>
           <w:p>
@@ -3070,12 +3038,11 @@
         <w:tc>
           <w:tcPr>
             <w:tcW w:type="dxa" w:w="2165"/>
-            <w:shd w:fill="F3F6FA" w:color="auto" w:val="clear"/>
-            <w:tcMar>
-              <w:top w:type="dxa" w:w="80"/>
-              <w:left w:type="dxa" w:w="100"/>
-              <w:bottom w:type="dxa" w:w="80"/>
-              <w:right w:type="dxa" w:w="100"/>
+            <w:tcMar>
+              <w:top w:type="dxa" w:w="100"/>
+              <w:left w:type="dxa" w:w="120"/>
+              <w:bottom w:type="dxa" w:w="100"/>
+              <w:right w:type="dxa" w:w="120"/>
             </w:tcMar>
           </w:tcPr>
           <w:p>
@@ -3095,12 +3062,11 @@
         <w:tc>
           <w:tcPr>
             <w:tcW w:type="dxa" w:w="4510"/>
-            <w:shd w:fill="F3F6FA" w:color="auto" w:val="clear"/>
-            <w:tcMar>
-              <w:top w:type="dxa" w:w="80"/>
-              <w:left w:type="dxa" w:w="100"/>
-              <w:bottom w:type="dxa" w:w="80"/>
-              <w:right w:type="dxa" w:w="100"/>
+            <w:tcMar>
+              <w:top w:type="dxa" w:w="100"/>
+              <w:left w:type="dxa" w:w="120"/>
+              <w:bottom w:type="dxa" w:w="100"/>
+              <w:right w:type="dxa" w:w="120"/>
             </w:tcMar>
           </w:tcPr>
           <w:p>
@@ -3120,12 +3086,11 @@
         <w:tc>
           <w:tcPr>
             <w:tcW w:type="dxa" w:w="2345"/>
-            <w:shd w:fill="F3F6FA" w:color="auto" w:val="clear"/>
-            <w:tcMar>
-              <w:top w:type="dxa" w:w="80"/>
-              <w:left w:type="dxa" w:w="100"/>
-              <w:bottom w:type="dxa" w:w="80"/>
-              <w:right w:type="dxa" w:w="100"/>
+            <w:tcMar>
+              <w:top w:type="dxa" w:w="100"/>
+              <w:left w:type="dxa" w:w="120"/>
+              <w:bottom w:type="dxa" w:w="100"/>
+              <w:right w:type="dxa" w:w="120"/>
             </w:tcMar>
           </w:tcPr>
           <w:p>
@@ -3148,10 +3113,10 @@
           <w:tcPr>
             <w:tcW w:type="dxa" w:w="2165"/>
             <w:tcMar>
-              <w:top w:type="dxa" w:w="80"/>
-              <w:left w:type="dxa" w:w="100"/>
-              <w:bottom w:type="dxa" w:w="80"/>
-              <w:right w:type="dxa" w:w="100"/>
+              <w:top w:type="dxa" w:w="100"/>
+              <w:left w:type="dxa" w:w="120"/>
+              <w:bottom w:type="dxa" w:w="100"/>
+              <w:right w:type="dxa" w:w="120"/>
             </w:tcMar>
           </w:tcPr>
           <w:p>
@@ -3172,10 +3137,10 @@
           <w:tcPr>
             <w:tcW w:type="dxa" w:w="4510"/>
             <w:tcMar>
-              <w:top w:type="dxa" w:w="80"/>
-              <w:left w:type="dxa" w:w="100"/>
-              <w:bottom w:type="dxa" w:w="80"/>
-              <w:right w:type="dxa" w:w="100"/>
+              <w:top w:type="dxa" w:w="100"/>
+              <w:left w:type="dxa" w:w="120"/>
+              <w:bottom w:type="dxa" w:w="100"/>
+              <w:right w:type="dxa" w:w="120"/>
             </w:tcMar>
           </w:tcPr>
           <w:p>
@@ -3196,10 +3161,10 @@
           <w:tcPr>
             <w:tcW w:type="dxa" w:w="2345"/>
             <w:tcMar>
-              <w:top w:type="dxa" w:w="80"/>
-              <w:left w:type="dxa" w:w="100"/>
-              <w:bottom w:type="dxa" w:w="80"/>
-              <w:right w:type="dxa" w:w="100"/>
+              <w:top w:type="dxa" w:w="100"/>
+              <w:left w:type="dxa" w:w="120"/>
+              <w:bottom w:type="dxa" w:w="100"/>
+              <w:right w:type="dxa" w:w="120"/>
             </w:tcMar>
           </w:tcPr>
           <w:p>
@@ -3220,7 +3185,7 @@
     </w:tbl>
     <w:p>
       <w:pPr>
-        <w:spacing w:after="160"/>
+        <w:spacing w:after="240"/>
       </w:pPr>
     </w:p>
     <w:p>
@@ -3270,7 +3235,7 @@
     </w:p>
     <w:p>
       <w:pPr>
-        <w:spacing w:after="240" w:before="80"/>
+        <w:spacing w:after="360" w:before="120"/>
         <w:jc w:val="center"/>
       </w:pPr>
       <w:r>
@@ -3289,7 +3254,7 @@
       <w:pPr>
         <w:pStyle w:val="Heading1"/>
         <w:pageBreakBefore/>
-        <w:spacing w:after="200" w:before="360"/>
+        <w:spacing w:after="280" w:before="480"/>
       </w:pPr>
       <w:r>
         <w:rPr>
@@ -3305,7 +3270,7 @@
     </w:p>
     <w:p>
       <w:pPr>
-        <w:spacing w:after="120" w:line="300"/>
+        <w:spacing w:after="180" w:line="320"/>
       </w:pPr>
       <w:r>
         <w:rPr>
@@ -3318,7 +3283,7 @@
     </w:p>
     <w:p>
       <w:pPr>
-        <w:spacing w:after="120" w:line="300"/>
+        <w:spacing w:after="180" w:line="320"/>
       </w:pPr>
       <w:r>
         <w:rPr>
@@ -3332,7 +3297,7 @@
     <w:p>
       <w:pPr>
         <w:pStyle w:val="Heading2"/>
-        <w:spacing w:after="140" w:before="280"/>
+        <w:spacing w:after="200" w:before="400"/>
       </w:pPr>
       <w:r>
         <w:rPr>
@@ -3348,7 +3313,7 @@
     </w:p>
     <w:p>
       <w:pPr>
-        <w:spacing w:after="120" w:line="300"/>
+        <w:spacing w:after="180" w:line="320"/>
       </w:pPr>
       <w:r>
         <w:rPr>
@@ -3406,7 +3371,7 @@
     </w:p>
     <w:p>
       <w:pPr>
-        <w:spacing w:after="240" w:before="80"/>
+        <w:spacing w:after="360" w:before="120"/>
         <w:jc w:val="center"/>
       </w:pPr>
       <w:r>
@@ -3468,7 +3433,7 @@
     </w:p>
     <w:p>
       <w:pPr>
-        <w:spacing w:after="240" w:before="80"/>
+        <w:spacing w:after="360" w:before="120"/>
         <w:jc w:val="center"/>
       </w:pPr>
       <w:r>
@@ -3485,7 +3450,7 @@
     </w:p>
     <w:p>
       <w:pPr>
-        <w:spacing w:after="120" w:line="300"/>
+        <w:spacing w:after="180" w:line="320"/>
       </w:pPr>
       <w:r>
         <w:rPr>
@@ -3543,7 +3508,7 @@
     </w:p>
     <w:p>
       <w:pPr>
-        <w:spacing w:after="240" w:before="80"/>
+        <w:spacing w:after="360" w:before="120"/>
         <w:jc w:val="center"/>
       </w:pPr>
       <w:r>
@@ -3605,7 +3570,7 @@
     </w:p>
     <w:p>
       <w:pPr>
-        <w:spacing w:after="240" w:before="80"/>
+        <w:spacing w:after="360" w:before="120"/>
         <w:jc w:val="center"/>
       </w:pPr>
       <w:r>
@@ -3667,7 +3632,7 @@
     </w:p>
     <w:p>
       <w:pPr>
-        <w:spacing w:after="240" w:before="80"/>
+        <w:spacing w:after="360" w:before="120"/>
         <w:jc w:val="center"/>
       </w:pPr>
       <w:r>
@@ -3729,7 +3694,7 @@
     </w:p>
     <w:p>
       <w:pPr>
-        <w:spacing w:after="240" w:before="80"/>
+        <w:spacing w:after="360" w:before="120"/>
         <w:jc w:val="center"/>
       </w:pPr>
       <w:r>
@@ -3747,7 +3712,7 @@
     <w:p>
       <w:pPr>
         <w:pStyle w:val="Heading2"/>
-        <w:spacing w:after="140" w:before="280"/>
+        <w:spacing w:after="200" w:before="400"/>
       </w:pPr>
       <w:r>
         <w:rPr>
@@ -3763,7 +3728,7 @@
     </w:p>
     <w:p>
       <w:pPr>
-        <w:spacing w:after="120" w:line="300"/>
+        <w:spacing w:after="180" w:line="320"/>
       </w:pPr>
       <w:r>
         <w:rPr>
@@ -3821,7 +3786,7 @@
     </w:p>
     <w:p>
       <w:pPr>
-        <w:spacing w:after="240" w:before="80"/>
+        <w:spacing w:after="360" w:before="120"/>
         <w:jc w:val="center"/>
       </w:pPr>
       <w:r>
@@ -3883,7 +3848,7 @@
     </w:p>
     <w:p>
       <w:pPr>
-        <w:spacing w:after="240" w:before="80"/>
+        <w:spacing w:after="360" w:before="120"/>
         <w:jc w:val="center"/>
       </w:pPr>
       <w:r>
@@ -3945,7 +3910,7 @@
     </w:p>
     <w:p>
       <w:pPr>
-        <w:spacing w:after="240" w:before="80"/>
+        <w:spacing w:after="360" w:before="120"/>
         <w:jc w:val="center"/>
       </w:pPr>
       <w:r>
@@ -3963,7 +3928,7 @@
     <w:p>
       <w:pPr>
         <w:pStyle w:val="Heading2"/>
-        <w:spacing w:after="140" w:before="280"/>
+        <w:spacing w:after="200" w:before="400"/>
       </w:pPr>
       <w:r>
         <w:rPr>
@@ -3979,7 +3944,7 @@
     </w:p>
     <w:p>
       <w:pPr>
-        <w:spacing w:after="120" w:line="300"/>
+        <w:spacing w:after="180" w:line="320"/>
       </w:pPr>
       <w:r>
         <w:rPr>
@@ -4037,7 +4002,7 @@
     </w:p>
     <w:p>
       <w:pPr>
-        <w:spacing w:after="240" w:before="80"/>
+        <w:spacing w:after="360" w:before="120"/>
         <w:jc w:val="center"/>
       </w:pPr>
       <w:r>
@@ -4055,7 +4020,7 @@
     <w:p>
       <w:pPr>
         <w:pStyle w:val="Heading2"/>
-        <w:spacing w:after="140" w:before="280"/>
+        <w:spacing w:after="200" w:before="400"/>
       </w:pPr>
       <w:r>
         <w:rPr>
@@ -4071,7 +4036,7 @@
     </w:p>
     <w:p>
       <w:pPr>
-        <w:spacing w:after="120" w:line="300"/>
+        <w:spacing w:after="180" w:line="320"/>
       </w:pPr>
       <w:r>
         <w:rPr>
@@ -4129,7 +4094,7 @@
     </w:p>
     <w:p>
       <w:pPr>
-        <w:spacing w:after="240" w:before="80"/>
+        <w:spacing w:after="360" w:before="120"/>
         <w:jc w:val="center"/>
       </w:pPr>
       <w:r>
@@ -4147,7 +4112,7 @@
     <w:p>
       <w:pPr>
         <w:pStyle w:val="Heading2"/>
-        <w:spacing w:after="140" w:before="280"/>
+        <w:spacing w:after="200" w:before="400"/>
       </w:pPr>
       <w:r>
         <w:rPr>
@@ -4163,7 +4128,7 @@
     </w:p>
     <w:p>
       <w:pPr>
-        <w:spacing w:after="120" w:line="300"/>
+        <w:spacing w:after="180" w:line="320"/>
       </w:pPr>
       <w:r>
         <w:rPr>
@@ -4221,7 +4186,7 @@
     </w:p>
     <w:p>
       <w:pPr>
-        <w:spacing w:after="240" w:before="80"/>
+        <w:spacing w:after="360" w:before="120"/>
         <w:jc w:val="center"/>
       </w:pPr>
       <w:r>
@@ -4239,7 +4204,7 @@
     <w:p>
       <w:pPr>
         <w:pStyle w:val="Heading2"/>
-        <w:spacing w:after="140" w:before="280"/>
+        <w:spacing w:after="200" w:before="400"/>
       </w:pPr>
       <w:r>
         <w:rPr>
@@ -4255,7 +4220,7 @@
     </w:p>
     <w:p>
       <w:pPr>
-        <w:spacing w:after="120" w:line="300"/>
+        <w:spacing w:after="180" w:line="320"/>
       </w:pPr>
       <w:r>
         <w:rPr>
@@ -4313,7 +4278,7 @@
     </w:p>
     <w:p>
       <w:pPr>
-        <w:spacing w:after="240" w:before="80"/>
+        <w:spacing w:after="360" w:before="120"/>
         <w:jc w:val="center"/>
       </w:pPr>
       <w:r>
@@ -4375,7 +4340,7 @@
     </w:p>
     <w:p>
       <w:pPr>
-        <w:spacing w:after="240" w:before="80"/>
+        <w:spacing w:after="360" w:before="120"/>
         <w:jc w:val="center"/>
       </w:pPr>
       <w:r>
@@ -4392,7 +4357,7 @@
     </w:p>
     <w:p>
       <w:pPr>
-        <w:spacing w:after="120" w:line="300"/>
+        <w:spacing w:after="180" w:line="320"/>
       </w:pPr>
       <w:r>
         <w:rPr>
@@ -4450,7 +4415,7 @@
     </w:p>
     <w:p>
       <w:pPr>
-        <w:spacing w:after="240" w:before="80"/>
+        <w:spacing w:after="360" w:before="120"/>
         <w:jc w:val="center"/>
       </w:pPr>
       <w:r>
@@ -4512,7 +4477,7 @@
     </w:p>
     <w:p>
       <w:pPr>
-        <w:spacing w:after="240" w:before="80"/>
+        <w:spacing w:after="360" w:before="120"/>
         <w:jc w:val="center"/>
       </w:pPr>
       <w:r>
@@ -4530,7 +4495,7 @@
     <w:p>
       <w:pPr>
         <w:pStyle w:val="Heading2"/>
-        <w:spacing w:after="140" w:before="280"/>
+        <w:spacing w:after="200" w:before="400"/>
       </w:pPr>
       <w:r>
         <w:rPr>
@@ -4546,7 +4511,7 @@
     </w:p>
     <w:p>
       <w:pPr>
-        <w:spacing w:after="120" w:line="300"/>
+        <w:spacing w:after="180" w:line="320"/>
       </w:pPr>
       <w:r>
         <w:rPr>
@@ -4604,7 +4569,7 @@
     </w:p>
     <w:p>
       <w:pPr>
-        <w:spacing w:after="240" w:before="80"/>
+        <w:spacing w:after="360" w:before="120"/>
         <w:jc w:val="center"/>
       </w:pPr>
       <w:r>
@@ -4666,7 +4631,7 @@
     </w:p>
     <w:p>
       <w:pPr>
-        <w:spacing w:after="240" w:before="80"/>
+        <w:spacing w:after="360" w:before="120"/>
         <w:jc w:val="center"/>
       </w:pPr>
       <w:r>
@@ -4684,7 +4649,7 @@
     <w:p>
       <w:pPr>
         <w:pStyle w:val="Heading2"/>
-        <w:spacing w:after="140" w:before="280"/>
+        <w:spacing w:after="200" w:before="400"/>
       </w:pPr>
       <w:r>
         <w:rPr>
@@ -4700,7 +4665,7 @@
     </w:p>
     <w:p>
       <w:pPr>
-        <w:spacing w:after="120" w:line="300"/>
+        <w:spacing w:after="180" w:line="320"/>
       </w:pPr>
       <w:r>
         <w:rPr>
@@ -4758,7 +4723,7 @@
     </w:p>
     <w:p>
       <w:pPr>
-        <w:spacing w:after="240" w:before="80"/>
+        <w:spacing w:after="360" w:before="120"/>
         <w:jc w:val="center"/>
       </w:pPr>
       <w:r>
@@ -4820,7 +4785,7 @@
     </w:p>
     <w:p>
       <w:pPr>
-        <w:spacing w:after="240" w:before="80"/>
+        <w:spacing w:after="360" w:before="120"/>
         <w:jc w:val="center"/>
       </w:pPr>
       <w:r>
@@ -4882,7 +4847,7 @@
     </w:p>
     <w:p>
       <w:pPr>
-        <w:spacing w:after="240" w:before="80"/>
+        <w:spacing w:after="360" w:before="120"/>
         <w:jc w:val="center"/>
       </w:pPr>
       <w:r>
@@ -4900,7 +4865,7 @@
     <w:p>
       <w:pPr>
         <w:pStyle w:val="Heading2"/>
-        <w:spacing w:after="140" w:before="280"/>
+        <w:spacing w:after="200" w:before="400"/>
       </w:pPr>
       <w:r>
         <w:rPr>
@@ -4916,7 +4881,7 @@
     </w:p>
     <w:p>
       <w:pPr>
-        <w:spacing w:after="120" w:line="300"/>
+        <w:spacing w:after="180" w:line="320"/>
       </w:pPr>
       <w:r>
         <w:rPr>
@@ -4974,7 +4939,7 @@
     </w:p>
     <w:p>
       <w:pPr>
-        <w:spacing w:after="240" w:before="80"/>
+        <w:spacing w:after="360" w:before="120"/>
         <w:jc w:val="center"/>
       </w:pPr>
       <w:r>
@@ -5036,7 +5001,7 @@
     </w:p>
     <w:p>
       <w:pPr>
-        <w:spacing w:after="240" w:before="80"/>
+        <w:spacing w:after="360" w:before="120"/>
         <w:jc w:val="center"/>
       </w:pPr>
       <w:r>
@@ -5054,7 +5019,7 @@
     <w:p>
       <w:pPr>
         <w:pStyle w:val="Heading2"/>
-        <w:spacing w:after="140" w:before="280"/>
+        <w:spacing w:after="200" w:before="400"/>
       </w:pPr>
       <w:r>
         <w:rPr>
@@ -5070,7 +5035,7 @@
     </w:p>
     <w:p>
       <w:pPr>
-        <w:spacing w:after="120" w:line="300"/>
+        <w:spacing w:after="180" w:line="320"/>
       </w:pPr>
       <w:r>
         <w:rPr>
@@ -5128,7 +5093,7 @@
     </w:p>
     <w:p>
       <w:pPr>
-        <w:spacing w:after="240" w:before="80"/>
+        <w:spacing w:after="360" w:before="120"/>
         <w:jc w:val="center"/>
       </w:pPr>
       <w:r>
@@ -5146,7 +5111,7 @@
     <w:p>
       <w:pPr>
         <w:pStyle w:val="Heading2"/>
-        <w:spacing w:after="140" w:before="280"/>
+        <w:spacing w:after="200" w:before="400"/>
       </w:pPr>
       <w:r>
         <w:rPr>
@@ -5162,7 +5127,7 @@
     </w:p>
     <w:p>
       <w:pPr>
-        <w:spacing w:after="120" w:line="300"/>
+        <w:spacing w:after="180" w:line="320"/>
       </w:pPr>
       <w:r>
         <w:rPr>
@@ -5220,7 +5185,7 @@
     </w:p>
     <w:p>
       <w:pPr>
-        <w:spacing w:after="240" w:before="80"/>
+        <w:spacing w:after="360" w:before="120"/>
         <w:jc w:val="center"/>
       </w:pPr>
       <w:r>
@@ -5282,7 +5247,7 @@
     </w:p>
     <w:p>
       <w:pPr>
-        <w:spacing w:after="240" w:before="80"/>
+        <w:spacing w:after="360" w:before="120"/>
         <w:jc w:val="center"/>
       </w:pPr>
       <w:r>
@@ -5300,7 +5265,7 @@
     <w:p>
       <w:pPr>
         <w:pStyle w:val="Heading2"/>
-        <w:spacing w:after="140" w:before="280"/>
+        <w:spacing w:after="200" w:before="400"/>
       </w:pPr>
       <w:r>
         <w:rPr>
@@ -5316,7 +5281,7 @@
     </w:p>
     <w:p>
       <w:pPr>
-        <w:spacing w:after="120" w:line="300"/>
+        <w:spacing w:after="180" w:line="320"/>
       </w:pPr>
       <w:r>
         <w:rPr>
@@ -5374,7 +5339,7 @@
     </w:p>
     <w:p>
       <w:pPr>
-        <w:spacing w:after="240" w:before="80"/>
+        <w:spacing w:after="360" w:before="120"/>
         <w:jc w:val="center"/>
       </w:pPr>
       <w:r>
@@ -5392,7 +5357,7 @@
     <w:p>
       <w:pPr>
         <w:pStyle w:val="Heading2"/>
-        <w:spacing w:after="140" w:before="280"/>
+        <w:spacing w:after="200" w:before="400"/>
       </w:pPr>
       <w:r>
         <w:rPr>
@@ -5408,7 +5373,7 @@
     </w:p>
     <w:p>
       <w:pPr>
-        <w:spacing w:after="120" w:line="300"/>
+        <w:spacing w:after="180" w:line="320"/>
       </w:pPr>
       <w:r>
         <w:rPr>
@@ -5466,7 +5431,7 @@
     </w:p>
     <w:p>
       <w:pPr>
-        <w:spacing w:after="240" w:before="80"/>
+        <w:spacing w:after="360" w:before="120"/>
         <w:jc w:val="center"/>
       </w:pPr>
       <w:r>
@@ -5484,7 +5449,7 @@
     <w:p>
       <w:pPr>
         <w:pStyle w:val="Heading2"/>
-        <w:spacing w:after="140" w:before="280"/>
+        <w:spacing w:after="200" w:before="400"/>
       </w:pPr>
       <w:r>
         <w:rPr>
@@ -5500,7 +5465,7 @@
     </w:p>
     <w:p>
       <w:pPr>
-        <w:spacing w:after="120" w:line="300"/>
+        <w:spacing w:after="180" w:line="320"/>
       </w:pPr>
       <w:r>
         <w:rPr>
@@ -5558,7 +5523,7 @@
     </w:p>
     <w:p>
       <w:pPr>
-        <w:spacing w:after="240" w:before="80"/>
+        <w:spacing w:after="360" w:before="120"/>
         <w:jc w:val="center"/>
       </w:pPr>
       <w:r>
@@ -5620,7 +5585,7 @@
     </w:p>
     <w:p>
       <w:pPr>
-        <w:spacing w:after="240" w:before="80"/>
+        <w:spacing w:after="360" w:before="120"/>
         <w:jc w:val="center"/>
       </w:pPr>
       <w:r>
@@ -5682,7 +5647,7 @@
     </w:p>
     <w:p>
       <w:pPr>
-        <w:spacing w:after="240" w:before="80"/>
+        <w:spacing w:after="360" w:before="120"/>
         <w:jc w:val="center"/>
       </w:pPr>
       <w:r>
@@ -5700,7 +5665,7 @@
     <w:p>
       <w:pPr>
         <w:pStyle w:val="Heading2"/>
-        <w:spacing w:after="140" w:before="280"/>
+        <w:spacing w:after="200" w:before="400"/>
       </w:pPr>
       <w:r>
         <w:rPr>
@@ -5716,7 +5681,7 @@
     </w:p>
     <w:p>
       <w:pPr>
-        <w:spacing w:after="120" w:line="300"/>
+        <w:spacing w:after="180" w:line="320"/>
       </w:pPr>
       <w:r>
         <w:rPr>
@@ -5774,7 +5739,7 @@
     </w:p>
     <w:p>
       <w:pPr>
-        <w:spacing w:after="240" w:before="80"/>
+        <w:spacing w:after="360" w:before="120"/>
         <w:jc w:val="center"/>
       </w:pPr>
       <w:r>
@@ -5792,7 +5757,7 @@
     <w:p>
       <w:pPr>
         <w:pStyle w:val="Heading2"/>
-        <w:spacing w:after="140" w:before="280"/>
+        <w:spacing w:after="200" w:before="400"/>
       </w:pPr>
       <w:r>
         <w:rPr>
@@ -5808,7 +5773,7 @@
     </w:p>
     <w:p>
       <w:pPr>
-        <w:spacing w:after="120" w:line="300"/>
+        <w:spacing w:after="180" w:line="320"/>
       </w:pPr>
       <w:r>
         <w:rPr>
@@ -5866,7 +5831,7 @@
     </w:p>
     <w:p>
       <w:pPr>
-        <w:spacing w:after="240" w:before="80"/>
+        <w:spacing w:after="360" w:before="120"/>
         <w:jc w:val="center"/>
       </w:pPr>
       <w:r>
@@ -5928,7 +5893,7 @@
     </w:p>
     <w:p>
       <w:pPr>
-        <w:spacing w:after="240" w:before="80"/>
+        <w:spacing w:after="360" w:before="120"/>
         <w:jc w:val="center"/>
       </w:pPr>
       <w:r>
@@ -5990,7 +5955,7 @@
     </w:p>
     <w:p>
       <w:pPr>
-        <w:spacing w:after="240" w:before="80"/>
+        <w:spacing w:after="360" w:before="120"/>
         <w:jc w:val="center"/>
       </w:pPr>
       <w:r>
@@ -6008,7 +5973,7 @@
     <w:p>
       <w:pPr>
         <w:pStyle w:val="Heading2"/>
-        <w:spacing w:after="140" w:before="280"/>
+        <w:spacing w:after="200" w:before="400"/>
       </w:pPr>
       <w:r>
         <w:rPr>
@@ -6024,7 +5989,7 @@
     </w:p>
     <w:p>
       <w:pPr>
-        <w:spacing w:after="120" w:line="300"/>
+        <w:spacing w:after="180" w:line="320"/>
       </w:pPr>
       <w:r>
         <w:rPr>
@@ -6082,7 +6047,7 @@
     </w:p>
     <w:p>
       <w:pPr>
-        <w:spacing w:after="240" w:before="80"/>
+        <w:spacing w:after="360" w:before="120"/>
         <w:jc w:val="center"/>
       </w:pPr>
       <w:r>
@@ -6144,7 +6109,7 @@
     </w:p>
     <w:p>
       <w:pPr>
-        <w:spacing w:after="240" w:before="80"/>
+        <w:spacing w:after="360" w:before="120"/>
         <w:jc w:val="center"/>
       </w:pPr>
       <w:r>
@@ -6206,7 +6171,7 @@
     </w:p>
     <w:p>
       <w:pPr>
-        <w:spacing w:after="240" w:before="80"/>
+        <w:spacing w:after="360" w:before="120"/>
         <w:jc w:val="center"/>
       </w:pPr>
       <w:r>
@@ -6224,7 +6189,7 @@
     <w:p>
       <w:pPr>
         <w:pStyle w:val="Heading2"/>
-        <w:spacing w:after="140" w:before="280"/>
+        <w:spacing w:after="200" w:before="400"/>
       </w:pPr>
       <w:r>
         <w:rPr>
@@ -6240,7 +6205,7 @@
     </w:p>
     <w:p>
       <w:pPr>
-        <w:spacing w:after="120" w:line="300"/>
+        <w:spacing w:after="180" w:line="320"/>
       </w:pPr>
       <w:r>
         <w:rPr>
@@ -6298,7 +6263,7 @@
     </w:p>
     <w:p>
       <w:pPr>
-        <w:spacing w:after="240" w:before="80"/>
+        <w:spacing w:after="360" w:before="120"/>
         <w:jc w:val="center"/>
       </w:pPr>
       <w:r>
@@ -6316,7 +6281,7 @@
     <w:p>
       <w:pPr>
         <w:pStyle w:val="Heading2"/>
-        <w:spacing w:after="140" w:before="280"/>
+        <w:spacing w:after="200" w:before="400"/>
       </w:pPr>
       <w:r>
         <w:rPr>
@@ -6332,7 +6297,7 @@
     </w:p>
     <w:p>
       <w:pPr>
-        <w:spacing w:after="120" w:line="300"/>
+        <w:spacing w:after="180" w:line="320"/>
       </w:pPr>
       <w:r>
         <w:rPr>
@@ -6390,7 +6355,7 @@
     </w:p>
     <w:p>
       <w:pPr>
-        <w:spacing w:after="240" w:before="80"/>
+        <w:spacing w:after="360" w:before="120"/>
         <w:jc w:val="center"/>
       </w:pPr>
       <w:r>
@@ -6409,7 +6374,7 @@
       <w:pPr>
         <w:pStyle w:val="Heading1"/>
         <w:pageBreakBefore/>
-        <w:spacing w:after="200" w:before="360"/>
+        <w:spacing w:after="280" w:before="480"/>
       </w:pPr>
       <w:r>
         <w:rPr>
@@ -6426,7 +6391,7 @@
     <w:p>
       <w:pPr>
         <w:pStyle w:val="Heading2"/>
-        <w:spacing w:after="140" w:before="280"/>
+        <w:spacing w:after="200" w:before="400"/>
       </w:pPr>
       <w:r>
         <w:rPr>
@@ -6442,7 +6407,7 @@
     </w:p>
     <w:p>
       <w:pPr>
-        <w:spacing w:after="120" w:line="300"/>
+        <w:spacing w:after="180" w:line="320"/>
       </w:pPr>
       <w:r>
         <w:rPr>
@@ -6500,19 +6465,19 @@
     </w:p>
     <w:p>
       <w:pPr>
-        <w:spacing w:after="160"/>
+        <w:spacing w:after="240"/>
       </w:pPr>
     </w:p>
     <w:tbl>
       <w:tblPr>
         <w:tblW w:type="dxa" w:w="9020"/>
         <w:tblBorders>
-          <w:top w:val="single" w:color="auto" w:sz="4"/>
-          <w:left w:val="single" w:color="auto" w:sz="4"/>
-          <w:bottom w:val="single" w:color="auto" w:sz="4"/>
-          <w:right w:val="single" w:color="auto" w:sz="4"/>
-          <w:insideH w:val="single" w:color="auto" w:sz="4"/>
-          <w:insideV w:val="single" w:color="auto" w:sz="4"/>
+          <w:top w:val="single" w:color="000000" w:sz="4"/>
+          <w:left w:val="single" w:color="000000" w:sz="4"/>
+          <w:bottom w:val="single" w:color="000000" w:sz="4"/>
+          <w:right w:val="single" w:color="000000" w:sz="4"/>
+          <w:insideH w:val="single" w:color="000000" w:sz="4"/>
+          <w:insideV w:val="single" w:color="000000" w:sz="4"/>
         </w:tblBorders>
       </w:tblPr>
       <w:tblGrid>
@@ -6527,12 +6492,11 @@
         <w:tc>
           <w:tcPr>
             <w:tcW w:type="dxa" w:w="1624"/>
-            <w:shd w:fill="EAEFF5" w:color="auto" w:val="clear"/>
-            <w:tcMar>
-              <w:top w:type="dxa" w:w="80"/>
-              <w:left w:type="dxa" w:w="100"/>
-              <w:bottom w:type="dxa" w:w="80"/>
-              <w:right w:type="dxa" w:w="100"/>
+            <w:tcMar>
+              <w:top w:type="dxa" w:w="100"/>
+              <w:left w:type="dxa" w:w="120"/>
+              <w:bottom w:type="dxa" w:w="100"/>
+              <w:right w:type="dxa" w:w="120"/>
             </w:tcMar>
           </w:tcPr>
           <w:p>
@@ -6555,12 +6519,11 @@
         <w:tc>
           <w:tcPr>
             <w:tcW w:type="dxa" w:w="3969"/>
-            <w:shd w:fill="EAEFF5" w:color="auto" w:val="clear"/>
-            <w:tcMar>
-              <w:top w:type="dxa" w:w="80"/>
-              <w:left w:type="dxa" w:w="100"/>
-              <w:bottom w:type="dxa" w:w="80"/>
-              <w:right w:type="dxa" w:w="100"/>
+            <w:tcMar>
+              <w:top w:type="dxa" w:w="100"/>
+              <w:left w:type="dxa" w:w="120"/>
+              <w:bottom w:type="dxa" w:w="100"/>
+              <w:right w:type="dxa" w:w="120"/>
             </w:tcMar>
           </w:tcPr>
           <w:p>
@@ -6583,12 +6546,11 @@
         <w:tc>
           <w:tcPr>
             <w:tcW w:type="dxa" w:w="3428"/>
-            <w:shd w:fill="EAEFF5" w:color="auto" w:val="clear"/>
-            <w:tcMar>
-              <w:top w:type="dxa" w:w="80"/>
-              <w:left w:type="dxa" w:w="100"/>
-              <w:bottom w:type="dxa" w:w="80"/>
-              <w:right w:type="dxa" w:w="100"/>
+            <w:tcMar>
+              <w:top w:type="dxa" w:w="100"/>
+              <w:left w:type="dxa" w:w="120"/>
+              <w:bottom w:type="dxa" w:w="100"/>
+              <w:right w:type="dxa" w:w="120"/>
             </w:tcMar>
           </w:tcPr>
           <w:p>
@@ -6614,10 +6576,10 @@
           <w:tcPr>
             <w:tcW w:type="dxa" w:w="1624"/>
             <w:tcMar>
-              <w:top w:type="dxa" w:w="80"/>
-              <w:left w:type="dxa" w:w="100"/>
-              <w:bottom w:type="dxa" w:w="80"/>
-              <w:right w:type="dxa" w:w="100"/>
+              <w:top w:type="dxa" w:w="100"/>
+              <w:left w:type="dxa" w:w="120"/>
+              <w:bottom w:type="dxa" w:w="100"/>
+              <w:right w:type="dxa" w:w="120"/>
             </w:tcMar>
           </w:tcPr>
           <w:p>
@@ -6638,10 +6600,10 @@
           <w:tcPr>
             <w:tcW w:type="dxa" w:w="3969"/>
             <w:tcMar>
-              <w:top w:type="dxa" w:w="80"/>
-              <w:left w:type="dxa" w:w="100"/>
-              <w:bottom w:type="dxa" w:w="80"/>
-              <w:right w:type="dxa" w:w="100"/>
+              <w:top w:type="dxa" w:w="100"/>
+              <w:left w:type="dxa" w:w="120"/>
+              <w:bottom w:type="dxa" w:w="100"/>
+              <w:right w:type="dxa" w:w="120"/>
             </w:tcMar>
           </w:tcPr>
           <w:p>
@@ -6662,10 +6624,10 @@
           <w:tcPr>
             <w:tcW w:type="dxa" w:w="3428"/>
             <w:tcMar>
-              <w:top w:type="dxa" w:w="80"/>
-              <w:left w:type="dxa" w:w="100"/>
-              <w:bottom w:type="dxa" w:w="80"/>
-              <w:right w:type="dxa" w:w="100"/>
+              <w:top w:type="dxa" w:w="100"/>
+              <w:left w:type="dxa" w:w="120"/>
+              <w:bottom w:type="dxa" w:w="100"/>
+              <w:right w:type="dxa" w:w="120"/>
             </w:tcMar>
           </w:tcPr>
           <w:p>
@@ -6687,12 +6649,11 @@
         <w:tc>
           <w:tcPr>
             <w:tcW w:type="dxa" w:w="1624"/>
-            <w:shd w:fill="F3F6FA" w:color="auto" w:val="clear"/>
-            <w:tcMar>
-              <w:top w:type="dxa" w:w="80"/>
-              <w:left w:type="dxa" w:w="100"/>
-              <w:bottom w:type="dxa" w:w="80"/>
-              <w:right w:type="dxa" w:w="100"/>
+            <w:tcMar>
+              <w:top w:type="dxa" w:w="100"/>
+              <w:left w:type="dxa" w:w="120"/>
+              <w:bottom w:type="dxa" w:w="100"/>
+              <w:right w:type="dxa" w:w="120"/>
             </w:tcMar>
           </w:tcPr>
           <w:p>
@@ -6712,12 +6673,11 @@
         <w:tc>
           <w:tcPr>
             <w:tcW w:type="dxa" w:w="3969"/>
-            <w:shd w:fill="F3F6FA" w:color="auto" w:val="clear"/>
-            <w:tcMar>
-              <w:top w:type="dxa" w:w="80"/>
-              <w:left w:type="dxa" w:w="100"/>
-              <w:bottom w:type="dxa" w:w="80"/>
-              <w:right w:type="dxa" w:w="100"/>
+            <w:tcMar>
+              <w:top w:type="dxa" w:w="100"/>
+              <w:left w:type="dxa" w:w="120"/>
+              <w:bottom w:type="dxa" w:w="100"/>
+              <w:right w:type="dxa" w:w="120"/>
             </w:tcMar>
           </w:tcPr>
           <w:p>
@@ -6737,12 +6697,11 @@
         <w:tc>
           <w:tcPr>
             <w:tcW w:type="dxa" w:w="3428"/>
-            <w:shd w:fill="F3F6FA" w:color="auto" w:val="clear"/>
-            <w:tcMar>
-              <w:top w:type="dxa" w:w="80"/>
-              <w:left w:type="dxa" w:w="100"/>
-              <w:bottom w:type="dxa" w:w="80"/>
-              <w:right w:type="dxa" w:w="100"/>
+            <w:tcMar>
+              <w:top w:type="dxa" w:w="100"/>
+              <w:left w:type="dxa" w:w="120"/>
+              <w:bottom w:type="dxa" w:w="100"/>
+              <w:right w:type="dxa" w:w="120"/>
             </w:tcMar>
           </w:tcPr>
           <w:p>
@@ -6765,10 +6724,10 @@
           <w:tcPr>
             <w:tcW w:type="dxa" w:w="1624"/>
             <w:tcMar>
-              <w:top w:type="dxa" w:w="80"/>
-              <w:left w:type="dxa" w:w="100"/>
-              <w:bottom w:type="dxa" w:w="80"/>
-              <w:right w:type="dxa" w:w="100"/>
+              <w:top w:type="dxa" w:w="100"/>
+              <w:left w:type="dxa" w:w="120"/>
+              <w:bottom w:type="dxa" w:w="100"/>
+              <w:right w:type="dxa" w:w="120"/>
             </w:tcMar>
           </w:tcPr>
           <w:p>
@@ -6789,10 +6748,10 @@
           <w:tcPr>
             <w:tcW w:type="dxa" w:w="3969"/>
             <w:tcMar>
-              <w:top w:type="dxa" w:w="80"/>
-              <w:left w:type="dxa" w:w="100"/>
-              <w:bottom w:type="dxa" w:w="80"/>
-              <w:right w:type="dxa" w:w="100"/>
+              <w:top w:type="dxa" w:w="100"/>
+              <w:left w:type="dxa" w:w="120"/>
+              <w:bottom w:type="dxa" w:w="100"/>
+              <w:right w:type="dxa" w:w="120"/>
             </w:tcMar>
           </w:tcPr>
           <w:p>
@@ -6813,10 +6772,10 @@
           <w:tcPr>
             <w:tcW w:type="dxa" w:w="3428"/>
             <w:tcMar>
-              <w:top w:type="dxa" w:w="80"/>
-              <w:left w:type="dxa" w:w="100"/>
-              <w:bottom w:type="dxa" w:w="80"/>
-              <w:right w:type="dxa" w:w="100"/>
+              <w:top w:type="dxa" w:w="100"/>
+              <w:left w:type="dxa" w:w="120"/>
+              <w:bottom w:type="dxa" w:w="100"/>
+              <w:right w:type="dxa" w:w="120"/>
             </w:tcMar>
           </w:tcPr>
           <w:p>
@@ -6838,12 +6797,11 @@
         <w:tc>
           <w:tcPr>
             <w:tcW w:type="dxa" w:w="1624"/>
-            <w:shd w:fill="F3F6FA" w:color="auto" w:val="clear"/>
-            <w:tcMar>
-              <w:top w:type="dxa" w:w="80"/>
-              <w:left w:type="dxa" w:w="100"/>
-              <w:bottom w:type="dxa" w:w="80"/>
-              <w:right w:type="dxa" w:w="100"/>
+            <w:tcMar>
+              <w:top w:type="dxa" w:w="100"/>
+              <w:left w:type="dxa" w:w="120"/>
+              <w:bottom w:type="dxa" w:w="100"/>
+              <w:right w:type="dxa" w:w="120"/>
             </w:tcMar>
           </w:tcPr>
           <w:p>
@@ -6863,12 +6821,11 @@
         <w:tc>
           <w:tcPr>
             <w:tcW w:type="dxa" w:w="3969"/>
-            <w:shd w:fill="F3F6FA" w:color="auto" w:val="clear"/>
-            <w:tcMar>
-              <w:top w:type="dxa" w:w="80"/>
-              <w:left w:type="dxa" w:w="100"/>
-              <w:bottom w:type="dxa" w:w="80"/>
-              <w:right w:type="dxa" w:w="100"/>
+            <w:tcMar>
+              <w:top w:type="dxa" w:w="100"/>
+              <w:left w:type="dxa" w:w="120"/>
+              <w:bottom w:type="dxa" w:w="100"/>
+              <w:right w:type="dxa" w:w="120"/>
             </w:tcMar>
           </w:tcPr>
           <w:p>
@@ -6888,12 +6845,11 @@
         <w:tc>
           <w:tcPr>
             <w:tcW w:type="dxa" w:w="3428"/>
-            <w:shd w:fill="F3F6FA" w:color="auto" w:val="clear"/>
-            <w:tcMar>
-              <w:top w:type="dxa" w:w="80"/>
-              <w:left w:type="dxa" w:w="100"/>
-              <w:bottom w:type="dxa" w:w="80"/>
-              <w:right w:type="dxa" w:w="100"/>
+            <w:tcMar>
+              <w:top w:type="dxa" w:w="100"/>
+              <w:left w:type="dxa" w:w="120"/>
+              <w:bottom w:type="dxa" w:w="100"/>
+              <w:right w:type="dxa" w:w="120"/>
             </w:tcMar>
           </w:tcPr>
           <w:p>
@@ -6916,10 +6872,10 @@
           <w:tcPr>
             <w:tcW w:type="dxa" w:w="1624"/>
             <w:tcMar>
-              <w:top w:type="dxa" w:w="80"/>
-              <w:left w:type="dxa" w:w="100"/>
-              <w:bottom w:type="dxa" w:w="80"/>
-              <w:right w:type="dxa" w:w="100"/>
+              <w:top w:type="dxa" w:w="100"/>
+              <w:left w:type="dxa" w:w="120"/>
+              <w:bottom w:type="dxa" w:w="100"/>
+              <w:right w:type="dxa" w:w="120"/>
             </w:tcMar>
           </w:tcPr>
           <w:p>
@@ -6940,10 +6896,10 @@
           <w:tcPr>
             <w:tcW w:type="dxa" w:w="3969"/>
             <w:tcMar>
-              <w:top w:type="dxa" w:w="80"/>
-              <w:left w:type="dxa" w:w="100"/>
-              <w:bottom w:type="dxa" w:w="80"/>
-              <w:right w:type="dxa" w:w="100"/>
+              <w:top w:type="dxa" w:w="100"/>
+              <w:left w:type="dxa" w:w="120"/>
+              <w:bottom w:type="dxa" w:w="100"/>
+              <w:right w:type="dxa" w:w="120"/>
             </w:tcMar>
           </w:tcPr>
           <w:p>
@@ -6964,10 +6920,10 @@
           <w:tcPr>
             <w:tcW w:type="dxa" w:w="3428"/>
             <w:tcMar>
-              <w:top w:type="dxa" w:w="80"/>
-              <w:left w:type="dxa" w:w="100"/>
-              <w:bottom w:type="dxa" w:w="80"/>
-              <w:right w:type="dxa" w:w="100"/>
+              <w:top w:type="dxa" w:w="100"/>
+              <w:left w:type="dxa" w:w="120"/>
+              <w:bottom w:type="dxa" w:w="100"/>
+              <w:right w:type="dxa" w:w="120"/>
             </w:tcMar>
           </w:tcPr>
           <w:p>
@@ -6989,12 +6945,11 @@
         <w:tc>
           <w:tcPr>
             <w:tcW w:type="dxa" w:w="1624"/>
-            <w:shd w:fill="F3F6FA" w:color="auto" w:val="clear"/>
-            <w:tcMar>
-              <w:top w:type="dxa" w:w="80"/>
-              <w:left w:type="dxa" w:w="100"/>
-              <w:bottom w:type="dxa" w:w="80"/>
-              <w:right w:type="dxa" w:w="100"/>
+            <w:tcMar>
+              <w:top w:type="dxa" w:w="100"/>
+              <w:left w:type="dxa" w:w="120"/>
+              <w:bottom w:type="dxa" w:w="100"/>
+              <w:right w:type="dxa" w:w="120"/>
             </w:tcMar>
           </w:tcPr>
           <w:p>
@@ -7014,12 +6969,11 @@
         <w:tc>
           <w:tcPr>
             <w:tcW w:type="dxa" w:w="3969"/>
-            <w:shd w:fill="F3F6FA" w:color="auto" w:val="clear"/>
-            <w:tcMar>
-              <w:top w:type="dxa" w:w="80"/>
-              <w:left w:type="dxa" w:w="100"/>
-              <w:bottom w:type="dxa" w:w="80"/>
-              <w:right w:type="dxa" w:w="100"/>
+            <w:tcMar>
+              <w:top w:type="dxa" w:w="100"/>
+              <w:left w:type="dxa" w:w="120"/>
+              <w:bottom w:type="dxa" w:w="100"/>
+              <w:right w:type="dxa" w:w="120"/>
             </w:tcMar>
           </w:tcPr>
           <w:p>
@@ -7039,12 +6993,11 @@
         <w:tc>
           <w:tcPr>
             <w:tcW w:type="dxa" w:w="3428"/>
-            <w:shd w:fill="F3F6FA" w:color="auto" w:val="clear"/>
-            <w:tcMar>
-              <w:top w:type="dxa" w:w="80"/>
-              <w:left w:type="dxa" w:w="100"/>
-              <w:bottom w:type="dxa" w:w="80"/>
-              <w:right w:type="dxa" w:w="100"/>
+            <w:tcMar>
+              <w:top w:type="dxa" w:w="100"/>
+              <w:left w:type="dxa" w:w="120"/>
+              <w:bottom w:type="dxa" w:w="100"/>
+              <w:right w:type="dxa" w:w="120"/>
             </w:tcMar>
           </w:tcPr>
           <w:p>
@@ -7065,13 +7018,13 @@
     </w:tbl>
     <w:p>
       <w:pPr>
-        <w:spacing w:after="160"/>
+        <w:spacing w:after="240"/>
       </w:pPr>
     </w:p>
     <w:p>
       <w:pPr>
         <w:pStyle w:val="Heading2"/>
-        <w:spacing w:after="140" w:before="280"/>
+        <w:spacing w:after="200" w:before="400"/>
       </w:pPr>
       <w:r>
         <w:rPr>
@@ -7087,7 +7040,7 @@
     </w:p>
     <w:p>
       <w:pPr>
-        <w:spacing w:after="120" w:line="300"/>
+        <w:spacing w:after="180" w:line="320"/>
       </w:pPr>
       <w:r>
         <w:rPr>
@@ -7102,12 +7055,12 @@
       <w:tblPr>
         <w:tblW w:type="dxa" w:w="9020"/>
         <w:tblBorders>
-          <w:top w:val="single" w:color="auto" w:sz="4"/>
-          <w:left w:val="single" w:color="auto" w:sz="4"/>
-          <w:bottom w:val="single" w:color="auto" w:sz="4"/>
-          <w:right w:val="single" w:color="auto" w:sz="4"/>
-          <w:insideH w:val="single" w:color="auto" w:sz="4"/>
-          <w:insideV w:val="single" w:color="auto" w:sz="4"/>
+          <w:top w:val="single" w:color="000000" w:sz="4"/>
+          <w:left w:val="single" w:color="000000" w:sz="4"/>
+          <w:bottom w:val="single" w:color="000000" w:sz="4"/>
+          <w:right w:val="single" w:color="000000" w:sz="4"/>
+          <w:insideH w:val="single" w:color="000000" w:sz="4"/>
+          <w:insideV w:val="single" w:color="000000" w:sz="4"/>
         </w:tblBorders>
       </w:tblPr>
       <w:tblGrid>
@@ -7122,12 +7075,11 @@
         <w:tc>
           <w:tcPr>
             <w:tcW w:type="dxa" w:w="1624"/>
-            <w:shd w:fill="EAEFF5" w:color="auto" w:val="clear"/>
-            <w:tcMar>
-              <w:top w:type="dxa" w:w="80"/>
-              <w:left w:type="dxa" w:w="100"/>
-              <w:bottom w:type="dxa" w:w="80"/>
-              <w:right w:type="dxa" w:w="100"/>
+            <w:tcMar>
+              <w:top w:type="dxa" w:w="100"/>
+              <w:left w:type="dxa" w:w="120"/>
+              <w:bottom w:type="dxa" w:w="100"/>
+              <w:right w:type="dxa" w:w="120"/>
             </w:tcMar>
           </w:tcPr>
           <w:p>
@@ -7150,12 +7102,11 @@
         <w:tc>
           <w:tcPr>
             <w:tcW w:type="dxa" w:w="3067"/>
-            <w:shd w:fill="EAEFF5" w:color="auto" w:val="clear"/>
-            <w:tcMar>
-              <w:top w:type="dxa" w:w="80"/>
-              <w:left w:type="dxa" w:w="100"/>
-              <w:bottom w:type="dxa" w:w="80"/>
-              <w:right w:type="dxa" w:w="100"/>
+            <w:tcMar>
+              <w:top w:type="dxa" w:w="100"/>
+              <w:left w:type="dxa" w:w="120"/>
+              <w:bottom w:type="dxa" w:w="100"/>
+              <w:right w:type="dxa" w:w="120"/>
             </w:tcMar>
           </w:tcPr>
           <w:p>
@@ -7178,12 +7129,11 @@
         <w:tc>
           <w:tcPr>
             <w:tcW w:type="dxa" w:w="4330"/>
-            <w:shd w:fill="EAEFF5" w:color="auto" w:val="clear"/>
-            <w:tcMar>
-              <w:top w:type="dxa" w:w="80"/>
-              <w:left w:type="dxa" w:w="100"/>
-              <w:bottom w:type="dxa" w:w="80"/>
-              <w:right w:type="dxa" w:w="100"/>
+            <w:tcMar>
+              <w:top w:type="dxa" w:w="100"/>
+              <w:left w:type="dxa" w:w="120"/>
+              <w:bottom w:type="dxa" w:w="100"/>
+              <w:right w:type="dxa" w:w="120"/>
             </w:tcMar>
           </w:tcPr>
           <w:p>
@@ -7209,10 +7159,10 @@
           <w:tcPr>
             <w:tcW w:type="dxa" w:w="1624"/>
             <w:tcMar>
-              <w:top w:type="dxa" w:w="80"/>
-              <w:left w:type="dxa" w:w="100"/>
-              <w:bottom w:type="dxa" w:w="80"/>
-              <w:right w:type="dxa" w:w="100"/>
+              <w:top w:type="dxa" w:w="100"/>
+              <w:left w:type="dxa" w:w="120"/>
+              <w:bottom w:type="dxa" w:w="100"/>
+              <w:right w:type="dxa" w:w="120"/>
             </w:tcMar>
           </w:tcPr>
           <w:p>
@@ -7233,10 +7183,10 @@
           <w:tcPr>
             <w:tcW w:type="dxa" w:w="3067"/>
             <w:tcMar>
-              <w:top w:type="dxa" w:w="80"/>
-              <w:left w:type="dxa" w:w="100"/>
-              <w:bottom w:type="dxa" w:w="80"/>
-              <w:right w:type="dxa" w:w="100"/>
+              <w:top w:type="dxa" w:w="100"/>
+              <w:left w:type="dxa" w:w="120"/>
+              <w:bottom w:type="dxa" w:w="100"/>
+              <w:right w:type="dxa" w:w="120"/>
             </w:tcMar>
           </w:tcPr>
           <w:p>
@@ -7257,10 +7207,10 @@
           <w:tcPr>
             <w:tcW w:type="dxa" w:w="4330"/>
             <w:tcMar>
-              <w:top w:type="dxa" w:w="80"/>
-              <w:left w:type="dxa" w:w="100"/>
-              <w:bottom w:type="dxa" w:w="80"/>
-              <w:right w:type="dxa" w:w="100"/>
+              <w:top w:type="dxa" w:w="100"/>
+              <w:left w:type="dxa" w:w="120"/>
+              <w:bottom w:type="dxa" w:w="100"/>
+              <w:right w:type="dxa" w:w="120"/>
             </w:tcMar>
           </w:tcPr>
           <w:p>
@@ -7282,12 +7232,11 @@
         <w:tc>
           <w:tcPr>
             <w:tcW w:type="dxa" w:w="1624"/>
-            <w:shd w:fill="F3F6FA" w:color="auto" w:val="clear"/>
-            <w:tcMar>
-              <w:top w:type="dxa" w:w="80"/>
-              <w:left w:type="dxa" w:w="100"/>
-              <w:bottom w:type="dxa" w:w="80"/>
-              <w:right w:type="dxa" w:w="100"/>
+            <w:tcMar>
+              <w:top w:type="dxa" w:w="100"/>
+              <w:left w:type="dxa" w:w="120"/>
+              <w:bottom w:type="dxa" w:w="100"/>
+              <w:right w:type="dxa" w:w="120"/>
             </w:tcMar>
           </w:tcPr>
           <w:p>
@@ -7307,12 +7256,11 @@
         <w:tc>
           <w:tcPr>
             <w:tcW w:type="dxa" w:w="3067"/>
-            <w:shd w:fill="F3F6FA" w:color="auto" w:val="clear"/>
-            <w:tcMar>
-              <w:top w:type="dxa" w:w="80"/>
-              <w:left w:type="dxa" w:w="100"/>
-              <w:bottom w:type="dxa" w:w="80"/>
-              <w:right w:type="dxa" w:w="100"/>
+            <w:tcMar>
+              <w:top w:type="dxa" w:w="100"/>
+              <w:left w:type="dxa" w:w="120"/>
+              <w:bottom w:type="dxa" w:w="100"/>
+              <w:right w:type="dxa" w:w="120"/>
             </w:tcMar>
           </w:tcPr>
           <w:p>
@@ -7332,12 +7280,11 @@
         <w:tc>
           <w:tcPr>
             <w:tcW w:type="dxa" w:w="4330"/>
-            <w:shd w:fill="F3F6FA" w:color="auto" w:val="clear"/>
-            <w:tcMar>
-              <w:top w:type="dxa" w:w="80"/>
-              <w:left w:type="dxa" w:w="100"/>
-              <w:bottom w:type="dxa" w:w="80"/>
-              <w:right w:type="dxa" w:w="100"/>
+            <w:tcMar>
+              <w:top w:type="dxa" w:w="100"/>
+              <w:left w:type="dxa" w:w="120"/>
+              <w:bottom w:type="dxa" w:w="100"/>
+              <w:right w:type="dxa" w:w="120"/>
             </w:tcMar>
           </w:tcPr>
           <w:p>
@@ -7360,10 +7307,10 @@
           <w:tcPr>
             <w:tcW w:type="dxa" w:w="1624"/>
             <w:tcMar>
-              <w:top w:type="dxa" w:w="80"/>
-              <w:left w:type="dxa" w:w="100"/>
-              <w:bottom w:type="dxa" w:w="80"/>
-              <w:right w:type="dxa" w:w="100"/>
+              <w:top w:type="dxa" w:w="100"/>
+              <w:left w:type="dxa" w:w="120"/>
+              <w:bottom w:type="dxa" w:w="100"/>
+              <w:right w:type="dxa" w:w="120"/>
             </w:tcMar>
           </w:tcPr>
           <w:p>
@@ -7384,10 +7331,10 @@
           <w:tcPr>
             <w:tcW w:type="dxa" w:w="3067"/>
             <w:tcMar>
-              <w:top w:type="dxa" w:w="80"/>
-              <w:left w:type="dxa" w:w="100"/>
-              <w:bottom w:type="dxa" w:w="80"/>
-              <w:right w:type="dxa" w:w="100"/>
+              <w:top w:type="dxa" w:w="100"/>
+              <w:left w:type="dxa" w:w="120"/>
+              <w:bottom w:type="dxa" w:w="100"/>
+              <w:right w:type="dxa" w:w="120"/>
             </w:tcMar>
           </w:tcPr>
           <w:p>
@@ -7408,10 +7355,10 @@
           <w:tcPr>
             <w:tcW w:type="dxa" w:w="4330"/>
             <w:tcMar>
-              <w:top w:type="dxa" w:w="80"/>
-              <w:left w:type="dxa" w:w="100"/>
-              <w:bottom w:type="dxa" w:w="80"/>
-              <w:right w:type="dxa" w:w="100"/>
+              <w:top w:type="dxa" w:w="100"/>
+              <w:left w:type="dxa" w:w="120"/>
+              <w:bottom w:type="dxa" w:w="100"/>
+              <w:right w:type="dxa" w:w="120"/>
             </w:tcMar>
           </w:tcPr>
           <w:p>
@@ -7433,12 +7380,11 @@
         <w:tc>
           <w:tcPr>
             <w:tcW w:type="dxa" w:w="1624"/>
-            <w:shd w:fill="F3F6FA" w:color="auto" w:val="clear"/>
-            <w:tcMar>
-              <w:top w:type="dxa" w:w="80"/>
-              <w:left w:type="dxa" w:w="100"/>
-              <w:bottom w:type="dxa" w:w="80"/>
-              <w:right w:type="dxa" w:w="100"/>
+            <w:tcMar>
+              <w:top w:type="dxa" w:w="100"/>
+              <w:left w:type="dxa" w:w="120"/>
+              <w:bottom w:type="dxa" w:w="100"/>
+              <w:right w:type="dxa" w:w="120"/>
             </w:tcMar>
           </w:tcPr>
           <w:p>
@@ -7458,12 +7404,11 @@
         <w:tc>
           <w:tcPr>
             <w:tcW w:type="dxa" w:w="3067"/>
-            <w:shd w:fill="F3F6FA" w:color="auto" w:val="clear"/>
-            <w:tcMar>
-              <w:top w:type="dxa" w:w="80"/>
-              <w:left w:type="dxa" w:w="100"/>
-              <w:bottom w:type="dxa" w:w="80"/>
-              <w:right w:type="dxa" w:w="100"/>
+            <w:tcMar>
+              <w:top w:type="dxa" w:w="100"/>
+              <w:left w:type="dxa" w:w="120"/>
+              <w:bottom w:type="dxa" w:w="100"/>
+              <w:right w:type="dxa" w:w="120"/>
             </w:tcMar>
           </w:tcPr>
           <w:p>
@@ -7483,12 +7428,11 @@
         <w:tc>
           <w:tcPr>
             <w:tcW w:type="dxa" w:w="4330"/>
-            <w:shd w:fill="F3F6FA" w:color="auto" w:val="clear"/>
-            <w:tcMar>
-              <w:top w:type="dxa" w:w="80"/>
-              <w:left w:type="dxa" w:w="100"/>
-              <w:bottom w:type="dxa" w:w="80"/>
-              <w:right w:type="dxa" w:w="100"/>
+            <w:tcMar>
+              <w:top w:type="dxa" w:w="100"/>
+              <w:left w:type="dxa" w:w="120"/>
+              <w:bottom w:type="dxa" w:w="100"/>
+              <w:right w:type="dxa" w:w="120"/>
             </w:tcMar>
           </w:tcPr>
           <w:p>
@@ -7511,10 +7455,10 @@
           <w:tcPr>
             <w:tcW w:type="dxa" w:w="1624"/>
             <w:tcMar>
-              <w:top w:type="dxa" w:w="80"/>
-              <w:left w:type="dxa" w:w="100"/>
-              <w:bottom w:type="dxa" w:w="80"/>
-              <w:right w:type="dxa" w:w="100"/>
+              <w:top w:type="dxa" w:w="100"/>
+              <w:left w:type="dxa" w:w="120"/>
+              <w:bottom w:type="dxa" w:w="100"/>
+              <w:right w:type="dxa" w:w="120"/>
             </w:tcMar>
           </w:tcPr>
           <w:p>
@@ -7535,10 +7479,10 @@
           <w:tcPr>
             <w:tcW w:type="dxa" w:w="3067"/>
             <w:tcMar>
-              <w:top w:type="dxa" w:w="80"/>
-              <w:left w:type="dxa" w:w="100"/>
-              <w:bottom w:type="dxa" w:w="80"/>
-              <w:right w:type="dxa" w:w="100"/>
+              <w:top w:type="dxa" w:w="100"/>
+              <w:left w:type="dxa" w:w="120"/>
+              <w:bottom w:type="dxa" w:w="100"/>
+              <w:right w:type="dxa" w:w="120"/>
             </w:tcMar>
           </w:tcPr>
           <w:p>
@@ -7559,10 +7503,10 @@
           <w:tcPr>
             <w:tcW w:type="dxa" w:w="4330"/>
             <w:tcMar>
-              <w:top w:type="dxa" w:w="80"/>
-              <w:left w:type="dxa" w:w="100"/>
-              <w:bottom w:type="dxa" w:w="80"/>
-              <w:right w:type="dxa" w:w="100"/>
+              <w:top w:type="dxa" w:w="100"/>
+              <w:left w:type="dxa" w:w="120"/>
+              <w:bottom w:type="dxa" w:w="100"/>
+              <w:right w:type="dxa" w:w="120"/>
             </w:tcMar>
           </w:tcPr>
           <w:p>
@@ -7584,12 +7528,11 @@
         <w:tc>
           <w:tcPr>
             <w:tcW w:type="dxa" w:w="1624"/>
-            <w:shd w:fill="F3F6FA" w:color="auto" w:val="clear"/>
-            <w:tcMar>
-              <w:top w:type="dxa" w:w="80"/>
-              <w:left w:type="dxa" w:w="100"/>
-              <w:bottom w:type="dxa" w:w="80"/>
-              <w:right w:type="dxa" w:w="100"/>
+            <w:tcMar>
+              <w:top w:type="dxa" w:w="100"/>
+              <w:left w:type="dxa" w:w="120"/>
+              <w:bottom w:type="dxa" w:w="100"/>
+              <w:right w:type="dxa" w:w="120"/>
             </w:tcMar>
           </w:tcPr>
           <w:p>
@@ -7609,12 +7552,11 @@
         <w:tc>
           <w:tcPr>
             <w:tcW w:type="dxa" w:w="3067"/>
-            <w:shd w:fill="F3F6FA" w:color="auto" w:val="clear"/>
-            <w:tcMar>
-              <w:top w:type="dxa" w:w="80"/>
-              <w:left w:type="dxa" w:w="100"/>
-              <w:bottom w:type="dxa" w:w="80"/>
-              <w:right w:type="dxa" w:w="100"/>
+            <w:tcMar>
+              <w:top w:type="dxa" w:w="100"/>
+              <w:left w:type="dxa" w:w="120"/>
+              <w:bottom w:type="dxa" w:w="100"/>
+              <w:right w:type="dxa" w:w="120"/>
             </w:tcMar>
           </w:tcPr>
           <w:p>
@@ -7634,12 +7576,11 @@
         <w:tc>
           <w:tcPr>
             <w:tcW w:type="dxa" w:w="4330"/>
-            <w:shd w:fill="F3F6FA" w:color="auto" w:val="clear"/>
-            <w:tcMar>
-              <w:top w:type="dxa" w:w="80"/>
-              <w:left w:type="dxa" w:w="100"/>
-              <w:bottom w:type="dxa" w:w="80"/>
-              <w:right w:type="dxa" w:w="100"/>
+            <w:tcMar>
+              <w:top w:type="dxa" w:w="100"/>
+              <w:left w:type="dxa" w:w="120"/>
+              <w:bottom w:type="dxa" w:w="100"/>
+              <w:right w:type="dxa" w:w="120"/>
             </w:tcMar>
           </w:tcPr>
           <w:p>
@@ -7661,7 +7602,7 @@
     <w:p>
       <w:pPr>
         <w:pStyle w:val="Heading2"/>
-        <w:spacing w:after="140" w:before="280"/>
+        <w:spacing w:after="200" w:before="400"/>
       </w:pPr>
       <w:r>
         <w:rPr>
@@ -7677,7 +7618,7 @@
     </w:p>
     <w:p>
       <w:pPr>
-        <w:spacing w:after="120" w:line="300"/>
+        <w:spacing w:after="180" w:line="320"/>
       </w:pPr>
       <w:r>
         <w:rPr>
@@ -7690,7 +7631,7 @@
     </w:p>
     <w:p>
       <w:pPr>
-        <w:spacing w:after="120" w:line="300"/>
+        <w:spacing w:after="180" w:line="320"/>
       </w:pPr>
       <w:r>
         <w:rPr>
@@ -7704,7 +7645,7 @@
     <w:p>
       <w:pPr>
         <w:pStyle w:val="Heading2"/>
-        <w:spacing w:after="140" w:before="280"/>
+        <w:spacing w:after="200" w:before="400"/>
       </w:pPr>
       <w:r>
         <w:rPr>
@@ -7725,7 +7666,7 @@
           <w:ilvl w:val="0"/>
           <w:numId w:val="2"/>
         </w:numPr>
-        <w:spacing w:after="60" w:line="300"/>
+        <w:spacing w:after="100" w:line="320"/>
       </w:pPr>
       <w:r>
         <w:rPr>
@@ -7743,7 +7684,7 @@
           <w:ilvl w:val="0"/>
           <w:numId w:val="2"/>
         </w:numPr>
-        <w:spacing w:after="60" w:line="300"/>
+        <w:spacing w:after="100" w:line="320"/>
       </w:pPr>
       <w:r>
         <w:rPr>
@@ -7761,7 +7702,7 @@
           <w:ilvl w:val="0"/>
           <w:numId w:val="2"/>
         </w:numPr>
-        <w:spacing w:after="60" w:line="300"/>
+        <w:spacing w:after="100" w:line="320"/>
       </w:pPr>
       <w:r>
         <w:rPr>
@@ -7779,7 +7720,7 @@
           <w:ilvl w:val="0"/>
           <w:numId w:val="2"/>
         </w:numPr>
-        <w:spacing w:after="60" w:line="300"/>
+        <w:spacing w:after="100" w:line="320"/>
       </w:pPr>
       <w:r>
         <w:rPr>
@@ -7793,7 +7734,7 @@
     <w:p>
       <w:pPr>
         <w:pStyle w:val="Heading2"/>
-        <w:spacing w:after="140" w:before="280"/>
+        <w:spacing w:after="200" w:before="400"/>
       </w:pPr>
       <w:r>
         <w:rPr>
@@ -7809,7 +7750,7 @@
     </w:p>
     <w:p>
       <w:pPr>
-        <w:spacing w:after="120" w:line="300"/>
+        <w:spacing w:after="180" w:line="320"/>
       </w:pPr>
       <w:r>
         <w:rPr>
@@ -7822,7 +7763,7 @@
     </w:p>
     <w:p>
       <w:pPr>
-        <w:spacing w:after="120" w:line="300"/>
+        <w:spacing w:after="180" w:line="320"/>
       </w:pPr>
       <w:r>
         <w:rPr>
@@ -7985,12 +7926,12 @@
     </w:p>
     <w:p>
       <w:pPr>
-        <w:spacing w:after="160"/>
-      </w:pPr>
-    </w:p>
-    <w:p>
-      <w:pPr>
-        <w:spacing w:after="120" w:line="300"/>
+        <w:spacing w:after="240"/>
+      </w:pPr>
+    </w:p>
+    <w:p>
+      <w:pPr>
+        <w:spacing w:after="180" w:line="320"/>
       </w:pPr>
       <w:r>
         <w:rPr>
@@ -8004,7 +7945,7 @@
     <w:p>
       <w:pPr>
         <w:pStyle w:val="Heading2"/>
-        <w:spacing w:after="140" w:before="280"/>
+        <w:spacing w:after="200" w:before="400"/>
       </w:pPr>
       <w:r>
         <w:rPr>
@@ -8022,12 +7963,12 @@
       <w:tblPr>
         <w:tblW w:type="dxa" w:w="9020"/>
         <w:tblBorders>
-          <w:top w:val="single" w:color="auto" w:sz="4"/>
-          <w:left w:val="single" w:color="auto" w:sz="4"/>
-          <w:bottom w:val="single" w:color="auto" w:sz="4"/>
-          <w:right w:val="single" w:color="auto" w:sz="4"/>
-          <w:insideH w:val="single" w:color="auto" w:sz="4"/>
-          <w:insideV w:val="single" w:color="auto" w:sz="4"/>
+          <w:top w:val="single" w:color="000000" w:sz="4"/>
+          <w:left w:val="single" w:color="000000" w:sz="4"/>
+          <w:bottom w:val="single" w:color="000000" w:sz="4"/>
+          <w:right w:val="single" w:color="000000" w:sz="4"/>
+          <w:insideH w:val="single" w:color="000000" w:sz="4"/>
+          <w:insideV w:val="single" w:color="000000" w:sz="4"/>
         </w:tblBorders>
       </w:tblPr>
       <w:tblGrid>
@@ -8041,12 +7982,11 @@
         <w:tc>
           <w:tcPr>
             <w:tcW w:type="dxa" w:w="4510"/>
-            <w:shd w:fill="EAEFF5" w:color="auto" w:val="clear"/>
-            <w:tcMar>
-              <w:top w:type="dxa" w:w="80"/>
-              <w:left w:type="dxa" w:w="100"/>
-              <w:bottom w:type="dxa" w:w="80"/>
-              <w:right w:type="dxa" w:w="100"/>
+            <w:tcMar>
+              <w:top w:type="dxa" w:w="100"/>
+              <w:left w:type="dxa" w:w="120"/>
+              <w:bottom w:type="dxa" w:w="100"/>
+              <w:right w:type="dxa" w:w="120"/>
             </w:tcMar>
           </w:tcPr>
           <w:p>
@@ -8069,12 +8009,11 @@
         <w:tc>
           <w:tcPr>
             <w:tcW w:type="dxa" w:w="4510"/>
-            <w:shd w:fill="EAEFF5" w:color="auto" w:val="clear"/>
-            <w:tcMar>
-              <w:top w:type="dxa" w:w="80"/>
-              <w:left w:type="dxa" w:w="100"/>
-              <w:bottom w:type="dxa" w:w="80"/>
-              <w:right w:type="dxa" w:w="100"/>
+            <w:tcMar>
+              <w:top w:type="dxa" w:w="100"/>
+              <w:left w:type="dxa" w:w="120"/>
+              <w:bottom w:type="dxa" w:w="100"/>
+              <w:right w:type="dxa" w:w="120"/>
             </w:tcMar>
           </w:tcPr>
           <w:p>
@@ -8100,10 +8039,10 @@
           <w:tcPr>
             <w:tcW w:type="dxa" w:w="4510"/>
             <w:tcMar>
-              <w:top w:type="dxa" w:w="80"/>
-              <w:left w:type="dxa" w:w="100"/>
-              <w:bottom w:type="dxa" w:w="80"/>
-              <w:right w:type="dxa" w:w="100"/>
+              <w:top w:type="dxa" w:w="100"/>
+              <w:left w:type="dxa" w:w="120"/>
+              <w:bottom w:type="dxa" w:w="100"/>
+              <w:right w:type="dxa" w:w="120"/>
             </w:tcMar>
           </w:tcPr>
           <w:p>
@@ -8124,10 +8063,10 @@
           <w:tcPr>
             <w:tcW w:type="dxa" w:w="4510"/>
             <w:tcMar>
-              <w:top w:type="dxa" w:w="80"/>
-              <w:left w:type="dxa" w:w="100"/>
-              <w:bottom w:type="dxa" w:w="80"/>
-              <w:right w:type="dxa" w:w="100"/>
+              <w:top w:type="dxa" w:w="100"/>
+              <w:left w:type="dxa" w:w="120"/>
+              <w:bottom w:type="dxa" w:w="100"/>
+              <w:right w:type="dxa" w:w="120"/>
             </w:tcMar>
           </w:tcPr>
           <w:p>
@@ -8149,12 +8088,11 @@
         <w:tc>
           <w:tcPr>
             <w:tcW w:type="dxa" w:w="4510"/>
-            <w:shd w:fill="F3F6FA" w:color="auto" w:val="clear"/>
-            <w:tcMar>
-              <w:top w:type="dxa" w:w="80"/>
-              <w:left w:type="dxa" w:w="100"/>
-              <w:bottom w:type="dxa" w:w="80"/>
-              <w:right w:type="dxa" w:w="100"/>
+            <w:tcMar>
+              <w:top w:type="dxa" w:w="100"/>
+              <w:left w:type="dxa" w:w="120"/>
+              <w:bottom w:type="dxa" w:w="100"/>
+              <w:right w:type="dxa" w:w="120"/>
             </w:tcMar>
           </w:tcPr>
           <w:p>
@@ -8174,12 +8112,11 @@
         <w:tc>
           <w:tcPr>
             <w:tcW w:type="dxa" w:w="4510"/>
-            <w:shd w:fill="F3F6FA" w:color="auto" w:val="clear"/>
-            <w:tcMar>
-              <w:top w:type="dxa" w:w="80"/>
-              <w:left w:type="dxa" w:w="100"/>
-              <w:bottom w:type="dxa" w:w="80"/>
-              <w:right w:type="dxa" w:w="100"/>
+            <w:tcMar>
+              <w:top w:type="dxa" w:w="100"/>
+              <w:left w:type="dxa" w:w="120"/>
+              <w:bottom w:type="dxa" w:w="100"/>
+              <w:right w:type="dxa" w:w="120"/>
             </w:tcMar>
           </w:tcPr>
           <w:p>
@@ -8202,10 +8139,10 @@
           <w:tcPr>
             <w:tcW w:type="dxa" w:w="4510"/>
             <w:tcMar>
-              <w:top w:type="dxa" w:w="80"/>
-              <w:left w:type="dxa" w:w="100"/>
-              <w:bottom w:type="dxa" w:w="80"/>
-              <w:right w:type="dxa" w:w="100"/>
+              <w:top w:type="dxa" w:w="100"/>
+              <w:left w:type="dxa" w:w="120"/>
+              <w:bottom w:type="dxa" w:w="100"/>
+              <w:right w:type="dxa" w:w="120"/>
             </w:tcMar>
           </w:tcPr>
           <w:p>
@@ -8226,10 +8163,10 @@
           <w:tcPr>
             <w:tcW w:type="dxa" w:w="4510"/>
             <w:tcMar>
-              <w:top w:type="dxa" w:w="80"/>
-              <w:left w:type="dxa" w:w="100"/>
-              <w:bottom w:type="dxa" w:w="80"/>
-              <w:right w:type="dxa" w:w="100"/>
+              <w:top w:type="dxa" w:w="100"/>
+              <w:left w:type="dxa" w:w="120"/>
+              <w:bottom w:type="dxa" w:w="100"/>
+              <w:right w:type="dxa" w:w="120"/>
             </w:tcMar>
           </w:tcPr>
           <w:p>
@@ -8251,12 +8188,11 @@
         <w:tc>
           <w:tcPr>
             <w:tcW w:type="dxa" w:w="4510"/>
-            <w:shd w:fill="F3F6FA" w:color="auto" w:val="clear"/>
-            <w:tcMar>
-              <w:top w:type="dxa" w:w="80"/>
-              <w:left w:type="dxa" w:w="100"/>
-              <w:bottom w:type="dxa" w:w="80"/>
-              <w:right w:type="dxa" w:w="100"/>
+            <w:tcMar>
+              <w:top w:type="dxa" w:w="100"/>
+              <w:left w:type="dxa" w:w="120"/>
+              <w:bottom w:type="dxa" w:w="100"/>
+              <w:right w:type="dxa" w:w="120"/>
             </w:tcMar>
           </w:tcPr>
           <w:p>
@@ -8276,12 +8212,11 @@
         <w:tc>
           <w:tcPr>
             <w:tcW w:type="dxa" w:w="4510"/>
-            <w:shd w:fill="F3F6FA" w:color="auto" w:val="clear"/>
-            <w:tcMar>
-              <w:top w:type="dxa" w:w="80"/>
-              <w:left w:type="dxa" w:w="100"/>
-              <w:bottom w:type="dxa" w:w="80"/>
-              <w:right w:type="dxa" w:w="100"/>
+            <w:tcMar>
+              <w:top w:type="dxa" w:w="100"/>
+              <w:left w:type="dxa" w:w="120"/>
+              <w:bottom w:type="dxa" w:w="100"/>
+              <w:right w:type="dxa" w:w="120"/>
             </w:tcMar>
           </w:tcPr>
           <w:p>
@@ -8304,10 +8239,10 @@
           <w:tcPr>
             <w:tcW w:type="dxa" w:w="4510"/>
             <w:tcMar>
-              <w:top w:type="dxa" w:w="80"/>
-              <w:left w:type="dxa" w:w="100"/>
-              <w:bottom w:type="dxa" w:w="80"/>
-              <w:right w:type="dxa" w:w="100"/>
+              <w:top w:type="dxa" w:w="100"/>
+              <w:left w:type="dxa" w:w="120"/>
+              <w:bottom w:type="dxa" w:w="100"/>
+              <w:right w:type="dxa" w:w="120"/>
             </w:tcMar>
           </w:tcPr>
           <w:p>
@@ -8328,10 +8263,10 @@
           <w:tcPr>
             <w:tcW w:type="dxa" w:w="4510"/>
             <w:tcMar>
-              <w:top w:type="dxa" w:w="80"/>
-              <w:left w:type="dxa" w:w="100"/>
-              <w:bottom w:type="dxa" w:w="80"/>
-              <w:right w:type="dxa" w:w="100"/>
+              <w:top w:type="dxa" w:w="100"/>
+              <w:left w:type="dxa" w:w="120"/>
+              <w:bottom w:type="dxa" w:w="100"/>
+              <w:right w:type="dxa" w:w="120"/>
             </w:tcMar>
           </w:tcPr>
           <w:p>
@@ -8353,12 +8288,11 @@
         <w:tc>
           <w:tcPr>
             <w:tcW w:type="dxa" w:w="4510"/>
-            <w:shd w:fill="F3F6FA" w:color="auto" w:val="clear"/>
-            <w:tcMar>
-              <w:top w:type="dxa" w:w="80"/>
-              <w:left w:type="dxa" w:w="100"/>
-              <w:bottom w:type="dxa" w:w="80"/>
-              <w:right w:type="dxa" w:w="100"/>
+            <w:tcMar>
+              <w:top w:type="dxa" w:w="100"/>
+              <w:left w:type="dxa" w:w="120"/>
+              <w:bottom w:type="dxa" w:w="100"/>
+              <w:right w:type="dxa" w:w="120"/>
             </w:tcMar>
           </w:tcPr>
           <w:p>
@@ -8378,12 +8312,11 @@
         <w:tc>
           <w:tcPr>
             <w:tcW w:type="dxa" w:w="4510"/>
-            <w:shd w:fill="F3F6FA" w:color="auto" w:val="clear"/>
-            <w:tcMar>
-              <w:top w:type="dxa" w:w="80"/>
-              <w:left w:type="dxa" w:w="100"/>
-              <w:bottom w:type="dxa" w:w="80"/>
-              <w:right w:type="dxa" w:w="100"/>
+            <w:tcMar>
+              <w:top w:type="dxa" w:w="100"/>
+              <w:left w:type="dxa" w:w="120"/>
+              <w:bottom w:type="dxa" w:w="100"/>
+              <w:right w:type="dxa" w:w="120"/>
             </w:tcMar>
           </w:tcPr>
           <w:p>
@@ -8406,10 +8339,10 @@
           <w:tcPr>
             <w:tcW w:type="dxa" w:w="4510"/>
             <w:tcMar>
-              <w:top w:type="dxa" w:w="80"/>
-              <w:left w:type="dxa" w:w="100"/>
-              <w:bottom w:type="dxa" w:w="80"/>
-              <w:right w:type="dxa" w:w="100"/>
+              <w:top w:type="dxa" w:w="100"/>
+              <w:left w:type="dxa" w:w="120"/>
+              <w:bottom w:type="dxa" w:w="100"/>
+              <w:right w:type="dxa" w:w="120"/>
             </w:tcMar>
           </w:tcPr>
           <w:p>
@@ -8430,10 +8363,10 @@
           <w:tcPr>
             <w:tcW w:type="dxa" w:w="4510"/>
             <w:tcMar>
-              <w:top w:type="dxa" w:w="80"/>
-              <w:left w:type="dxa" w:w="100"/>
-              <w:bottom w:type="dxa" w:w="80"/>
-              <w:right w:type="dxa" w:w="100"/>
+              <w:top w:type="dxa" w:w="100"/>
+              <w:left w:type="dxa" w:w="120"/>
+              <w:bottom w:type="dxa" w:w="100"/>
+              <w:right w:type="dxa" w:w="120"/>
             </w:tcMar>
           </w:tcPr>
           <w:p>
@@ -8455,12 +8388,11 @@
         <w:tc>
           <w:tcPr>
             <w:tcW w:type="dxa" w:w="4510"/>
-            <w:shd w:fill="F3F6FA" w:color="auto" w:val="clear"/>
-            <w:tcMar>
-              <w:top w:type="dxa" w:w="80"/>
-              <w:left w:type="dxa" w:w="100"/>
-              <w:bottom w:type="dxa" w:w="80"/>
-              <w:right w:type="dxa" w:w="100"/>
+            <w:tcMar>
+              <w:top w:type="dxa" w:w="100"/>
+              <w:left w:type="dxa" w:w="120"/>
+              <w:bottom w:type="dxa" w:w="100"/>
+              <w:right w:type="dxa" w:w="120"/>
             </w:tcMar>
           </w:tcPr>
           <w:p>
@@ -8480,12 +8412,11 @@
         <w:tc>
           <w:tcPr>
             <w:tcW w:type="dxa" w:w="4510"/>
-            <w:shd w:fill="F3F6FA" w:color="auto" w:val="clear"/>
-            <w:tcMar>
-              <w:top w:type="dxa" w:w="80"/>
-              <w:left w:type="dxa" w:w="100"/>
-              <w:bottom w:type="dxa" w:w="80"/>
-              <w:right w:type="dxa" w:w="100"/>
+            <w:tcMar>
+              <w:top w:type="dxa" w:w="100"/>
+              <w:left w:type="dxa" w:w="120"/>
+              <w:bottom w:type="dxa" w:w="100"/>
+              <w:right w:type="dxa" w:w="120"/>
             </w:tcMar>
           </w:tcPr>
           <w:p>
@@ -8508,10 +8439,10 @@
           <w:tcPr>
             <w:tcW w:type="dxa" w:w="4510"/>
             <w:tcMar>
-              <w:top w:type="dxa" w:w="80"/>
-              <w:left w:type="dxa" w:w="100"/>
-              <w:bottom w:type="dxa" w:w="80"/>
-              <w:right w:type="dxa" w:w="100"/>
+              <w:top w:type="dxa" w:w="100"/>
+              <w:left w:type="dxa" w:w="120"/>
+              <w:bottom w:type="dxa" w:w="100"/>
+              <w:right w:type="dxa" w:w="120"/>
             </w:tcMar>
           </w:tcPr>
           <w:p>
@@ -8532,10 +8463,10 @@
           <w:tcPr>
             <w:tcW w:type="dxa" w:w="4510"/>
             <w:tcMar>
-              <w:top w:type="dxa" w:w="80"/>
-              <w:left w:type="dxa" w:w="100"/>
-              <w:bottom w:type="dxa" w:w="80"/>
-              <w:right w:type="dxa" w:w="100"/>
+              <w:top w:type="dxa" w:w="100"/>
+              <w:left w:type="dxa" w:w="120"/>
+              <w:bottom w:type="dxa" w:w="100"/>
+              <w:right w:type="dxa" w:w="120"/>
             </w:tcMar>
           </w:tcPr>
           <w:p>
@@ -8556,12 +8487,12 @@
     </w:tbl>
     <w:p>
       <w:pPr>
-        <w:spacing w:after="160"/>
-      </w:pPr>
-    </w:p>
-    <w:p>
-      <w:pPr>
-        <w:spacing w:after="120" w:line="300"/>
+        <w:spacing w:after="240"/>
+      </w:pPr>
+    </w:p>
+    <w:p>
+      <w:pPr>
+        <w:spacing w:after="180" w:line="320"/>
       </w:pPr>
       <w:r>
         <w:rPr>
@@ -8575,7 +8506,7 @@
     <w:p>
       <w:pPr>
         <w:pStyle w:val="Heading2"/>
-        <w:spacing w:after="140" w:before="280"/>
+        <w:spacing w:after="200" w:before="400"/>
       </w:pPr>
       <w:r>
         <w:rPr>
@@ -8591,7 +8522,7 @@
     </w:p>
     <w:p>
       <w:pPr>
-        <w:spacing w:after="120" w:line="300"/>
+        <w:spacing w:after="180" w:line="320"/>
       </w:pPr>
       <w:r>
         <w:rPr>
@@ -8604,7 +8535,7 @@
     </w:p>
     <w:p>
       <w:pPr>
-        <w:spacing w:after="120" w:line="300"/>
+        <w:spacing w:after="180" w:line="320"/>
       </w:pPr>
       <w:r>
         <w:rPr>
@@ -8617,7 +8548,7 @@
     </w:p>
     <w:p>
       <w:pPr>
-        <w:spacing w:after="120" w:line="300"/>
+        <w:spacing w:after="180" w:line="320"/>
       </w:pPr>
       <w:r>
         <w:rPr>
@@ -8632,7 +8563,7 @@
       <w:pPr>
         <w:pStyle w:val="Heading1"/>
         <w:pageBreakBefore/>
-        <w:spacing w:after="200" w:before="360"/>
+        <w:spacing w:after="280" w:before="480"/>
       </w:pPr>
       <w:r>
         <w:rPr>
@@ -8648,7 +8579,7 @@
     </w:p>
     <w:p>
       <w:pPr>
-        <w:spacing w:after="120" w:line="300"/>
+        <w:spacing w:after="180" w:line="320"/>
       </w:pPr>
       <w:r>
         <w:rPr>
@@ -8663,12 +8594,12 @@
       <w:tblPr>
         <w:tblW w:type="dxa" w:w="9020"/>
         <w:tblBorders>
-          <w:top w:val="single" w:color="auto" w:sz="4"/>
-          <w:left w:val="single" w:color="auto" w:sz="4"/>
-          <w:bottom w:val="single" w:color="auto" w:sz="4"/>
-          <w:right w:val="single" w:color="auto" w:sz="4"/>
-          <w:insideH w:val="single" w:color="auto" w:sz="4"/>
-          <w:insideV w:val="single" w:color="auto" w:sz="4"/>
+          <w:top w:val="single" w:color="000000" w:sz="4"/>
+          <w:left w:val="single" w:color="000000" w:sz="4"/>
+          <w:bottom w:val="single" w:color="000000" w:sz="4"/>
+          <w:right w:val="single" w:color="000000" w:sz="4"/>
+          <w:insideH w:val="single" w:color="000000" w:sz="4"/>
+          <w:insideV w:val="single" w:color="000000" w:sz="4"/>
         </w:tblBorders>
       </w:tblPr>
       <w:tblGrid>
@@ -8683,12 +8614,11 @@
         <w:tc>
           <w:tcPr>
             <w:tcW w:type="dxa" w:w="3969"/>
-            <w:shd w:fill="EAEFF5" w:color="auto" w:val="clear"/>
-            <w:tcMar>
-              <w:top w:type="dxa" w:w="80"/>
-              <w:left w:type="dxa" w:w="100"/>
-              <w:bottom w:type="dxa" w:w="80"/>
-              <w:right w:type="dxa" w:w="100"/>
+            <w:tcMar>
+              <w:top w:type="dxa" w:w="100"/>
+              <w:left w:type="dxa" w:w="120"/>
+              <w:bottom w:type="dxa" w:w="100"/>
+              <w:right w:type="dxa" w:w="120"/>
             </w:tcMar>
           </w:tcPr>
           <w:p>
@@ -8711,12 +8641,11 @@
         <w:tc>
           <w:tcPr>
             <w:tcW w:type="dxa" w:w="2886"/>
-            <w:shd w:fill="EAEFF5" w:color="auto" w:val="clear"/>
-            <w:tcMar>
-              <w:top w:type="dxa" w:w="80"/>
-              <w:left w:type="dxa" w:w="100"/>
-              <w:bottom w:type="dxa" w:w="80"/>
-              <w:right w:type="dxa" w:w="100"/>
+            <w:tcMar>
+              <w:top w:type="dxa" w:w="100"/>
+              <w:left w:type="dxa" w:w="120"/>
+              <w:bottom w:type="dxa" w:w="100"/>
+              <w:right w:type="dxa" w:w="120"/>
             </w:tcMar>
           </w:tcPr>
           <w:p>
@@ -8739,12 +8668,11 @@
         <w:tc>
           <w:tcPr>
             <w:tcW w:type="dxa" w:w="2165"/>
-            <w:shd w:fill="EAEFF5" w:color="auto" w:val="clear"/>
-            <w:tcMar>
-              <w:top w:type="dxa" w:w="80"/>
-              <w:left w:type="dxa" w:w="100"/>
-              <w:bottom w:type="dxa" w:w="80"/>
-              <w:right w:type="dxa" w:w="100"/>
+            <w:tcMar>
+              <w:top w:type="dxa" w:w="100"/>
+              <w:left w:type="dxa" w:w="120"/>
+              <w:bottom w:type="dxa" w:w="100"/>
+              <w:right w:type="dxa" w:w="120"/>
             </w:tcMar>
           </w:tcPr>
           <w:p>
@@ -8770,10 +8698,10 @@
           <w:tcPr>
             <w:tcW w:type="dxa" w:w="3969"/>
             <w:tcMar>
-              <w:top w:type="dxa" w:w="80"/>
-              <w:left w:type="dxa" w:w="100"/>
-              <w:bottom w:type="dxa" w:w="80"/>
-              <w:right w:type="dxa" w:w="100"/>
+              <w:top w:type="dxa" w:w="100"/>
+              <w:left w:type="dxa" w:w="120"/>
+              <w:bottom w:type="dxa" w:w="100"/>
+              <w:right w:type="dxa" w:w="120"/>
             </w:tcMar>
           </w:tcPr>
           <w:p>
@@ -8794,10 +8722,10 @@
           <w:tcPr>
             <w:tcW w:type="dxa" w:w="2886"/>
             <w:tcMar>
-              <w:top w:type="dxa" w:w="80"/>
-              <w:left w:type="dxa" w:w="100"/>
-              <w:bottom w:type="dxa" w:w="80"/>
-              <w:right w:type="dxa" w:w="100"/>
+              <w:top w:type="dxa" w:w="100"/>
+              <w:left w:type="dxa" w:w="120"/>
+              <w:bottom w:type="dxa" w:w="100"/>
+              <w:right w:type="dxa" w:w="120"/>
             </w:tcMar>
           </w:tcPr>
           <w:p>
@@ -8818,10 +8746,10 @@
           <w:tcPr>
             <w:tcW w:type="dxa" w:w="2165"/>
             <w:tcMar>
-              <w:top w:type="dxa" w:w="80"/>
-              <w:left w:type="dxa" w:w="100"/>
-              <w:bottom w:type="dxa" w:w="80"/>
-              <w:right w:type="dxa" w:w="100"/>
+              <w:top w:type="dxa" w:w="100"/>
+              <w:left w:type="dxa" w:w="120"/>
+              <w:bottom w:type="dxa" w:w="100"/>
+              <w:right w:type="dxa" w:w="120"/>
             </w:tcMar>
           </w:tcPr>
           <w:p>
@@ -8843,12 +8771,11 @@
         <w:tc>
           <w:tcPr>
             <w:tcW w:type="dxa" w:w="3969"/>
-            <w:shd w:fill="F3F6FA" w:color="auto" w:val="clear"/>
-            <w:tcMar>
-              <w:top w:type="dxa" w:w="80"/>
-              <w:left w:type="dxa" w:w="100"/>
-              <w:bottom w:type="dxa" w:w="80"/>
-              <w:right w:type="dxa" w:w="100"/>
+            <w:tcMar>
+              <w:top w:type="dxa" w:w="100"/>
+              <w:left w:type="dxa" w:w="120"/>
+              <w:bottom w:type="dxa" w:w="100"/>
+              <w:right w:type="dxa" w:w="120"/>
             </w:tcMar>
           </w:tcPr>
           <w:p>
@@ -8868,12 +8795,11 @@
         <w:tc>
           <w:tcPr>
             <w:tcW w:type="dxa" w:w="2886"/>
-            <w:shd w:fill="F3F6FA" w:color="auto" w:val="clear"/>
-            <w:tcMar>
-              <w:top w:type="dxa" w:w="80"/>
-              <w:left w:type="dxa" w:w="100"/>
-              <w:bottom w:type="dxa" w:w="80"/>
-              <w:right w:type="dxa" w:w="100"/>
+            <w:tcMar>
+              <w:top w:type="dxa" w:w="100"/>
+              <w:left w:type="dxa" w:w="120"/>
+              <w:bottom w:type="dxa" w:w="100"/>
+              <w:right w:type="dxa" w:w="120"/>
             </w:tcMar>
           </w:tcPr>
           <w:p>
@@ -8893,12 +8819,11 @@
         <w:tc>
           <w:tcPr>
             <w:tcW w:type="dxa" w:w="2165"/>
-            <w:shd w:fill="F3F6FA" w:color="auto" w:val="clear"/>
-            <w:tcMar>
-              <w:top w:type="dxa" w:w="80"/>
-              <w:left w:type="dxa" w:w="100"/>
-              <w:bottom w:type="dxa" w:w="80"/>
-              <w:right w:type="dxa" w:w="100"/>
+            <w:tcMar>
+              <w:top w:type="dxa" w:w="100"/>
+              <w:left w:type="dxa" w:w="120"/>
+              <w:bottom w:type="dxa" w:w="100"/>
+              <w:right w:type="dxa" w:w="120"/>
             </w:tcMar>
           </w:tcPr>
           <w:p>
@@ -8921,10 +8846,10 @@
           <w:tcPr>
             <w:tcW w:type="dxa" w:w="3969"/>
             <w:tcMar>
-              <w:top w:type="dxa" w:w="80"/>
-              <w:left w:type="dxa" w:w="100"/>
-              <w:bottom w:type="dxa" w:w="80"/>
-              <w:right w:type="dxa" w:w="100"/>
+              <w:top w:type="dxa" w:w="100"/>
+              <w:left w:type="dxa" w:w="120"/>
+              <w:bottom w:type="dxa" w:w="100"/>
+              <w:right w:type="dxa" w:w="120"/>
             </w:tcMar>
           </w:tcPr>
           <w:p>
@@ -8945,10 +8870,10 @@
           <w:tcPr>
             <w:tcW w:type="dxa" w:w="2886"/>
             <w:tcMar>
-              <w:top w:type="dxa" w:w="80"/>
-              <w:left w:type="dxa" w:w="100"/>
-              <w:bottom w:type="dxa" w:w="80"/>
-              <w:right w:type="dxa" w:w="100"/>
+              <w:top w:type="dxa" w:w="100"/>
+              <w:left w:type="dxa" w:w="120"/>
+              <w:bottom w:type="dxa" w:w="100"/>
+              <w:right w:type="dxa" w:w="120"/>
             </w:tcMar>
           </w:tcPr>
           <w:p>
@@ -8969,10 +8894,10 @@
           <w:tcPr>
             <w:tcW w:type="dxa" w:w="2165"/>
             <w:tcMar>
-              <w:top w:type="dxa" w:w="80"/>
-              <w:left w:type="dxa" w:w="100"/>
-              <w:bottom w:type="dxa" w:w="80"/>
-              <w:right w:type="dxa" w:w="100"/>
+              <w:top w:type="dxa" w:w="100"/>
+              <w:left w:type="dxa" w:w="120"/>
+              <w:bottom w:type="dxa" w:w="100"/>
+              <w:right w:type="dxa" w:w="120"/>
             </w:tcMar>
           </w:tcPr>
           <w:p>
@@ -8994,12 +8919,11 @@
         <w:tc>
           <w:tcPr>
             <w:tcW w:type="dxa" w:w="3969"/>
-            <w:shd w:fill="F3F6FA" w:color="auto" w:val="clear"/>
-            <w:tcMar>
-              <w:top w:type="dxa" w:w="80"/>
-              <w:left w:type="dxa" w:w="100"/>
-              <w:bottom w:type="dxa" w:w="80"/>
-              <w:right w:type="dxa" w:w="100"/>
+            <w:tcMar>
+              <w:top w:type="dxa" w:w="100"/>
+              <w:left w:type="dxa" w:w="120"/>
+              <w:bottom w:type="dxa" w:w="100"/>
+              <w:right w:type="dxa" w:w="120"/>
             </w:tcMar>
           </w:tcPr>
           <w:p>
@@ -9019,12 +8943,11 @@
         <w:tc>
           <w:tcPr>
             <w:tcW w:type="dxa" w:w="2886"/>
-            <w:shd w:fill="F3F6FA" w:color="auto" w:val="clear"/>
-            <w:tcMar>
-              <w:top w:type="dxa" w:w="80"/>
-              <w:left w:type="dxa" w:w="100"/>
-              <w:bottom w:type="dxa" w:w="80"/>
-              <w:right w:type="dxa" w:w="100"/>
+            <w:tcMar>
+              <w:top w:type="dxa" w:w="100"/>
+              <w:left w:type="dxa" w:w="120"/>
+              <w:bottom w:type="dxa" w:w="100"/>
+              <w:right w:type="dxa" w:w="120"/>
             </w:tcMar>
           </w:tcPr>
           <w:p>
@@ -9044,12 +8967,11 @@
         <w:tc>
           <w:tcPr>
             <w:tcW w:type="dxa" w:w="2165"/>
-            <w:shd w:fill="F3F6FA" w:color="auto" w:val="clear"/>
-            <w:tcMar>
-              <w:top w:type="dxa" w:w="80"/>
-              <w:left w:type="dxa" w:w="100"/>
-              <w:bottom w:type="dxa" w:w="80"/>
-              <w:right w:type="dxa" w:w="100"/>
+            <w:tcMar>
+              <w:top w:type="dxa" w:w="100"/>
+              <w:left w:type="dxa" w:w="120"/>
+              <w:bottom w:type="dxa" w:w="100"/>
+              <w:right w:type="dxa" w:w="120"/>
             </w:tcMar>
           </w:tcPr>
           <w:p>
@@ -9072,10 +8994,10 @@
           <w:tcPr>
             <w:tcW w:type="dxa" w:w="3969"/>
             <w:tcMar>
-              <w:top w:type="dxa" w:w="80"/>
-              <w:left w:type="dxa" w:w="100"/>
-              <w:bottom w:type="dxa" w:w="80"/>
-              <w:right w:type="dxa" w:w="100"/>
+              <w:top w:type="dxa" w:w="100"/>
+              <w:left w:type="dxa" w:w="120"/>
+              <w:bottom w:type="dxa" w:w="100"/>
+              <w:right w:type="dxa" w:w="120"/>
             </w:tcMar>
           </w:tcPr>
           <w:p>
@@ -9096,10 +9018,10 @@
           <w:tcPr>
             <w:tcW w:type="dxa" w:w="2886"/>
             <w:tcMar>
-              <w:top w:type="dxa" w:w="80"/>
-              <w:left w:type="dxa" w:w="100"/>
-              <w:bottom w:type="dxa" w:w="80"/>
-              <w:right w:type="dxa" w:w="100"/>
+              <w:top w:type="dxa" w:w="100"/>
+              <w:left w:type="dxa" w:w="120"/>
+              <w:bottom w:type="dxa" w:w="100"/>
+              <w:right w:type="dxa" w:w="120"/>
             </w:tcMar>
           </w:tcPr>
           <w:p>
@@ -9120,10 +9042,10 @@
           <w:tcPr>
             <w:tcW w:type="dxa" w:w="2165"/>
             <w:tcMar>
-              <w:top w:type="dxa" w:w="80"/>
-              <w:left w:type="dxa" w:w="100"/>
-              <w:bottom w:type="dxa" w:w="80"/>
-              <w:right w:type="dxa" w:w="100"/>
+              <w:top w:type="dxa" w:w="100"/>
+              <w:left w:type="dxa" w:w="120"/>
+              <w:bottom w:type="dxa" w:w="100"/>
+              <w:right w:type="dxa" w:w="120"/>
             </w:tcMar>
           </w:tcPr>
           <w:p>
@@ -9145,12 +9067,11 @@
         <w:tc>
           <w:tcPr>
             <w:tcW w:type="dxa" w:w="3969"/>
-            <w:shd w:fill="F3F6FA" w:color="auto" w:val="clear"/>
-            <w:tcMar>
-              <w:top w:type="dxa" w:w="80"/>
-              <w:left w:type="dxa" w:w="100"/>
-              <w:bottom w:type="dxa" w:w="80"/>
-              <w:right w:type="dxa" w:w="100"/>
+            <w:tcMar>
+              <w:top w:type="dxa" w:w="100"/>
+              <w:left w:type="dxa" w:w="120"/>
+              <w:bottom w:type="dxa" w:w="100"/>
+              <w:right w:type="dxa" w:w="120"/>
             </w:tcMar>
           </w:tcPr>
           <w:p>
@@ -9170,12 +9091,11 @@
         <w:tc>
           <w:tcPr>
             <w:tcW w:type="dxa" w:w="2886"/>
-            <w:shd w:fill="F3F6FA" w:color="auto" w:val="clear"/>
-            <w:tcMar>
-              <w:top w:type="dxa" w:w="80"/>
-              <w:left w:type="dxa" w:w="100"/>
-              <w:bottom w:type="dxa" w:w="80"/>
-              <w:right w:type="dxa" w:w="100"/>
+            <w:tcMar>
+              <w:top w:type="dxa" w:w="100"/>
+              <w:left w:type="dxa" w:w="120"/>
+              <w:bottom w:type="dxa" w:w="100"/>
+              <w:right w:type="dxa" w:w="120"/>
             </w:tcMar>
           </w:tcPr>
           <w:p>
@@ -9195,12 +9115,11 @@
         <w:tc>
           <w:tcPr>
             <w:tcW w:type="dxa" w:w="2165"/>
-            <w:shd w:fill="F3F6FA" w:color="auto" w:val="clear"/>
-            <w:tcMar>
-              <w:top w:type="dxa" w:w="80"/>
-              <w:left w:type="dxa" w:w="100"/>
-              <w:bottom w:type="dxa" w:w="80"/>
-              <w:right w:type="dxa" w:w="100"/>
+            <w:tcMar>
+              <w:top w:type="dxa" w:w="100"/>
+              <w:left w:type="dxa" w:w="120"/>
+              <w:bottom w:type="dxa" w:w="100"/>
+              <w:right w:type="dxa" w:w="120"/>
             </w:tcMar>
           </w:tcPr>
           <w:p>
@@ -9223,10 +9142,10 @@
           <w:tcPr>
             <w:tcW w:type="dxa" w:w="3969"/>
             <w:tcMar>
-              <w:top w:type="dxa" w:w="80"/>
-              <w:left w:type="dxa" w:w="100"/>
-              <w:bottom w:type="dxa" w:w="80"/>
-              <w:right w:type="dxa" w:w="100"/>
+              <w:top w:type="dxa" w:w="100"/>
+              <w:left w:type="dxa" w:w="120"/>
+              <w:bottom w:type="dxa" w:w="100"/>
+              <w:right w:type="dxa" w:w="120"/>
             </w:tcMar>
           </w:tcPr>
           <w:p>
@@ -9247,10 +9166,10 @@
           <w:tcPr>
             <w:tcW w:type="dxa" w:w="2886"/>
             <w:tcMar>
-              <w:top w:type="dxa" w:w="80"/>
-              <w:left w:type="dxa" w:w="100"/>
-              <w:bottom w:type="dxa" w:w="80"/>
-              <w:right w:type="dxa" w:w="100"/>
+              <w:top w:type="dxa" w:w="100"/>
+              <w:left w:type="dxa" w:w="120"/>
+              <w:bottom w:type="dxa" w:w="100"/>
+              <w:right w:type="dxa" w:w="120"/>
             </w:tcMar>
           </w:tcPr>
           <w:p>
@@ -9271,10 +9190,10 @@
           <w:tcPr>
             <w:tcW w:type="dxa" w:w="2165"/>
             <w:tcMar>
-              <w:top w:type="dxa" w:w="80"/>
-              <w:left w:type="dxa" w:w="100"/>
-              <w:bottom w:type="dxa" w:w="80"/>
-              <w:right w:type="dxa" w:w="100"/>
+              <w:top w:type="dxa" w:w="100"/>
+              <w:left w:type="dxa" w:w="120"/>
+              <w:bottom w:type="dxa" w:w="100"/>
+              <w:right w:type="dxa" w:w="120"/>
             </w:tcMar>
           </w:tcPr>
           <w:p>
@@ -9296,12 +9215,11 @@
         <w:tc>
           <w:tcPr>
             <w:tcW w:type="dxa" w:w="3969"/>
-            <w:shd w:fill="F3F6FA" w:color="auto" w:val="clear"/>
-            <w:tcMar>
-              <w:top w:type="dxa" w:w="80"/>
-              <w:left w:type="dxa" w:w="100"/>
-              <w:bottom w:type="dxa" w:w="80"/>
-              <w:right w:type="dxa" w:w="100"/>
+            <w:tcMar>
+              <w:top w:type="dxa" w:w="100"/>
+              <w:left w:type="dxa" w:w="120"/>
+              <w:bottom w:type="dxa" w:w="100"/>
+              <w:right w:type="dxa" w:w="120"/>
             </w:tcMar>
           </w:tcPr>
           <w:p>
@@ -9321,12 +9239,11 @@
         <w:tc>
           <w:tcPr>
             <w:tcW w:type="dxa" w:w="2886"/>
-            <w:shd w:fill="F3F6FA" w:color="auto" w:val="clear"/>
-            <w:tcMar>
-              <w:top w:type="dxa" w:w="80"/>
-              <w:left w:type="dxa" w:w="100"/>
-              <w:bottom w:type="dxa" w:w="80"/>
-              <w:right w:type="dxa" w:w="100"/>
+            <w:tcMar>
+              <w:top w:type="dxa" w:w="100"/>
+              <w:left w:type="dxa" w:w="120"/>
+              <w:bottom w:type="dxa" w:w="100"/>
+              <w:right w:type="dxa" w:w="120"/>
             </w:tcMar>
           </w:tcPr>
           <w:p>
@@ -9346,12 +9263,11 @@
         <w:tc>
           <w:tcPr>
             <w:tcW w:type="dxa" w:w="2165"/>
-            <w:shd w:fill="F3F6FA" w:color="auto" w:val="clear"/>
-            <w:tcMar>
-              <w:top w:type="dxa" w:w="80"/>
-              <w:left w:type="dxa" w:w="100"/>
-              <w:bottom w:type="dxa" w:w="80"/>
-              <w:right w:type="dxa" w:w="100"/>
+            <w:tcMar>
+              <w:top w:type="dxa" w:w="100"/>
+              <w:left w:type="dxa" w:w="120"/>
+              <w:bottom w:type="dxa" w:w="100"/>
+              <w:right w:type="dxa" w:w="120"/>
             </w:tcMar>
           </w:tcPr>
           <w:p>
@@ -9374,10 +9290,10 @@
           <w:tcPr>
             <w:tcW w:type="dxa" w:w="3969"/>
             <w:tcMar>
-              <w:top w:type="dxa" w:w="80"/>
-              <w:left w:type="dxa" w:w="100"/>
-              <w:bottom w:type="dxa" w:w="80"/>
-              <w:right w:type="dxa" w:w="100"/>
+              <w:top w:type="dxa" w:w="100"/>
+              <w:left w:type="dxa" w:w="120"/>
+              <w:bottom w:type="dxa" w:w="100"/>
+              <w:right w:type="dxa" w:w="120"/>
             </w:tcMar>
           </w:tcPr>
           <w:p>
@@ -9398,10 +9314,10 @@
           <w:tcPr>
             <w:tcW w:type="dxa" w:w="2886"/>
             <w:tcMar>
-              <w:top w:type="dxa" w:w="80"/>
-              <w:left w:type="dxa" w:w="100"/>
-              <w:bottom w:type="dxa" w:w="80"/>
-              <w:right w:type="dxa" w:w="100"/>
+              <w:top w:type="dxa" w:w="100"/>
+              <w:left w:type="dxa" w:w="120"/>
+              <w:bottom w:type="dxa" w:w="100"/>
+              <w:right w:type="dxa" w:w="120"/>
             </w:tcMar>
           </w:tcPr>
           <w:p>
@@ -9422,10 +9338,10 @@
           <w:tcPr>
             <w:tcW w:type="dxa" w:w="2165"/>
             <w:tcMar>
-              <w:top w:type="dxa" w:w="80"/>
-              <w:left w:type="dxa" w:w="100"/>
-              <w:bottom w:type="dxa" w:w="80"/>
-              <w:right w:type="dxa" w:w="100"/>
+              <w:top w:type="dxa" w:w="100"/>
+              <w:left w:type="dxa" w:w="120"/>
+              <w:bottom w:type="dxa" w:w="100"/>
+              <w:right w:type="dxa" w:w="120"/>
             </w:tcMar>
           </w:tcPr>
           <w:p>
@@ -9447,12 +9363,11 @@
         <w:tc>
           <w:tcPr>
             <w:tcW w:type="dxa" w:w="3969"/>
-            <w:shd w:fill="F3F6FA" w:color="auto" w:val="clear"/>
-            <w:tcMar>
-              <w:top w:type="dxa" w:w="80"/>
-              <w:left w:type="dxa" w:w="100"/>
-              <w:bottom w:type="dxa" w:w="80"/>
-              <w:right w:type="dxa" w:w="100"/>
+            <w:tcMar>
+              <w:top w:type="dxa" w:w="100"/>
+              <w:left w:type="dxa" w:w="120"/>
+              <w:bottom w:type="dxa" w:w="100"/>
+              <w:right w:type="dxa" w:w="120"/>
             </w:tcMar>
           </w:tcPr>
           <w:p>
@@ -9472,12 +9387,11 @@
         <w:tc>
           <w:tcPr>
             <w:tcW w:type="dxa" w:w="2886"/>
-            <w:shd w:fill="F3F6FA" w:color="auto" w:val="clear"/>
-            <w:tcMar>
-              <w:top w:type="dxa" w:w="80"/>
-              <w:left w:type="dxa" w:w="100"/>
-              <w:bottom w:type="dxa" w:w="80"/>
-              <w:right w:type="dxa" w:w="100"/>
+            <w:tcMar>
+              <w:top w:type="dxa" w:w="100"/>
+              <w:left w:type="dxa" w:w="120"/>
+              <w:bottom w:type="dxa" w:w="100"/>
+              <w:right w:type="dxa" w:w="120"/>
             </w:tcMar>
           </w:tcPr>
           <w:p>
@@ -9497,12 +9411,11 @@
         <w:tc>
           <w:tcPr>
             <w:tcW w:type="dxa" w:w="2165"/>
-            <w:shd w:fill="F3F6FA" w:color="auto" w:val="clear"/>
-            <w:tcMar>
-              <w:top w:type="dxa" w:w="80"/>
-              <w:left w:type="dxa" w:w="100"/>
-              <w:bottom w:type="dxa" w:w="80"/>
-              <w:right w:type="dxa" w:w="100"/>
+            <w:tcMar>
+              <w:top w:type="dxa" w:w="100"/>
+              <w:left w:type="dxa" w:w="120"/>
+              <w:bottom w:type="dxa" w:w="100"/>
+              <w:right w:type="dxa" w:w="120"/>
             </w:tcMar>
           </w:tcPr>
           <w:p>
@@ -9525,10 +9438,10 @@
           <w:tcPr>
             <w:tcW w:type="dxa" w:w="3969"/>
             <w:tcMar>
-              <w:top w:type="dxa" w:w="80"/>
-              <w:left w:type="dxa" w:w="100"/>
-              <w:bottom w:type="dxa" w:w="80"/>
-              <w:right w:type="dxa" w:w="100"/>
+              <w:top w:type="dxa" w:w="100"/>
+              <w:left w:type="dxa" w:w="120"/>
+              <w:bottom w:type="dxa" w:w="100"/>
+              <w:right w:type="dxa" w:w="120"/>
             </w:tcMar>
           </w:tcPr>
           <w:p>
@@ -9549,10 +9462,10 @@
           <w:tcPr>
             <w:tcW w:type="dxa" w:w="2886"/>
             <w:tcMar>
-              <w:top w:type="dxa" w:w="80"/>
-              <w:left w:type="dxa" w:w="100"/>
-              <w:bottom w:type="dxa" w:w="80"/>
-              <w:right w:type="dxa" w:w="100"/>
+              <w:top w:type="dxa" w:w="100"/>
+              <w:left w:type="dxa" w:w="120"/>
+              <w:bottom w:type="dxa" w:w="100"/>
+              <w:right w:type="dxa" w:w="120"/>
             </w:tcMar>
           </w:tcPr>
           <w:p>
@@ -9573,10 +9486,10 @@
           <w:tcPr>
             <w:tcW w:type="dxa" w:w="2165"/>
             <w:tcMar>
-              <w:top w:type="dxa" w:w="80"/>
-              <w:left w:type="dxa" w:w="100"/>
-              <w:bottom w:type="dxa" w:w="80"/>
-              <w:right w:type="dxa" w:w="100"/>
+              <w:top w:type="dxa" w:w="100"/>
+              <w:left w:type="dxa" w:w="120"/>
+              <w:bottom w:type="dxa" w:w="100"/>
+              <w:right w:type="dxa" w:w="120"/>
             </w:tcMar>
           </w:tcPr>
           <w:p>
@@ -9598,12 +9511,11 @@
         <w:tc>
           <w:tcPr>
             <w:tcW w:type="dxa" w:w="3969"/>
-            <w:shd w:fill="F3F6FA" w:color="auto" w:val="clear"/>
-            <w:tcMar>
-              <w:top w:type="dxa" w:w="80"/>
-              <w:left w:type="dxa" w:w="100"/>
-              <w:bottom w:type="dxa" w:w="80"/>
-              <w:right w:type="dxa" w:w="100"/>
+            <w:tcMar>
+              <w:top w:type="dxa" w:w="100"/>
+              <w:left w:type="dxa" w:w="120"/>
+              <w:bottom w:type="dxa" w:w="100"/>
+              <w:right w:type="dxa" w:w="120"/>
             </w:tcMar>
           </w:tcPr>
           <w:p>
@@ -9623,12 +9535,11 @@
         <w:tc>
           <w:tcPr>
             <w:tcW w:type="dxa" w:w="2886"/>
-            <w:shd w:fill="F3F6FA" w:color="auto" w:val="clear"/>
-            <w:tcMar>
-              <w:top w:type="dxa" w:w="80"/>
-              <w:left w:type="dxa" w:w="100"/>
-              <w:bottom w:type="dxa" w:w="80"/>
-              <w:right w:type="dxa" w:w="100"/>
+            <w:tcMar>
+              <w:top w:type="dxa" w:w="100"/>
+              <w:left w:type="dxa" w:w="120"/>
+              <w:bottom w:type="dxa" w:w="100"/>
+              <w:right w:type="dxa" w:w="120"/>
             </w:tcMar>
           </w:tcPr>
           <w:p>
@@ -9648,12 +9559,11 @@
         <w:tc>
           <w:tcPr>
             <w:tcW w:type="dxa" w:w="2165"/>
-            <w:shd w:fill="F3F6FA" w:color="auto" w:val="clear"/>
-            <w:tcMar>
-              <w:top w:type="dxa" w:w="80"/>
-              <w:left w:type="dxa" w:w="100"/>
-              <w:bottom w:type="dxa" w:w="80"/>
-              <w:right w:type="dxa" w:w="100"/>
+            <w:tcMar>
+              <w:top w:type="dxa" w:w="100"/>
+              <w:left w:type="dxa" w:w="120"/>
+              <w:bottom w:type="dxa" w:w="100"/>
+              <w:right w:type="dxa" w:w="120"/>
             </w:tcMar>
           </w:tcPr>
           <w:p>
@@ -9676,10 +9586,10 @@
           <w:tcPr>
             <w:tcW w:type="dxa" w:w="3969"/>
             <w:tcMar>
-              <w:top w:type="dxa" w:w="80"/>
-              <w:left w:type="dxa" w:w="100"/>
-              <w:bottom w:type="dxa" w:w="80"/>
-              <w:right w:type="dxa" w:w="100"/>
+              <w:top w:type="dxa" w:w="100"/>
+              <w:left w:type="dxa" w:w="120"/>
+              <w:bottom w:type="dxa" w:w="100"/>
+              <w:right w:type="dxa" w:w="120"/>
             </w:tcMar>
           </w:tcPr>
           <w:p>
@@ -9700,10 +9610,10 @@
           <w:tcPr>
             <w:tcW w:type="dxa" w:w="2886"/>
             <w:tcMar>
-              <w:top w:type="dxa" w:w="80"/>
-              <w:left w:type="dxa" w:w="100"/>
-              <w:bottom w:type="dxa" w:w="80"/>
-              <w:right w:type="dxa" w:w="100"/>
+              <w:top w:type="dxa" w:w="100"/>
+              <w:left w:type="dxa" w:w="120"/>
+              <w:bottom w:type="dxa" w:w="100"/>
+              <w:right w:type="dxa" w:w="120"/>
             </w:tcMar>
           </w:tcPr>
           <w:p>
@@ -9724,10 +9634,10 @@
           <w:tcPr>
             <w:tcW w:type="dxa" w:w="2165"/>
             <w:tcMar>
-              <w:top w:type="dxa" w:w="80"/>
-              <w:left w:type="dxa" w:w="100"/>
-              <w:bottom w:type="dxa" w:w="80"/>
-              <w:right w:type="dxa" w:w="100"/>
+              <w:top w:type="dxa" w:w="100"/>
+              <w:left w:type="dxa" w:w="120"/>
+              <w:bottom w:type="dxa" w:w="100"/>
+              <w:right w:type="dxa" w:w="120"/>
             </w:tcMar>
           </w:tcPr>
           <w:p>
@@ -9749,12 +9659,11 @@
         <w:tc>
           <w:tcPr>
             <w:tcW w:type="dxa" w:w="3969"/>
-            <w:shd w:fill="F3F6FA" w:color="auto" w:val="clear"/>
-            <w:tcMar>
-              <w:top w:type="dxa" w:w="80"/>
-              <w:left w:type="dxa" w:w="100"/>
-              <w:bottom w:type="dxa" w:w="80"/>
-              <w:right w:type="dxa" w:w="100"/>
+            <w:tcMar>
+              <w:top w:type="dxa" w:w="100"/>
+              <w:left w:type="dxa" w:w="120"/>
+              <w:bottom w:type="dxa" w:w="100"/>
+              <w:right w:type="dxa" w:w="120"/>
             </w:tcMar>
           </w:tcPr>
           <w:p>
@@ -9774,12 +9683,11 @@
         <w:tc>
           <w:tcPr>
             <w:tcW w:type="dxa" w:w="2886"/>
-            <w:shd w:fill="F3F6FA" w:color="auto" w:val="clear"/>
-            <w:tcMar>
-              <w:top w:type="dxa" w:w="80"/>
-              <w:left w:type="dxa" w:w="100"/>
-              <w:bottom w:type="dxa" w:w="80"/>
-              <w:right w:type="dxa" w:w="100"/>
+            <w:tcMar>
+              <w:top w:type="dxa" w:w="100"/>
+              <w:left w:type="dxa" w:w="120"/>
+              <w:bottom w:type="dxa" w:w="100"/>
+              <w:right w:type="dxa" w:w="120"/>
             </w:tcMar>
           </w:tcPr>
           <w:p>
@@ -9799,12 +9707,11 @@
         <w:tc>
           <w:tcPr>
             <w:tcW w:type="dxa" w:w="2165"/>
-            <w:shd w:fill="F3F6FA" w:color="auto" w:val="clear"/>
-            <w:tcMar>
-              <w:top w:type="dxa" w:w="80"/>
-              <w:left w:type="dxa" w:w="100"/>
-              <w:bottom w:type="dxa" w:w="80"/>
-              <w:right w:type="dxa" w:w="100"/>
+            <w:tcMar>
+              <w:top w:type="dxa" w:w="100"/>
+              <w:left w:type="dxa" w:w="120"/>
+              <w:bottom w:type="dxa" w:w="100"/>
+              <w:right w:type="dxa" w:w="120"/>
             </w:tcMar>
           </w:tcPr>
           <w:p>
@@ -9825,7 +9732,7 @@
     </w:tbl>
     <w:p>
       <w:pPr>
-        <w:spacing w:after="160"/>
+        <w:spacing w:after="240"/>
       </w:pPr>
     </w:p>
     <w:p>
@@ -9875,7 +9782,7 @@
     </w:p>
     <w:p>
       <w:pPr>
-        <w:spacing w:after="240" w:before="80"/>
+        <w:spacing w:after="360" w:before="120"/>
         <w:jc w:val="center"/>
       </w:pPr>
       <w:r>
@@ -9937,7 +9844,7 @@
     </w:p>
     <w:p>
       <w:pPr>
-        <w:spacing w:after="240" w:before="80"/>
+        <w:spacing w:after="360" w:before="120"/>
         <w:jc w:val="center"/>
       </w:pPr>
       <w:r>
@@ -9956,7 +9863,7 @@
       <w:pPr>
         <w:pStyle w:val="Heading1"/>
         <w:pageBreakBefore/>
-        <w:spacing w:after="200" w:before="360"/>
+        <w:spacing w:after="280" w:before="480"/>
       </w:pPr>
       <w:r>
         <w:rPr>
@@ -9973,7 +9880,7 @@
     <w:p>
       <w:pPr>
         <w:pStyle w:val="Heading2"/>
-        <w:spacing w:after="140" w:before="280"/>
+        <w:spacing w:after="200" w:before="400"/>
       </w:pPr>
       <w:r>
         <w:rPr>
@@ -9989,7 +9896,7 @@
     </w:p>
     <w:p>
       <w:pPr>
-        <w:spacing w:after="120" w:line="300"/>
+        <w:spacing w:after="180" w:line="320"/>
       </w:pPr>
       <w:r>
         <w:rPr>
@@ -10002,7 +9909,7 @@
     </w:p>
     <w:p>
       <w:pPr>
-        <w:spacing w:after="120" w:line="300"/>
+        <w:spacing w:after="180" w:line="320"/>
       </w:pPr>
       <w:r>
         <w:rPr>
@@ -10020,7 +9927,7 @@
           <w:ilvl w:val="0"/>
           <w:numId w:val="2"/>
         </w:numPr>
-        <w:spacing w:after="60" w:line="300"/>
+        <w:spacing w:after="100" w:line="320"/>
       </w:pPr>
       <w:r>
         <w:rPr>
@@ -10038,7 +9945,7 @@
           <w:ilvl w:val="0"/>
           <w:numId w:val="2"/>
         </w:numPr>
-        <w:spacing w:after="60" w:line="300"/>
+        <w:spacing w:after="100" w:line="320"/>
       </w:pPr>
       <w:r>
         <w:rPr>
@@ -10056,7 +9963,7 @@
           <w:ilvl w:val="0"/>
           <w:numId w:val="2"/>
         </w:numPr>
-        <w:spacing w:after="60" w:line="300"/>
+        <w:spacing w:after="100" w:line="320"/>
       </w:pPr>
       <w:r>
         <w:rPr>
@@ -10074,7 +9981,7 @@
           <w:ilvl w:val="0"/>
           <w:numId w:val="2"/>
         </w:numPr>
-        <w:spacing w:after="60" w:line="300"/>
+        <w:spacing w:after="100" w:line="320"/>
       </w:pPr>
       <w:r>
         <w:rPr>
@@ -10092,7 +9999,7 @@
           <w:ilvl w:val="0"/>
           <w:numId w:val="2"/>
         </w:numPr>
-        <w:spacing w:after="60" w:line="300"/>
+        <w:spacing w:after="100" w:line="320"/>
       </w:pPr>
       <w:r>
         <w:rPr>
@@ -10110,7 +10017,7 @@
           <w:ilvl w:val="0"/>
           <w:numId w:val="2"/>
         </w:numPr>
-        <w:spacing w:after="60" w:line="300"/>
+        <w:spacing w:after="100" w:line="320"/>
       </w:pPr>
       <w:r>
         <w:rPr>
@@ -10128,7 +10035,7 @@
           <w:ilvl w:val="0"/>
           <w:numId w:val="2"/>
         </w:numPr>
-        <w:spacing w:after="60" w:line="300"/>
+        <w:spacing w:after="100" w:line="320"/>
       </w:pPr>
       <w:r>
         <w:rPr>
@@ -10146,7 +10053,7 @@
           <w:ilvl w:val="0"/>
           <w:numId w:val="2"/>
         </w:numPr>
-        <w:spacing w:after="60" w:line="300"/>
+        <w:spacing w:after="100" w:line="320"/>
       </w:pPr>
       <w:r>
         <w:rPr>
@@ -10164,7 +10071,7 @@
           <w:ilvl w:val="0"/>
           <w:numId w:val="2"/>
         </w:numPr>
-        <w:spacing w:after="60" w:line="300"/>
+        <w:spacing w:after="100" w:line="320"/>
       </w:pPr>
       <w:r>
         <w:rPr>
@@ -10182,7 +10089,7 @@
           <w:ilvl w:val="0"/>
           <w:numId w:val="2"/>
         </w:numPr>
-        <w:spacing w:after="60" w:line="300"/>
+        <w:spacing w:after="100" w:line="320"/>
       </w:pPr>
       <w:r>
         <w:rPr>
@@ -10200,7 +10107,7 @@
           <w:ilvl w:val="0"/>
           <w:numId w:val="2"/>
         </w:numPr>
-        <w:spacing w:after="60" w:line="300"/>
+        <w:spacing w:after="100" w:line="320"/>
       </w:pPr>
       <w:r>
         <w:rPr>
@@ -10218,7 +10125,7 @@
           <w:ilvl w:val="0"/>
           <w:numId w:val="2"/>
         </w:numPr>
-        <w:spacing w:after="60" w:line="300"/>
+        <w:spacing w:after="100" w:line="320"/>
       </w:pPr>
       <w:r>
         <w:rPr>
@@ -10236,7 +10143,7 @@
           <w:ilvl w:val="0"/>
           <w:numId w:val="2"/>
         </w:numPr>
-        <w:spacing w:after="60" w:line="300"/>
+        <w:spacing w:after="100" w:line="320"/>
       </w:pPr>
       <w:r>
         <w:rPr>
@@ -10254,7 +10161,7 @@
           <w:ilvl w:val="0"/>
           <w:numId w:val="2"/>
         </w:numPr>
-        <w:spacing w:after="60" w:line="300"/>
+        <w:spacing w:after="100" w:line="320"/>
       </w:pPr>
       <w:r>
         <w:rPr>
@@ -10272,7 +10179,7 @@
           <w:ilvl w:val="0"/>
           <w:numId w:val="2"/>
         </w:numPr>
-        <w:spacing w:after="60" w:line="300"/>
+        <w:spacing w:after="100" w:line="320"/>
       </w:pPr>
       <w:r>
         <w:rPr>
@@ -10290,7 +10197,7 @@
           <w:ilvl w:val="0"/>
           <w:numId w:val="2"/>
         </w:numPr>
-        <w:spacing w:after="60" w:line="300"/>
+        <w:spacing w:after="100" w:line="320"/>
       </w:pPr>
       <w:r>
         <w:rPr>
@@ -10308,7 +10215,7 @@
           <w:ilvl w:val="0"/>
           <w:numId w:val="2"/>
         </w:numPr>
-        <w:spacing w:after="60" w:line="300"/>
+        <w:spacing w:after="100" w:line="320"/>
       </w:pPr>
       <w:r>
         <w:rPr>
@@ -10326,7 +10233,7 @@
           <w:ilvl w:val="0"/>
           <w:numId w:val="2"/>
         </w:numPr>
-        <w:spacing w:after="60" w:line="300"/>
+        <w:spacing w:after="100" w:line="320"/>
       </w:pPr>
       <w:r>
         <w:rPr>
@@ -10344,7 +10251,7 @@
           <w:ilvl w:val="0"/>
           <w:numId w:val="2"/>
         </w:numPr>
-        <w:spacing w:after="60" w:line="300"/>
+        <w:spacing w:after="100" w:line="320"/>
       </w:pPr>
       <w:r>
         <w:rPr>
@@ -10362,7 +10269,7 @@
           <w:ilvl w:val="0"/>
           <w:numId w:val="2"/>
         </w:numPr>
-        <w:spacing w:after="60" w:line="300"/>
+        <w:spacing w:after="100" w:line="320"/>
       </w:pPr>
       <w:r>
         <w:rPr>
@@ -10380,7 +10287,7 @@
           <w:ilvl w:val="0"/>
           <w:numId w:val="2"/>
         </w:numPr>
-        <w:spacing w:after="60" w:line="300"/>
+        <w:spacing w:after="100" w:line="320"/>
       </w:pPr>
       <w:r>
         <w:rPr>
@@ -10398,7 +10305,7 @@
           <w:ilvl w:val="0"/>
           <w:numId w:val="2"/>
         </w:numPr>
-        <w:spacing w:after="60" w:line="300"/>
+        <w:spacing w:after="100" w:line="320"/>
       </w:pPr>
       <w:r>
         <w:rPr>
@@ -10411,7 +10318,7 @@
     </w:p>
     <w:p>
       <w:pPr>
-        <w:spacing w:after="120" w:line="300"/>
+        <w:spacing w:after="180" w:line="320"/>
       </w:pPr>
       <w:r>
         <w:rPr>
@@ -10424,7 +10331,7 @@
     </w:p>
     <w:p>
       <w:pPr>
-        <w:spacing w:after="120" w:line="300"/>
+        <w:spacing w:after="180" w:line="320"/>
       </w:pPr>
       <w:r>
         <w:rPr>
@@ -10437,7 +10344,7 @@
     </w:p>
     <w:p>
       <w:pPr>
-        <w:spacing w:after="120" w:line="300"/>
+        <w:spacing w:after="180" w:line="320"/>
       </w:pPr>
       <w:r>
         <w:rPr>
@@ -10451,7 +10358,7 @@
     <w:p>
       <w:pPr>
         <w:pStyle w:val="Heading2"/>
-        <w:spacing w:after="140" w:before="280"/>
+        <w:spacing w:after="200" w:before="400"/>
       </w:pPr>
       <w:r>
         <w:rPr>
@@ -10469,12 +10376,12 @@
       <w:tblPr>
         <w:tblW w:type="dxa" w:w="9020"/>
         <w:tblBorders>
-          <w:top w:val="single" w:color="auto" w:sz="4"/>
-          <w:left w:val="single" w:color="auto" w:sz="4"/>
-          <w:bottom w:val="single" w:color="auto" w:sz="4"/>
-          <w:right w:val="single" w:color="auto" w:sz="4"/>
-          <w:insideH w:val="single" w:color="auto" w:sz="4"/>
-          <w:insideV w:val="single" w:color="auto" w:sz="4"/>
+          <w:top w:val="single" w:color="000000" w:sz="4"/>
+          <w:left w:val="single" w:color="000000" w:sz="4"/>
+          <w:bottom w:val="single" w:color="000000" w:sz="4"/>
+          <w:right w:val="single" w:color="000000" w:sz="4"/>
+          <w:insideH w:val="single" w:color="000000" w:sz="4"/>
+          <w:insideV w:val="single" w:color="000000" w:sz="4"/>
         </w:tblBorders>
       </w:tblPr>
       <w:tblGrid>
@@ -10488,12 +10395,11 @@
         <w:tc>
           <w:tcPr>
             <w:tcW w:type="dxa" w:w="3067"/>
-            <w:shd w:fill="EAEFF5" w:color="auto" w:val="clear"/>
-            <w:tcMar>
-              <w:top w:type="dxa" w:w="80"/>
-              <w:left w:type="dxa" w:w="100"/>
-              <w:bottom w:type="dxa" w:w="80"/>
-              <w:right w:type="dxa" w:w="100"/>
+            <w:tcMar>
+              <w:top w:type="dxa" w:w="100"/>
+              <w:left w:type="dxa" w:w="120"/>
+              <w:bottom w:type="dxa" w:w="100"/>
+              <w:right w:type="dxa" w:w="120"/>
             </w:tcMar>
           </w:tcPr>
           <w:p>
@@ -10516,12 +10422,11 @@
         <w:tc>
           <w:tcPr>
             <w:tcW w:type="dxa" w:w="5953"/>
-            <w:shd w:fill="EAEFF5" w:color="auto" w:val="clear"/>
-            <w:tcMar>
-              <w:top w:type="dxa" w:w="80"/>
-              <w:left w:type="dxa" w:w="100"/>
-              <w:bottom w:type="dxa" w:w="80"/>
-              <w:right w:type="dxa" w:w="100"/>
+            <w:tcMar>
+              <w:top w:type="dxa" w:w="100"/>
+              <w:left w:type="dxa" w:w="120"/>
+              <w:bottom w:type="dxa" w:w="100"/>
+              <w:right w:type="dxa" w:w="120"/>
             </w:tcMar>
           </w:tcPr>
           <w:p>
@@ -10547,10 +10452,10 @@
           <w:tcPr>
             <w:tcW w:type="dxa" w:w="3067"/>
             <w:tcMar>
-              <w:top w:type="dxa" w:w="80"/>
-              <w:left w:type="dxa" w:w="100"/>
-              <w:bottom w:type="dxa" w:w="80"/>
-              <w:right w:type="dxa" w:w="100"/>
+              <w:top w:type="dxa" w:w="100"/>
+              <w:left w:type="dxa" w:w="120"/>
+              <w:bottom w:type="dxa" w:w="100"/>
+              <w:right w:type="dxa" w:w="120"/>
             </w:tcMar>
           </w:tcPr>
           <w:p>
@@ -10571,10 +10476,10 @@
           <w:tcPr>
             <w:tcW w:type="dxa" w:w="5953"/>
             <w:tcMar>
-              <w:top w:type="dxa" w:w="80"/>
-              <w:left w:type="dxa" w:w="100"/>
-              <w:bottom w:type="dxa" w:w="80"/>
-              <w:right w:type="dxa" w:w="100"/>
+              <w:top w:type="dxa" w:w="100"/>
+              <w:left w:type="dxa" w:w="120"/>
+              <w:bottom w:type="dxa" w:w="100"/>
+              <w:right w:type="dxa" w:w="120"/>
             </w:tcMar>
           </w:tcPr>
           <w:p>
@@ -10596,12 +10501,11 @@
         <w:tc>
           <w:tcPr>
             <w:tcW w:type="dxa" w:w="3067"/>
-            <w:shd w:fill="F3F6FA" w:color="auto" w:val="clear"/>
-            <w:tcMar>
-              <w:top w:type="dxa" w:w="80"/>
-              <w:left w:type="dxa" w:w="100"/>
-              <w:bottom w:type="dxa" w:w="80"/>
-              <w:right w:type="dxa" w:w="100"/>
+            <w:tcMar>
+              <w:top w:type="dxa" w:w="100"/>
+              <w:left w:type="dxa" w:w="120"/>
+              <w:bottom w:type="dxa" w:w="100"/>
+              <w:right w:type="dxa" w:w="120"/>
             </w:tcMar>
           </w:tcPr>
           <w:p>
@@ -10621,12 +10525,11 @@
         <w:tc>
           <w:tcPr>
             <w:tcW w:type="dxa" w:w="5953"/>
-            <w:shd w:fill="F3F6FA" w:color="auto" w:val="clear"/>
-            <w:tcMar>
-              <w:top w:type="dxa" w:w="80"/>
-              <w:left w:type="dxa" w:w="100"/>
-              <w:bottom w:type="dxa" w:w="80"/>
-              <w:right w:type="dxa" w:w="100"/>
+            <w:tcMar>
+              <w:top w:type="dxa" w:w="100"/>
+              <w:left w:type="dxa" w:w="120"/>
+              <w:bottom w:type="dxa" w:w="100"/>
+              <w:right w:type="dxa" w:w="120"/>
             </w:tcMar>
           </w:tcPr>
           <w:p>
@@ -10649,10 +10552,10 @@
           <w:tcPr>
             <w:tcW w:type="dxa" w:w="3067"/>
             <w:tcMar>
-              <w:top w:type="dxa" w:w="80"/>
-              <w:left w:type="dxa" w:w="100"/>
-              <w:bottom w:type="dxa" w:w="80"/>
-              <w:right w:type="dxa" w:w="100"/>
+              <w:top w:type="dxa" w:w="100"/>
+              <w:left w:type="dxa" w:w="120"/>
+              <w:bottom w:type="dxa" w:w="100"/>
+              <w:right w:type="dxa" w:w="120"/>
             </w:tcMar>
           </w:tcPr>
           <w:p>
@@ -10673,10 +10576,10 @@
           <w:tcPr>
             <w:tcW w:type="dxa" w:w="5953"/>
             <w:tcMar>
-              <w:top w:type="dxa" w:w="80"/>
-              <w:left w:type="dxa" w:w="100"/>
-              <w:bottom w:type="dxa" w:w="80"/>
-              <w:right w:type="dxa" w:w="100"/>
+              <w:top w:type="dxa" w:w="100"/>
+              <w:left w:type="dxa" w:w="120"/>
+              <w:bottom w:type="dxa" w:w="100"/>
+              <w:right w:type="dxa" w:w="120"/>
             </w:tcMar>
           </w:tcPr>
           <w:p>
@@ -10698,12 +10601,11 @@
         <w:tc>
           <w:tcPr>
             <w:tcW w:type="dxa" w:w="3067"/>
-            <w:shd w:fill="F3F6FA" w:color="auto" w:val="clear"/>
-            <w:tcMar>
-              <w:top w:type="dxa" w:w="80"/>
-              <w:left w:type="dxa" w:w="100"/>
-              <w:bottom w:type="dxa" w:w="80"/>
-              <w:right w:type="dxa" w:w="100"/>
+            <w:tcMar>
+              <w:top w:type="dxa" w:w="100"/>
+              <w:left w:type="dxa" w:w="120"/>
+              <w:bottom w:type="dxa" w:w="100"/>
+              <w:right w:type="dxa" w:w="120"/>
             </w:tcMar>
           </w:tcPr>
           <w:p>
@@ -10723,12 +10625,11 @@
         <w:tc>
           <w:tcPr>
             <w:tcW w:type="dxa" w:w="5953"/>
-            <w:shd w:fill="F3F6FA" w:color="auto" w:val="clear"/>
-            <w:tcMar>
-              <w:top w:type="dxa" w:w="80"/>
-              <w:left w:type="dxa" w:w="100"/>
-              <w:bottom w:type="dxa" w:w="80"/>
-              <w:right w:type="dxa" w:w="100"/>
+            <w:tcMar>
+              <w:top w:type="dxa" w:w="100"/>
+              <w:left w:type="dxa" w:w="120"/>
+              <w:bottom w:type="dxa" w:w="100"/>
+              <w:right w:type="dxa" w:w="120"/>
             </w:tcMar>
           </w:tcPr>
           <w:p>
@@ -10751,10 +10652,10 @@
           <w:tcPr>
             <w:tcW w:type="dxa" w:w="3067"/>
             <w:tcMar>
-              <w:top w:type="dxa" w:w="80"/>
-              <w:left w:type="dxa" w:w="100"/>
-              <w:bottom w:type="dxa" w:w="80"/>
-              <w:right w:type="dxa" w:w="100"/>
+              <w:top w:type="dxa" w:w="100"/>
+              <w:left w:type="dxa" w:w="120"/>
+              <w:bottom w:type="dxa" w:w="100"/>
+              <w:right w:type="dxa" w:w="120"/>
             </w:tcMar>
           </w:tcPr>
           <w:p>
@@ -10775,10 +10676,10 @@
           <w:tcPr>
             <w:tcW w:type="dxa" w:w="5953"/>
             <w:tcMar>
-              <w:top w:type="dxa" w:w="80"/>
-              <w:left w:type="dxa" w:w="100"/>
-              <w:bottom w:type="dxa" w:w="80"/>
-              <w:right w:type="dxa" w:w="100"/>
+              <w:top w:type="dxa" w:w="100"/>
+              <w:left w:type="dxa" w:w="120"/>
+              <w:bottom w:type="dxa" w:w="100"/>
+              <w:right w:type="dxa" w:w="120"/>
             </w:tcMar>
           </w:tcPr>
           <w:p>
@@ -10800,12 +10701,11 @@
         <w:tc>
           <w:tcPr>
             <w:tcW w:type="dxa" w:w="3067"/>
-            <w:shd w:fill="F3F6FA" w:color="auto" w:val="clear"/>
-            <w:tcMar>
-              <w:top w:type="dxa" w:w="80"/>
-              <w:left w:type="dxa" w:w="100"/>
-              <w:bottom w:type="dxa" w:w="80"/>
-              <w:right w:type="dxa" w:w="100"/>
+            <w:tcMar>
+              <w:top w:type="dxa" w:w="100"/>
+              <w:left w:type="dxa" w:w="120"/>
+              <w:bottom w:type="dxa" w:w="100"/>
+              <w:right w:type="dxa" w:w="120"/>
             </w:tcMar>
           </w:tcPr>
           <w:p>
@@ -10825,12 +10725,11 @@
         <w:tc>
           <w:tcPr>
             <w:tcW w:type="dxa" w:w="5953"/>
-            <w:shd w:fill="F3F6FA" w:color="auto" w:val="clear"/>
-            <w:tcMar>
-              <w:top w:type="dxa" w:w="80"/>
-              <w:left w:type="dxa" w:w="100"/>
-              <w:bottom w:type="dxa" w:w="80"/>
-              <w:right w:type="dxa" w:w="100"/>
+            <w:tcMar>
+              <w:top w:type="dxa" w:w="100"/>
+              <w:left w:type="dxa" w:w="120"/>
+              <w:bottom w:type="dxa" w:w="100"/>
+              <w:right w:type="dxa" w:w="120"/>
             </w:tcMar>
           </w:tcPr>
           <w:p>
@@ -10853,10 +10752,10 @@
           <w:tcPr>
             <w:tcW w:type="dxa" w:w="3067"/>
             <w:tcMar>
-              <w:top w:type="dxa" w:w="80"/>
-              <w:left w:type="dxa" w:w="100"/>
-              <w:bottom w:type="dxa" w:w="80"/>
-              <w:right w:type="dxa" w:w="100"/>
+              <w:top w:type="dxa" w:w="100"/>
+              <w:left w:type="dxa" w:w="120"/>
+              <w:bottom w:type="dxa" w:w="100"/>
+              <w:right w:type="dxa" w:w="120"/>
             </w:tcMar>
           </w:tcPr>
           <w:p>
@@ -10877,10 +10776,10 @@
           <w:tcPr>
             <w:tcW w:type="dxa" w:w="5953"/>
             <w:tcMar>
-              <w:top w:type="dxa" w:w="80"/>
-              <w:left w:type="dxa" w:w="100"/>
-              <w:bottom w:type="dxa" w:w="80"/>
-              <w:right w:type="dxa" w:w="100"/>
+              <w:top w:type="dxa" w:w="100"/>
+              <w:left w:type="dxa" w:w="120"/>
+              <w:bottom w:type="dxa" w:w="100"/>
+              <w:right w:type="dxa" w:w="120"/>
             </w:tcMar>
           </w:tcPr>
           <w:p>
@@ -10902,12 +10801,11 @@
         <w:tc>
           <w:tcPr>
             <w:tcW w:type="dxa" w:w="3067"/>
-            <w:shd w:fill="F3F6FA" w:color="auto" w:val="clear"/>
-            <w:tcMar>
-              <w:top w:type="dxa" w:w="80"/>
-              <w:left w:type="dxa" w:w="100"/>
-              <w:bottom w:type="dxa" w:w="80"/>
-              <w:right w:type="dxa" w:w="100"/>
+            <w:tcMar>
+              <w:top w:type="dxa" w:w="100"/>
+              <w:left w:type="dxa" w:w="120"/>
+              <w:bottom w:type="dxa" w:w="100"/>
+              <w:right w:type="dxa" w:w="120"/>
             </w:tcMar>
           </w:tcPr>
           <w:p>
@@ -10927,12 +10825,11 @@
         <w:tc>
           <w:tcPr>
             <w:tcW w:type="dxa" w:w="5953"/>
-            <w:shd w:fill="F3F6FA" w:color="auto" w:val="clear"/>
-            <w:tcMar>
-              <w:top w:type="dxa" w:w="80"/>
-              <w:left w:type="dxa" w:w="100"/>
-              <w:bottom w:type="dxa" w:w="80"/>
-              <w:right w:type="dxa" w:w="100"/>
+            <w:tcMar>
+              <w:top w:type="dxa" w:w="100"/>
+              <w:left w:type="dxa" w:w="120"/>
+              <w:bottom w:type="dxa" w:w="100"/>
+              <w:right w:type="dxa" w:w="120"/>
             </w:tcMar>
           </w:tcPr>
           <w:p>
@@ -10955,10 +10852,10 @@
           <w:tcPr>
             <w:tcW w:type="dxa" w:w="3067"/>
             <w:tcMar>
-              <w:top w:type="dxa" w:w="80"/>
-              <w:left w:type="dxa" w:w="100"/>
-              <w:bottom w:type="dxa" w:w="80"/>
-              <w:right w:type="dxa" w:w="100"/>
+              <w:top w:type="dxa" w:w="100"/>
+              <w:left w:type="dxa" w:w="120"/>
+              <w:bottom w:type="dxa" w:w="100"/>
+              <w:right w:type="dxa" w:w="120"/>
             </w:tcMar>
           </w:tcPr>
           <w:p>
@@ -10979,10 +10876,10 @@
           <w:tcPr>
             <w:tcW w:type="dxa" w:w="5953"/>
             <w:tcMar>
-              <w:top w:type="dxa" w:w="80"/>
-              <w:left w:type="dxa" w:w="100"/>
-              <w:bottom w:type="dxa" w:w="80"/>
-              <w:right w:type="dxa" w:w="100"/>
+              <w:top w:type="dxa" w:w="100"/>
+              <w:left w:type="dxa" w:w="120"/>
+              <w:bottom w:type="dxa" w:w="100"/>
+              <w:right w:type="dxa" w:w="120"/>
             </w:tcMar>
           </w:tcPr>
           <w:p>
@@ -11004,12 +10901,11 @@
         <w:tc>
           <w:tcPr>
             <w:tcW w:type="dxa" w:w="3067"/>
-            <w:shd w:fill="F3F6FA" w:color="auto" w:val="clear"/>
-            <w:tcMar>
-              <w:top w:type="dxa" w:w="80"/>
-              <w:left w:type="dxa" w:w="100"/>
-              <w:bottom w:type="dxa" w:w="80"/>
-              <w:right w:type="dxa" w:w="100"/>
+            <w:tcMar>
+              <w:top w:type="dxa" w:w="100"/>
+              <w:left w:type="dxa" w:w="120"/>
+              <w:bottom w:type="dxa" w:w="100"/>
+              <w:right w:type="dxa" w:w="120"/>
             </w:tcMar>
           </w:tcPr>
           <w:p>
@@ -11029,12 +10925,11 @@
         <w:tc>
           <w:tcPr>
             <w:tcW w:type="dxa" w:w="5953"/>
-            <w:shd w:fill="F3F6FA" w:color="auto" w:val="clear"/>
-            <w:tcMar>
-              <w:top w:type="dxa" w:w="80"/>
-              <w:left w:type="dxa" w:w="100"/>
-              <w:bottom w:type="dxa" w:w="80"/>
-              <w:right w:type="dxa" w:w="100"/>
+            <w:tcMar>
+              <w:top w:type="dxa" w:w="100"/>
+              <w:left w:type="dxa" w:w="120"/>
+              <w:bottom w:type="dxa" w:w="100"/>
+              <w:right w:type="dxa" w:w="120"/>
             </w:tcMar>
           </w:tcPr>
           <w:p>
@@ -11055,13 +10950,13 @@
     </w:tbl>
     <w:p>
       <w:pPr>
-        <w:spacing w:after="160"/>
+        <w:spacing w:after="240"/>
       </w:pPr>
     </w:p>
     <w:p>
       <w:pPr>
         <w:pStyle w:val="Heading2"/>
-        <w:spacing w:after="140" w:before="280"/>
+        <w:spacing w:after="200" w:before="400"/>
       </w:pPr>
       <w:r>
         <w:rPr>
@@ -11077,7 +10972,7 @@
     </w:p>
     <w:p>
       <w:pPr>
-        <w:spacing w:after="120" w:line="300"/>
+        <w:spacing w:after="180" w:line="320"/>
       </w:pPr>
       <w:r>
         <w:rPr>
@@ -11090,7 +10985,7 @@
     </w:p>
     <w:p>
       <w:pPr>
-        <w:spacing w:after="120" w:line="300"/>
+        <w:spacing w:after="180" w:line="320"/>
       </w:pPr>
       <w:r>
         <w:rPr>
@@ -11105,7 +11000,7 @@
       <w:pPr>
         <w:pStyle w:val="Heading1"/>
         <w:pageBreakBefore/>
-        <w:spacing w:after="200" w:before="360"/>
+        <w:spacing w:after="280" w:before="480"/>
       </w:pPr>
       <w:r>
         <w:rPr>
@@ -11121,7 +11016,7 @@
     </w:p>
     <w:p>
       <w:pPr>
-        <w:spacing w:after="120" w:line="300"/>
+        <w:spacing w:after="180" w:line="320"/>
       </w:pPr>
       <w:r>
         <w:rPr>
@@ -11134,7 +11029,7 @@
     </w:p>
     <w:p>
       <w:pPr>
-        <w:spacing w:after="120" w:line="300"/>
+        <w:spacing w:after="180" w:line="320"/>
       </w:pPr>
       <w:r>
         <w:rPr>
@@ -11147,7 +11042,7 @@
     </w:p>
     <w:p>
       <w:pPr>
-        <w:spacing w:after="120" w:line="300"/>
+        <w:spacing w:after="180" w:line="320"/>
       </w:pPr>
       <w:r>
         <w:rPr>
@@ -11161,7 +11056,7 @@
     <w:p>
       <w:pPr>
         <w:pStyle w:val="Heading2"/>
-        <w:spacing w:after="140" w:before="280"/>
+        <w:spacing w:after="200" w:before="400"/>
       </w:pPr>
       <w:r>
         <w:rPr>
@@ -11182,7 +11077,7 @@
           <w:ilvl w:val="0"/>
           <w:numId w:val="2"/>
         </w:numPr>
-        <w:spacing w:after="60" w:line="300"/>
+        <w:spacing w:after="100" w:line="320"/>
       </w:pPr>
       <w:r>
         <w:rPr>
@@ -11210,7 +11105,7 @@
           <w:ilvl w:val="0"/>
           <w:numId w:val="2"/>
         </w:numPr>
-        <w:spacing w:after="60" w:line="300"/>
+        <w:spacing w:after="100" w:line="320"/>
       </w:pPr>
       <w:r>
         <w:rPr>
@@ -11238,7 +11133,7 @@
           <w:ilvl w:val="0"/>
           <w:numId w:val="2"/>
         </w:numPr>
-        <w:spacing w:after="60" w:line="300"/>
+        <w:spacing w:after="100" w:line="320"/>
       </w:pPr>
       <w:r>
         <w:rPr>
@@ -11266,7 +11161,7 @@
           <w:ilvl w:val="0"/>
           <w:numId w:val="2"/>
         </w:numPr>
-        <w:spacing w:after="60" w:line="300"/>
+        <w:spacing w:after="100" w:line="320"/>
       </w:pPr>
       <w:r>
         <w:rPr>
@@ -11294,7 +11189,7 @@
           <w:ilvl w:val="0"/>
           <w:numId w:val="2"/>
         </w:numPr>
-        <w:spacing w:after="60" w:line="300"/>
+        <w:spacing w:after="100" w:line="320"/>
       </w:pPr>
       <w:r>
         <w:rPr>
@@ -11318,7 +11213,7 @@
     <w:p>
       <w:pPr>
         <w:pStyle w:val="Heading2"/>
-        <w:spacing w:after="140" w:before="280"/>
+        <w:spacing w:after="200" w:before="400"/>
       </w:pPr>
       <w:r>
         <w:rPr>
@@ -11334,7 +11229,7 @@
     </w:p>
     <w:p>
       <w:pPr>
-        <w:spacing w:after="120" w:line="300"/>
+        <w:spacing w:after="180" w:line="320"/>
       </w:pPr>
       <w:r>
         <w:rPr>
@@ -11347,7 +11242,7 @@
     </w:p>
     <w:p>
       <w:pPr>
-        <w:spacing w:after="120" w:line="300"/>
+        <w:spacing w:after="180" w:line="320"/>
       </w:pPr>
       <w:r>
         <w:rPr>
@@ -11362,7 +11257,7 @@
       <w:pPr>
         <w:pStyle w:val="Heading1"/>
         <w:pageBreakBefore/>
-        <w:spacing w:after="200" w:before="360"/>
+        <w:spacing w:after="280" w:before="480"/>
       </w:pPr>
       <w:r>
         <w:rPr>
@@ -11379,7 +11274,7 @@
     <w:p>
       <w:pPr>
         <w:pStyle w:val="Heading2"/>
-        <w:spacing w:after="140" w:before="280"/>
+        <w:spacing w:after="200" w:before="400"/>
       </w:pPr>
       <w:r>
         <w:rPr>
@@ -11400,7 +11295,7 @@
           <w:ilvl w:val="0"/>
           <w:numId w:val="2"/>
         </w:numPr>
-        <w:spacing w:after="60" w:line="300"/>
+        <w:spacing w:after="100" w:line="320"/>
       </w:pPr>
       <w:r>
         <w:rPr>
@@ -11418,7 +11313,7 @@
           <w:ilvl w:val="0"/>
           <w:numId w:val="2"/>
         </w:numPr>
-        <w:spacing w:after="60" w:line="300"/>
+        <w:spacing w:after="100" w:line="320"/>
       </w:pPr>
       <w:r>
         <w:rPr>
@@ -11436,7 +11331,7 @@
           <w:ilvl w:val="0"/>
           <w:numId w:val="2"/>
         </w:numPr>
-        <w:spacing w:after="60" w:line="300"/>
+        <w:spacing w:after="100" w:line="320"/>
       </w:pPr>
       <w:r>
         <w:rPr>
@@ -11454,7 +11349,7 @@
           <w:ilvl w:val="0"/>
           <w:numId w:val="2"/>
         </w:numPr>
-        <w:spacing w:after="60" w:line="300"/>
+        <w:spacing w:after="100" w:line="320"/>
       </w:pPr>
       <w:r>
         <w:rPr>
@@ -11468,7 +11363,7 @@
     <w:p>
       <w:pPr>
         <w:pStyle w:val="Heading2"/>
-        <w:spacing w:after="140" w:before="280"/>
+        <w:spacing w:after="200" w:before="400"/>
       </w:pPr>
       <w:r>
         <w:rPr>
@@ -11486,12 +11381,12 @@
       <w:tblPr>
         <w:tblW w:type="dxa" w:w="9020"/>
         <w:tblBorders>
-          <w:top w:val="single" w:color="auto" w:sz="4"/>
-          <w:left w:val="single" w:color="auto" w:sz="4"/>
-          <w:bottom w:val="single" w:color="auto" w:sz="4"/>
-          <w:right w:val="single" w:color="auto" w:sz="4"/>
-          <w:insideH w:val="single" w:color="auto" w:sz="4"/>
-          <w:insideV w:val="single" w:color="auto" w:sz="4"/>
+          <w:top w:val="single" w:color="000000" w:sz="4"/>
+          <w:left w:val="single" w:color="000000" w:sz="4"/>
+          <w:bottom w:val="single" w:color="000000" w:sz="4"/>
+          <w:right w:val="single" w:color="000000" w:sz="4"/>
+          <w:insideH w:val="single" w:color="000000" w:sz="4"/>
+          <w:insideV w:val="single" w:color="000000" w:sz="4"/>
         </w:tblBorders>
       </w:tblPr>
       <w:tblGrid>
@@ -11505,12 +11400,11 @@
         <w:tc>
           <w:tcPr>
             <w:tcW w:type="dxa" w:w="2706"/>
-            <w:shd w:fill="EAEFF5" w:color="auto" w:val="clear"/>
-            <w:tcMar>
-              <w:top w:type="dxa" w:w="80"/>
-              <w:left w:type="dxa" w:w="100"/>
-              <w:bottom w:type="dxa" w:w="80"/>
-              <w:right w:type="dxa" w:w="100"/>
+            <w:tcMar>
+              <w:top w:type="dxa" w:w="100"/>
+              <w:left w:type="dxa" w:w="120"/>
+              <w:bottom w:type="dxa" w:w="100"/>
+              <w:right w:type="dxa" w:w="120"/>
             </w:tcMar>
           </w:tcPr>
           <w:p>
@@ -11533,12 +11427,11 @@
         <w:tc>
           <w:tcPr>
             <w:tcW w:type="dxa" w:w="6314"/>
-            <w:shd w:fill="EAEFF5" w:color="auto" w:val="clear"/>
-            <w:tcMar>
-              <w:top w:type="dxa" w:w="80"/>
-              <w:left w:type="dxa" w:w="100"/>
-              <w:bottom w:type="dxa" w:w="80"/>
-              <w:right w:type="dxa" w:w="100"/>
+            <w:tcMar>
+              <w:top w:type="dxa" w:w="100"/>
+              <w:left w:type="dxa" w:w="120"/>
+              <w:bottom w:type="dxa" w:w="100"/>
+              <w:right w:type="dxa" w:w="120"/>
             </w:tcMar>
           </w:tcPr>
           <w:p>
@@ -11564,10 +11457,10 @@
           <w:tcPr>
             <w:tcW w:type="dxa" w:w="2706"/>
             <w:tcMar>
-              <w:top w:type="dxa" w:w="80"/>
-              <w:left w:type="dxa" w:w="100"/>
-              <w:bottom w:type="dxa" w:w="80"/>
-              <w:right w:type="dxa" w:w="100"/>
+              <w:top w:type="dxa" w:w="100"/>
+              <w:left w:type="dxa" w:w="120"/>
+              <w:bottom w:type="dxa" w:w="100"/>
+              <w:right w:type="dxa" w:w="120"/>
             </w:tcMar>
           </w:tcPr>
           <w:p>
@@ -11588,10 +11481,10 @@
           <w:tcPr>
             <w:tcW w:type="dxa" w:w="6314"/>
             <w:tcMar>
-              <w:top w:type="dxa" w:w="80"/>
-              <w:left w:type="dxa" w:w="100"/>
-              <w:bottom w:type="dxa" w:w="80"/>
-              <w:right w:type="dxa" w:w="100"/>
+              <w:top w:type="dxa" w:w="100"/>
+              <w:left w:type="dxa" w:w="120"/>
+              <w:bottom w:type="dxa" w:w="100"/>
+              <w:right w:type="dxa" w:w="120"/>
             </w:tcMar>
           </w:tcPr>
           <w:p>
@@ -11613,12 +11506,11 @@
         <w:tc>
           <w:tcPr>
             <w:tcW w:type="dxa" w:w="2706"/>
-            <w:shd w:fill="F3F6FA" w:color="auto" w:val="clear"/>
-            <w:tcMar>
-              <w:top w:type="dxa" w:w="80"/>
-              <w:left w:type="dxa" w:w="100"/>
-              <w:bottom w:type="dxa" w:w="80"/>
-              <w:right w:type="dxa" w:w="100"/>
+            <w:tcMar>
+              <w:top w:type="dxa" w:w="100"/>
+              <w:left w:type="dxa" w:w="120"/>
+              <w:bottom w:type="dxa" w:w="100"/>
+              <w:right w:type="dxa" w:w="120"/>
             </w:tcMar>
           </w:tcPr>
           <w:p>
@@ -11638,12 +11530,11 @@
         <w:tc>
           <w:tcPr>
             <w:tcW w:type="dxa" w:w="6314"/>
-            <w:shd w:fill="F3F6FA" w:color="auto" w:val="clear"/>
-            <w:tcMar>
-              <w:top w:type="dxa" w:w="80"/>
-              <w:left w:type="dxa" w:w="100"/>
-              <w:bottom w:type="dxa" w:w="80"/>
-              <w:right w:type="dxa" w:w="100"/>
+            <w:tcMar>
+              <w:top w:type="dxa" w:w="100"/>
+              <w:left w:type="dxa" w:w="120"/>
+              <w:bottom w:type="dxa" w:w="100"/>
+              <w:right w:type="dxa" w:w="120"/>
             </w:tcMar>
           </w:tcPr>
           <w:p>
@@ -11666,10 +11557,10 @@
           <w:tcPr>
             <w:tcW w:type="dxa" w:w="2706"/>
             <w:tcMar>
-              <w:top w:type="dxa" w:w="80"/>
-              <w:left w:type="dxa" w:w="100"/>
-              <w:bottom w:type="dxa" w:w="80"/>
-              <w:right w:type="dxa" w:w="100"/>
+              <w:top w:type="dxa" w:w="100"/>
+              <w:left w:type="dxa" w:w="120"/>
+              <w:bottom w:type="dxa" w:w="100"/>
+              <w:right w:type="dxa" w:w="120"/>
             </w:tcMar>
           </w:tcPr>
           <w:p>
@@ -11690,10 +11581,10 @@
           <w:tcPr>
             <w:tcW w:type="dxa" w:w="6314"/>
             <w:tcMar>
-              <w:top w:type="dxa" w:w="80"/>
-              <w:left w:type="dxa" w:w="100"/>
-              <w:bottom w:type="dxa" w:w="80"/>
-              <w:right w:type="dxa" w:w="100"/>
+              <w:top w:type="dxa" w:w="100"/>
+              <w:left w:type="dxa" w:w="120"/>
+              <w:bottom w:type="dxa" w:w="100"/>
+              <w:right w:type="dxa" w:w="120"/>
             </w:tcMar>
           </w:tcPr>
           <w:p>
@@ -11715,12 +11606,11 @@
         <w:tc>
           <w:tcPr>
             <w:tcW w:type="dxa" w:w="2706"/>
-            <w:shd w:fill="F3F6FA" w:color="auto" w:val="clear"/>
-            <w:tcMar>
-              <w:top w:type="dxa" w:w="80"/>
-              <w:left w:type="dxa" w:w="100"/>
-              <w:bottom w:type="dxa" w:w="80"/>
-              <w:right w:type="dxa" w:w="100"/>
+            <w:tcMar>
+              <w:top w:type="dxa" w:w="100"/>
+              <w:left w:type="dxa" w:w="120"/>
+              <w:bottom w:type="dxa" w:w="100"/>
+              <w:right w:type="dxa" w:w="120"/>
             </w:tcMar>
           </w:tcPr>
           <w:p>
@@ -11740,12 +11630,11 @@
         <w:tc>
           <w:tcPr>
             <w:tcW w:type="dxa" w:w="6314"/>
-            <w:shd w:fill="F3F6FA" w:color="auto" w:val="clear"/>
-            <w:tcMar>
-              <w:top w:type="dxa" w:w="80"/>
-              <w:left w:type="dxa" w:w="100"/>
-              <w:bottom w:type="dxa" w:w="80"/>
-              <w:right w:type="dxa" w:w="100"/>
+            <w:tcMar>
+              <w:top w:type="dxa" w:w="100"/>
+              <w:left w:type="dxa" w:w="120"/>
+              <w:bottom w:type="dxa" w:w="100"/>
+              <w:right w:type="dxa" w:w="120"/>
             </w:tcMar>
           </w:tcPr>
           <w:p>
@@ -11768,10 +11657,10 @@
           <w:tcPr>
             <w:tcW w:type="dxa" w:w="2706"/>
             <w:tcMar>
-              <w:top w:type="dxa" w:w="80"/>
-              <w:left w:type="dxa" w:w="100"/>
-              <w:bottom w:type="dxa" w:w="80"/>
-              <w:right w:type="dxa" w:w="100"/>
+              <w:top w:type="dxa" w:w="100"/>
+              <w:left w:type="dxa" w:w="120"/>
+              <w:bottom w:type="dxa" w:w="100"/>
+              <w:right w:type="dxa" w:w="120"/>
             </w:tcMar>
           </w:tcPr>
           <w:p>
@@ -11792,10 +11681,10 @@
           <w:tcPr>
             <w:tcW w:type="dxa" w:w="6314"/>
             <w:tcMar>
-              <w:top w:type="dxa" w:w="80"/>
-              <w:left w:type="dxa" w:w="100"/>
-              <w:bottom w:type="dxa" w:w="80"/>
-              <w:right w:type="dxa" w:w="100"/>
+              <w:top w:type="dxa" w:w="100"/>
+              <w:left w:type="dxa" w:w="120"/>
+              <w:bottom w:type="dxa" w:w="100"/>
+              <w:right w:type="dxa" w:w="120"/>
             </w:tcMar>
           </w:tcPr>
           <w:p>
@@ -11817,12 +11706,11 @@
         <w:tc>
           <w:tcPr>
             <w:tcW w:type="dxa" w:w="2706"/>
-            <w:shd w:fill="F3F6FA" w:color="auto" w:val="clear"/>
-            <w:tcMar>
-              <w:top w:type="dxa" w:w="80"/>
-              <w:left w:type="dxa" w:w="100"/>
-              <w:bottom w:type="dxa" w:w="80"/>
-              <w:right w:type="dxa" w:w="100"/>
+            <w:tcMar>
+              <w:top w:type="dxa" w:w="100"/>
+              <w:left w:type="dxa" w:w="120"/>
+              <w:bottom w:type="dxa" w:w="100"/>
+              <w:right w:type="dxa" w:w="120"/>
             </w:tcMar>
           </w:tcPr>
           <w:p>
@@ -11842,12 +11730,11 @@
         <w:tc>
           <w:tcPr>
             <w:tcW w:type="dxa" w:w="6314"/>
-            <w:shd w:fill="F3F6FA" w:color="auto" w:val="clear"/>
-            <w:tcMar>
-              <w:top w:type="dxa" w:w="80"/>
-              <w:left w:type="dxa" w:w="100"/>
-              <w:bottom w:type="dxa" w:w="80"/>
-              <w:right w:type="dxa" w:w="100"/>
+            <w:tcMar>
+              <w:top w:type="dxa" w:w="100"/>
+              <w:left w:type="dxa" w:w="120"/>
+              <w:bottom w:type="dxa" w:w="100"/>
+              <w:right w:type="dxa" w:w="120"/>
             </w:tcMar>
           </w:tcPr>
           <w:p>
@@ -11870,10 +11757,10 @@
           <w:tcPr>
             <w:tcW w:type="dxa" w:w="2706"/>
             <w:tcMar>
-              <w:top w:type="dxa" w:w="80"/>
-              <w:left w:type="dxa" w:w="100"/>
-              <w:bottom w:type="dxa" w:w="80"/>
-              <w:right w:type="dxa" w:w="100"/>
+              <w:top w:type="dxa" w:w="100"/>
+              <w:left w:type="dxa" w:w="120"/>
+              <w:bottom w:type="dxa" w:w="100"/>
+              <w:right w:type="dxa" w:w="120"/>
             </w:tcMar>
           </w:tcPr>
           <w:p>
@@ -11894,10 +11781,10 @@
           <w:tcPr>
             <w:tcW w:type="dxa" w:w="6314"/>
             <w:tcMar>
-              <w:top w:type="dxa" w:w="80"/>
-              <w:left w:type="dxa" w:w="100"/>
-              <w:bottom w:type="dxa" w:w="80"/>
-              <w:right w:type="dxa" w:w="100"/>
+              <w:top w:type="dxa" w:w="100"/>
+              <w:left w:type="dxa" w:w="120"/>
+              <w:bottom w:type="dxa" w:w="100"/>
+              <w:right w:type="dxa" w:w="120"/>
             </w:tcMar>
           </w:tcPr>
           <w:p>
@@ -11919,12 +11806,11 @@
         <w:tc>
           <w:tcPr>
             <w:tcW w:type="dxa" w:w="2706"/>
-            <w:shd w:fill="F3F6FA" w:color="auto" w:val="clear"/>
-            <w:tcMar>
-              <w:top w:type="dxa" w:w="80"/>
-              <w:left w:type="dxa" w:w="100"/>
-              <w:bottom w:type="dxa" w:w="80"/>
-              <w:right w:type="dxa" w:w="100"/>
+            <w:tcMar>
+              <w:top w:type="dxa" w:w="100"/>
+              <w:left w:type="dxa" w:w="120"/>
+              <w:bottom w:type="dxa" w:w="100"/>
+              <w:right w:type="dxa" w:w="120"/>
             </w:tcMar>
           </w:tcPr>
           <w:p>
@@ -11944,12 +11830,11 @@
         <w:tc>
           <w:tcPr>
             <w:tcW w:type="dxa" w:w="6314"/>
-            <w:shd w:fill="F3F6FA" w:color="auto" w:val="clear"/>
-            <w:tcMar>
-              <w:top w:type="dxa" w:w="80"/>
-              <w:left w:type="dxa" w:w="100"/>
-              <w:bottom w:type="dxa" w:w="80"/>
-              <w:right w:type="dxa" w:w="100"/>
+            <w:tcMar>
+              <w:top w:type="dxa" w:w="100"/>
+              <w:left w:type="dxa" w:w="120"/>
+              <w:bottom w:type="dxa" w:w="100"/>
+              <w:right w:type="dxa" w:w="120"/>
             </w:tcMar>
           </w:tcPr>
           <w:p>
@@ -11972,10 +11857,10 @@
           <w:tcPr>
             <w:tcW w:type="dxa" w:w="2706"/>
             <w:tcMar>
-              <w:top w:type="dxa" w:w="80"/>
-              <w:left w:type="dxa" w:w="100"/>
-              <w:bottom w:type="dxa" w:w="80"/>
-              <w:right w:type="dxa" w:w="100"/>
+              <w:top w:type="dxa" w:w="100"/>
+              <w:left w:type="dxa" w:w="120"/>
+              <w:bottom w:type="dxa" w:w="100"/>
+              <w:right w:type="dxa" w:w="120"/>
             </w:tcMar>
           </w:tcPr>
           <w:p>
@@ -11996,10 +11881,10 @@
           <w:tcPr>
             <w:tcW w:type="dxa" w:w="6314"/>
             <w:tcMar>
-              <w:top w:type="dxa" w:w="80"/>
-              <w:left w:type="dxa" w:w="100"/>
-              <w:bottom w:type="dxa" w:w="80"/>
-              <w:right w:type="dxa" w:w="100"/>
+              <w:top w:type="dxa" w:w="100"/>
+              <w:left w:type="dxa" w:w="120"/>
+              <w:bottom w:type="dxa" w:w="100"/>
+              <w:right w:type="dxa" w:w="120"/>
             </w:tcMar>
           </w:tcPr>
           <w:p>
@@ -12021,12 +11906,11 @@
         <w:tc>
           <w:tcPr>
             <w:tcW w:type="dxa" w:w="2706"/>
-            <w:shd w:fill="F3F6FA" w:color="auto" w:val="clear"/>
-            <w:tcMar>
-              <w:top w:type="dxa" w:w="80"/>
-              <w:left w:type="dxa" w:w="100"/>
-              <w:bottom w:type="dxa" w:w="80"/>
-              <w:right w:type="dxa" w:w="100"/>
+            <w:tcMar>
+              <w:top w:type="dxa" w:w="100"/>
+              <w:left w:type="dxa" w:w="120"/>
+              <w:bottom w:type="dxa" w:w="100"/>
+              <w:right w:type="dxa" w:w="120"/>
             </w:tcMar>
           </w:tcPr>
           <w:p>
@@ -12046,12 +11930,11 @@
         <w:tc>
           <w:tcPr>
             <w:tcW w:type="dxa" w:w="6314"/>
-            <w:shd w:fill="F3F6FA" w:color="auto" w:val="clear"/>
-            <w:tcMar>
-              <w:top w:type="dxa" w:w="80"/>
-              <w:left w:type="dxa" w:w="100"/>
-              <w:bottom w:type="dxa" w:w="80"/>
-              <w:right w:type="dxa" w:w="100"/>
+            <w:tcMar>
+              <w:top w:type="dxa" w:w="100"/>
+              <w:left w:type="dxa" w:w="120"/>
+              <w:bottom w:type="dxa" w:w="100"/>
+              <w:right w:type="dxa" w:w="120"/>
             </w:tcMar>
           </w:tcPr>
           <w:p>
@@ -12074,10 +11957,10 @@
           <w:tcPr>
             <w:tcW w:type="dxa" w:w="2706"/>
             <w:tcMar>
-              <w:top w:type="dxa" w:w="80"/>
-              <w:left w:type="dxa" w:w="100"/>
-              <w:bottom w:type="dxa" w:w="80"/>
-              <w:right w:type="dxa" w:w="100"/>
+              <w:top w:type="dxa" w:w="100"/>
+              <w:left w:type="dxa" w:w="120"/>
+              <w:bottom w:type="dxa" w:w="100"/>
+              <w:right w:type="dxa" w:w="120"/>
             </w:tcMar>
           </w:tcPr>
           <w:p>
@@ -12098,10 +11981,10 @@
           <w:tcPr>
             <w:tcW w:type="dxa" w:w="6314"/>
             <w:tcMar>
-              <w:top w:type="dxa" w:w="80"/>
-              <w:left w:type="dxa" w:w="100"/>
-              <w:bottom w:type="dxa" w:w="80"/>
-              <w:right w:type="dxa" w:w="100"/>
+              <w:top w:type="dxa" w:w="100"/>
+              <w:left w:type="dxa" w:w="120"/>
+              <w:bottom w:type="dxa" w:w="100"/>
+              <w:right w:type="dxa" w:w="120"/>
             </w:tcMar>
           </w:tcPr>
           <w:p>
@@ -12123,12 +12006,11 @@
         <w:tc>
           <w:tcPr>
             <w:tcW w:type="dxa" w:w="2706"/>
-            <w:shd w:fill="F3F6FA" w:color="auto" w:val="clear"/>
-            <w:tcMar>
-              <w:top w:type="dxa" w:w="80"/>
-              <w:left w:type="dxa" w:w="100"/>
-              <w:bottom w:type="dxa" w:w="80"/>
-              <w:right w:type="dxa" w:w="100"/>
+            <w:tcMar>
+              <w:top w:type="dxa" w:w="100"/>
+              <w:left w:type="dxa" w:w="120"/>
+              <w:bottom w:type="dxa" w:w="100"/>
+              <w:right w:type="dxa" w:w="120"/>
             </w:tcMar>
           </w:tcPr>
           <w:p>
@@ -12148,12 +12030,11 @@
         <w:tc>
           <w:tcPr>
             <w:tcW w:type="dxa" w:w="6314"/>
-            <w:shd w:fill="F3F6FA" w:color="auto" w:val="clear"/>
-            <w:tcMar>
-              <w:top w:type="dxa" w:w="80"/>
-              <w:left w:type="dxa" w:w="100"/>
-              <w:bottom w:type="dxa" w:w="80"/>
-              <w:right w:type="dxa" w:w="100"/>
+            <w:tcMar>
+              <w:top w:type="dxa" w:w="100"/>
+              <w:left w:type="dxa" w:w="120"/>
+              <w:bottom w:type="dxa" w:w="100"/>
+              <w:right w:type="dxa" w:w="120"/>
             </w:tcMar>
           </w:tcPr>
           <w:p>
@@ -12176,10 +12057,10 @@
           <w:tcPr>
             <w:tcW w:type="dxa" w:w="2706"/>
             <w:tcMar>
-              <w:top w:type="dxa" w:w="80"/>
-              <w:left w:type="dxa" w:w="100"/>
-              <w:bottom w:type="dxa" w:w="80"/>
-              <w:right w:type="dxa" w:w="100"/>
+              <w:top w:type="dxa" w:w="100"/>
+              <w:left w:type="dxa" w:w="120"/>
+              <w:bottom w:type="dxa" w:w="100"/>
+              <w:right w:type="dxa" w:w="120"/>
             </w:tcMar>
           </w:tcPr>
           <w:p>
@@ -12200,10 +12081,10 @@
           <w:tcPr>
             <w:tcW w:type="dxa" w:w="6314"/>
             <w:tcMar>
-              <w:top w:type="dxa" w:w="80"/>
-              <w:left w:type="dxa" w:w="100"/>
-              <w:bottom w:type="dxa" w:w="80"/>
-              <w:right w:type="dxa" w:w="100"/>
+              <w:top w:type="dxa" w:w="100"/>
+              <w:left w:type="dxa" w:w="120"/>
+              <w:bottom w:type="dxa" w:w="100"/>
+              <w:right w:type="dxa" w:w="120"/>
             </w:tcMar>
           </w:tcPr>
           <w:p>
@@ -12225,12 +12106,11 @@
         <w:tc>
           <w:tcPr>
             <w:tcW w:type="dxa" w:w="2706"/>
-            <w:shd w:fill="F3F6FA" w:color="auto" w:val="clear"/>
-            <w:tcMar>
-              <w:top w:type="dxa" w:w="80"/>
-              <w:left w:type="dxa" w:w="100"/>
-              <w:bottom w:type="dxa" w:w="80"/>
-              <w:right w:type="dxa" w:w="100"/>
+            <w:tcMar>
+              <w:top w:type="dxa" w:w="100"/>
+              <w:left w:type="dxa" w:w="120"/>
+              <w:bottom w:type="dxa" w:w="100"/>
+              <w:right w:type="dxa" w:w="120"/>
             </w:tcMar>
           </w:tcPr>
           <w:p>
@@ -12250,12 +12130,11 @@
         <w:tc>
           <w:tcPr>
             <w:tcW w:type="dxa" w:w="6314"/>
-            <w:shd w:fill="F3F6FA" w:color="auto" w:val="clear"/>
-            <w:tcMar>
-              <w:top w:type="dxa" w:w="80"/>
-              <w:left w:type="dxa" w:w="100"/>
-              <w:bottom w:type="dxa" w:w="80"/>
-              <w:right w:type="dxa" w:w="100"/>
+            <w:tcMar>
+              <w:top w:type="dxa" w:w="100"/>
+              <w:left w:type="dxa" w:w="120"/>
+              <w:bottom w:type="dxa" w:w="100"/>
+              <w:right w:type="dxa" w:w="120"/>
             </w:tcMar>
           </w:tcPr>
           <w:p>
@@ -12278,10 +12157,10 @@
           <w:tcPr>
             <w:tcW w:type="dxa" w:w="2706"/>
             <w:tcMar>
-              <w:top w:type="dxa" w:w="80"/>
-              <w:left w:type="dxa" w:w="100"/>
-              <w:bottom w:type="dxa" w:w="80"/>
-              <w:right w:type="dxa" w:w="100"/>
+              <w:top w:type="dxa" w:w="100"/>
+              <w:left w:type="dxa" w:w="120"/>
+              <w:bottom w:type="dxa" w:w="100"/>
+              <w:right w:type="dxa" w:w="120"/>
             </w:tcMar>
           </w:tcPr>
           <w:p>
@@ -12302,10 +12181,10 @@
           <w:tcPr>
             <w:tcW w:type="dxa" w:w="6314"/>
             <w:tcMar>
-              <w:top w:type="dxa" w:w="80"/>
-              <w:left w:type="dxa" w:w="100"/>
-              <w:bottom w:type="dxa" w:w="80"/>
-              <w:right w:type="dxa" w:w="100"/>
+              <w:top w:type="dxa" w:w="100"/>
+              <w:left w:type="dxa" w:w="120"/>
+              <w:bottom w:type="dxa" w:w="100"/>
+              <w:right w:type="dxa" w:w="120"/>
             </w:tcMar>
           </w:tcPr>
           <w:p>
@@ -12326,13 +12205,13 @@
     </w:tbl>
     <w:p>
       <w:pPr>
-        <w:spacing w:after="160"/>
+        <w:spacing w:after="240"/>
       </w:pPr>
     </w:p>
     <w:p>
       <w:pPr>
         <w:pStyle w:val="Heading2"/>
-        <w:spacing w:after="140" w:before="280"/>
+        <w:spacing w:after="200" w:before="400"/>
       </w:pPr>
       <w:r>
         <w:rPr>
@@ -12348,7 +12227,7 @@
     </w:p>
     <w:p>
       <w:pPr>
-        <w:spacing w:after="120" w:line="300"/>
+        <w:spacing w:after="180" w:line="320"/>
       </w:pPr>
       <w:r>
         <w:rPr>
@@ -12361,7 +12240,7 @@
     </w:p>
     <w:p>
       <w:pPr>
-        <w:spacing w:after="120" w:line="300"/>
+        <w:spacing w:after="180" w:line="320"/>
       </w:pPr>
       <w:r>
         <w:rPr>
@@ -12376,7 +12255,7 @@
       <w:pPr>
         <w:pStyle w:val="Heading1"/>
         <w:pageBreakBefore/>
-        <w:spacing w:after="200" w:before="360"/>
+        <w:spacing w:after="280" w:before="480"/>
       </w:pPr>
       <w:r>
         <w:rPr>
@@ -12392,7 +12271,7 @@
     </w:p>
     <w:p>
       <w:pPr>
-        <w:spacing w:after="120" w:line="300"/>
+        <w:spacing w:after="180" w:line="320"/>
       </w:pPr>
       <w:r>
         <w:rPr>
@@ -12407,12 +12286,12 @@
       <w:tblPr>
         <w:tblW w:type="dxa" w:w="9020"/>
         <w:tblBorders>
-          <w:top w:val="single" w:color="auto" w:sz="4"/>
-          <w:left w:val="single" w:color="auto" w:sz="4"/>
-          <w:bottom w:val="single" w:color="auto" w:sz="4"/>
-          <w:right w:val="single" w:color="auto" w:sz="4"/>
-          <w:insideH w:val="single" w:color="auto" w:sz="4"/>
-          <w:insideV w:val="single" w:color="auto" w:sz="4"/>
+          <w:top w:val="single" w:color="000000" w:sz="4"/>
+          <w:left w:val="single" w:color="000000" w:sz="4"/>
+          <w:bottom w:val="single" w:color="000000" w:sz="4"/>
+          <w:right w:val="single" w:color="000000" w:sz="4"/>
+          <w:insideH w:val="single" w:color="000000" w:sz="4"/>
+          <w:insideV w:val="single" w:color="000000" w:sz="4"/>
         </w:tblBorders>
       </w:tblPr>
       <w:tblGrid>
@@ -12427,12 +12306,11 @@
         <w:tc>
           <w:tcPr>
             <w:tcW w:type="dxa" w:w="1533"/>
-            <w:shd w:fill="EAEFF5" w:color="auto" w:val="clear"/>
-            <w:tcMar>
-              <w:top w:type="dxa" w:w="80"/>
-              <w:left w:type="dxa" w:w="100"/>
-              <w:bottom w:type="dxa" w:w="80"/>
-              <w:right w:type="dxa" w:w="100"/>
+            <w:tcMar>
+              <w:top w:type="dxa" w:w="100"/>
+              <w:left w:type="dxa" w:w="120"/>
+              <w:bottom w:type="dxa" w:w="100"/>
+              <w:right w:type="dxa" w:w="120"/>
             </w:tcMar>
           </w:tcPr>
           <w:p>
@@ -12455,12 +12333,11 @@
         <w:tc>
           <w:tcPr>
             <w:tcW w:type="dxa" w:w="2977"/>
-            <w:shd w:fill="EAEFF5" w:color="auto" w:val="clear"/>
-            <w:tcMar>
-              <w:top w:type="dxa" w:w="80"/>
-              <w:left w:type="dxa" w:w="100"/>
-              <w:bottom w:type="dxa" w:w="80"/>
-              <w:right w:type="dxa" w:w="100"/>
+            <w:tcMar>
+              <w:top w:type="dxa" w:w="100"/>
+              <w:left w:type="dxa" w:w="120"/>
+              <w:bottom w:type="dxa" w:w="100"/>
+              <w:right w:type="dxa" w:w="120"/>
             </w:tcMar>
           </w:tcPr>
           <w:p>
@@ -12483,12 +12360,11 @@
         <w:tc>
           <w:tcPr>
             <w:tcW w:type="dxa" w:w="4510"/>
-            <w:shd w:fill="EAEFF5" w:color="auto" w:val="clear"/>
-            <w:tcMar>
-              <w:top w:type="dxa" w:w="80"/>
-              <w:left w:type="dxa" w:w="100"/>
-              <w:bottom w:type="dxa" w:w="80"/>
-              <w:right w:type="dxa" w:w="100"/>
+            <w:tcMar>
+              <w:top w:type="dxa" w:w="100"/>
+              <w:left w:type="dxa" w:w="120"/>
+              <w:bottom w:type="dxa" w:w="100"/>
+              <w:right w:type="dxa" w:w="120"/>
             </w:tcMar>
           </w:tcPr>
           <w:p>
@@ -12514,10 +12390,10 @@
           <w:tcPr>
             <w:tcW w:type="dxa" w:w="1533"/>
             <w:tcMar>
-              <w:top w:type="dxa" w:w="80"/>
-              <w:left w:type="dxa" w:w="100"/>
-              <w:bottom w:type="dxa" w:w="80"/>
-              <w:right w:type="dxa" w:w="100"/>
+              <w:top w:type="dxa" w:w="100"/>
+              <w:left w:type="dxa" w:w="120"/>
+              <w:bottom w:type="dxa" w:w="100"/>
+              <w:right w:type="dxa" w:w="120"/>
             </w:tcMar>
           </w:tcPr>
           <w:p>
@@ -12538,10 +12414,10 @@
           <w:tcPr>
             <w:tcW w:type="dxa" w:w="2977"/>
             <w:tcMar>
-              <w:top w:type="dxa" w:w="80"/>
-              <w:left w:type="dxa" w:w="100"/>
-              <w:bottom w:type="dxa" w:w="80"/>
-              <w:right w:type="dxa" w:w="100"/>
+              <w:top w:type="dxa" w:w="100"/>
+              <w:left w:type="dxa" w:w="120"/>
+              <w:bottom w:type="dxa" w:w="100"/>
+              <w:right w:type="dxa" w:w="120"/>
             </w:tcMar>
           </w:tcPr>
           <w:p>
@@ -12562,10 +12438,10 @@
           <w:tcPr>
             <w:tcW w:type="dxa" w:w="4510"/>
             <w:tcMar>
-              <w:top w:type="dxa" w:w="80"/>
-              <w:left w:type="dxa" w:w="100"/>
-              <w:bottom w:type="dxa" w:w="80"/>
-              <w:right w:type="dxa" w:w="100"/>
+              <w:top w:type="dxa" w:w="100"/>
+              <w:left w:type="dxa" w:w="120"/>
+              <w:bottom w:type="dxa" w:w="100"/>
+              <w:right w:type="dxa" w:w="120"/>
             </w:tcMar>
           </w:tcPr>
           <w:p>
@@ -12587,12 +12463,11 @@
         <w:tc>
           <w:tcPr>
             <w:tcW w:type="dxa" w:w="1533"/>
-            <w:shd w:fill="F3F6FA" w:color="auto" w:val="clear"/>
-            <w:tcMar>
-              <w:top w:type="dxa" w:w="80"/>
-              <w:left w:type="dxa" w:w="100"/>
-              <w:bottom w:type="dxa" w:w="80"/>
-              <w:right w:type="dxa" w:w="100"/>
+            <w:tcMar>
+              <w:top w:type="dxa" w:w="100"/>
+              <w:left w:type="dxa" w:w="120"/>
+              <w:bottom w:type="dxa" w:w="100"/>
+              <w:right w:type="dxa" w:w="120"/>
             </w:tcMar>
           </w:tcPr>
           <w:p>
@@ -12612,12 +12487,11 @@
         <w:tc>
           <w:tcPr>
             <w:tcW w:type="dxa" w:w="2977"/>
-            <w:shd w:fill="F3F6FA" w:color="auto" w:val="clear"/>
-            <w:tcMar>
-              <w:top w:type="dxa" w:w="80"/>
-              <w:left w:type="dxa" w:w="100"/>
-              <w:bottom w:type="dxa" w:w="80"/>
-              <w:right w:type="dxa" w:w="100"/>
+            <w:tcMar>
+              <w:top w:type="dxa" w:w="100"/>
+              <w:left w:type="dxa" w:w="120"/>
+              <w:bottom w:type="dxa" w:w="100"/>
+              <w:right w:type="dxa" w:w="120"/>
             </w:tcMar>
           </w:tcPr>
           <w:p>
@@ -12637,12 +12511,11 @@
         <w:tc>
           <w:tcPr>
             <w:tcW w:type="dxa" w:w="4510"/>
-            <w:shd w:fill="F3F6FA" w:color="auto" w:val="clear"/>
-            <w:tcMar>
-              <w:top w:type="dxa" w:w="80"/>
-              <w:left w:type="dxa" w:w="100"/>
-              <w:bottom w:type="dxa" w:w="80"/>
-              <w:right w:type="dxa" w:w="100"/>
+            <w:tcMar>
+              <w:top w:type="dxa" w:w="100"/>
+              <w:left w:type="dxa" w:w="120"/>
+              <w:bottom w:type="dxa" w:w="100"/>
+              <w:right w:type="dxa" w:w="120"/>
             </w:tcMar>
           </w:tcPr>
           <w:p>
@@ -12665,10 +12538,10 @@
           <w:tcPr>
             <w:tcW w:type="dxa" w:w="1533"/>
             <w:tcMar>
-              <w:top w:type="dxa" w:w="80"/>
-              <w:left w:type="dxa" w:w="100"/>
-              <w:bottom w:type="dxa" w:w="80"/>
-              <w:right w:type="dxa" w:w="100"/>
+              <w:top w:type="dxa" w:w="100"/>
+              <w:left w:type="dxa" w:w="120"/>
+              <w:bottom w:type="dxa" w:w="100"/>
+              <w:right w:type="dxa" w:w="120"/>
             </w:tcMar>
           </w:tcPr>
           <w:p>
@@ -12689,10 +12562,10 @@
           <w:tcPr>
             <w:tcW w:type="dxa" w:w="2977"/>
             <w:tcMar>
-              <w:top w:type="dxa" w:w="80"/>
-              <w:left w:type="dxa" w:w="100"/>
-              <w:bottom w:type="dxa" w:w="80"/>
-              <w:right w:type="dxa" w:w="100"/>
+              <w:top w:type="dxa" w:w="100"/>
+              <w:left w:type="dxa" w:w="120"/>
+              <w:bottom w:type="dxa" w:w="100"/>
+              <w:right w:type="dxa" w:w="120"/>
             </w:tcMar>
           </w:tcPr>
           <w:p>
@@ -12713,10 +12586,10 @@
           <w:tcPr>
             <w:tcW w:type="dxa" w:w="4510"/>
             <w:tcMar>
-              <w:top w:type="dxa" w:w="80"/>
-              <w:left w:type="dxa" w:w="100"/>
-              <w:bottom w:type="dxa" w:w="80"/>
-              <w:right w:type="dxa" w:w="100"/>
+              <w:top w:type="dxa" w:w="100"/>
+              <w:left w:type="dxa" w:w="120"/>
+              <w:bottom w:type="dxa" w:w="100"/>
+              <w:right w:type="dxa" w:w="120"/>
             </w:tcMar>
           </w:tcPr>
           <w:p>
@@ -12738,12 +12611,11 @@
         <w:tc>
           <w:tcPr>
             <w:tcW w:type="dxa" w:w="1533"/>
-            <w:shd w:fill="F3F6FA" w:color="auto" w:val="clear"/>
-            <w:tcMar>
-              <w:top w:type="dxa" w:w="80"/>
-              <w:left w:type="dxa" w:w="100"/>
-              <w:bottom w:type="dxa" w:w="80"/>
-              <w:right w:type="dxa" w:w="100"/>
+            <w:tcMar>
+              <w:top w:type="dxa" w:w="100"/>
+              <w:left w:type="dxa" w:w="120"/>
+              <w:bottom w:type="dxa" w:w="100"/>
+              <w:right w:type="dxa" w:w="120"/>
             </w:tcMar>
           </w:tcPr>
           <w:p>
@@ -12763,12 +12635,11 @@
         <w:tc>
           <w:tcPr>
             <w:tcW w:type="dxa" w:w="2977"/>
-            <w:shd w:fill="F3F6FA" w:color="auto" w:val="clear"/>
-            <w:tcMar>
-              <w:top w:type="dxa" w:w="80"/>
-              <w:left w:type="dxa" w:w="100"/>
-              <w:bottom w:type="dxa" w:w="80"/>
-              <w:right w:type="dxa" w:w="100"/>
+            <w:tcMar>
+              <w:top w:type="dxa" w:w="100"/>
+              <w:left w:type="dxa" w:w="120"/>
+              <w:bottom w:type="dxa" w:w="100"/>
+              <w:right w:type="dxa" w:w="120"/>
             </w:tcMar>
           </w:tcPr>
           <w:p>
@@ -12788,12 +12659,11 @@
         <w:tc>
           <w:tcPr>
             <w:tcW w:type="dxa" w:w="4510"/>
-            <w:shd w:fill="F3F6FA" w:color="auto" w:val="clear"/>
-            <w:tcMar>
-              <w:top w:type="dxa" w:w="80"/>
-              <w:left w:type="dxa" w:w="100"/>
-              <w:bottom w:type="dxa" w:w="80"/>
-              <w:right w:type="dxa" w:w="100"/>
+            <w:tcMar>
+              <w:top w:type="dxa" w:w="100"/>
+              <w:left w:type="dxa" w:w="120"/>
+              <w:bottom w:type="dxa" w:w="100"/>
+              <w:right w:type="dxa" w:w="120"/>
             </w:tcMar>
           </w:tcPr>
           <w:p>
@@ -12816,10 +12686,10 @@
           <w:tcPr>
             <w:tcW w:type="dxa" w:w="1533"/>
             <w:tcMar>
-              <w:top w:type="dxa" w:w="80"/>
-              <w:left w:type="dxa" w:w="100"/>
-              <w:bottom w:type="dxa" w:w="80"/>
-              <w:right w:type="dxa" w:w="100"/>
+              <w:top w:type="dxa" w:w="100"/>
+              <w:left w:type="dxa" w:w="120"/>
+              <w:bottom w:type="dxa" w:w="100"/>
+              <w:right w:type="dxa" w:w="120"/>
             </w:tcMar>
           </w:tcPr>
           <w:p>
@@ -12840,10 +12710,10 @@
           <w:tcPr>
             <w:tcW w:type="dxa" w:w="2977"/>
             <w:tcMar>
-              <w:top w:type="dxa" w:w="80"/>
-              <w:left w:type="dxa" w:w="100"/>
-              <w:bottom w:type="dxa" w:w="80"/>
-              <w:right w:type="dxa" w:w="100"/>
+              <w:top w:type="dxa" w:w="100"/>
+              <w:left w:type="dxa" w:w="120"/>
+              <w:bottom w:type="dxa" w:w="100"/>
+              <w:right w:type="dxa" w:w="120"/>
             </w:tcMar>
           </w:tcPr>
           <w:p>
@@ -12864,10 +12734,10 @@
           <w:tcPr>
             <w:tcW w:type="dxa" w:w="4510"/>
             <w:tcMar>
-              <w:top w:type="dxa" w:w="80"/>
-              <w:left w:type="dxa" w:w="100"/>
-              <w:bottom w:type="dxa" w:w="80"/>
-              <w:right w:type="dxa" w:w="100"/>
+              <w:top w:type="dxa" w:w="100"/>
+              <w:left w:type="dxa" w:w="120"/>
+              <w:bottom w:type="dxa" w:w="100"/>
+              <w:right w:type="dxa" w:w="120"/>
             </w:tcMar>
           </w:tcPr>
           <w:p>
@@ -12889,12 +12759,11 @@
         <w:tc>
           <w:tcPr>
             <w:tcW w:type="dxa" w:w="1533"/>
-            <w:shd w:fill="F3F6FA" w:color="auto" w:val="clear"/>
-            <w:tcMar>
-              <w:top w:type="dxa" w:w="80"/>
-              <w:left w:type="dxa" w:w="100"/>
-              <w:bottom w:type="dxa" w:w="80"/>
-              <w:right w:type="dxa" w:w="100"/>
+            <w:tcMar>
+              <w:top w:type="dxa" w:w="100"/>
+              <w:left w:type="dxa" w:w="120"/>
+              <w:bottom w:type="dxa" w:w="100"/>
+              <w:right w:type="dxa" w:w="120"/>
             </w:tcMar>
           </w:tcPr>
           <w:p>
@@ -12914,12 +12783,11 @@
         <w:tc>
           <w:tcPr>
             <w:tcW w:type="dxa" w:w="2977"/>
-            <w:shd w:fill="F3F6FA" w:color="auto" w:val="clear"/>
-            <w:tcMar>
-              <w:top w:type="dxa" w:w="80"/>
-              <w:left w:type="dxa" w:w="100"/>
-              <w:bottom w:type="dxa" w:w="80"/>
-              <w:right w:type="dxa" w:w="100"/>
+            <w:tcMar>
+              <w:top w:type="dxa" w:w="100"/>
+              <w:left w:type="dxa" w:w="120"/>
+              <w:bottom w:type="dxa" w:w="100"/>
+              <w:right w:type="dxa" w:w="120"/>
             </w:tcMar>
           </w:tcPr>
           <w:p>
@@ -12939,12 +12807,11 @@
         <w:tc>
           <w:tcPr>
             <w:tcW w:type="dxa" w:w="4510"/>
-            <w:shd w:fill="F3F6FA" w:color="auto" w:val="clear"/>
-            <w:tcMar>
-              <w:top w:type="dxa" w:w="80"/>
-              <w:left w:type="dxa" w:w="100"/>
-              <w:bottom w:type="dxa" w:w="80"/>
-              <w:right w:type="dxa" w:w="100"/>
+            <w:tcMar>
+              <w:top w:type="dxa" w:w="100"/>
+              <w:left w:type="dxa" w:w="120"/>
+              <w:bottom w:type="dxa" w:w="100"/>
+              <w:right w:type="dxa" w:w="120"/>
             </w:tcMar>
           </w:tcPr>
           <w:p>
@@ -12967,10 +12834,10 @@
           <w:tcPr>
             <w:tcW w:type="dxa" w:w="1533"/>
             <w:tcMar>
-              <w:top w:type="dxa" w:w="80"/>
-              <w:left w:type="dxa" w:w="100"/>
-              <w:bottom w:type="dxa" w:w="80"/>
-              <w:right w:type="dxa" w:w="100"/>
+              <w:top w:type="dxa" w:w="100"/>
+              <w:left w:type="dxa" w:w="120"/>
+              <w:bottom w:type="dxa" w:w="100"/>
+              <w:right w:type="dxa" w:w="120"/>
             </w:tcMar>
           </w:tcPr>
           <w:p>
@@ -12991,10 +12858,10 @@
           <w:tcPr>
             <w:tcW w:type="dxa" w:w="2977"/>
             <w:tcMar>
-              <w:top w:type="dxa" w:w="80"/>
-              <w:left w:type="dxa" w:w="100"/>
-              <w:bottom w:type="dxa" w:w="80"/>
-              <w:right w:type="dxa" w:w="100"/>
+              <w:top w:type="dxa" w:w="100"/>
+              <w:left w:type="dxa" w:w="120"/>
+              <w:bottom w:type="dxa" w:w="100"/>
+              <w:right w:type="dxa" w:w="120"/>
             </w:tcMar>
           </w:tcPr>
           <w:p>
@@ -13015,10 +12882,10 @@
           <w:tcPr>
             <w:tcW w:type="dxa" w:w="4510"/>
             <w:tcMar>
-              <w:top w:type="dxa" w:w="80"/>
-              <w:left w:type="dxa" w:w="100"/>
-              <w:bottom w:type="dxa" w:w="80"/>
-              <w:right w:type="dxa" w:w="100"/>
+              <w:top w:type="dxa" w:w="100"/>
+              <w:left w:type="dxa" w:w="120"/>
+              <w:bottom w:type="dxa" w:w="100"/>
+              <w:right w:type="dxa" w:w="120"/>
             </w:tcMar>
           </w:tcPr>
           <w:p>
@@ -13040,12 +12907,11 @@
         <w:tc>
           <w:tcPr>
             <w:tcW w:type="dxa" w:w="1533"/>
-            <w:shd w:fill="F3F6FA" w:color="auto" w:val="clear"/>
-            <w:tcMar>
-              <w:top w:type="dxa" w:w="80"/>
-              <w:left w:type="dxa" w:w="100"/>
-              <w:bottom w:type="dxa" w:w="80"/>
-              <w:right w:type="dxa" w:w="100"/>
+            <w:tcMar>
+              <w:top w:type="dxa" w:w="100"/>
+              <w:left w:type="dxa" w:w="120"/>
+              <w:bottom w:type="dxa" w:w="100"/>
+              <w:right w:type="dxa" w:w="120"/>
             </w:tcMar>
           </w:tcPr>
           <w:p>
@@ -13065,12 +12931,11 @@
         <w:tc>
           <w:tcPr>
             <w:tcW w:type="dxa" w:w="2977"/>
-            <w:shd w:fill="F3F6FA" w:color="auto" w:val="clear"/>
-            <w:tcMar>
-              <w:top w:type="dxa" w:w="80"/>
-              <w:left w:type="dxa" w:w="100"/>
-              <w:bottom w:type="dxa" w:w="80"/>
-              <w:right w:type="dxa" w:w="100"/>
+            <w:tcMar>
+              <w:top w:type="dxa" w:w="100"/>
+              <w:left w:type="dxa" w:w="120"/>
+              <w:bottom w:type="dxa" w:w="100"/>
+              <w:right w:type="dxa" w:w="120"/>
             </w:tcMar>
           </w:tcPr>
           <w:p>
@@ -13090,12 +12955,11 @@
         <w:tc>
           <w:tcPr>
             <w:tcW w:type="dxa" w:w="4510"/>
-            <w:shd w:fill="F3F6FA" w:color="auto" w:val="clear"/>
-            <w:tcMar>
-              <w:top w:type="dxa" w:w="80"/>
-              <w:left w:type="dxa" w:w="100"/>
-              <w:bottom w:type="dxa" w:w="80"/>
-              <w:right w:type="dxa" w:w="100"/>
+            <w:tcMar>
+              <w:top w:type="dxa" w:w="100"/>
+              <w:left w:type="dxa" w:w="120"/>
+              <w:bottom w:type="dxa" w:w="100"/>
+              <w:right w:type="dxa" w:w="120"/>
             </w:tcMar>
           </w:tcPr>
           <w:p>
@@ -13116,13 +12980,13 @@
     </w:tbl>
     <w:p>
       <w:pPr>
-        <w:spacing w:after="160"/>
+        <w:spacing w:after="240"/>
       </w:pPr>
     </w:p>
     <w:p>
       <w:pPr>
         <w:pStyle w:val="Heading2"/>
-        <w:spacing w:after="140" w:before="280"/>
+        <w:spacing w:after="200" w:before="400"/>
       </w:pPr>
       <w:r>
         <w:rPr>
@@ -13143,7 +13007,7 @@
           <w:ilvl w:val="0"/>
           <w:numId w:val="2"/>
         </w:numPr>
-        <w:spacing w:after="60" w:line="300"/>
+        <w:spacing w:after="100" w:line="320"/>
       </w:pPr>
       <w:r>
         <w:rPr>
@@ -13171,7 +13035,7 @@
           <w:ilvl w:val="0"/>
           <w:numId w:val="2"/>
         </w:numPr>
-        <w:spacing w:after="60" w:line="300"/>
+        <w:spacing w:after="100" w:line="320"/>
       </w:pPr>
       <w:r>
         <w:rPr>
@@ -13199,7 +13063,7 @@
           <w:ilvl w:val="0"/>
           <w:numId w:val="2"/>
         </w:numPr>
-        <w:spacing w:after="60" w:line="300"/>
+        <w:spacing w:after="100" w:line="320"/>
       </w:pPr>
       <w:r>
         <w:rPr>
@@ -13227,7 +13091,7 @@
           <w:ilvl w:val="0"/>
           <w:numId w:val="2"/>
         </w:numPr>
-        <w:spacing w:after="60" w:line="300"/>
+        <w:spacing w:after="100" w:line="320"/>
       </w:pPr>
       <w:r>
         <w:rPr>
@@ -13255,7 +13119,7 @@
           <w:ilvl w:val="0"/>
           <w:numId w:val="2"/>
         </w:numPr>
-        <w:spacing w:after="60" w:line="300"/>
+        <w:spacing w:after="100" w:line="320"/>
       </w:pPr>
       <w:r>
         <w:rPr>
@@ -13283,7 +13147,7 @@
           <w:ilvl w:val="0"/>
           <w:numId w:val="2"/>
         </w:numPr>
-        <w:spacing w:after="60" w:line="300"/>
+        <w:spacing w:after="100" w:line="320"/>
       </w:pPr>
       <w:r>
         <w:rPr>
@@ -13311,7 +13175,7 @@
           <w:ilvl w:val="0"/>
           <w:numId w:val="2"/>
         </w:numPr>
-        <w:spacing w:after="60" w:line="300"/>
+        <w:spacing w:after="100" w:line="320"/>
       </w:pPr>
       <w:r>
         <w:rPr>
@@ -13339,7 +13203,7 @@
           <w:ilvl w:val="0"/>
           <w:numId w:val="2"/>
         </w:numPr>
-        <w:spacing w:after="60" w:line="300"/>
+        <w:spacing w:after="100" w:line="320"/>
       </w:pPr>
       <w:r>
         <w:rPr>
@@ -13363,7 +13227,7 @@
     <w:p>
       <w:pPr>
         <w:pStyle w:val="Heading2"/>
-        <w:spacing w:after="140" w:before="280"/>
+        <w:spacing w:after="200" w:before="400"/>
       </w:pPr>
       <w:r>
         <w:rPr>
@@ -13379,7 +13243,7 @@
     </w:p>
     <w:p>
       <w:pPr>
-        <w:spacing w:after="120" w:line="300"/>
+        <w:spacing w:after="180" w:line="320"/>
       </w:pPr>
       <w:r>
         <w:rPr>
@@ -13397,7 +13261,7 @@
           <w:ilvl w:val="0"/>
           <w:numId w:val="2"/>
         </w:numPr>
-        <w:spacing w:after="60" w:line="300"/>
+        <w:spacing w:after="100" w:line="320"/>
       </w:pPr>
       <w:r>
         <w:rPr>
@@ -13415,7 +13279,7 @@
           <w:ilvl w:val="0"/>
           <w:numId w:val="2"/>
         </w:numPr>
-        <w:spacing w:after="60" w:line="300"/>
+        <w:spacing w:after="100" w:line="320"/>
       </w:pPr>
       <w:r>
         <w:rPr>
@@ -13433,7 +13297,7 @@
           <w:ilvl w:val="0"/>
           <w:numId w:val="2"/>
         </w:numPr>
-        <w:spacing w:after="60" w:line="300"/>
+        <w:spacing w:after="100" w:line="320"/>
       </w:pPr>
       <w:r>
         <w:rPr>
@@ -13451,7 +13315,7 @@
           <w:ilvl w:val="0"/>
           <w:numId w:val="2"/>
         </w:numPr>
-        <w:spacing w:after="60" w:line="300"/>
+        <w:spacing w:after="100" w:line="320"/>
       </w:pPr>
       <w:r>
         <w:rPr>
@@ -13469,7 +13333,7 @@
           <w:ilvl w:val="0"/>
           <w:numId w:val="2"/>
         </w:numPr>
-        <w:spacing w:after="60" w:line="300"/>
+        <w:spacing w:after="100" w:line="320"/>
       </w:pPr>
       <w:r>
         <w:rPr>
@@ -13482,7 +13346,7 @@
     </w:p>
     <w:p>
       <w:pPr>
-        <w:spacing w:after="120" w:line="300"/>
+        <w:spacing w:after="180" w:line="320"/>
       </w:pPr>
       <w:r>
         <w:rPr>
@@ -13497,7 +13361,7 @@
       <w:pPr>
         <w:pStyle w:val="Heading1"/>
         <w:pageBreakBefore/>
-        <w:spacing w:after="200" w:before="360"/>
+        <w:spacing w:after="280" w:before="480"/>
       </w:pPr>
       <w:r>
         <w:rPr>
@@ -13514,7 +13378,7 @@
     <w:p>
       <w:pPr>
         <w:pStyle w:val="Heading2"/>
-        <w:spacing w:after="140" w:before="280"/>
+        <w:spacing w:after="200" w:before="400"/>
       </w:pPr>
       <w:r>
         <w:rPr>
@@ -13530,7 +13394,7 @@
     </w:p>
     <w:p>
       <w:pPr>
-        <w:spacing w:after="120" w:line="300"/>
+        <w:spacing w:after="180" w:line="320"/>
       </w:pPr>
       <w:r>
         <w:rPr>
@@ -13548,7 +13412,7 @@
           <w:ilvl w:val="0"/>
           <w:numId w:val="2"/>
         </w:numPr>
-        <w:spacing w:after="60" w:line="300"/>
+        <w:spacing w:after="100" w:line="320"/>
       </w:pPr>
       <w:r>
         <w:rPr>
@@ -13576,7 +13440,7 @@
           <w:ilvl w:val="0"/>
           <w:numId w:val="2"/>
         </w:numPr>
-        <w:spacing w:after="60" w:line="300"/>
+        <w:spacing w:after="100" w:line="320"/>
       </w:pPr>
       <w:r>
         <w:rPr>
@@ -13604,7 +13468,7 @@
           <w:ilvl w:val="0"/>
           <w:numId w:val="2"/>
         </w:numPr>
-        <w:spacing w:after="60" w:line="300"/>
+        <w:spacing w:after="100" w:line="320"/>
       </w:pPr>
       <w:r>
         <w:rPr>
@@ -13632,7 +13496,7 @@
           <w:ilvl w:val="0"/>
           <w:numId w:val="2"/>
         </w:numPr>
-        <w:spacing w:after="60" w:line="300"/>
+        <w:spacing w:after="100" w:line="320"/>
       </w:pPr>
       <w:r>
         <w:rPr>
@@ -13660,7 +13524,7 @@
           <w:ilvl w:val="0"/>
           <w:numId w:val="2"/>
         </w:numPr>
-        <w:spacing w:after="60" w:line="300"/>
+        <w:spacing w:after="100" w:line="320"/>
       </w:pPr>
       <w:r>
         <w:rPr>
@@ -13688,7 +13552,7 @@
           <w:ilvl w:val="0"/>
           <w:numId w:val="2"/>
         </w:numPr>
-        <w:spacing w:after="60" w:line="300"/>
+        <w:spacing w:after="100" w:line="320"/>
       </w:pPr>
       <w:r>
         <w:rPr>
@@ -13712,7 +13576,7 @@
     <w:p>
       <w:pPr>
         <w:pStyle w:val="Heading2"/>
-        <w:spacing w:after="140" w:before="280"/>
+        <w:spacing w:after="200" w:before="400"/>
       </w:pPr>
       <w:r>
         <w:rPr>
@@ -13733,7 +13597,7 @@
           <w:ilvl w:val="0"/>
           <w:numId w:val="2"/>
         </w:numPr>
-        <w:spacing w:after="60" w:line="300"/>
+        <w:spacing w:after="100" w:line="320"/>
       </w:pPr>
       <w:r>
         <w:rPr>
@@ -13751,7 +13615,7 @@
           <w:ilvl w:val="0"/>
           <w:numId w:val="2"/>
         </w:numPr>
-        <w:spacing w:after="60" w:line="300"/>
+        <w:spacing w:after="100" w:line="320"/>
       </w:pPr>
       <w:r>
         <w:rPr>
@@ -13769,7 +13633,7 @@
           <w:ilvl w:val="0"/>
           <w:numId w:val="2"/>
         </w:numPr>
-        <w:spacing w:after="60" w:line="300"/>
+        <w:spacing w:after="100" w:line="320"/>
       </w:pPr>
       <w:r>
         <w:rPr>
@@ -13787,7 +13651,7 @@
           <w:ilvl w:val="0"/>
           <w:numId w:val="2"/>
         </w:numPr>
-        <w:spacing w:after="60" w:line="300"/>
+        <w:spacing w:after="100" w:line="320"/>
       </w:pPr>
       <w:r>
         <w:rPr>
@@ -13805,7 +13669,7 @@
           <w:ilvl w:val="0"/>
           <w:numId w:val="2"/>
         </w:numPr>
-        <w:spacing w:after="60" w:line="300"/>
+        <w:spacing w:after="100" w:line="320"/>
       </w:pPr>
       <w:r>
         <w:rPr>
@@ -13823,7 +13687,7 @@
           <w:ilvl w:val="0"/>
           <w:numId w:val="2"/>
         </w:numPr>
-        <w:spacing w:after="60" w:line="300"/>
+        <w:spacing w:after="100" w:line="320"/>
       </w:pPr>
       <w:r>
         <w:rPr>
@@ -13841,7 +13705,7 @@
           <w:ilvl w:val="0"/>
           <w:numId w:val="2"/>
         </w:numPr>
-        <w:spacing w:after="60" w:line="300"/>
+        <w:spacing w:after="100" w:line="320"/>
       </w:pPr>
       <w:r>
         <w:rPr>
@@ -13855,7 +13719,7 @@
     <w:p>
       <w:pPr>
         <w:pStyle w:val="Heading2"/>
-        <w:spacing w:after="140" w:before="280"/>
+        <w:spacing w:after="200" w:before="400"/>
       </w:pPr>
       <w:r>
         <w:rPr>
@@ -13876,7 +13740,7 @@
           <w:ilvl w:val="0"/>
           <w:numId w:val="2"/>
         </w:numPr>
-        <w:spacing w:after="60" w:line="300"/>
+        <w:spacing w:after="100" w:line="320"/>
       </w:pPr>
       <w:r>
         <w:rPr>
@@ -13894,7 +13758,7 @@
           <w:ilvl w:val="0"/>
           <w:numId w:val="2"/>
         </w:numPr>
-        <w:spacing w:after="60" w:line="300"/>
+        <w:spacing w:after="100" w:line="320"/>
       </w:pPr>
       <w:r>
         <w:rPr>
@@ -13912,7 +13776,7 @@
           <w:ilvl w:val="0"/>
           <w:numId w:val="2"/>
         </w:numPr>
-        <w:spacing w:after="60" w:line="300"/>
+        <w:spacing w:after="100" w:line="320"/>
       </w:pPr>
       <w:r>
         <w:rPr>
@@ -13930,7 +13794,7 @@
           <w:ilvl w:val="0"/>
           <w:numId w:val="2"/>
         </w:numPr>
-        <w:spacing w:after="60" w:line="300"/>
+        <w:spacing w:after="100" w:line="320"/>
       </w:pPr>
       <w:r>
         <w:rPr>
@@ -13945,7 +13809,7 @@
       <w:pPr>
         <w:pStyle w:val="Heading1"/>
         <w:pageBreakBefore/>
-        <w:spacing w:after="200" w:before="360"/>
+        <w:spacing w:after="280" w:before="480"/>
       </w:pPr>
       <w:r>
         <w:rPr>
@@ -13961,7 +13825,7 @@
     </w:p>
     <w:p>
       <w:pPr>
-        <w:spacing w:after="120" w:line="300"/>
+        <w:spacing w:after="180" w:line="320"/>
       </w:pPr>
       <w:r>
         <w:rPr>
@@ -13974,7 +13838,7 @@
     </w:p>
     <w:p>
       <w:pPr>
-        <w:spacing w:after="120" w:line="300"/>
+        <w:spacing w:after="180" w:line="320"/>
       </w:pPr>
       <w:r>
         <w:rPr>
@@ -13987,7 +13851,7 @@
     </w:p>
     <w:p>
       <w:pPr>
-        <w:spacing w:after="120" w:line="300"/>
+        <w:spacing w:after="180" w:line="320"/>
       </w:pPr>
       <w:r>
         <w:rPr>
@@ -14000,7 +13864,7 @@
     </w:p>
     <w:p>
       <w:pPr>
-        <w:spacing w:after="120" w:line="300"/>
+        <w:spacing w:after="180" w:line="320"/>
       </w:pPr>
       <w:r>
         <w:rPr>
@@ -14015,7 +13879,7 @@
       <w:pPr>
         <w:pStyle w:val="Heading1"/>
         <w:pageBreakBefore/>
-        <w:spacing w:after="200" w:before="360"/>
+        <w:spacing w:after="280" w:before="480"/>
       </w:pPr>
       <w:r>
         <w:rPr>
@@ -14032,7 +13896,7 @@
     <w:p>
       <w:pPr>
         <w:pStyle w:val="Heading2"/>
-        <w:spacing w:after="140" w:before="280"/>
+        <w:spacing w:after="200" w:before="400"/>
       </w:pPr>
       <w:r>
         <w:rPr>
@@ -14048,7 +13912,7 @@
     </w:p>
     <w:p>
       <w:pPr>
-        <w:spacing w:after="120" w:line="300"/>
+        <w:spacing w:after="180" w:line="320"/>
       </w:pPr>
       <w:r>
         <w:rPr>
@@ -14151,12 +14015,12 @@
     </w:p>
     <w:p>
       <w:pPr>
-        <w:spacing w:after="160"/>
-      </w:pPr>
-    </w:p>
-    <w:p>
-      <w:pPr>
-        <w:spacing w:after="120" w:line="300"/>
+        <w:spacing w:after="240"/>
+      </w:pPr>
+    </w:p>
+    <w:p>
+      <w:pPr>
+        <w:spacing w:after="180" w:line="320"/>
       </w:pPr>
       <w:r>
         <w:rPr>
@@ -14170,7 +14034,7 @@
     <w:p>
       <w:pPr>
         <w:pStyle w:val="Heading2"/>
-        <w:spacing w:after="140" w:before="280"/>
+        <w:spacing w:after="200" w:before="400"/>
       </w:pPr>
       <w:r>
         <w:rPr>
@@ -14456,7 +14320,7 @@
     </w:p>
     <w:p>
       <w:pPr>
-        <w:spacing w:after="120" w:line="300"/>
+        <w:spacing w:after="180" w:line="320"/>
       </w:pPr>
       <w:r>
         <w:rPr>
@@ -14470,7 +14334,7 @@
     <w:p>
       <w:pPr>
         <w:pStyle w:val="Heading2"/>
-        <w:spacing w:after="140" w:before="280"/>
+        <w:spacing w:after="200" w:before="400"/>
       </w:pPr>
       <w:r>
         <w:rPr>
@@ -14561,7 +14425,7 @@
     </w:p>
     <w:p>
       <w:pPr>
-        <w:spacing w:after="120" w:line="300"/>
+        <w:spacing w:after="180" w:line="320"/>
       </w:pPr>
       <w:r>
         <w:rPr>
@@ -14575,7 +14439,7 @@
     <w:p>
       <w:pPr>
         <w:pStyle w:val="Heading2"/>
-        <w:spacing w:after="140" w:before="280"/>
+        <w:spacing w:after="200" w:before="400"/>
       </w:pPr>
       <w:r>
         <w:rPr>
@@ -14711,7 +14575,7 @@
     </w:p>
     <w:p>
       <w:pPr>
-        <w:spacing w:after="120" w:line="300"/>
+        <w:spacing w:after="180" w:line="320"/>
       </w:pPr>
       <w:r>
         <w:rPr>
@@ -14726,7 +14590,7 @@
       <w:pPr>
         <w:pStyle w:val="Heading1"/>
         <w:pageBreakBefore/>
-        <w:spacing w:after="200" w:before="360"/>
+        <w:spacing w:after="280" w:before="480"/>
       </w:pPr>
       <w:r>
         <w:rPr>
@@ -14744,12 +14608,12 @@
       <w:tblPr>
         <w:tblW w:type="dxa" w:w="9020"/>
         <w:tblBorders>
-          <w:top w:val="single" w:color="auto" w:sz="4"/>
-          <w:left w:val="single" w:color="auto" w:sz="4"/>
-          <w:bottom w:val="single" w:color="auto" w:sz="4"/>
-          <w:right w:val="single" w:color="auto" w:sz="4"/>
-          <w:insideH w:val="single" w:color="auto" w:sz="4"/>
-          <w:insideV w:val="single" w:color="auto" w:sz="4"/>
+          <w:top w:val="single" w:color="000000" w:sz="4"/>
+          <w:left w:val="single" w:color="000000" w:sz="4"/>
+          <w:bottom w:val="single" w:color="000000" w:sz="4"/>
+          <w:right w:val="single" w:color="000000" w:sz="4"/>
+          <w:insideH w:val="single" w:color="000000" w:sz="4"/>
+          <w:insideV w:val="single" w:color="000000" w:sz="4"/>
         </w:tblBorders>
       </w:tblPr>
       <w:tblGrid>
@@ -14764,12 +14628,11 @@
         <w:tc>
           <w:tcPr>
             <w:tcW w:type="dxa" w:w="2706"/>
-            <w:shd w:fill="EAEFF5" w:color="auto" w:val="clear"/>
-            <w:tcMar>
-              <w:top w:type="dxa" w:w="80"/>
-              <w:left w:type="dxa" w:w="100"/>
-              <w:bottom w:type="dxa" w:w="80"/>
-              <w:right w:type="dxa" w:w="100"/>
+            <w:tcMar>
+              <w:top w:type="dxa" w:w="100"/>
+              <w:left w:type="dxa" w:w="120"/>
+              <w:bottom w:type="dxa" w:w="100"/>
+              <w:right w:type="dxa" w:w="120"/>
             </w:tcMar>
           </w:tcPr>
           <w:p>
@@ -14792,12 +14655,11 @@
         <w:tc>
           <w:tcPr>
             <w:tcW w:type="dxa" w:w="4510"/>
-            <w:shd w:fill="EAEFF5" w:color="auto" w:val="clear"/>
-            <w:tcMar>
-              <w:top w:type="dxa" w:w="80"/>
-              <w:left w:type="dxa" w:w="100"/>
-              <w:bottom w:type="dxa" w:w="80"/>
-              <w:right w:type="dxa" w:w="100"/>
+            <w:tcMar>
+              <w:top w:type="dxa" w:w="100"/>
+              <w:left w:type="dxa" w:w="120"/>
+              <w:bottom w:type="dxa" w:w="100"/>
+              <w:right w:type="dxa" w:w="120"/>
             </w:tcMar>
           </w:tcPr>
           <w:p>
@@ -14820,12 +14682,11 @@
         <w:tc>
           <w:tcPr>
             <w:tcW w:type="dxa" w:w="1804"/>
-            <w:shd w:fill="EAEFF5" w:color="auto" w:val="clear"/>
-            <w:tcMar>
-              <w:top w:type="dxa" w:w="80"/>
-              <w:left w:type="dxa" w:w="100"/>
-              <w:bottom w:type="dxa" w:w="80"/>
-              <w:right w:type="dxa" w:w="100"/>
+            <w:tcMar>
+              <w:top w:type="dxa" w:w="100"/>
+              <w:left w:type="dxa" w:w="120"/>
+              <w:bottom w:type="dxa" w:w="100"/>
+              <w:right w:type="dxa" w:w="120"/>
             </w:tcMar>
           </w:tcPr>
           <w:p>
@@ -14851,10 +14712,10 @@
           <w:tcPr>
             <w:tcW w:type="dxa" w:w="2706"/>
             <w:tcMar>
-              <w:top w:type="dxa" w:w="80"/>
-              <w:left w:type="dxa" w:w="100"/>
-              <w:bottom w:type="dxa" w:w="80"/>
-              <w:right w:type="dxa" w:w="100"/>
+              <w:top w:type="dxa" w:w="100"/>
+              <w:left w:type="dxa" w:w="120"/>
+              <w:bottom w:type="dxa" w:w="100"/>
+              <w:right w:type="dxa" w:w="120"/>
             </w:tcMar>
           </w:tcPr>
           <w:p>
@@ -14875,10 +14736,10 @@
           <w:tcPr>
             <w:tcW w:type="dxa" w:w="4510"/>
             <w:tcMar>
-              <w:top w:type="dxa" w:w="80"/>
-              <w:left w:type="dxa" w:w="100"/>
-              <w:bottom w:type="dxa" w:w="80"/>
-              <w:right w:type="dxa" w:w="100"/>
+              <w:top w:type="dxa" w:w="100"/>
+              <w:left w:type="dxa" w:w="120"/>
+              <w:bottom w:type="dxa" w:w="100"/>
+              <w:right w:type="dxa" w:w="120"/>
             </w:tcMar>
           </w:tcPr>
           <w:p>
@@ -14899,10 +14760,10 @@
           <w:tcPr>
             <w:tcW w:type="dxa" w:w="1804"/>
             <w:tcMar>
-              <w:top w:type="dxa" w:w="80"/>
-              <w:left w:type="dxa" w:w="100"/>
-              <w:bottom w:type="dxa" w:w="80"/>
-              <w:right w:type="dxa" w:w="100"/>
+              <w:top w:type="dxa" w:w="100"/>
+              <w:left w:type="dxa" w:w="120"/>
+              <w:bottom w:type="dxa" w:w="100"/>
+              <w:right w:type="dxa" w:w="120"/>
             </w:tcMar>
           </w:tcPr>
           <w:p>
@@ -14924,12 +14785,11 @@
         <w:tc>
           <w:tcPr>
             <w:tcW w:type="dxa" w:w="2706"/>
-            <w:shd w:fill="F3F6FA" w:color="auto" w:val="clear"/>
-            <w:tcMar>
-              <w:top w:type="dxa" w:w="80"/>
-              <w:left w:type="dxa" w:w="100"/>
-              <w:bottom w:type="dxa" w:w="80"/>
-              <w:right w:type="dxa" w:w="100"/>
+            <w:tcMar>
+              <w:top w:type="dxa" w:w="100"/>
+              <w:left w:type="dxa" w:w="120"/>
+              <w:bottom w:type="dxa" w:w="100"/>
+              <w:right w:type="dxa" w:w="120"/>
             </w:tcMar>
           </w:tcPr>
           <w:p>
@@ -14949,12 +14809,11 @@
         <w:tc>
           <w:tcPr>
             <w:tcW w:type="dxa" w:w="4510"/>
-            <w:shd w:fill="F3F6FA" w:color="auto" w:val="clear"/>
-            <w:tcMar>
-              <w:top w:type="dxa" w:w="80"/>
-              <w:left w:type="dxa" w:w="100"/>
-              <w:bottom w:type="dxa" w:w="80"/>
-              <w:right w:type="dxa" w:w="100"/>
+            <w:tcMar>
+              <w:top w:type="dxa" w:w="100"/>
+              <w:left w:type="dxa" w:w="120"/>
+              <w:bottom w:type="dxa" w:w="100"/>
+              <w:right w:type="dxa" w:w="120"/>
             </w:tcMar>
           </w:tcPr>
           <w:p>
@@ -14974,12 +14833,11 @@
         <w:tc>
           <w:tcPr>
             <w:tcW w:type="dxa" w:w="1804"/>
-            <w:shd w:fill="F3F6FA" w:color="auto" w:val="clear"/>
-            <w:tcMar>
-              <w:top w:type="dxa" w:w="80"/>
-              <w:left w:type="dxa" w:w="100"/>
-              <w:bottom w:type="dxa" w:w="80"/>
-              <w:right w:type="dxa" w:w="100"/>
+            <w:tcMar>
+              <w:top w:type="dxa" w:w="100"/>
+              <w:left w:type="dxa" w:w="120"/>
+              <w:bottom w:type="dxa" w:w="100"/>
+              <w:right w:type="dxa" w:w="120"/>
             </w:tcMar>
           </w:tcPr>
           <w:p>
@@ -15002,10 +14860,10 @@
           <w:tcPr>
             <w:tcW w:type="dxa" w:w="2706"/>
             <w:tcMar>
-              <w:top w:type="dxa" w:w="80"/>
-              <w:left w:type="dxa" w:w="100"/>
-              <w:bottom w:type="dxa" w:w="80"/>
-              <w:right w:type="dxa" w:w="100"/>
+              <w:top w:type="dxa" w:w="100"/>
+              <w:left w:type="dxa" w:w="120"/>
+              <w:bottom w:type="dxa" w:w="100"/>
+              <w:right w:type="dxa" w:w="120"/>
             </w:tcMar>
           </w:tcPr>
           <w:p>
@@ -15026,10 +14884,10 @@
           <w:tcPr>
             <w:tcW w:type="dxa" w:w="4510"/>
             <w:tcMar>
-              <w:top w:type="dxa" w:w="80"/>
-              <w:left w:type="dxa" w:w="100"/>
-              <w:bottom w:type="dxa" w:w="80"/>
-              <w:right w:type="dxa" w:w="100"/>
+              <w:top w:type="dxa" w:w="100"/>
+              <w:left w:type="dxa" w:w="120"/>
+              <w:bottom w:type="dxa" w:w="100"/>
+              <w:right w:type="dxa" w:w="120"/>
             </w:tcMar>
           </w:tcPr>
           <w:p>
@@ -15050,10 +14908,10 @@
           <w:tcPr>
             <w:tcW w:type="dxa" w:w="1804"/>
             <w:tcMar>
-              <w:top w:type="dxa" w:w="80"/>
-              <w:left w:type="dxa" w:w="100"/>
-              <w:bottom w:type="dxa" w:w="80"/>
-              <w:right w:type="dxa" w:w="100"/>
+              <w:top w:type="dxa" w:w="100"/>
+              <w:left w:type="dxa" w:w="120"/>
+              <w:bottom w:type="dxa" w:w="100"/>
+              <w:right w:type="dxa" w:w="120"/>
             </w:tcMar>
           </w:tcPr>
           <w:p>
@@ -15075,12 +14933,11 @@
         <w:tc>
           <w:tcPr>
             <w:tcW w:type="dxa" w:w="2706"/>
-            <w:shd w:fill="F3F6FA" w:color="auto" w:val="clear"/>
-            <w:tcMar>
-              <w:top w:type="dxa" w:w="80"/>
-              <w:left w:type="dxa" w:w="100"/>
-              <w:bottom w:type="dxa" w:w="80"/>
-              <w:right w:type="dxa" w:w="100"/>
+            <w:tcMar>
+              <w:top w:type="dxa" w:w="100"/>
+              <w:left w:type="dxa" w:w="120"/>
+              <w:bottom w:type="dxa" w:w="100"/>
+              <w:right w:type="dxa" w:w="120"/>
             </w:tcMar>
           </w:tcPr>
           <w:p>
@@ -15100,12 +14957,11 @@
         <w:tc>
           <w:tcPr>
             <w:tcW w:type="dxa" w:w="4510"/>
-            <w:shd w:fill="F3F6FA" w:color="auto" w:val="clear"/>
-            <w:tcMar>
-              <w:top w:type="dxa" w:w="80"/>
-              <w:left w:type="dxa" w:w="100"/>
-              <w:bottom w:type="dxa" w:w="80"/>
-              <w:right w:type="dxa" w:w="100"/>
+            <w:tcMar>
+              <w:top w:type="dxa" w:w="100"/>
+              <w:left w:type="dxa" w:w="120"/>
+              <w:bottom w:type="dxa" w:w="100"/>
+              <w:right w:type="dxa" w:w="120"/>
             </w:tcMar>
           </w:tcPr>
           <w:p>
@@ -15125,12 +14981,11 @@
         <w:tc>
           <w:tcPr>
             <w:tcW w:type="dxa" w:w="1804"/>
-            <w:shd w:fill="F3F6FA" w:color="auto" w:val="clear"/>
-            <w:tcMar>
-              <w:top w:type="dxa" w:w="80"/>
-              <w:left w:type="dxa" w:w="100"/>
-              <w:bottom w:type="dxa" w:w="80"/>
-              <w:right w:type="dxa" w:w="100"/>
+            <w:tcMar>
+              <w:top w:type="dxa" w:w="100"/>
+              <w:left w:type="dxa" w:w="120"/>
+              <w:bottom w:type="dxa" w:w="100"/>
+              <w:right w:type="dxa" w:w="120"/>
             </w:tcMar>
           </w:tcPr>
           <w:p>
@@ -15153,10 +15008,10 @@
           <w:tcPr>
             <w:tcW w:type="dxa" w:w="2706"/>
             <w:tcMar>
-              <w:top w:type="dxa" w:w="80"/>
-              <w:left w:type="dxa" w:w="100"/>
-              <w:bottom w:type="dxa" w:w="80"/>
-              <w:right w:type="dxa" w:w="100"/>
+              <w:top w:type="dxa" w:w="100"/>
+              <w:left w:type="dxa" w:w="120"/>
+              <w:bottom w:type="dxa" w:w="100"/>
+              <w:right w:type="dxa" w:w="120"/>
             </w:tcMar>
           </w:tcPr>
           <w:p>
@@ -15177,10 +15032,10 @@
           <w:tcPr>
             <w:tcW w:type="dxa" w:w="4510"/>
             <w:tcMar>
-              <w:top w:type="dxa" w:w="80"/>
-              <w:left w:type="dxa" w:w="100"/>
-              <w:bottom w:type="dxa" w:w="80"/>
-              <w:right w:type="dxa" w:w="100"/>
+              <w:top w:type="dxa" w:w="100"/>
+              <w:left w:type="dxa" w:w="120"/>
+              <w:bottom w:type="dxa" w:w="100"/>
+              <w:right w:type="dxa" w:w="120"/>
             </w:tcMar>
           </w:tcPr>
           <w:p>
@@ -15201,10 +15056,10 @@
           <w:tcPr>
             <w:tcW w:type="dxa" w:w="1804"/>
             <w:tcMar>
-              <w:top w:type="dxa" w:w="80"/>
-              <w:left w:type="dxa" w:w="100"/>
-              <w:bottom w:type="dxa" w:w="80"/>
-              <w:right w:type="dxa" w:w="100"/>
+              <w:top w:type="dxa" w:w="100"/>
+              <w:left w:type="dxa" w:w="120"/>
+              <w:bottom w:type="dxa" w:w="100"/>
+              <w:right w:type="dxa" w:w="120"/>
             </w:tcMar>
           </w:tcPr>
           <w:p>
@@ -15226,12 +15081,11 @@
         <w:tc>
           <w:tcPr>
             <w:tcW w:type="dxa" w:w="2706"/>
-            <w:shd w:fill="F3F6FA" w:color="auto" w:val="clear"/>
-            <w:tcMar>
-              <w:top w:type="dxa" w:w="80"/>
-              <w:left w:type="dxa" w:w="100"/>
-              <w:bottom w:type="dxa" w:w="80"/>
-              <w:right w:type="dxa" w:w="100"/>
+            <w:tcMar>
+              <w:top w:type="dxa" w:w="100"/>
+              <w:left w:type="dxa" w:w="120"/>
+              <w:bottom w:type="dxa" w:w="100"/>
+              <w:right w:type="dxa" w:w="120"/>
             </w:tcMar>
           </w:tcPr>
           <w:p>
@@ -15251,12 +15105,11 @@
         <w:tc>
           <w:tcPr>
             <w:tcW w:type="dxa" w:w="4510"/>
-            <w:shd w:fill="F3F6FA" w:color="auto" w:val="clear"/>
-            <w:tcMar>
-              <w:top w:type="dxa" w:w="80"/>
-              <w:left w:type="dxa" w:w="100"/>
-              <w:bottom w:type="dxa" w:w="80"/>
-              <w:right w:type="dxa" w:w="100"/>
+            <w:tcMar>
+              <w:top w:type="dxa" w:w="100"/>
+              <w:left w:type="dxa" w:w="120"/>
+              <w:bottom w:type="dxa" w:w="100"/>
+              <w:right w:type="dxa" w:w="120"/>
             </w:tcMar>
           </w:tcPr>
           <w:p>
@@ -15276,12 +15129,11 @@
         <w:tc>
           <w:tcPr>
             <w:tcW w:type="dxa" w:w="1804"/>
-            <w:shd w:fill="F3F6FA" w:color="auto" w:val="clear"/>
-            <w:tcMar>
-              <w:top w:type="dxa" w:w="80"/>
-              <w:left w:type="dxa" w:w="100"/>
-              <w:bottom w:type="dxa" w:w="80"/>
-              <w:right w:type="dxa" w:w="100"/>
+            <w:tcMar>
+              <w:top w:type="dxa" w:w="100"/>
+              <w:left w:type="dxa" w:w="120"/>
+              <w:bottom w:type="dxa" w:w="100"/>
+              <w:right w:type="dxa" w:w="120"/>
             </w:tcMar>
           </w:tcPr>
           <w:p>
@@ -15304,10 +15156,10 @@
           <w:tcPr>
             <w:tcW w:type="dxa" w:w="2706"/>
             <w:tcMar>
-              <w:top w:type="dxa" w:w="80"/>
-              <w:left w:type="dxa" w:w="100"/>
-              <w:bottom w:type="dxa" w:w="80"/>
-              <w:right w:type="dxa" w:w="100"/>
+              <w:top w:type="dxa" w:w="100"/>
+              <w:left w:type="dxa" w:w="120"/>
+              <w:bottom w:type="dxa" w:w="100"/>
+              <w:right w:type="dxa" w:w="120"/>
             </w:tcMar>
           </w:tcPr>
           <w:p>
@@ -15328,10 +15180,10 @@
           <w:tcPr>
             <w:tcW w:type="dxa" w:w="4510"/>
             <w:tcMar>
-              <w:top w:type="dxa" w:w="80"/>
-              <w:left w:type="dxa" w:w="100"/>
-              <w:bottom w:type="dxa" w:w="80"/>
-              <w:right w:type="dxa" w:w="100"/>
+              <w:top w:type="dxa" w:w="100"/>
+              <w:left w:type="dxa" w:w="120"/>
+              <w:bottom w:type="dxa" w:w="100"/>
+              <w:right w:type="dxa" w:w="120"/>
             </w:tcMar>
           </w:tcPr>
           <w:p>
@@ -15352,10 +15204,10 @@
           <w:tcPr>
             <w:tcW w:type="dxa" w:w="1804"/>
             <w:tcMar>
-              <w:top w:type="dxa" w:w="80"/>
-              <w:left w:type="dxa" w:w="100"/>
-              <w:bottom w:type="dxa" w:w="80"/>
-              <w:right w:type="dxa" w:w="100"/>
+              <w:top w:type="dxa" w:w="100"/>
+              <w:left w:type="dxa" w:w="120"/>
+              <w:bottom w:type="dxa" w:w="100"/>
+              <w:right w:type="dxa" w:w="120"/>
             </w:tcMar>
           </w:tcPr>
           <w:p>
@@ -15377,12 +15229,11 @@
         <w:tc>
           <w:tcPr>
             <w:tcW w:type="dxa" w:w="2706"/>
-            <w:shd w:fill="F3F6FA" w:color="auto" w:val="clear"/>
-            <w:tcMar>
-              <w:top w:type="dxa" w:w="80"/>
-              <w:left w:type="dxa" w:w="100"/>
-              <w:bottom w:type="dxa" w:w="80"/>
-              <w:right w:type="dxa" w:w="100"/>
+            <w:tcMar>
+              <w:top w:type="dxa" w:w="100"/>
+              <w:left w:type="dxa" w:w="120"/>
+              <w:bottom w:type="dxa" w:w="100"/>
+              <w:right w:type="dxa" w:w="120"/>
             </w:tcMar>
           </w:tcPr>
           <w:p>
@@ -15402,12 +15253,11 @@
         <w:tc>
           <w:tcPr>
             <w:tcW w:type="dxa" w:w="4510"/>
-            <w:shd w:fill="F3F6FA" w:color="auto" w:val="clear"/>
-            <w:tcMar>
-              <w:top w:type="dxa" w:w="80"/>
-              <w:left w:type="dxa" w:w="100"/>
-              <w:bottom w:type="dxa" w:w="80"/>
-              <w:right w:type="dxa" w:w="100"/>
+            <w:tcMar>
+              <w:top w:type="dxa" w:w="100"/>
+              <w:left w:type="dxa" w:w="120"/>
+              <w:bottom w:type="dxa" w:w="100"/>
+              <w:right w:type="dxa" w:w="120"/>
             </w:tcMar>
           </w:tcPr>
           <w:p>
@@ -15427,12 +15277,11 @@
         <w:tc>
           <w:tcPr>
             <w:tcW w:type="dxa" w:w="1804"/>
-            <w:shd w:fill="F3F6FA" w:color="auto" w:val="clear"/>
-            <w:tcMar>
-              <w:top w:type="dxa" w:w="80"/>
-              <w:left w:type="dxa" w:w="100"/>
-              <w:bottom w:type="dxa" w:w="80"/>
-              <w:right w:type="dxa" w:w="100"/>
+            <w:tcMar>
+              <w:top w:type="dxa" w:w="100"/>
+              <w:left w:type="dxa" w:w="120"/>
+              <w:bottom w:type="dxa" w:w="100"/>
+              <w:right w:type="dxa" w:w="120"/>
             </w:tcMar>
           </w:tcPr>
           <w:p>
@@ -15453,12 +15302,12 @@
     </w:tbl>
     <w:p>
       <w:pPr>
-        <w:spacing w:after="160"/>
-      </w:pPr>
-    </w:p>
-    <w:p>
-      <w:pPr>
-        <w:spacing w:after="120" w:line="300"/>
+        <w:spacing w:after="240"/>
+      </w:pPr>
+    </w:p>
+    <w:p>
+      <w:pPr>
+        <w:spacing w:after="180" w:line="320"/>
       </w:pPr>
       <w:r>
         <w:rPr>
@@ -15476,7 +15325,7 @@
           <w:ilvl w:val="0"/>
           <w:numId w:val="2"/>
         </w:numPr>
-        <w:spacing w:after="60" w:line="300"/>
+        <w:spacing w:after="100" w:line="320"/>
       </w:pPr>
       <w:r>
         <w:rPr>
@@ -15494,7 +15343,7 @@
           <w:ilvl w:val="0"/>
           <w:numId w:val="2"/>
         </w:numPr>
-        <w:spacing w:after="60" w:line="300"/>
+        <w:spacing w:after="100" w:line="320"/>
       </w:pPr>
       <w:r>
         <w:rPr>
@@ -15512,7 +15361,7 @@
           <w:ilvl w:val="0"/>
           <w:numId w:val="2"/>
         </w:numPr>
-        <w:spacing w:after="60" w:line="300"/>
+        <w:spacing w:after="100" w:line="320"/>
       </w:pPr>
       <w:r>
         <w:rPr>
@@ -15530,7 +15379,7 @@
           <w:ilvl w:val="0"/>
           <w:numId w:val="2"/>
         </w:numPr>
-        <w:spacing w:after="60" w:line="300"/>
+        <w:spacing w:after="100" w:line="320"/>
       </w:pPr>
       <w:r>
         <w:rPr>
@@ -15548,7 +15397,7 @@
           <w:ilvl w:val="0"/>
           <w:numId w:val="2"/>
         </w:numPr>
-        <w:spacing w:after="60" w:line="300"/>
+        <w:spacing w:after="100" w:line="320"/>
       </w:pPr>
       <w:r>
         <w:rPr>
@@ -15563,7 +15412,7 @@
       <w:pPr>
         <w:pStyle w:val="Heading1"/>
         <w:pageBreakBefore/>
-        <w:spacing w:after="200" w:before="360"/>
+        <w:spacing w:after="280" w:before="480"/>
       </w:pPr>
       <w:r>
         <w:rPr>
@@ -15581,12 +15430,12 @@
       <w:tblPr>
         <w:tblW w:type="dxa" w:w="9020"/>
         <w:tblBorders>
-          <w:top w:val="single" w:color="auto" w:sz="4"/>
-          <w:left w:val="single" w:color="auto" w:sz="4"/>
-          <w:bottom w:val="single" w:color="auto" w:sz="4"/>
-          <w:right w:val="single" w:color="auto" w:sz="4"/>
-          <w:insideH w:val="single" w:color="auto" w:sz="4"/>
-          <w:insideV w:val="single" w:color="auto" w:sz="4"/>
+          <w:top w:val="single" w:color="000000" w:sz="4"/>
+          <w:left w:val="single" w:color="000000" w:sz="4"/>
+          <w:bottom w:val="single" w:color="000000" w:sz="4"/>
+          <w:right w:val="single" w:color="000000" w:sz="4"/>
+          <w:insideH w:val="single" w:color="000000" w:sz="4"/>
+          <w:insideV w:val="single" w:color="000000" w:sz="4"/>
         </w:tblBorders>
       </w:tblPr>
       <w:tblGrid>
@@ -15600,12 +15449,11 @@
         <w:tc>
           <w:tcPr>
             <w:tcW w:type="dxa" w:w="2706"/>
-            <w:shd w:fill="EAEFF5" w:color="auto" w:val="clear"/>
-            <w:tcMar>
-              <w:top w:type="dxa" w:w="80"/>
-              <w:left w:type="dxa" w:w="100"/>
-              <w:bottom w:type="dxa" w:w="80"/>
-              <w:right w:type="dxa" w:w="100"/>
+            <w:tcMar>
+              <w:top w:type="dxa" w:w="100"/>
+              <w:left w:type="dxa" w:w="120"/>
+              <w:bottom w:type="dxa" w:w="100"/>
+              <w:right w:type="dxa" w:w="120"/>
             </w:tcMar>
           </w:tcPr>
           <w:p>
@@ -15628,12 +15476,11 @@
         <w:tc>
           <w:tcPr>
             <w:tcW w:type="dxa" w:w="6314"/>
-            <w:shd w:fill="EAEFF5" w:color="auto" w:val="clear"/>
-            <w:tcMar>
-              <w:top w:type="dxa" w:w="80"/>
-              <w:left w:type="dxa" w:w="100"/>
-              <w:bottom w:type="dxa" w:w="80"/>
-              <w:right w:type="dxa" w:w="100"/>
+            <w:tcMar>
+              <w:top w:type="dxa" w:w="100"/>
+              <w:left w:type="dxa" w:w="120"/>
+              <w:bottom w:type="dxa" w:w="100"/>
+              <w:right w:type="dxa" w:w="120"/>
             </w:tcMar>
           </w:tcPr>
           <w:p>
@@ -15659,10 +15506,10 @@
           <w:tcPr>
             <w:tcW w:type="dxa" w:w="2706"/>
             <w:tcMar>
-              <w:top w:type="dxa" w:w="80"/>
-              <w:left w:type="dxa" w:w="100"/>
-              <w:bottom w:type="dxa" w:w="80"/>
-              <w:right w:type="dxa" w:w="100"/>
+              <w:top w:type="dxa" w:w="100"/>
+              <w:left w:type="dxa" w:w="120"/>
+              <w:bottom w:type="dxa" w:w="100"/>
+              <w:right w:type="dxa" w:w="120"/>
             </w:tcMar>
           </w:tcPr>
           <w:p>
@@ -15683,10 +15530,10 @@
           <w:tcPr>
             <w:tcW w:type="dxa" w:w="6314"/>
             <w:tcMar>
-              <w:top w:type="dxa" w:w="80"/>
-              <w:left w:type="dxa" w:w="100"/>
-              <w:bottom w:type="dxa" w:w="80"/>
-              <w:right w:type="dxa" w:w="100"/>
+              <w:top w:type="dxa" w:w="100"/>
+              <w:left w:type="dxa" w:w="120"/>
+              <w:bottom w:type="dxa" w:w="100"/>
+              <w:right w:type="dxa" w:w="120"/>
             </w:tcMar>
           </w:tcPr>
           <w:p>
@@ -15708,12 +15555,11 @@
         <w:tc>
           <w:tcPr>
             <w:tcW w:type="dxa" w:w="2706"/>
-            <w:shd w:fill="F3F6FA" w:color="auto" w:val="clear"/>
-            <w:tcMar>
-              <w:top w:type="dxa" w:w="80"/>
-              <w:left w:type="dxa" w:w="100"/>
-              <w:bottom w:type="dxa" w:w="80"/>
-              <w:right w:type="dxa" w:w="100"/>
+            <w:tcMar>
+              <w:top w:type="dxa" w:w="100"/>
+              <w:left w:type="dxa" w:w="120"/>
+              <w:bottom w:type="dxa" w:w="100"/>
+              <w:right w:type="dxa" w:w="120"/>
             </w:tcMar>
           </w:tcPr>
           <w:p>
@@ -15733,12 +15579,11 @@
         <w:tc>
           <w:tcPr>
             <w:tcW w:type="dxa" w:w="6314"/>
-            <w:shd w:fill="F3F6FA" w:color="auto" w:val="clear"/>
-            <w:tcMar>
-              <w:top w:type="dxa" w:w="80"/>
-              <w:left w:type="dxa" w:w="100"/>
-              <w:bottom w:type="dxa" w:w="80"/>
-              <w:right w:type="dxa" w:w="100"/>
+            <w:tcMar>
+              <w:top w:type="dxa" w:w="100"/>
+              <w:left w:type="dxa" w:w="120"/>
+              <w:bottom w:type="dxa" w:w="100"/>
+              <w:right w:type="dxa" w:w="120"/>
             </w:tcMar>
           </w:tcPr>
           <w:p>
@@ -15761,10 +15606,10 @@
           <w:tcPr>
             <w:tcW w:type="dxa" w:w="2706"/>
             <w:tcMar>
-              <w:top w:type="dxa" w:w="80"/>
-              <w:left w:type="dxa" w:w="100"/>
-              <w:bottom w:type="dxa" w:w="80"/>
-              <w:right w:type="dxa" w:w="100"/>
+              <w:top w:type="dxa" w:w="100"/>
+              <w:left w:type="dxa" w:w="120"/>
+              <w:bottom w:type="dxa" w:w="100"/>
+              <w:right w:type="dxa" w:w="120"/>
             </w:tcMar>
           </w:tcPr>
           <w:p>
@@ -15785,10 +15630,10 @@
           <w:tcPr>
             <w:tcW w:type="dxa" w:w="6314"/>
             <w:tcMar>
-              <w:top w:type="dxa" w:w="80"/>
-              <w:left w:type="dxa" w:w="100"/>
-              <w:bottom w:type="dxa" w:w="80"/>
-              <w:right w:type="dxa" w:w="100"/>
+              <w:top w:type="dxa" w:w="100"/>
+              <w:left w:type="dxa" w:w="120"/>
+              <w:bottom w:type="dxa" w:w="100"/>
+              <w:right w:type="dxa" w:w="120"/>
             </w:tcMar>
           </w:tcPr>
           <w:p>
@@ -15810,12 +15655,11 @@
         <w:tc>
           <w:tcPr>
             <w:tcW w:type="dxa" w:w="2706"/>
-            <w:shd w:fill="F3F6FA" w:color="auto" w:val="clear"/>
-            <w:tcMar>
-              <w:top w:type="dxa" w:w="80"/>
-              <w:left w:type="dxa" w:w="100"/>
-              <w:bottom w:type="dxa" w:w="80"/>
-              <w:right w:type="dxa" w:w="100"/>
+            <w:tcMar>
+              <w:top w:type="dxa" w:w="100"/>
+              <w:left w:type="dxa" w:w="120"/>
+              <w:bottom w:type="dxa" w:w="100"/>
+              <w:right w:type="dxa" w:w="120"/>
             </w:tcMar>
           </w:tcPr>
           <w:p>
@@ -15835,12 +15679,11 @@
         <w:tc>
           <w:tcPr>
             <w:tcW w:type="dxa" w:w="6314"/>
-            <w:shd w:fill="F3F6FA" w:color="auto" w:val="clear"/>
-            <w:tcMar>
-              <w:top w:type="dxa" w:w="80"/>
-              <w:left w:type="dxa" w:w="100"/>
-              <w:bottom w:type="dxa" w:w="80"/>
-              <w:right w:type="dxa" w:w="100"/>
+            <w:tcMar>
+              <w:top w:type="dxa" w:w="100"/>
+              <w:left w:type="dxa" w:w="120"/>
+              <w:bottom w:type="dxa" w:w="100"/>
+              <w:right w:type="dxa" w:w="120"/>
             </w:tcMar>
           </w:tcPr>
           <w:p>
@@ -15863,10 +15706,10 @@
           <w:tcPr>
             <w:tcW w:type="dxa" w:w="2706"/>
             <w:tcMar>
-              <w:top w:type="dxa" w:w="80"/>
-              <w:left w:type="dxa" w:w="100"/>
-              <w:bottom w:type="dxa" w:w="80"/>
-              <w:right w:type="dxa" w:w="100"/>
+              <w:top w:type="dxa" w:w="100"/>
+              <w:left w:type="dxa" w:w="120"/>
+              <w:bottom w:type="dxa" w:w="100"/>
+              <w:right w:type="dxa" w:w="120"/>
             </w:tcMar>
           </w:tcPr>
           <w:p>
@@ -15887,10 +15730,10 @@
           <w:tcPr>
             <w:tcW w:type="dxa" w:w="6314"/>
             <w:tcMar>
-              <w:top w:type="dxa" w:w="80"/>
-              <w:left w:type="dxa" w:w="100"/>
-              <w:bottom w:type="dxa" w:w="80"/>
-              <w:right w:type="dxa" w:w="100"/>
+              <w:top w:type="dxa" w:w="100"/>
+              <w:left w:type="dxa" w:w="120"/>
+              <w:bottom w:type="dxa" w:w="100"/>
+              <w:right w:type="dxa" w:w="120"/>
             </w:tcMar>
           </w:tcPr>
           <w:p>
@@ -15912,12 +15755,11 @@
         <w:tc>
           <w:tcPr>
             <w:tcW w:type="dxa" w:w="2706"/>
-            <w:shd w:fill="F3F6FA" w:color="auto" w:val="clear"/>
-            <w:tcMar>
-              <w:top w:type="dxa" w:w="80"/>
-              <w:left w:type="dxa" w:w="100"/>
-              <w:bottom w:type="dxa" w:w="80"/>
-              <w:right w:type="dxa" w:w="100"/>
+            <w:tcMar>
+              <w:top w:type="dxa" w:w="100"/>
+              <w:left w:type="dxa" w:w="120"/>
+              <w:bottom w:type="dxa" w:w="100"/>
+              <w:right w:type="dxa" w:w="120"/>
             </w:tcMar>
           </w:tcPr>
           <w:p>
@@ -15937,12 +15779,11 @@
         <w:tc>
           <w:tcPr>
             <w:tcW w:type="dxa" w:w="6314"/>
-            <w:shd w:fill="F3F6FA" w:color="auto" w:val="clear"/>
-            <w:tcMar>
-              <w:top w:type="dxa" w:w="80"/>
-              <w:left w:type="dxa" w:w="100"/>
-              <w:bottom w:type="dxa" w:w="80"/>
-              <w:right w:type="dxa" w:w="100"/>
+            <w:tcMar>
+              <w:top w:type="dxa" w:w="100"/>
+              <w:left w:type="dxa" w:w="120"/>
+              <w:bottom w:type="dxa" w:w="100"/>
+              <w:right w:type="dxa" w:w="120"/>
             </w:tcMar>
           </w:tcPr>
           <w:p>
@@ -15965,10 +15806,10 @@
           <w:tcPr>
             <w:tcW w:type="dxa" w:w="2706"/>
             <w:tcMar>
-              <w:top w:type="dxa" w:w="80"/>
-              <w:left w:type="dxa" w:w="100"/>
-              <w:bottom w:type="dxa" w:w="80"/>
-              <w:right w:type="dxa" w:w="100"/>
+              <w:top w:type="dxa" w:w="100"/>
+              <w:left w:type="dxa" w:w="120"/>
+              <w:bottom w:type="dxa" w:w="100"/>
+              <w:right w:type="dxa" w:w="120"/>
             </w:tcMar>
           </w:tcPr>
           <w:p>
@@ -15989,10 +15830,10 @@
           <w:tcPr>
             <w:tcW w:type="dxa" w:w="6314"/>
             <w:tcMar>
-              <w:top w:type="dxa" w:w="80"/>
-              <w:left w:type="dxa" w:w="100"/>
-              <w:bottom w:type="dxa" w:w="80"/>
-              <w:right w:type="dxa" w:w="100"/>
+              <w:top w:type="dxa" w:w="100"/>
+              <w:left w:type="dxa" w:w="120"/>
+              <w:bottom w:type="dxa" w:w="100"/>
+              <w:right w:type="dxa" w:w="120"/>
             </w:tcMar>
           </w:tcPr>
           <w:p>
@@ -16014,12 +15855,11 @@
         <w:tc>
           <w:tcPr>
             <w:tcW w:type="dxa" w:w="2706"/>
-            <w:shd w:fill="F3F6FA" w:color="auto" w:val="clear"/>
-            <w:tcMar>
-              <w:top w:type="dxa" w:w="80"/>
-              <w:left w:type="dxa" w:w="100"/>
-              <w:bottom w:type="dxa" w:w="80"/>
-              <w:right w:type="dxa" w:w="100"/>
+            <w:tcMar>
+              <w:top w:type="dxa" w:w="100"/>
+              <w:left w:type="dxa" w:w="120"/>
+              <w:bottom w:type="dxa" w:w="100"/>
+              <w:right w:type="dxa" w:w="120"/>
             </w:tcMar>
           </w:tcPr>
           <w:p>
@@ -16039,12 +15879,11 @@
         <w:tc>
           <w:tcPr>
             <w:tcW w:type="dxa" w:w="6314"/>
-            <w:shd w:fill="F3F6FA" w:color="auto" w:val="clear"/>
-            <w:tcMar>
-              <w:top w:type="dxa" w:w="80"/>
-              <w:left w:type="dxa" w:w="100"/>
-              <w:bottom w:type="dxa" w:w="80"/>
-              <w:right w:type="dxa" w:w="100"/>
+            <w:tcMar>
+              <w:top w:type="dxa" w:w="100"/>
+              <w:left w:type="dxa" w:w="120"/>
+              <w:bottom w:type="dxa" w:w="100"/>
+              <w:right w:type="dxa" w:w="120"/>
             </w:tcMar>
           </w:tcPr>
           <w:p>
@@ -16067,10 +15906,10 @@
           <w:tcPr>
             <w:tcW w:type="dxa" w:w="2706"/>
             <w:tcMar>
-              <w:top w:type="dxa" w:w="80"/>
-              <w:left w:type="dxa" w:w="100"/>
-              <w:bottom w:type="dxa" w:w="80"/>
-              <w:right w:type="dxa" w:w="100"/>
+              <w:top w:type="dxa" w:w="100"/>
+              <w:left w:type="dxa" w:w="120"/>
+              <w:bottom w:type="dxa" w:w="100"/>
+              <w:right w:type="dxa" w:w="120"/>
             </w:tcMar>
           </w:tcPr>
           <w:p>
@@ -16091,10 +15930,10 @@
           <w:tcPr>
             <w:tcW w:type="dxa" w:w="6314"/>
             <w:tcMar>
-              <w:top w:type="dxa" w:w="80"/>
-              <w:left w:type="dxa" w:w="100"/>
-              <w:bottom w:type="dxa" w:w="80"/>
-              <w:right w:type="dxa" w:w="100"/>
+              <w:top w:type="dxa" w:w="100"/>
+              <w:left w:type="dxa" w:w="120"/>
+              <w:bottom w:type="dxa" w:w="100"/>
+              <w:right w:type="dxa" w:w="120"/>
             </w:tcMar>
           </w:tcPr>
           <w:p>
@@ -16116,12 +15955,11 @@
         <w:tc>
           <w:tcPr>
             <w:tcW w:type="dxa" w:w="2706"/>
-            <w:shd w:fill="F3F6FA" w:color="auto" w:val="clear"/>
-            <w:tcMar>
-              <w:top w:type="dxa" w:w="80"/>
-              <w:left w:type="dxa" w:w="100"/>
-              <w:bottom w:type="dxa" w:w="80"/>
-              <w:right w:type="dxa" w:w="100"/>
+            <w:tcMar>
+              <w:top w:type="dxa" w:w="100"/>
+              <w:left w:type="dxa" w:w="120"/>
+              <w:bottom w:type="dxa" w:w="100"/>
+              <w:right w:type="dxa" w:w="120"/>
             </w:tcMar>
           </w:tcPr>
           <w:p>
@@ -16141,12 +15979,11 @@
         <w:tc>
           <w:tcPr>
             <w:tcW w:type="dxa" w:w="6314"/>
-            <w:shd w:fill="F3F6FA" w:color="auto" w:val="clear"/>
-            <w:tcMar>
-              <w:top w:type="dxa" w:w="80"/>
-              <w:left w:type="dxa" w:w="100"/>
-              <w:bottom w:type="dxa" w:w="80"/>
-              <w:right w:type="dxa" w:w="100"/>
+            <w:tcMar>
+              <w:top w:type="dxa" w:w="100"/>
+              <w:left w:type="dxa" w:w="120"/>
+              <w:bottom w:type="dxa" w:w="100"/>
+              <w:right w:type="dxa" w:w="120"/>
             </w:tcMar>
           </w:tcPr>
           <w:p>
@@ -16169,10 +16006,10 @@
           <w:tcPr>
             <w:tcW w:type="dxa" w:w="2706"/>
             <w:tcMar>
-              <w:top w:type="dxa" w:w="80"/>
-              <w:left w:type="dxa" w:w="100"/>
-              <w:bottom w:type="dxa" w:w="80"/>
-              <w:right w:type="dxa" w:w="100"/>
+              <w:top w:type="dxa" w:w="100"/>
+              <w:left w:type="dxa" w:w="120"/>
+              <w:bottom w:type="dxa" w:w="100"/>
+              <w:right w:type="dxa" w:w="120"/>
             </w:tcMar>
           </w:tcPr>
           <w:p>
@@ -16193,10 +16030,10 @@
           <w:tcPr>
             <w:tcW w:type="dxa" w:w="6314"/>
             <w:tcMar>
-              <w:top w:type="dxa" w:w="80"/>
-              <w:left w:type="dxa" w:w="100"/>
-              <w:bottom w:type="dxa" w:w="80"/>
-              <w:right w:type="dxa" w:w="100"/>
+              <w:top w:type="dxa" w:w="100"/>
+              <w:left w:type="dxa" w:w="120"/>
+              <w:bottom w:type="dxa" w:w="100"/>
+              <w:right w:type="dxa" w:w="120"/>
             </w:tcMar>
           </w:tcPr>
           <w:p>
@@ -16218,12 +16055,11 @@
         <w:tc>
           <w:tcPr>
             <w:tcW w:type="dxa" w:w="2706"/>
-            <w:shd w:fill="F3F6FA" w:color="auto" w:val="clear"/>
-            <w:tcMar>
-              <w:top w:type="dxa" w:w="80"/>
-              <w:left w:type="dxa" w:w="100"/>
-              <w:bottom w:type="dxa" w:w="80"/>
-              <w:right w:type="dxa" w:w="100"/>
+            <w:tcMar>
+              <w:top w:type="dxa" w:w="100"/>
+              <w:left w:type="dxa" w:w="120"/>
+              <w:bottom w:type="dxa" w:w="100"/>
+              <w:right w:type="dxa" w:w="120"/>
             </w:tcMar>
           </w:tcPr>
           <w:p>
@@ -16243,12 +16079,11 @@
         <w:tc>
           <w:tcPr>
             <w:tcW w:type="dxa" w:w="6314"/>
-            <w:shd w:fill="F3F6FA" w:color="auto" w:val="clear"/>
-            <w:tcMar>
-              <w:top w:type="dxa" w:w="80"/>
-              <w:left w:type="dxa" w:w="100"/>
-              <w:bottom w:type="dxa" w:w="80"/>
-              <w:right w:type="dxa" w:w="100"/>
+            <w:tcMar>
+              <w:top w:type="dxa" w:w="100"/>
+              <w:left w:type="dxa" w:w="120"/>
+              <w:bottom w:type="dxa" w:w="100"/>
+              <w:right w:type="dxa" w:w="120"/>
             </w:tcMar>
           </w:tcPr>
           <w:p>
@@ -16271,10 +16106,10 @@
           <w:tcPr>
             <w:tcW w:type="dxa" w:w="2706"/>
             <w:tcMar>
-              <w:top w:type="dxa" w:w="80"/>
-              <w:left w:type="dxa" w:w="100"/>
-              <w:bottom w:type="dxa" w:w="80"/>
-              <w:right w:type="dxa" w:w="100"/>
+              <w:top w:type="dxa" w:w="100"/>
+              <w:left w:type="dxa" w:w="120"/>
+              <w:bottom w:type="dxa" w:w="100"/>
+              <w:right w:type="dxa" w:w="120"/>
             </w:tcMar>
           </w:tcPr>
           <w:p>
@@ -16295,10 +16130,10 @@
           <w:tcPr>
             <w:tcW w:type="dxa" w:w="6314"/>
             <w:tcMar>
-              <w:top w:type="dxa" w:w="80"/>
-              <w:left w:type="dxa" w:w="100"/>
-              <w:bottom w:type="dxa" w:w="80"/>
-              <w:right w:type="dxa" w:w="100"/>
+              <w:top w:type="dxa" w:w="100"/>
+              <w:left w:type="dxa" w:w="120"/>
+              <w:bottom w:type="dxa" w:w="100"/>
+              <w:right w:type="dxa" w:w="120"/>
             </w:tcMar>
           </w:tcPr>
           <w:p>
@@ -16320,12 +16155,11 @@
         <w:tc>
           <w:tcPr>
             <w:tcW w:type="dxa" w:w="2706"/>
-            <w:shd w:fill="F3F6FA" w:color="auto" w:val="clear"/>
-            <w:tcMar>
-              <w:top w:type="dxa" w:w="80"/>
-              <w:left w:type="dxa" w:w="100"/>
-              <w:bottom w:type="dxa" w:w="80"/>
-              <w:right w:type="dxa" w:w="100"/>
+            <w:tcMar>
+              <w:top w:type="dxa" w:w="100"/>
+              <w:left w:type="dxa" w:w="120"/>
+              <w:bottom w:type="dxa" w:w="100"/>
+              <w:right w:type="dxa" w:w="120"/>
             </w:tcMar>
           </w:tcPr>
           <w:p>
@@ -16345,12 +16179,11 @@
         <w:tc>
           <w:tcPr>
             <w:tcW w:type="dxa" w:w="6314"/>
-            <w:shd w:fill="F3F6FA" w:color="auto" w:val="clear"/>
-            <w:tcMar>
-              <w:top w:type="dxa" w:w="80"/>
-              <w:left w:type="dxa" w:w="100"/>
-              <w:bottom w:type="dxa" w:w="80"/>
-              <w:right w:type="dxa" w:w="100"/>
+            <w:tcMar>
+              <w:top w:type="dxa" w:w="100"/>
+              <w:left w:type="dxa" w:w="120"/>
+              <w:bottom w:type="dxa" w:w="100"/>
+              <w:right w:type="dxa" w:w="120"/>
             </w:tcMar>
           </w:tcPr>
           <w:p>
@@ -16373,10 +16206,10 @@
           <w:tcPr>
             <w:tcW w:type="dxa" w:w="2706"/>
             <w:tcMar>
-              <w:top w:type="dxa" w:w="80"/>
-              <w:left w:type="dxa" w:w="100"/>
-              <w:bottom w:type="dxa" w:w="80"/>
-              <w:right w:type="dxa" w:w="100"/>
+              <w:top w:type="dxa" w:w="100"/>
+              <w:left w:type="dxa" w:w="120"/>
+              <w:bottom w:type="dxa" w:w="100"/>
+              <w:right w:type="dxa" w:w="120"/>
             </w:tcMar>
           </w:tcPr>
           <w:p>
@@ -16397,10 +16230,10 @@
           <w:tcPr>
             <w:tcW w:type="dxa" w:w="6314"/>
             <w:tcMar>
-              <w:top w:type="dxa" w:w="80"/>
-              <w:left w:type="dxa" w:w="100"/>
-              <w:bottom w:type="dxa" w:w="80"/>
-              <w:right w:type="dxa" w:w="100"/>
+              <w:top w:type="dxa" w:w="100"/>
+              <w:left w:type="dxa" w:w="120"/>
+              <w:bottom w:type="dxa" w:w="100"/>
+              <w:right w:type="dxa" w:w="120"/>
             </w:tcMar>
           </w:tcPr>
           <w:p>
@@ -16422,12 +16255,11 @@
         <w:tc>
           <w:tcPr>
             <w:tcW w:type="dxa" w:w="2706"/>
-            <w:shd w:fill="F3F6FA" w:color="auto" w:val="clear"/>
-            <w:tcMar>
-              <w:top w:type="dxa" w:w="80"/>
-              <w:left w:type="dxa" w:w="100"/>
-              <w:bottom w:type="dxa" w:w="80"/>
-              <w:right w:type="dxa" w:w="100"/>
+            <w:tcMar>
+              <w:top w:type="dxa" w:w="100"/>
+              <w:left w:type="dxa" w:w="120"/>
+              <w:bottom w:type="dxa" w:w="100"/>
+              <w:right w:type="dxa" w:w="120"/>
             </w:tcMar>
           </w:tcPr>
           <w:p>
@@ -16447,12 +16279,11 @@
         <w:tc>
           <w:tcPr>
             <w:tcW w:type="dxa" w:w="6314"/>
-            <w:shd w:fill="F3F6FA" w:color="auto" w:val="clear"/>
-            <w:tcMar>
-              <w:top w:type="dxa" w:w="80"/>
-              <w:left w:type="dxa" w:w="100"/>
-              <w:bottom w:type="dxa" w:w="80"/>
-              <w:right w:type="dxa" w:w="100"/>
+            <w:tcMar>
+              <w:top w:type="dxa" w:w="100"/>
+              <w:left w:type="dxa" w:w="120"/>
+              <w:bottom w:type="dxa" w:w="100"/>
+              <w:right w:type="dxa" w:w="120"/>
             </w:tcMar>
           </w:tcPr>
           <w:p>
@@ -16475,10 +16306,10 @@
           <w:tcPr>
             <w:tcW w:type="dxa" w:w="2706"/>
             <w:tcMar>
-              <w:top w:type="dxa" w:w="80"/>
-              <w:left w:type="dxa" w:w="100"/>
-              <w:bottom w:type="dxa" w:w="80"/>
-              <w:right w:type="dxa" w:w="100"/>
+              <w:top w:type="dxa" w:w="100"/>
+              <w:left w:type="dxa" w:w="120"/>
+              <w:bottom w:type="dxa" w:w="100"/>
+              <w:right w:type="dxa" w:w="120"/>
             </w:tcMar>
           </w:tcPr>
           <w:p>
@@ -16499,10 +16330,10 @@
           <w:tcPr>
             <w:tcW w:type="dxa" w:w="6314"/>
             <w:tcMar>
-              <w:top w:type="dxa" w:w="80"/>
-              <w:left w:type="dxa" w:w="100"/>
-              <w:bottom w:type="dxa" w:w="80"/>
-              <w:right w:type="dxa" w:w="100"/>
+              <w:top w:type="dxa" w:w="100"/>
+              <w:left w:type="dxa" w:w="120"/>
+              <w:bottom w:type="dxa" w:w="100"/>
+              <w:right w:type="dxa" w:w="120"/>
             </w:tcMar>
           </w:tcPr>
           <w:p>
@@ -16524,12 +16355,11 @@
         <w:tc>
           <w:tcPr>
             <w:tcW w:type="dxa" w:w="2706"/>
-            <w:shd w:fill="F3F6FA" w:color="auto" w:val="clear"/>
-            <w:tcMar>
-              <w:top w:type="dxa" w:w="80"/>
-              <w:left w:type="dxa" w:w="100"/>
-              <w:bottom w:type="dxa" w:w="80"/>
-              <w:right w:type="dxa" w:w="100"/>
+            <w:tcMar>
+              <w:top w:type="dxa" w:w="100"/>
+              <w:left w:type="dxa" w:w="120"/>
+              <w:bottom w:type="dxa" w:w="100"/>
+              <w:right w:type="dxa" w:w="120"/>
             </w:tcMar>
           </w:tcPr>
           <w:p>
@@ -16549,12 +16379,11 @@
         <w:tc>
           <w:tcPr>
             <w:tcW w:type="dxa" w:w="6314"/>
-            <w:shd w:fill="F3F6FA" w:color="auto" w:val="clear"/>
-            <w:tcMar>
-              <w:top w:type="dxa" w:w="80"/>
-              <w:left w:type="dxa" w:w="100"/>
-              <w:bottom w:type="dxa" w:w="80"/>
-              <w:right w:type="dxa" w:w="100"/>
+            <w:tcMar>
+              <w:top w:type="dxa" w:w="100"/>
+              <w:left w:type="dxa" w:w="120"/>
+              <w:bottom w:type="dxa" w:w="100"/>
+              <w:right w:type="dxa" w:w="120"/>
             </w:tcMar>
           </w:tcPr>
           <w:p>
@@ -16577,10 +16406,10 @@
           <w:tcPr>
             <w:tcW w:type="dxa" w:w="2706"/>
             <w:tcMar>
-              <w:top w:type="dxa" w:w="80"/>
-              <w:left w:type="dxa" w:w="100"/>
-              <w:bottom w:type="dxa" w:w="80"/>
-              <w:right w:type="dxa" w:w="100"/>
+              <w:top w:type="dxa" w:w="100"/>
+              <w:left w:type="dxa" w:w="120"/>
+              <w:bottom w:type="dxa" w:w="100"/>
+              <w:right w:type="dxa" w:w="120"/>
             </w:tcMar>
           </w:tcPr>
           <w:p>
@@ -16601,10 +16430,10 @@
           <w:tcPr>
             <w:tcW w:type="dxa" w:w="6314"/>
             <w:tcMar>
-              <w:top w:type="dxa" w:w="80"/>
-              <w:left w:type="dxa" w:w="100"/>
-              <w:bottom w:type="dxa" w:w="80"/>
-              <w:right w:type="dxa" w:w="100"/>
+              <w:top w:type="dxa" w:w="100"/>
+              <w:left w:type="dxa" w:w="120"/>
+              <w:bottom w:type="dxa" w:w="100"/>
+              <w:right w:type="dxa" w:w="120"/>
             </w:tcMar>
           </w:tcPr>
           <w:p>
@@ -16626,12 +16455,11 @@
         <w:tc>
           <w:tcPr>
             <w:tcW w:type="dxa" w:w="2706"/>
-            <w:shd w:fill="F3F6FA" w:color="auto" w:val="clear"/>
-            <w:tcMar>
-              <w:top w:type="dxa" w:w="80"/>
-              <w:left w:type="dxa" w:w="100"/>
-              <w:bottom w:type="dxa" w:w="80"/>
-              <w:right w:type="dxa" w:w="100"/>
+            <w:tcMar>
+              <w:top w:type="dxa" w:w="100"/>
+              <w:left w:type="dxa" w:w="120"/>
+              <w:bottom w:type="dxa" w:w="100"/>
+              <w:right w:type="dxa" w:w="120"/>
             </w:tcMar>
           </w:tcPr>
           <w:p>
@@ -16651,12 +16479,11 @@
         <w:tc>
           <w:tcPr>
             <w:tcW w:type="dxa" w:w="6314"/>
-            <w:shd w:fill="F3F6FA" w:color="auto" w:val="clear"/>
-            <w:tcMar>
-              <w:top w:type="dxa" w:w="80"/>
-              <w:left w:type="dxa" w:w="100"/>
-              <w:bottom w:type="dxa" w:w="80"/>
-              <w:right w:type="dxa" w:w="100"/>
+            <w:tcMar>
+              <w:top w:type="dxa" w:w="100"/>
+              <w:left w:type="dxa" w:w="120"/>
+              <w:bottom w:type="dxa" w:w="100"/>
+              <w:right w:type="dxa" w:w="120"/>
             </w:tcMar>
           </w:tcPr>
           <w:p>
@@ -16679,10 +16506,10 @@
           <w:tcPr>
             <w:tcW w:type="dxa" w:w="2706"/>
             <w:tcMar>
-              <w:top w:type="dxa" w:w="80"/>
-              <w:left w:type="dxa" w:w="100"/>
-              <w:bottom w:type="dxa" w:w="80"/>
-              <w:right w:type="dxa" w:w="100"/>
+              <w:top w:type="dxa" w:w="100"/>
+              <w:left w:type="dxa" w:w="120"/>
+              <w:bottom w:type="dxa" w:w="100"/>
+              <w:right w:type="dxa" w:w="120"/>
             </w:tcMar>
           </w:tcPr>
           <w:p>
@@ -16703,10 +16530,10 @@
           <w:tcPr>
             <w:tcW w:type="dxa" w:w="6314"/>
             <w:tcMar>
-              <w:top w:type="dxa" w:w="80"/>
-              <w:left w:type="dxa" w:w="100"/>
-              <w:bottom w:type="dxa" w:w="80"/>
-              <w:right w:type="dxa" w:w="100"/>
+              <w:top w:type="dxa" w:w="100"/>
+              <w:left w:type="dxa" w:w="120"/>
+              <w:bottom w:type="dxa" w:w="100"/>
+              <w:right w:type="dxa" w:w="120"/>
             </w:tcMar>
           </w:tcPr>
           <w:p>
@@ -16728,12 +16555,11 @@
         <w:tc>
           <w:tcPr>
             <w:tcW w:type="dxa" w:w="2706"/>
-            <w:shd w:fill="F3F6FA" w:color="auto" w:val="clear"/>
-            <w:tcMar>
-              <w:top w:type="dxa" w:w="80"/>
-              <w:left w:type="dxa" w:w="100"/>
-              <w:bottom w:type="dxa" w:w="80"/>
-              <w:right w:type="dxa" w:w="100"/>
+            <w:tcMar>
+              <w:top w:type="dxa" w:w="100"/>
+              <w:left w:type="dxa" w:w="120"/>
+              <w:bottom w:type="dxa" w:w="100"/>
+              <w:right w:type="dxa" w:w="120"/>
             </w:tcMar>
           </w:tcPr>
           <w:p>
@@ -16753,12 +16579,11 @@
         <w:tc>
           <w:tcPr>
             <w:tcW w:type="dxa" w:w="6314"/>
-            <w:shd w:fill="F3F6FA" w:color="auto" w:val="clear"/>
-            <w:tcMar>
-              <w:top w:type="dxa" w:w="80"/>
-              <w:left w:type="dxa" w:w="100"/>
-              <w:bottom w:type="dxa" w:w="80"/>
-              <w:right w:type="dxa" w:w="100"/>
+            <w:tcMar>
+              <w:top w:type="dxa" w:w="100"/>
+              <w:left w:type="dxa" w:w="120"/>
+              <w:bottom w:type="dxa" w:w="100"/>
+              <w:right w:type="dxa" w:w="120"/>
             </w:tcMar>
           </w:tcPr>
           <w:p>
@@ -16781,10 +16606,10 @@
           <w:tcPr>
             <w:tcW w:type="dxa" w:w="2706"/>
             <w:tcMar>
-              <w:top w:type="dxa" w:w="80"/>
-              <w:left w:type="dxa" w:w="100"/>
-              <w:bottom w:type="dxa" w:w="80"/>
-              <w:right w:type="dxa" w:w="100"/>
+              <w:top w:type="dxa" w:w="100"/>
+              <w:left w:type="dxa" w:w="120"/>
+              <w:bottom w:type="dxa" w:w="100"/>
+              <w:right w:type="dxa" w:w="120"/>
             </w:tcMar>
           </w:tcPr>
           <w:p>
@@ -16805,10 +16630,10 @@
           <w:tcPr>
             <w:tcW w:type="dxa" w:w="6314"/>
             <w:tcMar>
-              <w:top w:type="dxa" w:w="80"/>
-              <w:left w:type="dxa" w:w="100"/>
-              <w:bottom w:type="dxa" w:w="80"/>
-              <w:right w:type="dxa" w:w="100"/>
+              <w:top w:type="dxa" w:w="100"/>
+              <w:left w:type="dxa" w:w="120"/>
+              <w:bottom w:type="dxa" w:w="100"/>
+              <w:right w:type="dxa" w:w="120"/>
             </w:tcMar>
           </w:tcPr>
           <w:p>
@@ -16830,12 +16655,11 @@
         <w:tc>
           <w:tcPr>
             <w:tcW w:type="dxa" w:w="2706"/>
-            <w:shd w:fill="F3F6FA" w:color="auto" w:val="clear"/>
-            <w:tcMar>
-              <w:top w:type="dxa" w:w="80"/>
-              <w:left w:type="dxa" w:w="100"/>
-              <w:bottom w:type="dxa" w:w="80"/>
-              <w:right w:type="dxa" w:w="100"/>
+            <w:tcMar>
+              <w:top w:type="dxa" w:w="100"/>
+              <w:left w:type="dxa" w:w="120"/>
+              <w:bottom w:type="dxa" w:w="100"/>
+              <w:right w:type="dxa" w:w="120"/>
             </w:tcMar>
           </w:tcPr>
           <w:p>
@@ -16855,12 +16679,11 @@
         <w:tc>
           <w:tcPr>
             <w:tcW w:type="dxa" w:w="6314"/>
-            <w:shd w:fill="F3F6FA" w:color="auto" w:val="clear"/>
-            <w:tcMar>
-              <w:top w:type="dxa" w:w="80"/>
-              <w:left w:type="dxa" w:w="100"/>
-              <w:bottom w:type="dxa" w:w="80"/>
-              <w:right w:type="dxa" w:w="100"/>
+            <w:tcMar>
+              <w:top w:type="dxa" w:w="100"/>
+              <w:left w:type="dxa" w:w="120"/>
+              <w:bottom w:type="dxa" w:w="100"/>
+              <w:right w:type="dxa" w:w="120"/>
             </w:tcMar>
           </w:tcPr>
           <w:p>
@@ -16881,14 +16704,14 @@
     </w:tbl>
     <w:p>
       <w:pPr>
-        <w:spacing w:after="160"/>
+        <w:spacing w:after="240"/>
       </w:pPr>
     </w:p>
     <w:p>
       <w:pPr>
         <w:pStyle w:val="Heading1"/>
         <w:pageBreakBefore/>
-        <w:spacing w:after="200" w:before="360"/>
+        <w:spacing w:after="280" w:before="480"/>
       </w:pPr>
       <w:r>
         <w:rPr>
@@ -16904,7 +16727,7 @@
     </w:p>
     <w:p>
       <w:pPr>
-        <w:spacing w:after="120" w:line="300"/>
+        <w:spacing w:after="180" w:line="320"/>
       </w:pPr>
       <w:r>
         <w:rPr>
@@ -16919,12 +16742,12 @@
       <w:tblPr>
         <w:tblW w:type="dxa" w:w="9020"/>
         <w:tblBorders>
-          <w:top w:val="single" w:color="auto" w:sz="4"/>
-          <w:left w:val="single" w:color="auto" w:sz="4"/>
-          <w:bottom w:val="single" w:color="auto" w:sz="4"/>
-          <w:right w:val="single" w:color="auto" w:sz="4"/>
-          <w:insideH w:val="single" w:color="auto" w:sz="4"/>
-          <w:insideV w:val="single" w:color="auto" w:sz="4"/>
+          <w:top w:val="single" w:color="000000" w:sz="4"/>
+          <w:left w:val="single" w:color="000000" w:sz="4"/>
+          <w:bottom w:val="single" w:color="000000" w:sz="4"/>
+          <w:right w:val="single" w:color="000000" w:sz="4"/>
+          <w:insideH w:val="single" w:color="000000" w:sz="4"/>
+          <w:insideV w:val="single" w:color="000000" w:sz="4"/>
         </w:tblBorders>
       </w:tblPr>
       <w:tblGrid>
@@ -16939,12 +16762,11 @@
         <w:tc>
           <w:tcPr>
             <w:tcW w:type="dxa" w:w="3067"/>
-            <w:shd w:fill="EAEFF5" w:color="auto" w:val="clear"/>
-            <w:tcMar>
-              <w:top w:type="dxa" w:w="80"/>
-              <w:left w:type="dxa" w:w="100"/>
-              <w:bottom w:type="dxa" w:w="80"/>
-              <w:right w:type="dxa" w:w="100"/>
+            <w:tcMar>
+              <w:top w:type="dxa" w:w="100"/>
+              <w:left w:type="dxa" w:w="120"/>
+              <w:bottom w:type="dxa" w:w="100"/>
+              <w:right w:type="dxa" w:w="120"/>
             </w:tcMar>
           </w:tcPr>
           <w:p>
@@ -16967,12 +16789,11 @@
         <w:tc>
           <w:tcPr>
             <w:tcW w:type="dxa" w:w="2706"/>
-            <w:shd w:fill="EAEFF5" w:color="auto" w:val="clear"/>
-            <w:tcMar>
-              <w:top w:type="dxa" w:w="80"/>
-              <w:left w:type="dxa" w:w="100"/>
-              <w:bottom w:type="dxa" w:w="80"/>
-              <w:right w:type="dxa" w:w="100"/>
+            <w:tcMar>
+              <w:top w:type="dxa" w:w="100"/>
+              <w:left w:type="dxa" w:w="120"/>
+              <w:bottom w:type="dxa" w:w="100"/>
+              <w:right w:type="dxa" w:w="120"/>
             </w:tcMar>
           </w:tcPr>
           <w:p>
@@ -16995,12 +16816,11 @@
         <w:tc>
           <w:tcPr>
             <w:tcW w:type="dxa" w:w="3247"/>
-            <w:shd w:fill="EAEFF5" w:color="auto" w:val="clear"/>
-            <w:tcMar>
-              <w:top w:type="dxa" w:w="80"/>
-              <w:left w:type="dxa" w:w="100"/>
-              <w:bottom w:type="dxa" w:w="80"/>
-              <w:right w:type="dxa" w:w="100"/>
+            <w:tcMar>
+              <w:top w:type="dxa" w:w="100"/>
+              <w:left w:type="dxa" w:w="120"/>
+              <w:bottom w:type="dxa" w:w="100"/>
+              <w:right w:type="dxa" w:w="120"/>
             </w:tcMar>
           </w:tcPr>
           <w:p>
@@ -17026,10 +16846,10 @@
           <w:tcPr>
             <w:tcW w:type="dxa" w:w="3067"/>
             <w:tcMar>
-              <w:top w:type="dxa" w:w="80"/>
-              <w:left w:type="dxa" w:w="100"/>
-              <w:bottom w:type="dxa" w:w="80"/>
-              <w:right w:type="dxa" w:w="100"/>
+              <w:top w:type="dxa" w:w="100"/>
+              <w:left w:type="dxa" w:w="120"/>
+              <w:bottom w:type="dxa" w:w="100"/>
+              <w:right w:type="dxa" w:w="120"/>
             </w:tcMar>
           </w:tcPr>
           <w:p>
@@ -17050,10 +16870,10 @@
           <w:tcPr>
             <w:tcW w:type="dxa" w:w="2706"/>
             <w:tcMar>
-              <w:top w:type="dxa" w:w="80"/>
-              <w:left w:type="dxa" w:w="100"/>
-              <w:bottom w:type="dxa" w:w="80"/>
-              <w:right w:type="dxa" w:w="100"/>
+              <w:top w:type="dxa" w:w="100"/>
+              <w:left w:type="dxa" w:w="120"/>
+              <w:bottom w:type="dxa" w:w="100"/>
+              <w:right w:type="dxa" w:w="120"/>
             </w:tcMar>
           </w:tcPr>
           <w:p>
@@ -17074,10 +16894,10 @@
           <w:tcPr>
             <w:tcW w:type="dxa" w:w="3247"/>
             <w:tcMar>
-              <w:top w:type="dxa" w:w="80"/>
-              <w:left w:type="dxa" w:w="100"/>
-              <w:bottom w:type="dxa" w:w="80"/>
-              <w:right w:type="dxa" w:w="100"/>
+              <w:top w:type="dxa" w:w="100"/>
+              <w:left w:type="dxa" w:w="120"/>
+              <w:bottom w:type="dxa" w:w="100"/>
+              <w:right w:type="dxa" w:w="120"/>
             </w:tcMar>
           </w:tcPr>
           <w:p>
@@ -17099,12 +16919,11 @@
         <w:tc>
           <w:tcPr>
             <w:tcW w:type="dxa" w:w="3067"/>
-            <w:shd w:fill="F3F6FA" w:color="auto" w:val="clear"/>
-            <w:tcMar>
-              <w:top w:type="dxa" w:w="80"/>
-              <w:left w:type="dxa" w:w="100"/>
-              <w:bottom w:type="dxa" w:w="80"/>
-              <w:right w:type="dxa" w:w="100"/>
+            <w:tcMar>
+              <w:top w:type="dxa" w:w="100"/>
+              <w:left w:type="dxa" w:w="120"/>
+              <w:bottom w:type="dxa" w:w="100"/>
+              <w:right w:type="dxa" w:w="120"/>
             </w:tcMar>
           </w:tcPr>
           <w:p>
@@ -17124,12 +16943,11 @@
         <w:tc>
           <w:tcPr>
             <w:tcW w:type="dxa" w:w="2706"/>
-            <w:shd w:fill="F3F6FA" w:color="auto" w:val="clear"/>
-            <w:tcMar>
-              <w:top w:type="dxa" w:w="80"/>
-              <w:left w:type="dxa" w:w="100"/>
-              <w:bottom w:type="dxa" w:w="80"/>
-              <w:right w:type="dxa" w:w="100"/>
+            <w:tcMar>
+              <w:top w:type="dxa" w:w="100"/>
+              <w:left w:type="dxa" w:w="120"/>
+              <w:bottom w:type="dxa" w:w="100"/>
+              <w:right w:type="dxa" w:w="120"/>
             </w:tcMar>
           </w:tcPr>
           <w:p>
@@ -17149,12 +16967,11 @@
         <w:tc>
           <w:tcPr>
             <w:tcW w:type="dxa" w:w="3247"/>
-            <w:shd w:fill="F3F6FA" w:color="auto" w:val="clear"/>
-            <w:tcMar>
-              <w:top w:type="dxa" w:w="80"/>
-              <w:left w:type="dxa" w:w="100"/>
-              <w:bottom w:type="dxa" w:w="80"/>
-              <w:right w:type="dxa" w:w="100"/>
+            <w:tcMar>
+              <w:top w:type="dxa" w:w="100"/>
+              <w:left w:type="dxa" w:w="120"/>
+              <w:bottom w:type="dxa" w:w="100"/>
+              <w:right w:type="dxa" w:w="120"/>
             </w:tcMar>
           </w:tcPr>
           <w:p>
@@ -17177,10 +16994,10 @@
           <w:tcPr>
             <w:tcW w:type="dxa" w:w="3067"/>
             <w:tcMar>
-              <w:top w:type="dxa" w:w="80"/>
-              <w:left w:type="dxa" w:w="100"/>
-              <w:bottom w:type="dxa" w:w="80"/>
-              <w:right w:type="dxa" w:w="100"/>
+              <w:top w:type="dxa" w:w="100"/>
+              <w:left w:type="dxa" w:w="120"/>
+              <w:bottom w:type="dxa" w:w="100"/>
+              <w:right w:type="dxa" w:w="120"/>
             </w:tcMar>
           </w:tcPr>
           <w:p>
@@ -17201,10 +17018,10 @@
           <w:tcPr>
             <w:tcW w:type="dxa" w:w="2706"/>
             <w:tcMar>
-              <w:top w:type="dxa" w:w="80"/>
-              <w:left w:type="dxa" w:w="100"/>
-              <w:bottom w:type="dxa" w:w="80"/>
-              <w:right w:type="dxa" w:w="100"/>
+              <w:top w:type="dxa" w:w="100"/>
+              <w:left w:type="dxa" w:w="120"/>
+              <w:bottom w:type="dxa" w:w="100"/>
+              <w:right w:type="dxa" w:w="120"/>
             </w:tcMar>
           </w:tcPr>
           <w:p>
@@ -17225,10 +17042,10 @@
           <w:tcPr>
             <w:tcW w:type="dxa" w:w="3247"/>
             <w:tcMar>
-              <w:top w:type="dxa" w:w="80"/>
-              <w:left w:type="dxa" w:w="100"/>
-              <w:bottom w:type="dxa" w:w="80"/>
-              <w:right w:type="dxa" w:w="100"/>
+              <w:top w:type="dxa" w:w="100"/>
+              <w:left w:type="dxa" w:w="120"/>
+              <w:bottom w:type="dxa" w:w="100"/>
+              <w:right w:type="dxa" w:w="120"/>
             </w:tcMar>
           </w:tcPr>
           <w:p>
@@ -17250,12 +17067,11 @@
         <w:tc>
           <w:tcPr>
             <w:tcW w:type="dxa" w:w="3067"/>
-            <w:shd w:fill="F3F6FA" w:color="auto" w:val="clear"/>
-            <w:tcMar>
-              <w:top w:type="dxa" w:w="80"/>
-              <w:left w:type="dxa" w:w="100"/>
-              <w:bottom w:type="dxa" w:w="80"/>
-              <w:right w:type="dxa" w:w="100"/>
+            <w:tcMar>
+              <w:top w:type="dxa" w:w="100"/>
+              <w:left w:type="dxa" w:w="120"/>
+              <w:bottom w:type="dxa" w:w="100"/>
+              <w:right w:type="dxa" w:w="120"/>
             </w:tcMar>
           </w:tcPr>
           <w:p>
@@ -17275,12 +17091,11 @@
         <w:tc>
           <w:tcPr>
             <w:tcW w:type="dxa" w:w="2706"/>
-            <w:shd w:fill="F3F6FA" w:color="auto" w:val="clear"/>
-            <w:tcMar>
-              <w:top w:type="dxa" w:w="80"/>
-              <w:left w:type="dxa" w:w="100"/>
-              <w:bottom w:type="dxa" w:w="80"/>
-              <w:right w:type="dxa" w:w="100"/>
+            <w:tcMar>
+              <w:top w:type="dxa" w:w="100"/>
+              <w:left w:type="dxa" w:w="120"/>
+              <w:bottom w:type="dxa" w:w="100"/>
+              <w:right w:type="dxa" w:w="120"/>
             </w:tcMar>
           </w:tcPr>
           <w:p>
@@ -17300,12 +17115,11 @@
         <w:tc>
           <w:tcPr>
             <w:tcW w:type="dxa" w:w="3247"/>
-            <w:shd w:fill="F3F6FA" w:color="auto" w:val="clear"/>
-            <w:tcMar>
-              <w:top w:type="dxa" w:w="80"/>
-              <w:left w:type="dxa" w:w="100"/>
-              <w:bottom w:type="dxa" w:w="80"/>
-              <w:right w:type="dxa" w:w="100"/>
+            <w:tcMar>
+              <w:top w:type="dxa" w:w="100"/>
+              <w:left w:type="dxa" w:w="120"/>
+              <w:bottom w:type="dxa" w:w="100"/>
+              <w:right w:type="dxa" w:w="120"/>
             </w:tcMar>
           </w:tcPr>
           <w:p>
@@ -17328,10 +17142,10 @@
           <w:tcPr>
             <w:tcW w:type="dxa" w:w="3067"/>
             <w:tcMar>
-              <w:top w:type="dxa" w:w="80"/>
-              <w:left w:type="dxa" w:w="100"/>
-              <w:bottom w:type="dxa" w:w="80"/>
-              <w:right w:type="dxa" w:w="100"/>
+              <w:top w:type="dxa" w:w="100"/>
+              <w:left w:type="dxa" w:w="120"/>
+              <w:bottom w:type="dxa" w:w="100"/>
+              <w:right w:type="dxa" w:w="120"/>
             </w:tcMar>
           </w:tcPr>
           <w:p>
@@ -17352,10 +17166,10 @@
           <w:tcPr>
             <w:tcW w:type="dxa" w:w="2706"/>
             <w:tcMar>
-              <w:top w:type="dxa" w:w="80"/>
-              <w:left w:type="dxa" w:w="100"/>
-              <w:bottom w:type="dxa" w:w="80"/>
-              <w:right w:type="dxa" w:w="100"/>
+              <w:top w:type="dxa" w:w="100"/>
+              <w:left w:type="dxa" w:w="120"/>
+              <w:bottom w:type="dxa" w:w="100"/>
+              <w:right w:type="dxa" w:w="120"/>
             </w:tcMar>
           </w:tcPr>
           <w:p>
@@ -17376,10 +17190,10 @@
           <w:tcPr>
             <w:tcW w:type="dxa" w:w="3247"/>
             <w:tcMar>
-              <w:top w:type="dxa" w:w="80"/>
-              <w:left w:type="dxa" w:w="100"/>
-              <w:bottom w:type="dxa" w:w="80"/>
-              <w:right w:type="dxa" w:w="100"/>
+              <w:top w:type="dxa" w:w="100"/>
+              <w:left w:type="dxa" w:w="120"/>
+              <w:bottom w:type="dxa" w:w="100"/>
+              <w:right w:type="dxa" w:w="120"/>
             </w:tcMar>
           </w:tcPr>
           <w:p>
@@ -17400,14 +17214,14 @@
     </w:tbl>
     <w:p>
       <w:pPr>
-        <w:spacing w:after="160"/>
+        <w:spacing w:after="240"/>
       </w:pPr>
     </w:p>
     <w:p>
       <w:pPr>
         <w:pStyle w:val="Heading1"/>
         <w:pageBreakBefore/>
-        <w:spacing w:after="200" w:before="360"/>
+        <w:spacing w:after="280" w:before="480"/>
       </w:pPr>
       <w:r>
         <w:rPr>
@@ -17423,7 +17237,7 @@
     </w:p>
     <w:p>
       <w:pPr>
-        <w:spacing w:after="120" w:line="300"/>
+        <w:spacing w:after="180" w:line="320"/>
       </w:pPr>
       <w:r>
         <w:rPr>
@@ -17438,12 +17252,12 @@
       <w:tblPr>
         <w:tblW w:type="dxa" w:w="9020"/>
         <w:tblBorders>
-          <w:top w:val="single" w:color="auto" w:sz="4"/>
-          <w:left w:val="single" w:color="auto" w:sz="4"/>
-          <w:bottom w:val="single" w:color="auto" w:sz="4"/>
-          <w:right w:val="single" w:color="auto" w:sz="4"/>
-          <w:insideH w:val="single" w:color="auto" w:sz="4"/>
-          <w:insideV w:val="single" w:color="auto" w:sz="4"/>
+          <w:top w:val="single" w:color="000000" w:sz="4"/>
+          <w:left w:val="single" w:color="000000" w:sz="4"/>
+          <w:bottom w:val="single" w:color="000000" w:sz="4"/>
+          <w:right w:val="single" w:color="000000" w:sz="4"/>
+          <w:insideH w:val="single" w:color="000000" w:sz="4"/>
+          <w:insideV w:val="single" w:color="000000" w:sz="4"/>
         </w:tblBorders>
       </w:tblPr>
       <w:tblGrid>
@@ -17457,12 +17271,11 @@
         <w:tc>
           <w:tcPr>
             <w:tcW w:type="dxa" w:w="3788"/>
-            <w:shd w:fill="EAEFF5" w:color="auto" w:val="clear"/>
-            <w:tcMar>
-              <w:top w:type="dxa" w:w="80"/>
-              <w:left w:type="dxa" w:w="100"/>
-              <w:bottom w:type="dxa" w:w="80"/>
-              <w:right w:type="dxa" w:w="100"/>
+            <w:tcMar>
+              <w:top w:type="dxa" w:w="100"/>
+              <w:left w:type="dxa" w:w="120"/>
+              <w:bottom w:type="dxa" w:w="100"/>
+              <w:right w:type="dxa" w:w="120"/>
             </w:tcMar>
           </w:tcPr>
           <w:p>
@@ -17485,12 +17298,11 @@
         <w:tc>
           <w:tcPr>
             <w:tcW w:type="dxa" w:w="5232"/>
-            <w:shd w:fill="EAEFF5" w:color="auto" w:val="clear"/>
-            <w:tcMar>
-              <w:top w:type="dxa" w:w="80"/>
-              <w:left w:type="dxa" w:w="100"/>
-              <w:bottom w:type="dxa" w:w="80"/>
-              <w:right w:type="dxa" w:w="100"/>
+            <w:tcMar>
+              <w:top w:type="dxa" w:w="100"/>
+              <w:left w:type="dxa" w:w="120"/>
+              <w:bottom w:type="dxa" w:w="100"/>
+              <w:right w:type="dxa" w:w="120"/>
             </w:tcMar>
           </w:tcPr>
           <w:p>
@@ -17516,10 +17328,10 @@
           <w:tcPr>
             <w:tcW w:type="dxa" w:w="3788"/>
             <w:tcMar>
-              <w:top w:type="dxa" w:w="80"/>
-              <w:left w:type="dxa" w:w="100"/>
-              <w:bottom w:type="dxa" w:w="80"/>
-              <w:right w:type="dxa" w:w="100"/>
+              <w:top w:type="dxa" w:w="100"/>
+              <w:left w:type="dxa" w:w="120"/>
+              <w:bottom w:type="dxa" w:w="100"/>
+              <w:right w:type="dxa" w:w="120"/>
             </w:tcMar>
           </w:tcPr>
           <w:p>
@@ -17540,10 +17352,10 @@
           <w:tcPr>
             <w:tcW w:type="dxa" w:w="5232"/>
             <w:tcMar>
-              <w:top w:type="dxa" w:w="80"/>
-              <w:left w:type="dxa" w:w="100"/>
-              <w:bottom w:type="dxa" w:w="80"/>
-              <w:right w:type="dxa" w:w="100"/>
+              <w:top w:type="dxa" w:w="100"/>
+              <w:left w:type="dxa" w:w="120"/>
+              <w:bottom w:type="dxa" w:w="100"/>
+              <w:right w:type="dxa" w:w="120"/>
             </w:tcMar>
           </w:tcPr>
           <w:p>
@@ -17565,12 +17377,11 @@
         <w:tc>
           <w:tcPr>
             <w:tcW w:type="dxa" w:w="3788"/>
-            <w:shd w:fill="F3F6FA" w:color="auto" w:val="clear"/>
-            <w:tcMar>
-              <w:top w:type="dxa" w:w="80"/>
-              <w:left w:type="dxa" w:w="100"/>
-              <w:bottom w:type="dxa" w:w="80"/>
-              <w:right w:type="dxa" w:w="100"/>
+            <w:tcMar>
+              <w:top w:type="dxa" w:w="100"/>
+              <w:left w:type="dxa" w:w="120"/>
+              <w:bottom w:type="dxa" w:w="100"/>
+              <w:right w:type="dxa" w:w="120"/>
             </w:tcMar>
           </w:tcPr>
           <w:p>
@@ -17590,12 +17401,11 @@
         <w:tc>
           <w:tcPr>
             <w:tcW w:type="dxa" w:w="5232"/>
-            <w:shd w:fill="F3F6FA" w:color="auto" w:val="clear"/>
-            <w:tcMar>
-              <w:top w:type="dxa" w:w="80"/>
-              <w:left w:type="dxa" w:w="100"/>
-              <w:bottom w:type="dxa" w:w="80"/>
-              <w:right w:type="dxa" w:w="100"/>
+            <w:tcMar>
+              <w:top w:type="dxa" w:w="100"/>
+              <w:left w:type="dxa" w:w="120"/>
+              <w:bottom w:type="dxa" w:w="100"/>
+              <w:right w:type="dxa" w:w="120"/>
             </w:tcMar>
           </w:tcPr>
           <w:p>
@@ -17618,10 +17428,10 @@
           <w:tcPr>
             <w:tcW w:type="dxa" w:w="3788"/>
             <w:tcMar>
-              <w:top w:type="dxa" w:w="80"/>
-              <w:left w:type="dxa" w:w="100"/>
-              <w:bottom w:type="dxa" w:w="80"/>
-              <w:right w:type="dxa" w:w="100"/>
+              <w:top w:type="dxa" w:w="100"/>
+              <w:left w:type="dxa" w:w="120"/>
+              <w:bottom w:type="dxa" w:w="100"/>
+              <w:right w:type="dxa" w:w="120"/>
             </w:tcMar>
           </w:tcPr>
           <w:p>
@@ -17642,10 +17452,10 @@
           <w:tcPr>
             <w:tcW w:type="dxa" w:w="5232"/>
             <w:tcMar>
-              <w:top w:type="dxa" w:w="80"/>
-              <w:left w:type="dxa" w:w="100"/>
-              <w:bottom w:type="dxa" w:w="80"/>
-              <w:right w:type="dxa" w:w="100"/>
+              <w:top w:type="dxa" w:w="100"/>
+              <w:left w:type="dxa" w:w="120"/>
+              <w:bottom w:type="dxa" w:w="100"/>
+              <w:right w:type="dxa" w:w="120"/>
             </w:tcMar>
           </w:tcPr>
           <w:p>
@@ -17667,12 +17477,11 @@
         <w:tc>
           <w:tcPr>
             <w:tcW w:type="dxa" w:w="3788"/>
-            <w:shd w:fill="F3F6FA" w:color="auto" w:val="clear"/>
-            <w:tcMar>
-              <w:top w:type="dxa" w:w="80"/>
-              <w:left w:type="dxa" w:w="100"/>
-              <w:bottom w:type="dxa" w:w="80"/>
-              <w:right w:type="dxa" w:w="100"/>
+            <w:tcMar>
+              <w:top w:type="dxa" w:w="100"/>
+              <w:left w:type="dxa" w:w="120"/>
+              <w:bottom w:type="dxa" w:w="100"/>
+              <w:right w:type="dxa" w:w="120"/>
             </w:tcMar>
           </w:tcPr>
           <w:p>
@@ -17692,12 +17501,11 @@
         <w:tc>
           <w:tcPr>
             <w:tcW w:type="dxa" w:w="5232"/>
-            <w:shd w:fill="F3F6FA" w:color="auto" w:val="clear"/>
-            <w:tcMar>
-              <w:top w:type="dxa" w:w="80"/>
-              <w:left w:type="dxa" w:w="100"/>
-              <w:bottom w:type="dxa" w:w="80"/>
-              <w:right w:type="dxa" w:w="100"/>
+            <w:tcMar>
+              <w:top w:type="dxa" w:w="100"/>
+              <w:left w:type="dxa" w:w="120"/>
+              <w:bottom w:type="dxa" w:w="100"/>
+              <w:right w:type="dxa" w:w="120"/>
             </w:tcMar>
           </w:tcPr>
           <w:p>
@@ -17720,10 +17528,10 @@
           <w:tcPr>
             <w:tcW w:type="dxa" w:w="3788"/>
             <w:tcMar>
-              <w:top w:type="dxa" w:w="80"/>
-              <w:left w:type="dxa" w:w="100"/>
-              <w:bottom w:type="dxa" w:w="80"/>
-              <w:right w:type="dxa" w:w="100"/>
+              <w:top w:type="dxa" w:w="100"/>
+              <w:left w:type="dxa" w:w="120"/>
+              <w:bottom w:type="dxa" w:w="100"/>
+              <w:right w:type="dxa" w:w="120"/>
             </w:tcMar>
           </w:tcPr>
           <w:p>
@@ -17744,10 +17552,10 @@
           <w:tcPr>
             <w:tcW w:type="dxa" w:w="5232"/>
             <w:tcMar>
-              <w:top w:type="dxa" w:w="80"/>
-              <w:left w:type="dxa" w:w="100"/>
-              <w:bottom w:type="dxa" w:w="80"/>
-              <w:right w:type="dxa" w:w="100"/>
+              <w:top w:type="dxa" w:w="100"/>
+              <w:left w:type="dxa" w:w="120"/>
+              <w:bottom w:type="dxa" w:w="100"/>
+              <w:right w:type="dxa" w:w="120"/>
             </w:tcMar>
           </w:tcPr>
           <w:p>
@@ -17769,12 +17577,11 @@
         <w:tc>
           <w:tcPr>
             <w:tcW w:type="dxa" w:w="3788"/>
-            <w:shd w:fill="F3F6FA" w:color="auto" w:val="clear"/>
-            <w:tcMar>
-              <w:top w:type="dxa" w:w="80"/>
-              <w:left w:type="dxa" w:w="100"/>
-              <w:bottom w:type="dxa" w:w="80"/>
-              <w:right w:type="dxa" w:w="100"/>
+            <w:tcMar>
+              <w:top w:type="dxa" w:w="100"/>
+              <w:left w:type="dxa" w:w="120"/>
+              <w:bottom w:type="dxa" w:w="100"/>
+              <w:right w:type="dxa" w:w="120"/>
             </w:tcMar>
           </w:tcPr>
           <w:p>
@@ -17794,12 +17601,11 @@
         <w:tc>
           <w:tcPr>
             <w:tcW w:type="dxa" w:w="5232"/>
-            <w:shd w:fill="F3F6FA" w:color="auto" w:val="clear"/>
-            <w:tcMar>
-              <w:top w:type="dxa" w:w="80"/>
-              <w:left w:type="dxa" w:w="100"/>
-              <w:bottom w:type="dxa" w:w="80"/>
-              <w:right w:type="dxa" w:w="100"/>
+            <w:tcMar>
+              <w:top w:type="dxa" w:w="100"/>
+              <w:left w:type="dxa" w:w="120"/>
+              <w:bottom w:type="dxa" w:w="100"/>
+              <w:right w:type="dxa" w:w="120"/>
             </w:tcMar>
           </w:tcPr>
           <w:p>
@@ -17822,10 +17628,10 @@
           <w:tcPr>
             <w:tcW w:type="dxa" w:w="3788"/>
             <w:tcMar>
-              <w:top w:type="dxa" w:w="80"/>
-              <w:left w:type="dxa" w:w="100"/>
-              <w:bottom w:type="dxa" w:w="80"/>
-              <w:right w:type="dxa" w:w="100"/>
+              <w:top w:type="dxa" w:w="100"/>
+              <w:left w:type="dxa" w:w="120"/>
+              <w:bottom w:type="dxa" w:w="100"/>
+              <w:right w:type="dxa" w:w="120"/>
             </w:tcMar>
           </w:tcPr>
           <w:p>
@@ -17846,10 +17652,10 @@
           <w:tcPr>
             <w:tcW w:type="dxa" w:w="5232"/>
             <w:tcMar>
-              <w:top w:type="dxa" w:w="80"/>
-              <w:left w:type="dxa" w:w="100"/>
-              <w:bottom w:type="dxa" w:w="80"/>
-              <w:right w:type="dxa" w:w="100"/>
+              <w:top w:type="dxa" w:w="100"/>
+              <w:left w:type="dxa" w:w="120"/>
+              <w:bottom w:type="dxa" w:w="100"/>
+              <w:right w:type="dxa" w:w="120"/>
             </w:tcMar>
           </w:tcPr>
           <w:p>
@@ -17871,12 +17677,11 @@
         <w:tc>
           <w:tcPr>
             <w:tcW w:type="dxa" w:w="3788"/>
-            <w:shd w:fill="F3F6FA" w:color="auto" w:val="clear"/>
-            <w:tcMar>
-              <w:top w:type="dxa" w:w="80"/>
-              <w:left w:type="dxa" w:w="100"/>
-              <w:bottom w:type="dxa" w:w="80"/>
-              <w:right w:type="dxa" w:w="100"/>
+            <w:tcMar>
+              <w:top w:type="dxa" w:w="100"/>
+              <w:left w:type="dxa" w:w="120"/>
+              <w:bottom w:type="dxa" w:w="100"/>
+              <w:right w:type="dxa" w:w="120"/>
             </w:tcMar>
           </w:tcPr>
           <w:p>
@@ -17896,12 +17701,11 @@
         <w:tc>
           <w:tcPr>
             <w:tcW w:type="dxa" w:w="5232"/>
-            <w:shd w:fill="F3F6FA" w:color="auto" w:val="clear"/>
-            <w:tcMar>
-              <w:top w:type="dxa" w:w="80"/>
-              <w:left w:type="dxa" w:w="100"/>
-              <w:bottom w:type="dxa" w:w="80"/>
-              <w:right w:type="dxa" w:w="100"/>
+            <w:tcMar>
+              <w:top w:type="dxa" w:w="100"/>
+              <w:left w:type="dxa" w:w="120"/>
+              <w:bottom w:type="dxa" w:w="100"/>
+              <w:right w:type="dxa" w:w="120"/>
             </w:tcMar>
           </w:tcPr>
           <w:p>
@@ -17924,10 +17728,10 @@
           <w:tcPr>
             <w:tcW w:type="dxa" w:w="3788"/>
             <w:tcMar>
-              <w:top w:type="dxa" w:w="80"/>
-              <w:left w:type="dxa" w:w="100"/>
-              <w:bottom w:type="dxa" w:w="80"/>
-              <w:right w:type="dxa" w:w="100"/>
+              <w:top w:type="dxa" w:w="100"/>
+              <w:left w:type="dxa" w:w="120"/>
+              <w:bottom w:type="dxa" w:w="100"/>
+              <w:right w:type="dxa" w:w="120"/>
             </w:tcMar>
           </w:tcPr>
           <w:p>
@@ -17948,10 +17752,10 @@
           <w:tcPr>
             <w:tcW w:type="dxa" w:w="5232"/>
             <w:tcMar>
-              <w:top w:type="dxa" w:w="80"/>
-              <w:left w:type="dxa" w:w="100"/>
-              <w:bottom w:type="dxa" w:w="80"/>
-              <w:right w:type="dxa" w:w="100"/>
+              <w:top w:type="dxa" w:w="100"/>
+              <w:left w:type="dxa" w:w="120"/>
+              <w:bottom w:type="dxa" w:w="100"/>
+              <w:right w:type="dxa" w:w="120"/>
             </w:tcMar>
           </w:tcPr>
           <w:p>
@@ -17973,12 +17777,11 @@
         <w:tc>
           <w:tcPr>
             <w:tcW w:type="dxa" w:w="3788"/>
-            <w:shd w:fill="F3F6FA" w:color="auto" w:val="clear"/>
-            <w:tcMar>
-              <w:top w:type="dxa" w:w="80"/>
-              <w:left w:type="dxa" w:w="100"/>
-              <w:bottom w:type="dxa" w:w="80"/>
-              <w:right w:type="dxa" w:w="100"/>
+            <w:tcMar>
+              <w:top w:type="dxa" w:w="100"/>
+              <w:left w:type="dxa" w:w="120"/>
+              <w:bottom w:type="dxa" w:w="100"/>
+              <w:right w:type="dxa" w:w="120"/>
             </w:tcMar>
           </w:tcPr>
           <w:p>
@@ -17998,12 +17801,11 @@
         <w:tc>
           <w:tcPr>
             <w:tcW w:type="dxa" w:w="5232"/>
-            <w:shd w:fill="F3F6FA" w:color="auto" w:val="clear"/>
-            <w:tcMar>
-              <w:top w:type="dxa" w:w="80"/>
-              <w:left w:type="dxa" w:w="100"/>
-              <w:bottom w:type="dxa" w:w="80"/>
-              <w:right w:type="dxa" w:w="100"/>
+            <w:tcMar>
+              <w:top w:type="dxa" w:w="100"/>
+              <w:left w:type="dxa" w:w="120"/>
+              <w:bottom w:type="dxa" w:w="100"/>
+              <w:right w:type="dxa" w:w="120"/>
             </w:tcMar>
           </w:tcPr>
           <w:p>
@@ -18026,10 +17828,10 @@
           <w:tcPr>
             <w:tcW w:type="dxa" w:w="3788"/>
             <w:tcMar>
-              <w:top w:type="dxa" w:w="80"/>
-              <w:left w:type="dxa" w:w="100"/>
-              <w:bottom w:type="dxa" w:w="80"/>
-              <w:right w:type="dxa" w:w="100"/>
+              <w:top w:type="dxa" w:w="100"/>
+              <w:left w:type="dxa" w:w="120"/>
+              <w:bottom w:type="dxa" w:w="100"/>
+              <w:right w:type="dxa" w:w="120"/>
             </w:tcMar>
           </w:tcPr>
           <w:p>
@@ -18050,10 +17852,10 @@
           <w:tcPr>
             <w:tcW w:type="dxa" w:w="5232"/>
             <w:tcMar>
-              <w:top w:type="dxa" w:w="80"/>
-              <w:left w:type="dxa" w:w="100"/>
-              <w:bottom w:type="dxa" w:w="80"/>
-              <w:right w:type="dxa" w:w="100"/>
+              <w:top w:type="dxa" w:w="100"/>
+              <w:left w:type="dxa" w:w="120"/>
+              <w:bottom w:type="dxa" w:w="100"/>
+              <w:right w:type="dxa" w:w="120"/>
             </w:tcMar>
           </w:tcPr>
           <w:p>
@@ -18075,12 +17877,11 @@
         <w:tc>
           <w:tcPr>
             <w:tcW w:type="dxa" w:w="3788"/>
-            <w:shd w:fill="F3F6FA" w:color="auto" w:val="clear"/>
-            <w:tcMar>
-              <w:top w:type="dxa" w:w="80"/>
-              <w:left w:type="dxa" w:w="100"/>
-              <w:bottom w:type="dxa" w:w="80"/>
-              <w:right w:type="dxa" w:w="100"/>
+            <w:tcMar>
+              <w:top w:type="dxa" w:w="100"/>
+              <w:left w:type="dxa" w:w="120"/>
+              <w:bottom w:type="dxa" w:w="100"/>
+              <w:right w:type="dxa" w:w="120"/>
             </w:tcMar>
           </w:tcPr>
           <w:p>
@@ -18100,12 +17901,11 @@
         <w:tc>
           <w:tcPr>
             <w:tcW w:type="dxa" w:w="5232"/>
-            <w:shd w:fill="F3F6FA" w:color="auto" w:val="clear"/>
-            <w:tcMar>
-              <w:top w:type="dxa" w:w="80"/>
-              <w:left w:type="dxa" w:w="100"/>
-              <w:bottom w:type="dxa" w:w="80"/>
-              <w:right w:type="dxa" w:w="100"/>
+            <w:tcMar>
+              <w:top w:type="dxa" w:w="100"/>
+              <w:left w:type="dxa" w:w="120"/>
+              <w:bottom w:type="dxa" w:w="100"/>
+              <w:right w:type="dxa" w:w="120"/>
             </w:tcMar>
           </w:tcPr>
           <w:p>
@@ -18128,10 +17928,10 @@
           <w:tcPr>
             <w:tcW w:type="dxa" w:w="3788"/>
             <w:tcMar>
-              <w:top w:type="dxa" w:w="80"/>
-              <w:left w:type="dxa" w:w="100"/>
-              <w:bottom w:type="dxa" w:w="80"/>
-              <w:right w:type="dxa" w:w="100"/>
+              <w:top w:type="dxa" w:w="100"/>
+              <w:left w:type="dxa" w:w="120"/>
+              <w:bottom w:type="dxa" w:w="100"/>
+              <w:right w:type="dxa" w:w="120"/>
             </w:tcMar>
           </w:tcPr>
           <w:p>
@@ -18152,10 +17952,10 @@
           <w:tcPr>
             <w:tcW w:type="dxa" w:w="5232"/>
             <w:tcMar>
-              <w:top w:type="dxa" w:w="80"/>
-              <w:left w:type="dxa" w:w="100"/>
-              <w:bottom w:type="dxa" w:w="80"/>
-              <w:right w:type="dxa" w:w="100"/>
+              <w:top w:type="dxa" w:w="100"/>
+              <w:left w:type="dxa" w:w="120"/>
+              <w:bottom w:type="dxa" w:w="100"/>
+              <w:right w:type="dxa" w:w="120"/>
             </w:tcMar>
           </w:tcPr>
           <w:p>
@@ -18177,12 +17977,11 @@
         <w:tc>
           <w:tcPr>
             <w:tcW w:type="dxa" w:w="3788"/>
-            <w:shd w:fill="F3F6FA" w:color="auto" w:val="clear"/>
-            <w:tcMar>
-              <w:top w:type="dxa" w:w="80"/>
-              <w:left w:type="dxa" w:w="100"/>
-              <w:bottom w:type="dxa" w:w="80"/>
-              <w:right w:type="dxa" w:w="100"/>
+            <w:tcMar>
+              <w:top w:type="dxa" w:w="100"/>
+              <w:left w:type="dxa" w:w="120"/>
+              <w:bottom w:type="dxa" w:w="100"/>
+              <w:right w:type="dxa" w:w="120"/>
             </w:tcMar>
           </w:tcPr>
           <w:p>
@@ -18202,12 +18001,11 @@
         <w:tc>
           <w:tcPr>
             <w:tcW w:type="dxa" w:w="5232"/>
-            <w:shd w:fill="F3F6FA" w:color="auto" w:val="clear"/>
-            <w:tcMar>
-              <w:top w:type="dxa" w:w="80"/>
-              <w:left w:type="dxa" w:w="100"/>
-              <w:bottom w:type="dxa" w:w="80"/>
-              <w:right w:type="dxa" w:w="100"/>
+            <w:tcMar>
+              <w:top w:type="dxa" w:w="100"/>
+              <w:left w:type="dxa" w:w="120"/>
+              <w:bottom w:type="dxa" w:w="100"/>
+              <w:right w:type="dxa" w:w="120"/>
             </w:tcMar>
           </w:tcPr>
           <w:p>
@@ -18230,10 +18028,10 @@
           <w:tcPr>
             <w:tcW w:type="dxa" w:w="3788"/>
             <w:tcMar>
-              <w:top w:type="dxa" w:w="80"/>
-              <w:left w:type="dxa" w:w="100"/>
-              <w:bottom w:type="dxa" w:w="80"/>
-              <w:right w:type="dxa" w:w="100"/>
+              <w:top w:type="dxa" w:w="100"/>
+              <w:left w:type="dxa" w:w="120"/>
+              <w:bottom w:type="dxa" w:w="100"/>
+              <w:right w:type="dxa" w:w="120"/>
             </w:tcMar>
           </w:tcPr>
           <w:p>
@@ -18254,10 +18052,10 @@
           <w:tcPr>
             <w:tcW w:type="dxa" w:w="5232"/>
             <w:tcMar>
-              <w:top w:type="dxa" w:w="80"/>
-              <w:left w:type="dxa" w:w="100"/>
-              <w:bottom w:type="dxa" w:w="80"/>
-              <w:right w:type="dxa" w:w="100"/>
+              <w:top w:type="dxa" w:w="100"/>
+              <w:left w:type="dxa" w:w="120"/>
+              <w:bottom w:type="dxa" w:w="100"/>
+              <w:right w:type="dxa" w:w="120"/>
             </w:tcMar>
           </w:tcPr>
           <w:p>
@@ -18279,12 +18077,11 @@
         <w:tc>
           <w:tcPr>
             <w:tcW w:type="dxa" w:w="3788"/>
-            <w:shd w:fill="F3F6FA" w:color="auto" w:val="clear"/>
-            <w:tcMar>
-              <w:top w:type="dxa" w:w="80"/>
-              <w:left w:type="dxa" w:w="100"/>
-              <w:bottom w:type="dxa" w:w="80"/>
-              <w:right w:type="dxa" w:w="100"/>
+            <w:tcMar>
+              <w:top w:type="dxa" w:w="100"/>
+              <w:left w:type="dxa" w:w="120"/>
+              <w:bottom w:type="dxa" w:w="100"/>
+              <w:right w:type="dxa" w:w="120"/>
             </w:tcMar>
           </w:tcPr>
           <w:p>
@@ -18304,12 +18101,11 @@
         <w:tc>
           <w:tcPr>
             <w:tcW w:type="dxa" w:w="5232"/>
-            <w:shd w:fill="F3F6FA" w:color="auto" w:val="clear"/>
-            <w:tcMar>
-              <w:top w:type="dxa" w:w="80"/>
-              <w:left w:type="dxa" w:w="100"/>
-              <w:bottom w:type="dxa" w:w="80"/>
-              <w:right w:type="dxa" w:w="100"/>
+            <w:tcMar>
+              <w:top w:type="dxa" w:w="100"/>
+              <w:left w:type="dxa" w:w="120"/>
+              <w:bottom w:type="dxa" w:w="100"/>
+              <w:right w:type="dxa" w:w="120"/>
             </w:tcMar>
           </w:tcPr>
           <w:p>
